--- a/desktop_files/2026.docx
+++ b/desktop_files/2026.docx
@@ -1056,6 +1056,11 @@
       </w:r>
     </w:p>
     <w:p>
+      <w:pPr>
+        <w:rPr>
+          <w:rFonts w:hint="eastAsia"/>
+        </w:rPr>
+      </w:pPr>
       <w:proofErr w:type="spellStart"/>
       <w:r>
         <w:rPr>
@@ -1071,24 +1076,24 @@
         <w:t>——chapter3.2 &amp; chapter4.2</w:t>
       </w:r>
     </w:p>
-    <w:p/>
-    <w:p>
-      <w:pPr>
-        <w:rPr>
-          <w:rFonts w:hint="eastAsia"/>
-        </w:rPr>
-      </w:pPr>
-      <w:r>
-        <w:rPr>
-          <w:rFonts w:hint="eastAsia"/>
-        </w:rPr>
-        <w:t>2026.2.</w:t>
-      </w:r>
-      <w:r>
-        <w:rPr>
-          <w:rFonts w:hint="eastAsia"/>
-        </w:rPr>
-        <w:t>20</w:t>
+    <w:p>
+      <w:pPr>
+        <w:rPr>
+          <w:rFonts w:hint="eastAsia"/>
+        </w:rPr>
+      </w:pPr>
+    </w:p>
+    <w:p>
+      <w:pPr>
+        <w:rPr>
+          <w:rFonts w:hint="eastAsia"/>
+        </w:rPr>
+      </w:pPr>
+      <w:r>
+        <w:rPr>
+          <w:rFonts w:hint="eastAsia"/>
+        </w:rPr>
+        <w:t>2026.2.20</w:t>
       </w:r>
     </w:p>
     <w:p>
@@ -1140,18 +1145,35 @@
       </w:pPr>
     </w:p>
     <w:p>
-      <w:pPr>
-        <w:rPr>
-          <w:rFonts w:hint="eastAsia"/>
-        </w:rPr>
-      </w:pPr>
-    </w:p>
-    <w:p>
-      <w:pPr>
-        <w:rPr>
-          <w:rFonts w:hint="eastAsia"/>
-        </w:rPr>
-      </w:pPr>
+      <w:r>
+        <w:rPr>
+          <w:rFonts w:hint="eastAsia"/>
+        </w:rPr>
+        <w:t>2026.2.25</w:t>
+      </w:r>
+    </w:p>
+    <w:p>
+      <w:pPr>
+        <w:rPr>
+          <w:rFonts w:hint="eastAsia"/>
+        </w:rPr>
+      </w:pPr>
+      <w:proofErr w:type="spellStart"/>
+      <w:r>
+        <w:rPr>
+          <w:rFonts w:hint="eastAsia"/>
+          <w:highlight w:val="yellow"/>
+        </w:rPr>
+        <w:t>Bishe</w:t>
+      </w:r>
+      <w:proofErr w:type="spellEnd"/>
+      <w:r>
+        <w:rPr>
+          <w:rFonts w:hint="eastAsia"/>
+          <w:highlight w:val="yellow"/>
+        </w:rPr>
+        <w:t>——RRGS相关所有</w:t>
+      </w:r>
     </w:p>
     <w:sectPr>
       <w:pgSz w:w="11906" w:h="16838"/>

--- a/desktop_files/2026.docx
+++ b/desktop_files/2026.docx
@@ -1145,6 +1145,11 @@
       </w:pPr>
     </w:p>
     <w:p>
+      <w:pPr>
+        <w:rPr>
+          <w:rFonts w:hint="eastAsia"/>
+        </w:rPr>
+      </w:pPr>
       <w:r>
         <w:rPr>
           <w:rFonts w:hint="eastAsia"/>
@@ -1153,11 +1158,6 @@
       </w:r>
     </w:p>
     <w:p>
-      <w:pPr>
-        <w:rPr>
-          <w:rFonts w:hint="eastAsia"/>
-        </w:rPr>
-      </w:pPr>
       <w:proofErr w:type="spellStart"/>
       <w:r>
         <w:rPr>
@@ -1173,6 +1173,52 @@
           <w:highlight w:val="yellow"/>
         </w:rPr>
         <w:t>——RRGS相关所有</w:t>
+      </w:r>
+    </w:p>
+    <w:p/>
+    <w:p>
+      <w:r>
+        <w:rPr>
+          <w:rFonts w:hint="eastAsia"/>
+        </w:rPr>
+        <w:t>2026.2.26</w:t>
+      </w:r>
+    </w:p>
+    <w:p>
+      <w:pPr>
+        <w:rPr>
+          <w:rFonts w:hint="eastAsia"/>
+        </w:rPr>
+      </w:pPr>
+      <w:proofErr w:type="spellStart"/>
+      <w:r>
+        <w:rPr>
+          <w:rFonts w:hint="eastAsia"/>
+          <w:highlight w:val="yellow"/>
+        </w:rPr>
+        <w:t>Bishe</w:t>
+      </w:r>
+      <w:proofErr w:type="spellEnd"/>
+      <w:r>
+        <w:rPr>
+          <w:rFonts w:hint="eastAsia"/>
+          <w:highlight w:val="yellow"/>
+        </w:rPr>
+        <w:t>——R</w:t>
+      </w:r>
+      <w:r>
+        <w:rPr>
+          <w:rFonts w:hint="eastAsia"/>
+          <w:highlight w:val="yellow"/>
+        </w:rPr>
+        <w:t>3DG</w:t>
+      </w:r>
+      <w:r>
+        <w:rPr>
+          <w:rFonts w:hint="eastAsia"/>
+          <w:highlight w:val="yellow"/>
+        </w:rPr>
+        <w:t>相关所有</w:t>
       </w:r>
     </w:p>
     <w:sectPr>

--- a/desktop_files/2026.docx
+++ b/desktop_files/2026.docx
@@ -1158,6 +1158,11 @@
       </w:r>
     </w:p>
     <w:p>
+      <w:pPr>
+        <w:rPr>
+          <w:rFonts w:hint="eastAsia"/>
+        </w:rPr>
+      </w:pPr>
       <w:proofErr w:type="spellStart"/>
       <w:r>
         <w:rPr>
@@ -1175,43 +1180,90 @@
         <w:t>——RRGS相关所有</w:t>
       </w:r>
     </w:p>
+    <w:p>
+      <w:pPr>
+        <w:rPr>
+          <w:rFonts w:hint="eastAsia"/>
+        </w:rPr>
+      </w:pPr>
+    </w:p>
+    <w:p>
+      <w:pPr>
+        <w:rPr>
+          <w:rFonts w:hint="eastAsia"/>
+        </w:rPr>
+      </w:pPr>
+      <w:r>
+        <w:rPr>
+          <w:rFonts w:hint="eastAsia"/>
+        </w:rPr>
+        <w:t>2026.2.26</w:t>
+      </w:r>
+    </w:p>
+    <w:p>
+      <w:proofErr w:type="spellStart"/>
+      <w:r>
+        <w:rPr>
+          <w:rFonts w:hint="eastAsia"/>
+          <w:highlight w:val="yellow"/>
+        </w:rPr>
+        <w:t>Bishe</w:t>
+      </w:r>
+      <w:proofErr w:type="spellEnd"/>
+      <w:r>
+        <w:rPr>
+          <w:rFonts w:hint="eastAsia"/>
+          <w:highlight w:val="yellow"/>
+        </w:rPr>
+        <w:t>——R</w:t>
+      </w:r>
+      <w:r>
+        <w:rPr>
+          <w:rFonts w:hint="eastAsia"/>
+          <w:highlight w:val="yellow"/>
+        </w:rPr>
+        <w:t>3DG</w:t>
+      </w:r>
+      <w:r>
+        <w:rPr>
+          <w:rFonts w:hint="eastAsia"/>
+          <w:highlight w:val="yellow"/>
+        </w:rPr>
+        <w:t>相关所有</w:t>
+      </w:r>
+    </w:p>
     <w:p/>
     <w:p>
       <w:r>
         <w:rPr>
           <w:rFonts w:hint="eastAsia"/>
         </w:rPr>
-        <w:t>2026.2.26</w:t>
-      </w:r>
-    </w:p>
-    <w:p>
-      <w:pPr>
-        <w:rPr>
-          <w:rFonts w:hint="eastAsia"/>
-        </w:rPr>
-      </w:pPr>
-      <w:proofErr w:type="spellStart"/>
-      <w:r>
-        <w:rPr>
-          <w:rFonts w:hint="eastAsia"/>
-          <w:highlight w:val="yellow"/>
-        </w:rPr>
-        <w:t>Bishe</w:t>
-      </w:r>
-      <w:proofErr w:type="spellEnd"/>
-      <w:r>
-        <w:rPr>
-          <w:rFonts w:hint="eastAsia"/>
-          <w:highlight w:val="yellow"/>
-        </w:rPr>
-        <w:t>——R</w:t>
-      </w:r>
-      <w:r>
-        <w:rPr>
-          <w:rFonts w:hint="eastAsia"/>
-          <w:highlight w:val="yellow"/>
-        </w:rPr>
-        <w:t>3DG</w:t>
+        <w:t>2026.2.27</w:t>
+      </w:r>
+    </w:p>
+    <w:p>
+      <w:proofErr w:type="spellStart"/>
+      <w:r>
+        <w:rPr>
+          <w:rFonts w:hint="eastAsia"/>
+          <w:highlight w:val="yellow"/>
+        </w:rPr>
+        <w:t>Bishe</w:t>
+      </w:r>
+      <w:proofErr w:type="spellEnd"/>
+      <w:r>
+        <w:rPr>
+          <w:rFonts w:hint="eastAsia"/>
+          <w:highlight w:val="yellow"/>
+        </w:rPr>
+        <w:t>——</w:t>
+      </w:r>
+      <w:r>
+        <w:rPr>
+          <w:rFonts w:hint="eastAsia"/>
+          <w:highlight w:val="yellow"/>
+        </w:rPr>
+        <w:t>GS-IR</w:t>
       </w:r>
       <w:r>
         <w:rPr>
@@ -1220,6 +1272,14 @@
         </w:rPr>
         <w:t>相关所有</w:t>
       </w:r>
+    </w:p>
+    <w:p/>
+    <w:p>
+      <w:pPr>
+        <w:rPr>
+          <w:rFonts w:hint="eastAsia"/>
+        </w:rPr>
+      </w:pPr>
     </w:p>
     <w:sectPr>
       <w:pgSz w:w="11906" w:h="16838"/>

--- a/desktop_files/2026.docx
+++ b/desktop_files/2026.docx
@@ -18,11 +18,9 @@
           <w:rFonts w:hint="eastAsia"/>
         </w:rPr>
       </w:pPr>
-      <w:proofErr w:type="spellStart"/>
       <w:r>
         <w:t>Bishe</w:t>
       </w:r>
-      <w:proofErr w:type="spellEnd"/>
       <w:r>
         <w:rPr>
           <w:rFonts w:hint="eastAsia"/>
@@ -62,11 +60,9 @@
           <w:rFonts w:hint="eastAsia"/>
         </w:rPr>
       </w:pPr>
-      <w:proofErr w:type="spellStart"/>
       <w:r>
         <w:t>Bishe</w:t>
       </w:r>
-      <w:proofErr w:type="spellEnd"/>
       <w:r>
         <w:rPr>
           <w:rFonts w:hint="eastAsia"/>
@@ -118,7 +114,6 @@
           <w:rFonts w:hint="eastAsia"/>
         </w:rPr>
       </w:pPr>
-      <w:proofErr w:type="spellStart"/>
       <w:r>
         <w:rPr>
           <w:rFonts w:hint="eastAsia"/>
@@ -126,7 +121,6 @@
         </w:rPr>
         <w:t>Bishe</w:t>
       </w:r>
-      <w:proofErr w:type="spellEnd"/>
       <w:r>
         <w:rPr>
           <w:rFonts w:hint="eastAsia"/>
@@ -161,55 +155,212 @@
           <w:rFonts w:hint="eastAsia"/>
         </w:rPr>
       </w:pPr>
-      <w:proofErr w:type="spellStart"/>
+      <w:r>
+        <w:rPr>
+          <w:rFonts w:hint="eastAsia"/>
+        </w:rPr>
+        <w:t>Bishe——chapter2&amp;chapter3</w:t>
+      </w:r>
+    </w:p>
+    <w:p>
+      <w:pPr>
+        <w:rPr>
+          <w:rFonts w:hint="eastAsia"/>
+        </w:rPr>
+      </w:pPr>
+    </w:p>
+    <w:p>
+      <w:pPr>
+        <w:rPr>
+          <w:rFonts w:hint="eastAsia"/>
+        </w:rPr>
+      </w:pPr>
+      <w:r>
+        <w:rPr>
+          <w:rFonts w:hint="eastAsia"/>
+        </w:rPr>
+        <w:t>2026.1.14</w:t>
+      </w:r>
+    </w:p>
+    <w:p>
+      <w:pPr>
+        <w:rPr>
+          <w:rFonts w:hint="eastAsia"/>
+        </w:rPr>
+      </w:pPr>
+      <w:r>
+        <w:rPr>
+          <w:rFonts w:hint="eastAsia"/>
+        </w:rPr>
+        <w:t>Bishe——</w:t>
+      </w:r>
+      <w:r>
+        <w:rPr>
+          <w:rFonts w:hint="eastAsia"/>
+          <w:highlight w:val="yellow"/>
+        </w:rPr>
+        <w:t>chapter2.2</w:t>
+      </w:r>
+      <w:r>
+        <w:rPr>
+          <w:rFonts w:hint="eastAsia"/>
+        </w:rPr>
+        <w:t>&amp;chapter2.3</w:t>
+      </w:r>
+    </w:p>
+    <w:p>
+      <w:pPr>
+        <w:rPr>
+          <w:rFonts w:hint="eastAsia"/>
+        </w:rPr>
+      </w:pPr>
+    </w:p>
+    <w:p>
+      <w:pPr>
+        <w:rPr>
+          <w:rFonts w:hint="eastAsia"/>
+        </w:rPr>
+      </w:pPr>
+      <w:r>
+        <w:rPr>
+          <w:rFonts w:hint="eastAsia"/>
+        </w:rPr>
+        <w:t>2026.1.15</w:t>
+      </w:r>
+    </w:p>
+    <w:p>
+      <w:pPr>
+        <w:rPr>
+          <w:rFonts w:hint="eastAsia"/>
+        </w:rPr>
+      </w:pPr>
+      <w:r>
+        <w:rPr>
+          <w:rFonts w:hint="eastAsia"/>
+          <w:highlight w:val="yellow"/>
+        </w:rPr>
+        <w:t>Bishe——chapter2.3 &amp; 2.4</w:t>
+      </w:r>
+    </w:p>
+    <w:p>
+      <w:pPr>
+        <w:rPr>
+          <w:rFonts w:hint="eastAsia"/>
+        </w:rPr>
+      </w:pPr>
+    </w:p>
+    <w:p>
+      <w:pPr>
+        <w:rPr>
+          <w:rFonts w:hint="eastAsia"/>
+        </w:rPr>
+      </w:pPr>
+      <w:r>
+        <w:rPr>
+          <w:rFonts w:hint="eastAsia"/>
+        </w:rPr>
+        <w:t>2026.1.16</w:t>
+      </w:r>
+    </w:p>
+    <w:p>
+      <w:pPr>
+        <w:rPr>
+          <w:rFonts w:hint="eastAsia"/>
+        </w:rPr>
+      </w:pPr>
+      <w:r>
+        <w:rPr>
+          <w:rFonts w:hint="eastAsia"/>
+          <w:highlight w:val="yellow"/>
+        </w:rPr>
+        <w:t>Bishe——rrgs_gaussian_model</w:t>
+      </w:r>
+    </w:p>
+    <w:p>
+      <w:pPr>
+        <w:rPr>
+          <w:rFonts w:hint="eastAsia"/>
+        </w:rPr>
+      </w:pPr>
+    </w:p>
+    <w:p>
+      <w:pPr>
+        <w:rPr>
+          <w:rFonts w:hint="eastAsia"/>
+        </w:rPr>
+      </w:pPr>
+      <w:r>
+        <w:rPr>
+          <w:rFonts w:hint="eastAsia"/>
+        </w:rPr>
+        <w:t>2026.1.17</w:t>
+      </w:r>
+    </w:p>
+    <w:p>
+      <w:pPr>
+        <w:rPr>
+          <w:rFonts w:hint="eastAsia"/>
+        </w:rPr>
+      </w:pPr>
+      <w:r>
+        <w:rPr>
+          <w:rFonts w:hint="eastAsia"/>
+          <w:highlight w:val="yellow"/>
+        </w:rPr>
+        <w:t>Netease task</w:t>
+      </w:r>
+    </w:p>
+    <w:p>
+      <w:pPr>
+        <w:rPr>
+          <w:rFonts w:hint="eastAsia"/>
+        </w:rPr>
+      </w:pPr>
       <w:r>
         <w:rPr>
           <w:rFonts w:hint="eastAsia"/>
         </w:rPr>
         <w:t>Bishe</w:t>
       </w:r>
-      <w:proofErr w:type="spellEnd"/>
-      <w:r>
-        <w:rPr>
-          <w:rFonts w:hint="eastAsia"/>
-        </w:rPr>
-        <w:t>——chapter2&amp;chapter3</w:t>
-      </w:r>
-    </w:p>
-    <w:p>
-      <w:pPr>
-        <w:rPr>
-          <w:rFonts w:hint="eastAsia"/>
-        </w:rPr>
-      </w:pPr>
-    </w:p>
-    <w:p>
-      <w:pPr>
-        <w:rPr>
-          <w:rFonts w:hint="eastAsia"/>
-        </w:rPr>
-      </w:pPr>
-      <w:r>
-        <w:rPr>
-          <w:rFonts w:hint="eastAsia"/>
-        </w:rPr>
-        <w:t>2026.1.14</w:t>
-      </w:r>
-    </w:p>
-    <w:p>
-      <w:pPr>
-        <w:rPr>
-          <w:rFonts w:hint="eastAsia"/>
-        </w:rPr>
-      </w:pPr>
-      <w:proofErr w:type="spellStart"/>
+      <w:r>
+        <w:rPr>
+          <w:rFonts w:hint="eastAsia"/>
+        </w:rPr>
+        <w:t>——ir progress</w:t>
+      </w:r>
+    </w:p>
+    <w:p>
+      <w:pPr>
+        <w:rPr>
+          <w:rFonts w:hint="eastAsia"/>
+        </w:rPr>
+      </w:pPr>
+    </w:p>
+    <w:p>
+      <w:pPr>
+        <w:rPr>
+          <w:rFonts w:hint="eastAsia"/>
+        </w:rPr>
+      </w:pPr>
+      <w:r>
+        <w:rPr>
+          <w:rFonts w:hint="eastAsia"/>
+        </w:rPr>
+        <w:t>2026.1.18</w:t>
+      </w:r>
+    </w:p>
+    <w:p>
+      <w:pPr>
+        <w:rPr>
+          <w:rFonts w:hint="eastAsia"/>
+        </w:rPr>
+      </w:pPr>
       <w:r>
         <w:rPr>
           <w:rFonts w:hint="eastAsia"/>
         </w:rPr>
         <w:t>Bishe</w:t>
       </w:r>
-      <w:proofErr w:type="spellEnd"/>
       <w:r>
         <w:rPr>
           <w:rFonts w:hint="eastAsia"/>
@@ -221,295 +372,222 @@
           <w:rFonts w:hint="eastAsia"/>
           <w:highlight w:val="yellow"/>
         </w:rPr>
-        <w:t>chapter2.2</w:t>
-      </w:r>
-      <w:r>
-        <w:rPr>
-          <w:rFonts w:hint="eastAsia"/>
-        </w:rPr>
-        <w:t>&amp;chapter2.3</w:t>
-      </w:r>
-    </w:p>
-    <w:p>
-      <w:pPr>
-        <w:rPr>
-          <w:rFonts w:hint="eastAsia"/>
-        </w:rPr>
-      </w:pPr>
-    </w:p>
-    <w:p>
-      <w:pPr>
-        <w:rPr>
-          <w:rFonts w:hint="eastAsia"/>
-        </w:rPr>
-      </w:pPr>
-      <w:r>
-        <w:rPr>
-          <w:rFonts w:hint="eastAsia"/>
-        </w:rPr>
-        <w:t>2026.1.15</w:t>
-      </w:r>
-    </w:p>
-    <w:p>
-      <w:pPr>
-        <w:rPr>
-          <w:rFonts w:hint="eastAsia"/>
-        </w:rPr>
-      </w:pPr>
-      <w:proofErr w:type="spellStart"/>
+        <w:t>ir progress</w:t>
+      </w:r>
+      <w:r>
+        <w:rPr>
+          <w:rFonts w:hint="eastAsia"/>
+        </w:rPr>
+        <w:t xml:space="preserve"> &amp; ssgi progress</w:t>
+      </w:r>
+    </w:p>
+    <w:p>
+      <w:pPr>
+        <w:rPr>
+          <w:rFonts w:hint="eastAsia"/>
+        </w:rPr>
+      </w:pPr>
+    </w:p>
+    <w:p>
+      <w:pPr>
+        <w:rPr>
+          <w:rFonts w:hint="eastAsia"/>
+        </w:rPr>
+      </w:pPr>
+      <w:r>
+        <w:rPr>
+          <w:rFonts w:hint="eastAsia"/>
+        </w:rPr>
+        <w:t>2026.1.20</w:t>
+      </w:r>
+    </w:p>
+    <w:p>
+      <w:pPr>
+        <w:rPr>
+          <w:rFonts w:hint="eastAsia"/>
+        </w:rPr>
+      </w:pPr>
+      <w:r>
+        <w:rPr>
+          <w:rFonts w:hint="eastAsia"/>
+        </w:rPr>
+        <w:t>PPT</w:t>
+      </w:r>
+    </w:p>
+    <w:p>
+      <w:pPr>
+        <w:rPr>
+          <w:rFonts w:hint="eastAsia"/>
+        </w:rPr>
+      </w:pPr>
+      <w:r>
+        <w:rPr>
+          <w:rFonts w:hint="eastAsia"/>
+        </w:rPr>
+        <w:t>Bishe——</w:t>
+      </w:r>
       <w:r>
         <w:rPr>
           <w:rFonts w:hint="eastAsia"/>
           <w:highlight w:val="yellow"/>
         </w:rPr>
-        <w:t>Bishe</w:t>
-      </w:r>
-      <w:proofErr w:type="spellEnd"/>
+        <w:t>ssgi progress</w:t>
+      </w:r>
+      <w:r>
+        <w:rPr>
+          <w:rFonts w:hint="eastAsia"/>
+        </w:rPr>
+        <w:t xml:space="preserve"> &amp; chapter3</w:t>
+      </w:r>
+    </w:p>
+    <w:p>
+      <w:pPr>
+        <w:rPr>
+          <w:rFonts w:hint="eastAsia"/>
+        </w:rPr>
+      </w:pPr>
+    </w:p>
+    <w:p>
+      <w:pPr>
+        <w:rPr>
+          <w:rFonts w:hint="eastAsia"/>
+        </w:rPr>
+      </w:pPr>
+      <w:r>
+        <w:rPr>
+          <w:rFonts w:hint="eastAsia"/>
+        </w:rPr>
+        <w:t>2026.1.</w:t>
+      </w:r>
+      <w:r>
+        <w:rPr>
+          <w:rFonts w:hint="eastAsia"/>
+        </w:rPr>
+        <w:t>21</w:t>
+      </w:r>
+    </w:p>
+    <w:p>
+      <w:pPr>
+        <w:rPr>
+          <w:rFonts w:hint="eastAsia"/>
+        </w:rPr>
+      </w:pPr>
+      <w:r>
+        <w:rPr>
+          <w:rFonts w:hint="eastAsia"/>
+        </w:rPr>
+        <w:t>PPT</w:t>
+      </w:r>
+    </w:p>
+    <w:p>
+      <w:pPr>
+        <w:rPr>
+          <w:rFonts w:hint="eastAsia"/>
+        </w:rPr>
+      </w:pPr>
+      <w:r>
+        <w:rPr>
+          <w:rFonts w:hint="eastAsia"/>
+        </w:rPr>
+        <w:t>Bishe——baking &amp; chapter3</w:t>
+      </w:r>
+    </w:p>
+    <w:p>
+      <w:pPr>
+        <w:rPr>
+          <w:rFonts w:hint="eastAsia"/>
+        </w:rPr>
+      </w:pPr>
+    </w:p>
+    <w:p>
+      <w:pPr>
+        <w:rPr>
+          <w:rFonts w:hint="eastAsia"/>
+        </w:rPr>
+      </w:pPr>
+      <w:r>
+        <w:rPr>
+          <w:rFonts w:hint="eastAsia"/>
+        </w:rPr>
+        <w:t>2026.1.</w:t>
+      </w:r>
+      <w:r>
+        <w:rPr>
+          <w:rFonts w:hint="eastAsia"/>
+        </w:rPr>
+        <w:t>22</w:t>
+      </w:r>
+    </w:p>
+    <w:p>
+      <w:pPr>
+        <w:rPr>
+          <w:rFonts w:hint="eastAsia"/>
+        </w:rPr>
+      </w:pPr>
+      <w:r>
+        <w:rPr>
+          <w:rFonts w:hint="eastAsia"/>
+        </w:rPr>
+        <w:t>PPT</w:t>
+      </w:r>
+    </w:p>
+    <w:p>
+      <w:pPr>
+        <w:rPr>
+          <w:rFonts w:hint="eastAsia"/>
+        </w:rPr>
+      </w:pPr>
+      <w:r>
+        <w:rPr>
+          <w:rFonts w:hint="eastAsia"/>
+        </w:rPr>
+        <w:t>Bishe——chapter3 &amp; chapter4</w:t>
+      </w:r>
+    </w:p>
+    <w:p>
+      <w:pPr>
+        <w:rPr>
+          <w:rFonts w:hint="eastAsia"/>
+        </w:rPr>
+      </w:pPr>
+    </w:p>
+    <w:p>
+      <w:pPr>
+        <w:rPr>
+          <w:rFonts w:hint="eastAsia"/>
+        </w:rPr>
+      </w:pPr>
+    </w:p>
+    <w:p>
+      <w:pPr>
+        <w:rPr>
+          <w:rFonts w:hint="eastAsia"/>
+        </w:rPr>
+      </w:pPr>
+      <w:r>
+        <w:rPr>
+          <w:rFonts w:hint="eastAsia"/>
+        </w:rPr>
+        <w:t>2026.1.</w:t>
+      </w:r>
+      <w:r>
+        <w:rPr>
+          <w:rFonts w:hint="eastAsia"/>
+        </w:rPr>
+        <w:t>23</w:t>
+      </w:r>
+    </w:p>
+    <w:p>
+      <w:pPr>
+        <w:rPr>
+          <w:rFonts w:hint="eastAsia"/>
+        </w:rPr>
+      </w:pPr>
       <w:r>
         <w:rPr>
           <w:rFonts w:hint="eastAsia"/>
           <w:highlight w:val="yellow"/>
         </w:rPr>
-        <w:t>——chapter2.3 &amp; 2.4</w:t>
-      </w:r>
-    </w:p>
-    <w:p>
-      <w:pPr>
-        <w:rPr>
-          <w:rFonts w:hint="eastAsia"/>
-        </w:rPr>
-      </w:pPr>
-    </w:p>
-    <w:p>
-      <w:pPr>
-        <w:rPr>
-          <w:rFonts w:hint="eastAsia"/>
-        </w:rPr>
-      </w:pPr>
-      <w:r>
-        <w:rPr>
-          <w:rFonts w:hint="eastAsia"/>
-        </w:rPr>
-        <w:t>2026.1.16</w:t>
-      </w:r>
-    </w:p>
-    <w:p>
-      <w:pPr>
-        <w:rPr>
-          <w:rFonts w:hint="eastAsia"/>
-        </w:rPr>
-      </w:pPr>
-      <w:proofErr w:type="spellStart"/>
-      <w:r>
-        <w:rPr>
-          <w:rFonts w:hint="eastAsia"/>
-          <w:highlight w:val="yellow"/>
-        </w:rPr>
-        <w:t>Bishe</w:t>
-      </w:r>
-      <w:proofErr w:type="spellEnd"/>
-      <w:r>
-        <w:rPr>
-          <w:rFonts w:hint="eastAsia"/>
-          <w:highlight w:val="yellow"/>
-        </w:rPr>
-        <w:t>——</w:t>
-      </w:r>
-      <w:proofErr w:type="spellStart"/>
-      <w:r>
-        <w:rPr>
-          <w:rFonts w:hint="eastAsia"/>
-          <w:highlight w:val="yellow"/>
-        </w:rPr>
-        <w:t>rrgs_gaussian_model</w:t>
-      </w:r>
-      <w:proofErr w:type="spellEnd"/>
-    </w:p>
-    <w:p>
-      <w:pPr>
-        <w:rPr>
-          <w:rFonts w:hint="eastAsia"/>
-        </w:rPr>
-      </w:pPr>
-    </w:p>
-    <w:p>
-      <w:pPr>
-        <w:rPr>
-          <w:rFonts w:hint="eastAsia"/>
-        </w:rPr>
-      </w:pPr>
-      <w:r>
-        <w:rPr>
-          <w:rFonts w:hint="eastAsia"/>
-        </w:rPr>
-        <w:t>2026.1.17</w:t>
-      </w:r>
-    </w:p>
-    <w:p>
-      <w:pPr>
-        <w:rPr>
-          <w:rFonts w:hint="eastAsia"/>
-        </w:rPr>
-      </w:pPr>
-      <w:proofErr w:type="spellStart"/>
-      <w:r>
-        <w:rPr>
-          <w:rFonts w:hint="eastAsia"/>
-          <w:highlight w:val="yellow"/>
-        </w:rPr>
-        <w:t>Netease</w:t>
-      </w:r>
-      <w:proofErr w:type="spellEnd"/>
-      <w:r>
-        <w:rPr>
-          <w:rFonts w:hint="eastAsia"/>
-          <w:highlight w:val="yellow"/>
-        </w:rPr>
-        <w:t xml:space="preserve"> task</w:t>
-      </w:r>
-    </w:p>
-    <w:p>
-      <w:pPr>
-        <w:rPr>
-          <w:rFonts w:hint="eastAsia"/>
-        </w:rPr>
-      </w:pPr>
-      <w:proofErr w:type="spellStart"/>
-      <w:r>
-        <w:rPr>
-          <w:rFonts w:hint="eastAsia"/>
-        </w:rPr>
-        <w:t>Bishe</w:t>
-      </w:r>
-      <w:proofErr w:type="spellEnd"/>
-      <w:r>
-        <w:rPr>
-          <w:rFonts w:hint="eastAsia"/>
-        </w:rPr>
-        <w:t>——</w:t>
-      </w:r>
-      <w:proofErr w:type="spellStart"/>
-      <w:r>
-        <w:rPr>
-          <w:rFonts w:hint="eastAsia"/>
-        </w:rPr>
-        <w:t>ir</w:t>
-      </w:r>
-      <w:proofErr w:type="spellEnd"/>
-      <w:r>
-        <w:rPr>
-          <w:rFonts w:hint="eastAsia"/>
-        </w:rPr>
-        <w:t xml:space="preserve"> progress</w:t>
-      </w:r>
-    </w:p>
-    <w:p>
-      <w:pPr>
-        <w:rPr>
-          <w:rFonts w:hint="eastAsia"/>
-        </w:rPr>
-      </w:pPr>
-    </w:p>
-    <w:p>
-      <w:pPr>
-        <w:rPr>
-          <w:rFonts w:hint="eastAsia"/>
-        </w:rPr>
-      </w:pPr>
-      <w:r>
-        <w:rPr>
-          <w:rFonts w:hint="eastAsia"/>
-        </w:rPr>
-        <w:t>2026.1.18</w:t>
-      </w:r>
-    </w:p>
-    <w:p>
-      <w:pPr>
-        <w:rPr>
-          <w:rFonts w:hint="eastAsia"/>
-        </w:rPr>
-      </w:pPr>
-      <w:proofErr w:type="spellStart"/>
-      <w:r>
-        <w:rPr>
-          <w:rFonts w:hint="eastAsia"/>
-        </w:rPr>
-        <w:t>Bishe</w:t>
-      </w:r>
-      <w:proofErr w:type="spellEnd"/>
-      <w:r>
-        <w:rPr>
-          <w:rFonts w:hint="eastAsia"/>
-        </w:rPr>
-        <w:t>——</w:t>
-      </w:r>
-      <w:proofErr w:type="spellStart"/>
-      <w:r>
-        <w:rPr>
-          <w:rFonts w:hint="eastAsia"/>
-          <w:highlight w:val="yellow"/>
-        </w:rPr>
-        <w:t>ir</w:t>
-      </w:r>
-      <w:proofErr w:type="spellEnd"/>
-      <w:r>
-        <w:rPr>
-          <w:rFonts w:hint="eastAsia"/>
-          <w:highlight w:val="yellow"/>
-        </w:rPr>
-        <w:t xml:space="preserve"> progress</w:t>
-      </w:r>
-      <w:r>
-        <w:rPr>
-          <w:rFonts w:hint="eastAsia"/>
-        </w:rPr>
-        <w:t xml:space="preserve"> &amp; </w:t>
-      </w:r>
-      <w:proofErr w:type="spellStart"/>
-      <w:r>
-        <w:rPr>
-          <w:rFonts w:hint="eastAsia"/>
-        </w:rPr>
-        <w:t>ssgi</w:t>
-      </w:r>
-      <w:proofErr w:type="spellEnd"/>
-      <w:r>
-        <w:rPr>
-          <w:rFonts w:hint="eastAsia"/>
-        </w:rPr>
-        <w:t xml:space="preserve"> progress</w:t>
-      </w:r>
-    </w:p>
-    <w:p>
-      <w:pPr>
-        <w:rPr>
-          <w:rFonts w:hint="eastAsia"/>
-        </w:rPr>
-      </w:pPr>
-    </w:p>
-    <w:p>
-      <w:pPr>
-        <w:rPr>
-          <w:rFonts w:hint="eastAsia"/>
-        </w:rPr>
-      </w:pPr>
-      <w:r>
-        <w:rPr>
-          <w:rFonts w:hint="eastAsia"/>
-        </w:rPr>
-        <w:t>2026.1.20</w:t>
-      </w:r>
-    </w:p>
-    <w:p>
-      <w:pPr>
-        <w:rPr>
-          <w:rFonts w:hint="eastAsia"/>
-        </w:rPr>
-      </w:pPr>
-      <w:r>
-        <w:rPr>
-          <w:rFonts w:hint="eastAsia"/>
-        </w:rPr>
         <w:t>PPT</w:t>
       </w:r>
     </w:p>
@@ -519,229 +597,11 @@
           <w:rFonts w:hint="eastAsia"/>
         </w:rPr>
       </w:pPr>
-      <w:proofErr w:type="spellStart"/>
-      <w:r>
-        <w:rPr>
-          <w:rFonts w:hint="eastAsia"/>
-        </w:rPr>
-        <w:t>Bishe</w:t>
-      </w:r>
-      <w:proofErr w:type="spellEnd"/>
-      <w:r>
-        <w:rPr>
-          <w:rFonts w:hint="eastAsia"/>
-        </w:rPr>
-        <w:t>——</w:t>
-      </w:r>
-      <w:proofErr w:type="spellStart"/>
-      <w:r>
-        <w:rPr>
-          <w:rFonts w:hint="eastAsia"/>
-          <w:highlight w:val="yellow"/>
-        </w:rPr>
-        <w:t>ssgi</w:t>
-      </w:r>
-      <w:proofErr w:type="spellEnd"/>
-      <w:r>
-        <w:rPr>
-          <w:rFonts w:hint="eastAsia"/>
-          <w:highlight w:val="yellow"/>
-        </w:rPr>
-        <w:t xml:space="preserve"> progress</w:t>
-      </w:r>
-      <w:r>
-        <w:rPr>
-          <w:rFonts w:hint="eastAsia"/>
-        </w:rPr>
-        <w:t xml:space="preserve"> &amp; chapter3</w:t>
-      </w:r>
-    </w:p>
-    <w:p>
-      <w:pPr>
-        <w:rPr>
-          <w:rFonts w:hint="eastAsia"/>
-        </w:rPr>
-      </w:pPr>
-    </w:p>
-    <w:p>
-      <w:pPr>
-        <w:rPr>
-          <w:rFonts w:hint="eastAsia"/>
-        </w:rPr>
-      </w:pPr>
-      <w:r>
-        <w:rPr>
-          <w:rFonts w:hint="eastAsia"/>
-        </w:rPr>
-        <w:t>2026.1.</w:t>
-      </w:r>
-      <w:r>
-        <w:rPr>
-          <w:rFonts w:hint="eastAsia"/>
-        </w:rPr>
-        <w:t>21</w:t>
-      </w:r>
-    </w:p>
-    <w:p>
-      <w:pPr>
-        <w:rPr>
-          <w:rFonts w:hint="eastAsia"/>
-        </w:rPr>
-      </w:pPr>
-      <w:r>
-        <w:rPr>
-          <w:rFonts w:hint="eastAsia"/>
-        </w:rPr>
-        <w:t>PPT</w:t>
-      </w:r>
-    </w:p>
-    <w:p>
-      <w:pPr>
-        <w:rPr>
-          <w:rFonts w:hint="eastAsia"/>
-        </w:rPr>
-      </w:pPr>
-      <w:proofErr w:type="spellStart"/>
-      <w:r>
-        <w:rPr>
-          <w:rFonts w:hint="eastAsia"/>
-        </w:rPr>
-        <w:t>Bishe</w:t>
-      </w:r>
-      <w:proofErr w:type="spellEnd"/>
-      <w:r>
-        <w:rPr>
-          <w:rFonts w:hint="eastAsia"/>
-        </w:rPr>
-        <w:t>——baking &amp; chapter3</w:t>
-      </w:r>
-    </w:p>
-    <w:p>
-      <w:pPr>
-        <w:rPr>
-          <w:rFonts w:hint="eastAsia"/>
-        </w:rPr>
-      </w:pPr>
-    </w:p>
-    <w:p>
-      <w:pPr>
-        <w:rPr>
-          <w:rFonts w:hint="eastAsia"/>
-        </w:rPr>
-      </w:pPr>
-      <w:r>
-        <w:rPr>
-          <w:rFonts w:hint="eastAsia"/>
-        </w:rPr>
-        <w:t>2026.1.</w:t>
-      </w:r>
-      <w:r>
-        <w:rPr>
-          <w:rFonts w:hint="eastAsia"/>
-        </w:rPr>
-        <w:t>22</w:t>
-      </w:r>
-    </w:p>
-    <w:p>
-      <w:pPr>
-        <w:rPr>
-          <w:rFonts w:hint="eastAsia"/>
-        </w:rPr>
-      </w:pPr>
-      <w:r>
-        <w:rPr>
-          <w:rFonts w:hint="eastAsia"/>
-        </w:rPr>
-        <w:t>PPT</w:t>
-      </w:r>
-    </w:p>
-    <w:p>
-      <w:pPr>
-        <w:rPr>
-          <w:rFonts w:hint="eastAsia"/>
-        </w:rPr>
-      </w:pPr>
-      <w:proofErr w:type="spellStart"/>
-      <w:r>
-        <w:rPr>
-          <w:rFonts w:hint="eastAsia"/>
-        </w:rPr>
-        <w:t>Bishe</w:t>
-      </w:r>
-      <w:proofErr w:type="spellEnd"/>
-      <w:r>
-        <w:rPr>
-          <w:rFonts w:hint="eastAsia"/>
-        </w:rPr>
-        <w:t>——chapter3 &amp; chapter4</w:t>
-      </w:r>
-    </w:p>
-    <w:p>
-      <w:pPr>
-        <w:rPr>
-          <w:rFonts w:hint="eastAsia"/>
-        </w:rPr>
-      </w:pPr>
-    </w:p>
-    <w:p>
-      <w:pPr>
-        <w:rPr>
-          <w:rFonts w:hint="eastAsia"/>
-        </w:rPr>
-      </w:pPr>
-    </w:p>
-    <w:p>
-      <w:pPr>
-        <w:rPr>
-          <w:rFonts w:hint="eastAsia"/>
-        </w:rPr>
-      </w:pPr>
-      <w:r>
-        <w:rPr>
-          <w:rFonts w:hint="eastAsia"/>
-        </w:rPr>
-        <w:t>2026.1.</w:t>
-      </w:r>
-      <w:r>
-        <w:rPr>
-          <w:rFonts w:hint="eastAsia"/>
-        </w:rPr>
-        <w:t>23</w:t>
-      </w:r>
-    </w:p>
-    <w:p>
-      <w:pPr>
-        <w:rPr>
-          <w:rFonts w:hint="eastAsia"/>
-        </w:rPr>
-      </w:pPr>
-      <w:r>
-        <w:rPr>
-          <w:rFonts w:hint="eastAsia"/>
-          <w:highlight w:val="yellow"/>
-        </w:rPr>
-        <w:t>PPT</w:t>
-      </w:r>
-    </w:p>
-    <w:p>
-      <w:pPr>
-        <w:rPr>
-          <w:rFonts w:hint="eastAsia"/>
-        </w:rPr>
-      </w:pPr>
-      <w:proofErr w:type="spellStart"/>
-      <w:r>
-        <w:rPr>
-          <w:rFonts w:hint="eastAsia"/>
-        </w:rPr>
-        <w:t>Bishe</w:t>
-      </w:r>
-      <w:proofErr w:type="spellEnd"/>
-      <w:r>
-        <w:rPr>
-          <w:rFonts w:hint="eastAsia"/>
-        </w:rPr>
-        <w:t>——chapter3 &amp; chapter4</w:t>
+      <w:r>
+        <w:rPr>
+          <w:rFonts w:hint="eastAsia"/>
+        </w:rPr>
+        <w:t>Bishe——chapter3 &amp; chapter4</w:t>
       </w:r>
     </w:p>
     <w:p>
@@ -770,19 +630,11 @@
           <w:rFonts w:hint="eastAsia"/>
         </w:rPr>
       </w:pPr>
-      <w:proofErr w:type="spellStart"/>
-      <w:r>
-        <w:rPr>
-          <w:rFonts w:hint="eastAsia"/>
-        </w:rPr>
-        <w:t>Bishe</w:t>
-      </w:r>
-      <w:proofErr w:type="spellEnd"/>
-      <w:r>
-        <w:rPr>
-          <w:rFonts w:hint="eastAsia"/>
-        </w:rPr>
-        <w:t>——chapter3 &amp; chapter4</w:t>
+      <w:r>
+        <w:rPr>
+          <w:rFonts w:hint="eastAsia"/>
+        </w:rPr>
+        <w:t>Bishe——chapter3 &amp; chapter4</w:t>
       </w:r>
     </w:p>
     <w:p>
@@ -811,19 +663,11 @@
           <w:rFonts w:hint="eastAsia"/>
         </w:rPr>
       </w:pPr>
-      <w:proofErr w:type="spellStart"/>
-      <w:r>
-        <w:rPr>
-          <w:rFonts w:hint="eastAsia"/>
-        </w:rPr>
-        <w:t>Bishe</w:t>
-      </w:r>
-      <w:proofErr w:type="spellEnd"/>
-      <w:r>
-        <w:rPr>
-          <w:rFonts w:hint="eastAsia"/>
-        </w:rPr>
-        <w:t>——chapter3.3</w:t>
+      <w:r>
+        <w:rPr>
+          <w:rFonts w:hint="eastAsia"/>
+        </w:rPr>
+        <w:t>Bishe——chapter3.3</w:t>
       </w:r>
     </w:p>
     <w:p>
@@ -852,434 +696,402 @@
           <w:rFonts w:hint="eastAsia"/>
         </w:rPr>
       </w:pPr>
-      <w:proofErr w:type="spellStart"/>
       <w:r>
         <w:rPr>
           <w:rFonts w:hint="eastAsia"/>
           <w:highlight w:val="yellow"/>
         </w:rPr>
-        <w:t>Bishe</w:t>
-      </w:r>
-      <w:proofErr w:type="spellEnd"/>
+        <w:t>Bishe——chapter4.3.3</w:t>
+      </w:r>
+    </w:p>
+    <w:p>
+      <w:pPr>
+        <w:rPr>
+          <w:rFonts w:hint="eastAsia"/>
+        </w:rPr>
+      </w:pPr>
+    </w:p>
+    <w:p>
+      <w:pPr>
+        <w:rPr>
+          <w:rFonts w:hint="eastAsia"/>
+        </w:rPr>
+      </w:pPr>
+      <w:r>
+        <w:rPr>
+          <w:rFonts w:hint="eastAsia"/>
+        </w:rPr>
+        <w:t>2026.1.31</w:t>
+      </w:r>
+    </w:p>
+    <w:p>
+      <w:pPr>
+        <w:rPr>
+          <w:rFonts w:hint="eastAsia"/>
+        </w:rPr>
+      </w:pPr>
       <w:r>
         <w:rPr>
           <w:rFonts w:hint="eastAsia"/>
           <w:highlight w:val="yellow"/>
         </w:rPr>
-        <w:t>——chapter4.3.3</w:t>
-      </w:r>
-    </w:p>
-    <w:p>
-      <w:pPr>
-        <w:rPr>
-          <w:rFonts w:hint="eastAsia"/>
-        </w:rPr>
-      </w:pPr>
-    </w:p>
-    <w:p>
-      <w:pPr>
-        <w:rPr>
-          <w:rFonts w:hint="eastAsia"/>
-        </w:rPr>
-      </w:pPr>
-      <w:r>
-        <w:rPr>
-          <w:rFonts w:hint="eastAsia"/>
-        </w:rPr>
-        <w:t>2026.1.31</w:t>
-      </w:r>
-    </w:p>
-    <w:p>
-      <w:pPr>
-        <w:rPr>
-          <w:rFonts w:hint="eastAsia"/>
-        </w:rPr>
-      </w:pPr>
-      <w:proofErr w:type="spellStart"/>
+        <w:t>Bishe——relighting ablation</w:t>
+      </w:r>
+    </w:p>
+    <w:p>
+      <w:pPr>
+        <w:rPr>
+          <w:rFonts w:hint="eastAsia"/>
+        </w:rPr>
+      </w:pPr>
+    </w:p>
+    <w:p>
+      <w:pPr>
+        <w:rPr>
+          <w:rFonts w:hint="eastAsia"/>
+        </w:rPr>
+      </w:pPr>
+      <w:r>
+        <w:rPr>
+          <w:rFonts w:hint="eastAsia"/>
+        </w:rPr>
+        <w:t>2026.2.1</w:t>
+      </w:r>
+    </w:p>
+    <w:p>
+      <w:pPr>
+        <w:rPr>
+          <w:rFonts w:hint="eastAsia"/>
+        </w:rPr>
+      </w:pPr>
+      <w:r>
+        <w:rPr>
+          <w:rFonts w:hint="eastAsia"/>
+        </w:rPr>
+        <w:t>Bishe——chapter4.2</w:t>
+      </w:r>
+    </w:p>
+    <w:p>
+      <w:pPr>
+        <w:rPr>
+          <w:rFonts w:hint="eastAsia"/>
+        </w:rPr>
+      </w:pPr>
+    </w:p>
+    <w:p>
+      <w:pPr>
+        <w:rPr>
+          <w:rFonts w:hint="eastAsia"/>
+        </w:rPr>
+      </w:pPr>
+      <w:r>
+        <w:rPr>
+          <w:rFonts w:hint="eastAsia"/>
+        </w:rPr>
+        <w:t>2026.2.4</w:t>
+      </w:r>
+    </w:p>
+    <w:p>
+      <w:pPr>
+        <w:rPr>
+          <w:rFonts w:hint="eastAsia"/>
+        </w:rPr>
+      </w:pPr>
+      <w:r>
+        <w:rPr>
+          <w:rFonts w:hint="eastAsia"/>
+        </w:rPr>
+        <w:t>Bishe——chapter4.2</w:t>
+      </w:r>
+    </w:p>
+    <w:p>
+      <w:pPr>
+        <w:rPr>
+          <w:rFonts w:hint="eastAsia"/>
+        </w:rPr>
+      </w:pPr>
+    </w:p>
+    <w:p>
+      <w:pPr>
+        <w:rPr>
+          <w:rFonts w:hint="eastAsia"/>
+        </w:rPr>
+      </w:pPr>
+      <w:r>
+        <w:rPr>
+          <w:rFonts w:hint="eastAsia"/>
+        </w:rPr>
+        <w:t>2026.2.12</w:t>
+      </w:r>
+    </w:p>
+    <w:p>
+      <w:pPr>
+        <w:rPr>
+          <w:rFonts w:hint="eastAsia"/>
+        </w:rPr>
+      </w:pPr>
+      <w:r>
+        <w:rPr>
+          <w:rFonts w:hint="eastAsia"/>
+        </w:rPr>
+        <w:t>Bishe——chapter3.2 &amp; chapter4.2</w:t>
+      </w:r>
+    </w:p>
+    <w:p>
+      <w:pPr>
+        <w:rPr>
+          <w:rFonts w:hint="eastAsia"/>
+        </w:rPr>
+      </w:pPr>
+    </w:p>
+    <w:p>
+      <w:pPr>
+        <w:rPr>
+          <w:rFonts w:hint="eastAsia"/>
+        </w:rPr>
+      </w:pPr>
+      <w:r>
+        <w:rPr>
+          <w:rFonts w:hint="eastAsia"/>
+        </w:rPr>
+        <w:t>2026.2.14</w:t>
+      </w:r>
+    </w:p>
+    <w:p>
+      <w:pPr>
+        <w:rPr>
+          <w:rFonts w:hint="eastAsia"/>
+        </w:rPr>
+      </w:pPr>
+      <w:r>
+        <w:rPr>
+          <w:rFonts w:hint="eastAsia"/>
+        </w:rPr>
+        <w:t>Bishe——chapter3.2 &amp; chapter4.2</w:t>
+      </w:r>
+    </w:p>
+    <w:p>
+      <w:pPr>
+        <w:rPr>
+          <w:rFonts w:hint="eastAsia"/>
+        </w:rPr>
+      </w:pPr>
+    </w:p>
+    <w:p>
+      <w:pPr>
+        <w:rPr>
+          <w:rFonts w:hint="eastAsia"/>
+        </w:rPr>
+      </w:pPr>
+      <w:r>
+        <w:rPr>
+          <w:rFonts w:hint="eastAsia"/>
+        </w:rPr>
+        <w:t>2026.2.20</w:t>
+      </w:r>
+    </w:p>
+    <w:p>
+      <w:pPr>
+        <w:rPr>
+          <w:rFonts w:hint="eastAsia"/>
+        </w:rPr>
+      </w:pPr>
+      <w:r>
+        <w:rPr>
+          <w:rFonts w:hint="eastAsia"/>
+        </w:rPr>
+        <w:t>Bishe——</w:t>
+      </w:r>
       <w:r>
         <w:rPr>
           <w:rFonts w:hint="eastAsia"/>
           <w:highlight w:val="yellow"/>
         </w:rPr>
-        <w:t>Bishe</w:t>
-      </w:r>
-      <w:proofErr w:type="spellEnd"/>
+        <w:t>chapter3.2</w:t>
+      </w:r>
+      <w:r>
+        <w:rPr>
+          <w:rFonts w:hint="eastAsia"/>
+        </w:rPr>
+        <w:t xml:space="preserve"> &amp; </w:t>
+      </w:r>
       <w:r>
         <w:rPr>
           <w:rFonts w:hint="eastAsia"/>
           <w:highlight w:val="yellow"/>
         </w:rPr>
-        <w:t>——relighting ablation</w:t>
-      </w:r>
-    </w:p>
-    <w:p>
-      <w:pPr>
-        <w:rPr>
-          <w:rFonts w:hint="eastAsia"/>
-        </w:rPr>
-      </w:pPr>
-    </w:p>
-    <w:p>
-      <w:pPr>
-        <w:rPr>
-          <w:rFonts w:hint="eastAsia"/>
-        </w:rPr>
-      </w:pPr>
-      <w:r>
-        <w:rPr>
-          <w:rFonts w:hint="eastAsia"/>
-        </w:rPr>
-        <w:t>2026.2.1</w:t>
-      </w:r>
-    </w:p>
-    <w:p>
-      <w:pPr>
-        <w:rPr>
-          <w:rFonts w:hint="eastAsia"/>
-        </w:rPr>
-      </w:pPr>
-      <w:proofErr w:type="spellStart"/>
-      <w:r>
-        <w:rPr>
-          <w:rFonts w:hint="eastAsia"/>
-        </w:rPr>
-        <w:t>Bishe</w:t>
-      </w:r>
-      <w:proofErr w:type="spellEnd"/>
-      <w:r>
-        <w:rPr>
-          <w:rFonts w:hint="eastAsia"/>
-        </w:rPr>
-        <w:t>——chapter4.2</w:t>
-      </w:r>
-    </w:p>
-    <w:p>
-      <w:pPr>
-        <w:rPr>
-          <w:rFonts w:hint="eastAsia"/>
-        </w:rPr>
-      </w:pPr>
-    </w:p>
-    <w:p>
-      <w:pPr>
-        <w:rPr>
-          <w:rFonts w:hint="eastAsia"/>
-        </w:rPr>
-      </w:pPr>
-      <w:r>
-        <w:rPr>
-          <w:rFonts w:hint="eastAsia"/>
-        </w:rPr>
-        <w:t>2026.2.4</w:t>
-      </w:r>
-    </w:p>
-    <w:p>
-      <w:pPr>
-        <w:rPr>
-          <w:rFonts w:hint="eastAsia"/>
-        </w:rPr>
-      </w:pPr>
-      <w:proofErr w:type="spellStart"/>
-      <w:r>
-        <w:rPr>
-          <w:rFonts w:hint="eastAsia"/>
-        </w:rPr>
-        <w:t>Bishe</w:t>
-      </w:r>
-      <w:proofErr w:type="spellEnd"/>
-      <w:r>
-        <w:rPr>
-          <w:rFonts w:hint="eastAsia"/>
-        </w:rPr>
-        <w:t>——chapter4.2</w:t>
-      </w:r>
-    </w:p>
-    <w:p>
-      <w:pPr>
-        <w:rPr>
-          <w:rFonts w:hint="eastAsia"/>
-        </w:rPr>
-      </w:pPr>
-    </w:p>
-    <w:p>
-      <w:pPr>
-        <w:rPr>
-          <w:rFonts w:hint="eastAsia"/>
-        </w:rPr>
-      </w:pPr>
-      <w:r>
-        <w:rPr>
-          <w:rFonts w:hint="eastAsia"/>
-        </w:rPr>
-        <w:t>2026.2.12</w:t>
-      </w:r>
-    </w:p>
-    <w:p>
-      <w:pPr>
-        <w:rPr>
-          <w:rFonts w:hint="eastAsia"/>
-        </w:rPr>
-      </w:pPr>
-      <w:proofErr w:type="spellStart"/>
-      <w:r>
-        <w:rPr>
-          <w:rFonts w:hint="eastAsia"/>
-        </w:rPr>
-        <w:t>Bishe</w:t>
-      </w:r>
-      <w:proofErr w:type="spellEnd"/>
-      <w:r>
-        <w:rPr>
-          <w:rFonts w:hint="eastAsia"/>
-        </w:rPr>
-        <w:t>——chapter3.2 &amp; chapter4.2</w:t>
-      </w:r>
-    </w:p>
-    <w:p>
-      <w:pPr>
-        <w:rPr>
-          <w:rFonts w:hint="eastAsia"/>
-        </w:rPr>
-      </w:pPr>
-    </w:p>
-    <w:p>
-      <w:pPr>
-        <w:rPr>
-          <w:rFonts w:hint="eastAsia"/>
-        </w:rPr>
-      </w:pPr>
-      <w:r>
-        <w:rPr>
-          <w:rFonts w:hint="eastAsia"/>
-        </w:rPr>
-        <w:t>2026.2.14</w:t>
-      </w:r>
-    </w:p>
-    <w:p>
-      <w:pPr>
-        <w:rPr>
-          <w:rFonts w:hint="eastAsia"/>
-        </w:rPr>
-      </w:pPr>
-      <w:proofErr w:type="spellStart"/>
-      <w:r>
-        <w:rPr>
-          <w:rFonts w:hint="eastAsia"/>
-        </w:rPr>
-        <w:t>Bishe</w:t>
-      </w:r>
-      <w:proofErr w:type="spellEnd"/>
-      <w:r>
-        <w:rPr>
-          <w:rFonts w:hint="eastAsia"/>
-        </w:rPr>
-        <w:t>——chapter3.2 &amp; chapter4.2</w:t>
-      </w:r>
-    </w:p>
-    <w:p>
-      <w:pPr>
-        <w:rPr>
-          <w:rFonts w:hint="eastAsia"/>
-        </w:rPr>
-      </w:pPr>
-    </w:p>
-    <w:p>
-      <w:pPr>
-        <w:rPr>
-          <w:rFonts w:hint="eastAsia"/>
-        </w:rPr>
-      </w:pPr>
-      <w:r>
-        <w:rPr>
-          <w:rFonts w:hint="eastAsia"/>
-        </w:rPr>
-        <w:t>2026.2.20</w:t>
-      </w:r>
-    </w:p>
-    <w:p>
-      <w:pPr>
-        <w:rPr>
-          <w:rFonts w:hint="eastAsia"/>
-        </w:rPr>
-      </w:pPr>
-      <w:proofErr w:type="spellStart"/>
-      <w:r>
-        <w:rPr>
-          <w:rFonts w:hint="eastAsia"/>
-        </w:rPr>
-        <w:t>Bishe</w:t>
-      </w:r>
-      <w:proofErr w:type="spellEnd"/>
-      <w:r>
-        <w:rPr>
-          <w:rFonts w:hint="eastAsia"/>
-        </w:rPr>
-        <w:t>——</w:t>
-      </w:r>
+        <w:t>chapter4.2</w:t>
+      </w:r>
+    </w:p>
+    <w:p>
+      <w:pPr>
+        <w:rPr>
+          <w:rFonts w:hint="eastAsia"/>
+        </w:rPr>
+      </w:pPr>
+    </w:p>
+    <w:p>
+      <w:pPr>
+        <w:rPr>
+          <w:rFonts w:hint="eastAsia"/>
+        </w:rPr>
+      </w:pPr>
+      <w:r>
+        <w:rPr>
+          <w:rFonts w:hint="eastAsia"/>
+        </w:rPr>
+        <w:t>2026.2.25</w:t>
+      </w:r>
+    </w:p>
+    <w:p>
+      <w:pPr>
+        <w:rPr>
+          <w:rFonts w:hint="eastAsia"/>
+        </w:rPr>
+      </w:pPr>
       <w:r>
         <w:rPr>
           <w:rFonts w:hint="eastAsia"/>
           <w:highlight w:val="yellow"/>
         </w:rPr>
-        <w:t>chapter3.2</w:t>
-      </w:r>
-      <w:r>
-        <w:rPr>
-          <w:rFonts w:hint="eastAsia"/>
-        </w:rPr>
-        <w:t xml:space="preserve"> &amp; </w:t>
-      </w:r>
+        <w:t>Bishe——RRGS相关所有</w:t>
+      </w:r>
+    </w:p>
+    <w:p>
+      <w:pPr>
+        <w:rPr>
+          <w:rFonts w:hint="eastAsia"/>
+        </w:rPr>
+      </w:pPr>
+    </w:p>
+    <w:p>
+      <w:pPr>
+        <w:rPr>
+          <w:rFonts w:hint="eastAsia"/>
+        </w:rPr>
+      </w:pPr>
+      <w:r>
+        <w:rPr>
+          <w:rFonts w:hint="eastAsia"/>
+        </w:rPr>
+        <w:t>2026.2.26</w:t>
+      </w:r>
+    </w:p>
+    <w:p>
+      <w:pPr>
+        <w:rPr>
+          <w:rFonts w:hint="eastAsia"/>
+        </w:rPr>
+      </w:pPr>
       <w:r>
         <w:rPr>
           <w:rFonts w:hint="eastAsia"/>
           <w:highlight w:val="yellow"/>
         </w:rPr>
-        <w:t>chapter4.2</w:t>
-      </w:r>
-    </w:p>
-    <w:p>
-      <w:pPr>
-        <w:rPr>
-          <w:rFonts w:hint="eastAsia"/>
-        </w:rPr>
-      </w:pPr>
-    </w:p>
-    <w:p>
-      <w:pPr>
-        <w:rPr>
-          <w:rFonts w:hint="eastAsia"/>
-        </w:rPr>
-      </w:pPr>
-      <w:r>
-        <w:rPr>
-          <w:rFonts w:hint="eastAsia"/>
-        </w:rPr>
-        <w:t>2026.2.25</w:t>
-      </w:r>
-    </w:p>
-    <w:p>
-      <w:pPr>
-        <w:rPr>
-          <w:rFonts w:hint="eastAsia"/>
-        </w:rPr>
-      </w:pPr>
-      <w:proofErr w:type="spellStart"/>
+        <w:t>Bishe——R</w:t>
+      </w:r>
       <w:r>
         <w:rPr>
           <w:rFonts w:hint="eastAsia"/>
           <w:highlight w:val="yellow"/>
         </w:rPr>
-        <w:t>Bishe</w:t>
-      </w:r>
-      <w:proofErr w:type="spellEnd"/>
+        <w:t>3DG</w:t>
+      </w:r>
       <w:r>
         <w:rPr>
           <w:rFonts w:hint="eastAsia"/>
           <w:highlight w:val="yellow"/>
         </w:rPr>
-        <w:t>——RRGS相关所有</w:t>
-      </w:r>
-    </w:p>
-    <w:p>
-      <w:pPr>
-        <w:rPr>
-          <w:rFonts w:hint="eastAsia"/>
-        </w:rPr>
-      </w:pPr>
-    </w:p>
-    <w:p>
-      <w:pPr>
-        <w:rPr>
-          <w:rFonts w:hint="eastAsia"/>
-        </w:rPr>
-      </w:pPr>
-      <w:r>
-        <w:rPr>
-          <w:rFonts w:hint="eastAsia"/>
-        </w:rPr>
-        <w:t>2026.2.26</w:t>
-      </w:r>
-    </w:p>
-    <w:p>
-      <w:proofErr w:type="spellStart"/>
+        <w:t>相关所有</w:t>
+      </w:r>
+    </w:p>
+    <w:p>
+      <w:pPr>
+        <w:rPr>
+          <w:rFonts w:hint="eastAsia"/>
+        </w:rPr>
+      </w:pPr>
+    </w:p>
+    <w:p>
+      <w:pPr>
+        <w:rPr>
+          <w:rFonts w:hint="eastAsia"/>
+        </w:rPr>
+      </w:pPr>
+      <w:r>
+        <w:rPr>
+          <w:rFonts w:hint="eastAsia"/>
+        </w:rPr>
+        <w:t>2026.2.27</w:t>
+      </w:r>
+    </w:p>
+    <w:p>
+      <w:pPr>
+        <w:rPr>
+          <w:rFonts w:hint="eastAsia"/>
+        </w:rPr>
+      </w:pPr>
       <w:r>
         <w:rPr>
           <w:rFonts w:hint="eastAsia"/>
           <w:highlight w:val="yellow"/>
         </w:rPr>
-        <w:t>Bishe</w:t>
-      </w:r>
-      <w:proofErr w:type="spellEnd"/>
+        <w:t>Bishe——</w:t>
+      </w:r>
       <w:r>
         <w:rPr>
           <w:rFonts w:hint="eastAsia"/>
           <w:highlight w:val="yellow"/>
         </w:rPr>
-        <w:t>——R</w:t>
+        <w:t>GS-IR</w:t>
       </w:r>
       <w:r>
         <w:rPr>
           <w:rFonts w:hint="eastAsia"/>
           <w:highlight w:val="yellow"/>
         </w:rPr>
-        <w:t>3DG</w:t>
-      </w:r>
-      <w:r>
-        <w:rPr>
-          <w:rFonts w:hint="eastAsia"/>
-          <w:highlight w:val="yellow"/>
-        </w:rPr>
         <w:t>相关所有</w:t>
       </w:r>
     </w:p>
-    <w:p/>
-    <w:p>
-      <w:r>
-        <w:rPr>
-          <w:rFonts w:hint="eastAsia"/>
-        </w:rPr>
-        <w:t>2026.2.27</w:t>
-      </w:r>
-    </w:p>
-    <w:p>
-      <w:proofErr w:type="spellStart"/>
-      <w:r>
-        <w:rPr>
-          <w:rFonts w:hint="eastAsia"/>
-          <w:highlight w:val="yellow"/>
-        </w:rPr>
-        <w:t>Bishe</w:t>
-      </w:r>
-      <w:proofErr w:type="spellEnd"/>
-      <w:r>
-        <w:rPr>
-          <w:rFonts w:hint="eastAsia"/>
-          <w:highlight w:val="yellow"/>
-        </w:rPr>
-        <w:t>——</w:t>
-      </w:r>
-      <w:r>
-        <w:rPr>
-          <w:rFonts w:hint="eastAsia"/>
-          <w:highlight w:val="yellow"/>
-        </w:rPr>
-        <w:t>GS-IR</w:t>
-      </w:r>
-      <w:r>
-        <w:rPr>
-          <w:rFonts w:hint="eastAsia"/>
-          <w:highlight w:val="yellow"/>
-        </w:rPr>
-        <w:t>相关所有</w:t>
-      </w:r>
-    </w:p>
-    <w:p/>
-    <w:p>
-      <w:pPr>
-        <w:rPr>
-          <w:rFonts w:hint="eastAsia"/>
-        </w:rPr>
-      </w:pPr>
+    <w:p>
+      <w:pPr>
+        <w:rPr>
+          <w:rFonts w:hint="eastAsia"/>
+        </w:rPr>
+      </w:pPr>
+    </w:p>
+    <w:p>
+      <w:r>
+        <w:rPr>
+          <w:rFonts w:hint="eastAsia"/>
+        </w:rPr>
+        <w:t>2026.2.28</w:t>
+      </w:r>
+    </w:p>
+    <w:p>
+      <w:pPr>
+        <w:rPr>
+          <w:rFonts w:hint="eastAsia"/>
+        </w:rPr>
+      </w:pPr>
+      <w:r>
+        <w:rPr>
+          <w:rFonts w:hint="eastAsia"/>
+        </w:rPr>
+        <w:t>Bishe——</w:t>
+      </w:r>
+      <w:r>
+        <w:rPr>
+          <w:rFonts w:hint="eastAsia"/>
+        </w:rPr>
+        <w:t>chapter3 &amp; chapter4</w:t>
+      </w:r>
+      <w:r>
+        <w:rPr>
+          <w:rFonts w:hint="eastAsia"/>
+        </w:rPr>
+        <w:t>文字</w:t>
+      </w:r>
     </w:p>
     <w:sectPr>
       <w:pgSz w:w="11906" w:h="16838"/>

--- a/desktop_files/2026.docx
+++ b/desktop_files/2026.docx
@@ -18,9 +18,11 @@
           <w:rFonts w:hint="eastAsia"/>
         </w:rPr>
       </w:pPr>
-      <w:r>
-        <w:t>Bishe</w:t>
-      </w:r>
+      <w:proofErr w:type="spellStart"/>
+      <w:r>
+        <w:t>Bishe</w:t>
+      </w:r>
+      <w:proofErr w:type="spellEnd"/>
       <w:r>
         <w:rPr>
           <w:rFonts w:hint="eastAsia"/>
@@ -60,9 +62,11 @@
           <w:rFonts w:hint="eastAsia"/>
         </w:rPr>
       </w:pPr>
-      <w:r>
-        <w:t>Bishe</w:t>
-      </w:r>
+      <w:proofErr w:type="spellStart"/>
+      <w:r>
+        <w:t>Bishe</w:t>
+      </w:r>
+      <w:proofErr w:type="spellEnd"/>
       <w:r>
         <w:rPr>
           <w:rFonts w:hint="eastAsia"/>
@@ -114,13 +118,15 @@
           <w:rFonts w:hint="eastAsia"/>
         </w:rPr>
       </w:pPr>
-      <w:r>
-        <w:rPr>
-          <w:rFonts w:hint="eastAsia"/>
-          <w:highlight w:val="yellow"/>
-        </w:rPr>
-        <w:t>Bishe</w:t>
-      </w:r>
+      <w:proofErr w:type="spellStart"/>
+      <w:r>
+        <w:rPr>
+          <w:rFonts w:hint="eastAsia"/>
+          <w:highlight w:val="yellow"/>
+        </w:rPr>
+        <w:t>Bishe</w:t>
+      </w:r>
+      <w:proofErr w:type="spellEnd"/>
       <w:r>
         <w:rPr>
           <w:rFonts w:hint="eastAsia"/>
@@ -155,11 +161,19 @@
           <w:rFonts w:hint="eastAsia"/>
         </w:rPr>
       </w:pPr>
-      <w:r>
-        <w:rPr>
-          <w:rFonts w:hint="eastAsia"/>
-        </w:rPr>
-        <w:t>Bishe——chapter2&amp;chapter3</w:t>
+      <w:proofErr w:type="spellStart"/>
+      <w:r>
+        <w:rPr>
+          <w:rFonts w:hint="eastAsia"/>
+        </w:rPr>
+        <w:t>Bishe</w:t>
+      </w:r>
+      <w:proofErr w:type="spellEnd"/>
+      <w:r>
+        <w:rPr>
+          <w:rFonts w:hint="eastAsia"/>
+        </w:rPr>
+        <w:t>——chapter2&amp;chapter3</w:t>
       </w:r>
     </w:p>
     <w:p>
@@ -188,11 +202,19 @@
           <w:rFonts w:hint="eastAsia"/>
         </w:rPr>
       </w:pPr>
-      <w:r>
-        <w:rPr>
-          <w:rFonts w:hint="eastAsia"/>
-        </w:rPr>
-        <w:t>Bishe——</w:t>
+      <w:proofErr w:type="spellStart"/>
+      <w:r>
+        <w:rPr>
+          <w:rFonts w:hint="eastAsia"/>
+        </w:rPr>
+        <w:t>Bishe</w:t>
+      </w:r>
+      <w:proofErr w:type="spellEnd"/>
+      <w:r>
+        <w:rPr>
+          <w:rFonts w:hint="eastAsia"/>
+        </w:rPr>
+        <w:t>——</w:t>
       </w:r>
       <w:r>
         <w:rPr>
@@ -234,12 +256,21 @@
           <w:rFonts w:hint="eastAsia"/>
         </w:rPr>
       </w:pPr>
-      <w:r>
-        <w:rPr>
-          <w:rFonts w:hint="eastAsia"/>
-          <w:highlight w:val="yellow"/>
-        </w:rPr>
-        <w:t>Bishe——chapter2.3 &amp; 2.4</w:t>
+      <w:proofErr w:type="spellStart"/>
+      <w:r>
+        <w:rPr>
+          <w:rFonts w:hint="eastAsia"/>
+          <w:highlight w:val="yellow"/>
+        </w:rPr>
+        <w:t>Bishe</w:t>
+      </w:r>
+      <w:proofErr w:type="spellEnd"/>
+      <w:r>
+        <w:rPr>
+          <w:rFonts w:hint="eastAsia"/>
+          <w:highlight w:val="yellow"/>
+        </w:rPr>
+        <w:t>——chapter2.3 &amp; 2.4</w:t>
       </w:r>
     </w:p>
     <w:p>
@@ -268,13 +299,31 @@
           <w:rFonts w:hint="eastAsia"/>
         </w:rPr>
       </w:pPr>
-      <w:r>
-        <w:rPr>
-          <w:rFonts w:hint="eastAsia"/>
-          <w:highlight w:val="yellow"/>
-        </w:rPr>
-        <w:t>Bishe——rrgs_gaussian_model</w:t>
-      </w:r>
+      <w:proofErr w:type="spellStart"/>
+      <w:r>
+        <w:rPr>
+          <w:rFonts w:hint="eastAsia"/>
+          <w:highlight w:val="yellow"/>
+        </w:rPr>
+        <w:t>Bishe</w:t>
+      </w:r>
+      <w:proofErr w:type="spellEnd"/>
+      <w:r>
+        <w:rPr>
+          <w:rFonts w:hint="eastAsia"/>
+          <w:highlight w:val="yellow"/>
+        </w:rPr>
+        <w:t>——</w:t>
+      </w:r>
+      <w:proofErr w:type="spellStart"/>
+      <w:r>
+        <w:rPr>
+          <w:rFonts w:hint="eastAsia"/>
+          <w:highlight w:val="yellow"/>
+        </w:rPr>
+        <w:t>rrgs_gaussian_model</w:t>
+      </w:r>
+      <w:proofErr w:type="spellEnd"/>
     </w:p>
     <w:p>
       <w:pPr>
@@ -302,31 +351,56 @@
           <w:rFonts w:hint="eastAsia"/>
         </w:rPr>
       </w:pPr>
-      <w:r>
-        <w:rPr>
-          <w:rFonts w:hint="eastAsia"/>
-          <w:highlight w:val="yellow"/>
-        </w:rPr>
-        <w:t>Netease task</w:t>
-      </w:r>
-    </w:p>
-    <w:p>
-      <w:pPr>
-        <w:rPr>
-          <w:rFonts w:hint="eastAsia"/>
-        </w:rPr>
-      </w:pPr>
-      <w:r>
-        <w:rPr>
-          <w:rFonts w:hint="eastAsia"/>
-        </w:rPr>
-        <w:t>Bishe</w:t>
-      </w:r>
-      <w:r>
-        <w:rPr>
-          <w:rFonts w:hint="eastAsia"/>
-        </w:rPr>
-        <w:t>——ir progress</w:t>
+      <w:proofErr w:type="spellStart"/>
+      <w:r>
+        <w:rPr>
+          <w:rFonts w:hint="eastAsia"/>
+          <w:highlight w:val="yellow"/>
+        </w:rPr>
+        <w:t>Netease</w:t>
+      </w:r>
+      <w:proofErr w:type="spellEnd"/>
+      <w:r>
+        <w:rPr>
+          <w:rFonts w:hint="eastAsia"/>
+          <w:highlight w:val="yellow"/>
+        </w:rPr>
+        <w:t xml:space="preserve"> task</w:t>
+      </w:r>
+    </w:p>
+    <w:p>
+      <w:pPr>
+        <w:rPr>
+          <w:rFonts w:hint="eastAsia"/>
+        </w:rPr>
+      </w:pPr>
+      <w:proofErr w:type="spellStart"/>
+      <w:r>
+        <w:rPr>
+          <w:rFonts w:hint="eastAsia"/>
+        </w:rPr>
+        <w:t>Bishe</w:t>
+      </w:r>
+      <w:proofErr w:type="spellEnd"/>
+      <w:r>
+        <w:rPr>
+          <w:rFonts w:hint="eastAsia"/>
+        </w:rPr>
+        <w:t>——</w:t>
+      </w:r>
+      <w:proofErr w:type="spellStart"/>
+      <w:r>
+        <w:rPr>
+          <w:rFonts w:hint="eastAsia"/>
+        </w:rPr>
+        <w:t>ir</w:t>
+      </w:r>
+      <w:proofErr w:type="spellEnd"/>
+      <w:r>
+        <w:rPr>
+          <w:rFonts w:hint="eastAsia"/>
+        </w:rPr>
+        <w:t xml:space="preserve"> progress</w:t>
       </w:r>
     </w:p>
     <w:p>
@@ -355,30 +429,55 @@
           <w:rFonts w:hint="eastAsia"/>
         </w:rPr>
       </w:pPr>
-      <w:r>
-        <w:rPr>
-          <w:rFonts w:hint="eastAsia"/>
-        </w:rPr>
-        <w:t>Bishe</w:t>
-      </w:r>
+      <w:proofErr w:type="spellStart"/>
+      <w:r>
+        <w:rPr>
+          <w:rFonts w:hint="eastAsia"/>
+        </w:rPr>
+        <w:t>Bishe</w:t>
+      </w:r>
+      <w:proofErr w:type="spellEnd"/>
       <w:r>
         <w:rPr>
           <w:rFonts w:hint="eastAsia"/>
         </w:rPr>
         <w:t>——</w:t>
       </w:r>
-      <w:r>
-        <w:rPr>
-          <w:rFonts w:hint="eastAsia"/>
-          <w:highlight w:val="yellow"/>
-        </w:rPr>
-        <w:t>ir progress</w:t>
-      </w:r>
-      <w:r>
-        <w:rPr>
-          <w:rFonts w:hint="eastAsia"/>
-        </w:rPr>
-        <w:t xml:space="preserve"> &amp; ssgi progress</w:t>
+      <w:proofErr w:type="spellStart"/>
+      <w:r>
+        <w:rPr>
+          <w:rFonts w:hint="eastAsia"/>
+          <w:highlight w:val="yellow"/>
+        </w:rPr>
+        <w:t>ir</w:t>
+      </w:r>
+      <w:proofErr w:type="spellEnd"/>
+      <w:r>
+        <w:rPr>
+          <w:rFonts w:hint="eastAsia"/>
+          <w:highlight w:val="yellow"/>
+        </w:rPr>
+        <w:t xml:space="preserve"> progress</w:t>
+      </w:r>
+      <w:r>
+        <w:rPr>
+          <w:rFonts w:hint="eastAsia"/>
+        </w:rPr>
+        <w:t xml:space="preserve"> &amp; </w:t>
+      </w:r>
+      <w:proofErr w:type="spellStart"/>
+      <w:r>
+        <w:rPr>
+          <w:rFonts w:hint="eastAsia"/>
+        </w:rPr>
+        <w:t>ssgi</w:t>
+      </w:r>
+      <w:proofErr w:type="spellEnd"/>
+      <w:r>
+        <w:rPr>
+          <w:rFonts w:hint="eastAsia"/>
+        </w:rPr>
+        <w:t xml:space="preserve"> progress</w:t>
       </w:r>
     </w:p>
     <w:p>
@@ -420,18 +519,35 @@
           <w:rFonts w:hint="eastAsia"/>
         </w:rPr>
       </w:pPr>
-      <w:r>
-        <w:rPr>
-          <w:rFonts w:hint="eastAsia"/>
-        </w:rPr>
-        <w:t>Bishe——</w:t>
-      </w:r>
-      <w:r>
-        <w:rPr>
-          <w:rFonts w:hint="eastAsia"/>
-          <w:highlight w:val="yellow"/>
-        </w:rPr>
-        <w:t>ssgi progress</w:t>
+      <w:proofErr w:type="spellStart"/>
+      <w:r>
+        <w:rPr>
+          <w:rFonts w:hint="eastAsia"/>
+        </w:rPr>
+        <w:t>Bishe</w:t>
+      </w:r>
+      <w:proofErr w:type="spellEnd"/>
+      <w:r>
+        <w:rPr>
+          <w:rFonts w:hint="eastAsia"/>
+        </w:rPr>
+        <w:t>——</w:t>
+      </w:r>
+      <w:proofErr w:type="spellStart"/>
+      <w:r>
+        <w:rPr>
+          <w:rFonts w:hint="eastAsia"/>
+          <w:highlight w:val="yellow"/>
+        </w:rPr>
+        <w:t>ssgi</w:t>
+      </w:r>
+      <w:proofErr w:type="spellEnd"/>
+      <w:r>
+        <w:rPr>
+          <w:rFonts w:hint="eastAsia"/>
+          <w:highlight w:val="yellow"/>
+        </w:rPr>
+        <w:t xml:space="preserve"> progress</w:t>
       </w:r>
       <w:r>
         <w:rPr>
@@ -485,11 +601,19 @@
           <w:rFonts w:hint="eastAsia"/>
         </w:rPr>
       </w:pPr>
-      <w:r>
-        <w:rPr>
-          <w:rFonts w:hint="eastAsia"/>
-        </w:rPr>
-        <w:t>Bishe——baking &amp; chapter3</w:t>
+      <w:proofErr w:type="spellStart"/>
+      <w:r>
+        <w:rPr>
+          <w:rFonts w:hint="eastAsia"/>
+        </w:rPr>
+        <w:t>Bishe</w:t>
+      </w:r>
+      <w:proofErr w:type="spellEnd"/>
+      <w:r>
+        <w:rPr>
+          <w:rFonts w:hint="eastAsia"/>
+        </w:rPr>
+        <w:t>——baking &amp; chapter3</w:t>
       </w:r>
     </w:p>
     <w:p>
@@ -537,11 +661,19 @@
           <w:rFonts w:hint="eastAsia"/>
         </w:rPr>
       </w:pPr>
-      <w:r>
-        <w:rPr>
-          <w:rFonts w:hint="eastAsia"/>
-        </w:rPr>
-        <w:t>Bishe——chapter3 &amp; chapter4</w:t>
+      <w:proofErr w:type="spellStart"/>
+      <w:r>
+        <w:rPr>
+          <w:rFonts w:hint="eastAsia"/>
+        </w:rPr>
+        <w:t>Bishe</w:t>
+      </w:r>
+      <w:proofErr w:type="spellEnd"/>
+      <w:r>
+        <w:rPr>
+          <w:rFonts w:hint="eastAsia"/>
+        </w:rPr>
+        <w:t>——chapter3 &amp; chapter4</w:t>
       </w:r>
     </w:p>
     <w:p>
@@ -597,11 +729,19 @@
           <w:rFonts w:hint="eastAsia"/>
         </w:rPr>
       </w:pPr>
-      <w:r>
-        <w:rPr>
-          <w:rFonts w:hint="eastAsia"/>
-        </w:rPr>
-        <w:t>Bishe——chapter3 &amp; chapter4</w:t>
+      <w:proofErr w:type="spellStart"/>
+      <w:r>
+        <w:rPr>
+          <w:rFonts w:hint="eastAsia"/>
+        </w:rPr>
+        <w:t>Bishe</w:t>
+      </w:r>
+      <w:proofErr w:type="spellEnd"/>
+      <w:r>
+        <w:rPr>
+          <w:rFonts w:hint="eastAsia"/>
+        </w:rPr>
+        <w:t>——chapter3 &amp; chapter4</w:t>
       </w:r>
     </w:p>
     <w:p>
@@ -630,11 +770,19 @@
           <w:rFonts w:hint="eastAsia"/>
         </w:rPr>
       </w:pPr>
-      <w:r>
-        <w:rPr>
-          <w:rFonts w:hint="eastAsia"/>
-        </w:rPr>
-        <w:t>Bishe——chapter3 &amp; chapter4</w:t>
+      <w:proofErr w:type="spellStart"/>
+      <w:r>
+        <w:rPr>
+          <w:rFonts w:hint="eastAsia"/>
+        </w:rPr>
+        <w:t>Bishe</w:t>
+      </w:r>
+      <w:proofErr w:type="spellEnd"/>
+      <w:r>
+        <w:rPr>
+          <w:rFonts w:hint="eastAsia"/>
+        </w:rPr>
+        <w:t>——chapter3 &amp; chapter4</w:t>
       </w:r>
     </w:p>
     <w:p>
@@ -663,11 +811,19 @@
           <w:rFonts w:hint="eastAsia"/>
         </w:rPr>
       </w:pPr>
-      <w:r>
-        <w:rPr>
-          <w:rFonts w:hint="eastAsia"/>
-        </w:rPr>
-        <w:t>Bishe——chapter3.3</w:t>
+      <w:proofErr w:type="spellStart"/>
+      <w:r>
+        <w:rPr>
+          <w:rFonts w:hint="eastAsia"/>
+        </w:rPr>
+        <w:t>Bishe</w:t>
+      </w:r>
+      <w:proofErr w:type="spellEnd"/>
+      <w:r>
+        <w:rPr>
+          <w:rFonts w:hint="eastAsia"/>
+        </w:rPr>
+        <w:t>——chapter3.3</w:t>
       </w:r>
     </w:p>
     <w:p>
@@ -696,12 +852,21 @@
           <w:rFonts w:hint="eastAsia"/>
         </w:rPr>
       </w:pPr>
-      <w:r>
-        <w:rPr>
-          <w:rFonts w:hint="eastAsia"/>
-          <w:highlight w:val="yellow"/>
-        </w:rPr>
-        <w:t>Bishe——chapter4.3.3</w:t>
+      <w:proofErr w:type="spellStart"/>
+      <w:r>
+        <w:rPr>
+          <w:rFonts w:hint="eastAsia"/>
+          <w:highlight w:val="yellow"/>
+        </w:rPr>
+        <w:t>Bishe</w:t>
+      </w:r>
+      <w:proofErr w:type="spellEnd"/>
+      <w:r>
+        <w:rPr>
+          <w:rFonts w:hint="eastAsia"/>
+          <w:highlight w:val="yellow"/>
+        </w:rPr>
+        <w:t>——chapter4.3.3</w:t>
       </w:r>
     </w:p>
     <w:p>
@@ -730,12 +895,21 @@
           <w:rFonts w:hint="eastAsia"/>
         </w:rPr>
       </w:pPr>
-      <w:r>
-        <w:rPr>
-          <w:rFonts w:hint="eastAsia"/>
-          <w:highlight w:val="yellow"/>
-        </w:rPr>
-        <w:t>Bishe——relighting ablation</w:t>
+      <w:proofErr w:type="spellStart"/>
+      <w:r>
+        <w:rPr>
+          <w:rFonts w:hint="eastAsia"/>
+          <w:highlight w:val="yellow"/>
+        </w:rPr>
+        <w:t>Bishe</w:t>
+      </w:r>
+      <w:proofErr w:type="spellEnd"/>
+      <w:r>
+        <w:rPr>
+          <w:rFonts w:hint="eastAsia"/>
+          <w:highlight w:val="yellow"/>
+        </w:rPr>
+        <w:t>——relighting ablation</w:t>
       </w:r>
     </w:p>
     <w:p>
@@ -764,11 +938,19 @@
           <w:rFonts w:hint="eastAsia"/>
         </w:rPr>
       </w:pPr>
-      <w:r>
-        <w:rPr>
-          <w:rFonts w:hint="eastAsia"/>
-        </w:rPr>
-        <w:t>Bishe——chapter4.2</w:t>
+      <w:proofErr w:type="spellStart"/>
+      <w:r>
+        <w:rPr>
+          <w:rFonts w:hint="eastAsia"/>
+        </w:rPr>
+        <w:t>Bishe</w:t>
+      </w:r>
+      <w:proofErr w:type="spellEnd"/>
+      <w:r>
+        <w:rPr>
+          <w:rFonts w:hint="eastAsia"/>
+        </w:rPr>
+        <w:t>——chapter4.2</w:t>
       </w:r>
     </w:p>
     <w:p>
@@ -797,11 +979,19 @@
           <w:rFonts w:hint="eastAsia"/>
         </w:rPr>
       </w:pPr>
-      <w:r>
-        <w:rPr>
-          <w:rFonts w:hint="eastAsia"/>
-        </w:rPr>
-        <w:t>Bishe——chapter4.2</w:t>
+      <w:proofErr w:type="spellStart"/>
+      <w:r>
+        <w:rPr>
+          <w:rFonts w:hint="eastAsia"/>
+        </w:rPr>
+        <w:t>Bishe</w:t>
+      </w:r>
+      <w:proofErr w:type="spellEnd"/>
+      <w:r>
+        <w:rPr>
+          <w:rFonts w:hint="eastAsia"/>
+        </w:rPr>
+        <w:t>——chapter4.2</w:t>
       </w:r>
     </w:p>
     <w:p>
@@ -830,11 +1020,19 @@
           <w:rFonts w:hint="eastAsia"/>
         </w:rPr>
       </w:pPr>
-      <w:r>
-        <w:rPr>
-          <w:rFonts w:hint="eastAsia"/>
-        </w:rPr>
-        <w:t>Bishe——chapter3.2 &amp; chapter4.2</w:t>
+      <w:proofErr w:type="spellStart"/>
+      <w:r>
+        <w:rPr>
+          <w:rFonts w:hint="eastAsia"/>
+        </w:rPr>
+        <w:t>Bishe</w:t>
+      </w:r>
+      <w:proofErr w:type="spellEnd"/>
+      <w:r>
+        <w:rPr>
+          <w:rFonts w:hint="eastAsia"/>
+        </w:rPr>
+        <w:t>——chapter3.2 &amp; chapter4.2</w:t>
       </w:r>
     </w:p>
     <w:p>
@@ -863,11 +1061,19 @@
           <w:rFonts w:hint="eastAsia"/>
         </w:rPr>
       </w:pPr>
-      <w:r>
-        <w:rPr>
-          <w:rFonts w:hint="eastAsia"/>
-        </w:rPr>
-        <w:t>Bishe——chapter3.2 &amp; chapter4.2</w:t>
+      <w:proofErr w:type="spellStart"/>
+      <w:r>
+        <w:rPr>
+          <w:rFonts w:hint="eastAsia"/>
+        </w:rPr>
+        <w:t>Bishe</w:t>
+      </w:r>
+      <w:proofErr w:type="spellEnd"/>
+      <w:r>
+        <w:rPr>
+          <w:rFonts w:hint="eastAsia"/>
+        </w:rPr>
+        <w:t>——chapter3.2 &amp; chapter4.2</w:t>
       </w:r>
     </w:p>
     <w:p>
@@ -896,11 +1102,19 @@
           <w:rFonts w:hint="eastAsia"/>
         </w:rPr>
       </w:pPr>
-      <w:r>
-        <w:rPr>
-          <w:rFonts w:hint="eastAsia"/>
-        </w:rPr>
-        <w:t>Bishe——</w:t>
+      <w:proofErr w:type="spellStart"/>
+      <w:r>
+        <w:rPr>
+          <w:rFonts w:hint="eastAsia"/>
+        </w:rPr>
+        <w:t>Bishe</w:t>
+      </w:r>
+      <w:proofErr w:type="spellEnd"/>
+      <w:r>
+        <w:rPr>
+          <w:rFonts w:hint="eastAsia"/>
+        </w:rPr>
+        <w:t>——</w:t>
       </w:r>
       <w:r>
         <w:rPr>
@@ -949,12 +1163,21 @@
           <w:rFonts w:hint="eastAsia"/>
         </w:rPr>
       </w:pPr>
-      <w:r>
-        <w:rPr>
-          <w:rFonts w:hint="eastAsia"/>
-          <w:highlight w:val="yellow"/>
-        </w:rPr>
-        <w:t>Bishe——RRGS相关所有</w:t>
+      <w:proofErr w:type="spellStart"/>
+      <w:r>
+        <w:rPr>
+          <w:rFonts w:hint="eastAsia"/>
+          <w:highlight w:val="yellow"/>
+        </w:rPr>
+        <w:t>Bishe</w:t>
+      </w:r>
+      <w:proofErr w:type="spellEnd"/>
+      <w:r>
+        <w:rPr>
+          <w:rFonts w:hint="eastAsia"/>
+          <w:highlight w:val="yellow"/>
+        </w:rPr>
+        <w:t>——RRGS相关所有</w:t>
       </w:r>
     </w:p>
     <w:p>
@@ -983,12 +1206,21 @@
           <w:rFonts w:hint="eastAsia"/>
         </w:rPr>
       </w:pPr>
-      <w:r>
-        <w:rPr>
-          <w:rFonts w:hint="eastAsia"/>
-          <w:highlight w:val="yellow"/>
-        </w:rPr>
-        <w:t>Bishe——R</w:t>
+      <w:proofErr w:type="spellStart"/>
+      <w:r>
+        <w:rPr>
+          <w:rFonts w:hint="eastAsia"/>
+          <w:highlight w:val="yellow"/>
+        </w:rPr>
+        <w:t>Bishe</w:t>
+      </w:r>
+      <w:proofErr w:type="spellEnd"/>
+      <w:r>
+        <w:rPr>
+          <w:rFonts w:hint="eastAsia"/>
+          <w:highlight w:val="yellow"/>
+        </w:rPr>
+        <w:t>——R</w:t>
       </w:r>
       <w:r>
         <w:rPr>
@@ -1031,12 +1263,21 @@
           <w:rFonts w:hint="eastAsia"/>
         </w:rPr>
       </w:pPr>
-      <w:r>
-        <w:rPr>
-          <w:rFonts w:hint="eastAsia"/>
-          <w:highlight w:val="yellow"/>
-        </w:rPr>
-        <w:t>Bishe——</w:t>
+      <w:proofErr w:type="spellStart"/>
+      <w:r>
+        <w:rPr>
+          <w:rFonts w:hint="eastAsia"/>
+          <w:highlight w:val="yellow"/>
+        </w:rPr>
+        <w:t>Bishe</w:t>
+      </w:r>
+      <w:proofErr w:type="spellEnd"/>
+      <w:r>
+        <w:rPr>
+          <w:rFonts w:hint="eastAsia"/>
+          <w:highlight w:val="yellow"/>
+        </w:rPr>
+        <w:t>——</w:t>
       </w:r>
       <w:r>
         <w:rPr>
@@ -1061,6 +1302,11 @@
       </w:pPr>
     </w:p>
     <w:p>
+      <w:pPr>
+        <w:rPr>
+          <w:rFonts w:hint="eastAsia"/>
+        </w:rPr>
+      </w:pPr>
       <w:r>
         <w:rPr>
           <w:rFonts w:hint="eastAsia"/>
@@ -1069,29 +1315,76 @@
       </w:r>
     </w:p>
     <w:p>
-      <w:pPr>
-        <w:rPr>
-          <w:rFonts w:hint="eastAsia"/>
-        </w:rPr>
-      </w:pPr>
-      <w:r>
-        <w:rPr>
-          <w:rFonts w:hint="eastAsia"/>
-        </w:rPr>
-        <w:t>Bishe——</w:t>
-      </w:r>
-      <w:r>
-        <w:rPr>
-          <w:rFonts w:hint="eastAsia"/>
-        </w:rPr>
-        <w:t>chapter3 &amp; chapter4</w:t>
-      </w:r>
-      <w:r>
-        <w:rPr>
-          <w:rFonts w:hint="eastAsia"/>
-        </w:rPr>
-        <w:t>文字</w:t>
-      </w:r>
+      <w:proofErr w:type="spellStart"/>
+      <w:r>
+        <w:rPr>
+          <w:rFonts w:hint="eastAsia"/>
+        </w:rPr>
+        <w:t>Bishe</w:t>
+      </w:r>
+      <w:proofErr w:type="spellEnd"/>
+      <w:r>
+        <w:rPr>
+          <w:rFonts w:hint="eastAsia"/>
+        </w:rPr>
+        <w:t>——chapter3 &amp; chapter4文字</w:t>
+      </w:r>
+    </w:p>
+    <w:p/>
+    <w:p>
+      <w:pPr>
+        <w:rPr>
+          <w:rFonts w:hint="eastAsia"/>
+        </w:rPr>
+      </w:pPr>
+      <w:r>
+        <w:rPr>
+          <w:rFonts w:hint="eastAsia"/>
+        </w:rPr>
+        <w:t>2026.2.28</w:t>
+      </w:r>
+    </w:p>
+    <w:p>
+      <w:proofErr w:type="spellStart"/>
+      <w:r>
+        <w:rPr>
+          <w:rFonts w:hint="eastAsia"/>
+        </w:rPr>
+        <w:t>Bishe</w:t>
+      </w:r>
+      <w:proofErr w:type="spellEnd"/>
+      <w:r>
+        <w:rPr>
+          <w:rFonts w:hint="eastAsia"/>
+        </w:rPr>
+        <w:t>——</w:t>
+      </w:r>
+      <w:r>
+        <w:rPr>
+          <w:rFonts w:hint="eastAsia"/>
+        </w:rPr>
+        <w:t xml:space="preserve">chapter1 &amp; </w:t>
+      </w:r>
+      <w:r>
+        <w:rPr>
+          <w:rFonts w:hint="eastAsia"/>
+          <w:highlight w:val="yellow"/>
+        </w:rPr>
+        <w:t>chapter3</w:t>
+      </w:r>
+      <w:r>
+        <w:rPr>
+          <w:rFonts w:hint="eastAsia"/>
+        </w:rPr>
+        <w:t xml:space="preserve"> &amp; chapter4文字</w:t>
+      </w:r>
+    </w:p>
+    <w:p>
+      <w:pPr>
+        <w:rPr>
+          <w:rFonts w:hint="eastAsia"/>
+        </w:rPr>
+      </w:pPr>
     </w:p>
     <w:sectPr>
       <w:pgSz w:w="11906" w:h="16838"/>

--- a/desktop_files/2026.docx
+++ b/desktop_files/2026.docx
@@ -1315,6 +1315,11 @@
       </w:r>
     </w:p>
     <w:p>
+      <w:pPr>
+        <w:rPr>
+          <w:rFonts w:hint="eastAsia"/>
+        </w:rPr>
+      </w:pPr>
       <w:proofErr w:type="spellStart"/>
       <w:r>
         <w:rPr>
@@ -1330,6 +1335,61 @@
         <w:t>——chapter3 &amp; chapter4文字</w:t>
       </w:r>
     </w:p>
+    <w:p>
+      <w:pPr>
+        <w:rPr>
+          <w:rFonts w:hint="eastAsia"/>
+        </w:rPr>
+      </w:pPr>
+    </w:p>
+    <w:p>
+      <w:pPr>
+        <w:rPr>
+          <w:rFonts w:hint="eastAsia"/>
+        </w:rPr>
+      </w:pPr>
+      <w:r>
+        <w:rPr>
+          <w:rFonts w:hint="eastAsia"/>
+        </w:rPr>
+        <w:t>2026.</w:t>
+      </w:r>
+      <w:r>
+        <w:rPr>
+          <w:rFonts w:hint="eastAsia"/>
+        </w:rPr>
+        <w:t>3.2</w:t>
+      </w:r>
+    </w:p>
+    <w:p>
+      <w:proofErr w:type="spellStart"/>
+      <w:r>
+        <w:rPr>
+          <w:rFonts w:hint="eastAsia"/>
+        </w:rPr>
+        <w:t>Bishe</w:t>
+      </w:r>
+      <w:proofErr w:type="spellEnd"/>
+      <w:r>
+        <w:rPr>
+          <w:rFonts w:hint="eastAsia"/>
+        </w:rPr>
+        <w:t xml:space="preserve">——chapter1 &amp; </w:t>
+      </w:r>
+      <w:r>
+        <w:rPr>
+          <w:rFonts w:hint="eastAsia"/>
+          <w:highlight w:val="yellow"/>
+        </w:rPr>
+        <w:t>chapter3</w:t>
+      </w:r>
+      <w:r>
+        <w:rPr>
+          <w:rFonts w:hint="eastAsia"/>
+        </w:rPr>
+        <w:t xml:space="preserve"> &amp; chapter4文字</w:t>
+      </w:r>
+    </w:p>
     <w:p/>
     <w:p>
       <w:pPr>
@@ -1341,7 +1401,7 @@
         <w:rPr>
           <w:rFonts w:hint="eastAsia"/>
         </w:rPr>
-        <w:t>2026.2.28</w:t>
+        <w:t>2026.2.3.3</w:t>
       </w:r>
     </w:p>
     <w:p>
@@ -1362,21 +1422,9 @@
       <w:r>
         <w:rPr>
           <w:rFonts w:hint="eastAsia"/>
-        </w:rPr>
-        <w:t xml:space="preserve">chapter1 &amp; </w:t>
-      </w:r>
-      <w:r>
-        <w:rPr>
-          <w:rFonts w:hint="eastAsia"/>
-          <w:highlight w:val="yellow"/>
-        </w:rPr>
-        <w:t>chapter3</w:t>
-      </w:r>
-      <w:r>
-        <w:rPr>
-          <w:rFonts w:hint="eastAsia"/>
-        </w:rPr>
-        <w:t xml:space="preserve"> &amp; chapter4文字</w:t>
+          <w:highlight w:val="yellow"/>
+        </w:rPr>
+        <w:t>chapter1 &amp; chapter4文字</w:t>
       </w:r>
     </w:p>
     <w:p>

--- a/desktop_files/2026.docx
+++ b/desktop_files/2026.docx
@@ -1362,6 +1362,11 @@
       </w:r>
     </w:p>
     <w:p>
+      <w:pPr>
+        <w:rPr>
+          <w:rFonts w:hint="eastAsia"/>
+        </w:rPr>
+      </w:pPr>
       <w:proofErr w:type="spellStart"/>
       <w:r>
         <w:rPr>
@@ -1390,7 +1395,13 @@
         <w:t xml:space="preserve"> &amp; chapter4文字</w:t>
       </w:r>
     </w:p>
-    <w:p/>
+    <w:p>
+      <w:pPr>
+        <w:rPr>
+          <w:rFonts w:hint="eastAsia"/>
+        </w:rPr>
+      </w:pPr>
+    </w:p>
     <w:p>
       <w:pPr>
         <w:rPr>
@@ -1405,6 +1416,11 @@
       </w:r>
     </w:p>
     <w:p>
+      <w:pPr>
+        <w:rPr>
+          <w:rFonts w:hint="eastAsia"/>
+        </w:rPr>
+      </w:pPr>
       <w:proofErr w:type="spellStart"/>
       <w:r>
         <w:rPr>
@@ -1422,9 +1438,83 @@
       <w:r>
         <w:rPr>
           <w:rFonts w:hint="eastAsia"/>
-          <w:highlight w:val="yellow"/>
-        </w:rPr>
-        <w:t>chapter1 &amp; chapter4文字</w:t>
+        </w:rPr>
+        <w:t xml:space="preserve">chapter1 </w:t>
+      </w:r>
+      <w:r>
+        <w:rPr>
+          <w:rFonts w:hint="eastAsia"/>
+          <w:highlight w:val="yellow"/>
+        </w:rPr>
+        <w:t>&amp; chapter4文字</w:t>
+      </w:r>
+    </w:p>
+    <w:p>
+      <w:pPr>
+        <w:rPr>
+          <w:rFonts w:hint="eastAsia"/>
+        </w:rPr>
+      </w:pPr>
+      <w:r>
+        <w:rPr>
+          <w:rFonts w:hint="eastAsia"/>
+        </w:rPr>
+        <w:lastRenderedPageBreak/>
+        <w:t>2026.2.3.</w:t>
+      </w:r>
+      <w:r>
+        <w:rPr>
+          <w:rFonts w:hint="eastAsia"/>
+        </w:rPr>
+        <w:t>4</w:t>
+      </w:r>
+    </w:p>
+    <w:p>
+      <w:pPr>
+        <w:rPr>
+          <w:rFonts w:hint="eastAsia"/>
+        </w:rPr>
+      </w:pPr>
+      <w:proofErr w:type="spellStart"/>
+      <w:r>
+        <w:rPr>
+          <w:rFonts w:hint="eastAsia"/>
+        </w:rPr>
+        <w:t>Bishe</w:t>
+      </w:r>
+      <w:proofErr w:type="spellEnd"/>
+      <w:r>
+        <w:rPr>
+          <w:rFonts w:hint="eastAsia"/>
+        </w:rPr>
+        <w:t>——</w:t>
+      </w:r>
+      <w:r>
+        <w:rPr>
+          <w:rFonts w:hint="eastAsia"/>
+          <w:highlight w:val="yellow"/>
+        </w:rPr>
+        <w:t xml:space="preserve">chapter1 </w:t>
+      </w:r>
+      <w:r>
+        <w:rPr>
+          <w:rFonts w:hint="eastAsia"/>
+          <w:highlight w:val="yellow"/>
+        </w:rPr>
+        <w:t xml:space="preserve">&amp; </w:t>
+      </w:r>
+      <w:r>
+        <w:rPr>
+          <w:highlight w:val="yellow"/>
+        </w:rPr>
+        <w:t>chapter</w:t>
+      </w:r>
+      <w:r>
+        <w:rPr>
+          <w:rFonts w:hint="eastAsia"/>
+          <w:highlight w:val="yellow"/>
+        </w:rPr>
+        <w:t>2</w:t>
       </w:r>
     </w:p>
     <w:p>

--- a/desktop_files/2026.docx
+++ b/desktop_files/2026.docx
@@ -18,11 +18,9 @@
           <w:rFonts w:hint="eastAsia"/>
         </w:rPr>
       </w:pPr>
-      <w:proofErr w:type="spellStart"/>
       <w:r>
         <w:t>Bishe</w:t>
       </w:r>
-      <w:proofErr w:type="spellEnd"/>
       <w:r>
         <w:rPr>
           <w:rFonts w:hint="eastAsia"/>
@@ -62,11 +60,9 @@
           <w:rFonts w:hint="eastAsia"/>
         </w:rPr>
       </w:pPr>
-      <w:proofErr w:type="spellStart"/>
       <w:r>
         <w:t>Bishe</w:t>
       </w:r>
-      <w:proofErr w:type="spellEnd"/>
       <w:r>
         <w:rPr>
           <w:rFonts w:hint="eastAsia"/>
@@ -118,7 +114,6 @@
           <w:rFonts w:hint="eastAsia"/>
         </w:rPr>
       </w:pPr>
-      <w:proofErr w:type="spellStart"/>
       <w:r>
         <w:rPr>
           <w:rFonts w:hint="eastAsia"/>
@@ -126,7 +121,6 @@
         </w:rPr>
         <w:t>Bishe</w:t>
       </w:r>
-      <w:proofErr w:type="spellEnd"/>
       <w:r>
         <w:rPr>
           <w:rFonts w:hint="eastAsia"/>
@@ -161,55 +155,212 @@
           <w:rFonts w:hint="eastAsia"/>
         </w:rPr>
       </w:pPr>
-      <w:proofErr w:type="spellStart"/>
+      <w:r>
+        <w:rPr>
+          <w:rFonts w:hint="eastAsia"/>
+        </w:rPr>
+        <w:t>Bishe——chapter2&amp;chapter3</w:t>
+      </w:r>
+    </w:p>
+    <w:p>
+      <w:pPr>
+        <w:rPr>
+          <w:rFonts w:hint="eastAsia"/>
+        </w:rPr>
+      </w:pPr>
+    </w:p>
+    <w:p>
+      <w:pPr>
+        <w:rPr>
+          <w:rFonts w:hint="eastAsia"/>
+        </w:rPr>
+      </w:pPr>
+      <w:r>
+        <w:rPr>
+          <w:rFonts w:hint="eastAsia"/>
+        </w:rPr>
+        <w:t>2026.1.14</w:t>
+      </w:r>
+    </w:p>
+    <w:p>
+      <w:pPr>
+        <w:rPr>
+          <w:rFonts w:hint="eastAsia"/>
+        </w:rPr>
+      </w:pPr>
+      <w:r>
+        <w:rPr>
+          <w:rFonts w:hint="eastAsia"/>
+        </w:rPr>
+        <w:t>Bishe——</w:t>
+      </w:r>
+      <w:r>
+        <w:rPr>
+          <w:rFonts w:hint="eastAsia"/>
+          <w:highlight w:val="yellow"/>
+        </w:rPr>
+        <w:t>chapter2.2</w:t>
+      </w:r>
+      <w:r>
+        <w:rPr>
+          <w:rFonts w:hint="eastAsia"/>
+        </w:rPr>
+        <w:t>&amp;chapter2.3</w:t>
+      </w:r>
+    </w:p>
+    <w:p>
+      <w:pPr>
+        <w:rPr>
+          <w:rFonts w:hint="eastAsia"/>
+        </w:rPr>
+      </w:pPr>
+    </w:p>
+    <w:p>
+      <w:pPr>
+        <w:rPr>
+          <w:rFonts w:hint="eastAsia"/>
+        </w:rPr>
+      </w:pPr>
+      <w:r>
+        <w:rPr>
+          <w:rFonts w:hint="eastAsia"/>
+        </w:rPr>
+        <w:t>2026.1.15</w:t>
+      </w:r>
+    </w:p>
+    <w:p>
+      <w:pPr>
+        <w:rPr>
+          <w:rFonts w:hint="eastAsia"/>
+        </w:rPr>
+      </w:pPr>
+      <w:r>
+        <w:rPr>
+          <w:rFonts w:hint="eastAsia"/>
+          <w:highlight w:val="yellow"/>
+        </w:rPr>
+        <w:t>Bishe——chapter2.3 &amp; 2.4</w:t>
+      </w:r>
+    </w:p>
+    <w:p>
+      <w:pPr>
+        <w:rPr>
+          <w:rFonts w:hint="eastAsia"/>
+        </w:rPr>
+      </w:pPr>
+    </w:p>
+    <w:p>
+      <w:pPr>
+        <w:rPr>
+          <w:rFonts w:hint="eastAsia"/>
+        </w:rPr>
+      </w:pPr>
+      <w:r>
+        <w:rPr>
+          <w:rFonts w:hint="eastAsia"/>
+        </w:rPr>
+        <w:t>2026.1.16</w:t>
+      </w:r>
+    </w:p>
+    <w:p>
+      <w:pPr>
+        <w:rPr>
+          <w:rFonts w:hint="eastAsia"/>
+        </w:rPr>
+      </w:pPr>
+      <w:r>
+        <w:rPr>
+          <w:rFonts w:hint="eastAsia"/>
+          <w:highlight w:val="yellow"/>
+        </w:rPr>
+        <w:t>Bishe——rrgs_gaussian_model</w:t>
+      </w:r>
+    </w:p>
+    <w:p>
+      <w:pPr>
+        <w:rPr>
+          <w:rFonts w:hint="eastAsia"/>
+        </w:rPr>
+      </w:pPr>
+    </w:p>
+    <w:p>
+      <w:pPr>
+        <w:rPr>
+          <w:rFonts w:hint="eastAsia"/>
+        </w:rPr>
+      </w:pPr>
+      <w:r>
+        <w:rPr>
+          <w:rFonts w:hint="eastAsia"/>
+        </w:rPr>
+        <w:t>2026.1.17</w:t>
+      </w:r>
+    </w:p>
+    <w:p>
+      <w:pPr>
+        <w:rPr>
+          <w:rFonts w:hint="eastAsia"/>
+        </w:rPr>
+      </w:pPr>
+      <w:r>
+        <w:rPr>
+          <w:rFonts w:hint="eastAsia"/>
+          <w:highlight w:val="yellow"/>
+        </w:rPr>
+        <w:t>Netease task</w:t>
+      </w:r>
+    </w:p>
+    <w:p>
+      <w:pPr>
+        <w:rPr>
+          <w:rFonts w:hint="eastAsia"/>
+        </w:rPr>
+      </w:pPr>
       <w:r>
         <w:rPr>
           <w:rFonts w:hint="eastAsia"/>
         </w:rPr>
         <w:t>Bishe</w:t>
       </w:r>
-      <w:proofErr w:type="spellEnd"/>
-      <w:r>
-        <w:rPr>
-          <w:rFonts w:hint="eastAsia"/>
-        </w:rPr>
-        <w:t>——chapter2&amp;chapter3</w:t>
-      </w:r>
-    </w:p>
-    <w:p>
-      <w:pPr>
-        <w:rPr>
-          <w:rFonts w:hint="eastAsia"/>
-        </w:rPr>
-      </w:pPr>
-    </w:p>
-    <w:p>
-      <w:pPr>
-        <w:rPr>
-          <w:rFonts w:hint="eastAsia"/>
-        </w:rPr>
-      </w:pPr>
-      <w:r>
-        <w:rPr>
-          <w:rFonts w:hint="eastAsia"/>
-        </w:rPr>
-        <w:t>2026.1.14</w:t>
-      </w:r>
-    </w:p>
-    <w:p>
-      <w:pPr>
-        <w:rPr>
-          <w:rFonts w:hint="eastAsia"/>
-        </w:rPr>
-      </w:pPr>
-      <w:proofErr w:type="spellStart"/>
+      <w:r>
+        <w:rPr>
+          <w:rFonts w:hint="eastAsia"/>
+        </w:rPr>
+        <w:t>——ir progress</w:t>
+      </w:r>
+    </w:p>
+    <w:p>
+      <w:pPr>
+        <w:rPr>
+          <w:rFonts w:hint="eastAsia"/>
+        </w:rPr>
+      </w:pPr>
+    </w:p>
+    <w:p>
+      <w:pPr>
+        <w:rPr>
+          <w:rFonts w:hint="eastAsia"/>
+        </w:rPr>
+      </w:pPr>
+      <w:r>
+        <w:rPr>
+          <w:rFonts w:hint="eastAsia"/>
+        </w:rPr>
+        <w:t>2026.1.18</w:t>
+      </w:r>
+    </w:p>
+    <w:p>
+      <w:pPr>
+        <w:rPr>
+          <w:rFonts w:hint="eastAsia"/>
+        </w:rPr>
+      </w:pPr>
       <w:r>
         <w:rPr>
           <w:rFonts w:hint="eastAsia"/>
         </w:rPr>
         <w:t>Bishe</w:t>
       </w:r>
-      <w:proofErr w:type="spellEnd"/>
       <w:r>
         <w:rPr>
           <w:rFonts w:hint="eastAsia"/>
@@ -221,263 +372,13 @@
           <w:rFonts w:hint="eastAsia"/>
           <w:highlight w:val="yellow"/>
         </w:rPr>
-        <w:t>chapter2.2</w:t>
-      </w:r>
-      <w:r>
-        <w:rPr>
-          <w:rFonts w:hint="eastAsia"/>
-        </w:rPr>
-        <w:t>&amp;chapter2.3</w:t>
-      </w:r>
-    </w:p>
-    <w:p>
-      <w:pPr>
-        <w:rPr>
-          <w:rFonts w:hint="eastAsia"/>
-        </w:rPr>
-      </w:pPr>
-    </w:p>
-    <w:p>
-      <w:pPr>
-        <w:rPr>
-          <w:rFonts w:hint="eastAsia"/>
-        </w:rPr>
-      </w:pPr>
-      <w:r>
-        <w:rPr>
-          <w:rFonts w:hint="eastAsia"/>
-        </w:rPr>
-        <w:t>2026.1.15</w:t>
-      </w:r>
-    </w:p>
-    <w:p>
-      <w:pPr>
-        <w:rPr>
-          <w:rFonts w:hint="eastAsia"/>
-        </w:rPr>
-      </w:pPr>
-      <w:proofErr w:type="spellStart"/>
-      <w:r>
-        <w:rPr>
-          <w:rFonts w:hint="eastAsia"/>
-          <w:highlight w:val="yellow"/>
-        </w:rPr>
-        <w:t>Bishe</w:t>
-      </w:r>
-      <w:proofErr w:type="spellEnd"/>
-      <w:r>
-        <w:rPr>
-          <w:rFonts w:hint="eastAsia"/>
-          <w:highlight w:val="yellow"/>
-        </w:rPr>
-        <w:t>——chapter2.3 &amp; 2.4</w:t>
-      </w:r>
-    </w:p>
-    <w:p>
-      <w:pPr>
-        <w:rPr>
-          <w:rFonts w:hint="eastAsia"/>
-        </w:rPr>
-      </w:pPr>
-    </w:p>
-    <w:p>
-      <w:pPr>
-        <w:rPr>
-          <w:rFonts w:hint="eastAsia"/>
-        </w:rPr>
-      </w:pPr>
-      <w:r>
-        <w:rPr>
-          <w:rFonts w:hint="eastAsia"/>
-        </w:rPr>
-        <w:t>2026.1.16</w:t>
-      </w:r>
-    </w:p>
-    <w:p>
-      <w:pPr>
-        <w:rPr>
-          <w:rFonts w:hint="eastAsia"/>
-        </w:rPr>
-      </w:pPr>
-      <w:proofErr w:type="spellStart"/>
-      <w:r>
-        <w:rPr>
-          <w:rFonts w:hint="eastAsia"/>
-          <w:highlight w:val="yellow"/>
-        </w:rPr>
-        <w:t>Bishe</w:t>
-      </w:r>
-      <w:proofErr w:type="spellEnd"/>
-      <w:r>
-        <w:rPr>
-          <w:rFonts w:hint="eastAsia"/>
-          <w:highlight w:val="yellow"/>
-        </w:rPr>
-        <w:t>——</w:t>
-      </w:r>
-      <w:proofErr w:type="spellStart"/>
-      <w:r>
-        <w:rPr>
-          <w:rFonts w:hint="eastAsia"/>
-          <w:highlight w:val="yellow"/>
-        </w:rPr>
-        <w:t>rrgs_gaussian_model</w:t>
-      </w:r>
-      <w:proofErr w:type="spellEnd"/>
-    </w:p>
-    <w:p>
-      <w:pPr>
-        <w:rPr>
-          <w:rFonts w:hint="eastAsia"/>
-        </w:rPr>
-      </w:pPr>
-    </w:p>
-    <w:p>
-      <w:pPr>
-        <w:rPr>
-          <w:rFonts w:hint="eastAsia"/>
-        </w:rPr>
-      </w:pPr>
-      <w:r>
-        <w:rPr>
-          <w:rFonts w:hint="eastAsia"/>
-        </w:rPr>
-        <w:t>2026.1.17</w:t>
-      </w:r>
-    </w:p>
-    <w:p>
-      <w:pPr>
-        <w:rPr>
-          <w:rFonts w:hint="eastAsia"/>
-        </w:rPr>
-      </w:pPr>
-      <w:proofErr w:type="spellStart"/>
-      <w:r>
-        <w:rPr>
-          <w:rFonts w:hint="eastAsia"/>
-          <w:highlight w:val="yellow"/>
-        </w:rPr>
-        <w:t>Netease</w:t>
-      </w:r>
-      <w:proofErr w:type="spellEnd"/>
-      <w:r>
-        <w:rPr>
-          <w:rFonts w:hint="eastAsia"/>
-          <w:highlight w:val="yellow"/>
-        </w:rPr>
-        <w:t xml:space="preserve"> task</w:t>
-      </w:r>
-    </w:p>
-    <w:p>
-      <w:pPr>
-        <w:rPr>
-          <w:rFonts w:hint="eastAsia"/>
-        </w:rPr>
-      </w:pPr>
-      <w:proofErr w:type="spellStart"/>
-      <w:r>
-        <w:rPr>
-          <w:rFonts w:hint="eastAsia"/>
-        </w:rPr>
-        <w:t>Bishe</w:t>
-      </w:r>
-      <w:proofErr w:type="spellEnd"/>
-      <w:r>
-        <w:rPr>
-          <w:rFonts w:hint="eastAsia"/>
-        </w:rPr>
-        <w:t>——</w:t>
-      </w:r>
-      <w:proofErr w:type="spellStart"/>
-      <w:r>
-        <w:rPr>
-          <w:rFonts w:hint="eastAsia"/>
-        </w:rPr>
-        <w:t>ir</w:t>
-      </w:r>
-      <w:proofErr w:type="spellEnd"/>
-      <w:r>
-        <w:rPr>
-          <w:rFonts w:hint="eastAsia"/>
-        </w:rPr>
-        <w:t xml:space="preserve"> progress</w:t>
-      </w:r>
-    </w:p>
-    <w:p>
-      <w:pPr>
-        <w:rPr>
-          <w:rFonts w:hint="eastAsia"/>
-        </w:rPr>
-      </w:pPr>
-    </w:p>
-    <w:p>
-      <w:pPr>
-        <w:rPr>
-          <w:rFonts w:hint="eastAsia"/>
-        </w:rPr>
-      </w:pPr>
-      <w:r>
-        <w:rPr>
-          <w:rFonts w:hint="eastAsia"/>
-        </w:rPr>
-        <w:t>2026.1.18</w:t>
-      </w:r>
-    </w:p>
-    <w:p>
-      <w:pPr>
-        <w:rPr>
-          <w:rFonts w:hint="eastAsia"/>
-        </w:rPr>
-      </w:pPr>
-      <w:proofErr w:type="spellStart"/>
-      <w:r>
-        <w:rPr>
-          <w:rFonts w:hint="eastAsia"/>
-        </w:rPr>
-        <w:t>Bishe</w:t>
-      </w:r>
-      <w:proofErr w:type="spellEnd"/>
-      <w:r>
-        <w:rPr>
-          <w:rFonts w:hint="eastAsia"/>
-        </w:rPr>
-        <w:t>——</w:t>
-      </w:r>
-      <w:proofErr w:type="spellStart"/>
-      <w:r>
-        <w:rPr>
-          <w:rFonts w:hint="eastAsia"/>
-          <w:highlight w:val="yellow"/>
-        </w:rPr>
-        <w:t>ir</w:t>
-      </w:r>
-      <w:proofErr w:type="spellEnd"/>
-      <w:r>
-        <w:rPr>
-          <w:rFonts w:hint="eastAsia"/>
-          <w:highlight w:val="yellow"/>
-        </w:rPr>
-        <w:t xml:space="preserve"> progress</w:t>
-      </w:r>
-      <w:r>
-        <w:rPr>
-          <w:rFonts w:hint="eastAsia"/>
-        </w:rPr>
-        <w:t xml:space="preserve"> &amp; </w:t>
-      </w:r>
-      <w:proofErr w:type="spellStart"/>
-      <w:r>
-        <w:rPr>
-          <w:rFonts w:hint="eastAsia"/>
-        </w:rPr>
-        <w:t>ssgi</w:t>
-      </w:r>
-      <w:proofErr w:type="spellEnd"/>
-      <w:r>
-        <w:rPr>
-          <w:rFonts w:hint="eastAsia"/>
-        </w:rPr>
-        <w:t xml:space="preserve"> progress</w:t>
+        <w:t>ir progress</w:t>
+      </w:r>
+      <w:r>
+        <w:rPr>
+          <w:rFonts w:hint="eastAsia"/>
+        </w:rPr>
+        <w:t xml:space="preserve"> &amp; ssgi progress</w:t>
       </w:r>
     </w:p>
     <w:p>
@@ -519,35 +420,18 @@
           <w:rFonts w:hint="eastAsia"/>
         </w:rPr>
       </w:pPr>
-      <w:proofErr w:type="spellStart"/>
-      <w:r>
-        <w:rPr>
-          <w:rFonts w:hint="eastAsia"/>
-        </w:rPr>
-        <w:t>Bishe</w:t>
-      </w:r>
-      <w:proofErr w:type="spellEnd"/>
-      <w:r>
-        <w:rPr>
-          <w:rFonts w:hint="eastAsia"/>
-        </w:rPr>
-        <w:t>——</w:t>
-      </w:r>
-      <w:proofErr w:type="spellStart"/>
-      <w:r>
-        <w:rPr>
-          <w:rFonts w:hint="eastAsia"/>
-          <w:highlight w:val="yellow"/>
-        </w:rPr>
-        <w:t>ssgi</w:t>
-      </w:r>
-      <w:proofErr w:type="spellEnd"/>
-      <w:r>
-        <w:rPr>
-          <w:rFonts w:hint="eastAsia"/>
-          <w:highlight w:val="yellow"/>
-        </w:rPr>
-        <w:t xml:space="preserve"> progress</w:t>
+      <w:r>
+        <w:rPr>
+          <w:rFonts w:hint="eastAsia"/>
+        </w:rPr>
+        <w:t>Bishe——</w:t>
+      </w:r>
+      <w:r>
+        <w:rPr>
+          <w:rFonts w:hint="eastAsia"/>
+          <w:highlight w:val="yellow"/>
+        </w:rPr>
+        <w:t>ssgi progress</w:t>
       </w:r>
       <w:r>
         <w:rPr>
@@ -601,19 +485,11 @@
           <w:rFonts w:hint="eastAsia"/>
         </w:rPr>
       </w:pPr>
-      <w:proofErr w:type="spellStart"/>
-      <w:r>
-        <w:rPr>
-          <w:rFonts w:hint="eastAsia"/>
-        </w:rPr>
-        <w:t>Bishe</w:t>
-      </w:r>
-      <w:proofErr w:type="spellEnd"/>
-      <w:r>
-        <w:rPr>
-          <w:rFonts w:hint="eastAsia"/>
-        </w:rPr>
-        <w:t>——baking &amp; chapter3</w:t>
+      <w:r>
+        <w:rPr>
+          <w:rFonts w:hint="eastAsia"/>
+        </w:rPr>
+        <w:t>Bishe——baking &amp; chapter3</w:t>
       </w:r>
     </w:p>
     <w:p>
@@ -661,19 +537,11 @@
           <w:rFonts w:hint="eastAsia"/>
         </w:rPr>
       </w:pPr>
-      <w:proofErr w:type="spellStart"/>
-      <w:r>
-        <w:rPr>
-          <w:rFonts w:hint="eastAsia"/>
-        </w:rPr>
-        <w:t>Bishe</w:t>
-      </w:r>
-      <w:proofErr w:type="spellEnd"/>
-      <w:r>
-        <w:rPr>
-          <w:rFonts w:hint="eastAsia"/>
-        </w:rPr>
-        <w:t>——chapter3 &amp; chapter4</w:t>
+      <w:r>
+        <w:rPr>
+          <w:rFonts w:hint="eastAsia"/>
+        </w:rPr>
+        <w:t>Bishe——chapter3 &amp; chapter4</w:t>
       </w:r>
     </w:p>
     <w:p>
@@ -729,19 +597,11 @@
           <w:rFonts w:hint="eastAsia"/>
         </w:rPr>
       </w:pPr>
-      <w:proofErr w:type="spellStart"/>
-      <w:r>
-        <w:rPr>
-          <w:rFonts w:hint="eastAsia"/>
-        </w:rPr>
-        <w:t>Bishe</w:t>
-      </w:r>
-      <w:proofErr w:type="spellEnd"/>
-      <w:r>
-        <w:rPr>
-          <w:rFonts w:hint="eastAsia"/>
-        </w:rPr>
-        <w:t>——chapter3 &amp; chapter4</w:t>
+      <w:r>
+        <w:rPr>
+          <w:rFonts w:hint="eastAsia"/>
+        </w:rPr>
+        <w:t>Bishe——chapter3 &amp; chapter4</w:t>
       </w:r>
     </w:p>
     <w:p>
@@ -770,759 +630,646 @@
           <w:rFonts w:hint="eastAsia"/>
         </w:rPr>
       </w:pPr>
-      <w:proofErr w:type="spellStart"/>
+      <w:r>
+        <w:rPr>
+          <w:rFonts w:hint="eastAsia"/>
+        </w:rPr>
+        <w:t>Bishe——chapter3 &amp; chapter4</w:t>
+      </w:r>
+    </w:p>
+    <w:p>
+      <w:pPr>
+        <w:rPr>
+          <w:rFonts w:hint="eastAsia"/>
+        </w:rPr>
+      </w:pPr>
+    </w:p>
+    <w:p>
+      <w:pPr>
+        <w:rPr>
+          <w:rFonts w:hint="eastAsia"/>
+        </w:rPr>
+      </w:pPr>
+      <w:r>
+        <w:rPr>
+          <w:rFonts w:hint="eastAsia"/>
+        </w:rPr>
+        <w:t>2026.1.29</w:t>
+      </w:r>
+    </w:p>
+    <w:p>
+      <w:pPr>
+        <w:rPr>
+          <w:rFonts w:hint="eastAsia"/>
+        </w:rPr>
+      </w:pPr>
+      <w:r>
+        <w:rPr>
+          <w:rFonts w:hint="eastAsia"/>
+        </w:rPr>
+        <w:t>Bishe——chapter3.3</w:t>
+      </w:r>
+    </w:p>
+    <w:p>
+      <w:pPr>
+        <w:rPr>
+          <w:rFonts w:hint="eastAsia"/>
+        </w:rPr>
+      </w:pPr>
+    </w:p>
+    <w:p>
+      <w:pPr>
+        <w:rPr>
+          <w:rFonts w:hint="eastAsia"/>
+        </w:rPr>
+      </w:pPr>
+      <w:r>
+        <w:rPr>
+          <w:rFonts w:hint="eastAsia"/>
+        </w:rPr>
+        <w:t>2026.1.30</w:t>
+      </w:r>
+    </w:p>
+    <w:p>
+      <w:pPr>
+        <w:rPr>
+          <w:rFonts w:hint="eastAsia"/>
+        </w:rPr>
+      </w:pPr>
+      <w:r>
+        <w:rPr>
+          <w:rFonts w:hint="eastAsia"/>
+          <w:highlight w:val="yellow"/>
+        </w:rPr>
+        <w:t>Bishe——chapter4.3.3</w:t>
+      </w:r>
+    </w:p>
+    <w:p>
+      <w:pPr>
+        <w:rPr>
+          <w:rFonts w:hint="eastAsia"/>
+        </w:rPr>
+      </w:pPr>
+    </w:p>
+    <w:p>
+      <w:pPr>
+        <w:rPr>
+          <w:rFonts w:hint="eastAsia"/>
+        </w:rPr>
+      </w:pPr>
+      <w:r>
+        <w:rPr>
+          <w:rFonts w:hint="eastAsia"/>
+        </w:rPr>
+        <w:t>2026.1.31</w:t>
+      </w:r>
+    </w:p>
+    <w:p>
+      <w:pPr>
+        <w:rPr>
+          <w:rFonts w:hint="eastAsia"/>
+        </w:rPr>
+      </w:pPr>
+      <w:r>
+        <w:rPr>
+          <w:rFonts w:hint="eastAsia"/>
+          <w:highlight w:val="yellow"/>
+        </w:rPr>
+        <w:t>Bishe——relighting ablation</w:t>
+      </w:r>
+    </w:p>
+    <w:p>
+      <w:pPr>
+        <w:rPr>
+          <w:rFonts w:hint="eastAsia"/>
+        </w:rPr>
+      </w:pPr>
+    </w:p>
+    <w:p>
+      <w:pPr>
+        <w:rPr>
+          <w:rFonts w:hint="eastAsia"/>
+        </w:rPr>
+      </w:pPr>
+      <w:r>
+        <w:rPr>
+          <w:rFonts w:hint="eastAsia"/>
+        </w:rPr>
+        <w:t>2026.2.1</w:t>
+      </w:r>
+    </w:p>
+    <w:p>
+      <w:pPr>
+        <w:rPr>
+          <w:rFonts w:hint="eastAsia"/>
+        </w:rPr>
+      </w:pPr>
+      <w:r>
+        <w:rPr>
+          <w:rFonts w:hint="eastAsia"/>
+        </w:rPr>
+        <w:t>Bishe——chapter4.2</w:t>
+      </w:r>
+    </w:p>
+    <w:p>
+      <w:pPr>
+        <w:rPr>
+          <w:rFonts w:hint="eastAsia"/>
+        </w:rPr>
+      </w:pPr>
+    </w:p>
+    <w:p>
+      <w:pPr>
+        <w:rPr>
+          <w:rFonts w:hint="eastAsia"/>
+        </w:rPr>
+      </w:pPr>
+      <w:r>
+        <w:rPr>
+          <w:rFonts w:hint="eastAsia"/>
+        </w:rPr>
+        <w:t>2026.2.4</w:t>
+      </w:r>
+    </w:p>
+    <w:p>
+      <w:pPr>
+        <w:rPr>
+          <w:rFonts w:hint="eastAsia"/>
+        </w:rPr>
+      </w:pPr>
+      <w:r>
+        <w:rPr>
+          <w:rFonts w:hint="eastAsia"/>
+        </w:rPr>
+        <w:t>Bishe——chapter4.2</w:t>
+      </w:r>
+    </w:p>
+    <w:p>
+      <w:pPr>
+        <w:rPr>
+          <w:rFonts w:hint="eastAsia"/>
+        </w:rPr>
+      </w:pPr>
+    </w:p>
+    <w:p>
+      <w:pPr>
+        <w:rPr>
+          <w:rFonts w:hint="eastAsia"/>
+        </w:rPr>
+      </w:pPr>
+      <w:r>
+        <w:rPr>
+          <w:rFonts w:hint="eastAsia"/>
+        </w:rPr>
+        <w:t>2026.2.12</w:t>
+      </w:r>
+    </w:p>
+    <w:p>
+      <w:pPr>
+        <w:rPr>
+          <w:rFonts w:hint="eastAsia"/>
+        </w:rPr>
+      </w:pPr>
+      <w:r>
+        <w:rPr>
+          <w:rFonts w:hint="eastAsia"/>
+        </w:rPr>
+        <w:t>Bishe——chapter3.2 &amp; chapter4.2</w:t>
+      </w:r>
+    </w:p>
+    <w:p>
+      <w:pPr>
+        <w:rPr>
+          <w:rFonts w:hint="eastAsia"/>
+        </w:rPr>
+      </w:pPr>
+    </w:p>
+    <w:p>
+      <w:pPr>
+        <w:rPr>
+          <w:rFonts w:hint="eastAsia"/>
+        </w:rPr>
+      </w:pPr>
+      <w:r>
+        <w:rPr>
+          <w:rFonts w:hint="eastAsia"/>
+        </w:rPr>
+        <w:t>2026.2.14</w:t>
+      </w:r>
+    </w:p>
+    <w:p>
+      <w:pPr>
+        <w:rPr>
+          <w:rFonts w:hint="eastAsia"/>
+        </w:rPr>
+      </w:pPr>
+      <w:r>
+        <w:rPr>
+          <w:rFonts w:hint="eastAsia"/>
+        </w:rPr>
+        <w:t>Bishe——chapter3.2 &amp; chapter4.2</w:t>
+      </w:r>
+    </w:p>
+    <w:p>
+      <w:pPr>
+        <w:rPr>
+          <w:rFonts w:hint="eastAsia"/>
+        </w:rPr>
+      </w:pPr>
+    </w:p>
+    <w:p>
+      <w:pPr>
+        <w:rPr>
+          <w:rFonts w:hint="eastAsia"/>
+        </w:rPr>
+      </w:pPr>
+      <w:r>
+        <w:rPr>
+          <w:rFonts w:hint="eastAsia"/>
+        </w:rPr>
+        <w:t>2026.2.20</w:t>
+      </w:r>
+    </w:p>
+    <w:p>
+      <w:pPr>
+        <w:rPr>
+          <w:rFonts w:hint="eastAsia"/>
+        </w:rPr>
+      </w:pPr>
+      <w:r>
+        <w:rPr>
+          <w:rFonts w:hint="eastAsia"/>
+        </w:rPr>
+        <w:t>Bishe——</w:t>
+      </w:r>
+      <w:r>
+        <w:rPr>
+          <w:rFonts w:hint="eastAsia"/>
+          <w:highlight w:val="yellow"/>
+        </w:rPr>
+        <w:t>chapter3.2</w:t>
+      </w:r>
+      <w:r>
+        <w:rPr>
+          <w:rFonts w:hint="eastAsia"/>
+        </w:rPr>
+        <w:t xml:space="preserve"> &amp; </w:t>
+      </w:r>
+      <w:r>
+        <w:rPr>
+          <w:rFonts w:hint="eastAsia"/>
+          <w:highlight w:val="yellow"/>
+        </w:rPr>
+        <w:t>chapter4.2</w:t>
+      </w:r>
+    </w:p>
+    <w:p>
+      <w:pPr>
+        <w:rPr>
+          <w:rFonts w:hint="eastAsia"/>
+        </w:rPr>
+      </w:pPr>
+    </w:p>
+    <w:p>
+      <w:pPr>
+        <w:rPr>
+          <w:rFonts w:hint="eastAsia"/>
+        </w:rPr>
+      </w:pPr>
+      <w:r>
+        <w:rPr>
+          <w:rFonts w:hint="eastAsia"/>
+        </w:rPr>
+        <w:t>2026.2.25</w:t>
+      </w:r>
+    </w:p>
+    <w:p>
+      <w:pPr>
+        <w:rPr>
+          <w:rFonts w:hint="eastAsia"/>
+        </w:rPr>
+      </w:pPr>
+      <w:r>
+        <w:rPr>
+          <w:rFonts w:hint="eastAsia"/>
+          <w:highlight w:val="yellow"/>
+        </w:rPr>
+        <w:t>Bishe——RRGS相关所有</w:t>
+      </w:r>
+    </w:p>
+    <w:p>
+      <w:pPr>
+        <w:rPr>
+          <w:rFonts w:hint="eastAsia"/>
+        </w:rPr>
+      </w:pPr>
+    </w:p>
+    <w:p>
+      <w:pPr>
+        <w:rPr>
+          <w:rFonts w:hint="eastAsia"/>
+        </w:rPr>
+      </w:pPr>
+      <w:r>
+        <w:rPr>
+          <w:rFonts w:hint="eastAsia"/>
+        </w:rPr>
+        <w:t>2026.2.26</w:t>
+      </w:r>
+    </w:p>
+    <w:p>
+      <w:pPr>
+        <w:rPr>
+          <w:rFonts w:hint="eastAsia"/>
+        </w:rPr>
+      </w:pPr>
+      <w:r>
+        <w:rPr>
+          <w:rFonts w:hint="eastAsia"/>
+          <w:highlight w:val="yellow"/>
+        </w:rPr>
+        <w:t>Bishe——R</w:t>
+      </w:r>
+      <w:r>
+        <w:rPr>
+          <w:rFonts w:hint="eastAsia"/>
+          <w:highlight w:val="yellow"/>
+        </w:rPr>
+        <w:t>3DG</w:t>
+      </w:r>
+      <w:r>
+        <w:rPr>
+          <w:rFonts w:hint="eastAsia"/>
+          <w:highlight w:val="yellow"/>
+        </w:rPr>
+        <w:t>相关所有</w:t>
+      </w:r>
+    </w:p>
+    <w:p>
+      <w:pPr>
+        <w:rPr>
+          <w:rFonts w:hint="eastAsia"/>
+        </w:rPr>
+      </w:pPr>
+    </w:p>
+    <w:p>
+      <w:pPr>
+        <w:rPr>
+          <w:rFonts w:hint="eastAsia"/>
+        </w:rPr>
+      </w:pPr>
+      <w:r>
+        <w:rPr>
+          <w:rFonts w:hint="eastAsia"/>
+        </w:rPr>
+        <w:t>2026.2.27</w:t>
+      </w:r>
+    </w:p>
+    <w:p>
+      <w:pPr>
+        <w:rPr>
+          <w:rFonts w:hint="eastAsia"/>
+        </w:rPr>
+      </w:pPr>
+      <w:r>
+        <w:rPr>
+          <w:rFonts w:hint="eastAsia"/>
+          <w:highlight w:val="yellow"/>
+        </w:rPr>
+        <w:t>Bishe——</w:t>
+      </w:r>
+      <w:r>
+        <w:rPr>
+          <w:rFonts w:hint="eastAsia"/>
+          <w:highlight w:val="yellow"/>
+        </w:rPr>
+        <w:t>GS-IR</w:t>
+      </w:r>
+      <w:r>
+        <w:rPr>
+          <w:rFonts w:hint="eastAsia"/>
+          <w:highlight w:val="yellow"/>
+        </w:rPr>
+        <w:t>相关所有</w:t>
+      </w:r>
+    </w:p>
+    <w:p>
+      <w:pPr>
+        <w:rPr>
+          <w:rFonts w:hint="eastAsia"/>
+        </w:rPr>
+      </w:pPr>
+    </w:p>
+    <w:p>
+      <w:pPr>
+        <w:rPr>
+          <w:rFonts w:hint="eastAsia"/>
+        </w:rPr>
+      </w:pPr>
+      <w:r>
+        <w:rPr>
+          <w:rFonts w:hint="eastAsia"/>
+        </w:rPr>
+        <w:t>2026.2.28</w:t>
+      </w:r>
+    </w:p>
+    <w:p>
+      <w:pPr>
+        <w:rPr>
+          <w:rFonts w:hint="eastAsia"/>
+        </w:rPr>
+      </w:pPr>
+      <w:r>
+        <w:rPr>
+          <w:rFonts w:hint="eastAsia"/>
+        </w:rPr>
+        <w:t>Bishe——chapter3 &amp; chapter4文字</w:t>
+      </w:r>
+    </w:p>
+    <w:p>
+      <w:pPr>
+        <w:rPr>
+          <w:rFonts w:hint="eastAsia"/>
+        </w:rPr>
+      </w:pPr>
+    </w:p>
+    <w:p>
+      <w:pPr>
+        <w:rPr>
+          <w:rFonts w:hint="eastAsia"/>
+        </w:rPr>
+      </w:pPr>
+      <w:r>
+        <w:rPr>
+          <w:rFonts w:hint="eastAsia"/>
+        </w:rPr>
+        <w:t>2026.</w:t>
+      </w:r>
+      <w:r>
+        <w:rPr>
+          <w:rFonts w:hint="eastAsia"/>
+        </w:rPr>
+        <w:t>3.2</w:t>
+      </w:r>
+    </w:p>
+    <w:p>
+      <w:pPr>
+        <w:rPr>
+          <w:rFonts w:hint="eastAsia"/>
+        </w:rPr>
+      </w:pPr>
+      <w:r>
+        <w:rPr>
+          <w:rFonts w:hint="eastAsia"/>
+        </w:rPr>
+        <w:t xml:space="preserve">Bishe——chapter1 &amp; </w:t>
+      </w:r>
+      <w:r>
+        <w:rPr>
+          <w:rFonts w:hint="eastAsia"/>
+          <w:highlight w:val="yellow"/>
+        </w:rPr>
+        <w:t>chapter3</w:t>
+      </w:r>
+      <w:r>
+        <w:rPr>
+          <w:rFonts w:hint="eastAsia"/>
+        </w:rPr>
+        <w:t xml:space="preserve"> &amp; chapter4文字</w:t>
+      </w:r>
+    </w:p>
+    <w:p>
+      <w:pPr>
+        <w:rPr>
+          <w:rFonts w:hint="eastAsia"/>
+        </w:rPr>
+      </w:pPr>
+    </w:p>
+    <w:p>
+      <w:pPr>
+        <w:rPr>
+          <w:rFonts w:hint="eastAsia"/>
+        </w:rPr>
+      </w:pPr>
+      <w:r>
+        <w:rPr>
+          <w:rFonts w:hint="eastAsia"/>
+        </w:rPr>
+        <w:t>2026.2.3.3</w:t>
+      </w:r>
+    </w:p>
+    <w:p>
+      <w:pPr>
+        <w:rPr>
+          <w:rFonts w:hint="eastAsia"/>
+        </w:rPr>
+      </w:pPr>
+      <w:r>
+        <w:rPr>
+          <w:rFonts w:hint="eastAsia"/>
+        </w:rPr>
+        <w:t>Bishe——</w:t>
+      </w:r>
+      <w:r>
+        <w:rPr>
+          <w:rFonts w:hint="eastAsia"/>
+        </w:rPr>
+        <w:t xml:space="preserve">chapter1 </w:t>
+      </w:r>
+      <w:r>
+        <w:rPr>
+          <w:rFonts w:hint="eastAsia"/>
+          <w:highlight w:val="yellow"/>
+        </w:rPr>
+        <w:t>&amp; chapter4文字</w:t>
+      </w:r>
+    </w:p>
+    <w:p>
+      <w:pPr>
+        <w:rPr>
+          <w:rFonts w:hint="eastAsia"/>
+        </w:rPr>
+      </w:pPr>
+      <w:r>
+        <w:rPr>
+          <w:rFonts w:hint="eastAsia"/>
+        </w:rPr>
+        <w:lastRenderedPageBreak/>
+        <w:t>2026.2.3.4</w:t>
+      </w:r>
+    </w:p>
+    <w:p>
+      <w:pPr>
+        <w:rPr>
+          <w:rFonts w:hint="eastAsia"/>
+        </w:rPr>
+      </w:pPr>
+      <w:r>
+        <w:rPr>
+          <w:rFonts w:hint="eastAsia"/>
+        </w:rPr>
+        <w:t>Bishe——</w:t>
+      </w:r>
+      <w:r>
+        <w:rPr>
+          <w:rFonts w:hint="eastAsia"/>
+        </w:rPr>
+        <w:t xml:space="preserve">chapter1 </w:t>
+      </w:r>
+      <w:r>
+        <w:rPr>
+          <w:rFonts w:hint="eastAsia"/>
+          <w:highlight w:val="yellow"/>
+        </w:rPr>
+        <w:t xml:space="preserve">&amp; </w:t>
+      </w:r>
+      <w:r>
+        <w:rPr>
+          <w:highlight w:val="yellow"/>
+        </w:rPr>
+        <w:t>chapter</w:t>
+      </w:r>
+      <w:r>
+        <w:rPr>
+          <w:rFonts w:hint="eastAsia"/>
+          <w:highlight w:val="yellow"/>
+        </w:rPr>
+        <w:t>2</w:t>
+      </w:r>
+    </w:p>
+    <w:p/>
+    <w:p>
+      <w:r>
+        <w:rPr>
+          <w:rFonts w:hint="eastAsia"/>
+        </w:rPr>
+        <w:t>2026.2.3.</w:t>
+      </w:r>
+      <w:r>
+        <w:rPr>
+          <w:rFonts w:hint="eastAsia"/>
+        </w:rPr>
+        <w:t>5</w:t>
+      </w:r>
+    </w:p>
+    <w:p>
+      <w:pPr>
+        <w:rPr>
+          <w:rFonts w:hint="eastAsia"/>
+        </w:rPr>
+      </w:pPr>
       <w:r>
         <w:rPr>
           <w:rFonts w:hint="eastAsia"/>
         </w:rPr>
         <w:t>Bishe</w:t>
       </w:r>
-      <w:proofErr w:type="spellEnd"/>
-      <w:r>
-        <w:rPr>
-          <w:rFonts w:hint="eastAsia"/>
-        </w:rPr>
-        <w:t>——chapter3 &amp; chapter4</w:t>
-      </w:r>
-    </w:p>
-    <w:p>
-      <w:pPr>
-        <w:rPr>
-          <w:rFonts w:hint="eastAsia"/>
-        </w:rPr>
-      </w:pPr>
-    </w:p>
-    <w:p>
-      <w:pPr>
-        <w:rPr>
-          <w:rFonts w:hint="eastAsia"/>
-        </w:rPr>
-      </w:pPr>
-      <w:r>
-        <w:rPr>
-          <w:rFonts w:hint="eastAsia"/>
-        </w:rPr>
-        <w:t>2026.1.29</w:t>
-      </w:r>
-    </w:p>
-    <w:p>
-      <w:pPr>
-        <w:rPr>
-          <w:rFonts w:hint="eastAsia"/>
-        </w:rPr>
-      </w:pPr>
-      <w:proofErr w:type="spellStart"/>
-      <w:r>
-        <w:rPr>
-          <w:rFonts w:hint="eastAsia"/>
-        </w:rPr>
-        <w:t>Bishe</w:t>
-      </w:r>
-      <w:proofErr w:type="spellEnd"/>
-      <w:r>
-        <w:rPr>
-          <w:rFonts w:hint="eastAsia"/>
-        </w:rPr>
-        <w:t>——chapter3.3</w:t>
-      </w:r>
-    </w:p>
-    <w:p>
-      <w:pPr>
-        <w:rPr>
-          <w:rFonts w:hint="eastAsia"/>
-        </w:rPr>
-      </w:pPr>
-    </w:p>
-    <w:p>
-      <w:pPr>
-        <w:rPr>
-          <w:rFonts w:hint="eastAsia"/>
-        </w:rPr>
-      </w:pPr>
-      <w:r>
-        <w:rPr>
-          <w:rFonts w:hint="eastAsia"/>
-        </w:rPr>
-        <w:t>2026.1.30</w:t>
-      </w:r>
-    </w:p>
-    <w:p>
-      <w:pPr>
-        <w:rPr>
-          <w:rFonts w:hint="eastAsia"/>
-        </w:rPr>
-      </w:pPr>
-      <w:proofErr w:type="spellStart"/>
-      <w:r>
-        <w:rPr>
-          <w:rFonts w:hint="eastAsia"/>
-          <w:highlight w:val="yellow"/>
-        </w:rPr>
-        <w:t>Bishe</w:t>
-      </w:r>
-      <w:proofErr w:type="spellEnd"/>
-      <w:r>
-        <w:rPr>
-          <w:rFonts w:hint="eastAsia"/>
-          <w:highlight w:val="yellow"/>
-        </w:rPr>
-        <w:t>——chapter4.3.3</w:t>
-      </w:r>
-    </w:p>
-    <w:p>
-      <w:pPr>
-        <w:rPr>
-          <w:rFonts w:hint="eastAsia"/>
-        </w:rPr>
-      </w:pPr>
-    </w:p>
-    <w:p>
-      <w:pPr>
-        <w:rPr>
-          <w:rFonts w:hint="eastAsia"/>
-        </w:rPr>
-      </w:pPr>
-      <w:r>
-        <w:rPr>
-          <w:rFonts w:hint="eastAsia"/>
-        </w:rPr>
-        <w:t>2026.1.31</w:t>
-      </w:r>
-    </w:p>
-    <w:p>
-      <w:pPr>
-        <w:rPr>
-          <w:rFonts w:hint="eastAsia"/>
-        </w:rPr>
-      </w:pPr>
-      <w:proofErr w:type="spellStart"/>
-      <w:r>
-        <w:rPr>
-          <w:rFonts w:hint="eastAsia"/>
-          <w:highlight w:val="yellow"/>
-        </w:rPr>
-        <w:t>Bishe</w:t>
-      </w:r>
-      <w:proofErr w:type="spellEnd"/>
-      <w:r>
-        <w:rPr>
-          <w:rFonts w:hint="eastAsia"/>
-          <w:highlight w:val="yellow"/>
-        </w:rPr>
-        <w:t>——relighting ablation</w:t>
-      </w:r>
-    </w:p>
-    <w:p>
-      <w:pPr>
-        <w:rPr>
-          <w:rFonts w:hint="eastAsia"/>
-        </w:rPr>
-      </w:pPr>
-    </w:p>
-    <w:p>
-      <w:pPr>
-        <w:rPr>
-          <w:rFonts w:hint="eastAsia"/>
-        </w:rPr>
-      </w:pPr>
-      <w:r>
-        <w:rPr>
-          <w:rFonts w:hint="eastAsia"/>
-        </w:rPr>
-        <w:t>2026.2.1</w:t>
-      </w:r>
-    </w:p>
-    <w:p>
-      <w:pPr>
-        <w:rPr>
-          <w:rFonts w:hint="eastAsia"/>
-        </w:rPr>
-      </w:pPr>
-      <w:proofErr w:type="spellStart"/>
-      <w:r>
-        <w:rPr>
-          <w:rFonts w:hint="eastAsia"/>
-        </w:rPr>
-        <w:t>Bishe</w:t>
-      </w:r>
-      <w:proofErr w:type="spellEnd"/>
-      <w:r>
-        <w:rPr>
-          <w:rFonts w:hint="eastAsia"/>
-        </w:rPr>
-        <w:t>——chapter4.2</w:t>
-      </w:r>
-    </w:p>
-    <w:p>
-      <w:pPr>
-        <w:rPr>
-          <w:rFonts w:hint="eastAsia"/>
-        </w:rPr>
-      </w:pPr>
-    </w:p>
-    <w:p>
-      <w:pPr>
-        <w:rPr>
-          <w:rFonts w:hint="eastAsia"/>
-        </w:rPr>
-      </w:pPr>
-      <w:r>
-        <w:rPr>
-          <w:rFonts w:hint="eastAsia"/>
-        </w:rPr>
-        <w:t>2026.2.4</w:t>
-      </w:r>
-    </w:p>
-    <w:p>
-      <w:pPr>
-        <w:rPr>
-          <w:rFonts w:hint="eastAsia"/>
-        </w:rPr>
-      </w:pPr>
-      <w:proofErr w:type="spellStart"/>
-      <w:r>
-        <w:rPr>
-          <w:rFonts w:hint="eastAsia"/>
-        </w:rPr>
-        <w:t>Bishe</w:t>
-      </w:r>
-      <w:proofErr w:type="spellEnd"/>
-      <w:r>
-        <w:rPr>
-          <w:rFonts w:hint="eastAsia"/>
-        </w:rPr>
-        <w:t>——chapter4.2</w:t>
-      </w:r>
-    </w:p>
-    <w:p>
-      <w:pPr>
-        <w:rPr>
-          <w:rFonts w:hint="eastAsia"/>
-        </w:rPr>
-      </w:pPr>
-    </w:p>
-    <w:p>
-      <w:pPr>
-        <w:rPr>
-          <w:rFonts w:hint="eastAsia"/>
-        </w:rPr>
-      </w:pPr>
-      <w:r>
-        <w:rPr>
-          <w:rFonts w:hint="eastAsia"/>
-        </w:rPr>
-        <w:t>2026.2.12</w:t>
-      </w:r>
-    </w:p>
-    <w:p>
-      <w:pPr>
-        <w:rPr>
-          <w:rFonts w:hint="eastAsia"/>
-        </w:rPr>
-      </w:pPr>
-      <w:proofErr w:type="spellStart"/>
-      <w:r>
-        <w:rPr>
-          <w:rFonts w:hint="eastAsia"/>
-        </w:rPr>
-        <w:t>Bishe</w:t>
-      </w:r>
-      <w:proofErr w:type="spellEnd"/>
-      <w:r>
-        <w:rPr>
-          <w:rFonts w:hint="eastAsia"/>
-        </w:rPr>
-        <w:t>——chapter3.2 &amp; chapter4.2</w:t>
-      </w:r>
-    </w:p>
-    <w:p>
-      <w:pPr>
-        <w:rPr>
-          <w:rFonts w:hint="eastAsia"/>
-        </w:rPr>
-      </w:pPr>
-    </w:p>
-    <w:p>
-      <w:pPr>
-        <w:rPr>
-          <w:rFonts w:hint="eastAsia"/>
-        </w:rPr>
-      </w:pPr>
-      <w:r>
-        <w:rPr>
-          <w:rFonts w:hint="eastAsia"/>
-        </w:rPr>
-        <w:t>2026.2.14</w:t>
-      </w:r>
-    </w:p>
-    <w:p>
-      <w:pPr>
-        <w:rPr>
-          <w:rFonts w:hint="eastAsia"/>
-        </w:rPr>
-      </w:pPr>
-      <w:proofErr w:type="spellStart"/>
-      <w:r>
-        <w:rPr>
-          <w:rFonts w:hint="eastAsia"/>
-        </w:rPr>
-        <w:t>Bishe</w:t>
-      </w:r>
-      <w:proofErr w:type="spellEnd"/>
-      <w:r>
-        <w:rPr>
-          <w:rFonts w:hint="eastAsia"/>
-        </w:rPr>
-        <w:t>——chapter3.2 &amp; chapter4.2</w:t>
-      </w:r>
-    </w:p>
-    <w:p>
-      <w:pPr>
-        <w:rPr>
-          <w:rFonts w:hint="eastAsia"/>
-        </w:rPr>
-      </w:pPr>
-    </w:p>
-    <w:p>
-      <w:pPr>
-        <w:rPr>
-          <w:rFonts w:hint="eastAsia"/>
-        </w:rPr>
-      </w:pPr>
-      <w:r>
-        <w:rPr>
-          <w:rFonts w:hint="eastAsia"/>
-        </w:rPr>
-        <w:t>2026.2.20</w:t>
-      </w:r>
-    </w:p>
-    <w:p>
-      <w:pPr>
-        <w:rPr>
-          <w:rFonts w:hint="eastAsia"/>
-        </w:rPr>
-      </w:pPr>
-      <w:proofErr w:type="spellStart"/>
-      <w:r>
-        <w:rPr>
-          <w:rFonts w:hint="eastAsia"/>
-        </w:rPr>
-        <w:t>Bishe</w:t>
-      </w:r>
-      <w:proofErr w:type="spellEnd"/>
-      <w:r>
-        <w:rPr>
-          <w:rFonts w:hint="eastAsia"/>
-        </w:rPr>
-        <w:t>——</w:t>
-      </w:r>
-      <w:r>
-        <w:rPr>
-          <w:rFonts w:hint="eastAsia"/>
-          <w:highlight w:val="yellow"/>
-        </w:rPr>
-        <w:t>chapter3.2</w:t>
-      </w:r>
-      <w:r>
-        <w:rPr>
-          <w:rFonts w:hint="eastAsia"/>
-        </w:rPr>
-        <w:t xml:space="preserve"> &amp; </w:t>
-      </w:r>
-      <w:r>
-        <w:rPr>
-          <w:rFonts w:hint="eastAsia"/>
-          <w:highlight w:val="yellow"/>
-        </w:rPr>
-        <w:t>chapter4.2</w:t>
-      </w:r>
-    </w:p>
-    <w:p>
-      <w:pPr>
-        <w:rPr>
-          <w:rFonts w:hint="eastAsia"/>
-        </w:rPr>
-      </w:pPr>
-    </w:p>
-    <w:p>
-      <w:pPr>
-        <w:rPr>
-          <w:rFonts w:hint="eastAsia"/>
-        </w:rPr>
-      </w:pPr>
-      <w:r>
-        <w:rPr>
-          <w:rFonts w:hint="eastAsia"/>
-        </w:rPr>
-        <w:t>2026.2.25</w:t>
-      </w:r>
-    </w:p>
-    <w:p>
-      <w:pPr>
-        <w:rPr>
-          <w:rFonts w:hint="eastAsia"/>
-        </w:rPr>
-      </w:pPr>
-      <w:proofErr w:type="spellStart"/>
-      <w:r>
-        <w:rPr>
-          <w:rFonts w:hint="eastAsia"/>
-          <w:highlight w:val="yellow"/>
-        </w:rPr>
-        <w:t>Bishe</w:t>
-      </w:r>
-      <w:proofErr w:type="spellEnd"/>
-      <w:r>
-        <w:rPr>
-          <w:rFonts w:hint="eastAsia"/>
-          <w:highlight w:val="yellow"/>
-        </w:rPr>
-        <w:t>——RRGS相关所有</w:t>
-      </w:r>
-    </w:p>
-    <w:p>
-      <w:pPr>
-        <w:rPr>
-          <w:rFonts w:hint="eastAsia"/>
-        </w:rPr>
-      </w:pPr>
-    </w:p>
-    <w:p>
-      <w:pPr>
-        <w:rPr>
-          <w:rFonts w:hint="eastAsia"/>
-        </w:rPr>
-      </w:pPr>
-      <w:r>
-        <w:rPr>
-          <w:rFonts w:hint="eastAsia"/>
-        </w:rPr>
-        <w:t>2026.2.26</w:t>
-      </w:r>
-    </w:p>
-    <w:p>
-      <w:pPr>
-        <w:rPr>
-          <w:rFonts w:hint="eastAsia"/>
-        </w:rPr>
-      </w:pPr>
-      <w:proofErr w:type="spellStart"/>
-      <w:r>
-        <w:rPr>
-          <w:rFonts w:hint="eastAsia"/>
-          <w:highlight w:val="yellow"/>
-        </w:rPr>
-        <w:t>Bishe</w:t>
-      </w:r>
-      <w:proofErr w:type="spellEnd"/>
-      <w:r>
-        <w:rPr>
-          <w:rFonts w:hint="eastAsia"/>
-          <w:highlight w:val="yellow"/>
-        </w:rPr>
-        <w:t>——R</w:t>
-      </w:r>
-      <w:r>
-        <w:rPr>
-          <w:rFonts w:hint="eastAsia"/>
-          <w:highlight w:val="yellow"/>
-        </w:rPr>
-        <w:t>3DG</w:t>
-      </w:r>
-      <w:r>
-        <w:rPr>
-          <w:rFonts w:hint="eastAsia"/>
-          <w:highlight w:val="yellow"/>
-        </w:rPr>
-        <w:t>相关所有</w:t>
-      </w:r>
-    </w:p>
-    <w:p>
-      <w:pPr>
-        <w:rPr>
-          <w:rFonts w:hint="eastAsia"/>
-        </w:rPr>
-      </w:pPr>
-    </w:p>
-    <w:p>
-      <w:pPr>
-        <w:rPr>
-          <w:rFonts w:hint="eastAsia"/>
-        </w:rPr>
-      </w:pPr>
-      <w:r>
-        <w:rPr>
-          <w:rFonts w:hint="eastAsia"/>
-        </w:rPr>
-        <w:t>2026.2.27</w:t>
-      </w:r>
-    </w:p>
-    <w:p>
-      <w:pPr>
-        <w:rPr>
-          <w:rFonts w:hint="eastAsia"/>
-        </w:rPr>
-      </w:pPr>
-      <w:proofErr w:type="spellStart"/>
-      <w:r>
-        <w:rPr>
-          <w:rFonts w:hint="eastAsia"/>
-          <w:highlight w:val="yellow"/>
-        </w:rPr>
-        <w:t>Bishe</w:t>
-      </w:r>
-      <w:proofErr w:type="spellEnd"/>
-      <w:r>
-        <w:rPr>
-          <w:rFonts w:hint="eastAsia"/>
-          <w:highlight w:val="yellow"/>
-        </w:rPr>
-        <w:t>——</w:t>
-      </w:r>
-      <w:r>
-        <w:rPr>
-          <w:rFonts w:hint="eastAsia"/>
-          <w:highlight w:val="yellow"/>
-        </w:rPr>
-        <w:t>GS-IR</w:t>
-      </w:r>
-      <w:r>
-        <w:rPr>
-          <w:rFonts w:hint="eastAsia"/>
-          <w:highlight w:val="yellow"/>
-        </w:rPr>
-        <w:t>相关所有</w:t>
-      </w:r>
-    </w:p>
-    <w:p>
-      <w:pPr>
-        <w:rPr>
-          <w:rFonts w:hint="eastAsia"/>
-        </w:rPr>
-      </w:pPr>
-    </w:p>
-    <w:p>
-      <w:pPr>
-        <w:rPr>
-          <w:rFonts w:hint="eastAsia"/>
-        </w:rPr>
-      </w:pPr>
-      <w:r>
-        <w:rPr>
-          <w:rFonts w:hint="eastAsia"/>
-        </w:rPr>
-        <w:t>2026.2.28</w:t>
-      </w:r>
-    </w:p>
-    <w:p>
-      <w:pPr>
-        <w:rPr>
-          <w:rFonts w:hint="eastAsia"/>
-        </w:rPr>
-      </w:pPr>
-      <w:proofErr w:type="spellStart"/>
-      <w:r>
-        <w:rPr>
-          <w:rFonts w:hint="eastAsia"/>
-        </w:rPr>
-        <w:t>Bishe</w:t>
-      </w:r>
-      <w:proofErr w:type="spellEnd"/>
-      <w:r>
-        <w:rPr>
-          <w:rFonts w:hint="eastAsia"/>
-        </w:rPr>
-        <w:t>——chapter3 &amp; chapter4文字</w:t>
-      </w:r>
-    </w:p>
-    <w:p>
-      <w:pPr>
-        <w:rPr>
-          <w:rFonts w:hint="eastAsia"/>
-        </w:rPr>
-      </w:pPr>
-    </w:p>
-    <w:p>
-      <w:pPr>
-        <w:rPr>
-          <w:rFonts w:hint="eastAsia"/>
-        </w:rPr>
-      </w:pPr>
-      <w:r>
-        <w:rPr>
-          <w:rFonts w:hint="eastAsia"/>
-        </w:rPr>
-        <w:t>2026.</w:t>
-      </w:r>
-      <w:r>
-        <w:rPr>
-          <w:rFonts w:hint="eastAsia"/>
-        </w:rPr>
-        <w:t>3.2</w:t>
-      </w:r>
-    </w:p>
-    <w:p>
-      <w:pPr>
-        <w:rPr>
-          <w:rFonts w:hint="eastAsia"/>
-        </w:rPr>
-      </w:pPr>
-      <w:proofErr w:type="spellStart"/>
-      <w:r>
-        <w:rPr>
-          <w:rFonts w:hint="eastAsia"/>
-        </w:rPr>
-        <w:t>Bishe</w:t>
-      </w:r>
-      <w:proofErr w:type="spellEnd"/>
-      <w:r>
-        <w:rPr>
-          <w:rFonts w:hint="eastAsia"/>
-        </w:rPr>
-        <w:t xml:space="preserve">——chapter1 &amp; </w:t>
-      </w:r>
-      <w:r>
-        <w:rPr>
-          <w:rFonts w:hint="eastAsia"/>
-          <w:highlight w:val="yellow"/>
-        </w:rPr>
-        <w:t>chapter3</w:t>
-      </w:r>
-      <w:r>
-        <w:rPr>
-          <w:rFonts w:hint="eastAsia"/>
-        </w:rPr>
-        <w:t xml:space="preserve"> &amp; chapter4文字</w:t>
-      </w:r>
-    </w:p>
-    <w:p>
-      <w:pPr>
-        <w:rPr>
-          <w:rFonts w:hint="eastAsia"/>
-        </w:rPr>
-      </w:pPr>
-    </w:p>
-    <w:p>
-      <w:pPr>
-        <w:rPr>
-          <w:rFonts w:hint="eastAsia"/>
-        </w:rPr>
-      </w:pPr>
-      <w:r>
-        <w:rPr>
-          <w:rFonts w:hint="eastAsia"/>
-        </w:rPr>
-        <w:t>2026.2.3.3</w:t>
-      </w:r>
-    </w:p>
-    <w:p>
-      <w:pPr>
-        <w:rPr>
-          <w:rFonts w:hint="eastAsia"/>
-        </w:rPr>
-      </w:pPr>
-      <w:proofErr w:type="spellStart"/>
-      <w:r>
-        <w:rPr>
-          <w:rFonts w:hint="eastAsia"/>
-        </w:rPr>
-        <w:t>Bishe</w:t>
-      </w:r>
-      <w:proofErr w:type="spellEnd"/>
-      <w:r>
-        <w:rPr>
-          <w:rFonts w:hint="eastAsia"/>
-        </w:rPr>
-        <w:t>——</w:t>
-      </w:r>
-      <w:r>
-        <w:rPr>
-          <w:rFonts w:hint="eastAsia"/>
-        </w:rPr>
-        <w:t xml:space="preserve">chapter1 </w:t>
-      </w:r>
-      <w:r>
-        <w:rPr>
-          <w:rFonts w:hint="eastAsia"/>
-          <w:highlight w:val="yellow"/>
-        </w:rPr>
-        <w:t>&amp; chapter4文字</w:t>
-      </w:r>
-    </w:p>
-    <w:p>
-      <w:pPr>
-        <w:rPr>
-          <w:rFonts w:hint="eastAsia"/>
-        </w:rPr>
-      </w:pPr>
-      <w:r>
-        <w:rPr>
-          <w:rFonts w:hint="eastAsia"/>
-        </w:rPr>
-        <w:lastRenderedPageBreak/>
-        <w:t>2026.2.3.</w:t>
-      </w:r>
-      <w:r>
-        <w:rPr>
-          <w:rFonts w:hint="eastAsia"/>
-        </w:rPr>
-        <w:t>4</w:t>
-      </w:r>
-    </w:p>
-    <w:p>
-      <w:pPr>
-        <w:rPr>
-          <w:rFonts w:hint="eastAsia"/>
-        </w:rPr>
-      </w:pPr>
-      <w:proofErr w:type="spellStart"/>
-      <w:r>
-        <w:rPr>
-          <w:rFonts w:hint="eastAsia"/>
-        </w:rPr>
-        <w:t>Bishe</w:t>
-      </w:r>
-      <w:proofErr w:type="spellEnd"/>
-      <w:r>
-        <w:rPr>
-          <w:rFonts w:hint="eastAsia"/>
-        </w:rPr>
-        <w:t>——</w:t>
-      </w:r>
-      <w:r>
-        <w:rPr>
-          <w:rFonts w:hint="eastAsia"/>
-          <w:highlight w:val="yellow"/>
-        </w:rPr>
-        <w:t xml:space="preserve">chapter1 </w:t>
-      </w:r>
-      <w:r>
-        <w:rPr>
-          <w:rFonts w:hint="eastAsia"/>
-          <w:highlight w:val="yellow"/>
-        </w:rPr>
-        <w:t xml:space="preserve">&amp; </w:t>
-      </w:r>
-      <w:r>
-        <w:rPr>
-          <w:highlight w:val="yellow"/>
-        </w:rPr>
-        <w:t>chapter</w:t>
-      </w:r>
-      <w:r>
-        <w:rPr>
-          <w:rFonts w:hint="eastAsia"/>
-          <w:highlight w:val="yellow"/>
-        </w:rPr>
-        <w:t>2</w:t>
-      </w:r>
-    </w:p>
-    <w:p>
-      <w:pPr>
-        <w:rPr>
-          <w:rFonts w:hint="eastAsia"/>
-        </w:rPr>
-      </w:pPr>
+      <w:r>
+        <w:rPr>
+          <w:rFonts w:hint="eastAsia"/>
+        </w:rPr>
+        <w:t>——version 1.0</w:t>
+      </w:r>
     </w:p>
     <w:sectPr>
       <w:pgSz w:w="11906" w:h="16838"/>

--- a/desktop_files/2026.docx
+++ b/desktop_files/2026.docx
@@ -3,24 +3,16 @@
 <w:document xmlns:wpc="http://schemas.microsoft.com/office/word/2010/wordprocessingCanvas" xmlns:cx="http://schemas.microsoft.com/office/drawing/2014/chartex" xmlns:cx1="http://schemas.microsoft.com/office/drawing/2015/9/8/chartex" xmlns:cx2="http://schemas.microsoft.com/office/drawing/2015/10/21/chartex" xmlns:cx3="http://schemas.microsoft.com/office/drawing/2016/5/9/chartex" xmlns:cx4="http://schemas.microsoft.com/office/drawing/2016/5/10/chartex" xmlns:cx5="http://schemas.microsoft.com/office/drawing/2016/5/11/chartex" xmlns:cx6="http://schemas.microsoft.com/office/drawing/2016/5/12/chartex" xmlns:cx7="http://schemas.microsoft.com/office/drawing/2016/5/13/chartex" xmlns:cx8="http://schemas.microsoft.com/office/drawing/2016/5/14/chartex" xmlns:mc="http://schemas.openxmlformats.org/markup-compatibility/2006" xmlns:aink="http://schemas.microsoft.com/office/drawing/2016/ink" xmlns:am3d="http://schemas.microsoft.com/office/drawing/2017/model3d" xmlns:o="urn:schemas-microsoft-com:office:office" xmlns:oel="http://schemas.microsoft.com/office/2019/extlst" xmlns:r="http://schemas.openxmlformats.org/officeDocument/2006/relationships" xmlns:m="http://schemas.openxmlformats.org/officeDocument/2006/math" xmlns:v="urn:schemas-microsoft-com:vml" xmlns:wp14="http://schemas.microsoft.com/office/word/2010/wordprocessingDrawing" xmlns:wp="http://schemas.openxmlformats.org/drawingml/2006/wordprocessingDrawing" xmlns:w10="urn:schemas-microsoft-com:office:word" xmlns:w="http://schemas.openxmlformats.org/wordprocessingml/2006/main" xmlns:w14="http://schemas.microsoft.com/office/word/2010/wordml" xmlns:w15="http://schemas.microsoft.com/office/word/2012/wordml" xmlns:w16cex="http://schemas.microsoft.com/office/word/2018/wordml/cex" xmlns:w16cid="http://schemas.microsoft.com/office/word/2016/wordml/cid" xmlns:w16="http://schemas.microsoft.com/office/word/2018/wordml" xmlns:w16du="http://schemas.microsoft.com/office/word/2023/wordml/word16du" xmlns:w16sdtdh="http://schemas.microsoft.com/office/word/2020/wordml/sdtdatahash" xmlns:w16sdtfl="http://schemas.microsoft.com/office/word/2024/wordml/sdtformatlock" xmlns:w16se="http://schemas.microsoft.com/office/word/2015/wordml/symex" xmlns:wpg="http://schemas.microsoft.com/office/word/2010/wordprocessingGroup" xmlns:wpi="http://schemas.microsoft.com/office/word/2010/wordprocessingInk" xmlns:wne="http://schemas.microsoft.com/office/word/2006/wordml" xmlns:wps="http://schemas.microsoft.com/office/word/2010/wordprocessingShape" mc:Ignorable="w14 w15 w16se w16cid w16 w16cex w16sdtdh w16sdtfl w16du wp14">
   <w:body>
     <w:p>
-      <w:pPr>
-        <w:rPr>
-          <w:rFonts w:hint="eastAsia"/>
-        </w:rPr>
-      </w:pPr>
       <w:r>
         <w:t>2026.1.6</w:t>
       </w:r>
     </w:p>
     <w:p>
-      <w:pPr>
-        <w:rPr>
-          <w:rFonts w:hint="eastAsia"/>
-        </w:rPr>
-      </w:pPr>
-      <w:r>
-        <w:t>Bishe</w:t>
-      </w:r>
+      <w:proofErr w:type="spellStart"/>
+      <w:r>
+        <w:t>Bishe</w:t>
+      </w:r>
+      <w:proofErr w:type="spellEnd"/>
       <w:r>
         <w:rPr>
           <w:rFonts w:hint="eastAsia"/>
@@ -31,19 +23,8 @@
         <w:t>chapter1&amp;2</w:t>
       </w:r>
     </w:p>
-    <w:p>
-      <w:pPr>
-        <w:rPr>
-          <w:rFonts w:hint="eastAsia"/>
-        </w:rPr>
-      </w:pPr>
-    </w:p>
-    <w:p>
-      <w:pPr>
-        <w:rPr>
-          <w:rFonts w:hint="eastAsia"/>
-        </w:rPr>
-      </w:pPr>
+    <w:p/>
+    <w:p>
       <w:r>
         <w:t>2026.1.</w:t>
       </w:r>
@@ -55,14 +36,11 @@
       </w:r>
     </w:p>
     <w:p>
-      <w:pPr>
-        <w:rPr>
-          <w:rFonts w:hint="eastAsia"/>
-        </w:rPr>
-      </w:pPr>
-      <w:r>
-        <w:t>Bishe</w:t>
-      </w:r>
+      <w:proofErr w:type="spellStart"/>
+      <w:r>
+        <w:t>Bishe</w:t>
+      </w:r>
+      <w:proofErr w:type="spellEnd"/>
       <w:r>
         <w:rPr>
           <w:rFonts w:hint="eastAsia"/>
@@ -88,19 +66,8 @@
         <w:t>1.2</w:t>
       </w:r>
     </w:p>
-    <w:p>
-      <w:pPr>
-        <w:rPr>
-          <w:rFonts w:hint="eastAsia"/>
-        </w:rPr>
-      </w:pPr>
-    </w:p>
-    <w:p>
-      <w:pPr>
-        <w:rPr>
-          <w:rFonts w:hint="eastAsia"/>
-        </w:rPr>
-      </w:pPr>
+    <w:p/>
+    <w:p>
       <w:r>
         <w:rPr>
           <w:rFonts w:hint="eastAsia"/>
@@ -109,18 +76,15 @@
       </w:r>
     </w:p>
     <w:p>
-      <w:pPr>
-        <w:rPr>
-          <w:rFonts w:hint="eastAsia"/>
-        </w:rPr>
-      </w:pPr>
-      <w:r>
-        <w:rPr>
-          <w:rFonts w:hint="eastAsia"/>
-          <w:highlight w:val="yellow"/>
-        </w:rPr>
-        <w:t>Bishe</w:t>
-      </w:r>
+      <w:proofErr w:type="spellStart"/>
+      <w:r>
+        <w:rPr>
+          <w:rFonts w:hint="eastAsia"/>
+          <w:highlight w:val="yellow"/>
+        </w:rPr>
+        <w:t>Bishe</w:t>
+      </w:r>
+      <w:proofErr w:type="spellEnd"/>
       <w:r>
         <w:rPr>
           <w:rFonts w:hint="eastAsia"/>
@@ -129,19 +93,8 @@
         <w:t>——chapter2.1</w:t>
       </w:r>
     </w:p>
-    <w:p>
-      <w:pPr>
-        <w:rPr>
-          <w:rFonts w:hint="eastAsia"/>
-        </w:rPr>
-      </w:pPr>
-    </w:p>
-    <w:p>
-      <w:pPr>
-        <w:rPr>
-          <w:rFonts w:hint="eastAsia"/>
-        </w:rPr>
-      </w:pPr>
+    <w:p/>
+    <w:p>
       <w:r>
         <w:rPr>
           <w:rFonts w:hint="eastAsia"/>
@@ -150,31 +103,23 @@
       </w:r>
     </w:p>
     <w:p>
-      <w:pPr>
-        <w:rPr>
-          <w:rFonts w:hint="eastAsia"/>
-        </w:rPr>
-      </w:pPr>
-      <w:r>
-        <w:rPr>
-          <w:rFonts w:hint="eastAsia"/>
-        </w:rPr>
-        <w:t>Bishe——chapter2&amp;chapter3</w:t>
-      </w:r>
-    </w:p>
-    <w:p>
-      <w:pPr>
-        <w:rPr>
-          <w:rFonts w:hint="eastAsia"/>
-        </w:rPr>
-      </w:pPr>
-    </w:p>
-    <w:p>
-      <w:pPr>
-        <w:rPr>
-          <w:rFonts w:hint="eastAsia"/>
-        </w:rPr>
-      </w:pPr>
+      <w:proofErr w:type="spellStart"/>
+      <w:r>
+        <w:rPr>
+          <w:rFonts w:hint="eastAsia"/>
+        </w:rPr>
+        <w:t>Bishe</w:t>
+      </w:r>
+      <w:proofErr w:type="spellEnd"/>
+      <w:r>
+        <w:rPr>
+          <w:rFonts w:hint="eastAsia"/>
+        </w:rPr>
+        <w:t>——chapter2&amp;chapter3</w:t>
+      </w:r>
+    </w:p>
+    <w:p/>
+    <w:p>
       <w:r>
         <w:rPr>
           <w:rFonts w:hint="eastAsia"/>
@@ -183,16 +128,19 @@
       </w:r>
     </w:p>
     <w:p>
-      <w:pPr>
-        <w:rPr>
-          <w:rFonts w:hint="eastAsia"/>
-        </w:rPr>
-      </w:pPr>
-      <w:r>
-        <w:rPr>
-          <w:rFonts w:hint="eastAsia"/>
-        </w:rPr>
-        <w:t>Bishe——</w:t>
+      <w:proofErr w:type="spellStart"/>
+      <w:r>
+        <w:rPr>
+          <w:rFonts w:hint="eastAsia"/>
+        </w:rPr>
+        <w:t>Bishe</w:t>
+      </w:r>
+      <w:proofErr w:type="spellEnd"/>
+      <w:r>
+        <w:rPr>
+          <w:rFonts w:hint="eastAsia"/>
+        </w:rPr>
+        <w:t>——</w:t>
       </w:r>
       <w:r>
         <w:rPr>
@@ -208,19 +156,8 @@
         <w:t>&amp;chapter2.3</w:t>
       </w:r>
     </w:p>
-    <w:p>
-      <w:pPr>
-        <w:rPr>
-          <w:rFonts w:hint="eastAsia"/>
-        </w:rPr>
-      </w:pPr>
-    </w:p>
-    <w:p>
-      <w:pPr>
-        <w:rPr>
-          <w:rFonts w:hint="eastAsia"/>
-        </w:rPr>
-      </w:pPr>
+    <w:p/>
+    <w:p>
       <w:r>
         <w:rPr>
           <w:rFonts w:hint="eastAsia"/>
@@ -229,32 +166,25 @@
       </w:r>
     </w:p>
     <w:p>
-      <w:pPr>
-        <w:rPr>
-          <w:rFonts w:hint="eastAsia"/>
-        </w:rPr>
-      </w:pPr>
-      <w:r>
-        <w:rPr>
-          <w:rFonts w:hint="eastAsia"/>
-          <w:highlight w:val="yellow"/>
-        </w:rPr>
-        <w:t>Bishe——chapter2.3 &amp; 2.4</w:t>
-      </w:r>
-    </w:p>
-    <w:p>
-      <w:pPr>
-        <w:rPr>
-          <w:rFonts w:hint="eastAsia"/>
-        </w:rPr>
-      </w:pPr>
-    </w:p>
-    <w:p>
-      <w:pPr>
-        <w:rPr>
-          <w:rFonts w:hint="eastAsia"/>
-        </w:rPr>
-      </w:pPr>
+      <w:proofErr w:type="spellStart"/>
+      <w:r>
+        <w:rPr>
+          <w:rFonts w:hint="eastAsia"/>
+          <w:highlight w:val="yellow"/>
+        </w:rPr>
+        <w:t>Bishe</w:t>
+      </w:r>
+      <w:proofErr w:type="spellEnd"/>
+      <w:r>
+        <w:rPr>
+          <w:rFonts w:hint="eastAsia"/>
+          <w:highlight w:val="yellow"/>
+        </w:rPr>
+        <w:t>——chapter2.3 &amp; 2.4</w:t>
+      </w:r>
+    </w:p>
+    <w:p/>
+    <w:p>
       <w:r>
         <w:rPr>
           <w:rFonts w:hint="eastAsia"/>
@@ -263,32 +193,34 @@
       </w:r>
     </w:p>
     <w:p>
-      <w:pPr>
-        <w:rPr>
-          <w:rFonts w:hint="eastAsia"/>
-        </w:rPr>
-      </w:pPr>
-      <w:r>
-        <w:rPr>
-          <w:rFonts w:hint="eastAsia"/>
-          <w:highlight w:val="yellow"/>
-        </w:rPr>
-        <w:t>Bishe——rrgs_gaussian_model</w:t>
-      </w:r>
-    </w:p>
-    <w:p>
-      <w:pPr>
-        <w:rPr>
-          <w:rFonts w:hint="eastAsia"/>
-        </w:rPr>
-      </w:pPr>
-    </w:p>
-    <w:p>
-      <w:pPr>
-        <w:rPr>
-          <w:rFonts w:hint="eastAsia"/>
-        </w:rPr>
-      </w:pPr>
+      <w:proofErr w:type="spellStart"/>
+      <w:r>
+        <w:rPr>
+          <w:rFonts w:hint="eastAsia"/>
+          <w:highlight w:val="yellow"/>
+        </w:rPr>
+        <w:t>Bishe</w:t>
+      </w:r>
+      <w:proofErr w:type="spellEnd"/>
+      <w:r>
+        <w:rPr>
+          <w:rFonts w:hint="eastAsia"/>
+          <w:highlight w:val="yellow"/>
+        </w:rPr>
+        <w:t>——</w:t>
+      </w:r>
+      <w:proofErr w:type="spellStart"/>
+      <w:r>
+        <w:rPr>
+          <w:rFonts w:hint="eastAsia"/>
+          <w:highlight w:val="yellow"/>
+        </w:rPr>
+        <w:t>rrgs_gaussian_model</w:t>
+      </w:r>
+      <w:proofErr w:type="spellEnd"/>
+    </w:p>
+    <w:p/>
+    <w:p>
       <w:r>
         <w:rPr>
           <w:rFonts w:hint="eastAsia"/>
@@ -297,51 +229,55 @@
       </w:r>
     </w:p>
     <w:p>
-      <w:pPr>
-        <w:rPr>
-          <w:rFonts w:hint="eastAsia"/>
-        </w:rPr>
-      </w:pPr>
-      <w:r>
-        <w:rPr>
-          <w:rFonts w:hint="eastAsia"/>
-          <w:highlight w:val="yellow"/>
-        </w:rPr>
-        <w:t>Netease task</w:t>
-      </w:r>
-    </w:p>
-    <w:p>
-      <w:pPr>
-        <w:rPr>
-          <w:rFonts w:hint="eastAsia"/>
-        </w:rPr>
-      </w:pPr>
-      <w:r>
-        <w:rPr>
-          <w:rFonts w:hint="eastAsia"/>
-        </w:rPr>
-        <w:t>Bishe</w:t>
-      </w:r>
-      <w:r>
-        <w:rPr>
-          <w:rFonts w:hint="eastAsia"/>
-        </w:rPr>
-        <w:t>——ir progress</w:t>
-      </w:r>
-    </w:p>
-    <w:p>
-      <w:pPr>
-        <w:rPr>
-          <w:rFonts w:hint="eastAsia"/>
-        </w:rPr>
-      </w:pPr>
-    </w:p>
-    <w:p>
-      <w:pPr>
-        <w:rPr>
-          <w:rFonts w:hint="eastAsia"/>
-        </w:rPr>
-      </w:pPr>
+      <w:proofErr w:type="spellStart"/>
+      <w:r>
+        <w:rPr>
+          <w:rFonts w:hint="eastAsia"/>
+          <w:highlight w:val="yellow"/>
+        </w:rPr>
+        <w:t>Netease</w:t>
+      </w:r>
+      <w:proofErr w:type="spellEnd"/>
+      <w:r>
+        <w:rPr>
+          <w:rFonts w:hint="eastAsia"/>
+          <w:highlight w:val="yellow"/>
+        </w:rPr>
+        <w:t xml:space="preserve"> task</w:t>
+      </w:r>
+    </w:p>
+    <w:p>
+      <w:proofErr w:type="spellStart"/>
+      <w:r>
+        <w:rPr>
+          <w:rFonts w:hint="eastAsia"/>
+        </w:rPr>
+        <w:t>Bishe</w:t>
+      </w:r>
+      <w:proofErr w:type="spellEnd"/>
+      <w:r>
+        <w:rPr>
+          <w:rFonts w:hint="eastAsia"/>
+        </w:rPr>
+        <w:t>——</w:t>
+      </w:r>
+      <w:proofErr w:type="spellStart"/>
+      <w:r>
+        <w:rPr>
+          <w:rFonts w:hint="eastAsia"/>
+        </w:rPr>
+        <w:t>ir</w:t>
+      </w:r>
+      <w:proofErr w:type="spellEnd"/>
+      <w:r>
+        <w:rPr>
+          <w:rFonts w:hint="eastAsia"/>
+        </w:rPr>
+        <w:t xml:space="preserve"> progress</w:t>
+      </w:r>
+    </w:p>
+    <w:p/>
+    <w:p>
       <w:r>
         <w:rPr>
           <w:rFonts w:hint="eastAsia"/>
@@ -350,50 +286,59 @@
       </w:r>
     </w:p>
     <w:p>
-      <w:pPr>
-        <w:rPr>
-          <w:rFonts w:hint="eastAsia"/>
-        </w:rPr>
-      </w:pPr>
-      <w:r>
-        <w:rPr>
-          <w:rFonts w:hint="eastAsia"/>
-        </w:rPr>
-        <w:t>Bishe</w:t>
-      </w:r>
+      <w:proofErr w:type="spellStart"/>
+      <w:r>
+        <w:rPr>
+          <w:rFonts w:hint="eastAsia"/>
+        </w:rPr>
+        <w:t>Bishe</w:t>
+      </w:r>
+      <w:proofErr w:type="spellEnd"/>
       <w:r>
         <w:rPr>
           <w:rFonts w:hint="eastAsia"/>
         </w:rPr>
         <w:t>——</w:t>
       </w:r>
-      <w:r>
-        <w:rPr>
-          <w:rFonts w:hint="eastAsia"/>
-          <w:highlight w:val="yellow"/>
-        </w:rPr>
-        <w:t>ir progress</w:t>
-      </w:r>
-      <w:r>
-        <w:rPr>
-          <w:rFonts w:hint="eastAsia"/>
-        </w:rPr>
-        <w:t xml:space="preserve"> &amp; ssgi progress</w:t>
-      </w:r>
-    </w:p>
-    <w:p>
-      <w:pPr>
-        <w:rPr>
-          <w:rFonts w:hint="eastAsia"/>
-        </w:rPr>
-      </w:pPr>
-    </w:p>
-    <w:p>
-      <w:pPr>
-        <w:rPr>
-          <w:rFonts w:hint="eastAsia"/>
-        </w:rPr>
-      </w:pPr>
+      <w:proofErr w:type="spellStart"/>
+      <w:r>
+        <w:rPr>
+          <w:rFonts w:hint="eastAsia"/>
+          <w:highlight w:val="yellow"/>
+        </w:rPr>
+        <w:t>ir</w:t>
+      </w:r>
+      <w:proofErr w:type="spellEnd"/>
+      <w:r>
+        <w:rPr>
+          <w:rFonts w:hint="eastAsia"/>
+          <w:highlight w:val="yellow"/>
+        </w:rPr>
+        <w:t xml:space="preserve"> progress</w:t>
+      </w:r>
+      <w:r>
+        <w:rPr>
+          <w:rFonts w:hint="eastAsia"/>
+        </w:rPr>
+        <w:t xml:space="preserve"> &amp; </w:t>
+      </w:r>
+      <w:proofErr w:type="spellStart"/>
+      <w:r>
+        <w:rPr>
+          <w:rFonts w:hint="eastAsia"/>
+        </w:rPr>
+        <w:t>ssgi</w:t>
+      </w:r>
+      <w:proofErr w:type="spellEnd"/>
+      <w:r>
+        <w:rPr>
+          <w:rFonts w:hint="eastAsia"/>
+        </w:rPr>
+        <w:t xml:space="preserve"> progress</w:t>
+      </w:r>
+    </w:p>
+    <w:p/>
+    <w:p>
       <w:r>
         <w:rPr>
           <w:rFonts w:hint="eastAsia"/>
@@ -402,11 +347,6 @@
       </w:r>
     </w:p>
     <w:p>
-      <w:pPr>
-        <w:rPr>
-          <w:rFonts w:hint="eastAsia"/>
-        </w:rPr>
-      </w:pPr>
       <w:r>
         <w:rPr>
           <w:rFonts w:hint="eastAsia"/>
@@ -415,23 +355,35 @@
       </w:r>
     </w:p>
     <w:p>
-      <w:pPr>
-        <w:rPr>
-          <w:rFonts w:hint="eastAsia"/>
-        </w:rPr>
-      </w:pPr>
-      <w:r>
-        <w:rPr>
-          <w:rFonts w:hint="eastAsia"/>
-        </w:rPr>
-        <w:t>Bishe——</w:t>
-      </w:r>
-      <w:r>
-        <w:rPr>
-          <w:rFonts w:hint="eastAsia"/>
-          <w:highlight w:val="yellow"/>
-        </w:rPr>
-        <w:t>ssgi progress</w:t>
+      <w:proofErr w:type="spellStart"/>
+      <w:r>
+        <w:rPr>
+          <w:rFonts w:hint="eastAsia"/>
+        </w:rPr>
+        <w:t>Bishe</w:t>
+      </w:r>
+      <w:proofErr w:type="spellEnd"/>
+      <w:r>
+        <w:rPr>
+          <w:rFonts w:hint="eastAsia"/>
+        </w:rPr>
+        <w:t>——</w:t>
+      </w:r>
+      <w:proofErr w:type="spellStart"/>
+      <w:r>
+        <w:rPr>
+          <w:rFonts w:hint="eastAsia"/>
+          <w:highlight w:val="yellow"/>
+        </w:rPr>
+        <w:t>ssgi</w:t>
+      </w:r>
+      <w:proofErr w:type="spellEnd"/>
+      <w:r>
+        <w:rPr>
+          <w:rFonts w:hint="eastAsia"/>
+          <w:highlight w:val="yellow"/>
+        </w:rPr>
+        <w:t xml:space="preserve"> progress</w:t>
       </w:r>
       <w:r>
         <w:rPr>
@@ -440,19 +392,8 @@
         <w:t xml:space="preserve"> &amp; chapter3</w:t>
       </w:r>
     </w:p>
-    <w:p>
-      <w:pPr>
-        <w:rPr>
-          <w:rFonts w:hint="eastAsia"/>
-        </w:rPr>
-      </w:pPr>
-    </w:p>
-    <w:p>
-      <w:pPr>
-        <w:rPr>
-          <w:rFonts w:hint="eastAsia"/>
-        </w:rPr>
-      </w:pPr>
+    <w:p/>
+    <w:p>
       <w:r>
         <w:rPr>
           <w:rFonts w:hint="eastAsia"/>
@@ -467,11 +408,6 @@
       </w:r>
     </w:p>
     <w:p>
-      <w:pPr>
-        <w:rPr>
-          <w:rFonts w:hint="eastAsia"/>
-        </w:rPr>
-      </w:pPr>
       <w:r>
         <w:rPr>
           <w:rFonts w:hint="eastAsia"/>
@@ -480,31 +416,23 @@
       </w:r>
     </w:p>
     <w:p>
-      <w:pPr>
-        <w:rPr>
-          <w:rFonts w:hint="eastAsia"/>
-        </w:rPr>
-      </w:pPr>
-      <w:r>
-        <w:rPr>
-          <w:rFonts w:hint="eastAsia"/>
-        </w:rPr>
-        <w:t>Bishe——baking &amp; chapter3</w:t>
-      </w:r>
-    </w:p>
-    <w:p>
-      <w:pPr>
-        <w:rPr>
-          <w:rFonts w:hint="eastAsia"/>
-        </w:rPr>
-      </w:pPr>
-    </w:p>
-    <w:p>
-      <w:pPr>
-        <w:rPr>
-          <w:rFonts w:hint="eastAsia"/>
-        </w:rPr>
-      </w:pPr>
+      <w:proofErr w:type="spellStart"/>
+      <w:r>
+        <w:rPr>
+          <w:rFonts w:hint="eastAsia"/>
+        </w:rPr>
+        <w:t>Bishe</w:t>
+      </w:r>
+      <w:proofErr w:type="spellEnd"/>
+      <w:r>
+        <w:rPr>
+          <w:rFonts w:hint="eastAsia"/>
+        </w:rPr>
+        <w:t>——baking &amp; chapter3</w:t>
+      </w:r>
+    </w:p>
+    <w:p/>
+    <w:p>
       <w:r>
         <w:rPr>
           <w:rFonts w:hint="eastAsia"/>
@@ -519,11 +447,6 @@
       </w:r>
     </w:p>
     <w:p>
-      <w:pPr>
-        <w:rPr>
-          <w:rFonts w:hint="eastAsia"/>
-        </w:rPr>
-      </w:pPr>
       <w:r>
         <w:rPr>
           <w:rFonts w:hint="eastAsia"/>
@@ -532,38 +455,24 @@
       </w:r>
     </w:p>
     <w:p>
-      <w:pPr>
-        <w:rPr>
-          <w:rFonts w:hint="eastAsia"/>
-        </w:rPr>
-      </w:pPr>
-      <w:r>
-        <w:rPr>
-          <w:rFonts w:hint="eastAsia"/>
-        </w:rPr>
-        <w:t>Bishe——chapter3 &amp; chapter4</w:t>
-      </w:r>
-    </w:p>
-    <w:p>
-      <w:pPr>
-        <w:rPr>
-          <w:rFonts w:hint="eastAsia"/>
-        </w:rPr>
-      </w:pPr>
-    </w:p>
-    <w:p>
-      <w:pPr>
-        <w:rPr>
-          <w:rFonts w:hint="eastAsia"/>
-        </w:rPr>
-      </w:pPr>
-    </w:p>
-    <w:p>
-      <w:pPr>
-        <w:rPr>
-          <w:rFonts w:hint="eastAsia"/>
-        </w:rPr>
-      </w:pPr>
+      <w:proofErr w:type="spellStart"/>
+      <w:r>
+        <w:rPr>
+          <w:rFonts w:hint="eastAsia"/>
+        </w:rPr>
+        <w:t>Bishe</w:t>
+      </w:r>
+      <w:proofErr w:type="spellEnd"/>
+      <w:r>
+        <w:rPr>
+          <w:rFonts w:hint="eastAsia"/>
+        </w:rPr>
+        <w:t>——chapter3 &amp; chapter4</w:t>
+      </w:r>
+    </w:p>
+    <w:p/>
+    <w:p/>
+    <w:p>
       <w:r>
         <w:rPr>
           <w:rFonts w:hint="eastAsia"/>
@@ -578,11 +487,6 @@
       </w:r>
     </w:p>
     <w:p>
-      <w:pPr>
-        <w:rPr>
-          <w:rFonts w:hint="eastAsia"/>
-        </w:rPr>
-      </w:pPr>
       <w:r>
         <w:rPr>
           <w:rFonts w:hint="eastAsia"/>
@@ -592,24 +496,22 @@
       </w:r>
     </w:p>
     <w:p>
-      <w:pPr>
-        <w:rPr>
-          <w:rFonts w:hint="eastAsia"/>
-        </w:rPr>
-      </w:pPr>
-      <w:r>
-        <w:rPr>
-          <w:rFonts w:hint="eastAsia"/>
-        </w:rPr>
-        <w:t>Bishe——chapter3 &amp; chapter4</w:t>
-      </w:r>
-    </w:p>
-    <w:p>
-      <w:pPr>
-        <w:rPr>
-          <w:rFonts w:hint="eastAsia"/>
-        </w:rPr>
-      </w:pPr>
+      <w:proofErr w:type="spellStart"/>
+      <w:r>
+        <w:rPr>
+          <w:rFonts w:hint="eastAsia"/>
+        </w:rPr>
+        <w:t>Bishe</w:t>
+      </w:r>
+      <w:proofErr w:type="spellEnd"/>
+      <w:r>
+        <w:rPr>
+          <w:rFonts w:hint="eastAsia"/>
+        </w:rPr>
+        <w:t>——chapter3 &amp; chapter4</w:t>
+      </w:r>
+    </w:p>
+    <w:p>
       <w:r>
         <w:rPr>
           <w:rFonts w:hint="eastAsia"/>
@@ -625,31 +527,23 @@
       </w:r>
     </w:p>
     <w:p>
-      <w:pPr>
-        <w:rPr>
-          <w:rFonts w:hint="eastAsia"/>
-        </w:rPr>
-      </w:pPr>
-      <w:r>
-        <w:rPr>
-          <w:rFonts w:hint="eastAsia"/>
-        </w:rPr>
-        <w:t>Bishe——chapter3 &amp; chapter4</w:t>
-      </w:r>
-    </w:p>
-    <w:p>
-      <w:pPr>
-        <w:rPr>
-          <w:rFonts w:hint="eastAsia"/>
-        </w:rPr>
-      </w:pPr>
-    </w:p>
-    <w:p>
-      <w:pPr>
-        <w:rPr>
-          <w:rFonts w:hint="eastAsia"/>
-        </w:rPr>
-      </w:pPr>
+      <w:proofErr w:type="spellStart"/>
+      <w:r>
+        <w:rPr>
+          <w:rFonts w:hint="eastAsia"/>
+        </w:rPr>
+        <w:t>Bishe</w:t>
+      </w:r>
+      <w:proofErr w:type="spellEnd"/>
+      <w:r>
+        <w:rPr>
+          <w:rFonts w:hint="eastAsia"/>
+        </w:rPr>
+        <w:t>——chapter3 &amp; chapter4</w:t>
+      </w:r>
+    </w:p>
+    <w:p/>
+    <w:p>
       <w:r>
         <w:rPr>
           <w:rFonts w:hint="eastAsia"/>
@@ -658,31 +552,23 @@
       </w:r>
     </w:p>
     <w:p>
-      <w:pPr>
-        <w:rPr>
-          <w:rFonts w:hint="eastAsia"/>
-        </w:rPr>
-      </w:pPr>
-      <w:r>
-        <w:rPr>
-          <w:rFonts w:hint="eastAsia"/>
-        </w:rPr>
-        <w:t>Bishe——chapter3.3</w:t>
-      </w:r>
-    </w:p>
-    <w:p>
-      <w:pPr>
-        <w:rPr>
-          <w:rFonts w:hint="eastAsia"/>
-        </w:rPr>
-      </w:pPr>
-    </w:p>
-    <w:p>
-      <w:pPr>
-        <w:rPr>
-          <w:rFonts w:hint="eastAsia"/>
-        </w:rPr>
-      </w:pPr>
+      <w:proofErr w:type="spellStart"/>
+      <w:r>
+        <w:rPr>
+          <w:rFonts w:hint="eastAsia"/>
+        </w:rPr>
+        <w:t>Bishe</w:t>
+      </w:r>
+      <w:proofErr w:type="spellEnd"/>
+      <w:r>
+        <w:rPr>
+          <w:rFonts w:hint="eastAsia"/>
+        </w:rPr>
+        <w:t>——chapter3.3</w:t>
+      </w:r>
+    </w:p>
+    <w:p/>
+    <w:p>
       <w:r>
         <w:rPr>
           <w:rFonts w:hint="eastAsia"/>
@@ -691,32 +577,25 @@
       </w:r>
     </w:p>
     <w:p>
-      <w:pPr>
-        <w:rPr>
-          <w:rFonts w:hint="eastAsia"/>
-        </w:rPr>
-      </w:pPr>
-      <w:r>
-        <w:rPr>
-          <w:rFonts w:hint="eastAsia"/>
-          <w:highlight w:val="yellow"/>
-        </w:rPr>
-        <w:t>Bishe——chapter4.3.3</w:t>
-      </w:r>
-    </w:p>
-    <w:p>
-      <w:pPr>
-        <w:rPr>
-          <w:rFonts w:hint="eastAsia"/>
-        </w:rPr>
-      </w:pPr>
-    </w:p>
-    <w:p>
-      <w:pPr>
-        <w:rPr>
-          <w:rFonts w:hint="eastAsia"/>
-        </w:rPr>
-      </w:pPr>
+      <w:proofErr w:type="spellStart"/>
+      <w:r>
+        <w:rPr>
+          <w:rFonts w:hint="eastAsia"/>
+          <w:highlight w:val="yellow"/>
+        </w:rPr>
+        <w:t>Bishe</w:t>
+      </w:r>
+      <w:proofErr w:type="spellEnd"/>
+      <w:r>
+        <w:rPr>
+          <w:rFonts w:hint="eastAsia"/>
+          <w:highlight w:val="yellow"/>
+        </w:rPr>
+        <w:t>——chapter4.3.3</w:t>
+      </w:r>
+    </w:p>
+    <w:p/>
+    <w:p>
       <w:r>
         <w:rPr>
           <w:rFonts w:hint="eastAsia"/>
@@ -725,32 +604,25 @@
       </w:r>
     </w:p>
     <w:p>
-      <w:pPr>
-        <w:rPr>
-          <w:rFonts w:hint="eastAsia"/>
-        </w:rPr>
-      </w:pPr>
-      <w:r>
-        <w:rPr>
-          <w:rFonts w:hint="eastAsia"/>
-          <w:highlight w:val="yellow"/>
-        </w:rPr>
-        <w:t>Bishe——relighting ablation</w:t>
-      </w:r>
-    </w:p>
-    <w:p>
-      <w:pPr>
-        <w:rPr>
-          <w:rFonts w:hint="eastAsia"/>
-        </w:rPr>
-      </w:pPr>
-    </w:p>
-    <w:p>
-      <w:pPr>
-        <w:rPr>
-          <w:rFonts w:hint="eastAsia"/>
-        </w:rPr>
-      </w:pPr>
+      <w:proofErr w:type="spellStart"/>
+      <w:r>
+        <w:rPr>
+          <w:rFonts w:hint="eastAsia"/>
+          <w:highlight w:val="yellow"/>
+        </w:rPr>
+        <w:t>Bishe</w:t>
+      </w:r>
+      <w:proofErr w:type="spellEnd"/>
+      <w:r>
+        <w:rPr>
+          <w:rFonts w:hint="eastAsia"/>
+          <w:highlight w:val="yellow"/>
+        </w:rPr>
+        <w:t>——relighting ablation</w:t>
+      </w:r>
+    </w:p>
+    <w:p/>
+    <w:p>
       <w:r>
         <w:rPr>
           <w:rFonts w:hint="eastAsia"/>
@@ -759,31 +631,23 @@
       </w:r>
     </w:p>
     <w:p>
-      <w:pPr>
-        <w:rPr>
-          <w:rFonts w:hint="eastAsia"/>
-        </w:rPr>
-      </w:pPr>
-      <w:r>
-        <w:rPr>
-          <w:rFonts w:hint="eastAsia"/>
-        </w:rPr>
-        <w:t>Bishe——chapter4.2</w:t>
-      </w:r>
-    </w:p>
-    <w:p>
-      <w:pPr>
-        <w:rPr>
-          <w:rFonts w:hint="eastAsia"/>
-        </w:rPr>
-      </w:pPr>
-    </w:p>
-    <w:p>
-      <w:pPr>
-        <w:rPr>
-          <w:rFonts w:hint="eastAsia"/>
-        </w:rPr>
-      </w:pPr>
+      <w:proofErr w:type="spellStart"/>
+      <w:r>
+        <w:rPr>
+          <w:rFonts w:hint="eastAsia"/>
+        </w:rPr>
+        <w:t>Bishe</w:t>
+      </w:r>
+      <w:proofErr w:type="spellEnd"/>
+      <w:r>
+        <w:rPr>
+          <w:rFonts w:hint="eastAsia"/>
+        </w:rPr>
+        <w:t>——chapter4.2</w:t>
+      </w:r>
+    </w:p>
+    <w:p/>
+    <w:p>
       <w:r>
         <w:rPr>
           <w:rFonts w:hint="eastAsia"/>
@@ -792,31 +656,23 @@
       </w:r>
     </w:p>
     <w:p>
-      <w:pPr>
-        <w:rPr>
-          <w:rFonts w:hint="eastAsia"/>
-        </w:rPr>
-      </w:pPr>
-      <w:r>
-        <w:rPr>
-          <w:rFonts w:hint="eastAsia"/>
-        </w:rPr>
-        <w:t>Bishe——chapter4.2</w:t>
-      </w:r>
-    </w:p>
-    <w:p>
-      <w:pPr>
-        <w:rPr>
-          <w:rFonts w:hint="eastAsia"/>
-        </w:rPr>
-      </w:pPr>
-    </w:p>
-    <w:p>
-      <w:pPr>
-        <w:rPr>
-          <w:rFonts w:hint="eastAsia"/>
-        </w:rPr>
-      </w:pPr>
+      <w:proofErr w:type="spellStart"/>
+      <w:r>
+        <w:rPr>
+          <w:rFonts w:hint="eastAsia"/>
+        </w:rPr>
+        <w:t>Bishe</w:t>
+      </w:r>
+      <w:proofErr w:type="spellEnd"/>
+      <w:r>
+        <w:rPr>
+          <w:rFonts w:hint="eastAsia"/>
+        </w:rPr>
+        <w:t>——chapter4.2</w:t>
+      </w:r>
+    </w:p>
+    <w:p/>
+    <w:p>
       <w:r>
         <w:rPr>
           <w:rFonts w:hint="eastAsia"/>
@@ -825,31 +681,23 @@
       </w:r>
     </w:p>
     <w:p>
-      <w:pPr>
-        <w:rPr>
-          <w:rFonts w:hint="eastAsia"/>
-        </w:rPr>
-      </w:pPr>
-      <w:r>
-        <w:rPr>
-          <w:rFonts w:hint="eastAsia"/>
-        </w:rPr>
-        <w:t>Bishe——chapter3.2 &amp; chapter4.2</w:t>
-      </w:r>
-    </w:p>
-    <w:p>
-      <w:pPr>
-        <w:rPr>
-          <w:rFonts w:hint="eastAsia"/>
-        </w:rPr>
-      </w:pPr>
-    </w:p>
-    <w:p>
-      <w:pPr>
-        <w:rPr>
-          <w:rFonts w:hint="eastAsia"/>
-        </w:rPr>
-      </w:pPr>
+      <w:proofErr w:type="spellStart"/>
+      <w:r>
+        <w:rPr>
+          <w:rFonts w:hint="eastAsia"/>
+        </w:rPr>
+        <w:t>Bishe</w:t>
+      </w:r>
+      <w:proofErr w:type="spellEnd"/>
+      <w:r>
+        <w:rPr>
+          <w:rFonts w:hint="eastAsia"/>
+        </w:rPr>
+        <w:t>——chapter3.2 &amp; chapter4.2</w:t>
+      </w:r>
+    </w:p>
+    <w:p/>
+    <w:p>
       <w:r>
         <w:rPr>
           <w:rFonts w:hint="eastAsia"/>
@@ -858,31 +706,23 @@
       </w:r>
     </w:p>
     <w:p>
-      <w:pPr>
-        <w:rPr>
-          <w:rFonts w:hint="eastAsia"/>
-        </w:rPr>
-      </w:pPr>
-      <w:r>
-        <w:rPr>
-          <w:rFonts w:hint="eastAsia"/>
-        </w:rPr>
-        <w:t>Bishe——chapter3.2 &amp; chapter4.2</w:t>
-      </w:r>
-    </w:p>
-    <w:p>
-      <w:pPr>
-        <w:rPr>
-          <w:rFonts w:hint="eastAsia"/>
-        </w:rPr>
-      </w:pPr>
-    </w:p>
-    <w:p>
-      <w:pPr>
-        <w:rPr>
-          <w:rFonts w:hint="eastAsia"/>
-        </w:rPr>
-      </w:pPr>
+      <w:proofErr w:type="spellStart"/>
+      <w:r>
+        <w:rPr>
+          <w:rFonts w:hint="eastAsia"/>
+        </w:rPr>
+        <w:t>Bishe</w:t>
+      </w:r>
+      <w:proofErr w:type="spellEnd"/>
+      <w:r>
+        <w:rPr>
+          <w:rFonts w:hint="eastAsia"/>
+        </w:rPr>
+        <w:t>——chapter3.2 &amp; chapter4.2</w:t>
+      </w:r>
+    </w:p>
+    <w:p/>
+    <w:p>
       <w:r>
         <w:rPr>
           <w:rFonts w:hint="eastAsia"/>
@@ -891,16 +731,19 @@
       </w:r>
     </w:p>
     <w:p>
-      <w:pPr>
-        <w:rPr>
-          <w:rFonts w:hint="eastAsia"/>
-        </w:rPr>
-      </w:pPr>
-      <w:r>
-        <w:rPr>
-          <w:rFonts w:hint="eastAsia"/>
-        </w:rPr>
-        <w:t>Bishe——</w:t>
+      <w:proofErr w:type="spellStart"/>
+      <w:r>
+        <w:rPr>
+          <w:rFonts w:hint="eastAsia"/>
+        </w:rPr>
+        <w:t>Bishe</w:t>
+      </w:r>
+      <w:proofErr w:type="spellEnd"/>
+      <w:r>
+        <w:rPr>
+          <w:rFonts w:hint="eastAsia"/>
+        </w:rPr>
+        <w:t>——</w:t>
       </w:r>
       <w:r>
         <w:rPr>
@@ -923,19 +766,8 @@
         <w:t>chapter4.2</w:t>
       </w:r>
     </w:p>
-    <w:p>
-      <w:pPr>
-        <w:rPr>
-          <w:rFonts w:hint="eastAsia"/>
-        </w:rPr>
-      </w:pPr>
-    </w:p>
-    <w:p>
-      <w:pPr>
-        <w:rPr>
-          <w:rFonts w:hint="eastAsia"/>
-        </w:rPr>
-      </w:pPr>
+    <w:p/>
+    <w:p>
       <w:r>
         <w:rPr>
           <w:rFonts w:hint="eastAsia"/>
@@ -944,32 +776,25 @@
       </w:r>
     </w:p>
     <w:p>
-      <w:pPr>
-        <w:rPr>
-          <w:rFonts w:hint="eastAsia"/>
-        </w:rPr>
-      </w:pPr>
-      <w:r>
-        <w:rPr>
-          <w:rFonts w:hint="eastAsia"/>
-          <w:highlight w:val="yellow"/>
-        </w:rPr>
-        <w:t>Bishe——RRGS相关所有</w:t>
-      </w:r>
-    </w:p>
-    <w:p>
-      <w:pPr>
-        <w:rPr>
-          <w:rFonts w:hint="eastAsia"/>
-        </w:rPr>
-      </w:pPr>
-    </w:p>
-    <w:p>
-      <w:pPr>
-        <w:rPr>
-          <w:rFonts w:hint="eastAsia"/>
-        </w:rPr>
-      </w:pPr>
+      <w:proofErr w:type="spellStart"/>
+      <w:r>
+        <w:rPr>
+          <w:rFonts w:hint="eastAsia"/>
+          <w:highlight w:val="yellow"/>
+        </w:rPr>
+        <w:t>Bishe</w:t>
+      </w:r>
+      <w:proofErr w:type="spellEnd"/>
+      <w:r>
+        <w:rPr>
+          <w:rFonts w:hint="eastAsia"/>
+          <w:highlight w:val="yellow"/>
+        </w:rPr>
+        <w:t>——RRGS相关所有</w:t>
+      </w:r>
+    </w:p>
+    <w:p/>
+    <w:p>
       <w:r>
         <w:rPr>
           <w:rFonts w:hint="eastAsia"/>
@@ -978,17 +803,21 @@
       </w:r>
     </w:p>
     <w:p>
-      <w:pPr>
-        <w:rPr>
-          <w:rFonts w:hint="eastAsia"/>
-        </w:rPr>
-      </w:pPr>
-      <w:r>
-        <w:rPr>
-          <w:rFonts w:hint="eastAsia"/>
-          <w:highlight w:val="yellow"/>
-        </w:rPr>
-        <w:t>Bishe——R</w:t>
+      <w:proofErr w:type="spellStart"/>
+      <w:r>
+        <w:rPr>
+          <w:rFonts w:hint="eastAsia"/>
+          <w:highlight w:val="yellow"/>
+        </w:rPr>
+        <w:t>Bishe</w:t>
+      </w:r>
+      <w:proofErr w:type="spellEnd"/>
+      <w:r>
+        <w:rPr>
+          <w:rFonts w:hint="eastAsia"/>
+          <w:highlight w:val="yellow"/>
+        </w:rPr>
+        <w:t>——R</w:t>
       </w:r>
       <w:r>
         <w:rPr>
@@ -1005,19 +834,8 @@
         <w:t>相关所有</w:t>
       </w:r>
     </w:p>
-    <w:p>
-      <w:pPr>
-        <w:rPr>
-          <w:rFonts w:hint="eastAsia"/>
-        </w:rPr>
-      </w:pPr>
-    </w:p>
-    <w:p>
-      <w:pPr>
-        <w:rPr>
-          <w:rFonts w:hint="eastAsia"/>
-        </w:rPr>
-      </w:pPr>
+    <w:p/>
+    <w:p>
       <w:r>
         <w:rPr>
           <w:rFonts w:hint="eastAsia"/>
@@ -1026,17 +844,21 @@
       </w:r>
     </w:p>
     <w:p>
-      <w:pPr>
-        <w:rPr>
-          <w:rFonts w:hint="eastAsia"/>
-        </w:rPr>
-      </w:pPr>
-      <w:r>
-        <w:rPr>
-          <w:rFonts w:hint="eastAsia"/>
-          <w:highlight w:val="yellow"/>
-        </w:rPr>
-        <w:t>Bishe——</w:t>
+      <w:proofErr w:type="spellStart"/>
+      <w:r>
+        <w:rPr>
+          <w:rFonts w:hint="eastAsia"/>
+          <w:highlight w:val="yellow"/>
+        </w:rPr>
+        <w:t>Bishe</w:t>
+      </w:r>
+      <w:proofErr w:type="spellEnd"/>
+      <w:r>
+        <w:rPr>
+          <w:rFonts w:hint="eastAsia"/>
+          <w:highlight w:val="yellow"/>
+        </w:rPr>
+        <w:t>——</w:t>
       </w:r>
       <w:r>
         <w:rPr>
@@ -1053,19 +875,8 @@
         <w:t>相关所有</w:t>
       </w:r>
     </w:p>
-    <w:p>
-      <w:pPr>
-        <w:rPr>
-          <w:rFonts w:hint="eastAsia"/>
-        </w:rPr>
-      </w:pPr>
-    </w:p>
-    <w:p>
-      <w:pPr>
-        <w:rPr>
-          <w:rFonts w:hint="eastAsia"/>
-        </w:rPr>
-      </w:pPr>
+    <w:p/>
+    <w:p>
       <w:r>
         <w:rPr>
           <w:rFonts w:hint="eastAsia"/>
@@ -1074,31 +885,23 @@
       </w:r>
     </w:p>
     <w:p>
-      <w:pPr>
-        <w:rPr>
-          <w:rFonts w:hint="eastAsia"/>
-        </w:rPr>
-      </w:pPr>
-      <w:r>
-        <w:rPr>
-          <w:rFonts w:hint="eastAsia"/>
-        </w:rPr>
-        <w:t>Bishe——chapter3 &amp; chapter4文字</w:t>
-      </w:r>
-    </w:p>
-    <w:p>
-      <w:pPr>
-        <w:rPr>
-          <w:rFonts w:hint="eastAsia"/>
-        </w:rPr>
-      </w:pPr>
-    </w:p>
-    <w:p>
-      <w:pPr>
-        <w:rPr>
-          <w:rFonts w:hint="eastAsia"/>
-        </w:rPr>
-      </w:pPr>
+      <w:proofErr w:type="spellStart"/>
+      <w:r>
+        <w:rPr>
+          <w:rFonts w:hint="eastAsia"/>
+        </w:rPr>
+        <w:t>Bishe</w:t>
+      </w:r>
+      <w:proofErr w:type="spellEnd"/>
+      <w:r>
+        <w:rPr>
+          <w:rFonts w:hint="eastAsia"/>
+        </w:rPr>
+        <w:t>——chapter3 &amp; chapter4文字</w:t>
+      </w:r>
+    </w:p>
+    <w:p/>
+    <w:p>
       <w:r>
         <w:rPr>
           <w:rFonts w:hint="eastAsia"/>
@@ -1113,16 +916,19 @@
       </w:r>
     </w:p>
     <w:p>
-      <w:pPr>
-        <w:rPr>
-          <w:rFonts w:hint="eastAsia"/>
-        </w:rPr>
-      </w:pPr>
-      <w:r>
-        <w:rPr>
-          <w:rFonts w:hint="eastAsia"/>
-        </w:rPr>
-        <w:t xml:space="preserve">Bishe——chapter1 &amp; </w:t>
+      <w:proofErr w:type="spellStart"/>
+      <w:r>
+        <w:rPr>
+          <w:rFonts w:hint="eastAsia"/>
+        </w:rPr>
+        <w:t>Bishe</w:t>
+      </w:r>
+      <w:proofErr w:type="spellEnd"/>
+      <w:r>
+        <w:rPr>
+          <w:rFonts w:hint="eastAsia"/>
+        </w:rPr>
+        <w:t xml:space="preserve">——chapter1 &amp; </w:t>
       </w:r>
       <w:r>
         <w:rPr>
@@ -1138,19 +944,8 @@
         <w:t xml:space="preserve"> &amp; chapter4文字</w:t>
       </w:r>
     </w:p>
-    <w:p>
-      <w:pPr>
-        <w:rPr>
-          <w:rFonts w:hint="eastAsia"/>
-        </w:rPr>
-      </w:pPr>
-    </w:p>
-    <w:p>
-      <w:pPr>
-        <w:rPr>
-          <w:rFonts w:hint="eastAsia"/>
-        </w:rPr>
-      </w:pPr>
+    <w:p/>
+    <w:p>
       <w:r>
         <w:rPr>
           <w:rFonts w:hint="eastAsia"/>
@@ -1159,16 +954,19 @@
       </w:r>
     </w:p>
     <w:p>
-      <w:pPr>
-        <w:rPr>
-          <w:rFonts w:hint="eastAsia"/>
-        </w:rPr>
-      </w:pPr>
-      <w:r>
-        <w:rPr>
-          <w:rFonts w:hint="eastAsia"/>
-        </w:rPr>
-        <w:t>Bishe——</w:t>
+      <w:proofErr w:type="spellStart"/>
+      <w:r>
+        <w:rPr>
+          <w:rFonts w:hint="eastAsia"/>
+        </w:rPr>
+        <w:t>Bishe</w:t>
+      </w:r>
+      <w:proofErr w:type="spellEnd"/>
+      <w:r>
+        <w:rPr>
+          <w:rFonts w:hint="eastAsia"/>
+        </w:rPr>
+        <w:t>——</w:t>
       </w:r>
       <w:r>
         <w:rPr>
@@ -1185,11 +983,6 @@
       </w:r>
     </w:p>
     <w:p>
-      <w:pPr>
-        <w:rPr>
-          <w:rFonts w:hint="eastAsia"/>
-        </w:rPr>
-      </w:pPr>
       <w:r>
         <w:rPr>
           <w:rFonts w:hint="eastAsia"/>
@@ -1199,16 +992,19 @@
       </w:r>
     </w:p>
     <w:p>
-      <w:pPr>
-        <w:rPr>
-          <w:rFonts w:hint="eastAsia"/>
-        </w:rPr>
-      </w:pPr>
-      <w:r>
-        <w:rPr>
-          <w:rFonts w:hint="eastAsia"/>
-        </w:rPr>
-        <w:t>Bishe——</w:t>
+      <w:proofErr w:type="spellStart"/>
+      <w:r>
+        <w:rPr>
+          <w:rFonts w:hint="eastAsia"/>
+        </w:rPr>
+        <w:t>Bishe</w:t>
+      </w:r>
+      <w:proofErr w:type="spellEnd"/>
+      <w:r>
+        <w:rPr>
+          <w:rFonts w:hint="eastAsia"/>
+        </w:rPr>
+        <w:t>——</w:t>
       </w:r>
       <w:r>
         <w:rPr>
@@ -1243,27 +1039,18 @@
         <w:rPr>
           <w:rFonts w:hint="eastAsia"/>
         </w:rPr>
-        <w:t>2026.2.3.</w:t>
-      </w:r>
-      <w:r>
-        <w:rPr>
-          <w:rFonts w:hint="eastAsia"/>
-        </w:rPr>
-        <w:t>5</w:t>
-      </w:r>
-    </w:p>
-    <w:p>
-      <w:pPr>
-        <w:rPr>
-          <w:rFonts w:hint="eastAsia"/>
-        </w:rPr>
-      </w:pPr>
-      <w:r>
-        <w:rPr>
-          <w:rFonts w:hint="eastAsia"/>
-        </w:rPr>
-        <w:t>Bishe</w:t>
-      </w:r>
+        <w:t>2026.2.3.5</w:t>
+      </w:r>
+    </w:p>
+    <w:p>
+      <w:proofErr w:type="spellStart"/>
+      <w:r>
+        <w:rPr>
+          <w:rFonts w:hint="eastAsia"/>
+        </w:rPr>
+        <w:t>Bishe</w:t>
+      </w:r>
+      <w:proofErr w:type="spellEnd"/>
       <w:r>
         <w:rPr>
           <w:rFonts w:hint="eastAsia"/>
@@ -1271,6 +1058,39 @@
         <w:t>——version 1.0</w:t>
       </w:r>
     </w:p>
+    <w:p/>
+    <w:p>
+      <w:r>
+        <w:rPr>
+          <w:rFonts w:hint="eastAsia"/>
+        </w:rPr>
+        <w:t>2026.2.3.5</w:t>
+      </w:r>
+    </w:p>
+    <w:p>
+      <w:proofErr w:type="spellStart"/>
+      <w:r>
+        <w:rPr>
+          <w:rFonts w:hint="eastAsia"/>
+        </w:rPr>
+        <w:t>Bishe</w:t>
+      </w:r>
+      <w:proofErr w:type="spellEnd"/>
+      <w:r>
+        <w:rPr>
+          <w:rFonts w:hint="eastAsia"/>
+        </w:rPr>
+        <w:t>——</w:t>
+      </w:r>
+      <w:r>
+        <w:rPr>
+          <w:rFonts w:hint="eastAsia"/>
+          <w:highlight w:val="yellow"/>
+        </w:rPr>
+        <w:t>version 1.0</w:t>
+      </w:r>
+    </w:p>
+    <w:p/>
     <w:sectPr>
       <w:pgSz w:w="11906" w:h="16838"/>
       <w:pgMar w:top="1440" w:right="1800" w:bottom="1440" w:left="1800" w:header="851" w:footer="992" w:gutter="0"/>
@@ -1285,11 +1105,6 @@
 <w:endnotes xmlns:wpc="http://schemas.microsoft.com/office/word/2010/wordprocessingCanvas" xmlns:cx="http://schemas.microsoft.com/office/drawing/2014/chartex" xmlns:cx1="http://schemas.microsoft.com/office/drawing/2015/9/8/chartex" xmlns:cx2="http://schemas.microsoft.com/office/drawing/2015/10/21/chartex" xmlns:cx3="http://schemas.microsoft.com/office/drawing/2016/5/9/chartex" xmlns:cx4="http://schemas.microsoft.com/office/drawing/2016/5/10/chartex" xmlns:cx5="http://schemas.microsoft.com/office/drawing/2016/5/11/chartex" xmlns:cx6="http://schemas.microsoft.com/office/drawing/2016/5/12/chartex" xmlns:cx7="http://schemas.microsoft.com/office/drawing/2016/5/13/chartex" xmlns:cx8="http://schemas.microsoft.com/office/drawing/2016/5/14/chartex" xmlns:mc="http://schemas.openxmlformats.org/markup-compatibility/2006" xmlns:aink="http://schemas.microsoft.com/office/drawing/2016/ink" xmlns:am3d="http://schemas.microsoft.com/office/drawing/2017/model3d" xmlns:o="urn:schemas-microsoft-com:office:office" xmlns:oel="http://schemas.microsoft.com/office/2019/extlst" xmlns:r="http://schemas.openxmlformats.org/officeDocument/2006/relationships" xmlns:m="http://schemas.openxmlformats.org/officeDocument/2006/math" xmlns:v="urn:schemas-microsoft-com:vml" xmlns:wp14="http://schemas.microsoft.com/office/word/2010/wordprocessingDrawing" xmlns:wp="http://schemas.openxmlformats.org/drawingml/2006/wordprocessingDrawing" xmlns:w10="urn:schemas-microsoft-com:office:word" xmlns:w="http://schemas.openxmlformats.org/wordprocessingml/2006/main" xmlns:w14="http://schemas.microsoft.com/office/word/2010/wordml" xmlns:w15="http://schemas.microsoft.com/office/word/2012/wordml" xmlns:w16cex="http://schemas.microsoft.com/office/word/2018/wordml/cex" xmlns:w16cid="http://schemas.microsoft.com/office/word/2016/wordml/cid" xmlns:w16="http://schemas.microsoft.com/office/word/2018/wordml" xmlns:w16du="http://schemas.microsoft.com/office/word/2023/wordml/word16du" xmlns:w16sdtdh="http://schemas.microsoft.com/office/word/2020/wordml/sdtdatahash" xmlns:w16sdtfl="http://schemas.microsoft.com/office/word/2024/wordml/sdtformatlock" xmlns:w16se="http://schemas.microsoft.com/office/word/2015/wordml/symex" xmlns:wpg="http://schemas.microsoft.com/office/word/2010/wordprocessingGroup" xmlns:wpi="http://schemas.microsoft.com/office/word/2010/wordprocessingInk" xmlns:wne="http://schemas.microsoft.com/office/word/2006/wordml" xmlns:wps="http://schemas.microsoft.com/office/word/2010/wordprocessingShape" mc:Ignorable="w14 w15 w16se w16cid w16 w16cex w16sdtdh w16sdtfl w16du wp14">
   <w:endnote w:type="separator" w:id="-1">
     <w:p>
-      <w:pPr>
-        <w:rPr>
-          <w:rFonts w:hint="eastAsia"/>
-        </w:rPr>
-      </w:pPr>
       <w:r>
         <w:separator/>
       </w:r>
@@ -1297,11 +1112,6 @@
   </w:endnote>
   <w:endnote w:type="continuationSeparator" w:id="0">
     <w:p>
-      <w:pPr>
-        <w:rPr>
-          <w:rFonts w:hint="eastAsia"/>
-        </w:rPr>
-      </w:pPr>
       <w:r>
         <w:continuationSeparator/>
       </w:r>
@@ -1314,11 +1124,6 @@
 <w:footnotes xmlns:wpc="http://schemas.microsoft.com/office/word/2010/wordprocessingCanvas" xmlns:cx="http://schemas.microsoft.com/office/drawing/2014/chartex" xmlns:cx1="http://schemas.microsoft.com/office/drawing/2015/9/8/chartex" xmlns:cx2="http://schemas.microsoft.com/office/drawing/2015/10/21/chartex" xmlns:cx3="http://schemas.microsoft.com/office/drawing/2016/5/9/chartex" xmlns:cx4="http://schemas.microsoft.com/office/drawing/2016/5/10/chartex" xmlns:cx5="http://schemas.microsoft.com/office/drawing/2016/5/11/chartex" xmlns:cx6="http://schemas.microsoft.com/office/drawing/2016/5/12/chartex" xmlns:cx7="http://schemas.microsoft.com/office/drawing/2016/5/13/chartex" xmlns:cx8="http://schemas.microsoft.com/office/drawing/2016/5/14/chartex" xmlns:mc="http://schemas.openxmlformats.org/markup-compatibility/2006" xmlns:aink="http://schemas.microsoft.com/office/drawing/2016/ink" xmlns:am3d="http://schemas.microsoft.com/office/drawing/2017/model3d" xmlns:o="urn:schemas-microsoft-com:office:office" xmlns:oel="http://schemas.microsoft.com/office/2019/extlst" xmlns:r="http://schemas.openxmlformats.org/officeDocument/2006/relationships" xmlns:m="http://schemas.openxmlformats.org/officeDocument/2006/math" xmlns:v="urn:schemas-microsoft-com:vml" xmlns:wp14="http://schemas.microsoft.com/office/word/2010/wordprocessingDrawing" xmlns:wp="http://schemas.openxmlformats.org/drawingml/2006/wordprocessingDrawing" xmlns:w10="urn:schemas-microsoft-com:office:word" xmlns:w="http://schemas.openxmlformats.org/wordprocessingml/2006/main" xmlns:w14="http://schemas.microsoft.com/office/word/2010/wordml" xmlns:w15="http://schemas.microsoft.com/office/word/2012/wordml" xmlns:w16cex="http://schemas.microsoft.com/office/word/2018/wordml/cex" xmlns:w16cid="http://schemas.microsoft.com/office/word/2016/wordml/cid" xmlns:w16="http://schemas.microsoft.com/office/word/2018/wordml" xmlns:w16du="http://schemas.microsoft.com/office/word/2023/wordml/word16du" xmlns:w16sdtdh="http://schemas.microsoft.com/office/word/2020/wordml/sdtdatahash" xmlns:w16sdtfl="http://schemas.microsoft.com/office/word/2024/wordml/sdtformatlock" xmlns:w16se="http://schemas.microsoft.com/office/word/2015/wordml/symex" xmlns:wpg="http://schemas.microsoft.com/office/word/2010/wordprocessingGroup" xmlns:wpi="http://schemas.microsoft.com/office/word/2010/wordprocessingInk" xmlns:wne="http://schemas.microsoft.com/office/word/2006/wordml" xmlns:wps="http://schemas.microsoft.com/office/word/2010/wordprocessingShape" mc:Ignorable="w14 w15 w16se w16cid w16 w16cex w16sdtdh w16sdtfl w16du wp14">
   <w:footnote w:type="separator" w:id="-1">
     <w:p>
-      <w:pPr>
-        <w:rPr>
-          <w:rFonts w:hint="eastAsia"/>
-        </w:rPr>
-      </w:pPr>
       <w:r>
         <w:separator/>
       </w:r>
@@ -1326,11 +1131,6 @@
   </w:footnote>
   <w:footnote w:type="continuationSeparator" w:id="0">
     <w:p>
-      <w:pPr>
-        <w:rPr>
-          <w:rFonts w:hint="eastAsia"/>
-        </w:rPr>
-      </w:pPr>
       <w:r>
         <w:continuationSeparator/>
       </w:r>
@@ -1731,7 +1531,7 @@
     <w:lsdException w:name="Unresolved Mention" w:semiHidden="1" w:unhideWhenUsed="1"/>
     <w:lsdException w:name="Smart Link" w:semiHidden="1" w:unhideWhenUsed="1"/>
   </w:latentStyles>
-  <w:style w:type="paragraph" w:default="1" w:styleId="a">
+  <w:style w:type="paragraph" w:default="1" w:styleId="Normal">
     <w:name w:val="Normal"/>
     <w:qFormat/>
     <w:rsid w:val="00E62D9A"/>
@@ -1740,13 +1540,13 @@
       <w:jc w:val="both"/>
     </w:pPr>
   </w:style>
-  <w:style w:type="character" w:default="1" w:styleId="a0">
+  <w:style w:type="character" w:default="1" w:styleId="DefaultParagraphFont">
     <w:name w:val="Default Paragraph Font"/>
     <w:uiPriority w:val="1"/>
     <w:semiHidden/>
     <w:unhideWhenUsed/>
   </w:style>
-  <w:style w:type="table" w:default="1" w:styleId="a1">
+  <w:style w:type="table" w:default="1" w:styleId="TableNormal">
     <w:name w:val="Normal Table"/>
     <w:uiPriority w:val="99"/>
     <w:semiHidden/>
@@ -1761,17 +1561,17 @@
       </w:tblCellMar>
     </w:tblPr>
   </w:style>
-  <w:style w:type="numbering" w:default="1" w:styleId="a2">
+  <w:style w:type="numbering" w:default="1" w:styleId="NoList">
     <w:name w:val="No List"/>
     <w:uiPriority w:val="99"/>
     <w:semiHidden/>
     <w:unhideWhenUsed/>
   </w:style>
-  <w:style w:type="paragraph" w:styleId="a3">
+  <w:style w:type="paragraph" w:styleId="Date">
     <w:name w:val="Date"/>
-    <w:basedOn w:val="a"/>
-    <w:next w:val="a"/>
-    <w:link w:val="a4"/>
+    <w:basedOn w:val="Normal"/>
+    <w:next w:val="Normal"/>
+    <w:link w:val="DateChar"/>
     <w:uiPriority w:val="99"/>
     <w:semiHidden/>
     <w:unhideWhenUsed/>
@@ -1780,18 +1580,18 @@
       <w:ind w:leftChars="2500" w:left="100"/>
     </w:pPr>
   </w:style>
-  <w:style w:type="character" w:customStyle="1" w:styleId="a4">
-    <w:name w:val="日期 字符"/>
-    <w:basedOn w:val="a0"/>
-    <w:link w:val="a3"/>
+  <w:style w:type="character" w:customStyle="1" w:styleId="DateChar">
+    <w:name w:val="Date Char"/>
+    <w:basedOn w:val="DefaultParagraphFont"/>
+    <w:link w:val="Date"/>
     <w:uiPriority w:val="99"/>
     <w:semiHidden/>
     <w:rsid w:val="00793C74"/>
   </w:style>
-  <w:style w:type="paragraph" w:styleId="a5">
+  <w:style w:type="paragraph" w:styleId="Header">
     <w:name w:val="header"/>
-    <w:basedOn w:val="a"/>
-    <w:link w:val="a6"/>
+    <w:basedOn w:val="Normal"/>
+    <w:link w:val="HeaderChar"/>
     <w:uiPriority w:val="99"/>
     <w:unhideWhenUsed/>
     <w:rsid w:val="00F75922"/>
@@ -1808,10 +1608,10 @@
       <w:szCs w:val="18"/>
     </w:rPr>
   </w:style>
-  <w:style w:type="character" w:customStyle="1" w:styleId="a6">
-    <w:name w:val="页眉 字符"/>
-    <w:basedOn w:val="a0"/>
-    <w:link w:val="a5"/>
+  <w:style w:type="character" w:customStyle="1" w:styleId="HeaderChar">
+    <w:name w:val="Header Char"/>
+    <w:basedOn w:val="DefaultParagraphFont"/>
+    <w:link w:val="Header"/>
     <w:uiPriority w:val="99"/>
     <w:rsid w:val="00F75922"/>
     <w:rPr>
@@ -1819,10 +1619,10 @@
       <w:szCs w:val="18"/>
     </w:rPr>
   </w:style>
-  <w:style w:type="paragraph" w:styleId="a7">
+  <w:style w:type="paragraph" w:styleId="Footer">
     <w:name w:val="footer"/>
-    <w:basedOn w:val="a"/>
-    <w:link w:val="a8"/>
+    <w:basedOn w:val="Normal"/>
+    <w:link w:val="FooterChar"/>
     <w:uiPriority w:val="99"/>
     <w:unhideWhenUsed/>
     <w:rsid w:val="00F75922"/>
@@ -1839,10 +1639,10 @@
       <w:szCs w:val="18"/>
     </w:rPr>
   </w:style>
-  <w:style w:type="character" w:customStyle="1" w:styleId="a8">
-    <w:name w:val="页脚 字符"/>
-    <w:basedOn w:val="a0"/>
-    <w:link w:val="a7"/>
+  <w:style w:type="character" w:customStyle="1" w:styleId="FooterChar">
+    <w:name w:val="Footer Char"/>
+    <w:basedOn w:val="DefaultParagraphFont"/>
+    <w:link w:val="Footer"/>
     <w:uiPriority w:val="99"/>
     <w:rsid w:val="00F75922"/>
     <w:rPr>

--- a/desktop_files/2026.docx
+++ b/desktop_files/2026.docx
@@ -1088,6 +1088,30 @@
           <w:highlight w:val="yellow"/>
         </w:rPr>
         <w:t>version 1.0</w:t>
+      </w:r>
+    </w:p>
+    <w:p/>
+    <w:p>
+      <w:r>
+        <w:t>2026.3.18</w:t>
+      </w:r>
+    </w:p>
+    <w:p>
+      <w:pPr>
+        <w:rPr>
+          <w:rFonts w:hint="eastAsia"/>
+        </w:rPr>
+      </w:pPr>
+      <w:proofErr w:type="spellStart"/>
+      <w:r>
+        <w:t>Bishe</w:t>
+      </w:r>
+      <w:proofErr w:type="spellEnd"/>
+      <w:r>
+        <w:rPr>
+          <w:rFonts w:hint="eastAsia"/>
+        </w:rPr>
+        <w:t>——查重&amp;to word</w:t>
       </w:r>
     </w:p>
     <w:p/>

--- a/desktop_files/2026.docx
+++ b/desktop_files/2026.docx
@@ -3,11 +3,21 @@
 <w:document xmlns:wpc="http://schemas.microsoft.com/office/word/2010/wordprocessingCanvas" xmlns:cx="http://schemas.microsoft.com/office/drawing/2014/chartex" xmlns:cx1="http://schemas.microsoft.com/office/drawing/2015/9/8/chartex" xmlns:cx2="http://schemas.microsoft.com/office/drawing/2015/10/21/chartex" xmlns:cx3="http://schemas.microsoft.com/office/drawing/2016/5/9/chartex" xmlns:cx4="http://schemas.microsoft.com/office/drawing/2016/5/10/chartex" xmlns:cx5="http://schemas.microsoft.com/office/drawing/2016/5/11/chartex" xmlns:cx6="http://schemas.microsoft.com/office/drawing/2016/5/12/chartex" xmlns:cx7="http://schemas.microsoft.com/office/drawing/2016/5/13/chartex" xmlns:cx8="http://schemas.microsoft.com/office/drawing/2016/5/14/chartex" xmlns:mc="http://schemas.openxmlformats.org/markup-compatibility/2006" xmlns:aink="http://schemas.microsoft.com/office/drawing/2016/ink" xmlns:am3d="http://schemas.microsoft.com/office/drawing/2017/model3d" xmlns:o="urn:schemas-microsoft-com:office:office" xmlns:oel="http://schemas.microsoft.com/office/2019/extlst" xmlns:r="http://schemas.openxmlformats.org/officeDocument/2006/relationships" xmlns:m="http://schemas.openxmlformats.org/officeDocument/2006/math" xmlns:v="urn:schemas-microsoft-com:vml" xmlns:wp14="http://schemas.microsoft.com/office/word/2010/wordprocessingDrawing" xmlns:wp="http://schemas.openxmlformats.org/drawingml/2006/wordprocessingDrawing" xmlns:w10="urn:schemas-microsoft-com:office:word" xmlns:w="http://schemas.openxmlformats.org/wordprocessingml/2006/main" xmlns:w14="http://schemas.microsoft.com/office/word/2010/wordml" xmlns:w15="http://schemas.microsoft.com/office/word/2012/wordml" xmlns:w16cex="http://schemas.microsoft.com/office/word/2018/wordml/cex" xmlns:w16cid="http://schemas.microsoft.com/office/word/2016/wordml/cid" xmlns:w16="http://schemas.microsoft.com/office/word/2018/wordml" xmlns:w16du="http://schemas.microsoft.com/office/word/2023/wordml/word16du" xmlns:w16sdtdh="http://schemas.microsoft.com/office/word/2020/wordml/sdtdatahash" xmlns:w16sdtfl="http://schemas.microsoft.com/office/word/2024/wordml/sdtformatlock" xmlns:w16se="http://schemas.microsoft.com/office/word/2015/wordml/symex" xmlns:wpg="http://schemas.microsoft.com/office/word/2010/wordprocessingGroup" xmlns:wpi="http://schemas.microsoft.com/office/word/2010/wordprocessingInk" xmlns:wne="http://schemas.microsoft.com/office/word/2006/wordml" xmlns:wps="http://schemas.microsoft.com/office/word/2010/wordprocessingShape" mc:Ignorable="w14 w15 w16se w16cid w16 w16cex w16sdtdh w16sdtfl w16du wp14">
   <w:body>
     <w:p>
+      <w:pPr>
+        <w:rPr>
+          <w:rFonts w:hint="eastAsia"/>
+        </w:rPr>
+      </w:pPr>
       <w:r>
         <w:t>2026.1.6</w:t>
       </w:r>
     </w:p>
     <w:p>
+      <w:pPr>
+        <w:rPr>
+          <w:rFonts w:hint="eastAsia"/>
+        </w:rPr>
+      </w:pPr>
       <w:proofErr w:type="spellStart"/>
       <w:r>
         <w:t>Bishe</w:t>
@@ -23,8 +33,19 @@
         <w:t>chapter1&amp;2</w:t>
       </w:r>
     </w:p>
-    <w:p/>
-    <w:p>
+    <w:p>
+      <w:pPr>
+        <w:rPr>
+          <w:rFonts w:hint="eastAsia"/>
+        </w:rPr>
+      </w:pPr>
+    </w:p>
+    <w:p>
+      <w:pPr>
+        <w:rPr>
+          <w:rFonts w:hint="eastAsia"/>
+        </w:rPr>
+      </w:pPr>
       <w:r>
         <w:t>2026.1.</w:t>
       </w:r>
@@ -36,6 +57,11 @@
       </w:r>
     </w:p>
     <w:p>
+      <w:pPr>
+        <w:rPr>
+          <w:rFonts w:hint="eastAsia"/>
+        </w:rPr>
+      </w:pPr>
       <w:proofErr w:type="spellStart"/>
       <w:r>
         <w:t>Bishe</w:t>
@@ -66,8 +92,19 @@
         <w:t>1.2</w:t>
       </w:r>
     </w:p>
-    <w:p/>
-    <w:p>
+    <w:p>
+      <w:pPr>
+        <w:rPr>
+          <w:rFonts w:hint="eastAsia"/>
+        </w:rPr>
+      </w:pPr>
+    </w:p>
+    <w:p>
+      <w:pPr>
+        <w:rPr>
+          <w:rFonts w:hint="eastAsia"/>
+        </w:rPr>
+      </w:pPr>
       <w:r>
         <w:rPr>
           <w:rFonts w:hint="eastAsia"/>
@@ -76,6 +113,11 @@
       </w:r>
     </w:p>
     <w:p>
+      <w:pPr>
+        <w:rPr>
+          <w:rFonts w:hint="eastAsia"/>
+        </w:rPr>
+      </w:pPr>
       <w:proofErr w:type="spellStart"/>
       <w:r>
         <w:rPr>
@@ -93,8 +135,19 @@
         <w:t>——chapter2.1</w:t>
       </w:r>
     </w:p>
-    <w:p/>
-    <w:p>
+    <w:p>
+      <w:pPr>
+        <w:rPr>
+          <w:rFonts w:hint="eastAsia"/>
+        </w:rPr>
+      </w:pPr>
+    </w:p>
+    <w:p>
+      <w:pPr>
+        <w:rPr>
+          <w:rFonts w:hint="eastAsia"/>
+        </w:rPr>
+      </w:pPr>
       <w:r>
         <w:rPr>
           <w:rFonts w:hint="eastAsia"/>
@@ -103,6 +156,11 @@
       </w:r>
     </w:p>
     <w:p>
+      <w:pPr>
+        <w:rPr>
+          <w:rFonts w:hint="eastAsia"/>
+        </w:rPr>
+      </w:pPr>
       <w:proofErr w:type="spellStart"/>
       <w:r>
         <w:rPr>
@@ -118,8 +176,19 @@
         <w:t>——chapter2&amp;chapter3</w:t>
       </w:r>
     </w:p>
-    <w:p/>
-    <w:p>
+    <w:p>
+      <w:pPr>
+        <w:rPr>
+          <w:rFonts w:hint="eastAsia"/>
+        </w:rPr>
+      </w:pPr>
+    </w:p>
+    <w:p>
+      <w:pPr>
+        <w:rPr>
+          <w:rFonts w:hint="eastAsia"/>
+        </w:rPr>
+      </w:pPr>
       <w:r>
         <w:rPr>
           <w:rFonts w:hint="eastAsia"/>
@@ -128,6 +197,11 @@
       </w:r>
     </w:p>
     <w:p>
+      <w:pPr>
+        <w:rPr>
+          <w:rFonts w:hint="eastAsia"/>
+        </w:rPr>
+      </w:pPr>
       <w:proofErr w:type="spellStart"/>
       <w:r>
         <w:rPr>
@@ -156,8 +230,19 @@
         <w:t>&amp;chapter2.3</w:t>
       </w:r>
     </w:p>
-    <w:p/>
-    <w:p>
+    <w:p>
+      <w:pPr>
+        <w:rPr>
+          <w:rFonts w:hint="eastAsia"/>
+        </w:rPr>
+      </w:pPr>
+    </w:p>
+    <w:p>
+      <w:pPr>
+        <w:rPr>
+          <w:rFonts w:hint="eastAsia"/>
+        </w:rPr>
+      </w:pPr>
       <w:r>
         <w:rPr>
           <w:rFonts w:hint="eastAsia"/>
@@ -166,6 +251,11 @@
       </w:r>
     </w:p>
     <w:p>
+      <w:pPr>
+        <w:rPr>
+          <w:rFonts w:hint="eastAsia"/>
+        </w:rPr>
+      </w:pPr>
       <w:proofErr w:type="spellStart"/>
       <w:r>
         <w:rPr>
@@ -183,8 +273,19 @@
         <w:t>——chapter2.3 &amp; 2.4</w:t>
       </w:r>
     </w:p>
-    <w:p/>
-    <w:p>
+    <w:p>
+      <w:pPr>
+        <w:rPr>
+          <w:rFonts w:hint="eastAsia"/>
+        </w:rPr>
+      </w:pPr>
+    </w:p>
+    <w:p>
+      <w:pPr>
+        <w:rPr>
+          <w:rFonts w:hint="eastAsia"/>
+        </w:rPr>
+      </w:pPr>
       <w:r>
         <w:rPr>
           <w:rFonts w:hint="eastAsia"/>
@@ -193,6 +294,11 @@
       </w:r>
     </w:p>
     <w:p>
+      <w:pPr>
+        <w:rPr>
+          <w:rFonts w:hint="eastAsia"/>
+        </w:rPr>
+      </w:pPr>
       <w:proofErr w:type="spellStart"/>
       <w:r>
         <w:rPr>
@@ -219,8 +325,19 @@
       </w:r>
       <w:proofErr w:type="spellEnd"/>
     </w:p>
-    <w:p/>
-    <w:p>
+    <w:p>
+      <w:pPr>
+        <w:rPr>
+          <w:rFonts w:hint="eastAsia"/>
+        </w:rPr>
+      </w:pPr>
+    </w:p>
+    <w:p>
+      <w:pPr>
+        <w:rPr>
+          <w:rFonts w:hint="eastAsia"/>
+        </w:rPr>
+      </w:pPr>
       <w:r>
         <w:rPr>
           <w:rFonts w:hint="eastAsia"/>
@@ -229,6 +346,11 @@
       </w:r>
     </w:p>
     <w:p>
+      <w:pPr>
+        <w:rPr>
+          <w:rFonts w:hint="eastAsia"/>
+        </w:rPr>
+      </w:pPr>
       <w:proofErr w:type="spellStart"/>
       <w:r>
         <w:rPr>
@@ -247,6 +369,11 @@
       </w:r>
     </w:p>
     <w:p>
+      <w:pPr>
+        <w:rPr>
+          <w:rFonts w:hint="eastAsia"/>
+        </w:rPr>
+      </w:pPr>
       <w:proofErr w:type="spellStart"/>
       <w:r>
         <w:rPr>
@@ -276,8 +403,19 @@
         <w:t xml:space="preserve"> progress</w:t>
       </w:r>
     </w:p>
-    <w:p/>
-    <w:p>
+    <w:p>
+      <w:pPr>
+        <w:rPr>
+          <w:rFonts w:hint="eastAsia"/>
+        </w:rPr>
+      </w:pPr>
+    </w:p>
+    <w:p>
+      <w:pPr>
+        <w:rPr>
+          <w:rFonts w:hint="eastAsia"/>
+        </w:rPr>
+      </w:pPr>
       <w:r>
         <w:rPr>
           <w:rFonts w:hint="eastAsia"/>
@@ -286,6 +424,11 @@
       </w:r>
     </w:p>
     <w:p>
+      <w:pPr>
+        <w:rPr>
+          <w:rFonts w:hint="eastAsia"/>
+        </w:rPr>
+      </w:pPr>
       <w:proofErr w:type="spellStart"/>
       <w:r>
         <w:rPr>
@@ -337,8 +480,19 @@
         <w:t xml:space="preserve"> progress</w:t>
       </w:r>
     </w:p>
-    <w:p/>
-    <w:p>
+    <w:p>
+      <w:pPr>
+        <w:rPr>
+          <w:rFonts w:hint="eastAsia"/>
+        </w:rPr>
+      </w:pPr>
+    </w:p>
+    <w:p>
+      <w:pPr>
+        <w:rPr>
+          <w:rFonts w:hint="eastAsia"/>
+        </w:rPr>
+      </w:pPr>
       <w:r>
         <w:rPr>
           <w:rFonts w:hint="eastAsia"/>
@@ -347,6 +501,11 @@
       </w:r>
     </w:p>
     <w:p>
+      <w:pPr>
+        <w:rPr>
+          <w:rFonts w:hint="eastAsia"/>
+        </w:rPr>
+      </w:pPr>
       <w:r>
         <w:rPr>
           <w:rFonts w:hint="eastAsia"/>
@@ -355,6 +514,11 @@
       </w:r>
     </w:p>
     <w:p>
+      <w:pPr>
+        <w:rPr>
+          <w:rFonts w:hint="eastAsia"/>
+        </w:rPr>
+      </w:pPr>
       <w:proofErr w:type="spellStart"/>
       <w:r>
         <w:rPr>
@@ -392,8 +556,19 @@
         <w:t xml:space="preserve"> &amp; chapter3</w:t>
       </w:r>
     </w:p>
-    <w:p/>
-    <w:p>
+    <w:p>
+      <w:pPr>
+        <w:rPr>
+          <w:rFonts w:hint="eastAsia"/>
+        </w:rPr>
+      </w:pPr>
+    </w:p>
+    <w:p>
+      <w:pPr>
+        <w:rPr>
+          <w:rFonts w:hint="eastAsia"/>
+        </w:rPr>
+      </w:pPr>
       <w:r>
         <w:rPr>
           <w:rFonts w:hint="eastAsia"/>
@@ -408,6 +583,11 @@
       </w:r>
     </w:p>
     <w:p>
+      <w:pPr>
+        <w:rPr>
+          <w:rFonts w:hint="eastAsia"/>
+        </w:rPr>
+      </w:pPr>
       <w:r>
         <w:rPr>
           <w:rFonts w:hint="eastAsia"/>
@@ -416,6 +596,11 @@
       </w:r>
     </w:p>
     <w:p>
+      <w:pPr>
+        <w:rPr>
+          <w:rFonts w:hint="eastAsia"/>
+        </w:rPr>
+      </w:pPr>
       <w:proofErr w:type="spellStart"/>
       <w:r>
         <w:rPr>
@@ -431,8 +616,19 @@
         <w:t>——baking &amp; chapter3</w:t>
       </w:r>
     </w:p>
-    <w:p/>
-    <w:p>
+    <w:p>
+      <w:pPr>
+        <w:rPr>
+          <w:rFonts w:hint="eastAsia"/>
+        </w:rPr>
+      </w:pPr>
+    </w:p>
+    <w:p>
+      <w:pPr>
+        <w:rPr>
+          <w:rFonts w:hint="eastAsia"/>
+        </w:rPr>
+      </w:pPr>
       <w:r>
         <w:rPr>
           <w:rFonts w:hint="eastAsia"/>
@@ -447,6 +643,11 @@
       </w:r>
     </w:p>
     <w:p>
+      <w:pPr>
+        <w:rPr>
+          <w:rFonts w:hint="eastAsia"/>
+        </w:rPr>
+      </w:pPr>
       <w:r>
         <w:rPr>
           <w:rFonts w:hint="eastAsia"/>
@@ -455,6 +656,11 @@
       </w:r>
     </w:p>
     <w:p>
+      <w:pPr>
+        <w:rPr>
+          <w:rFonts w:hint="eastAsia"/>
+        </w:rPr>
+      </w:pPr>
       <w:proofErr w:type="spellStart"/>
       <w:r>
         <w:rPr>
@@ -470,9 +676,26 @@
         <w:t>——chapter3 &amp; chapter4</w:t>
       </w:r>
     </w:p>
-    <w:p/>
-    <w:p/>
-    <w:p>
+    <w:p>
+      <w:pPr>
+        <w:rPr>
+          <w:rFonts w:hint="eastAsia"/>
+        </w:rPr>
+      </w:pPr>
+    </w:p>
+    <w:p>
+      <w:pPr>
+        <w:rPr>
+          <w:rFonts w:hint="eastAsia"/>
+        </w:rPr>
+      </w:pPr>
+    </w:p>
+    <w:p>
+      <w:pPr>
+        <w:rPr>
+          <w:rFonts w:hint="eastAsia"/>
+        </w:rPr>
+      </w:pPr>
       <w:r>
         <w:rPr>
           <w:rFonts w:hint="eastAsia"/>
@@ -487,6 +710,11 @@
       </w:r>
     </w:p>
     <w:p>
+      <w:pPr>
+        <w:rPr>
+          <w:rFonts w:hint="eastAsia"/>
+        </w:rPr>
+      </w:pPr>
       <w:r>
         <w:rPr>
           <w:rFonts w:hint="eastAsia"/>
@@ -496,6 +724,11 @@
       </w:r>
     </w:p>
     <w:p>
+      <w:pPr>
+        <w:rPr>
+          <w:rFonts w:hint="eastAsia"/>
+        </w:rPr>
+      </w:pPr>
       <w:proofErr w:type="spellStart"/>
       <w:r>
         <w:rPr>
@@ -512,6 +745,11 @@
       </w:r>
     </w:p>
     <w:p>
+      <w:pPr>
+        <w:rPr>
+          <w:rFonts w:hint="eastAsia"/>
+        </w:rPr>
+      </w:pPr>
       <w:r>
         <w:rPr>
           <w:rFonts w:hint="eastAsia"/>
@@ -527,6 +765,11 @@
       </w:r>
     </w:p>
     <w:p>
+      <w:pPr>
+        <w:rPr>
+          <w:rFonts w:hint="eastAsia"/>
+        </w:rPr>
+      </w:pPr>
       <w:proofErr w:type="spellStart"/>
       <w:r>
         <w:rPr>
@@ -542,8 +785,19 @@
         <w:t>——chapter3 &amp; chapter4</w:t>
       </w:r>
     </w:p>
-    <w:p/>
-    <w:p>
+    <w:p>
+      <w:pPr>
+        <w:rPr>
+          <w:rFonts w:hint="eastAsia"/>
+        </w:rPr>
+      </w:pPr>
+    </w:p>
+    <w:p>
+      <w:pPr>
+        <w:rPr>
+          <w:rFonts w:hint="eastAsia"/>
+        </w:rPr>
+      </w:pPr>
       <w:r>
         <w:rPr>
           <w:rFonts w:hint="eastAsia"/>
@@ -552,6 +806,11 @@
       </w:r>
     </w:p>
     <w:p>
+      <w:pPr>
+        <w:rPr>
+          <w:rFonts w:hint="eastAsia"/>
+        </w:rPr>
+      </w:pPr>
       <w:proofErr w:type="spellStart"/>
       <w:r>
         <w:rPr>
@@ -567,8 +826,19 @@
         <w:t>——chapter3.3</w:t>
       </w:r>
     </w:p>
-    <w:p/>
-    <w:p>
+    <w:p>
+      <w:pPr>
+        <w:rPr>
+          <w:rFonts w:hint="eastAsia"/>
+        </w:rPr>
+      </w:pPr>
+    </w:p>
+    <w:p>
+      <w:pPr>
+        <w:rPr>
+          <w:rFonts w:hint="eastAsia"/>
+        </w:rPr>
+      </w:pPr>
       <w:r>
         <w:rPr>
           <w:rFonts w:hint="eastAsia"/>
@@ -577,6 +847,11 @@
       </w:r>
     </w:p>
     <w:p>
+      <w:pPr>
+        <w:rPr>
+          <w:rFonts w:hint="eastAsia"/>
+        </w:rPr>
+      </w:pPr>
       <w:proofErr w:type="spellStart"/>
       <w:r>
         <w:rPr>
@@ -594,8 +869,19 @@
         <w:t>——chapter4.3.3</w:t>
       </w:r>
     </w:p>
-    <w:p/>
-    <w:p>
+    <w:p>
+      <w:pPr>
+        <w:rPr>
+          <w:rFonts w:hint="eastAsia"/>
+        </w:rPr>
+      </w:pPr>
+    </w:p>
+    <w:p>
+      <w:pPr>
+        <w:rPr>
+          <w:rFonts w:hint="eastAsia"/>
+        </w:rPr>
+      </w:pPr>
       <w:r>
         <w:rPr>
           <w:rFonts w:hint="eastAsia"/>
@@ -604,6 +890,11 @@
       </w:r>
     </w:p>
     <w:p>
+      <w:pPr>
+        <w:rPr>
+          <w:rFonts w:hint="eastAsia"/>
+        </w:rPr>
+      </w:pPr>
       <w:proofErr w:type="spellStart"/>
       <w:r>
         <w:rPr>
@@ -621,8 +912,19 @@
         <w:t>——relighting ablation</w:t>
       </w:r>
     </w:p>
-    <w:p/>
-    <w:p>
+    <w:p>
+      <w:pPr>
+        <w:rPr>
+          <w:rFonts w:hint="eastAsia"/>
+        </w:rPr>
+      </w:pPr>
+    </w:p>
+    <w:p>
+      <w:pPr>
+        <w:rPr>
+          <w:rFonts w:hint="eastAsia"/>
+        </w:rPr>
+      </w:pPr>
       <w:r>
         <w:rPr>
           <w:rFonts w:hint="eastAsia"/>
@@ -631,6 +933,11 @@
       </w:r>
     </w:p>
     <w:p>
+      <w:pPr>
+        <w:rPr>
+          <w:rFonts w:hint="eastAsia"/>
+        </w:rPr>
+      </w:pPr>
       <w:proofErr w:type="spellStart"/>
       <w:r>
         <w:rPr>
@@ -646,8 +953,19 @@
         <w:t>——chapter4.2</w:t>
       </w:r>
     </w:p>
-    <w:p/>
-    <w:p>
+    <w:p>
+      <w:pPr>
+        <w:rPr>
+          <w:rFonts w:hint="eastAsia"/>
+        </w:rPr>
+      </w:pPr>
+    </w:p>
+    <w:p>
+      <w:pPr>
+        <w:rPr>
+          <w:rFonts w:hint="eastAsia"/>
+        </w:rPr>
+      </w:pPr>
       <w:r>
         <w:rPr>
           <w:rFonts w:hint="eastAsia"/>
@@ -656,6 +974,11 @@
       </w:r>
     </w:p>
     <w:p>
+      <w:pPr>
+        <w:rPr>
+          <w:rFonts w:hint="eastAsia"/>
+        </w:rPr>
+      </w:pPr>
       <w:proofErr w:type="spellStart"/>
       <w:r>
         <w:rPr>
@@ -671,8 +994,19 @@
         <w:t>——chapter4.2</w:t>
       </w:r>
     </w:p>
-    <w:p/>
-    <w:p>
+    <w:p>
+      <w:pPr>
+        <w:rPr>
+          <w:rFonts w:hint="eastAsia"/>
+        </w:rPr>
+      </w:pPr>
+    </w:p>
+    <w:p>
+      <w:pPr>
+        <w:rPr>
+          <w:rFonts w:hint="eastAsia"/>
+        </w:rPr>
+      </w:pPr>
       <w:r>
         <w:rPr>
           <w:rFonts w:hint="eastAsia"/>
@@ -681,6 +1015,11 @@
       </w:r>
     </w:p>
     <w:p>
+      <w:pPr>
+        <w:rPr>
+          <w:rFonts w:hint="eastAsia"/>
+        </w:rPr>
+      </w:pPr>
       <w:proofErr w:type="spellStart"/>
       <w:r>
         <w:rPr>
@@ -696,8 +1035,19 @@
         <w:t>——chapter3.2 &amp; chapter4.2</w:t>
       </w:r>
     </w:p>
-    <w:p/>
-    <w:p>
+    <w:p>
+      <w:pPr>
+        <w:rPr>
+          <w:rFonts w:hint="eastAsia"/>
+        </w:rPr>
+      </w:pPr>
+    </w:p>
+    <w:p>
+      <w:pPr>
+        <w:rPr>
+          <w:rFonts w:hint="eastAsia"/>
+        </w:rPr>
+      </w:pPr>
       <w:r>
         <w:rPr>
           <w:rFonts w:hint="eastAsia"/>
@@ -706,6 +1056,11 @@
       </w:r>
     </w:p>
     <w:p>
+      <w:pPr>
+        <w:rPr>
+          <w:rFonts w:hint="eastAsia"/>
+        </w:rPr>
+      </w:pPr>
       <w:proofErr w:type="spellStart"/>
       <w:r>
         <w:rPr>
@@ -721,8 +1076,19 @@
         <w:t>——chapter3.2 &amp; chapter4.2</w:t>
       </w:r>
     </w:p>
-    <w:p/>
-    <w:p>
+    <w:p>
+      <w:pPr>
+        <w:rPr>
+          <w:rFonts w:hint="eastAsia"/>
+        </w:rPr>
+      </w:pPr>
+    </w:p>
+    <w:p>
+      <w:pPr>
+        <w:rPr>
+          <w:rFonts w:hint="eastAsia"/>
+        </w:rPr>
+      </w:pPr>
       <w:r>
         <w:rPr>
           <w:rFonts w:hint="eastAsia"/>
@@ -731,6 +1097,11 @@
       </w:r>
     </w:p>
     <w:p>
+      <w:pPr>
+        <w:rPr>
+          <w:rFonts w:hint="eastAsia"/>
+        </w:rPr>
+      </w:pPr>
       <w:proofErr w:type="spellStart"/>
       <w:r>
         <w:rPr>
@@ -766,8 +1137,19 @@
         <w:t>chapter4.2</w:t>
       </w:r>
     </w:p>
-    <w:p/>
-    <w:p>
+    <w:p>
+      <w:pPr>
+        <w:rPr>
+          <w:rFonts w:hint="eastAsia"/>
+        </w:rPr>
+      </w:pPr>
+    </w:p>
+    <w:p>
+      <w:pPr>
+        <w:rPr>
+          <w:rFonts w:hint="eastAsia"/>
+        </w:rPr>
+      </w:pPr>
       <w:r>
         <w:rPr>
           <w:rFonts w:hint="eastAsia"/>
@@ -776,6 +1158,11 @@
       </w:r>
     </w:p>
     <w:p>
+      <w:pPr>
+        <w:rPr>
+          <w:rFonts w:hint="eastAsia"/>
+        </w:rPr>
+      </w:pPr>
       <w:proofErr w:type="spellStart"/>
       <w:r>
         <w:rPr>
@@ -793,8 +1180,19 @@
         <w:t>——RRGS相关所有</w:t>
       </w:r>
     </w:p>
-    <w:p/>
-    <w:p>
+    <w:p>
+      <w:pPr>
+        <w:rPr>
+          <w:rFonts w:hint="eastAsia"/>
+        </w:rPr>
+      </w:pPr>
+    </w:p>
+    <w:p>
+      <w:pPr>
+        <w:rPr>
+          <w:rFonts w:hint="eastAsia"/>
+        </w:rPr>
+      </w:pPr>
       <w:r>
         <w:rPr>
           <w:rFonts w:hint="eastAsia"/>
@@ -803,6 +1201,11 @@
       </w:r>
     </w:p>
     <w:p>
+      <w:pPr>
+        <w:rPr>
+          <w:rFonts w:hint="eastAsia"/>
+        </w:rPr>
+      </w:pPr>
       <w:proofErr w:type="spellStart"/>
       <w:r>
         <w:rPr>
@@ -834,8 +1237,19 @@
         <w:t>相关所有</w:t>
       </w:r>
     </w:p>
-    <w:p/>
-    <w:p>
+    <w:p>
+      <w:pPr>
+        <w:rPr>
+          <w:rFonts w:hint="eastAsia"/>
+        </w:rPr>
+      </w:pPr>
+    </w:p>
+    <w:p>
+      <w:pPr>
+        <w:rPr>
+          <w:rFonts w:hint="eastAsia"/>
+        </w:rPr>
+      </w:pPr>
       <w:r>
         <w:rPr>
           <w:rFonts w:hint="eastAsia"/>
@@ -844,6 +1258,11 @@
       </w:r>
     </w:p>
     <w:p>
+      <w:pPr>
+        <w:rPr>
+          <w:rFonts w:hint="eastAsia"/>
+        </w:rPr>
+      </w:pPr>
       <w:proofErr w:type="spellStart"/>
       <w:r>
         <w:rPr>
@@ -875,8 +1294,19 @@
         <w:t>相关所有</w:t>
       </w:r>
     </w:p>
-    <w:p/>
-    <w:p>
+    <w:p>
+      <w:pPr>
+        <w:rPr>
+          <w:rFonts w:hint="eastAsia"/>
+        </w:rPr>
+      </w:pPr>
+    </w:p>
+    <w:p>
+      <w:pPr>
+        <w:rPr>
+          <w:rFonts w:hint="eastAsia"/>
+        </w:rPr>
+      </w:pPr>
       <w:r>
         <w:rPr>
           <w:rFonts w:hint="eastAsia"/>
@@ -885,6 +1315,11 @@
       </w:r>
     </w:p>
     <w:p>
+      <w:pPr>
+        <w:rPr>
+          <w:rFonts w:hint="eastAsia"/>
+        </w:rPr>
+      </w:pPr>
       <w:proofErr w:type="spellStart"/>
       <w:r>
         <w:rPr>
@@ -900,8 +1335,19 @@
         <w:t>——chapter3 &amp; chapter4文字</w:t>
       </w:r>
     </w:p>
-    <w:p/>
-    <w:p>
+    <w:p>
+      <w:pPr>
+        <w:rPr>
+          <w:rFonts w:hint="eastAsia"/>
+        </w:rPr>
+      </w:pPr>
+    </w:p>
+    <w:p>
+      <w:pPr>
+        <w:rPr>
+          <w:rFonts w:hint="eastAsia"/>
+        </w:rPr>
+      </w:pPr>
       <w:r>
         <w:rPr>
           <w:rFonts w:hint="eastAsia"/>
@@ -916,6 +1362,11 @@
       </w:r>
     </w:p>
     <w:p>
+      <w:pPr>
+        <w:rPr>
+          <w:rFonts w:hint="eastAsia"/>
+        </w:rPr>
+      </w:pPr>
       <w:proofErr w:type="spellStart"/>
       <w:r>
         <w:rPr>
@@ -944,8 +1395,19 @@
         <w:t xml:space="preserve"> &amp; chapter4文字</w:t>
       </w:r>
     </w:p>
-    <w:p/>
-    <w:p>
+    <w:p>
+      <w:pPr>
+        <w:rPr>
+          <w:rFonts w:hint="eastAsia"/>
+        </w:rPr>
+      </w:pPr>
+    </w:p>
+    <w:p>
+      <w:pPr>
+        <w:rPr>
+          <w:rFonts w:hint="eastAsia"/>
+        </w:rPr>
+      </w:pPr>
       <w:r>
         <w:rPr>
           <w:rFonts w:hint="eastAsia"/>
@@ -954,6 +1416,11 @@
       </w:r>
     </w:p>
     <w:p>
+      <w:pPr>
+        <w:rPr>
+          <w:rFonts w:hint="eastAsia"/>
+        </w:rPr>
+      </w:pPr>
       <w:proofErr w:type="spellStart"/>
       <w:r>
         <w:rPr>
@@ -983,6 +1450,11 @@
       </w:r>
     </w:p>
     <w:p>
+      <w:pPr>
+        <w:rPr>
+          <w:rFonts w:hint="eastAsia"/>
+        </w:rPr>
+      </w:pPr>
       <w:r>
         <w:rPr>
           <w:rFonts w:hint="eastAsia"/>
@@ -992,6 +1464,11 @@
       </w:r>
     </w:p>
     <w:p>
+      <w:pPr>
+        <w:rPr>
+          <w:rFonts w:hint="eastAsia"/>
+        </w:rPr>
+      </w:pPr>
       <w:proofErr w:type="spellStart"/>
       <w:r>
         <w:rPr>
@@ -1033,88 +1510,203 @@
         <w:t>2</w:t>
       </w:r>
     </w:p>
+    <w:p>
+      <w:pPr>
+        <w:rPr>
+          <w:rFonts w:hint="eastAsia"/>
+        </w:rPr>
+      </w:pPr>
+    </w:p>
+    <w:p>
+      <w:pPr>
+        <w:rPr>
+          <w:rFonts w:hint="eastAsia"/>
+        </w:rPr>
+      </w:pPr>
+      <w:r>
+        <w:rPr>
+          <w:rFonts w:hint="eastAsia"/>
+        </w:rPr>
+        <w:t>2026.2.3.5</w:t>
+      </w:r>
+    </w:p>
+    <w:p>
+      <w:pPr>
+        <w:rPr>
+          <w:rFonts w:hint="eastAsia"/>
+        </w:rPr>
+      </w:pPr>
+      <w:proofErr w:type="spellStart"/>
+      <w:r>
+        <w:rPr>
+          <w:rFonts w:hint="eastAsia"/>
+        </w:rPr>
+        <w:t>Bishe</w:t>
+      </w:r>
+      <w:proofErr w:type="spellEnd"/>
+      <w:r>
+        <w:rPr>
+          <w:rFonts w:hint="eastAsia"/>
+        </w:rPr>
+        <w:t>——version 1.0</w:t>
+      </w:r>
+    </w:p>
+    <w:p>
+      <w:pPr>
+        <w:rPr>
+          <w:rFonts w:hint="eastAsia"/>
+        </w:rPr>
+      </w:pPr>
+    </w:p>
+    <w:p>
+      <w:pPr>
+        <w:rPr>
+          <w:rFonts w:hint="eastAsia"/>
+        </w:rPr>
+      </w:pPr>
+      <w:r>
+        <w:rPr>
+          <w:rFonts w:hint="eastAsia"/>
+        </w:rPr>
+        <w:t>2026.2.3.5</w:t>
+      </w:r>
+    </w:p>
+    <w:p>
+      <w:pPr>
+        <w:rPr>
+          <w:rFonts w:hint="eastAsia"/>
+        </w:rPr>
+      </w:pPr>
+      <w:proofErr w:type="spellStart"/>
+      <w:r>
+        <w:rPr>
+          <w:rFonts w:hint="eastAsia"/>
+        </w:rPr>
+        <w:t>Bishe</w:t>
+      </w:r>
+      <w:proofErr w:type="spellEnd"/>
+      <w:r>
+        <w:rPr>
+          <w:rFonts w:hint="eastAsia"/>
+        </w:rPr>
+        <w:t>——</w:t>
+      </w:r>
+      <w:r>
+        <w:rPr>
+          <w:rFonts w:hint="eastAsia"/>
+          <w:highlight w:val="yellow"/>
+        </w:rPr>
+        <w:t>version 1.0</w:t>
+      </w:r>
+    </w:p>
+    <w:p>
+      <w:pPr>
+        <w:rPr>
+          <w:rFonts w:hint="eastAsia"/>
+        </w:rPr>
+      </w:pPr>
+    </w:p>
+    <w:p>
+      <w:pPr>
+        <w:rPr>
+          <w:rFonts w:hint="eastAsia"/>
+        </w:rPr>
+      </w:pPr>
+      <w:r>
+        <w:t>2026.3.18</w:t>
+      </w:r>
+    </w:p>
+    <w:p>
+      <w:proofErr w:type="spellStart"/>
+      <w:r>
+        <w:t>Bishe</w:t>
+      </w:r>
+      <w:proofErr w:type="spellEnd"/>
+      <w:r>
+        <w:rPr>
+          <w:rFonts w:hint="eastAsia"/>
+        </w:rPr>
+        <w:t>——</w:t>
+      </w:r>
+      <w:r>
+        <w:rPr>
+          <w:rFonts w:hint="eastAsia"/>
+          <w:highlight w:val="yellow"/>
+        </w:rPr>
+        <w:t>查重&amp;to word</w:t>
+      </w:r>
+    </w:p>
     <w:p/>
     <w:p>
       <w:r>
         <w:rPr>
           <w:rFonts w:hint="eastAsia"/>
         </w:rPr>
-        <w:t>2026.2.3.5</w:t>
-      </w:r>
-    </w:p>
-    <w:p>
-      <w:proofErr w:type="spellStart"/>
-      <w:r>
-        <w:rPr>
-          <w:rFonts w:hint="eastAsia"/>
-        </w:rPr>
-        <w:t>Bishe</w:t>
-      </w:r>
-      <w:proofErr w:type="spellEnd"/>
-      <w:r>
-        <w:rPr>
-          <w:rFonts w:hint="eastAsia"/>
-        </w:rPr>
-        <w:t>——version 1.0</w:t>
-      </w:r>
-    </w:p>
-    <w:p/>
-    <w:p>
-      <w:r>
-        <w:rPr>
-          <w:rFonts w:hint="eastAsia"/>
-        </w:rPr>
-        <w:t>2026.2.3.5</w:t>
-      </w:r>
-    </w:p>
-    <w:p>
-      <w:proofErr w:type="spellStart"/>
-      <w:r>
-        <w:rPr>
-          <w:rFonts w:hint="eastAsia"/>
-        </w:rPr>
-        <w:t>Bishe</w:t>
-      </w:r>
-      <w:proofErr w:type="spellEnd"/>
-      <w:r>
-        <w:rPr>
-          <w:rFonts w:hint="eastAsia"/>
-        </w:rPr>
-        <w:t>——</w:t>
-      </w:r>
-      <w:r>
-        <w:rPr>
-          <w:rFonts w:hint="eastAsia"/>
-          <w:highlight w:val="yellow"/>
-        </w:rPr>
-        <w:t>version 1.0</w:t>
-      </w:r>
-    </w:p>
-    <w:p/>
-    <w:p>
-      <w:r>
-        <w:t>2026.3.18</w:t>
-      </w:r>
-    </w:p>
-    <w:p>
-      <w:pPr>
-        <w:rPr>
-          <w:rFonts w:hint="eastAsia"/>
-        </w:rPr>
-      </w:pPr>
-      <w:proofErr w:type="spellStart"/>
-      <w:r>
-        <w:t>Bishe</w:t>
-      </w:r>
-      <w:proofErr w:type="spellEnd"/>
-      <w:r>
-        <w:rPr>
-          <w:rFonts w:hint="eastAsia"/>
-        </w:rPr>
-        <w:t>——查重&amp;to word</w:t>
-      </w:r>
-    </w:p>
-    <w:p/>
+        <w:t>2026.3.19</w:t>
+      </w:r>
+    </w:p>
+    <w:p>
+      <w:r>
+        <w:rPr>
+          <w:rFonts w:hint="eastAsia"/>
+          <w:highlight w:val="yellow"/>
+        </w:rPr>
+        <w:t>三次进展报告</w:t>
+      </w:r>
+    </w:p>
+    <w:p>
+      <w:r>
+        <w:rPr>
+          <w:rFonts w:hint="eastAsia"/>
+          <w:highlight w:val="yellow"/>
+        </w:rPr>
+        <w:t>永</w:t>
+      </w:r>
+      <w:proofErr w:type="gramStart"/>
+      <w:r>
+        <w:rPr>
+          <w:rFonts w:hint="eastAsia"/>
+          <w:highlight w:val="yellow"/>
+        </w:rPr>
+        <w:t>劫手游</w:t>
+      </w:r>
+      <w:proofErr w:type="gramEnd"/>
+      <w:r>
+        <w:rPr>
+          <w:rFonts w:hint="eastAsia"/>
+          <w:highlight w:val="yellow"/>
+        </w:rPr>
+        <w:t>体验报告</w:t>
+      </w:r>
+    </w:p>
+    <w:p>
+      <w:pPr>
+        <w:rPr>
+          <w:rFonts w:hint="eastAsia"/>
+        </w:rPr>
+      </w:pPr>
+      <w:proofErr w:type="spellStart"/>
+      <w:r>
+        <w:rPr>
+          <w:rFonts w:hint="eastAsia"/>
+        </w:rPr>
+        <w:t>Bishe</w:t>
+      </w:r>
+      <w:proofErr w:type="spellEnd"/>
+      <w:r>
+        <w:rPr>
+          <w:rFonts w:hint="eastAsia"/>
+        </w:rPr>
+        <w:t>——修正 &amp; 降重</w:t>
+      </w:r>
+    </w:p>
+    <w:p>
+      <w:pPr>
+        <w:rPr>
+          <w:rFonts w:hint="eastAsia"/>
+        </w:rPr>
+      </w:pPr>
+    </w:p>
     <w:sectPr>
       <w:pgSz w:w="11906" w:h="16838"/>
       <w:pgMar w:top="1440" w:right="1800" w:bottom="1440" w:left="1800" w:header="851" w:footer="992" w:gutter="0"/>
@@ -1129,6 +1721,11 @@
 <w:endnotes xmlns:wpc="http://schemas.microsoft.com/office/word/2010/wordprocessingCanvas" xmlns:cx="http://schemas.microsoft.com/office/drawing/2014/chartex" xmlns:cx1="http://schemas.microsoft.com/office/drawing/2015/9/8/chartex" xmlns:cx2="http://schemas.microsoft.com/office/drawing/2015/10/21/chartex" xmlns:cx3="http://schemas.microsoft.com/office/drawing/2016/5/9/chartex" xmlns:cx4="http://schemas.microsoft.com/office/drawing/2016/5/10/chartex" xmlns:cx5="http://schemas.microsoft.com/office/drawing/2016/5/11/chartex" xmlns:cx6="http://schemas.microsoft.com/office/drawing/2016/5/12/chartex" xmlns:cx7="http://schemas.microsoft.com/office/drawing/2016/5/13/chartex" xmlns:cx8="http://schemas.microsoft.com/office/drawing/2016/5/14/chartex" xmlns:mc="http://schemas.openxmlformats.org/markup-compatibility/2006" xmlns:aink="http://schemas.microsoft.com/office/drawing/2016/ink" xmlns:am3d="http://schemas.microsoft.com/office/drawing/2017/model3d" xmlns:o="urn:schemas-microsoft-com:office:office" xmlns:oel="http://schemas.microsoft.com/office/2019/extlst" xmlns:r="http://schemas.openxmlformats.org/officeDocument/2006/relationships" xmlns:m="http://schemas.openxmlformats.org/officeDocument/2006/math" xmlns:v="urn:schemas-microsoft-com:vml" xmlns:wp14="http://schemas.microsoft.com/office/word/2010/wordprocessingDrawing" xmlns:wp="http://schemas.openxmlformats.org/drawingml/2006/wordprocessingDrawing" xmlns:w10="urn:schemas-microsoft-com:office:word" xmlns:w="http://schemas.openxmlformats.org/wordprocessingml/2006/main" xmlns:w14="http://schemas.microsoft.com/office/word/2010/wordml" xmlns:w15="http://schemas.microsoft.com/office/word/2012/wordml" xmlns:w16cex="http://schemas.microsoft.com/office/word/2018/wordml/cex" xmlns:w16cid="http://schemas.microsoft.com/office/word/2016/wordml/cid" xmlns:w16="http://schemas.microsoft.com/office/word/2018/wordml" xmlns:w16du="http://schemas.microsoft.com/office/word/2023/wordml/word16du" xmlns:w16sdtdh="http://schemas.microsoft.com/office/word/2020/wordml/sdtdatahash" xmlns:w16sdtfl="http://schemas.microsoft.com/office/word/2024/wordml/sdtformatlock" xmlns:w16se="http://schemas.microsoft.com/office/word/2015/wordml/symex" xmlns:wpg="http://schemas.microsoft.com/office/word/2010/wordprocessingGroup" xmlns:wpi="http://schemas.microsoft.com/office/word/2010/wordprocessingInk" xmlns:wne="http://schemas.microsoft.com/office/word/2006/wordml" xmlns:wps="http://schemas.microsoft.com/office/word/2010/wordprocessingShape" mc:Ignorable="w14 w15 w16se w16cid w16 w16cex w16sdtdh w16sdtfl w16du wp14">
   <w:endnote w:type="separator" w:id="-1">
     <w:p>
+      <w:pPr>
+        <w:rPr>
+          <w:rFonts w:hint="eastAsia"/>
+        </w:rPr>
+      </w:pPr>
       <w:r>
         <w:separator/>
       </w:r>
@@ -1136,6 +1733,11 @@
   </w:endnote>
   <w:endnote w:type="continuationSeparator" w:id="0">
     <w:p>
+      <w:pPr>
+        <w:rPr>
+          <w:rFonts w:hint="eastAsia"/>
+        </w:rPr>
+      </w:pPr>
       <w:r>
         <w:continuationSeparator/>
       </w:r>
@@ -1148,6 +1750,11 @@
 <w:footnotes xmlns:wpc="http://schemas.microsoft.com/office/word/2010/wordprocessingCanvas" xmlns:cx="http://schemas.microsoft.com/office/drawing/2014/chartex" xmlns:cx1="http://schemas.microsoft.com/office/drawing/2015/9/8/chartex" xmlns:cx2="http://schemas.microsoft.com/office/drawing/2015/10/21/chartex" xmlns:cx3="http://schemas.microsoft.com/office/drawing/2016/5/9/chartex" xmlns:cx4="http://schemas.microsoft.com/office/drawing/2016/5/10/chartex" xmlns:cx5="http://schemas.microsoft.com/office/drawing/2016/5/11/chartex" xmlns:cx6="http://schemas.microsoft.com/office/drawing/2016/5/12/chartex" xmlns:cx7="http://schemas.microsoft.com/office/drawing/2016/5/13/chartex" xmlns:cx8="http://schemas.microsoft.com/office/drawing/2016/5/14/chartex" xmlns:mc="http://schemas.openxmlformats.org/markup-compatibility/2006" xmlns:aink="http://schemas.microsoft.com/office/drawing/2016/ink" xmlns:am3d="http://schemas.microsoft.com/office/drawing/2017/model3d" xmlns:o="urn:schemas-microsoft-com:office:office" xmlns:oel="http://schemas.microsoft.com/office/2019/extlst" xmlns:r="http://schemas.openxmlformats.org/officeDocument/2006/relationships" xmlns:m="http://schemas.openxmlformats.org/officeDocument/2006/math" xmlns:v="urn:schemas-microsoft-com:vml" xmlns:wp14="http://schemas.microsoft.com/office/word/2010/wordprocessingDrawing" xmlns:wp="http://schemas.openxmlformats.org/drawingml/2006/wordprocessingDrawing" xmlns:w10="urn:schemas-microsoft-com:office:word" xmlns:w="http://schemas.openxmlformats.org/wordprocessingml/2006/main" xmlns:w14="http://schemas.microsoft.com/office/word/2010/wordml" xmlns:w15="http://schemas.microsoft.com/office/word/2012/wordml" xmlns:w16cex="http://schemas.microsoft.com/office/word/2018/wordml/cex" xmlns:w16cid="http://schemas.microsoft.com/office/word/2016/wordml/cid" xmlns:w16="http://schemas.microsoft.com/office/word/2018/wordml" xmlns:w16du="http://schemas.microsoft.com/office/word/2023/wordml/word16du" xmlns:w16sdtdh="http://schemas.microsoft.com/office/word/2020/wordml/sdtdatahash" xmlns:w16sdtfl="http://schemas.microsoft.com/office/word/2024/wordml/sdtformatlock" xmlns:w16se="http://schemas.microsoft.com/office/word/2015/wordml/symex" xmlns:wpg="http://schemas.microsoft.com/office/word/2010/wordprocessingGroup" xmlns:wpi="http://schemas.microsoft.com/office/word/2010/wordprocessingInk" xmlns:wne="http://schemas.microsoft.com/office/word/2006/wordml" xmlns:wps="http://schemas.microsoft.com/office/word/2010/wordprocessingShape" mc:Ignorable="w14 w15 w16se w16cid w16 w16cex w16sdtdh w16sdtfl w16du wp14">
   <w:footnote w:type="separator" w:id="-1">
     <w:p>
+      <w:pPr>
+        <w:rPr>
+          <w:rFonts w:hint="eastAsia"/>
+        </w:rPr>
+      </w:pPr>
       <w:r>
         <w:separator/>
       </w:r>
@@ -1155,6 +1762,11 @@
   </w:footnote>
   <w:footnote w:type="continuationSeparator" w:id="0">
     <w:p>
+      <w:pPr>
+        <w:rPr>
+          <w:rFonts w:hint="eastAsia"/>
+        </w:rPr>
+      </w:pPr>
       <w:r>
         <w:continuationSeparator/>
       </w:r>
@@ -1555,7 +2167,7 @@
     <w:lsdException w:name="Unresolved Mention" w:semiHidden="1" w:unhideWhenUsed="1"/>
     <w:lsdException w:name="Smart Link" w:semiHidden="1" w:unhideWhenUsed="1"/>
   </w:latentStyles>
-  <w:style w:type="paragraph" w:default="1" w:styleId="Normal">
+  <w:style w:type="paragraph" w:default="1" w:styleId="a">
     <w:name w:val="Normal"/>
     <w:qFormat/>
     <w:rsid w:val="00E62D9A"/>
@@ -1564,13 +2176,13 @@
       <w:jc w:val="both"/>
     </w:pPr>
   </w:style>
-  <w:style w:type="character" w:default="1" w:styleId="DefaultParagraphFont">
+  <w:style w:type="character" w:default="1" w:styleId="a0">
     <w:name w:val="Default Paragraph Font"/>
     <w:uiPriority w:val="1"/>
     <w:semiHidden/>
     <w:unhideWhenUsed/>
   </w:style>
-  <w:style w:type="table" w:default="1" w:styleId="TableNormal">
+  <w:style w:type="table" w:default="1" w:styleId="a1">
     <w:name w:val="Normal Table"/>
     <w:uiPriority w:val="99"/>
     <w:semiHidden/>
@@ -1585,17 +2197,17 @@
       </w:tblCellMar>
     </w:tblPr>
   </w:style>
-  <w:style w:type="numbering" w:default="1" w:styleId="NoList">
+  <w:style w:type="numbering" w:default="1" w:styleId="a2">
     <w:name w:val="No List"/>
     <w:uiPriority w:val="99"/>
     <w:semiHidden/>
     <w:unhideWhenUsed/>
   </w:style>
-  <w:style w:type="paragraph" w:styleId="Date">
+  <w:style w:type="paragraph" w:styleId="a3">
     <w:name w:val="Date"/>
-    <w:basedOn w:val="Normal"/>
-    <w:next w:val="Normal"/>
-    <w:link w:val="DateChar"/>
+    <w:basedOn w:val="a"/>
+    <w:next w:val="a"/>
+    <w:link w:val="a4"/>
     <w:uiPriority w:val="99"/>
     <w:semiHidden/>
     <w:unhideWhenUsed/>
@@ -1604,18 +2216,18 @@
       <w:ind w:leftChars="2500" w:left="100"/>
     </w:pPr>
   </w:style>
-  <w:style w:type="character" w:customStyle="1" w:styleId="DateChar">
-    <w:name w:val="Date Char"/>
-    <w:basedOn w:val="DefaultParagraphFont"/>
-    <w:link w:val="Date"/>
+  <w:style w:type="character" w:customStyle="1" w:styleId="a4">
+    <w:name w:val="日期 字符"/>
+    <w:basedOn w:val="a0"/>
+    <w:link w:val="a3"/>
     <w:uiPriority w:val="99"/>
     <w:semiHidden/>
     <w:rsid w:val="00793C74"/>
   </w:style>
-  <w:style w:type="paragraph" w:styleId="Header">
+  <w:style w:type="paragraph" w:styleId="a5">
     <w:name w:val="header"/>
-    <w:basedOn w:val="Normal"/>
-    <w:link w:val="HeaderChar"/>
+    <w:basedOn w:val="a"/>
+    <w:link w:val="a6"/>
     <w:uiPriority w:val="99"/>
     <w:unhideWhenUsed/>
     <w:rsid w:val="00F75922"/>
@@ -1632,10 +2244,10 @@
       <w:szCs w:val="18"/>
     </w:rPr>
   </w:style>
-  <w:style w:type="character" w:customStyle="1" w:styleId="HeaderChar">
-    <w:name w:val="Header Char"/>
-    <w:basedOn w:val="DefaultParagraphFont"/>
-    <w:link w:val="Header"/>
+  <w:style w:type="character" w:customStyle="1" w:styleId="a6">
+    <w:name w:val="页眉 字符"/>
+    <w:basedOn w:val="a0"/>
+    <w:link w:val="a5"/>
     <w:uiPriority w:val="99"/>
     <w:rsid w:val="00F75922"/>
     <w:rPr>
@@ -1643,10 +2255,10 @@
       <w:szCs w:val="18"/>
     </w:rPr>
   </w:style>
-  <w:style w:type="paragraph" w:styleId="Footer">
+  <w:style w:type="paragraph" w:styleId="a7">
     <w:name w:val="footer"/>
-    <w:basedOn w:val="Normal"/>
-    <w:link w:val="FooterChar"/>
+    <w:basedOn w:val="a"/>
+    <w:link w:val="a8"/>
     <w:uiPriority w:val="99"/>
     <w:unhideWhenUsed/>
     <w:rsid w:val="00F75922"/>
@@ -1663,10 +2275,10 @@
       <w:szCs w:val="18"/>
     </w:rPr>
   </w:style>
-  <w:style w:type="character" w:customStyle="1" w:styleId="FooterChar">
-    <w:name w:val="Footer Char"/>
-    <w:basedOn w:val="DefaultParagraphFont"/>
-    <w:link w:val="Footer"/>
+  <w:style w:type="character" w:customStyle="1" w:styleId="a8">
+    <w:name w:val="页脚 字符"/>
+    <w:basedOn w:val="a0"/>
+    <w:link w:val="a7"/>
     <w:uiPriority w:val="99"/>
     <w:rsid w:val="00F75922"/>
     <w:rPr>

--- a/desktop_files/2026.docx
+++ b/desktop_files/2026.docx
@@ -18,11 +18,9 @@
           <w:rFonts w:hint="eastAsia"/>
         </w:rPr>
       </w:pPr>
-      <w:proofErr w:type="spellStart"/>
       <w:r>
         <w:t>Bishe</w:t>
       </w:r>
-      <w:proofErr w:type="spellEnd"/>
       <w:r>
         <w:rPr>
           <w:rFonts w:hint="eastAsia"/>
@@ -62,11 +60,9 @@
           <w:rFonts w:hint="eastAsia"/>
         </w:rPr>
       </w:pPr>
-      <w:proofErr w:type="spellStart"/>
       <w:r>
         <w:t>Bishe</w:t>
       </w:r>
-      <w:proofErr w:type="spellEnd"/>
       <w:r>
         <w:rPr>
           <w:rFonts w:hint="eastAsia"/>
@@ -118,7 +114,6 @@
           <w:rFonts w:hint="eastAsia"/>
         </w:rPr>
       </w:pPr>
-      <w:proofErr w:type="spellStart"/>
       <w:r>
         <w:rPr>
           <w:rFonts w:hint="eastAsia"/>
@@ -126,7 +121,6 @@
         </w:rPr>
         <w:t>Bishe</w:t>
       </w:r>
-      <w:proofErr w:type="spellEnd"/>
       <w:r>
         <w:rPr>
           <w:rFonts w:hint="eastAsia"/>
@@ -161,55 +155,212 @@
           <w:rFonts w:hint="eastAsia"/>
         </w:rPr>
       </w:pPr>
-      <w:proofErr w:type="spellStart"/>
+      <w:r>
+        <w:rPr>
+          <w:rFonts w:hint="eastAsia"/>
+        </w:rPr>
+        <w:t>Bishe——chapter2&amp;chapter3</w:t>
+      </w:r>
+    </w:p>
+    <w:p>
+      <w:pPr>
+        <w:rPr>
+          <w:rFonts w:hint="eastAsia"/>
+        </w:rPr>
+      </w:pPr>
+    </w:p>
+    <w:p>
+      <w:pPr>
+        <w:rPr>
+          <w:rFonts w:hint="eastAsia"/>
+        </w:rPr>
+      </w:pPr>
+      <w:r>
+        <w:rPr>
+          <w:rFonts w:hint="eastAsia"/>
+        </w:rPr>
+        <w:t>2026.1.14</w:t>
+      </w:r>
+    </w:p>
+    <w:p>
+      <w:pPr>
+        <w:rPr>
+          <w:rFonts w:hint="eastAsia"/>
+        </w:rPr>
+      </w:pPr>
+      <w:r>
+        <w:rPr>
+          <w:rFonts w:hint="eastAsia"/>
+        </w:rPr>
+        <w:t>Bishe——</w:t>
+      </w:r>
+      <w:r>
+        <w:rPr>
+          <w:rFonts w:hint="eastAsia"/>
+          <w:highlight w:val="yellow"/>
+        </w:rPr>
+        <w:t>chapter2.2</w:t>
+      </w:r>
+      <w:r>
+        <w:rPr>
+          <w:rFonts w:hint="eastAsia"/>
+        </w:rPr>
+        <w:t>&amp;chapter2.3</w:t>
+      </w:r>
+    </w:p>
+    <w:p>
+      <w:pPr>
+        <w:rPr>
+          <w:rFonts w:hint="eastAsia"/>
+        </w:rPr>
+      </w:pPr>
+    </w:p>
+    <w:p>
+      <w:pPr>
+        <w:rPr>
+          <w:rFonts w:hint="eastAsia"/>
+        </w:rPr>
+      </w:pPr>
+      <w:r>
+        <w:rPr>
+          <w:rFonts w:hint="eastAsia"/>
+        </w:rPr>
+        <w:t>2026.1.15</w:t>
+      </w:r>
+    </w:p>
+    <w:p>
+      <w:pPr>
+        <w:rPr>
+          <w:rFonts w:hint="eastAsia"/>
+        </w:rPr>
+      </w:pPr>
+      <w:r>
+        <w:rPr>
+          <w:rFonts w:hint="eastAsia"/>
+          <w:highlight w:val="yellow"/>
+        </w:rPr>
+        <w:t>Bishe——chapter2.3 &amp; 2.4</w:t>
+      </w:r>
+    </w:p>
+    <w:p>
+      <w:pPr>
+        <w:rPr>
+          <w:rFonts w:hint="eastAsia"/>
+        </w:rPr>
+      </w:pPr>
+    </w:p>
+    <w:p>
+      <w:pPr>
+        <w:rPr>
+          <w:rFonts w:hint="eastAsia"/>
+        </w:rPr>
+      </w:pPr>
+      <w:r>
+        <w:rPr>
+          <w:rFonts w:hint="eastAsia"/>
+        </w:rPr>
+        <w:t>2026.1.16</w:t>
+      </w:r>
+    </w:p>
+    <w:p>
+      <w:pPr>
+        <w:rPr>
+          <w:rFonts w:hint="eastAsia"/>
+        </w:rPr>
+      </w:pPr>
+      <w:r>
+        <w:rPr>
+          <w:rFonts w:hint="eastAsia"/>
+          <w:highlight w:val="yellow"/>
+        </w:rPr>
+        <w:t>Bishe——rrgs_gaussian_model</w:t>
+      </w:r>
+    </w:p>
+    <w:p>
+      <w:pPr>
+        <w:rPr>
+          <w:rFonts w:hint="eastAsia"/>
+        </w:rPr>
+      </w:pPr>
+    </w:p>
+    <w:p>
+      <w:pPr>
+        <w:rPr>
+          <w:rFonts w:hint="eastAsia"/>
+        </w:rPr>
+      </w:pPr>
+      <w:r>
+        <w:rPr>
+          <w:rFonts w:hint="eastAsia"/>
+        </w:rPr>
+        <w:t>2026.1.17</w:t>
+      </w:r>
+    </w:p>
+    <w:p>
+      <w:pPr>
+        <w:rPr>
+          <w:rFonts w:hint="eastAsia"/>
+        </w:rPr>
+      </w:pPr>
+      <w:r>
+        <w:rPr>
+          <w:rFonts w:hint="eastAsia"/>
+          <w:highlight w:val="yellow"/>
+        </w:rPr>
+        <w:t>Netease task</w:t>
+      </w:r>
+    </w:p>
+    <w:p>
+      <w:pPr>
+        <w:rPr>
+          <w:rFonts w:hint="eastAsia"/>
+        </w:rPr>
+      </w:pPr>
       <w:r>
         <w:rPr>
           <w:rFonts w:hint="eastAsia"/>
         </w:rPr>
         <w:t>Bishe</w:t>
       </w:r>
-      <w:proofErr w:type="spellEnd"/>
-      <w:r>
-        <w:rPr>
-          <w:rFonts w:hint="eastAsia"/>
-        </w:rPr>
-        <w:t>——chapter2&amp;chapter3</w:t>
-      </w:r>
-    </w:p>
-    <w:p>
-      <w:pPr>
-        <w:rPr>
-          <w:rFonts w:hint="eastAsia"/>
-        </w:rPr>
-      </w:pPr>
-    </w:p>
-    <w:p>
-      <w:pPr>
-        <w:rPr>
-          <w:rFonts w:hint="eastAsia"/>
-        </w:rPr>
-      </w:pPr>
-      <w:r>
-        <w:rPr>
-          <w:rFonts w:hint="eastAsia"/>
-        </w:rPr>
-        <w:t>2026.1.14</w:t>
-      </w:r>
-    </w:p>
-    <w:p>
-      <w:pPr>
-        <w:rPr>
-          <w:rFonts w:hint="eastAsia"/>
-        </w:rPr>
-      </w:pPr>
-      <w:proofErr w:type="spellStart"/>
+      <w:r>
+        <w:rPr>
+          <w:rFonts w:hint="eastAsia"/>
+        </w:rPr>
+        <w:t>——ir progress</w:t>
+      </w:r>
+    </w:p>
+    <w:p>
+      <w:pPr>
+        <w:rPr>
+          <w:rFonts w:hint="eastAsia"/>
+        </w:rPr>
+      </w:pPr>
+    </w:p>
+    <w:p>
+      <w:pPr>
+        <w:rPr>
+          <w:rFonts w:hint="eastAsia"/>
+        </w:rPr>
+      </w:pPr>
+      <w:r>
+        <w:rPr>
+          <w:rFonts w:hint="eastAsia"/>
+        </w:rPr>
+        <w:t>2026.1.18</w:t>
+      </w:r>
+    </w:p>
+    <w:p>
+      <w:pPr>
+        <w:rPr>
+          <w:rFonts w:hint="eastAsia"/>
+        </w:rPr>
+      </w:pPr>
       <w:r>
         <w:rPr>
           <w:rFonts w:hint="eastAsia"/>
         </w:rPr>
         <w:t>Bishe</w:t>
       </w:r>
-      <w:proofErr w:type="spellEnd"/>
       <w:r>
         <w:rPr>
           <w:rFonts w:hint="eastAsia"/>
@@ -221,263 +372,13 @@
           <w:rFonts w:hint="eastAsia"/>
           <w:highlight w:val="yellow"/>
         </w:rPr>
-        <w:t>chapter2.2</w:t>
-      </w:r>
-      <w:r>
-        <w:rPr>
-          <w:rFonts w:hint="eastAsia"/>
-        </w:rPr>
-        <w:t>&amp;chapter2.3</w:t>
-      </w:r>
-    </w:p>
-    <w:p>
-      <w:pPr>
-        <w:rPr>
-          <w:rFonts w:hint="eastAsia"/>
-        </w:rPr>
-      </w:pPr>
-    </w:p>
-    <w:p>
-      <w:pPr>
-        <w:rPr>
-          <w:rFonts w:hint="eastAsia"/>
-        </w:rPr>
-      </w:pPr>
-      <w:r>
-        <w:rPr>
-          <w:rFonts w:hint="eastAsia"/>
-        </w:rPr>
-        <w:t>2026.1.15</w:t>
-      </w:r>
-    </w:p>
-    <w:p>
-      <w:pPr>
-        <w:rPr>
-          <w:rFonts w:hint="eastAsia"/>
-        </w:rPr>
-      </w:pPr>
-      <w:proofErr w:type="spellStart"/>
-      <w:r>
-        <w:rPr>
-          <w:rFonts w:hint="eastAsia"/>
-          <w:highlight w:val="yellow"/>
-        </w:rPr>
-        <w:t>Bishe</w:t>
-      </w:r>
-      <w:proofErr w:type="spellEnd"/>
-      <w:r>
-        <w:rPr>
-          <w:rFonts w:hint="eastAsia"/>
-          <w:highlight w:val="yellow"/>
-        </w:rPr>
-        <w:t>——chapter2.3 &amp; 2.4</w:t>
-      </w:r>
-    </w:p>
-    <w:p>
-      <w:pPr>
-        <w:rPr>
-          <w:rFonts w:hint="eastAsia"/>
-        </w:rPr>
-      </w:pPr>
-    </w:p>
-    <w:p>
-      <w:pPr>
-        <w:rPr>
-          <w:rFonts w:hint="eastAsia"/>
-        </w:rPr>
-      </w:pPr>
-      <w:r>
-        <w:rPr>
-          <w:rFonts w:hint="eastAsia"/>
-        </w:rPr>
-        <w:t>2026.1.16</w:t>
-      </w:r>
-    </w:p>
-    <w:p>
-      <w:pPr>
-        <w:rPr>
-          <w:rFonts w:hint="eastAsia"/>
-        </w:rPr>
-      </w:pPr>
-      <w:proofErr w:type="spellStart"/>
-      <w:r>
-        <w:rPr>
-          <w:rFonts w:hint="eastAsia"/>
-          <w:highlight w:val="yellow"/>
-        </w:rPr>
-        <w:t>Bishe</w:t>
-      </w:r>
-      <w:proofErr w:type="spellEnd"/>
-      <w:r>
-        <w:rPr>
-          <w:rFonts w:hint="eastAsia"/>
-          <w:highlight w:val="yellow"/>
-        </w:rPr>
-        <w:t>——</w:t>
-      </w:r>
-      <w:proofErr w:type="spellStart"/>
-      <w:r>
-        <w:rPr>
-          <w:rFonts w:hint="eastAsia"/>
-          <w:highlight w:val="yellow"/>
-        </w:rPr>
-        <w:t>rrgs_gaussian_model</w:t>
-      </w:r>
-      <w:proofErr w:type="spellEnd"/>
-    </w:p>
-    <w:p>
-      <w:pPr>
-        <w:rPr>
-          <w:rFonts w:hint="eastAsia"/>
-        </w:rPr>
-      </w:pPr>
-    </w:p>
-    <w:p>
-      <w:pPr>
-        <w:rPr>
-          <w:rFonts w:hint="eastAsia"/>
-        </w:rPr>
-      </w:pPr>
-      <w:r>
-        <w:rPr>
-          <w:rFonts w:hint="eastAsia"/>
-        </w:rPr>
-        <w:t>2026.1.17</w:t>
-      </w:r>
-    </w:p>
-    <w:p>
-      <w:pPr>
-        <w:rPr>
-          <w:rFonts w:hint="eastAsia"/>
-        </w:rPr>
-      </w:pPr>
-      <w:proofErr w:type="spellStart"/>
-      <w:r>
-        <w:rPr>
-          <w:rFonts w:hint="eastAsia"/>
-          <w:highlight w:val="yellow"/>
-        </w:rPr>
-        <w:t>Netease</w:t>
-      </w:r>
-      <w:proofErr w:type="spellEnd"/>
-      <w:r>
-        <w:rPr>
-          <w:rFonts w:hint="eastAsia"/>
-          <w:highlight w:val="yellow"/>
-        </w:rPr>
-        <w:t xml:space="preserve"> task</w:t>
-      </w:r>
-    </w:p>
-    <w:p>
-      <w:pPr>
-        <w:rPr>
-          <w:rFonts w:hint="eastAsia"/>
-        </w:rPr>
-      </w:pPr>
-      <w:proofErr w:type="spellStart"/>
-      <w:r>
-        <w:rPr>
-          <w:rFonts w:hint="eastAsia"/>
-        </w:rPr>
-        <w:t>Bishe</w:t>
-      </w:r>
-      <w:proofErr w:type="spellEnd"/>
-      <w:r>
-        <w:rPr>
-          <w:rFonts w:hint="eastAsia"/>
-        </w:rPr>
-        <w:t>——</w:t>
-      </w:r>
-      <w:proofErr w:type="spellStart"/>
-      <w:r>
-        <w:rPr>
-          <w:rFonts w:hint="eastAsia"/>
-        </w:rPr>
-        <w:t>ir</w:t>
-      </w:r>
-      <w:proofErr w:type="spellEnd"/>
-      <w:r>
-        <w:rPr>
-          <w:rFonts w:hint="eastAsia"/>
-        </w:rPr>
-        <w:t xml:space="preserve"> progress</w:t>
-      </w:r>
-    </w:p>
-    <w:p>
-      <w:pPr>
-        <w:rPr>
-          <w:rFonts w:hint="eastAsia"/>
-        </w:rPr>
-      </w:pPr>
-    </w:p>
-    <w:p>
-      <w:pPr>
-        <w:rPr>
-          <w:rFonts w:hint="eastAsia"/>
-        </w:rPr>
-      </w:pPr>
-      <w:r>
-        <w:rPr>
-          <w:rFonts w:hint="eastAsia"/>
-        </w:rPr>
-        <w:t>2026.1.18</w:t>
-      </w:r>
-    </w:p>
-    <w:p>
-      <w:pPr>
-        <w:rPr>
-          <w:rFonts w:hint="eastAsia"/>
-        </w:rPr>
-      </w:pPr>
-      <w:proofErr w:type="spellStart"/>
-      <w:r>
-        <w:rPr>
-          <w:rFonts w:hint="eastAsia"/>
-        </w:rPr>
-        <w:t>Bishe</w:t>
-      </w:r>
-      <w:proofErr w:type="spellEnd"/>
-      <w:r>
-        <w:rPr>
-          <w:rFonts w:hint="eastAsia"/>
-        </w:rPr>
-        <w:t>——</w:t>
-      </w:r>
-      <w:proofErr w:type="spellStart"/>
-      <w:r>
-        <w:rPr>
-          <w:rFonts w:hint="eastAsia"/>
-          <w:highlight w:val="yellow"/>
-        </w:rPr>
-        <w:t>ir</w:t>
-      </w:r>
-      <w:proofErr w:type="spellEnd"/>
-      <w:r>
-        <w:rPr>
-          <w:rFonts w:hint="eastAsia"/>
-          <w:highlight w:val="yellow"/>
-        </w:rPr>
-        <w:t xml:space="preserve"> progress</w:t>
-      </w:r>
-      <w:r>
-        <w:rPr>
-          <w:rFonts w:hint="eastAsia"/>
-        </w:rPr>
-        <w:t xml:space="preserve"> &amp; </w:t>
-      </w:r>
-      <w:proofErr w:type="spellStart"/>
-      <w:r>
-        <w:rPr>
-          <w:rFonts w:hint="eastAsia"/>
-        </w:rPr>
-        <w:t>ssgi</w:t>
-      </w:r>
-      <w:proofErr w:type="spellEnd"/>
-      <w:r>
-        <w:rPr>
-          <w:rFonts w:hint="eastAsia"/>
-        </w:rPr>
-        <w:t xml:space="preserve"> progress</w:t>
+        <w:t>ir progress</w:t>
+      </w:r>
+      <w:r>
+        <w:rPr>
+          <w:rFonts w:hint="eastAsia"/>
+        </w:rPr>
+        <w:t xml:space="preserve"> &amp; ssgi progress</w:t>
       </w:r>
     </w:p>
     <w:p>
@@ -519,35 +420,18 @@
           <w:rFonts w:hint="eastAsia"/>
         </w:rPr>
       </w:pPr>
-      <w:proofErr w:type="spellStart"/>
-      <w:r>
-        <w:rPr>
-          <w:rFonts w:hint="eastAsia"/>
-        </w:rPr>
-        <w:t>Bishe</w:t>
-      </w:r>
-      <w:proofErr w:type="spellEnd"/>
-      <w:r>
-        <w:rPr>
-          <w:rFonts w:hint="eastAsia"/>
-        </w:rPr>
-        <w:t>——</w:t>
-      </w:r>
-      <w:proofErr w:type="spellStart"/>
-      <w:r>
-        <w:rPr>
-          <w:rFonts w:hint="eastAsia"/>
-          <w:highlight w:val="yellow"/>
-        </w:rPr>
-        <w:t>ssgi</w:t>
-      </w:r>
-      <w:proofErr w:type="spellEnd"/>
-      <w:r>
-        <w:rPr>
-          <w:rFonts w:hint="eastAsia"/>
-          <w:highlight w:val="yellow"/>
-        </w:rPr>
-        <w:t xml:space="preserve"> progress</w:t>
+      <w:r>
+        <w:rPr>
+          <w:rFonts w:hint="eastAsia"/>
+        </w:rPr>
+        <w:t>Bishe——</w:t>
+      </w:r>
+      <w:r>
+        <w:rPr>
+          <w:rFonts w:hint="eastAsia"/>
+          <w:highlight w:val="yellow"/>
+        </w:rPr>
+        <w:t>ssgi progress</w:t>
       </w:r>
       <w:r>
         <w:rPr>
@@ -601,19 +485,11 @@
           <w:rFonts w:hint="eastAsia"/>
         </w:rPr>
       </w:pPr>
-      <w:proofErr w:type="spellStart"/>
-      <w:r>
-        <w:rPr>
-          <w:rFonts w:hint="eastAsia"/>
-        </w:rPr>
-        <w:t>Bishe</w:t>
-      </w:r>
-      <w:proofErr w:type="spellEnd"/>
-      <w:r>
-        <w:rPr>
-          <w:rFonts w:hint="eastAsia"/>
-        </w:rPr>
-        <w:t>——baking &amp; chapter3</w:t>
+      <w:r>
+        <w:rPr>
+          <w:rFonts w:hint="eastAsia"/>
+        </w:rPr>
+        <w:t>Bishe——baking &amp; chapter3</w:t>
       </w:r>
     </w:p>
     <w:p>
@@ -661,19 +537,11 @@
           <w:rFonts w:hint="eastAsia"/>
         </w:rPr>
       </w:pPr>
-      <w:proofErr w:type="spellStart"/>
-      <w:r>
-        <w:rPr>
-          <w:rFonts w:hint="eastAsia"/>
-        </w:rPr>
-        <w:t>Bishe</w:t>
-      </w:r>
-      <w:proofErr w:type="spellEnd"/>
-      <w:r>
-        <w:rPr>
-          <w:rFonts w:hint="eastAsia"/>
-        </w:rPr>
-        <w:t>——chapter3 &amp; chapter4</w:t>
+      <w:r>
+        <w:rPr>
+          <w:rFonts w:hint="eastAsia"/>
+        </w:rPr>
+        <w:t>Bishe——chapter3 &amp; chapter4</w:t>
       </w:r>
     </w:p>
     <w:p>
@@ -729,19 +597,11 @@
           <w:rFonts w:hint="eastAsia"/>
         </w:rPr>
       </w:pPr>
-      <w:proofErr w:type="spellStart"/>
-      <w:r>
-        <w:rPr>
-          <w:rFonts w:hint="eastAsia"/>
-        </w:rPr>
-        <w:t>Bishe</w:t>
-      </w:r>
-      <w:proofErr w:type="spellEnd"/>
-      <w:r>
-        <w:rPr>
-          <w:rFonts w:hint="eastAsia"/>
-        </w:rPr>
-        <w:t>——chapter3 &amp; chapter4</w:t>
+      <w:r>
+        <w:rPr>
+          <w:rFonts w:hint="eastAsia"/>
+        </w:rPr>
+        <w:t>Bishe——chapter3 &amp; chapter4</w:t>
       </w:r>
     </w:p>
     <w:p>
@@ -770,19 +630,11 @@
           <w:rFonts w:hint="eastAsia"/>
         </w:rPr>
       </w:pPr>
-      <w:proofErr w:type="spellStart"/>
-      <w:r>
-        <w:rPr>
-          <w:rFonts w:hint="eastAsia"/>
-        </w:rPr>
-        <w:t>Bishe</w:t>
-      </w:r>
-      <w:proofErr w:type="spellEnd"/>
-      <w:r>
-        <w:rPr>
-          <w:rFonts w:hint="eastAsia"/>
-        </w:rPr>
-        <w:t>——chapter3 &amp; chapter4</w:t>
+      <w:r>
+        <w:rPr>
+          <w:rFonts w:hint="eastAsia"/>
+        </w:rPr>
+        <w:t>Bishe——chapter3 &amp; chapter4</w:t>
       </w:r>
     </w:p>
     <w:p>
@@ -811,19 +663,11 @@
           <w:rFonts w:hint="eastAsia"/>
         </w:rPr>
       </w:pPr>
-      <w:proofErr w:type="spellStart"/>
-      <w:r>
-        <w:rPr>
-          <w:rFonts w:hint="eastAsia"/>
-        </w:rPr>
-        <w:t>Bishe</w:t>
-      </w:r>
-      <w:proofErr w:type="spellEnd"/>
-      <w:r>
-        <w:rPr>
-          <w:rFonts w:hint="eastAsia"/>
-        </w:rPr>
-        <w:t>——chapter3.3</w:t>
+      <w:r>
+        <w:rPr>
+          <w:rFonts w:hint="eastAsia"/>
+        </w:rPr>
+        <w:t>Bishe——chapter3.3</w:t>
       </w:r>
     </w:p>
     <w:p>
@@ -852,21 +696,12 @@
           <w:rFonts w:hint="eastAsia"/>
         </w:rPr>
       </w:pPr>
-      <w:proofErr w:type="spellStart"/>
-      <w:r>
-        <w:rPr>
-          <w:rFonts w:hint="eastAsia"/>
-          <w:highlight w:val="yellow"/>
-        </w:rPr>
-        <w:t>Bishe</w:t>
-      </w:r>
-      <w:proofErr w:type="spellEnd"/>
-      <w:r>
-        <w:rPr>
-          <w:rFonts w:hint="eastAsia"/>
-          <w:highlight w:val="yellow"/>
-        </w:rPr>
-        <w:t>——chapter4.3.3</w:t>
+      <w:r>
+        <w:rPr>
+          <w:rFonts w:hint="eastAsia"/>
+          <w:highlight w:val="yellow"/>
+        </w:rPr>
+        <w:t>Bishe——chapter4.3.3</w:t>
       </w:r>
     </w:p>
     <w:p>
@@ -895,21 +730,12 @@
           <w:rFonts w:hint="eastAsia"/>
         </w:rPr>
       </w:pPr>
-      <w:proofErr w:type="spellStart"/>
-      <w:r>
-        <w:rPr>
-          <w:rFonts w:hint="eastAsia"/>
-          <w:highlight w:val="yellow"/>
-        </w:rPr>
-        <w:t>Bishe</w:t>
-      </w:r>
-      <w:proofErr w:type="spellEnd"/>
-      <w:r>
-        <w:rPr>
-          <w:rFonts w:hint="eastAsia"/>
-          <w:highlight w:val="yellow"/>
-        </w:rPr>
-        <w:t>——relighting ablation</w:t>
+      <w:r>
+        <w:rPr>
+          <w:rFonts w:hint="eastAsia"/>
+          <w:highlight w:val="yellow"/>
+        </w:rPr>
+        <w:t>Bishe——relighting ablation</w:t>
       </w:r>
     </w:p>
     <w:p>
@@ -938,19 +764,11 @@
           <w:rFonts w:hint="eastAsia"/>
         </w:rPr>
       </w:pPr>
-      <w:proofErr w:type="spellStart"/>
-      <w:r>
-        <w:rPr>
-          <w:rFonts w:hint="eastAsia"/>
-        </w:rPr>
-        <w:t>Bishe</w:t>
-      </w:r>
-      <w:proofErr w:type="spellEnd"/>
-      <w:r>
-        <w:rPr>
-          <w:rFonts w:hint="eastAsia"/>
-        </w:rPr>
-        <w:t>——chapter4.2</w:t>
+      <w:r>
+        <w:rPr>
+          <w:rFonts w:hint="eastAsia"/>
+        </w:rPr>
+        <w:t>Bishe——chapter4.2</w:t>
       </w:r>
     </w:p>
     <w:p>
@@ -979,19 +797,11 @@
           <w:rFonts w:hint="eastAsia"/>
         </w:rPr>
       </w:pPr>
-      <w:proofErr w:type="spellStart"/>
-      <w:r>
-        <w:rPr>
-          <w:rFonts w:hint="eastAsia"/>
-        </w:rPr>
-        <w:t>Bishe</w:t>
-      </w:r>
-      <w:proofErr w:type="spellEnd"/>
-      <w:r>
-        <w:rPr>
-          <w:rFonts w:hint="eastAsia"/>
-        </w:rPr>
-        <w:t>——chapter4.2</w:t>
+      <w:r>
+        <w:rPr>
+          <w:rFonts w:hint="eastAsia"/>
+        </w:rPr>
+        <w:t>Bishe——chapter4.2</w:t>
       </w:r>
     </w:p>
     <w:p>
@@ -1020,19 +830,11 @@
           <w:rFonts w:hint="eastAsia"/>
         </w:rPr>
       </w:pPr>
-      <w:proofErr w:type="spellStart"/>
-      <w:r>
-        <w:rPr>
-          <w:rFonts w:hint="eastAsia"/>
-        </w:rPr>
-        <w:t>Bishe</w:t>
-      </w:r>
-      <w:proofErr w:type="spellEnd"/>
-      <w:r>
-        <w:rPr>
-          <w:rFonts w:hint="eastAsia"/>
-        </w:rPr>
-        <w:t>——chapter3.2 &amp; chapter4.2</w:t>
+      <w:r>
+        <w:rPr>
+          <w:rFonts w:hint="eastAsia"/>
+        </w:rPr>
+        <w:t>Bishe——chapter3.2 &amp; chapter4.2</w:t>
       </w:r>
     </w:p>
     <w:p>
@@ -1061,19 +863,11 @@
           <w:rFonts w:hint="eastAsia"/>
         </w:rPr>
       </w:pPr>
-      <w:proofErr w:type="spellStart"/>
-      <w:r>
-        <w:rPr>
-          <w:rFonts w:hint="eastAsia"/>
-        </w:rPr>
-        <w:t>Bishe</w:t>
-      </w:r>
-      <w:proofErr w:type="spellEnd"/>
-      <w:r>
-        <w:rPr>
-          <w:rFonts w:hint="eastAsia"/>
-        </w:rPr>
-        <w:t>——chapter3.2 &amp; chapter4.2</w:t>
+      <w:r>
+        <w:rPr>
+          <w:rFonts w:hint="eastAsia"/>
+        </w:rPr>
+        <w:t>Bishe——chapter3.2 &amp; chapter4.2</w:t>
       </w:r>
     </w:p>
     <w:p>
@@ -1102,19 +896,11 @@
           <w:rFonts w:hint="eastAsia"/>
         </w:rPr>
       </w:pPr>
-      <w:proofErr w:type="spellStart"/>
-      <w:r>
-        <w:rPr>
-          <w:rFonts w:hint="eastAsia"/>
-        </w:rPr>
-        <w:t>Bishe</w:t>
-      </w:r>
-      <w:proofErr w:type="spellEnd"/>
-      <w:r>
-        <w:rPr>
-          <w:rFonts w:hint="eastAsia"/>
-        </w:rPr>
-        <w:t>——</w:t>
+      <w:r>
+        <w:rPr>
+          <w:rFonts w:hint="eastAsia"/>
+        </w:rPr>
+        <w:t>Bishe——</w:t>
       </w:r>
       <w:r>
         <w:rPr>
@@ -1163,21 +949,12 @@
           <w:rFonts w:hint="eastAsia"/>
         </w:rPr>
       </w:pPr>
-      <w:proofErr w:type="spellStart"/>
-      <w:r>
-        <w:rPr>
-          <w:rFonts w:hint="eastAsia"/>
-          <w:highlight w:val="yellow"/>
-        </w:rPr>
-        <w:t>Bishe</w:t>
-      </w:r>
-      <w:proofErr w:type="spellEnd"/>
-      <w:r>
-        <w:rPr>
-          <w:rFonts w:hint="eastAsia"/>
-          <w:highlight w:val="yellow"/>
-        </w:rPr>
-        <w:t>——RRGS相关所有</w:t>
+      <w:r>
+        <w:rPr>
+          <w:rFonts w:hint="eastAsia"/>
+          <w:highlight w:val="yellow"/>
+        </w:rPr>
+        <w:t>Bishe——RRGS相关所有</w:t>
       </w:r>
     </w:p>
     <w:p>
@@ -1206,21 +983,12 @@
           <w:rFonts w:hint="eastAsia"/>
         </w:rPr>
       </w:pPr>
-      <w:proofErr w:type="spellStart"/>
-      <w:r>
-        <w:rPr>
-          <w:rFonts w:hint="eastAsia"/>
-          <w:highlight w:val="yellow"/>
-        </w:rPr>
-        <w:t>Bishe</w:t>
-      </w:r>
-      <w:proofErr w:type="spellEnd"/>
-      <w:r>
-        <w:rPr>
-          <w:rFonts w:hint="eastAsia"/>
-          <w:highlight w:val="yellow"/>
-        </w:rPr>
-        <w:t>——R</w:t>
+      <w:r>
+        <w:rPr>
+          <w:rFonts w:hint="eastAsia"/>
+          <w:highlight w:val="yellow"/>
+        </w:rPr>
+        <w:t>Bishe——R</w:t>
       </w:r>
       <w:r>
         <w:rPr>
@@ -1263,21 +1031,12 @@
           <w:rFonts w:hint="eastAsia"/>
         </w:rPr>
       </w:pPr>
-      <w:proofErr w:type="spellStart"/>
-      <w:r>
-        <w:rPr>
-          <w:rFonts w:hint="eastAsia"/>
-          <w:highlight w:val="yellow"/>
-        </w:rPr>
-        <w:t>Bishe</w:t>
-      </w:r>
-      <w:proofErr w:type="spellEnd"/>
-      <w:r>
-        <w:rPr>
-          <w:rFonts w:hint="eastAsia"/>
-          <w:highlight w:val="yellow"/>
-        </w:rPr>
-        <w:t>——</w:t>
+      <w:r>
+        <w:rPr>
+          <w:rFonts w:hint="eastAsia"/>
+          <w:highlight w:val="yellow"/>
+        </w:rPr>
+        <w:t>Bishe——</w:t>
       </w:r>
       <w:r>
         <w:rPr>
@@ -1320,19 +1079,11 @@
           <w:rFonts w:hint="eastAsia"/>
         </w:rPr>
       </w:pPr>
-      <w:proofErr w:type="spellStart"/>
-      <w:r>
-        <w:rPr>
-          <w:rFonts w:hint="eastAsia"/>
-        </w:rPr>
-        <w:t>Bishe</w:t>
-      </w:r>
-      <w:proofErr w:type="spellEnd"/>
-      <w:r>
-        <w:rPr>
-          <w:rFonts w:hint="eastAsia"/>
-        </w:rPr>
-        <w:t>——chapter3 &amp; chapter4文字</w:t>
+      <w:r>
+        <w:rPr>
+          <w:rFonts w:hint="eastAsia"/>
+        </w:rPr>
+        <w:t>Bishe——chapter3 &amp; chapter4文字</w:t>
       </w:r>
     </w:p>
     <w:p>
@@ -1367,19 +1118,11 @@
           <w:rFonts w:hint="eastAsia"/>
         </w:rPr>
       </w:pPr>
-      <w:proofErr w:type="spellStart"/>
-      <w:r>
-        <w:rPr>
-          <w:rFonts w:hint="eastAsia"/>
-        </w:rPr>
-        <w:t>Bishe</w:t>
-      </w:r>
-      <w:proofErr w:type="spellEnd"/>
-      <w:r>
-        <w:rPr>
-          <w:rFonts w:hint="eastAsia"/>
-        </w:rPr>
-        <w:t xml:space="preserve">——chapter1 &amp; </w:t>
+      <w:r>
+        <w:rPr>
+          <w:rFonts w:hint="eastAsia"/>
+        </w:rPr>
+        <w:t xml:space="preserve">Bishe——chapter1 &amp; </w:t>
       </w:r>
       <w:r>
         <w:rPr>
@@ -1421,19 +1164,11 @@
           <w:rFonts w:hint="eastAsia"/>
         </w:rPr>
       </w:pPr>
-      <w:proofErr w:type="spellStart"/>
-      <w:r>
-        <w:rPr>
-          <w:rFonts w:hint="eastAsia"/>
-        </w:rPr>
-        <w:t>Bishe</w:t>
-      </w:r>
-      <w:proofErr w:type="spellEnd"/>
-      <w:r>
-        <w:rPr>
-          <w:rFonts w:hint="eastAsia"/>
-        </w:rPr>
-        <w:t>——</w:t>
+      <w:r>
+        <w:rPr>
+          <w:rFonts w:hint="eastAsia"/>
+        </w:rPr>
+        <w:t>Bishe——</w:t>
       </w:r>
       <w:r>
         <w:rPr>
@@ -1469,14 +1204,138 @@
           <w:rFonts w:hint="eastAsia"/>
         </w:rPr>
       </w:pPr>
-      <w:proofErr w:type="spellStart"/>
-      <w:r>
-        <w:rPr>
-          <w:rFonts w:hint="eastAsia"/>
-        </w:rPr>
+      <w:r>
+        <w:rPr>
+          <w:rFonts w:hint="eastAsia"/>
+        </w:rPr>
+        <w:t>Bishe——</w:t>
+      </w:r>
+      <w:r>
+        <w:rPr>
+          <w:rFonts w:hint="eastAsia"/>
+        </w:rPr>
+        <w:t xml:space="preserve">chapter1 </w:t>
+      </w:r>
+      <w:r>
+        <w:rPr>
+          <w:rFonts w:hint="eastAsia"/>
+          <w:highlight w:val="yellow"/>
+        </w:rPr>
+        <w:t xml:space="preserve">&amp; </w:t>
+      </w:r>
+      <w:r>
+        <w:rPr>
+          <w:highlight w:val="yellow"/>
+        </w:rPr>
+        <w:t>chapter</w:t>
+      </w:r>
+      <w:r>
+        <w:rPr>
+          <w:rFonts w:hint="eastAsia"/>
+          <w:highlight w:val="yellow"/>
+        </w:rPr>
+        <w:t>2</w:t>
+      </w:r>
+    </w:p>
+    <w:p>
+      <w:pPr>
+        <w:rPr>
+          <w:rFonts w:hint="eastAsia"/>
+        </w:rPr>
+      </w:pPr>
+    </w:p>
+    <w:p>
+      <w:pPr>
+        <w:rPr>
+          <w:rFonts w:hint="eastAsia"/>
+        </w:rPr>
+      </w:pPr>
+      <w:r>
+        <w:rPr>
+          <w:rFonts w:hint="eastAsia"/>
+        </w:rPr>
+        <w:t>2026.2.3.5</w:t>
+      </w:r>
+    </w:p>
+    <w:p>
+      <w:pPr>
+        <w:rPr>
+          <w:rFonts w:hint="eastAsia"/>
+        </w:rPr>
+      </w:pPr>
+      <w:r>
+        <w:rPr>
+          <w:rFonts w:hint="eastAsia"/>
+        </w:rPr>
+        <w:t>Bishe——version 1.0</w:t>
+      </w:r>
+    </w:p>
+    <w:p>
+      <w:pPr>
+        <w:rPr>
+          <w:rFonts w:hint="eastAsia"/>
+        </w:rPr>
+      </w:pPr>
+    </w:p>
+    <w:p>
+      <w:pPr>
+        <w:rPr>
+          <w:rFonts w:hint="eastAsia"/>
+        </w:rPr>
+      </w:pPr>
+      <w:r>
+        <w:rPr>
+          <w:rFonts w:hint="eastAsia"/>
+        </w:rPr>
+        <w:t>2026.2.3.5</w:t>
+      </w:r>
+    </w:p>
+    <w:p>
+      <w:pPr>
+        <w:rPr>
+          <w:rFonts w:hint="eastAsia"/>
+        </w:rPr>
+      </w:pPr>
+      <w:r>
+        <w:rPr>
+          <w:rFonts w:hint="eastAsia"/>
+        </w:rPr>
+        <w:t>Bishe——</w:t>
+      </w:r>
+      <w:r>
+        <w:rPr>
+          <w:rFonts w:hint="eastAsia"/>
+          <w:highlight w:val="yellow"/>
+        </w:rPr>
+        <w:t>version 1.0</w:t>
+      </w:r>
+    </w:p>
+    <w:p>
+      <w:pPr>
+        <w:rPr>
+          <w:rFonts w:hint="eastAsia"/>
+        </w:rPr>
+      </w:pPr>
+    </w:p>
+    <w:p>
+      <w:pPr>
+        <w:rPr>
+          <w:rFonts w:hint="eastAsia"/>
+        </w:rPr>
+      </w:pPr>
+      <w:r>
+        <w:t>2026.3.18</w:t>
+      </w:r>
+    </w:p>
+    <w:p>
+      <w:pPr>
+        <w:rPr>
+          <w:rFonts w:hint="eastAsia"/>
+        </w:rPr>
+      </w:pPr>
+      <w:r>
         <w:t>Bishe</w:t>
       </w:r>
-      <w:proofErr w:type="spellEnd"/>
       <w:r>
         <w:rPr>
           <w:rFonts w:hint="eastAsia"/>
@@ -1486,158 +1345,78 @@
       <w:r>
         <w:rPr>
           <w:rFonts w:hint="eastAsia"/>
-        </w:rPr>
-        <w:t xml:space="preserve">chapter1 </w:t>
-      </w:r>
-      <w:r>
-        <w:rPr>
-          <w:rFonts w:hint="eastAsia"/>
-          <w:highlight w:val="yellow"/>
-        </w:rPr>
-        <w:t xml:space="preserve">&amp; </w:t>
-      </w:r>
-      <w:r>
-        <w:rPr>
-          <w:highlight w:val="yellow"/>
-        </w:rPr>
-        <w:t>chapter</w:t>
-      </w:r>
-      <w:r>
-        <w:rPr>
-          <w:rFonts w:hint="eastAsia"/>
-          <w:highlight w:val="yellow"/>
-        </w:rPr>
-        <w:t>2</w:t>
-      </w:r>
-    </w:p>
-    <w:p>
-      <w:pPr>
-        <w:rPr>
-          <w:rFonts w:hint="eastAsia"/>
-        </w:rPr>
-      </w:pPr>
-    </w:p>
-    <w:p>
-      <w:pPr>
-        <w:rPr>
-          <w:rFonts w:hint="eastAsia"/>
-        </w:rPr>
-      </w:pPr>
-      <w:r>
-        <w:rPr>
-          <w:rFonts w:hint="eastAsia"/>
-        </w:rPr>
-        <w:t>2026.2.3.5</w:t>
-      </w:r>
-    </w:p>
-    <w:p>
-      <w:pPr>
-        <w:rPr>
-          <w:rFonts w:hint="eastAsia"/>
-        </w:rPr>
-      </w:pPr>
-      <w:proofErr w:type="spellStart"/>
-      <w:r>
-        <w:rPr>
-          <w:rFonts w:hint="eastAsia"/>
-        </w:rPr>
-        <w:t>Bishe</w:t>
-      </w:r>
-      <w:proofErr w:type="spellEnd"/>
-      <w:r>
-        <w:rPr>
-          <w:rFonts w:hint="eastAsia"/>
-        </w:rPr>
-        <w:t>——version 1.0</w:t>
-      </w:r>
-    </w:p>
-    <w:p>
-      <w:pPr>
-        <w:rPr>
-          <w:rFonts w:hint="eastAsia"/>
-        </w:rPr>
-      </w:pPr>
-    </w:p>
-    <w:p>
-      <w:pPr>
-        <w:rPr>
-          <w:rFonts w:hint="eastAsia"/>
-        </w:rPr>
-      </w:pPr>
-      <w:r>
-        <w:rPr>
-          <w:rFonts w:hint="eastAsia"/>
-        </w:rPr>
-        <w:t>2026.2.3.5</w:t>
-      </w:r>
-    </w:p>
-    <w:p>
-      <w:pPr>
-        <w:rPr>
-          <w:rFonts w:hint="eastAsia"/>
-        </w:rPr>
-      </w:pPr>
-      <w:proofErr w:type="spellStart"/>
-      <w:r>
-        <w:rPr>
-          <w:rFonts w:hint="eastAsia"/>
-        </w:rPr>
-        <w:t>Bishe</w:t>
-      </w:r>
-      <w:proofErr w:type="spellEnd"/>
-      <w:r>
-        <w:rPr>
-          <w:rFonts w:hint="eastAsia"/>
-        </w:rPr>
-        <w:t>——</w:t>
-      </w:r>
-      <w:r>
-        <w:rPr>
-          <w:rFonts w:hint="eastAsia"/>
-          <w:highlight w:val="yellow"/>
-        </w:rPr>
-        <w:t>version 1.0</w:t>
-      </w:r>
-    </w:p>
-    <w:p>
-      <w:pPr>
-        <w:rPr>
-          <w:rFonts w:hint="eastAsia"/>
-        </w:rPr>
-      </w:pPr>
-    </w:p>
-    <w:p>
-      <w:pPr>
-        <w:rPr>
-          <w:rFonts w:hint="eastAsia"/>
-        </w:rPr>
-      </w:pPr>
-      <w:r>
-        <w:t>2026.3.18</w:t>
-      </w:r>
-    </w:p>
-    <w:p>
-      <w:proofErr w:type="spellStart"/>
-      <w:r>
-        <w:t>Bishe</w:t>
-      </w:r>
-      <w:proofErr w:type="spellEnd"/>
-      <w:r>
-        <w:rPr>
-          <w:rFonts w:hint="eastAsia"/>
-        </w:rPr>
-        <w:t>——</w:t>
-      </w:r>
-      <w:r>
-        <w:rPr>
-          <w:rFonts w:hint="eastAsia"/>
           <w:highlight w:val="yellow"/>
         </w:rPr>
         <w:t>查重&amp;to word</w:t>
       </w:r>
     </w:p>
+    <w:p>
+      <w:pPr>
+        <w:rPr>
+          <w:rFonts w:hint="eastAsia"/>
+        </w:rPr>
+      </w:pPr>
+    </w:p>
+    <w:p>
+      <w:pPr>
+        <w:rPr>
+          <w:rFonts w:hint="eastAsia"/>
+        </w:rPr>
+      </w:pPr>
+      <w:r>
+        <w:rPr>
+          <w:rFonts w:hint="eastAsia"/>
+        </w:rPr>
+        <w:t>2026.3.19</w:t>
+      </w:r>
+    </w:p>
+    <w:p>
+      <w:pPr>
+        <w:rPr>
+          <w:rFonts w:hint="eastAsia"/>
+        </w:rPr>
+      </w:pPr>
+      <w:r>
+        <w:rPr>
+          <w:rFonts w:hint="eastAsia"/>
+          <w:highlight w:val="yellow"/>
+        </w:rPr>
+        <w:t>三次进展报告</w:t>
+      </w:r>
+    </w:p>
+    <w:p>
+      <w:pPr>
+        <w:rPr>
+          <w:rFonts w:hint="eastAsia"/>
+        </w:rPr>
+      </w:pPr>
+      <w:r>
+        <w:rPr>
+          <w:rFonts w:hint="eastAsia"/>
+        </w:rPr>
+        <w:t>永劫手游体验报告</w:t>
+      </w:r>
+    </w:p>
+    <w:p>
+      <w:pPr>
+        <w:rPr>
+          <w:rFonts w:hint="eastAsia"/>
+        </w:rPr>
+      </w:pPr>
+      <w:r>
+        <w:rPr>
+          <w:rFonts w:hint="eastAsia"/>
+        </w:rPr>
+        <w:t>Bishe——修正 &amp; 降重</w:t>
+      </w:r>
+    </w:p>
     <w:p/>
     <w:p>
+      <w:pPr>
+        <w:rPr>
+          <w:rFonts w:hint="eastAsia"/>
+        </w:rPr>
+      </w:pPr>
       <w:r>
         <w:rPr>
           <w:rFonts w:hint="eastAsia"/>
@@ -1651,53 +1430,33 @@
           <w:rFonts w:hint="eastAsia"/>
           <w:highlight w:val="yellow"/>
         </w:rPr>
-        <w:t>三次进展报告</w:t>
-      </w:r>
-    </w:p>
-    <w:p>
-      <w:r>
-        <w:rPr>
-          <w:rFonts w:hint="eastAsia"/>
-          <w:highlight w:val="yellow"/>
-        </w:rPr>
-        <w:t>永</w:t>
-      </w:r>
-      <w:proofErr w:type="gramStart"/>
-      <w:r>
-        <w:rPr>
-          <w:rFonts w:hint="eastAsia"/>
-          <w:highlight w:val="yellow"/>
-        </w:rPr>
-        <w:t>劫手游</w:t>
-      </w:r>
-      <w:proofErr w:type="gramEnd"/>
-      <w:r>
-        <w:rPr>
-          <w:rFonts w:hint="eastAsia"/>
-          <w:highlight w:val="yellow"/>
-        </w:rPr>
-        <w:t>体验报告</w:t>
-      </w:r>
-    </w:p>
-    <w:p>
-      <w:pPr>
-        <w:rPr>
-          <w:rFonts w:hint="eastAsia"/>
-        </w:rPr>
-      </w:pPr>
-      <w:proofErr w:type="spellStart"/>
-      <w:r>
-        <w:rPr>
-          <w:rFonts w:hint="eastAsia"/>
-        </w:rPr>
-        <w:t>Bishe</w:t>
-      </w:r>
-      <w:proofErr w:type="spellEnd"/>
-      <w:r>
-        <w:rPr>
-          <w:rFonts w:hint="eastAsia"/>
-        </w:rPr>
-        <w:t>——修正 &amp; 降重</w:t>
+        <w:t>永劫手游体验报告</w:t>
+      </w:r>
+    </w:p>
+    <w:p>
+      <w:pPr>
+        <w:rPr>
+          <w:rFonts w:hint="eastAsia"/>
+        </w:rPr>
+      </w:pPr>
+      <w:r>
+        <w:rPr>
+          <w:rFonts w:hint="eastAsia"/>
+        </w:rPr>
+        <w:t>Bishe——修正 &amp; 降重</w:t>
+      </w:r>
+    </w:p>
+    <w:p>
+      <w:pPr>
+        <w:rPr>
+          <w:rFonts w:hint="eastAsia"/>
+        </w:rPr>
+      </w:pPr>
+      <w:r>
+        <w:rPr>
+          <w:rFonts w:hint="eastAsia"/>
+        </w:rPr>
+        <w:t>地形VT</w:t>
       </w:r>
     </w:p>
     <w:p>

--- a/desktop_files/2026.docx
+++ b/desktop_files/2026.docx
@@ -18,9 +18,11 @@
           <w:rFonts w:hint="eastAsia"/>
         </w:rPr>
       </w:pPr>
-      <w:r>
-        <w:t>Bishe</w:t>
-      </w:r>
+      <w:proofErr w:type="spellStart"/>
+      <w:r>
+        <w:t>Bishe</w:t>
+      </w:r>
+      <w:proofErr w:type="spellEnd"/>
       <w:r>
         <w:rPr>
           <w:rFonts w:hint="eastAsia"/>
@@ -60,9 +62,11 @@
           <w:rFonts w:hint="eastAsia"/>
         </w:rPr>
       </w:pPr>
-      <w:r>
-        <w:t>Bishe</w:t>
-      </w:r>
+      <w:proofErr w:type="spellStart"/>
+      <w:r>
+        <w:t>Bishe</w:t>
+      </w:r>
+      <w:proofErr w:type="spellEnd"/>
       <w:r>
         <w:rPr>
           <w:rFonts w:hint="eastAsia"/>
@@ -114,13 +118,15 @@
           <w:rFonts w:hint="eastAsia"/>
         </w:rPr>
       </w:pPr>
-      <w:r>
-        <w:rPr>
-          <w:rFonts w:hint="eastAsia"/>
-          <w:highlight w:val="yellow"/>
-        </w:rPr>
-        <w:t>Bishe</w:t>
-      </w:r>
+      <w:proofErr w:type="spellStart"/>
+      <w:r>
+        <w:rPr>
+          <w:rFonts w:hint="eastAsia"/>
+          <w:highlight w:val="yellow"/>
+        </w:rPr>
+        <w:t>Bishe</w:t>
+      </w:r>
+      <w:proofErr w:type="spellEnd"/>
       <w:r>
         <w:rPr>
           <w:rFonts w:hint="eastAsia"/>
@@ -155,11 +161,19 @@
           <w:rFonts w:hint="eastAsia"/>
         </w:rPr>
       </w:pPr>
-      <w:r>
-        <w:rPr>
-          <w:rFonts w:hint="eastAsia"/>
-        </w:rPr>
-        <w:t>Bishe——chapter2&amp;chapter3</w:t>
+      <w:proofErr w:type="spellStart"/>
+      <w:r>
+        <w:rPr>
+          <w:rFonts w:hint="eastAsia"/>
+        </w:rPr>
+        <w:t>Bishe</w:t>
+      </w:r>
+      <w:proofErr w:type="spellEnd"/>
+      <w:r>
+        <w:rPr>
+          <w:rFonts w:hint="eastAsia"/>
+        </w:rPr>
+        <w:t>——chapter2&amp;chapter3</w:t>
       </w:r>
     </w:p>
     <w:p>
@@ -188,11 +202,19 @@
           <w:rFonts w:hint="eastAsia"/>
         </w:rPr>
       </w:pPr>
-      <w:r>
-        <w:rPr>
-          <w:rFonts w:hint="eastAsia"/>
-        </w:rPr>
-        <w:t>Bishe——</w:t>
+      <w:proofErr w:type="spellStart"/>
+      <w:r>
+        <w:rPr>
+          <w:rFonts w:hint="eastAsia"/>
+        </w:rPr>
+        <w:t>Bishe</w:t>
+      </w:r>
+      <w:proofErr w:type="spellEnd"/>
+      <w:r>
+        <w:rPr>
+          <w:rFonts w:hint="eastAsia"/>
+        </w:rPr>
+        <w:t>——</w:t>
       </w:r>
       <w:r>
         <w:rPr>
@@ -234,12 +256,21 @@
           <w:rFonts w:hint="eastAsia"/>
         </w:rPr>
       </w:pPr>
-      <w:r>
-        <w:rPr>
-          <w:rFonts w:hint="eastAsia"/>
-          <w:highlight w:val="yellow"/>
-        </w:rPr>
-        <w:t>Bishe——chapter2.3 &amp; 2.4</w:t>
+      <w:proofErr w:type="spellStart"/>
+      <w:r>
+        <w:rPr>
+          <w:rFonts w:hint="eastAsia"/>
+          <w:highlight w:val="yellow"/>
+        </w:rPr>
+        <w:t>Bishe</w:t>
+      </w:r>
+      <w:proofErr w:type="spellEnd"/>
+      <w:r>
+        <w:rPr>
+          <w:rFonts w:hint="eastAsia"/>
+          <w:highlight w:val="yellow"/>
+        </w:rPr>
+        <w:t>——chapter2.3 &amp; 2.4</w:t>
       </w:r>
     </w:p>
     <w:p>
@@ -268,13 +299,31 @@
           <w:rFonts w:hint="eastAsia"/>
         </w:rPr>
       </w:pPr>
-      <w:r>
-        <w:rPr>
-          <w:rFonts w:hint="eastAsia"/>
-          <w:highlight w:val="yellow"/>
-        </w:rPr>
-        <w:t>Bishe——rrgs_gaussian_model</w:t>
-      </w:r>
+      <w:proofErr w:type="spellStart"/>
+      <w:r>
+        <w:rPr>
+          <w:rFonts w:hint="eastAsia"/>
+          <w:highlight w:val="yellow"/>
+        </w:rPr>
+        <w:t>Bishe</w:t>
+      </w:r>
+      <w:proofErr w:type="spellEnd"/>
+      <w:r>
+        <w:rPr>
+          <w:rFonts w:hint="eastAsia"/>
+          <w:highlight w:val="yellow"/>
+        </w:rPr>
+        <w:t>——</w:t>
+      </w:r>
+      <w:proofErr w:type="spellStart"/>
+      <w:r>
+        <w:rPr>
+          <w:rFonts w:hint="eastAsia"/>
+          <w:highlight w:val="yellow"/>
+        </w:rPr>
+        <w:t>rrgs_gaussian_model</w:t>
+      </w:r>
+      <w:proofErr w:type="spellEnd"/>
     </w:p>
     <w:p>
       <w:pPr>
@@ -302,31 +351,56 @@
           <w:rFonts w:hint="eastAsia"/>
         </w:rPr>
       </w:pPr>
-      <w:r>
-        <w:rPr>
-          <w:rFonts w:hint="eastAsia"/>
-          <w:highlight w:val="yellow"/>
-        </w:rPr>
-        <w:t>Netease task</w:t>
-      </w:r>
-    </w:p>
-    <w:p>
-      <w:pPr>
-        <w:rPr>
-          <w:rFonts w:hint="eastAsia"/>
-        </w:rPr>
-      </w:pPr>
-      <w:r>
-        <w:rPr>
-          <w:rFonts w:hint="eastAsia"/>
-        </w:rPr>
-        <w:t>Bishe</w:t>
-      </w:r>
-      <w:r>
-        <w:rPr>
-          <w:rFonts w:hint="eastAsia"/>
-        </w:rPr>
-        <w:t>——ir progress</w:t>
+      <w:proofErr w:type="spellStart"/>
+      <w:r>
+        <w:rPr>
+          <w:rFonts w:hint="eastAsia"/>
+          <w:highlight w:val="yellow"/>
+        </w:rPr>
+        <w:t>Netease</w:t>
+      </w:r>
+      <w:proofErr w:type="spellEnd"/>
+      <w:r>
+        <w:rPr>
+          <w:rFonts w:hint="eastAsia"/>
+          <w:highlight w:val="yellow"/>
+        </w:rPr>
+        <w:t xml:space="preserve"> task</w:t>
+      </w:r>
+    </w:p>
+    <w:p>
+      <w:pPr>
+        <w:rPr>
+          <w:rFonts w:hint="eastAsia"/>
+        </w:rPr>
+      </w:pPr>
+      <w:proofErr w:type="spellStart"/>
+      <w:r>
+        <w:rPr>
+          <w:rFonts w:hint="eastAsia"/>
+        </w:rPr>
+        <w:t>Bishe</w:t>
+      </w:r>
+      <w:proofErr w:type="spellEnd"/>
+      <w:r>
+        <w:rPr>
+          <w:rFonts w:hint="eastAsia"/>
+        </w:rPr>
+        <w:t>——</w:t>
+      </w:r>
+      <w:proofErr w:type="spellStart"/>
+      <w:r>
+        <w:rPr>
+          <w:rFonts w:hint="eastAsia"/>
+        </w:rPr>
+        <w:t>ir</w:t>
+      </w:r>
+      <w:proofErr w:type="spellEnd"/>
+      <w:r>
+        <w:rPr>
+          <w:rFonts w:hint="eastAsia"/>
+        </w:rPr>
+        <w:t xml:space="preserve"> progress</w:t>
       </w:r>
     </w:p>
     <w:p>
@@ -355,30 +429,55 @@
           <w:rFonts w:hint="eastAsia"/>
         </w:rPr>
       </w:pPr>
-      <w:r>
-        <w:rPr>
-          <w:rFonts w:hint="eastAsia"/>
-        </w:rPr>
-        <w:t>Bishe</w:t>
-      </w:r>
+      <w:proofErr w:type="spellStart"/>
+      <w:r>
+        <w:rPr>
+          <w:rFonts w:hint="eastAsia"/>
+        </w:rPr>
+        <w:t>Bishe</w:t>
+      </w:r>
+      <w:proofErr w:type="spellEnd"/>
       <w:r>
         <w:rPr>
           <w:rFonts w:hint="eastAsia"/>
         </w:rPr>
         <w:t>——</w:t>
       </w:r>
-      <w:r>
-        <w:rPr>
-          <w:rFonts w:hint="eastAsia"/>
-          <w:highlight w:val="yellow"/>
-        </w:rPr>
-        <w:t>ir progress</w:t>
-      </w:r>
-      <w:r>
-        <w:rPr>
-          <w:rFonts w:hint="eastAsia"/>
-        </w:rPr>
-        <w:t xml:space="preserve"> &amp; ssgi progress</w:t>
+      <w:proofErr w:type="spellStart"/>
+      <w:r>
+        <w:rPr>
+          <w:rFonts w:hint="eastAsia"/>
+          <w:highlight w:val="yellow"/>
+        </w:rPr>
+        <w:t>ir</w:t>
+      </w:r>
+      <w:proofErr w:type="spellEnd"/>
+      <w:r>
+        <w:rPr>
+          <w:rFonts w:hint="eastAsia"/>
+          <w:highlight w:val="yellow"/>
+        </w:rPr>
+        <w:t xml:space="preserve"> progress</w:t>
+      </w:r>
+      <w:r>
+        <w:rPr>
+          <w:rFonts w:hint="eastAsia"/>
+        </w:rPr>
+        <w:t xml:space="preserve"> &amp; </w:t>
+      </w:r>
+      <w:proofErr w:type="spellStart"/>
+      <w:r>
+        <w:rPr>
+          <w:rFonts w:hint="eastAsia"/>
+        </w:rPr>
+        <w:t>ssgi</w:t>
+      </w:r>
+      <w:proofErr w:type="spellEnd"/>
+      <w:r>
+        <w:rPr>
+          <w:rFonts w:hint="eastAsia"/>
+        </w:rPr>
+        <w:t xml:space="preserve"> progress</w:t>
       </w:r>
     </w:p>
     <w:p>
@@ -420,18 +519,35 @@
           <w:rFonts w:hint="eastAsia"/>
         </w:rPr>
       </w:pPr>
-      <w:r>
-        <w:rPr>
-          <w:rFonts w:hint="eastAsia"/>
-        </w:rPr>
-        <w:t>Bishe——</w:t>
-      </w:r>
-      <w:r>
-        <w:rPr>
-          <w:rFonts w:hint="eastAsia"/>
-          <w:highlight w:val="yellow"/>
-        </w:rPr>
-        <w:t>ssgi progress</w:t>
+      <w:proofErr w:type="spellStart"/>
+      <w:r>
+        <w:rPr>
+          <w:rFonts w:hint="eastAsia"/>
+        </w:rPr>
+        <w:t>Bishe</w:t>
+      </w:r>
+      <w:proofErr w:type="spellEnd"/>
+      <w:r>
+        <w:rPr>
+          <w:rFonts w:hint="eastAsia"/>
+        </w:rPr>
+        <w:t>——</w:t>
+      </w:r>
+      <w:proofErr w:type="spellStart"/>
+      <w:r>
+        <w:rPr>
+          <w:rFonts w:hint="eastAsia"/>
+          <w:highlight w:val="yellow"/>
+        </w:rPr>
+        <w:t>ssgi</w:t>
+      </w:r>
+      <w:proofErr w:type="spellEnd"/>
+      <w:r>
+        <w:rPr>
+          <w:rFonts w:hint="eastAsia"/>
+          <w:highlight w:val="yellow"/>
+        </w:rPr>
+        <w:t xml:space="preserve"> progress</w:t>
       </w:r>
       <w:r>
         <w:rPr>
@@ -485,11 +601,19 @@
           <w:rFonts w:hint="eastAsia"/>
         </w:rPr>
       </w:pPr>
-      <w:r>
-        <w:rPr>
-          <w:rFonts w:hint="eastAsia"/>
-        </w:rPr>
-        <w:t>Bishe——baking &amp; chapter3</w:t>
+      <w:proofErr w:type="spellStart"/>
+      <w:r>
+        <w:rPr>
+          <w:rFonts w:hint="eastAsia"/>
+        </w:rPr>
+        <w:t>Bishe</w:t>
+      </w:r>
+      <w:proofErr w:type="spellEnd"/>
+      <w:r>
+        <w:rPr>
+          <w:rFonts w:hint="eastAsia"/>
+        </w:rPr>
+        <w:t>——baking &amp; chapter3</w:t>
       </w:r>
     </w:p>
     <w:p>
@@ -537,11 +661,19 @@
           <w:rFonts w:hint="eastAsia"/>
         </w:rPr>
       </w:pPr>
-      <w:r>
-        <w:rPr>
-          <w:rFonts w:hint="eastAsia"/>
-        </w:rPr>
-        <w:t>Bishe——chapter3 &amp; chapter4</w:t>
+      <w:proofErr w:type="spellStart"/>
+      <w:r>
+        <w:rPr>
+          <w:rFonts w:hint="eastAsia"/>
+        </w:rPr>
+        <w:t>Bishe</w:t>
+      </w:r>
+      <w:proofErr w:type="spellEnd"/>
+      <w:r>
+        <w:rPr>
+          <w:rFonts w:hint="eastAsia"/>
+        </w:rPr>
+        <w:t>——chapter3 &amp; chapter4</w:t>
       </w:r>
     </w:p>
     <w:p>
@@ -597,11 +729,19 @@
           <w:rFonts w:hint="eastAsia"/>
         </w:rPr>
       </w:pPr>
-      <w:r>
-        <w:rPr>
-          <w:rFonts w:hint="eastAsia"/>
-        </w:rPr>
-        <w:t>Bishe——chapter3 &amp; chapter4</w:t>
+      <w:proofErr w:type="spellStart"/>
+      <w:r>
+        <w:rPr>
+          <w:rFonts w:hint="eastAsia"/>
+        </w:rPr>
+        <w:t>Bishe</w:t>
+      </w:r>
+      <w:proofErr w:type="spellEnd"/>
+      <w:r>
+        <w:rPr>
+          <w:rFonts w:hint="eastAsia"/>
+        </w:rPr>
+        <w:t>——chapter3 &amp; chapter4</w:t>
       </w:r>
     </w:p>
     <w:p>
@@ -630,11 +770,19 @@
           <w:rFonts w:hint="eastAsia"/>
         </w:rPr>
       </w:pPr>
-      <w:r>
-        <w:rPr>
-          <w:rFonts w:hint="eastAsia"/>
-        </w:rPr>
-        <w:t>Bishe——chapter3 &amp; chapter4</w:t>
+      <w:proofErr w:type="spellStart"/>
+      <w:r>
+        <w:rPr>
+          <w:rFonts w:hint="eastAsia"/>
+        </w:rPr>
+        <w:t>Bishe</w:t>
+      </w:r>
+      <w:proofErr w:type="spellEnd"/>
+      <w:r>
+        <w:rPr>
+          <w:rFonts w:hint="eastAsia"/>
+        </w:rPr>
+        <w:t>——chapter3 &amp; chapter4</w:t>
       </w:r>
     </w:p>
     <w:p>
@@ -663,11 +811,19 @@
           <w:rFonts w:hint="eastAsia"/>
         </w:rPr>
       </w:pPr>
-      <w:r>
-        <w:rPr>
-          <w:rFonts w:hint="eastAsia"/>
-        </w:rPr>
-        <w:t>Bishe——chapter3.3</w:t>
+      <w:proofErr w:type="spellStart"/>
+      <w:r>
+        <w:rPr>
+          <w:rFonts w:hint="eastAsia"/>
+        </w:rPr>
+        <w:t>Bishe</w:t>
+      </w:r>
+      <w:proofErr w:type="spellEnd"/>
+      <w:r>
+        <w:rPr>
+          <w:rFonts w:hint="eastAsia"/>
+        </w:rPr>
+        <w:t>——chapter3.3</w:t>
       </w:r>
     </w:p>
     <w:p>
@@ -696,12 +852,21 @@
           <w:rFonts w:hint="eastAsia"/>
         </w:rPr>
       </w:pPr>
-      <w:r>
-        <w:rPr>
-          <w:rFonts w:hint="eastAsia"/>
-          <w:highlight w:val="yellow"/>
-        </w:rPr>
-        <w:t>Bishe——chapter4.3.3</w:t>
+      <w:proofErr w:type="spellStart"/>
+      <w:r>
+        <w:rPr>
+          <w:rFonts w:hint="eastAsia"/>
+          <w:highlight w:val="yellow"/>
+        </w:rPr>
+        <w:t>Bishe</w:t>
+      </w:r>
+      <w:proofErr w:type="spellEnd"/>
+      <w:r>
+        <w:rPr>
+          <w:rFonts w:hint="eastAsia"/>
+          <w:highlight w:val="yellow"/>
+        </w:rPr>
+        <w:t>——chapter4.3.3</w:t>
       </w:r>
     </w:p>
     <w:p>
@@ -730,12 +895,21 @@
           <w:rFonts w:hint="eastAsia"/>
         </w:rPr>
       </w:pPr>
-      <w:r>
-        <w:rPr>
-          <w:rFonts w:hint="eastAsia"/>
-          <w:highlight w:val="yellow"/>
-        </w:rPr>
-        <w:t>Bishe——relighting ablation</w:t>
+      <w:proofErr w:type="spellStart"/>
+      <w:r>
+        <w:rPr>
+          <w:rFonts w:hint="eastAsia"/>
+          <w:highlight w:val="yellow"/>
+        </w:rPr>
+        <w:t>Bishe</w:t>
+      </w:r>
+      <w:proofErr w:type="spellEnd"/>
+      <w:r>
+        <w:rPr>
+          <w:rFonts w:hint="eastAsia"/>
+          <w:highlight w:val="yellow"/>
+        </w:rPr>
+        <w:t>——relighting ablation</w:t>
       </w:r>
     </w:p>
     <w:p>
@@ -764,11 +938,19 @@
           <w:rFonts w:hint="eastAsia"/>
         </w:rPr>
       </w:pPr>
-      <w:r>
-        <w:rPr>
-          <w:rFonts w:hint="eastAsia"/>
-        </w:rPr>
-        <w:t>Bishe——chapter4.2</w:t>
+      <w:proofErr w:type="spellStart"/>
+      <w:r>
+        <w:rPr>
+          <w:rFonts w:hint="eastAsia"/>
+        </w:rPr>
+        <w:t>Bishe</w:t>
+      </w:r>
+      <w:proofErr w:type="spellEnd"/>
+      <w:r>
+        <w:rPr>
+          <w:rFonts w:hint="eastAsia"/>
+        </w:rPr>
+        <w:t>——chapter4.2</w:t>
       </w:r>
     </w:p>
     <w:p>
@@ -797,11 +979,19 @@
           <w:rFonts w:hint="eastAsia"/>
         </w:rPr>
       </w:pPr>
-      <w:r>
-        <w:rPr>
-          <w:rFonts w:hint="eastAsia"/>
-        </w:rPr>
-        <w:t>Bishe——chapter4.2</w:t>
+      <w:proofErr w:type="spellStart"/>
+      <w:r>
+        <w:rPr>
+          <w:rFonts w:hint="eastAsia"/>
+        </w:rPr>
+        <w:t>Bishe</w:t>
+      </w:r>
+      <w:proofErr w:type="spellEnd"/>
+      <w:r>
+        <w:rPr>
+          <w:rFonts w:hint="eastAsia"/>
+        </w:rPr>
+        <w:t>——chapter4.2</w:t>
       </w:r>
     </w:p>
     <w:p>
@@ -830,11 +1020,19 @@
           <w:rFonts w:hint="eastAsia"/>
         </w:rPr>
       </w:pPr>
-      <w:r>
-        <w:rPr>
-          <w:rFonts w:hint="eastAsia"/>
-        </w:rPr>
-        <w:t>Bishe——chapter3.2 &amp; chapter4.2</w:t>
+      <w:proofErr w:type="spellStart"/>
+      <w:r>
+        <w:rPr>
+          <w:rFonts w:hint="eastAsia"/>
+        </w:rPr>
+        <w:t>Bishe</w:t>
+      </w:r>
+      <w:proofErr w:type="spellEnd"/>
+      <w:r>
+        <w:rPr>
+          <w:rFonts w:hint="eastAsia"/>
+        </w:rPr>
+        <w:t>——chapter3.2 &amp; chapter4.2</w:t>
       </w:r>
     </w:p>
     <w:p>
@@ -863,11 +1061,19 @@
           <w:rFonts w:hint="eastAsia"/>
         </w:rPr>
       </w:pPr>
-      <w:r>
-        <w:rPr>
-          <w:rFonts w:hint="eastAsia"/>
-        </w:rPr>
-        <w:t>Bishe——chapter3.2 &amp; chapter4.2</w:t>
+      <w:proofErr w:type="spellStart"/>
+      <w:r>
+        <w:rPr>
+          <w:rFonts w:hint="eastAsia"/>
+        </w:rPr>
+        <w:t>Bishe</w:t>
+      </w:r>
+      <w:proofErr w:type="spellEnd"/>
+      <w:r>
+        <w:rPr>
+          <w:rFonts w:hint="eastAsia"/>
+        </w:rPr>
+        <w:t>——chapter3.2 &amp; chapter4.2</w:t>
       </w:r>
     </w:p>
     <w:p>
@@ -896,11 +1102,19 @@
           <w:rFonts w:hint="eastAsia"/>
         </w:rPr>
       </w:pPr>
-      <w:r>
-        <w:rPr>
-          <w:rFonts w:hint="eastAsia"/>
-        </w:rPr>
-        <w:t>Bishe——</w:t>
+      <w:proofErr w:type="spellStart"/>
+      <w:r>
+        <w:rPr>
+          <w:rFonts w:hint="eastAsia"/>
+        </w:rPr>
+        <w:t>Bishe</w:t>
+      </w:r>
+      <w:proofErr w:type="spellEnd"/>
+      <w:r>
+        <w:rPr>
+          <w:rFonts w:hint="eastAsia"/>
+        </w:rPr>
+        <w:t>——</w:t>
       </w:r>
       <w:r>
         <w:rPr>
@@ -949,12 +1163,21 @@
           <w:rFonts w:hint="eastAsia"/>
         </w:rPr>
       </w:pPr>
-      <w:r>
-        <w:rPr>
-          <w:rFonts w:hint="eastAsia"/>
-          <w:highlight w:val="yellow"/>
-        </w:rPr>
-        <w:t>Bishe——RRGS相关所有</w:t>
+      <w:proofErr w:type="spellStart"/>
+      <w:r>
+        <w:rPr>
+          <w:rFonts w:hint="eastAsia"/>
+          <w:highlight w:val="yellow"/>
+        </w:rPr>
+        <w:t>Bishe</w:t>
+      </w:r>
+      <w:proofErr w:type="spellEnd"/>
+      <w:r>
+        <w:rPr>
+          <w:rFonts w:hint="eastAsia"/>
+          <w:highlight w:val="yellow"/>
+        </w:rPr>
+        <w:t>——RRGS相关所有</w:t>
       </w:r>
     </w:p>
     <w:p>
@@ -983,12 +1206,21 @@
           <w:rFonts w:hint="eastAsia"/>
         </w:rPr>
       </w:pPr>
-      <w:r>
-        <w:rPr>
-          <w:rFonts w:hint="eastAsia"/>
-          <w:highlight w:val="yellow"/>
-        </w:rPr>
-        <w:t>Bishe——R</w:t>
+      <w:proofErr w:type="spellStart"/>
+      <w:r>
+        <w:rPr>
+          <w:rFonts w:hint="eastAsia"/>
+          <w:highlight w:val="yellow"/>
+        </w:rPr>
+        <w:t>Bishe</w:t>
+      </w:r>
+      <w:proofErr w:type="spellEnd"/>
+      <w:r>
+        <w:rPr>
+          <w:rFonts w:hint="eastAsia"/>
+          <w:highlight w:val="yellow"/>
+        </w:rPr>
+        <w:t>——R</w:t>
       </w:r>
       <w:r>
         <w:rPr>
@@ -1031,12 +1263,21 @@
           <w:rFonts w:hint="eastAsia"/>
         </w:rPr>
       </w:pPr>
-      <w:r>
-        <w:rPr>
-          <w:rFonts w:hint="eastAsia"/>
-          <w:highlight w:val="yellow"/>
-        </w:rPr>
-        <w:t>Bishe——</w:t>
+      <w:proofErr w:type="spellStart"/>
+      <w:r>
+        <w:rPr>
+          <w:rFonts w:hint="eastAsia"/>
+          <w:highlight w:val="yellow"/>
+        </w:rPr>
+        <w:t>Bishe</w:t>
+      </w:r>
+      <w:proofErr w:type="spellEnd"/>
+      <w:r>
+        <w:rPr>
+          <w:rFonts w:hint="eastAsia"/>
+          <w:highlight w:val="yellow"/>
+        </w:rPr>
+        <w:t>——</w:t>
       </w:r>
       <w:r>
         <w:rPr>
@@ -1079,11 +1320,19 @@
           <w:rFonts w:hint="eastAsia"/>
         </w:rPr>
       </w:pPr>
-      <w:r>
-        <w:rPr>
-          <w:rFonts w:hint="eastAsia"/>
-        </w:rPr>
-        <w:t>Bishe——chapter3 &amp; chapter4文字</w:t>
+      <w:proofErr w:type="spellStart"/>
+      <w:r>
+        <w:rPr>
+          <w:rFonts w:hint="eastAsia"/>
+        </w:rPr>
+        <w:t>Bishe</w:t>
+      </w:r>
+      <w:proofErr w:type="spellEnd"/>
+      <w:r>
+        <w:rPr>
+          <w:rFonts w:hint="eastAsia"/>
+        </w:rPr>
+        <w:t>——chapter3 &amp; chapter4文字</w:t>
       </w:r>
     </w:p>
     <w:p>
@@ -1118,11 +1367,19 @@
           <w:rFonts w:hint="eastAsia"/>
         </w:rPr>
       </w:pPr>
-      <w:r>
-        <w:rPr>
-          <w:rFonts w:hint="eastAsia"/>
-        </w:rPr>
-        <w:t xml:space="preserve">Bishe——chapter1 &amp; </w:t>
+      <w:proofErr w:type="spellStart"/>
+      <w:r>
+        <w:rPr>
+          <w:rFonts w:hint="eastAsia"/>
+        </w:rPr>
+        <w:t>Bishe</w:t>
+      </w:r>
+      <w:proofErr w:type="spellEnd"/>
+      <w:r>
+        <w:rPr>
+          <w:rFonts w:hint="eastAsia"/>
+        </w:rPr>
+        <w:t xml:space="preserve">——chapter1 &amp; </w:t>
       </w:r>
       <w:r>
         <w:rPr>
@@ -1164,11 +1421,19 @@
           <w:rFonts w:hint="eastAsia"/>
         </w:rPr>
       </w:pPr>
-      <w:r>
-        <w:rPr>
-          <w:rFonts w:hint="eastAsia"/>
-        </w:rPr>
-        <w:t>Bishe——</w:t>
+      <w:proofErr w:type="spellStart"/>
+      <w:r>
+        <w:rPr>
+          <w:rFonts w:hint="eastAsia"/>
+        </w:rPr>
+        <w:t>Bishe</w:t>
+      </w:r>
+      <w:proofErr w:type="spellEnd"/>
+      <w:r>
+        <w:rPr>
+          <w:rFonts w:hint="eastAsia"/>
+        </w:rPr>
+        <w:t>——</w:t>
       </w:r>
       <w:r>
         <w:rPr>
@@ -1204,11 +1469,19 @@
           <w:rFonts w:hint="eastAsia"/>
         </w:rPr>
       </w:pPr>
-      <w:r>
-        <w:rPr>
-          <w:rFonts w:hint="eastAsia"/>
-        </w:rPr>
-        <w:t>Bishe——</w:t>
+      <w:proofErr w:type="spellStart"/>
+      <w:r>
+        <w:rPr>
+          <w:rFonts w:hint="eastAsia"/>
+        </w:rPr>
+        <w:t>Bishe</w:t>
+      </w:r>
+      <w:proofErr w:type="spellEnd"/>
+      <w:r>
+        <w:rPr>
+          <w:rFonts w:hint="eastAsia"/>
+        </w:rPr>
+        <w:t>——</w:t>
       </w:r>
       <w:r>
         <w:rPr>
@@ -1263,11 +1536,19 @@
           <w:rFonts w:hint="eastAsia"/>
         </w:rPr>
       </w:pPr>
-      <w:r>
-        <w:rPr>
-          <w:rFonts w:hint="eastAsia"/>
-        </w:rPr>
-        <w:t>Bishe——version 1.0</w:t>
+      <w:proofErr w:type="spellStart"/>
+      <w:r>
+        <w:rPr>
+          <w:rFonts w:hint="eastAsia"/>
+        </w:rPr>
+        <w:t>Bishe</w:t>
+      </w:r>
+      <w:proofErr w:type="spellEnd"/>
+      <w:r>
+        <w:rPr>
+          <w:rFonts w:hint="eastAsia"/>
+        </w:rPr>
+        <w:t>——version 1.0</w:t>
       </w:r>
     </w:p>
     <w:p>
@@ -1296,11 +1577,19 @@
           <w:rFonts w:hint="eastAsia"/>
         </w:rPr>
       </w:pPr>
-      <w:r>
-        <w:rPr>
-          <w:rFonts w:hint="eastAsia"/>
-        </w:rPr>
-        <w:t>Bishe——</w:t>
+      <w:proofErr w:type="spellStart"/>
+      <w:r>
+        <w:rPr>
+          <w:rFonts w:hint="eastAsia"/>
+        </w:rPr>
+        <w:t>Bishe</w:t>
+      </w:r>
+      <w:proofErr w:type="spellEnd"/>
+      <w:r>
+        <w:rPr>
+          <w:rFonts w:hint="eastAsia"/>
+        </w:rPr>
+        <w:t>——</w:t>
       </w:r>
       <w:r>
         <w:rPr>
@@ -1333,9 +1622,11 @@
           <w:rFonts w:hint="eastAsia"/>
         </w:rPr>
       </w:pPr>
-      <w:r>
-        <w:t>Bishe</w:t>
-      </w:r>
+      <w:proofErr w:type="spellStart"/>
+      <w:r>
+        <w:t>Bishe</w:t>
+      </w:r>
+      <w:proofErr w:type="spellEnd"/>
       <w:r>
         <w:rPr>
           <w:rFonts w:hint="eastAsia"/>
@@ -1394,77 +1685,184 @@
         <w:rPr>
           <w:rFonts w:hint="eastAsia"/>
         </w:rPr>
-        <w:t>永劫手游体验报告</w:t>
-      </w:r>
-    </w:p>
-    <w:p>
-      <w:pPr>
-        <w:rPr>
-          <w:rFonts w:hint="eastAsia"/>
-        </w:rPr>
-      </w:pPr>
-      <w:r>
-        <w:rPr>
-          <w:rFonts w:hint="eastAsia"/>
-        </w:rPr>
-        <w:t>Bishe——修正 &amp; 降重</w:t>
+        <w:t>永</w:t>
+      </w:r>
+      <w:proofErr w:type="gramStart"/>
+      <w:r>
+        <w:rPr>
+          <w:rFonts w:hint="eastAsia"/>
+        </w:rPr>
+        <w:t>劫手游</w:t>
+      </w:r>
+      <w:proofErr w:type="gramEnd"/>
+      <w:r>
+        <w:rPr>
+          <w:rFonts w:hint="eastAsia"/>
+        </w:rPr>
+        <w:t>体验报告</w:t>
+      </w:r>
+    </w:p>
+    <w:p>
+      <w:pPr>
+        <w:rPr>
+          <w:rFonts w:hint="eastAsia"/>
+        </w:rPr>
+      </w:pPr>
+      <w:proofErr w:type="spellStart"/>
+      <w:r>
+        <w:rPr>
+          <w:rFonts w:hint="eastAsia"/>
+        </w:rPr>
+        <w:t>Bishe</w:t>
+      </w:r>
+      <w:proofErr w:type="spellEnd"/>
+      <w:r>
+        <w:rPr>
+          <w:rFonts w:hint="eastAsia"/>
+        </w:rPr>
+        <w:t>——修正 &amp; 降重</w:t>
+      </w:r>
+    </w:p>
+    <w:p>
+      <w:pPr>
+        <w:rPr>
+          <w:rFonts w:hint="eastAsia"/>
+        </w:rPr>
+      </w:pPr>
+    </w:p>
+    <w:p>
+      <w:pPr>
+        <w:rPr>
+          <w:rFonts w:hint="eastAsia"/>
+        </w:rPr>
+      </w:pPr>
+      <w:r>
+        <w:rPr>
+          <w:rFonts w:hint="eastAsia"/>
+        </w:rPr>
+        <w:t>2026.3.</w:t>
+      </w:r>
+      <w:r>
+        <w:rPr>
+          <w:rFonts w:hint="eastAsia"/>
+        </w:rPr>
+        <w:t>22</w:t>
+      </w:r>
+    </w:p>
+    <w:p>
+      <w:pPr>
+        <w:rPr>
+          <w:rFonts w:hint="eastAsia"/>
+        </w:rPr>
+      </w:pPr>
+      <w:r>
+        <w:rPr>
+          <w:rFonts w:hint="eastAsia"/>
+          <w:highlight w:val="yellow"/>
+        </w:rPr>
+        <w:t>永</w:t>
+      </w:r>
+      <w:proofErr w:type="gramStart"/>
+      <w:r>
+        <w:rPr>
+          <w:rFonts w:hint="eastAsia"/>
+          <w:highlight w:val="yellow"/>
+        </w:rPr>
+        <w:t>劫手游</w:t>
+      </w:r>
+      <w:proofErr w:type="gramEnd"/>
+      <w:r>
+        <w:rPr>
+          <w:rFonts w:hint="eastAsia"/>
+          <w:highlight w:val="yellow"/>
+        </w:rPr>
+        <w:t>体验报告</w:t>
+      </w:r>
+    </w:p>
+    <w:p>
+      <w:pPr>
+        <w:rPr>
+          <w:rFonts w:hint="eastAsia"/>
+        </w:rPr>
+      </w:pPr>
+      <w:proofErr w:type="spellStart"/>
+      <w:r>
+        <w:rPr>
+          <w:rFonts w:hint="eastAsia"/>
+        </w:rPr>
+        <w:t>Bishe</w:t>
+      </w:r>
+      <w:proofErr w:type="spellEnd"/>
+      <w:r>
+        <w:rPr>
+          <w:rFonts w:hint="eastAsia"/>
+        </w:rPr>
+        <w:t>——</w:t>
+      </w:r>
+      <w:r>
+        <w:rPr>
+          <w:rFonts w:hint="eastAsia"/>
+          <w:highlight w:val="yellow"/>
+        </w:rPr>
+        <w:t>修正</w:t>
+      </w:r>
+      <w:r>
+        <w:rPr>
+          <w:rFonts w:hint="eastAsia"/>
+        </w:rPr>
+        <w:t xml:space="preserve"> &amp; 降重</w:t>
+      </w:r>
+    </w:p>
+    <w:p>
+      <w:pPr>
+        <w:rPr>
+          <w:rFonts w:hint="eastAsia"/>
+        </w:rPr>
+      </w:pPr>
+      <w:r>
+        <w:rPr>
+          <w:rFonts w:hint="eastAsia"/>
+        </w:rPr>
+        <w:t>地形VT</w:t>
       </w:r>
     </w:p>
     <w:p/>
     <w:p>
-      <w:pPr>
-        <w:rPr>
-          <w:rFonts w:hint="eastAsia"/>
-        </w:rPr>
-      </w:pPr>
-      <w:r>
-        <w:rPr>
-          <w:rFonts w:hint="eastAsia"/>
-        </w:rPr>
-        <w:t>2026.3.19</w:t>
-      </w:r>
-    </w:p>
-    <w:p>
-      <w:r>
-        <w:rPr>
-          <w:rFonts w:hint="eastAsia"/>
-          <w:highlight w:val="yellow"/>
-        </w:rPr>
-        <w:t>永劫手游体验报告</w:t>
-      </w:r>
-    </w:p>
-    <w:p>
-      <w:pPr>
-        <w:rPr>
-          <w:rFonts w:hint="eastAsia"/>
-        </w:rPr>
-      </w:pPr>
-      <w:r>
-        <w:rPr>
-          <w:rFonts w:hint="eastAsia"/>
-        </w:rPr>
-        <w:t>Bishe——修正 &amp; 降重</w:t>
-      </w:r>
-    </w:p>
-    <w:p>
-      <w:pPr>
-        <w:rPr>
-          <w:rFonts w:hint="eastAsia"/>
-        </w:rPr>
-      </w:pPr>
-      <w:r>
-        <w:rPr>
-          <w:rFonts w:hint="eastAsia"/>
-        </w:rPr>
-        <w:t>地形VT</w:t>
-      </w:r>
-    </w:p>
-    <w:p>
-      <w:pPr>
-        <w:rPr>
-          <w:rFonts w:hint="eastAsia"/>
-        </w:rPr>
-      </w:pPr>
+      <w:r>
+        <w:rPr>
+          <w:rFonts w:hint="eastAsia"/>
+        </w:rPr>
+        <w:t>2026.3.23</w:t>
+      </w:r>
+    </w:p>
+    <w:p>
+      <w:proofErr w:type="gramStart"/>
+      <w:r>
+        <w:rPr>
+          <w:rFonts w:hint="eastAsia"/>
+        </w:rPr>
+        <w:t>帧</w:t>
+      </w:r>
+      <w:proofErr w:type="gramEnd"/>
+      <w:r>
+        <w:rPr>
+          <w:rFonts w:hint="eastAsia"/>
+        </w:rPr>
+        <w:t>预测</w:t>
+      </w:r>
+    </w:p>
+    <w:p>
+      <w:pPr>
+        <w:rPr>
+          <w:rFonts w:hint="eastAsia"/>
+        </w:rPr>
+      </w:pPr>
+      <w:r>
+        <w:rPr>
+          <w:rFonts w:hint="eastAsia"/>
+        </w:rPr>
+        <w:t>地形</w:t>
+      </w:r>
     </w:p>
     <w:sectPr>
       <w:pgSz w:w="11906" w:h="16838"/>

--- a/desktop_files/2026.docx
+++ b/desktop_files/2026.docx
@@ -1826,43 +1826,91 @@
         <w:t>地形VT</w:t>
       </w:r>
     </w:p>
+    <w:p>
+      <w:pPr>
+        <w:rPr>
+          <w:rFonts w:hint="eastAsia"/>
+        </w:rPr>
+      </w:pPr>
+    </w:p>
+    <w:p>
+      <w:pPr>
+        <w:rPr>
+          <w:rFonts w:hint="eastAsia"/>
+        </w:rPr>
+      </w:pPr>
+      <w:r>
+        <w:rPr>
+          <w:rFonts w:hint="eastAsia"/>
+        </w:rPr>
+        <w:t>2026.3.23</w:t>
+      </w:r>
+    </w:p>
+    <w:p>
+      <w:pPr>
+        <w:rPr>
+          <w:rFonts w:hint="eastAsia"/>
+        </w:rPr>
+      </w:pPr>
+      <w:r>
+        <w:rPr>
+          <w:rFonts w:hint="eastAsia"/>
+          <w:highlight w:val="yellow"/>
+        </w:rPr>
+        <w:t>永劫M</w:t>
+      </w:r>
+      <w:r>
+        <w:rPr>
+          <w:rFonts w:hint="eastAsia"/>
+          <w:highlight w:val="yellow"/>
+        </w:rPr>
+        <w:t>帧预测</w:t>
+      </w:r>
+    </w:p>
+    <w:p>
+      <w:r>
+        <w:rPr>
+          <w:rFonts w:hint="eastAsia"/>
+        </w:rPr>
+        <w:t>三角洲</w:t>
+      </w:r>
+      <w:r>
+        <w:rPr>
+          <w:rFonts w:hint="eastAsia"/>
+        </w:rPr>
+        <w:t>地形</w:t>
+      </w:r>
+    </w:p>
     <w:p/>
     <w:p>
       <w:r>
         <w:rPr>
           <w:rFonts w:hint="eastAsia"/>
         </w:rPr>
-        <w:t>2026.3.23</w:t>
-      </w:r>
-    </w:p>
-    <w:p>
-      <w:proofErr w:type="gramStart"/>
-      <w:r>
-        <w:rPr>
-          <w:rFonts w:hint="eastAsia"/>
-        </w:rPr>
-        <w:t>帧</w:t>
-      </w:r>
-      <w:proofErr w:type="gramEnd"/>
-      <w:r>
-        <w:rPr>
-          <w:rFonts w:hint="eastAsia"/>
-        </w:rPr>
-        <w:t>预测</w:t>
-      </w:r>
-    </w:p>
-    <w:p>
-      <w:pPr>
-        <w:rPr>
-          <w:rFonts w:hint="eastAsia"/>
-        </w:rPr>
-      </w:pPr>
-      <w:r>
-        <w:rPr>
-          <w:rFonts w:hint="eastAsia"/>
-        </w:rPr>
-        <w:t>地形</w:t>
-      </w:r>
+        <w:t>2026.3.24</w:t>
+      </w:r>
+    </w:p>
+    <w:p>
+      <w:r>
+        <w:rPr>
+          <w:rFonts w:hint="eastAsia"/>
+          <w:highlight w:val="yellow"/>
+        </w:rPr>
+        <w:t>三角洲地形</w:t>
+      </w:r>
+      <w:r>
+        <w:rPr>
+          <w:rFonts w:hint="eastAsia"/>
+        </w:rPr>
+        <w:t>+doc</w:t>
+      </w:r>
+    </w:p>
+    <w:p>
+      <w:pPr>
+        <w:rPr>
+          <w:rFonts w:hint="eastAsia"/>
+        </w:rPr>
+      </w:pPr>
     </w:p>
     <w:sectPr>
       <w:pgSz w:w="11906" w:h="16838"/>

--- a/desktop_files/2026.docx
+++ b/desktop_files/2026.docx
@@ -18,11 +18,9 @@
           <w:rFonts w:hint="eastAsia"/>
         </w:rPr>
       </w:pPr>
-      <w:proofErr w:type="spellStart"/>
       <w:r>
         <w:t>Bishe</w:t>
       </w:r>
-      <w:proofErr w:type="spellEnd"/>
       <w:r>
         <w:rPr>
           <w:rFonts w:hint="eastAsia"/>
@@ -62,11 +60,9 @@
           <w:rFonts w:hint="eastAsia"/>
         </w:rPr>
       </w:pPr>
-      <w:proofErr w:type="spellStart"/>
       <w:r>
         <w:t>Bishe</w:t>
       </w:r>
-      <w:proofErr w:type="spellEnd"/>
       <w:r>
         <w:rPr>
           <w:rFonts w:hint="eastAsia"/>
@@ -118,7 +114,6 @@
           <w:rFonts w:hint="eastAsia"/>
         </w:rPr>
       </w:pPr>
-      <w:proofErr w:type="spellStart"/>
       <w:r>
         <w:rPr>
           <w:rFonts w:hint="eastAsia"/>
@@ -126,7 +121,6 @@
         </w:rPr>
         <w:t>Bishe</w:t>
       </w:r>
-      <w:proofErr w:type="spellEnd"/>
       <w:r>
         <w:rPr>
           <w:rFonts w:hint="eastAsia"/>
@@ -161,55 +155,212 @@
           <w:rFonts w:hint="eastAsia"/>
         </w:rPr>
       </w:pPr>
-      <w:proofErr w:type="spellStart"/>
+      <w:r>
+        <w:rPr>
+          <w:rFonts w:hint="eastAsia"/>
+        </w:rPr>
+        <w:t>Bishe——chapter2&amp;chapter3</w:t>
+      </w:r>
+    </w:p>
+    <w:p>
+      <w:pPr>
+        <w:rPr>
+          <w:rFonts w:hint="eastAsia"/>
+        </w:rPr>
+      </w:pPr>
+    </w:p>
+    <w:p>
+      <w:pPr>
+        <w:rPr>
+          <w:rFonts w:hint="eastAsia"/>
+        </w:rPr>
+      </w:pPr>
+      <w:r>
+        <w:rPr>
+          <w:rFonts w:hint="eastAsia"/>
+        </w:rPr>
+        <w:t>2026.1.14</w:t>
+      </w:r>
+    </w:p>
+    <w:p>
+      <w:pPr>
+        <w:rPr>
+          <w:rFonts w:hint="eastAsia"/>
+        </w:rPr>
+      </w:pPr>
+      <w:r>
+        <w:rPr>
+          <w:rFonts w:hint="eastAsia"/>
+        </w:rPr>
+        <w:t>Bishe——</w:t>
+      </w:r>
+      <w:r>
+        <w:rPr>
+          <w:rFonts w:hint="eastAsia"/>
+          <w:highlight w:val="yellow"/>
+        </w:rPr>
+        <w:t>chapter2.2</w:t>
+      </w:r>
+      <w:r>
+        <w:rPr>
+          <w:rFonts w:hint="eastAsia"/>
+        </w:rPr>
+        <w:t>&amp;chapter2.3</w:t>
+      </w:r>
+    </w:p>
+    <w:p>
+      <w:pPr>
+        <w:rPr>
+          <w:rFonts w:hint="eastAsia"/>
+        </w:rPr>
+      </w:pPr>
+    </w:p>
+    <w:p>
+      <w:pPr>
+        <w:rPr>
+          <w:rFonts w:hint="eastAsia"/>
+        </w:rPr>
+      </w:pPr>
+      <w:r>
+        <w:rPr>
+          <w:rFonts w:hint="eastAsia"/>
+        </w:rPr>
+        <w:t>2026.1.15</w:t>
+      </w:r>
+    </w:p>
+    <w:p>
+      <w:pPr>
+        <w:rPr>
+          <w:rFonts w:hint="eastAsia"/>
+        </w:rPr>
+      </w:pPr>
+      <w:r>
+        <w:rPr>
+          <w:rFonts w:hint="eastAsia"/>
+          <w:highlight w:val="yellow"/>
+        </w:rPr>
+        <w:t>Bishe——chapter2.3 &amp; 2.4</w:t>
+      </w:r>
+    </w:p>
+    <w:p>
+      <w:pPr>
+        <w:rPr>
+          <w:rFonts w:hint="eastAsia"/>
+        </w:rPr>
+      </w:pPr>
+    </w:p>
+    <w:p>
+      <w:pPr>
+        <w:rPr>
+          <w:rFonts w:hint="eastAsia"/>
+        </w:rPr>
+      </w:pPr>
+      <w:r>
+        <w:rPr>
+          <w:rFonts w:hint="eastAsia"/>
+        </w:rPr>
+        <w:t>2026.1.16</w:t>
+      </w:r>
+    </w:p>
+    <w:p>
+      <w:pPr>
+        <w:rPr>
+          <w:rFonts w:hint="eastAsia"/>
+        </w:rPr>
+      </w:pPr>
+      <w:r>
+        <w:rPr>
+          <w:rFonts w:hint="eastAsia"/>
+          <w:highlight w:val="yellow"/>
+        </w:rPr>
+        <w:t>Bishe——rrgs_gaussian_model</w:t>
+      </w:r>
+    </w:p>
+    <w:p>
+      <w:pPr>
+        <w:rPr>
+          <w:rFonts w:hint="eastAsia"/>
+        </w:rPr>
+      </w:pPr>
+    </w:p>
+    <w:p>
+      <w:pPr>
+        <w:rPr>
+          <w:rFonts w:hint="eastAsia"/>
+        </w:rPr>
+      </w:pPr>
+      <w:r>
+        <w:rPr>
+          <w:rFonts w:hint="eastAsia"/>
+        </w:rPr>
+        <w:t>2026.1.17</w:t>
+      </w:r>
+    </w:p>
+    <w:p>
+      <w:pPr>
+        <w:rPr>
+          <w:rFonts w:hint="eastAsia"/>
+        </w:rPr>
+      </w:pPr>
+      <w:r>
+        <w:rPr>
+          <w:rFonts w:hint="eastAsia"/>
+          <w:highlight w:val="yellow"/>
+        </w:rPr>
+        <w:t>Netease task</w:t>
+      </w:r>
+    </w:p>
+    <w:p>
+      <w:pPr>
+        <w:rPr>
+          <w:rFonts w:hint="eastAsia"/>
+        </w:rPr>
+      </w:pPr>
       <w:r>
         <w:rPr>
           <w:rFonts w:hint="eastAsia"/>
         </w:rPr>
         <w:t>Bishe</w:t>
       </w:r>
-      <w:proofErr w:type="spellEnd"/>
-      <w:r>
-        <w:rPr>
-          <w:rFonts w:hint="eastAsia"/>
-        </w:rPr>
-        <w:t>——chapter2&amp;chapter3</w:t>
-      </w:r>
-    </w:p>
-    <w:p>
-      <w:pPr>
-        <w:rPr>
-          <w:rFonts w:hint="eastAsia"/>
-        </w:rPr>
-      </w:pPr>
-    </w:p>
-    <w:p>
-      <w:pPr>
-        <w:rPr>
-          <w:rFonts w:hint="eastAsia"/>
-        </w:rPr>
-      </w:pPr>
-      <w:r>
-        <w:rPr>
-          <w:rFonts w:hint="eastAsia"/>
-        </w:rPr>
-        <w:t>2026.1.14</w:t>
-      </w:r>
-    </w:p>
-    <w:p>
-      <w:pPr>
-        <w:rPr>
-          <w:rFonts w:hint="eastAsia"/>
-        </w:rPr>
-      </w:pPr>
-      <w:proofErr w:type="spellStart"/>
+      <w:r>
+        <w:rPr>
+          <w:rFonts w:hint="eastAsia"/>
+        </w:rPr>
+        <w:t>——ir progress</w:t>
+      </w:r>
+    </w:p>
+    <w:p>
+      <w:pPr>
+        <w:rPr>
+          <w:rFonts w:hint="eastAsia"/>
+        </w:rPr>
+      </w:pPr>
+    </w:p>
+    <w:p>
+      <w:pPr>
+        <w:rPr>
+          <w:rFonts w:hint="eastAsia"/>
+        </w:rPr>
+      </w:pPr>
+      <w:r>
+        <w:rPr>
+          <w:rFonts w:hint="eastAsia"/>
+        </w:rPr>
+        <w:t>2026.1.18</w:t>
+      </w:r>
+    </w:p>
+    <w:p>
+      <w:pPr>
+        <w:rPr>
+          <w:rFonts w:hint="eastAsia"/>
+        </w:rPr>
+      </w:pPr>
       <w:r>
         <w:rPr>
           <w:rFonts w:hint="eastAsia"/>
         </w:rPr>
         <w:t>Bishe</w:t>
       </w:r>
-      <w:proofErr w:type="spellEnd"/>
       <w:r>
         <w:rPr>
           <w:rFonts w:hint="eastAsia"/>
@@ -221,263 +372,13 @@
           <w:rFonts w:hint="eastAsia"/>
           <w:highlight w:val="yellow"/>
         </w:rPr>
-        <w:t>chapter2.2</w:t>
-      </w:r>
-      <w:r>
-        <w:rPr>
-          <w:rFonts w:hint="eastAsia"/>
-        </w:rPr>
-        <w:t>&amp;chapter2.3</w:t>
-      </w:r>
-    </w:p>
-    <w:p>
-      <w:pPr>
-        <w:rPr>
-          <w:rFonts w:hint="eastAsia"/>
-        </w:rPr>
-      </w:pPr>
-    </w:p>
-    <w:p>
-      <w:pPr>
-        <w:rPr>
-          <w:rFonts w:hint="eastAsia"/>
-        </w:rPr>
-      </w:pPr>
-      <w:r>
-        <w:rPr>
-          <w:rFonts w:hint="eastAsia"/>
-        </w:rPr>
-        <w:t>2026.1.15</w:t>
-      </w:r>
-    </w:p>
-    <w:p>
-      <w:pPr>
-        <w:rPr>
-          <w:rFonts w:hint="eastAsia"/>
-        </w:rPr>
-      </w:pPr>
-      <w:proofErr w:type="spellStart"/>
-      <w:r>
-        <w:rPr>
-          <w:rFonts w:hint="eastAsia"/>
-          <w:highlight w:val="yellow"/>
-        </w:rPr>
-        <w:t>Bishe</w:t>
-      </w:r>
-      <w:proofErr w:type="spellEnd"/>
-      <w:r>
-        <w:rPr>
-          <w:rFonts w:hint="eastAsia"/>
-          <w:highlight w:val="yellow"/>
-        </w:rPr>
-        <w:t>——chapter2.3 &amp; 2.4</w:t>
-      </w:r>
-    </w:p>
-    <w:p>
-      <w:pPr>
-        <w:rPr>
-          <w:rFonts w:hint="eastAsia"/>
-        </w:rPr>
-      </w:pPr>
-    </w:p>
-    <w:p>
-      <w:pPr>
-        <w:rPr>
-          <w:rFonts w:hint="eastAsia"/>
-        </w:rPr>
-      </w:pPr>
-      <w:r>
-        <w:rPr>
-          <w:rFonts w:hint="eastAsia"/>
-        </w:rPr>
-        <w:t>2026.1.16</w:t>
-      </w:r>
-    </w:p>
-    <w:p>
-      <w:pPr>
-        <w:rPr>
-          <w:rFonts w:hint="eastAsia"/>
-        </w:rPr>
-      </w:pPr>
-      <w:proofErr w:type="spellStart"/>
-      <w:r>
-        <w:rPr>
-          <w:rFonts w:hint="eastAsia"/>
-          <w:highlight w:val="yellow"/>
-        </w:rPr>
-        <w:t>Bishe</w:t>
-      </w:r>
-      <w:proofErr w:type="spellEnd"/>
-      <w:r>
-        <w:rPr>
-          <w:rFonts w:hint="eastAsia"/>
-          <w:highlight w:val="yellow"/>
-        </w:rPr>
-        <w:t>——</w:t>
-      </w:r>
-      <w:proofErr w:type="spellStart"/>
-      <w:r>
-        <w:rPr>
-          <w:rFonts w:hint="eastAsia"/>
-          <w:highlight w:val="yellow"/>
-        </w:rPr>
-        <w:t>rrgs_gaussian_model</w:t>
-      </w:r>
-      <w:proofErr w:type="spellEnd"/>
-    </w:p>
-    <w:p>
-      <w:pPr>
-        <w:rPr>
-          <w:rFonts w:hint="eastAsia"/>
-        </w:rPr>
-      </w:pPr>
-    </w:p>
-    <w:p>
-      <w:pPr>
-        <w:rPr>
-          <w:rFonts w:hint="eastAsia"/>
-        </w:rPr>
-      </w:pPr>
-      <w:r>
-        <w:rPr>
-          <w:rFonts w:hint="eastAsia"/>
-        </w:rPr>
-        <w:t>2026.1.17</w:t>
-      </w:r>
-    </w:p>
-    <w:p>
-      <w:pPr>
-        <w:rPr>
-          <w:rFonts w:hint="eastAsia"/>
-        </w:rPr>
-      </w:pPr>
-      <w:proofErr w:type="spellStart"/>
-      <w:r>
-        <w:rPr>
-          <w:rFonts w:hint="eastAsia"/>
-          <w:highlight w:val="yellow"/>
-        </w:rPr>
-        <w:t>Netease</w:t>
-      </w:r>
-      <w:proofErr w:type="spellEnd"/>
-      <w:r>
-        <w:rPr>
-          <w:rFonts w:hint="eastAsia"/>
-          <w:highlight w:val="yellow"/>
-        </w:rPr>
-        <w:t xml:space="preserve"> task</w:t>
-      </w:r>
-    </w:p>
-    <w:p>
-      <w:pPr>
-        <w:rPr>
-          <w:rFonts w:hint="eastAsia"/>
-        </w:rPr>
-      </w:pPr>
-      <w:proofErr w:type="spellStart"/>
-      <w:r>
-        <w:rPr>
-          <w:rFonts w:hint="eastAsia"/>
-        </w:rPr>
-        <w:t>Bishe</w:t>
-      </w:r>
-      <w:proofErr w:type="spellEnd"/>
-      <w:r>
-        <w:rPr>
-          <w:rFonts w:hint="eastAsia"/>
-        </w:rPr>
-        <w:t>——</w:t>
-      </w:r>
-      <w:proofErr w:type="spellStart"/>
-      <w:r>
-        <w:rPr>
-          <w:rFonts w:hint="eastAsia"/>
-        </w:rPr>
-        <w:t>ir</w:t>
-      </w:r>
-      <w:proofErr w:type="spellEnd"/>
-      <w:r>
-        <w:rPr>
-          <w:rFonts w:hint="eastAsia"/>
-        </w:rPr>
-        <w:t xml:space="preserve"> progress</w:t>
-      </w:r>
-    </w:p>
-    <w:p>
-      <w:pPr>
-        <w:rPr>
-          <w:rFonts w:hint="eastAsia"/>
-        </w:rPr>
-      </w:pPr>
-    </w:p>
-    <w:p>
-      <w:pPr>
-        <w:rPr>
-          <w:rFonts w:hint="eastAsia"/>
-        </w:rPr>
-      </w:pPr>
-      <w:r>
-        <w:rPr>
-          <w:rFonts w:hint="eastAsia"/>
-        </w:rPr>
-        <w:t>2026.1.18</w:t>
-      </w:r>
-    </w:p>
-    <w:p>
-      <w:pPr>
-        <w:rPr>
-          <w:rFonts w:hint="eastAsia"/>
-        </w:rPr>
-      </w:pPr>
-      <w:proofErr w:type="spellStart"/>
-      <w:r>
-        <w:rPr>
-          <w:rFonts w:hint="eastAsia"/>
-        </w:rPr>
-        <w:t>Bishe</w:t>
-      </w:r>
-      <w:proofErr w:type="spellEnd"/>
-      <w:r>
-        <w:rPr>
-          <w:rFonts w:hint="eastAsia"/>
-        </w:rPr>
-        <w:t>——</w:t>
-      </w:r>
-      <w:proofErr w:type="spellStart"/>
-      <w:r>
-        <w:rPr>
-          <w:rFonts w:hint="eastAsia"/>
-          <w:highlight w:val="yellow"/>
-        </w:rPr>
-        <w:t>ir</w:t>
-      </w:r>
-      <w:proofErr w:type="spellEnd"/>
-      <w:r>
-        <w:rPr>
-          <w:rFonts w:hint="eastAsia"/>
-          <w:highlight w:val="yellow"/>
-        </w:rPr>
-        <w:t xml:space="preserve"> progress</w:t>
-      </w:r>
-      <w:r>
-        <w:rPr>
-          <w:rFonts w:hint="eastAsia"/>
-        </w:rPr>
-        <w:t xml:space="preserve"> &amp; </w:t>
-      </w:r>
-      <w:proofErr w:type="spellStart"/>
-      <w:r>
-        <w:rPr>
-          <w:rFonts w:hint="eastAsia"/>
-        </w:rPr>
-        <w:t>ssgi</w:t>
-      </w:r>
-      <w:proofErr w:type="spellEnd"/>
-      <w:r>
-        <w:rPr>
-          <w:rFonts w:hint="eastAsia"/>
-        </w:rPr>
-        <w:t xml:space="preserve"> progress</w:t>
+        <w:t>ir progress</w:t>
+      </w:r>
+      <w:r>
+        <w:rPr>
+          <w:rFonts w:hint="eastAsia"/>
+        </w:rPr>
+        <w:t xml:space="preserve"> &amp; ssgi progress</w:t>
       </w:r>
     </w:p>
     <w:p>
@@ -519,35 +420,18 @@
           <w:rFonts w:hint="eastAsia"/>
         </w:rPr>
       </w:pPr>
-      <w:proofErr w:type="spellStart"/>
-      <w:r>
-        <w:rPr>
-          <w:rFonts w:hint="eastAsia"/>
-        </w:rPr>
-        <w:t>Bishe</w:t>
-      </w:r>
-      <w:proofErr w:type="spellEnd"/>
-      <w:r>
-        <w:rPr>
-          <w:rFonts w:hint="eastAsia"/>
-        </w:rPr>
-        <w:t>——</w:t>
-      </w:r>
-      <w:proofErr w:type="spellStart"/>
-      <w:r>
-        <w:rPr>
-          <w:rFonts w:hint="eastAsia"/>
-          <w:highlight w:val="yellow"/>
-        </w:rPr>
-        <w:t>ssgi</w:t>
-      </w:r>
-      <w:proofErr w:type="spellEnd"/>
-      <w:r>
-        <w:rPr>
-          <w:rFonts w:hint="eastAsia"/>
-          <w:highlight w:val="yellow"/>
-        </w:rPr>
-        <w:t xml:space="preserve"> progress</w:t>
+      <w:r>
+        <w:rPr>
+          <w:rFonts w:hint="eastAsia"/>
+        </w:rPr>
+        <w:t>Bishe——</w:t>
+      </w:r>
+      <w:r>
+        <w:rPr>
+          <w:rFonts w:hint="eastAsia"/>
+          <w:highlight w:val="yellow"/>
+        </w:rPr>
+        <w:t>ssgi progress</w:t>
       </w:r>
       <w:r>
         <w:rPr>
@@ -601,19 +485,11 @@
           <w:rFonts w:hint="eastAsia"/>
         </w:rPr>
       </w:pPr>
-      <w:proofErr w:type="spellStart"/>
-      <w:r>
-        <w:rPr>
-          <w:rFonts w:hint="eastAsia"/>
-        </w:rPr>
-        <w:t>Bishe</w:t>
-      </w:r>
-      <w:proofErr w:type="spellEnd"/>
-      <w:r>
-        <w:rPr>
-          <w:rFonts w:hint="eastAsia"/>
-        </w:rPr>
-        <w:t>——baking &amp; chapter3</w:t>
+      <w:r>
+        <w:rPr>
+          <w:rFonts w:hint="eastAsia"/>
+        </w:rPr>
+        <w:t>Bishe——baking &amp; chapter3</w:t>
       </w:r>
     </w:p>
     <w:p>
@@ -661,19 +537,11 @@
           <w:rFonts w:hint="eastAsia"/>
         </w:rPr>
       </w:pPr>
-      <w:proofErr w:type="spellStart"/>
-      <w:r>
-        <w:rPr>
-          <w:rFonts w:hint="eastAsia"/>
-        </w:rPr>
-        <w:t>Bishe</w:t>
-      </w:r>
-      <w:proofErr w:type="spellEnd"/>
-      <w:r>
-        <w:rPr>
-          <w:rFonts w:hint="eastAsia"/>
-        </w:rPr>
-        <w:t>——chapter3 &amp; chapter4</w:t>
+      <w:r>
+        <w:rPr>
+          <w:rFonts w:hint="eastAsia"/>
+        </w:rPr>
+        <w:t>Bishe——chapter3 &amp; chapter4</w:t>
       </w:r>
     </w:p>
     <w:p>
@@ -729,19 +597,11 @@
           <w:rFonts w:hint="eastAsia"/>
         </w:rPr>
       </w:pPr>
-      <w:proofErr w:type="spellStart"/>
-      <w:r>
-        <w:rPr>
-          <w:rFonts w:hint="eastAsia"/>
-        </w:rPr>
-        <w:t>Bishe</w:t>
-      </w:r>
-      <w:proofErr w:type="spellEnd"/>
-      <w:r>
-        <w:rPr>
-          <w:rFonts w:hint="eastAsia"/>
-        </w:rPr>
-        <w:t>——chapter3 &amp; chapter4</w:t>
+      <w:r>
+        <w:rPr>
+          <w:rFonts w:hint="eastAsia"/>
+        </w:rPr>
+        <w:t>Bishe——chapter3 &amp; chapter4</w:t>
       </w:r>
     </w:p>
     <w:p>
@@ -770,19 +630,11 @@
           <w:rFonts w:hint="eastAsia"/>
         </w:rPr>
       </w:pPr>
-      <w:proofErr w:type="spellStart"/>
-      <w:r>
-        <w:rPr>
-          <w:rFonts w:hint="eastAsia"/>
-        </w:rPr>
-        <w:t>Bishe</w:t>
-      </w:r>
-      <w:proofErr w:type="spellEnd"/>
-      <w:r>
-        <w:rPr>
-          <w:rFonts w:hint="eastAsia"/>
-        </w:rPr>
-        <w:t>——chapter3 &amp; chapter4</w:t>
+      <w:r>
+        <w:rPr>
+          <w:rFonts w:hint="eastAsia"/>
+        </w:rPr>
+        <w:t>Bishe——chapter3 &amp; chapter4</w:t>
       </w:r>
     </w:p>
     <w:p>
@@ -811,19 +663,11 @@
           <w:rFonts w:hint="eastAsia"/>
         </w:rPr>
       </w:pPr>
-      <w:proofErr w:type="spellStart"/>
-      <w:r>
-        <w:rPr>
-          <w:rFonts w:hint="eastAsia"/>
-        </w:rPr>
-        <w:t>Bishe</w:t>
-      </w:r>
-      <w:proofErr w:type="spellEnd"/>
-      <w:r>
-        <w:rPr>
-          <w:rFonts w:hint="eastAsia"/>
-        </w:rPr>
-        <w:t>——chapter3.3</w:t>
+      <w:r>
+        <w:rPr>
+          <w:rFonts w:hint="eastAsia"/>
+        </w:rPr>
+        <w:t>Bishe——chapter3.3</w:t>
       </w:r>
     </w:p>
     <w:p>
@@ -852,21 +696,12 @@
           <w:rFonts w:hint="eastAsia"/>
         </w:rPr>
       </w:pPr>
-      <w:proofErr w:type="spellStart"/>
-      <w:r>
-        <w:rPr>
-          <w:rFonts w:hint="eastAsia"/>
-          <w:highlight w:val="yellow"/>
-        </w:rPr>
-        <w:t>Bishe</w:t>
-      </w:r>
-      <w:proofErr w:type="spellEnd"/>
-      <w:r>
-        <w:rPr>
-          <w:rFonts w:hint="eastAsia"/>
-          <w:highlight w:val="yellow"/>
-        </w:rPr>
-        <w:t>——chapter4.3.3</w:t>
+      <w:r>
+        <w:rPr>
+          <w:rFonts w:hint="eastAsia"/>
+          <w:highlight w:val="yellow"/>
+        </w:rPr>
+        <w:t>Bishe——chapter4.3.3</w:t>
       </w:r>
     </w:p>
     <w:p>
@@ -895,21 +730,12 @@
           <w:rFonts w:hint="eastAsia"/>
         </w:rPr>
       </w:pPr>
-      <w:proofErr w:type="spellStart"/>
-      <w:r>
-        <w:rPr>
-          <w:rFonts w:hint="eastAsia"/>
-          <w:highlight w:val="yellow"/>
-        </w:rPr>
-        <w:t>Bishe</w:t>
-      </w:r>
-      <w:proofErr w:type="spellEnd"/>
-      <w:r>
-        <w:rPr>
-          <w:rFonts w:hint="eastAsia"/>
-          <w:highlight w:val="yellow"/>
-        </w:rPr>
-        <w:t>——relighting ablation</w:t>
+      <w:r>
+        <w:rPr>
+          <w:rFonts w:hint="eastAsia"/>
+          <w:highlight w:val="yellow"/>
+        </w:rPr>
+        <w:t>Bishe——relighting ablation</w:t>
       </w:r>
     </w:p>
     <w:p>
@@ -938,19 +764,11 @@
           <w:rFonts w:hint="eastAsia"/>
         </w:rPr>
       </w:pPr>
-      <w:proofErr w:type="spellStart"/>
-      <w:r>
-        <w:rPr>
-          <w:rFonts w:hint="eastAsia"/>
-        </w:rPr>
-        <w:t>Bishe</w:t>
-      </w:r>
-      <w:proofErr w:type="spellEnd"/>
-      <w:r>
-        <w:rPr>
-          <w:rFonts w:hint="eastAsia"/>
-        </w:rPr>
-        <w:t>——chapter4.2</w:t>
+      <w:r>
+        <w:rPr>
+          <w:rFonts w:hint="eastAsia"/>
+        </w:rPr>
+        <w:t>Bishe——chapter4.2</w:t>
       </w:r>
     </w:p>
     <w:p>
@@ -979,19 +797,11 @@
           <w:rFonts w:hint="eastAsia"/>
         </w:rPr>
       </w:pPr>
-      <w:proofErr w:type="spellStart"/>
-      <w:r>
-        <w:rPr>
-          <w:rFonts w:hint="eastAsia"/>
-        </w:rPr>
-        <w:t>Bishe</w:t>
-      </w:r>
-      <w:proofErr w:type="spellEnd"/>
-      <w:r>
-        <w:rPr>
-          <w:rFonts w:hint="eastAsia"/>
-        </w:rPr>
-        <w:t>——chapter4.2</w:t>
+      <w:r>
+        <w:rPr>
+          <w:rFonts w:hint="eastAsia"/>
+        </w:rPr>
+        <w:t>Bishe——chapter4.2</w:t>
       </w:r>
     </w:p>
     <w:p>
@@ -1020,19 +830,11 @@
           <w:rFonts w:hint="eastAsia"/>
         </w:rPr>
       </w:pPr>
-      <w:proofErr w:type="spellStart"/>
-      <w:r>
-        <w:rPr>
-          <w:rFonts w:hint="eastAsia"/>
-        </w:rPr>
-        <w:t>Bishe</w:t>
-      </w:r>
-      <w:proofErr w:type="spellEnd"/>
-      <w:r>
-        <w:rPr>
-          <w:rFonts w:hint="eastAsia"/>
-        </w:rPr>
-        <w:t>——chapter3.2 &amp; chapter4.2</w:t>
+      <w:r>
+        <w:rPr>
+          <w:rFonts w:hint="eastAsia"/>
+        </w:rPr>
+        <w:t>Bishe——chapter3.2 &amp; chapter4.2</w:t>
       </w:r>
     </w:p>
     <w:p>
@@ -1061,19 +863,11 @@
           <w:rFonts w:hint="eastAsia"/>
         </w:rPr>
       </w:pPr>
-      <w:proofErr w:type="spellStart"/>
-      <w:r>
-        <w:rPr>
-          <w:rFonts w:hint="eastAsia"/>
-        </w:rPr>
-        <w:t>Bishe</w:t>
-      </w:r>
-      <w:proofErr w:type="spellEnd"/>
-      <w:r>
-        <w:rPr>
-          <w:rFonts w:hint="eastAsia"/>
-        </w:rPr>
-        <w:t>——chapter3.2 &amp; chapter4.2</w:t>
+      <w:r>
+        <w:rPr>
+          <w:rFonts w:hint="eastAsia"/>
+        </w:rPr>
+        <w:t>Bishe——chapter3.2 &amp; chapter4.2</w:t>
       </w:r>
     </w:p>
     <w:p>
@@ -1102,19 +896,11 @@
           <w:rFonts w:hint="eastAsia"/>
         </w:rPr>
       </w:pPr>
-      <w:proofErr w:type="spellStart"/>
-      <w:r>
-        <w:rPr>
-          <w:rFonts w:hint="eastAsia"/>
-        </w:rPr>
-        <w:t>Bishe</w:t>
-      </w:r>
-      <w:proofErr w:type="spellEnd"/>
-      <w:r>
-        <w:rPr>
-          <w:rFonts w:hint="eastAsia"/>
-        </w:rPr>
-        <w:t>——</w:t>
+      <w:r>
+        <w:rPr>
+          <w:rFonts w:hint="eastAsia"/>
+        </w:rPr>
+        <w:t>Bishe——</w:t>
       </w:r>
       <w:r>
         <w:rPr>
@@ -1163,21 +949,12 @@
           <w:rFonts w:hint="eastAsia"/>
         </w:rPr>
       </w:pPr>
-      <w:proofErr w:type="spellStart"/>
-      <w:r>
-        <w:rPr>
-          <w:rFonts w:hint="eastAsia"/>
-          <w:highlight w:val="yellow"/>
-        </w:rPr>
-        <w:t>Bishe</w:t>
-      </w:r>
-      <w:proofErr w:type="spellEnd"/>
-      <w:r>
-        <w:rPr>
-          <w:rFonts w:hint="eastAsia"/>
-          <w:highlight w:val="yellow"/>
-        </w:rPr>
-        <w:t>——RRGS相关所有</w:t>
+      <w:r>
+        <w:rPr>
+          <w:rFonts w:hint="eastAsia"/>
+          <w:highlight w:val="yellow"/>
+        </w:rPr>
+        <w:t>Bishe——RRGS相关所有</w:t>
       </w:r>
     </w:p>
     <w:p>
@@ -1206,21 +983,12 @@
           <w:rFonts w:hint="eastAsia"/>
         </w:rPr>
       </w:pPr>
-      <w:proofErr w:type="spellStart"/>
-      <w:r>
-        <w:rPr>
-          <w:rFonts w:hint="eastAsia"/>
-          <w:highlight w:val="yellow"/>
-        </w:rPr>
-        <w:t>Bishe</w:t>
-      </w:r>
-      <w:proofErr w:type="spellEnd"/>
-      <w:r>
-        <w:rPr>
-          <w:rFonts w:hint="eastAsia"/>
-          <w:highlight w:val="yellow"/>
-        </w:rPr>
-        <w:t>——R</w:t>
+      <w:r>
+        <w:rPr>
+          <w:rFonts w:hint="eastAsia"/>
+          <w:highlight w:val="yellow"/>
+        </w:rPr>
+        <w:t>Bishe——R</w:t>
       </w:r>
       <w:r>
         <w:rPr>
@@ -1263,21 +1031,12 @@
           <w:rFonts w:hint="eastAsia"/>
         </w:rPr>
       </w:pPr>
-      <w:proofErr w:type="spellStart"/>
-      <w:r>
-        <w:rPr>
-          <w:rFonts w:hint="eastAsia"/>
-          <w:highlight w:val="yellow"/>
-        </w:rPr>
-        <w:t>Bishe</w:t>
-      </w:r>
-      <w:proofErr w:type="spellEnd"/>
-      <w:r>
-        <w:rPr>
-          <w:rFonts w:hint="eastAsia"/>
-          <w:highlight w:val="yellow"/>
-        </w:rPr>
-        <w:t>——</w:t>
+      <w:r>
+        <w:rPr>
+          <w:rFonts w:hint="eastAsia"/>
+          <w:highlight w:val="yellow"/>
+        </w:rPr>
+        <w:t>Bishe——</w:t>
       </w:r>
       <w:r>
         <w:rPr>
@@ -1320,19 +1079,11 @@
           <w:rFonts w:hint="eastAsia"/>
         </w:rPr>
       </w:pPr>
-      <w:proofErr w:type="spellStart"/>
-      <w:r>
-        <w:rPr>
-          <w:rFonts w:hint="eastAsia"/>
-        </w:rPr>
-        <w:t>Bishe</w:t>
-      </w:r>
-      <w:proofErr w:type="spellEnd"/>
-      <w:r>
-        <w:rPr>
-          <w:rFonts w:hint="eastAsia"/>
-        </w:rPr>
-        <w:t>——chapter3 &amp; chapter4文字</w:t>
+      <w:r>
+        <w:rPr>
+          <w:rFonts w:hint="eastAsia"/>
+        </w:rPr>
+        <w:t>Bishe——chapter3 &amp; chapter4文字</w:t>
       </w:r>
     </w:p>
     <w:p>
@@ -1367,19 +1118,11 @@
           <w:rFonts w:hint="eastAsia"/>
         </w:rPr>
       </w:pPr>
-      <w:proofErr w:type="spellStart"/>
-      <w:r>
-        <w:rPr>
-          <w:rFonts w:hint="eastAsia"/>
-        </w:rPr>
-        <w:t>Bishe</w:t>
-      </w:r>
-      <w:proofErr w:type="spellEnd"/>
-      <w:r>
-        <w:rPr>
-          <w:rFonts w:hint="eastAsia"/>
-        </w:rPr>
-        <w:t xml:space="preserve">——chapter1 &amp; </w:t>
+      <w:r>
+        <w:rPr>
+          <w:rFonts w:hint="eastAsia"/>
+        </w:rPr>
+        <w:t xml:space="preserve">Bishe——chapter1 &amp; </w:t>
       </w:r>
       <w:r>
         <w:rPr>
@@ -1421,19 +1164,11 @@
           <w:rFonts w:hint="eastAsia"/>
         </w:rPr>
       </w:pPr>
-      <w:proofErr w:type="spellStart"/>
-      <w:r>
-        <w:rPr>
-          <w:rFonts w:hint="eastAsia"/>
-        </w:rPr>
-        <w:t>Bishe</w:t>
-      </w:r>
-      <w:proofErr w:type="spellEnd"/>
-      <w:r>
-        <w:rPr>
-          <w:rFonts w:hint="eastAsia"/>
-        </w:rPr>
-        <w:t>——</w:t>
+      <w:r>
+        <w:rPr>
+          <w:rFonts w:hint="eastAsia"/>
+        </w:rPr>
+        <w:t>Bishe——</w:t>
       </w:r>
       <w:r>
         <w:rPr>
@@ -1469,14 +1204,138 @@
           <w:rFonts w:hint="eastAsia"/>
         </w:rPr>
       </w:pPr>
-      <w:proofErr w:type="spellStart"/>
-      <w:r>
-        <w:rPr>
-          <w:rFonts w:hint="eastAsia"/>
-        </w:rPr>
+      <w:r>
+        <w:rPr>
+          <w:rFonts w:hint="eastAsia"/>
+        </w:rPr>
+        <w:t>Bishe——</w:t>
+      </w:r>
+      <w:r>
+        <w:rPr>
+          <w:rFonts w:hint="eastAsia"/>
+        </w:rPr>
+        <w:t xml:space="preserve">chapter1 </w:t>
+      </w:r>
+      <w:r>
+        <w:rPr>
+          <w:rFonts w:hint="eastAsia"/>
+          <w:highlight w:val="yellow"/>
+        </w:rPr>
+        <w:t xml:space="preserve">&amp; </w:t>
+      </w:r>
+      <w:r>
+        <w:rPr>
+          <w:highlight w:val="yellow"/>
+        </w:rPr>
+        <w:t>chapter</w:t>
+      </w:r>
+      <w:r>
+        <w:rPr>
+          <w:rFonts w:hint="eastAsia"/>
+          <w:highlight w:val="yellow"/>
+        </w:rPr>
+        <w:t>2</w:t>
+      </w:r>
+    </w:p>
+    <w:p>
+      <w:pPr>
+        <w:rPr>
+          <w:rFonts w:hint="eastAsia"/>
+        </w:rPr>
+      </w:pPr>
+    </w:p>
+    <w:p>
+      <w:pPr>
+        <w:rPr>
+          <w:rFonts w:hint="eastAsia"/>
+        </w:rPr>
+      </w:pPr>
+      <w:r>
+        <w:rPr>
+          <w:rFonts w:hint="eastAsia"/>
+        </w:rPr>
+        <w:t>2026.2.3.5</w:t>
+      </w:r>
+    </w:p>
+    <w:p>
+      <w:pPr>
+        <w:rPr>
+          <w:rFonts w:hint="eastAsia"/>
+        </w:rPr>
+      </w:pPr>
+      <w:r>
+        <w:rPr>
+          <w:rFonts w:hint="eastAsia"/>
+        </w:rPr>
+        <w:t>Bishe——version 1.0</w:t>
+      </w:r>
+    </w:p>
+    <w:p>
+      <w:pPr>
+        <w:rPr>
+          <w:rFonts w:hint="eastAsia"/>
+        </w:rPr>
+      </w:pPr>
+    </w:p>
+    <w:p>
+      <w:pPr>
+        <w:rPr>
+          <w:rFonts w:hint="eastAsia"/>
+        </w:rPr>
+      </w:pPr>
+      <w:r>
+        <w:rPr>
+          <w:rFonts w:hint="eastAsia"/>
+        </w:rPr>
+        <w:t>2026.2.3.5</w:t>
+      </w:r>
+    </w:p>
+    <w:p>
+      <w:pPr>
+        <w:rPr>
+          <w:rFonts w:hint="eastAsia"/>
+        </w:rPr>
+      </w:pPr>
+      <w:r>
+        <w:rPr>
+          <w:rFonts w:hint="eastAsia"/>
+        </w:rPr>
+        <w:t>Bishe——</w:t>
+      </w:r>
+      <w:r>
+        <w:rPr>
+          <w:rFonts w:hint="eastAsia"/>
+          <w:highlight w:val="yellow"/>
+        </w:rPr>
+        <w:t>version 1.0</w:t>
+      </w:r>
+    </w:p>
+    <w:p>
+      <w:pPr>
+        <w:rPr>
+          <w:rFonts w:hint="eastAsia"/>
+        </w:rPr>
+      </w:pPr>
+    </w:p>
+    <w:p>
+      <w:pPr>
+        <w:rPr>
+          <w:rFonts w:hint="eastAsia"/>
+        </w:rPr>
+      </w:pPr>
+      <w:r>
+        <w:t>2026.3.18</w:t>
+      </w:r>
+    </w:p>
+    <w:p>
+      <w:pPr>
+        <w:rPr>
+          <w:rFonts w:hint="eastAsia"/>
+        </w:rPr>
+      </w:pPr>
+      <w:r>
         <w:t>Bishe</w:t>
       </w:r>
-      <w:proofErr w:type="spellEnd"/>
       <w:r>
         <w:rPr>
           <w:rFonts w:hint="eastAsia"/>
@@ -1486,394 +1345,268 @@
       <w:r>
         <w:rPr>
           <w:rFonts w:hint="eastAsia"/>
-        </w:rPr>
-        <w:t xml:space="preserve">chapter1 </w:t>
-      </w:r>
-      <w:r>
-        <w:rPr>
-          <w:rFonts w:hint="eastAsia"/>
-          <w:highlight w:val="yellow"/>
-        </w:rPr>
-        <w:t xml:space="preserve">&amp; </w:t>
-      </w:r>
-      <w:r>
-        <w:rPr>
-          <w:highlight w:val="yellow"/>
-        </w:rPr>
-        <w:t>chapter</w:t>
-      </w:r>
-      <w:r>
-        <w:rPr>
-          <w:rFonts w:hint="eastAsia"/>
-          <w:highlight w:val="yellow"/>
-        </w:rPr>
-        <w:t>2</w:t>
-      </w:r>
-    </w:p>
-    <w:p>
-      <w:pPr>
-        <w:rPr>
-          <w:rFonts w:hint="eastAsia"/>
-        </w:rPr>
-      </w:pPr>
-    </w:p>
-    <w:p>
-      <w:pPr>
-        <w:rPr>
-          <w:rFonts w:hint="eastAsia"/>
-        </w:rPr>
-      </w:pPr>
-      <w:r>
-        <w:rPr>
-          <w:rFonts w:hint="eastAsia"/>
-        </w:rPr>
-        <w:t>2026.2.3.5</w:t>
-      </w:r>
-    </w:p>
-    <w:p>
-      <w:pPr>
-        <w:rPr>
-          <w:rFonts w:hint="eastAsia"/>
-        </w:rPr>
-      </w:pPr>
-      <w:proofErr w:type="spellStart"/>
+          <w:highlight w:val="yellow"/>
+        </w:rPr>
+        <w:t>查重&amp;to word</w:t>
+      </w:r>
+    </w:p>
+    <w:p>
+      <w:pPr>
+        <w:rPr>
+          <w:rFonts w:hint="eastAsia"/>
+        </w:rPr>
+      </w:pPr>
+    </w:p>
+    <w:p>
+      <w:pPr>
+        <w:rPr>
+          <w:rFonts w:hint="eastAsia"/>
+        </w:rPr>
+      </w:pPr>
+      <w:r>
+        <w:rPr>
+          <w:rFonts w:hint="eastAsia"/>
+        </w:rPr>
+        <w:t>2026.3.19</w:t>
+      </w:r>
+    </w:p>
+    <w:p>
+      <w:pPr>
+        <w:rPr>
+          <w:rFonts w:hint="eastAsia"/>
+        </w:rPr>
+      </w:pPr>
+      <w:r>
+        <w:rPr>
+          <w:rFonts w:hint="eastAsia"/>
+          <w:highlight w:val="yellow"/>
+        </w:rPr>
+        <w:t>三次进展报告</w:t>
+      </w:r>
+    </w:p>
+    <w:p>
+      <w:pPr>
+        <w:rPr>
+          <w:rFonts w:hint="eastAsia"/>
+        </w:rPr>
+      </w:pPr>
+      <w:r>
+        <w:rPr>
+          <w:rFonts w:hint="eastAsia"/>
+        </w:rPr>
+        <w:t>永劫手游体验报告</w:t>
+      </w:r>
+    </w:p>
+    <w:p>
+      <w:pPr>
+        <w:rPr>
+          <w:rFonts w:hint="eastAsia"/>
+        </w:rPr>
+      </w:pPr>
+      <w:r>
+        <w:rPr>
+          <w:rFonts w:hint="eastAsia"/>
+        </w:rPr>
+        <w:t>Bishe——修正 &amp; 降重</w:t>
+      </w:r>
+    </w:p>
+    <w:p>
+      <w:pPr>
+        <w:rPr>
+          <w:rFonts w:hint="eastAsia"/>
+        </w:rPr>
+      </w:pPr>
+    </w:p>
+    <w:p>
+      <w:pPr>
+        <w:rPr>
+          <w:rFonts w:hint="eastAsia"/>
+        </w:rPr>
+      </w:pPr>
+      <w:r>
+        <w:rPr>
+          <w:rFonts w:hint="eastAsia"/>
+        </w:rPr>
+        <w:t>2026.3.</w:t>
+      </w:r>
+      <w:r>
+        <w:rPr>
+          <w:rFonts w:hint="eastAsia"/>
+        </w:rPr>
+        <w:t>22</w:t>
+      </w:r>
+    </w:p>
+    <w:p>
+      <w:pPr>
+        <w:rPr>
+          <w:rFonts w:hint="eastAsia"/>
+        </w:rPr>
+      </w:pPr>
+      <w:r>
+        <w:rPr>
+          <w:rFonts w:hint="eastAsia"/>
+          <w:highlight w:val="yellow"/>
+        </w:rPr>
+        <w:t>永劫手游体验报告</w:t>
+      </w:r>
+    </w:p>
+    <w:p>
+      <w:pPr>
+        <w:rPr>
+          <w:rFonts w:hint="eastAsia"/>
+        </w:rPr>
+      </w:pPr>
+      <w:r>
+        <w:rPr>
+          <w:rFonts w:hint="eastAsia"/>
+        </w:rPr>
+        <w:t>Bishe——</w:t>
+      </w:r>
+      <w:r>
+        <w:rPr>
+          <w:rFonts w:hint="eastAsia"/>
+          <w:highlight w:val="yellow"/>
+        </w:rPr>
+        <w:t>修正</w:t>
+      </w:r>
+      <w:r>
+        <w:rPr>
+          <w:rFonts w:hint="eastAsia"/>
+        </w:rPr>
+        <w:t xml:space="preserve"> &amp; 降重</w:t>
+      </w:r>
+    </w:p>
+    <w:p>
+      <w:pPr>
+        <w:rPr>
+          <w:rFonts w:hint="eastAsia"/>
+        </w:rPr>
+      </w:pPr>
+      <w:r>
+        <w:rPr>
+          <w:rFonts w:hint="eastAsia"/>
+        </w:rPr>
+        <w:t>地形VT</w:t>
+      </w:r>
+    </w:p>
+    <w:p>
+      <w:pPr>
+        <w:rPr>
+          <w:rFonts w:hint="eastAsia"/>
+        </w:rPr>
+      </w:pPr>
+    </w:p>
+    <w:p>
+      <w:pPr>
+        <w:rPr>
+          <w:rFonts w:hint="eastAsia"/>
+        </w:rPr>
+      </w:pPr>
+      <w:r>
+        <w:rPr>
+          <w:rFonts w:hint="eastAsia"/>
+        </w:rPr>
+        <w:t>2026.3.23</w:t>
+      </w:r>
+    </w:p>
+    <w:p>
+      <w:pPr>
+        <w:rPr>
+          <w:rFonts w:hint="eastAsia"/>
+        </w:rPr>
+      </w:pPr>
+      <w:r>
+        <w:rPr>
+          <w:rFonts w:hint="eastAsia"/>
+          <w:highlight w:val="yellow"/>
+        </w:rPr>
+        <w:t>永劫M</w:t>
+      </w:r>
+      <w:r>
+        <w:rPr>
+          <w:rFonts w:hint="eastAsia"/>
+          <w:highlight w:val="yellow"/>
+        </w:rPr>
+        <w:t>帧预测</w:t>
+      </w:r>
+    </w:p>
+    <w:p>
+      <w:pPr>
+        <w:rPr>
+          <w:rFonts w:hint="eastAsia"/>
+        </w:rPr>
+      </w:pPr>
+      <w:r>
+        <w:rPr>
+          <w:rFonts w:hint="eastAsia"/>
+        </w:rPr>
+        <w:t>三角洲</w:t>
+      </w:r>
+      <w:r>
+        <w:rPr>
+          <w:rFonts w:hint="eastAsia"/>
+        </w:rPr>
+        <w:t>地形</w:t>
+      </w:r>
+    </w:p>
+    <w:p>
+      <w:pPr>
+        <w:rPr>
+          <w:rFonts w:hint="eastAsia"/>
+        </w:rPr>
+      </w:pPr>
+    </w:p>
+    <w:p>
+      <w:pPr>
+        <w:rPr>
+          <w:rFonts w:hint="eastAsia"/>
+        </w:rPr>
+      </w:pPr>
+      <w:r>
+        <w:rPr>
+          <w:rFonts w:hint="eastAsia"/>
+        </w:rPr>
+        <w:t>2026.3.24</w:t>
+      </w:r>
+    </w:p>
+    <w:p>
+      <w:pPr>
+        <w:rPr>
+          <w:rFonts w:hint="eastAsia"/>
+        </w:rPr>
+      </w:pPr>
+      <w:r>
+        <w:rPr>
+          <w:rFonts w:hint="eastAsia"/>
+          <w:highlight w:val="yellow"/>
+        </w:rPr>
+        <w:t>三角洲地形</w:t>
+      </w:r>
+      <w:r>
+        <w:rPr>
+          <w:rFonts w:hint="eastAsia"/>
+        </w:rPr>
+        <w:t>+doc</w:t>
+      </w:r>
+    </w:p>
+    <w:p/>
+    <w:p>
+      <w:r>
+        <w:rPr>
+          <w:rFonts w:hint="eastAsia"/>
+        </w:rPr>
+        <w:t>2026.3.26</w:t>
+      </w:r>
+    </w:p>
+    <w:p>
       <w:r>
         <w:rPr>
           <w:rFonts w:hint="eastAsia"/>
         </w:rPr>
         <w:t>Bishe</w:t>
       </w:r>
-      <w:proofErr w:type="spellEnd"/>
-      <w:r>
-        <w:rPr>
-          <w:rFonts w:hint="eastAsia"/>
-        </w:rPr>
-        <w:t>——version 1.0</w:t>
-      </w:r>
-    </w:p>
-    <w:p>
-      <w:pPr>
-        <w:rPr>
-          <w:rFonts w:hint="eastAsia"/>
-        </w:rPr>
-      </w:pPr>
-    </w:p>
-    <w:p>
-      <w:pPr>
-        <w:rPr>
-          <w:rFonts w:hint="eastAsia"/>
-        </w:rPr>
-      </w:pPr>
-      <w:r>
-        <w:rPr>
-          <w:rFonts w:hint="eastAsia"/>
-        </w:rPr>
-        <w:t>2026.2.3.5</w:t>
-      </w:r>
-    </w:p>
-    <w:p>
-      <w:pPr>
-        <w:rPr>
-          <w:rFonts w:hint="eastAsia"/>
-        </w:rPr>
-      </w:pPr>
-      <w:proofErr w:type="spellStart"/>
-      <w:r>
-        <w:rPr>
-          <w:rFonts w:hint="eastAsia"/>
-        </w:rPr>
-        <w:t>Bishe</w:t>
-      </w:r>
-      <w:proofErr w:type="spellEnd"/>
-      <w:r>
-        <w:rPr>
-          <w:rFonts w:hint="eastAsia"/>
-        </w:rPr>
-        <w:t>——</w:t>
-      </w:r>
-      <w:r>
-        <w:rPr>
-          <w:rFonts w:hint="eastAsia"/>
-          <w:highlight w:val="yellow"/>
-        </w:rPr>
-        <w:t>version 1.0</w:t>
-      </w:r>
-    </w:p>
-    <w:p>
-      <w:pPr>
-        <w:rPr>
-          <w:rFonts w:hint="eastAsia"/>
-        </w:rPr>
-      </w:pPr>
-    </w:p>
-    <w:p>
-      <w:pPr>
-        <w:rPr>
-          <w:rFonts w:hint="eastAsia"/>
-        </w:rPr>
-      </w:pPr>
-      <w:r>
-        <w:t>2026.3.18</w:t>
-      </w:r>
-    </w:p>
-    <w:p>
-      <w:pPr>
-        <w:rPr>
-          <w:rFonts w:hint="eastAsia"/>
-        </w:rPr>
-      </w:pPr>
-      <w:proofErr w:type="spellStart"/>
-      <w:r>
-        <w:t>Bishe</w:t>
-      </w:r>
-      <w:proofErr w:type="spellEnd"/>
-      <w:r>
-        <w:rPr>
-          <w:rFonts w:hint="eastAsia"/>
-        </w:rPr>
-        <w:t>——</w:t>
-      </w:r>
-      <w:r>
-        <w:rPr>
-          <w:rFonts w:hint="eastAsia"/>
-          <w:highlight w:val="yellow"/>
-        </w:rPr>
-        <w:t>查重&amp;to word</w:t>
-      </w:r>
-    </w:p>
-    <w:p>
-      <w:pPr>
-        <w:rPr>
-          <w:rFonts w:hint="eastAsia"/>
-        </w:rPr>
-      </w:pPr>
-    </w:p>
-    <w:p>
-      <w:pPr>
-        <w:rPr>
-          <w:rFonts w:hint="eastAsia"/>
-        </w:rPr>
-      </w:pPr>
-      <w:r>
-        <w:rPr>
-          <w:rFonts w:hint="eastAsia"/>
-        </w:rPr>
-        <w:t>2026.3.19</w:t>
-      </w:r>
-    </w:p>
-    <w:p>
-      <w:pPr>
-        <w:rPr>
-          <w:rFonts w:hint="eastAsia"/>
-        </w:rPr>
-      </w:pPr>
-      <w:r>
-        <w:rPr>
-          <w:rFonts w:hint="eastAsia"/>
-          <w:highlight w:val="yellow"/>
-        </w:rPr>
-        <w:t>三次进展报告</w:t>
-      </w:r>
-    </w:p>
-    <w:p>
-      <w:pPr>
-        <w:rPr>
-          <w:rFonts w:hint="eastAsia"/>
-        </w:rPr>
-      </w:pPr>
-      <w:r>
-        <w:rPr>
-          <w:rFonts w:hint="eastAsia"/>
-        </w:rPr>
-        <w:t>永</w:t>
-      </w:r>
-      <w:proofErr w:type="gramStart"/>
-      <w:r>
-        <w:rPr>
-          <w:rFonts w:hint="eastAsia"/>
-        </w:rPr>
-        <w:t>劫手游</w:t>
-      </w:r>
-      <w:proofErr w:type="gramEnd"/>
-      <w:r>
-        <w:rPr>
-          <w:rFonts w:hint="eastAsia"/>
-        </w:rPr>
-        <w:t>体验报告</w:t>
-      </w:r>
-    </w:p>
-    <w:p>
-      <w:pPr>
-        <w:rPr>
-          <w:rFonts w:hint="eastAsia"/>
-        </w:rPr>
-      </w:pPr>
-      <w:proofErr w:type="spellStart"/>
-      <w:r>
-        <w:rPr>
-          <w:rFonts w:hint="eastAsia"/>
-        </w:rPr>
-        <w:t>Bishe</w:t>
-      </w:r>
-      <w:proofErr w:type="spellEnd"/>
-      <w:r>
-        <w:rPr>
-          <w:rFonts w:hint="eastAsia"/>
-        </w:rPr>
-        <w:t>——修正 &amp; 降重</w:t>
-      </w:r>
-    </w:p>
-    <w:p>
-      <w:pPr>
-        <w:rPr>
-          <w:rFonts w:hint="eastAsia"/>
-        </w:rPr>
-      </w:pPr>
-    </w:p>
-    <w:p>
-      <w:pPr>
-        <w:rPr>
-          <w:rFonts w:hint="eastAsia"/>
-        </w:rPr>
-      </w:pPr>
-      <w:r>
-        <w:rPr>
-          <w:rFonts w:hint="eastAsia"/>
-        </w:rPr>
-        <w:t>2026.3.</w:t>
-      </w:r>
-      <w:r>
-        <w:rPr>
-          <w:rFonts w:hint="eastAsia"/>
-        </w:rPr>
-        <w:t>22</w:t>
-      </w:r>
-    </w:p>
-    <w:p>
-      <w:pPr>
-        <w:rPr>
-          <w:rFonts w:hint="eastAsia"/>
-        </w:rPr>
-      </w:pPr>
-      <w:r>
-        <w:rPr>
-          <w:rFonts w:hint="eastAsia"/>
-          <w:highlight w:val="yellow"/>
-        </w:rPr>
-        <w:t>永</w:t>
-      </w:r>
-      <w:proofErr w:type="gramStart"/>
-      <w:r>
-        <w:rPr>
-          <w:rFonts w:hint="eastAsia"/>
-          <w:highlight w:val="yellow"/>
-        </w:rPr>
-        <w:t>劫手游</w:t>
-      </w:r>
-      <w:proofErr w:type="gramEnd"/>
-      <w:r>
-        <w:rPr>
-          <w:rFonts w:hint="eastAsia"/>
-          <w:highlight w:val="yellow"/>
-        </w:rPr>
-        <w:t>体验报告</w:t>
-      </w:r>
-    </w:p>
-    <w:p>
-      <w:pPr>
-        <w:rPr>
-          <w:rFonts w:hint="eastAsia"/>
-        </w:rPr>
-      </w:pPr>
-      <w:proofErr w:type="spellStart"/>
-      <w:r>
-        <w:rPr>
-          <w:rFonts w:hint="eastAsia"/>
-        </w:rPr>
-        <w:t>Bishe</w:t>
-      </w:r>
-      <w:proofErr w:type="spellEnd"/>
-      <w:r>
-        <w:rPr>
-          <w:rFonts w:hint="eastAsia"/>
-        </w:rPr>
-        <w:t>——</w:t>
-      </w:r>
-      <w:r>
-        <w:rPr>
-          <w:rFonts w:hint="eastAsia"/>
-          <w:highlight w:val="yellow"/>
-        </w:rPr>
-        <w:t>修正</w:t>
-      </w:r>
-      <w:r>
-        <w:rPr>
-          <w:rFonts w:hint="eastAsia"/>
-        </w:rPr>
-        <w:t xml:space="preserve"> &amp; 降重</w:t>
-      </w:r>
-    </w:p>
-    <w:p>
-      <w:pPr>
-        <w:rPr>
-          <w:rFonts w:hint="eastAsia"/>
-        </w:rPr>
-      </w:pPr>
-      <w:r>
-        <w:rPr>
-          <w:rFonts w:hint="eastAsia"/>
-        </w:rPr>
-        <w:t>地形VT</w:t>
-      </w:r>
-    </w:p>
-    <w:p>
-      <w:pPr>
-        <w:rPr>
-          <w:rFonts w:hint="eastAsia"/>
-        </w:rPr>
-      </w:pPr>
-    </w:p>
-    <w:p>
-      <w:pPr>
-        <w:rPr>
-          <w:rFonts w:hint="eastAsia"/>
-        </w:rPr>
-      </w:pPr>
-      <w:r>
-        <w:rPr>
-          <w:rFonts w:hint="eastAsia"/>
-        </w:rPr>
-        <w:t>2026.3.23</w:t>
-      </w:r>
-    </w:p>
-    <w:p>
-      <w:pPr>
-        <w:rPr>
-          <w:rFonts w:hint="eastAsia"/>
-        </w:rPr>
-      </w:pPr>
-      <w:r>
-        <w:rPr>
-          <w:rFonts w:hint="eastAsia"/>
-          <w:highlight w:val="yellow"/>
-        </w:rPr>
-        <w:t>永劫M</w:t>
-      </w:r>
-      <w:r>
-        <w:rPr>
-          <w:rFonts w:hint="eastAsia"/>
-          <w:highlight w:val="yellow"/>
-        </w:rPr>
-        <w:t>帧预测</w:t>
-      </w:r>
-    </w:p>
-    <w:p>
-      <w:r>
-        <w:rPr>
-          <w:rFonts w:hint="eastAsia"/>
-        </w:rPr>
-        <w:t>三角洲</w:t>
-      </w:r>
+    </w:p>
+    <w:p>
       <w:r>
         <w:rPr>
           <w:rFonts w:hint="eastAsia"/>
@@ -1881,36 +1614,18 @@
         <w:t>地形</w:t>
       </w:r>
     </w:p>
-    <w:p/>
-    <w:p>
-      <w:r>
-        <w:rPr>
-          <w:rFonts w:hint="eastAsia"/>
-        </w:rPr>
-        <w:t>2026.3.24</w:t>
-      </w:r>
-    </w:p>
-    <w:p>
-      <w:r>
-        <w:rPr>
-          <w:rFonts w:hint="eastAsia"/>
-          <w:highlight w:val="yellow"/>
-        </w:rPr>
-        <w:t>三角洲地形</w:t>
-      </w:r>
-      <w:r>
-        <w:rPr>
-          <w:rFonts w:hint="eastAsia"/>
-        </w:rPr>
-        <w:t>+doc</w:t>
-      </w:r>
-    </w:p>
-    <w:p>
-      <w:pPr>
-        <w:rPr>
-          <w:rFonts w:hint="eastAsia"/>
-        </w:rPr>
-      </w:pPr>
+    <w:p>
+      <w:pPr>
+        <w:rPr>
+          <w:rFonts w:hint="eastAsia"/>
+        </w:rPr>
+      </w:pPr>
+      <w:r>
+        <w:rPr>
+          <w:rFonts w:hint="eastAsia"/>
+        </w:rPr>
+        <w:t>Pika</w:t>
+      </w:r>
     </w:p>
     <w:sectPr>
       <w:pgSz w:w="11906" w:h="16838"/>

--- a/desktop_files/2026.docx
+++ b/desktop_files/2026.docx
@@ -18,9 +18,11 @@
           <w:rFonts w:hint="eastAsia"/>
         </w:rPr>
       </w:pPr>
-      <w:r>
-        <w:t>Bishe</w:t>
-      </w:r>
+      <w:proofErr w:type="spellStart"/>
+      <w:r>
+        <w:t>Bishe</w:t>
+      </w:r>
+      <w:proofErr w:type="spellEnd"/>
       <w:r>
         <w:rPr>
           <w:rFonts w:hint="eastAsia"/>
@@ -60,9 +62,11 @@
           <w:rFonts w:hint="eastAsia"/>
         </w:rPr>
       </w:pPr>
-      <w:r>
-        <w:t>Bishe</w:t>
-      </w:r>
+      <w:proofErr w:type="spellStart"/>
+      <w:r>
+        <w:t>Bishe</w:t>
+      </w:r>
+      <w:proofErr w:type="spellEnd"/>
       <w:r>
         <w:rPr>
           <w:rFonts w:hint="eastAsia"/>
@@ -114,13 +118,15 @@
           <w:rFonts w:hint="eastAsia"/>
         </w:rPr>
       </w:pPr>
-      <w:r>
-        <w:rPr>
-          <w:rFonts w:hint="eastAsia"/>
-          <w:highlight w:val="yellow"/>
-        </w:rPr>
-        <w:t>Bishe</w:t>
-      </w:r>
+      <w:proofErr w:type="spellStart"/>
+      <w:r>
+        <w:rPr>
+          <w:rFonts w:hint="eastAsia"/>
+          <w:highlight w:val="yellow"/>
+        </w:rPr>
+        <w:t>Bishe</w:t>
+      </w:r>
+      <w:proofErr w:type="spellEnd"/>
       <w:r>
         <w:rPr>
           <w:rFonts w:hint="eastAsia"/>
@@ -155,11 +161,19 @@
           <w:rFonts w:hint="eastAsia"/>
         </w:rPr>
       </w:pPr>
-      <w:r>
-        <w:rPr>
-          <w:rFonts w:hint="eastAsia"/>
-        </w:rPr>
-        <w:t>Bishe——chapter2&amp;chapter3</w:t>
+      <w:proofErr w:type="spellStart"/>
+      <w:r>
+        <w:rPr>
+          <w:rFonts w:hint="eastAsia"/>
+        </w:rPr>
+        <w:t>Bishe</w:t>
+      </w:r>
+      <w:proofErr w:type="spellEnd"/>
+      <w:r>
+        <w:rPr>
+          <w:rFonts w:hint="eastAsia"/>
+        </w:rPr>
+        <w:t>——chapter2&amp;chapter3</w:t>
       </w:r>
     </w:p>
     <w:p>
@@ -188,11 +202,19 @@
           <w:rFonts w:hint="eastAsia"/>
         </w:rPr>
       </w:pPr>
-      <w:r>
-        <w:rPr>
-          <w:rFonts w:hint="eastAsia"/>
-        </w:rPr>
-        <w:t>Bishe——</w:t>
+      <w:proofErr w:type="spellStart"/>
+      <w:r>
+        <w:rPr>
+          <w:rFonts w:hint="eastAsia"/>
+        </w:rPr>
+        <w:t>Bishe</w:t>
+      </w:r>
+      <w:proofErr w:type="spellEnd"/>
+      <w:r>
+        <w:rPr>
+          <w:rFonts w:hint="eastAsia"/>
+        </w:rPr>
+        <w:t>——</w:t>
       </w:r>
       <w:r>
         <w:rPr>
@@ -234,12 +256,21 @@
           <w:rFonts w:hint="eastAsia"/>
         </w:rPr>
       </w:pPr>
-      <w:r>
-        <w:rPr>
-          <w:rFonts w:hint="eastAsia"/>
-          <w:highlight w:val="yellow"/>
-        </w:rPr>
-        <w:t>Bishe——chapter2.3 &amp; 2.4</w:t>
+      <w:proofErr w:type="spellStart"/>
+      <w:r>
+        <w:rPr>
+          <w:rFonts w:hint="eastAsia"/>
+          <w:highlight w:val="yellow"/>
+        </w:rPr>
+        <w:t>Bishe</w:t>
+      </w:r>
+      <w:proofErr w:type="spellEnd"/>
+      <w:r>
+        <w:rPr>
+          <w:rFonts w:hint="eastAsia"/>
+          <w:highlight w:val="yellow"/>
+        </w:rPr>
+        <w:t>——chapter2.3 &amp; 2.4</w:t>
       </w:r>
     </w:p>
     <w:p>
@@ -268,13 +299,31 @@
           <w:rFonts w:hint="eastAsia"/>
         </w:rPr>
       </w:pPr>
-      <w:r>
-        <w:rPr>
-          <w:rFonts w:hint="eastAsia"/>
-          <w:highlight w:val="yellow"/>
-        </w:rPr>
-        <w:t>Bishe——rrgs_gaussian_model</w:t>
-      </w:r>
+      <w:proofErr w:type="spellStart"/>
+      <w:r>
+        <w:rPr>
+          <w:rFonts w:hint="eastAsia"/>
+          <w:highlight w:val="yellow"/>
+        </w:rPr>
+        <w:t>Bishe</w:t>
+      </w:r>
+      <w:proofErr w:type="spellEnd"/>
+      <w:r>
+        <w:rPr>
+          <w:rFonts w:hint="eastAsia"/>
+          <w:highlight w:val="yellow"/>
+        </w:rPr>
+        <w:t>——</w:t>
+      </w:r>
+      <w:proofErr w:type="spellStart"/>
+      <w:r>
+        <w:rPr>
+          <w:rFonts w:hint="eastAsia"/>
+          <w:highlight w:val="yellow"/>
+        </w:rPr>
+        <w:t>rrgs_gaussian_model</w:t>
+      </w:r>
+      <w:proofErr w:type="spellEnd"/>
     </w:p>
     <w:p>
       <w:pPr>
@@ -302,31 +351,56 @@
           <w:rFonts w:hint="eastAsia"/>
         </w:rPr>
       </w:pPr>
-      <w:r>
-        <w:rPr>
-          <w:rFonts w:hint="eastAsia"/>
-          <w:highlight w:val="yellow"/>
-        </w:rPr>
-        <w:t>Netease task</w:t>
-      </w:r>
-    </w:p>
-    <w:p>
-      <w:pPr>
-        <w:rPr>
-          <w:rFonts w:hint="eastAsia"/>
-        </w:rPr>
-      </w:pPr>
-      <w:r>
-        <w:rPr>
-          <w:rFonts w:hint="eastAsia"/>
-        </w:rPr>
-        <w:t>Bishe</w:t>
-      </w:r>
-      <w:r>
-        <w:rPr>
-          <w:rFonts w:hint="eastAsia"/>
-        </w:rPr>
-        <w:t>——ir progress</w:t>
+      <w:proofErr w:type="spellStart"/>
+      <w:r>
+        <w:rPr>
+          <w:rFonts w:hint="eastAsia"/>
+          <w:highlight w:val="yellow"/>
+        </w:rPr>
+        <w:t>Netease</w:t>
+      </w:r>
+      <w:proofErr w:type="spellEnd"/>
+      <w:r>
+        <w:rPr>
+          <w:rFonts w:hint="eastAsia"/>
+          <w:highlight w:val="yellow"/>
+        </w:rPr>
+        <w:t xml:space="preserve"> task</w:t>
+      </w:r>
+    </w:p>
+    <w:p>
+      <w:pPr>
+        <w:rPr>
+          <w:rFonts w:hint="eastAsia"/>
+        </w:rPr>
+      </w:pPr>
+      <w:proofErr w:type="spellStart"/>
+      <w:r>
+        <w:rPr>
+          <w:rFonts w:hint="eastAsia"/>
+        </w:rPr>
+        <w:t>Bishe</w:t>
+      </w:r>
+      <w:proofErr w:type="spellEnd"/>
+      <w:r>
+        <w:rPr>
+          <w:rFonts w:hint="eastAsia"/>
+        </w:rPr>
+        <w:t>——</w:t>
+      </w:r>
+      <w:proofErr w:type="spellStart"/>
+      <w:r>
+        <w:rPr>
+          <w:rFonts w:hint="eastAsia"/>
+        </w:rPr>
+        <w:t>ir</w:t>
+      </w:r>
+      <w:proofErr w:type="spellEnd"/>
+      <w:r>
+        <w:rPr>
+          <w:rFonts w:hint="eastAsia"/>
+        </w:rPr>
+        <w:t xml:space="preserve"> progress</w:t>
       </w:r>
     </w:p>
     <w:p>
@@ -355,30 +429,55 @@
           <w:rFonts w:hint="eastAsia"/>
         </w:rPr>
       </w:pPr>
-      <w:r>
-        <w:rPr>
-          <w:rFonts w:hint="eastAsia"/>
-        </w:rPr>
-        <w:t>Bishe</w:t>
-      </w:r>
+      <w:proofErr w:type="spellStart"/>
+      <w:r>
+        <w:rPr>
+          <w:rFonts w:hint="eastAsia"/>
+        </w:rPr>
+        <w:t>Bishe</w:t>
+      </w:r>
+      <w:proofErr w:type="spellEnd"/>
       <w:r>
         <w:rPr>
           <w:rFonts w:hint="eastAsia"/>
         </w:rPr>
         <w:t>——</w:t>
       </w:r>
-      <w:r>
-        <w:rPr>
-          <w:rFonts w:hint="eastAsia"/>
-          <w:highlight w:val="yellow"/>
-        </w:rPr>
-        <w:t>ir progress</w:t>
-      </w:r>
-      <w:r>
-        <w:rPr>
-          <w:rFonts w:hint="eastAsia"/>
-        </w:rPr>
-        <w:t xml:space="preserve"> &amp; ssgi progress</w:t>
+      <w:proofErr w:type="spellStart"/>
+      <w:r>
+        <w:rPr>
+          <w:rFonts w:hint="eastAsia"/>
+          <w:highlight w:val="yellow"/>
+        </w:rPr>
+        <w:t>ir</w:t>
+      </w:r>
+      <w:proofErr w:type="spellEnd"/>
+      <w:r>
+        <w:rPr>
+          <w:rFonts w:hint="eastAsia"/>
+          <w:highlight w:val="yellow"/>
+        </w:rPr>
+        <w:t xml:space="preserve"> progress</w:t>
+      </w:r>
+      <w:r>
+        <w:rPr>
+          <w:rFonts w:hint="eastAsia"/>
+        </w:rPr>
+        <w:t xml:space="preserve"> &amp; </w:t>
+      </w:r>
+      <w:proofErr w:type="spellStart"/>
+      <w:r>
+        <w:rPr>
+          <w:rFonts w:hint="eastAsia"/>
+        </w:rPr>
+        <w:t>ssgi</w:t>
+      </w:r>
+      <w:proofErr w:type="spellEnd"/>
+      <w:r>
+        <w:rPr>
+          <w:rFonts w:hint="eastAsia"/>
+        </w:rPr>
+        <w:t xml:space="preserve"> progress</w:t>
       </w:r>
     </w:p>
     <w:p>
@@ -420,18 +519,35 @@
           <w:rFonts w:hint="eastAsia"/>
         </w:rPr>
       </w:pPr>
-      <w:r>
-        <w:rPr>
-          <w:rFonts w:hint="eastAsia"/>
-        </w:rPr>
-        <w:t>Bishe——</w:t>
-      </w:r>
-      <w:r>
-        <w:rPr>
-          <w:rFonts w:hint="eastAsia"/>
-          <w:highlight w:val="yellow"/>
-        </w:rPr>
-        <w:t>ssgi progress</w:t>
+      <w:proofErr w:type="spellStart"/>
+      <w:r>
+        <w:rPr>
+          <w:rFonts w:hint="eastAsia"/>
+        </w:rPr>
+        <w:t>Bishe</w:t>
+      </w:r>
+      <w:proofErr w:type="spellEnd"/>
+      <w:r>
+        <w:rPr>
+          <w:rFonts w:hint="eastAsia"/>
+        </w:rPr>
+        <w:t>——</w:t>
+      </w:r>
+      <w:proofErr w:type="spellStart"/>
+      <w:r>
+        <w:rPr>
+          <w:rFonts w:hint="eastAsia"/>
+          <w:highlight w:val="yellow"/>
+        </w:rPr>
+        <w:t>ssgi</w:t>
+      </w:r>
+      <w:proofErr w:type="spellEnd"/>
+      <w:r>
+        <w:rPr>
+          <w:rFonts w:hint="eastAsia"/>
+          <w:highlight w:val="yellow"/>
+        </w:rPr>
+        <w:t xml:space="preserve"> progress</w:t>
       </w:r>
       <w:r>
         <w:rPr>
@@ -485,11 +601,19 @@
           <w:rFonts w:hint="eastAsia"/>
         </w:rPr>
       </w:pPr>
-      <w:r>
-        <w:rPr>
-          <w:rFonts w:hint="eastAsia"/>
-        </w:rPr>
-        <w:t>Bishe——baking &amp; chapter3</w:t>
+      <w:proofErr w:type="spellStart"/>
+      <w:r>
+        <w:rPr>
+          <w:rFonts w:hint="eastAsia"/>
+        </w:rPr>
+        <w:t>Bishe</w:t>
+      </w:r>
+      <w:proofErr w:type="spellEnd"/>
+      <w:r>
+        <w:rPr>
+          <w:rFonts w:hint="eastAsia"/>
+        </w:rPr>
+        <w:t>——baking &amp; chapter3</w:t>
       </w:r>
     </w:p>
     <w:p>
@@ -537,11 +661,19 @@
           <w:rFonts w:hint="eastAsia"/>
         </w:rPr>
       </w:pPr>
-      <w:r>
-        <w:rPr>
-          <w:rFonts w:hint="eastAsia"/>
-        </w:rPr>
-        <w:t>Bishe——chapter3 &amp; chapter4</w:t>
+      <w:proofErr w:type="spellStart"/>
+      <w:r>
+        <w:rPr>
+          <w:rFonts w:hint="eastAsia"/>
+        </w:rPr>
+        <w:t>Bishe</w:t>
+      </w:r>
+      <w:proofErr w:type="spellEnd"/>
+      <w:r>
+        <w:rPr>
+          <w:rFonts w:hint="eastAsia"/>
+        </w:rPr>
+        <w:t>——chapter3 &amp; chapter4</w:t>
       </w:r>
     </w:p>
     <w:p>
@@ -597,11 +729,19 @@
           <w:rFonts w:hint="eastAsia"/>
         </w:rPr>
       </w:pPr>
-      <w:r>
-        <w:rPr>
-          <w:rFonts w:hint="eastAsia"/>
-        </w:rPr>
-        <w:t>Bishe——chapter3 &amp; chapter4</w:t>
+      <w:proofErr w:type="spellStart"/>
+      <w:r>
+        <w:rPr>
+          <w:rFonts w:hint="eastAsia"/>
+        </w:rPr>
+        <w:t>Bishe</w:t>
+      </w:r>
+      <w:proofErr w:type="spellEnd"/>
+      <w:r>
+        <w:rPr>
+          <w:rFonts w:hint="eastAsia"/>
+        </w:rPr>
+        <w:t>——chapter3 &amp; chapter4</w:t>
       </w:r>
     </w:p>
     <w:p>
@@ -630,11 +770,19 @@
           <w:rFonts w:hint="eastAsia"/>
         </w:rPr>
       </w:pPr>
-      <w:r>
-        <w:rPr>
-          <w:rFonts w:hint="eastAsia"/>
-        </w:rPr>
-        <w:t>Bishe——chapter3 &amp; chapter4</w:t>
+      <w:proofErr w:type="spellStart"/>
+      <w:r>
+        <w:rPr>
+          <w:rFonts w:hint="eastAsia"/>
+        </w:rPr>
+        <w:t>Bishe</w:t>
+      </w:r>
+      <w:proofErr w:type="spellEnd"/>
+      <w:r>
+        <w:rPr>
+          <w:rFonts w:hint="eastAsia"/>
+        </w:rPr>
+        <w:t>——chapter3 &amp; chapter4</w:t>
       </w:r>
     </w:p>
     <w:p>
@@ -663,11 +811,19 @@
           <w:rFonts w:hint="eastAsia"/>
         </w:rPr>
       </w:pPr>
-      <w:r>
-        <w:rPr>
-          <w:rFonts w:hint="eastAsia"/>
-        </w:rPr>
-        <w:t>Bishe——chapter3.3</w:t>
+      <w:proofErr w:type="spellStart"/>
+      <w:r>
+        <w:rPr>
+          <w:rFonts w:hint="eastAsia"/>
+        </w:rPr>
+        <w:t>Bishe</w:t>
+      </w:r>
+      <w:proofErr w:type="spellEnd"/>
+      <w:r>
+        <w:rPr>
+          <w:rFonts w:hint="eastAsia"/>
+        </w:rPr>
+        <w:t>——chapter3.3</w:t>
       </w:r>
     </w:p>
     <w:p>
@@ -696,12 +852,21 @@
           <w:rFonts w:hint="eastAsia"/>
         </w:rPr>
       </w:pPr>
-      <w:r>
-        <w:rPr>
-          <w:rFonts w:hint="eastAsia"/>
-          <w:highlight w:val="yellow"/>
-        </w:rPr>
-        <w:t>Bishe——chapter4.3.3</w:t>
+      <w:proofErr w:type="spellStart"/>
+      <w:r>
+        <w:rPr>
+          <w:rFonts w:hint="eastAsia"/>
+          <w:highlight w:val="yellow"/>
+        </w:rPr>
+        <w:t>Bishe</w:t>
+      </w:r>
+      <w:proofErr w:type="spellEnd"/>
+      <w:r>
+        <w:rPr>
+          <w:rFonts w:hint="eastAsia"/>
+          <w:highlight w:val="yellow"/>
+        </w:rPr>
+        <w:t>——chapter4.3.3</w:t>
       </w:r>
     </w:p>
     <w:p>
@@ -730,12 +895,21 @@
           <w:rFonts w:hint="eastAsia"/>
         </w:rPr>
       </w:pPr>
-      <w:r>
-        <w:rPr>
-          <w:rFonts w:hint="eastAsia"/>
-          <w:highlight w:val="yellow"/>
-        </w:rPr>
-        <w:t>Bishe——relighting ablation</w:t>
+      <w:proofErr w:type="spellStart"/>
+      <w:r>
+        <w:rPr>
+          <w:rFonts w:hint="eastAsia"/>
+          <w:highlight w:val="yellow"/>
+        </w:rPr>
+        <w:t>Bishe</w:t>
+      </w:r>
+      <w:proofErr w:type="spellEnd"/>
+      <w:r>
+        <w:rPr>
+          <w:rFonts w:hint="eastAsia"/>
+          <w:highlight w:val="yellow"/>
+        </w:rPr>
+        <w:t>——relighting ablation</w:t>
       </w:r>
     </w:p>
     <w:p>
@@ -764,11 +938,19 @@
           <w:rFonts w:hint="eastAsia"/>
         </w:rPr>
       </w:pPr>
-      <w:r>
-        <w:rPr>
-          <w:rFonts w:hint="eastAsia"/>
-        </w:rPr>
-        <w:t>Bishe——chapter4.2</w:t>
+      <w:proofErr w:type="spellStart"/>
+      <w:r>
+        <w:rPr>
+          <w:rFonts w:hint="eastAsia"/>
+        </w:rPr>
+        <w:t>Bishe</w:t>
+      </w:r>
+      <w:proofErr w:type="spellEnd"/>
+      <w:r>
+        <w:rPr>
+          <w:rFonts w:hint="eastAsia"/>
+        </w:rPr>
+        <w:t>——chapter4.2</w:t>
       </w:r>
     </w:p>
     <w:p>
@@ -797,11 +979,19 @@
           <w:rFonts w:hint="eastAsia"/>
         </w:rPr>
       </w:pPr>
-      <w:r>
-        <w:rPr>
-          <w:rFonts w:hint="eastAsia"/>
-        </w:rPr>
-        <w:t>Bishe——chapter4.2</w:t>
+      <w:proofErr w:type="spellStart"/>
+      <w:r>
+        <w:rPr>
+          <w:rFonts w:hint="eastAsia"/>
+        </w:rPr>
+        <w:t>Bishe</w:t>
+      </w:r>
+      <w:proofErr w:type="spellEnd"/>
+      <w:r>
+        <w:rPr>
+          <w:rFonts w:hint="eastAsia"/>
+        </w:rPr>
+        <w:t>——chapter4.2</w:t>
       </w:r>
     </w:p>
     <w:p>
@@ -830,11 +1020,19 @@
           <w:rFonts w:hint="eastAsia"/>
         </w:rPr>
       </w:pPr>
-      <w:r>
-        <w:rPr>
-          <w:rFonts w:hint="eastAsia"/>
-        </w:rPr>
-        <w:t>Bishe——chapter3.2 &amp; chapter4.2</w:t>
+      <w:proofErr w:type="spellStart"/>
+      <w:r>
+        <w:rPr>
+          <w:rFonts w:hint="eastAsia"/>
+        </w:rPr>
+        <w:t>Bishe</w:t>
+      </w:r>
+      <w:proofErr w:type="spellEnd"/>
+      <w:r>
+        <w:rPr>
+          <w:rFonts w:hint="eastAsia"/>
+        </w:rPr>
+        <w:t>——chapter3.2 &amp; chapter4.2</w:t>
       </w:r>
     </w:p>
     <w:p>
@@ -863,11 +1061,19 @@
           <w:rFonts w:hint="eastAsia"/>
         </w:rPr>
       </w:pPr>
-      <w:r>
-        <w:rPr>
-          <w:rFonts w:hint="eastAsia"/>
-        </w:rPr>
-        <w:t>Bishe——chapter3.2 &amp; chapter4.2</w:t>
+      <w:proofErr w:type="spellStart"/>
+      <w:r>
+        <w:rPr>
+          <w:rFonts w:hint="eastAsia"/>
+        </w:rPr>
+        <w:t>Bishe</w:t>
+      </w:r>
+      <w:proofErr w:type="spellEnd"/>
+      <w:r>
+        <w:rPr>
+          <w:rFonts w:hint="eastAsia"/>
+        </w:rPr>
+        <w:t>——chapter3.2 &amp; chapter4.2</w:t>
       </w:r>
     </w:p>
     <w:p>
@@ -896,11 +1102,19 @@
           <w:rFonts w:hint="eastAsia"/>
         </w:rPr>
       </w:pPr>
-      <w:r>
-        <w:rPr>
-          <w:rFonts w:hint="eastAsia"/>
-        </w:rPr>
-        <w:t>Bishe——</w:t>
+      <w:proofErr w:type="spellStart"/>
+      <w:r>
+        <w:rPr>
+          <w:rFonts w:hint="eastAsia"/>
+        </w:rPr>
+        <w:t>Bishe</w:t>
+      </w:r>
+      <w:proofErr w:type="spellEnd"/>
+      <w:r>
+        <w:rPr>
+          <w:rFonts w:hint="eastAsia"/>
+        </w:rPr>
+        <w:t>——</w:t>
       </w:r>
       <w:r>
         <w:rPr>
@@ -949,12 +1163,21 @@
           <w:rFonts w:hint="eastAsia"/>
         </w:rPr>
       </w:pPr>
-      <w:r>
-        <w:rPr>
-          <w:rFonts w:hint="eastAsia"/>
-          <w:highlight w:val="yellow"/>
-        </w:rPr>
-        <w:t>Bishe——RRGS相关所有</w:t>
+      <w:proofErr w:type="spellStart"/>
+      <w:r>
+        <w:rPr>
+          <w:rFonts w:hint="eastAsia"/>
+          <w:highlight w:val="yellow"/>
+        </w:rPr>
+        <w:t>Bishe</w:t>
+      </w:r>
+      <w:proofErr w:type="spellEnd"/>
+      <w:r>
+        <w:rPr>
+          <w:rFonts w:hint="eastAsia"/>
+          <w:highlight w:val="yellow"/>
+        </w:rPr>
+        <w:t>——RRGS相关所有</w:t>
       </w:r>
     </w:p>
     <w:p>
@@ -983,12 +1206,21 @@
           <w:rFonts w:hint="eastAsia"/>
         </w:rPr>
       </w:pPr>
-      <w:r>
-        <w:rPr>
-          <w:rFonts w:hint="eastAsia"/>
-          <w:highlight w:val="yellow"/>
-        </w:rPr>
-        <w:t>Bishe——R</w:t>
+      <w:proofErr w:type="spellStart"/>
+      <w:r>
+        <w:rPr>
+          <w:rFonts w:hint="eastAsia"/>
+          <w:highlight w:val="yellow"/>
+        </w:rPr>
+        <w:t>Bishe</w:t>
+      </w:r>
+      <w:proofErr w:type="spellEnd"/>
+      <w:r>
+        <w:rPr>
+          <w:rFonts w:hint="eastAsia"/>
+          <w:highlight w:val="yellow"/>
+        </w:rPr>
+        <w:t>——R</w:t>
       </w:r>
       <w:r>
         <w:rPr>
@@ -1031,12 +1263,21 @@
           <w:rFonts w:hint="eastAsia"/>
         </w:rPr>
       </w:pPr>
-      <w:r>
-        <w:rPr>
-          <w:rFonts w:hint="eastAsia"/>
-          <w:highlight w:val="yellow"/>
-        </w:rPr>
-        <w:t>Bishe——</w:t>
+      <w:proofErr w:type="spellStart"/>
+      <w:r>
+        <w:rPr>
+          <w:rFonts w:hint="eastAsia"/>
+          <w:highlight w:val="yellow"/>
+        </w:rPr>
+        <w:t>Bishe</w:t>
+      </w:r>
+      <w:proofErr w:type="spellEnd"/>
+      <w:r>
+        <w:rPr>
+          <w:rFonts w:hint="eastAsia"/>
+          <w:highlight w:val="yellow"/>
+        </w:rPr>
+        <w:t>——</w:t>
       </w:r>
       <w:r>
         <w:rPr>
@@ -1079,11 +1320,19 @@
           <w:rFonts w:hint="eastAsia"/>
         </w:rPr>
       </w:pPr>
-      <w:r>
-        <w:rPr>
-          <w:rFonts w:hint="eastAsia"/>
-        </w:rPr>
-        <w:t>Bishe——chapter3 &amp; chapter4文字</w:t>
+      <w:proofErr w:type="spellStart"/>
+      <w:r>
+        <w:rPr>
+          <w:rFonts w:hint="eastAsia"/>
+        </w:rPr>
+        <w:t>Bishe</w:t>
+      </w:r>
+      <w:proofErr w:type="spellEnd"/>
+      <w:r>
+        <w:rPr>
+          <w:rFonts w:hint="eastAsia"/>
+        </w:rPr>
+        <w:t>——chapter3 &amp; chapter4文字</w:t>
       </w:r>
     </w:p>
     <w:p>
@@ -1118,11 +1367,19 @@
           <w:rFonts w:hint="eastAsia"/>
         </w:rPr>
       </w:pPr>
-      <w:r>
-        <w:rPr>
-          <w:rFonts w:hint="eastAsia"/>
-        </w:rPr>
-        <w:t xml:space="preserve">Bishe——chapter1 &amp; </w:t>
+      <w:proofErr w:type="spellStart"/>
+      <w:r>
+        <w:rPr>
+          <w:rFonts w:hint="eastAsia"/>
+        </w:rPr>
+        <w:t>Bishe</w:t>
+      </w:r>
+      <w:proofErr w:type="spellEnd"/>
+      <w:r>
+        <w:rPr>
+          <w:rFonts w:hint="eastAsia"/>
+        </w:rPr>
+        <w:t xml:space="preserve">——chapter1 &amp; </w:t>
       </w:r>
       <w:r>
         <w:rPr>
@@ -1164,11 +1421,19 @@
           <w:rFonts w:hint="eastAsia"/>
         </w:rPr>
       </w:pPr>
-      <w:r>
-        <w:rPr>
-          <w:rFonts w:hint="eastAsia"/>
-        </w:rPr>
-        <w:t>Bishe——</w:t>
+      <w:proofErr w:type="spellStart"/>
+      <w:r>
+        <w:rPr>
+          <w:rFonts w:hint="eastAsia"/>
+        </w:rPr>
+        <w:t>Bishe</w:t>
+      </w:r>
+      <w:proofErr w:type="spellEnd"/>
+      <w:r>
+        <w:rPr>
+          <w:rFonts w:hint="eastAsia"/>
+        </w:rPr>
+        <w:t>——</w:t>
       </w:r>
       <w:r>
         <w:rPr>
@@ -1204,11 +1469,19 @@
           <w:rFonts w:hint="eastAsia"/>
         </w:rPr>
       </w:pPr>
-      <w:r>
-        <w:rPr>
-          <w:rFonts w:hint="eastAsia"/>
-        </w:rPr>
-        <w:t>Bishe——</w:t>
+      <w:proofErr w:type="spellStart"/>
+      <w:r>
+        <w:rPr>
+          <w:rFonts w:hint="eastAsia"/>
+        </w:rPr>
+        <w:t>Bishe</w:t>
+      </w:r>
+      <w:proofErr w:type="spellEnd"/>
+      <w:r>
+        <w:rPr>
+          <w:rFonts w:hint="eastAsia"/>
+        </w:rPr>
+        <w:t>——</w:t>
       </w:r>
       <w:r>
         <w:rPr>
@@ -1263,11 +1536,19 @@
           <w:rFonts w:hint="eastAsia"/>
         </w:rPr>
       </w:pPr>
-      <w:r>
-        <w:rPr>
-          <w:rFonts w:hint="eastAsia"/>
-        </w:rPr>
-        <w:t>Bishe——version 1.0</w:t>
+      <w:proofErr w:type="spellStart"/>
+      <w:r>
+        <w:rPr>
+          <w:rFonts w:hint="eastAsia"/>
+        </w:rPr>
+        <w:t>Bishe</w:t>
+      </w:r>
+      <w:proofErr w:type="spellEnd"/>
+      <w:r>
+        <w:rPr>
+          <w:rFonts w:hint="eastAsia"/>
+        </w:rPr>
+        <w:t>——version 1.0</w:t>
       </w:r>
     </w:p>
     <w:p>
@@ -1296,11 +1577,19 @@
           <w:rFonts w:hint="eastAsia"/>
         </w:rPr>
       </w:pPr>
-      <w:r>
-        <w:rPr>
-          <w:rFonts w:hint="eastAsia"/>
-        </w:rPr>
-        <w:t>Bishe——</w:t>
+      <w:proofErr w:type="spellStart"/>
+      <w:r>
+        <w:rPr>
+          <w:rFonts w:hint="eastAsia"/>
+        </w:rPr>
+        <w:t>Bishe</w:t>
+      </w:r>
+      <w:proofErr w:type="spellEnd"/>
+      <w:r>
+        <w:rPr>
+          <w:rFonts w:hint="eastAsia"/>
+        </w:rPr>
+        <w:t>——</w:t>
       </w:r>
       <w:r>
         <w:rPr>
@@ -1333,9 +1622,11 @@
           <w:rFonts w:hint="eastAsia"/>
         </w:rPr>
       </w:pPr>
-      <w:r>
-        <w:t>Bishe</w:t>
-      </w:r>
+      <w:proofErr w:type="spellStart"/>
+      <w:r>
+        <w:t>Bishe</w:t>
+      </w:r>
+      <w:proofErr w:type="spellEnd"/>
       <w:r>
         <w:rPr>
           <w:rFonts w:hint="eastAsia"/>
@@ -1394,20 +1685,42 @@
         <w:rPr>
           <w:rFonts w:hint="eastAsia"/>
         </w:rPr>
-        <w:t>永劫手游体验报告</w:t>
-      </w:r>
-    </w:p>
-    <w:p>
-      <w:pPr>
-        <w:rPr>
-          <w:rFonts w:hint="eastAsia"/>
-        </w:rPr>
-      </w:pPr>
-      <w:r>
-        <w:rPr>
-          <w:rFonts w:hint="eastAsia"/>
-        </w:rPr>
-        <w:t>Bishe——修正 &amp; 降重</w:t>
+        <w:t>永</w:t>
+      </w:r>
+      <w:proofErr w:type="gramStart"/>
+      <w:r>
+        <w:rPr>
+          <w:rFonts w:hint="eastAsia"/>
+        </w:rPr>
+        <w:t>劫手游</w:t>
+      </w:r>
+      <w:proofErr w:type="gramEnd"/>
+      <w:r>
+        <w:rPr>
+          <w:rFonts w:hint="eastAsia"/>
+        </w:rPr>
+        <w:t>体验报告</w:t>
+      </w:r>
+    </w:p>
+    <w:p>
+      <w:pPr>
+        <w:rPr>
+          <w:rFonts w:hint="eastAsia"/>
+        </w:rPr>
+      </w:pPr>
+      <w:proofErr w:type="spellStart"/>
+      <w:r>
+        <w:rPr>
+          <w:rFonts w:hint="eastAsia"/>
+        </w:rPr>
+        <w:t>Bishe</w:t>
+      </w:r>
+      <w:proofErr w:type="spellEnd"/>
+      <w:r>
+        <w:rPr>
+          <w:rFonts w:hint="eastAsia"/>
+        </w:rPr>
+        <w:t>——修正 &amp; 降重</w:t>
       </w:r>
     </w:p>
     <w:p>
@@ -1447,20 +1760,44 @@
           <w:rFonts w:hint="eastAsia"/>
           <w:highlight w:val="yellow"/>
         </w:rPr>
-        <w:t>永劫手游体验报告</w:t>
-      </w:r>
-    </w:p>
-    <w:p>
-      <w:pPr>
-        <w:rPr>
-          <w:rFonts w:hint="eastAsia"/>
-        </w:rPr>
-      </w:pPr>
-      <w:r>
-        <w:rPr>
-          <w:rFonts w:hint="eastAsia"/>
-        </w:rPr>
-        <w:t>Bishe——</w:t>
+        <w:t>永</w:t>
+      </w:r>
+      <w:proofErr w:type="gramStart"/>
+      <w:r>
+        <w:rPr>
+          <w:rFonts w:hint="eastAsia"/>
+          <w:highlight w:val="yellow"/>
+        </w:rPr>
+        <w:t>劫手游</w:t>
+      </w:r>
+      <w:proofErr w:type="gramEnd"/>
+      <w:r>
+        <w:rPr>
+          <w:rFonts w:hint="eastAsia"/>
+          <w:highlight w:val="yellow"/>
+        </w:rPr>
+        <w:t>体验报告</w:t>
+      </w:r>
+    </w:p>
+    <w:p>
+      <w:pPr>
+        <w:rPr>
+          <w:rFonts w:hint="eastAsia"/>
+        </w:rPr>
+      </w:pPr>
+      <w:proofErr w:type="spellStart"/>
+      <w:r>
+        <w:rPr>
+          <w:rFonts w:hint="eastAsia"/>
+        </w:rPr>
+        <w:t>Bishe</w:t>
+      </w:r>
+      <w:proofErr w:type="spellEnd"/>
+      <w:r>
+        <w:rPr>
+          <w:rFonts w:hint="eastAsia"/>
+        </w:rPr>
+        <w:t>——</w:t>
       </w:r>
       <w:r>
         <w:rPr>
@@ -1589,24 +1926,93 @@
         <w:t>+doc</w:t>
       </w:r>
     </w:p>
+    <w:p>
+      <w:pPr>
+        <w:rPr>
+          <w:rFonts w:hint="eastAsia"/>
+        </w:rPr>
+      </w:pPr>
+    </w:p>
+    <w:p>
+      <w:pPr>
+        <w:rPr>
+          <w:rFonts w:hint="eastAsia"/>
+        </w:rPr>
+      </w:pPr>
+      <w:r>
+        <w:rPr>
+          <w:rFonts w:hint="eastAsia"/>
+        </w:rPr>
+        <w:t>2026.3.26</w:t>
+      </w:r>
+    </w:p>
+    <w:p>
+      <w:pPr>
+        <w:rPr>
+          <w:rFonts w:hint="eastAsia"/>
+        </w:rPr>
+      </w:pPr>
+      <w:proofErr w:type="spellStart"/>
+      <w:r>
+        <w:rPr>
+          <w:rFonts w:hint="eastAsia"/>
+        </w:rPr>
+        <w:t>Bishe</w:t>
+      </w:r>
+      <w:proofErr w:type="spellEnd"/>
+    </w:p>
+    <w:p>
+      <w:pPr>
+        <w:rPr>
+          <w:rFonts w:hint="eastAsia"/>
+        </w:rPr>
+      </w:pPr>
+      <w:r>
+        <w:rPr>
+          <w:rFonts w:hint="eastAsia"/>
+        </w:rPr>
+        <w:t>地形</w:t>
+      </w:r>
+    </w:p>
+    <w:p>
+      <w:r>
+        <w:rPr>
+          <w:rFonts w:hint="eastAsia"/>
+        </w:rPr>
+        <w:t>Pika</w:t>
+      </w:r>
+    </w:p>
     <w:p/>
     <w:p>
       <w:r>
         <w:rPr>
           <w:rFonts w:hint="eastAsia"/>
         </w:rPr>
-        <w:t>2026.3.26</w:t>
-      </w:r>
-    </w:p>
-    <w:p>
-      <w:r>
-        <w:rPr>
-          <w:rFonts w:hint="eastAsia"/>
-        </w:rPr>
-        <w:t>Bishe</w:t>
-      </w:r>
-    </w:p>
-    <w:p>
+        <w:t>2026.3.29</w:t>
+      </w:r>
+    </w:p>
+    <w:p>
+      <w:pPr>
+        <w:rPr>
+          <w:rFonts w:hint="eastAsia"/>
+        </w:rPr>
+      </w:pPr>
+      <w:proofErr w:type="spellStart"/>
+      <w:r>
+        <w:rPr>
+          <w:rFonts w:hint="eastAsia"/>
+          <w:highlight w:val="yellow"/>
+        </w:rPr>
+        <w:t>Bishe</w:t>
+      </w:r>
+      <w:proofErr w:type="spellEnd"/>
+    </w:p>
+    <w:p>
+      <w:pPr>
+        <w:rPr>
+          <w:rFonts w:hint="eastAsia"/>
+        </w:rPr>
+      </w:pPr>
       <w:r>
         <w:rPr>
           <w:rFonts w:hint="eastAsia"/>
@@ -1615,17 +2021,19 @@
       </w:r>
     </w:p>
     <w:p>
-      <w:pPr>
-        <w:rPr>
-          <w:rFonts w:hint="eastAsia"/>
-        </w:rPr>
-      </w:pPr>
       <w:r>
         <w:rPr>
           <w:rFonts w:hint="eastAsia"/>
         </w:rPr>
         <w:t>Pika</w:t>
       </w:r>
+    </w:p>
+    <w:p>
+      <w:pPr>
+        <w:rPr>
+          <w:rFonts w:hint="eastAsia"/>
+        </w:rPr>
+      </w:pPr>
     </w:p>
     <w:sectPr>
       <w:pgSz w:w="11906" w:h="16838"/>

--- a/desktop_files/2026.docx
+++ b/desktop_files/2026.docx
@@ -18,11 +18,9 @@
           <w:rFonts w:hint="eastAsia"/>
         </w:rPr>
       </w:pPr>
-      <w:proofErr w:type="spellStart"/>
       <w:r>
         <w:t>Bishe</w:t>
       </w:r>
-      <w:proofErr w:type="spellEnd"/>
       <w:r>
         <w:rPr>
           <w:rFonts w:hint="eastAsia"/>
@@ -62,11 +60,9 @@
           <w:rFonts w:hint="eastAsia"/>
         </w:rPr>
       </w:pPr>
-      <w:proofErr w:type="spellStart"/>
       <w:r>
         <w:t>Bishe</w:t>
       </w:r>
-      <w:proofErr w:type="spellEnd"/>
       <w:r>
         <w:rPr>
           <w:rFonts w:hint="eastAsia"/>
@@ -118,7 +114,6 @@
           <w:rFonts w:hint="eastAsia"/>
         </w:rPr>
       </w:pPr>
-      <w:proofErr w:type="spellStart"/>
       <w:r>
         <w:rPr>
           <w:rFonts w:hint="eastAsia"/>
@@ -126,7 +121,6 @@
         </w:rPr>
         <w:t>Bishe</w:t>
       </w:r>
-      <w:proofErr w:type="spellEnd"/>
       <w:r>
         <w:rPr>
           <w:rFonts w:hint="eastAsia"/>
@@ -161,55 +155,212 @@
           <w:rFonts w:hint="eastAsia"/>
         </w:rPr>
       </w:pPr>
-      <w:proofErr w:type="spellStart"/>
+      <w:r>
+        <w:rPr>
+          <w:rFonts w:hint="eastAsia"/>
+        </w:rPr>
+        <w:t>Bishe——chapter2&amp;chapter3</w:t>
+      </w:r>
+    </w:p>
+    <w:p>
+      <w:pPr>
+        <w:rPr>
+          <w:rFonts w:hint="eastAsia"/>
+        </w:rPr>
+      </w:pPr>
+    </w:p>
+    <w:p>
+      <w:pPr>
+        <w:rPr>
+          <w:rFonts w:hint="eastAsia"/>
+        </w:rPr>
+      </w:pPr>
+      <w:r>
+        <w:rPr>
+          <w:rFonts w:hint="eastAsia"/>
+        </w:rPr>
+        <w:t>2026.1.14</w:t>
+      </w:r>
+    </w:p>
+    <w:p>
+      <w:pPr>
+        <w:rPr>
+          <w:rFonts w:hint="eastAsia"/>
+        </w:rPr>
+      </w:pPr>
+      <w:r>
+        <w:rPr>
+          <w:rFonts w:hint="eastAsia"/>
+        </w:rPr>
+        <w:t>Bishe——</w:t>
+      </w:r>
+      <w:r>
+        <w:rPr>
+          <w:rFonts w:hint="eastAsia"/>
+          <w:highlight w:val="yellow"/>
+        </w:rPr>
+        <w:t>chapter2.2</w:t>
+      </w:r>
+      <w:r>
+        <w:rPr>
+          <w:rFonts w:hint="eastAsia"/>
+        </w:rPr>
+        <w:t>&amp;chapter2.3</w:t>
+      </w:r>
+    </w:p>
+    <w:p>
+      <w:pPr>
+        <w:rPr>
+          <w:rFonts w:hint="eastAsia"/>
+        </w:rPr>
+      </w:pPr>
+    </w:p>
+    <w:p>
+      <w:pPr>
+        <w:rPr>
+          <w:rFonts w:hint="eastAsia"/>
+        </w:rPr>
+      </w:pPr>
+      <w:r>
+        <w:rPr>
+          <w:rFonts w:hint="eastAsia"/>
+        </w:rPr>
+        <w:t>2026.1.15</w:t>
+      </w:r>
+    </w:p>
+    <w:p>
+      <w:pPr>
+        <w:rPr>
+          <w:rFonts w:hint="eastAsia"/>
+        </w:rPr>
+      </w:pPr>
+      <w:r>
+        <w:rPr>
+          <w:rFonts w:hint="eastAsia"/>
+          <w:highlight w:val="yellow"/>
+        </w:rPr>
+        <w:t>Bishe——chapter2.3 &amp; 2.4</w:t>
+      </w:r>
+    </w:p>
+    <w:p>
+      <w:pPr>
+        <w:rPr>
+          <w:rFonts w:hint="eastAsia"/>
+        </w:rPr>
+      </w:pPr>
+    </w:p>
+    <w:p>
+      <w:pPr>
+        <w:rPr>
+          <w:rFonts w:hint="eastAsia"/>
+        </w:rPr>
+      </w:pPr>
+      <w:r>
+        <w:rPr>
+          <w:rFonts w:hint="eastAsia"/>
+        </w:rPr>
+        <w:t>2026.1.16</w:t>
+      </w:r>
+    </w:p>
+    <w:p>
+      <w:pPr>
+        <w:rPr>
+          <w:rFonts w:hint="eastAsia"/>
+        </w:rPr>
+      </w:pPr>
+      <w:r>
+        <w:rPr>
+          <w:rFonts w:hint="eastAsia"/>
+          <w:highlight w:val="yellow"/>
+        </w:rPr>
+        <w:t>Bishe——rrgs_gaussian_model</w:t>
+      </w:r>
+    </w:p>
+    <w:p>
+      <w:pPr>
+        <w:rPr>
+          <w:rFonts w:hint="eastAsia"/>
+        </w:rPr>
+      </w:pPr>
+    </w:p>
+    <w:p>
+      <w:pPr>
+        <w:rPr>
+          <w:rFonts w:hint="eastAsia"/>
+        </w:rPr>
+      </w:pPr>
+      <w:r>
+        <w:rPr>
+          <w:rFonts w:hint="eastAsia"/>
+        </w:rPr>
+        <w:t>2026.1.17</w:t>
+      </w:r>
+    </w:p>
+    <w:p>
+      <w:pPr>
+        <w:rPr>
+          <w:rFonts w:hint="eastAsia"/>
+        </w:rPr>
+      </w:pPr>
+      <w:r>
+        <w:rPr>
+          <w:rFonts w:hint="eastAsia"/>
+          <w:highlight w:val="yellow"/>
+        </w:rPr>
+        <w:t>Netease task</w:t>
+      </w:r>
+    </w:p>
+    <w:p>
+      <w:pPr>
+        <w:rPr>
+          <w:rFonts w:hint="eastAsia"/>
+        </w:rPr>
+      </w:pPr>
       <w:r>
         <w:rPr>
           <w:rFonts w:hint="eastAsia"/>
         </w:rPr>
         <w:t>Bishe</w:t>
       </w:r>
-      <w:proofErr w:type="spellEnd"/>
-      <w:r>
-        <w:rPr>
-          <w:rFonts w:hint="eastAsia"/>
-        </w:rPr>
-        <w:t>——chapter2&amp;chapter3</w:t>
-      </w:r>
-    </w:p>
-    <w:p>
-      <w:pPr>
-        <w:rPr>
-          <w:rFonts w:hint="eastAsia"/>
-        </w:rPr>
-      </w:pPr>
-    </w:p>
-    <w:p>
-      <w:pPr>
-        <w:rPr>
-          <w:rFonts w:hint="eastAsia"/>
-        </w:rPr>
-      </w:pPr>
-      <w:r>
-        <w:rPr>
-          <w:rFonts w:hint="eastAsia"/>
-        </w:rPr>
-        <w:t>2026.1.14</w:t>
-      </w:r>
-    </w:p>
-    <w:p>
-      <w:pPr>
-        <w:rPr>
-          <w:rFonts w:hint="eastAsia"/>
-        </w:rPr>
-      </w:pPr>
-      <w:proofErr w:type="spellStart"/>
+      <w:r>
+        <w:rPr>
+          <w:rFonts w:hint="eastAsia"/>
+        </w:rPr>
+        <w:t>——ir progress</w:t>
+      </w:r>
+    </w:p>
+    <w:p>
+      <w:pPr>
+        <w:rPr>
+          <w:rFonts w:hint="eastAsia"/>
+        </w:rPr>
+      </w:pPr>
+    </w:p>
+    <w:p>
+      <w:pPr>
+        <w:rPr>
+          <w:rFonts w:hint="eastAsia"/>
+        </w:rPr>
+      </w:pPr>
+      <w:r>
+        <w:rPr>
+          <w:rFonts w:hint="eastAsia"/>
+        </w:rPr>
+        <w:t>2026.1.18</w:t>
+      </w:r>
+    </w:p>
+    <w:p>
+      <w:pPr>
+        <w:rPr>
+          <w:rFonts w:hint="eastAsia"/>
+        </w:rPr>
+      </w:pPr>
       <w:r>
         <w:rPr>
           <w:rFonts w:hint="eastAsia"/>
         </w:rPr>
         <w:t>Bishe</w:t>
       </w:r>
-      <w:proofErr w:type="spellEnd"/>
       <w:r>
         <w:rPr>
           <w:rFonts w:hint="eastAsia"/>
@@ -221,263 +372,13 @@
           <w:rFonts w:hint="eastAsia"/>
           <w:highlight w:val="yellow"/>
         </w:rPr>
-        <w:t>chapter2.2</w:t>
-      </w:r>
-      <w:r>
-        <w:rPr>
-          <w:rFonts w:hint="eastAsia"/>
-        </w:rPr>
-        <w:t>&amp;chapter2.3</w:t>
-      </w:r>
-    </w:p>
-    <w:p>
-      <w:pPr>
-        <w:rPr>
-          <w:rFonts w:hint="eastAsia"/>
-        </w:rPr>
-      </w:pPr>
-    </w:p>
-    <w:p>
-      <w:pPr>
-        <w:rPr>
-          <w:rFonts w:hint="eastAsia"/>
-        </w:rPr>
-      </w:pPr>
-      <w:r>
-        <w:rPr>
-          <w:rFonts w:hint="eastAsia"/>
-        </w:rPr>
-        <w:t>2026.1.15</w:t>
-      </w:r>
-    </w:p>
-    <w:p>
-      <w:pPr>
-        <w:rPr>
-          <w:rFonts w:hint="eastAsia"/>
-        </w:rPr>
-      </w:pPr>
-      <w:proofErr w:type="spellStart"/>
-      <w:r>
-        <w:rPr>
-          <w:rFonts w:hint="eastAsia"/>
-          <w:highlight w:val="yellow"/>
-        </w:rPr>
-        <w:t>Bishe</w:t>
-      </w:r>
-      <w:proofErr w:type="spellEnd"/>
-      <w:r>
-        <w:rPr>
-          <w:rFonts w:hint="eastAsia"/>
-          <w:highlight w:val="yellow"/>
-        </w:rPr>
-        <w:t>——chapter2.3 &amp; 2.4</w:t>
-      </w:r>
-    </w:p>
-    <w:p>
-      <w:pPr>
-        <w:rPr>
-          <w:rFonts w:hint="eastAsia"/>
-        </w:rPr>
-      </w:pPr>
-    </w:p>
-    <w:p>
-      <w:pPr>
-        <w:rPr>
-          <w:rFonts w:hint="eastAsia"/>
-        </w:rPr>
-      </w:pPr>
-      <w:r>
-        <w:rPr>
-          <w:rFonts w:hint="eastAsia"/>
-        </w:rPr>
-        <w:t>2026.1.16</w:t>
-      </w:r>
-    </w:p>
-    <w:p>
-      <w:pPr>
-        <w:rPr>
-          <w:rFonts w:hint="eastAsia"/>
-        </w:rPr>
-      </w:pPr>
-      <w:proofErr w:type="spellStart"/>
-      <w:r>
-        <w:rPr>
-          <w:rFonts w:hint="eastAsia"/>
-          <w:highlight w:val="yellow"/>
-        </w:rPr>
-        <w:t>Bishe</w:t>
-      </w:r>
-      <w:proofErr w:type="spellEnd"/>
-      <w:r>
-        <w:rPr>
-          <w:rFonts w:hint="eastAsia"/>
-          <w:highlight w:val="yellow"/>
-        </w:rPr>
-        <w:t>——</w:t>
-      </w:r>
-      <w:proofErr w:type="spellStart"/>
-      <w:r>
-        <w:rPr>
-          <w:rFonts w:hint="eastAsia"/>
-          <w:highlight w:val="yellow"/>
-        </w:rPr>
-        <w:t>rrgs_gaussian_model</w:t>
-      </w:r>
-      <w:proofErr w:type="spellEnd"/>
-    </w:p>
-    <w:p>
-      <w:pPr>
-        <w:rPr>
-          <w:rFonts w:hint="eastAsia"/>
-        </w:rPr>
-      </w:pPr>
-    </w:p>
-    <w:p>
-      <w:pPr>
-        <w:rPr>
-          <w:rFonts w:hint="eastAsia"/>
-        </w:rPr>
-      </w:pPr>
-      <w:r>
-        <w:rPr>
-          <w:rFonts w:hint="eastAsia"/>
-        </w:rPr>
-        <w:t>2026.1.17</w:t>
-      </w:r>
-    </w:p>
-    <w:p>
-      <w:pPr>
-        <w:rPr>
-          <w:rFonts w:hint="eastAsia"/>
-        </w:rPr>
-      </w:pPr>
-      <w:proofErr w:type="spellStart"/>
-      <w:r>
-        <w:rPr>
-          <w:rFonts w:hint="eastAsia"/>
-          <w:highlight w:val="yellow"/>
-        </w:rPr>
-        <w:t>Netease</w:t>
-      </w:r>
-      <w:proofErr w:type="spellEnd"/>
-      <w:r>
-        <w:rPr>
-          <w:rFonts w:hint="eastAsia"/>
-          <w:highlight w:val="yellow"/>
-        </w:rPr>
-        <w:t xml:space="preserve"> task</w:t>
-      </w:r>
-    </w:p>
-    <w:p>
-      <w:pPr>
-        <w:rPr>
-          <w:rFonts w:hint="eastAsia"/>
-        </w:rPr>
-      </w:pPr>
-      <w:proofErr w:type="spellStart"/>
-      <w:r>
-        <w:rPr>
-          <w:rFonts w:hint="eastAsia"/>
-        </w:rPr>
-        <w:t>Bishe</w:t>
-      </w:r>
-      <w:proofErr w:type="spellEnd"/>
-      <w:r>
-        <w:rPr>
-          <w:rFonts w:hint="eastAsia"/>
-        </w:rPr>
-        <w:t>——</w:t>
-      </w:r>
-      <w:proofErr w:type="spellStart"/>
-      <w:r>
-        <w:rPr>
-          <w:rFonts w:hint="eastAsia"/>
-        </w:rPr>
-        <w:t>ir</w:t>
-      </w:r>
-      <w:proofErr w:type="spellEnd"/>
-      <w:r>
-        <w:rPr>
-          <w:rFonts w:hint="eastAsia"/>
-        </w:rPr>
-        <w:t xml:space="preserve"> progress</w:t>
-      </w:r>
-    </w:p>
-    <w:p>
-      <w:pPr>
-        <w:rPr>
-          <w:rFonts w:hint="eastAsia"/>
-        </w:rPr>
-      </w:pPr>
-    </w:p>
-    <w:p>
-      <w:pPr>
-        <w:rPr>
-          <w:rFonts w:hint="eastAsia"/>
-        </w:rPr>
-      </w:pPr>
-      <w:r>
-        <w:rPr>
-          <w:rFonts w:hint="eastAsia"/>
-        </w:rPr>
-        <w:t>2026.1.18</w:t>
-      </w:r>
-    </w:p>
-    <w:p>
-      <w:pPr>
-        <w:rPr>
-          <w:rFonts w:hint="eastAsia"/>
-        </w:rPr>
-      </w:pPr>
-      <w:proofErr w:type="spellStart"/>
-      <w:r>
-        <w:rPr>
-          <w:rFonts w:hint="eastAsia"/>
-        </w:rPr>
-        <w:t>Bishe</w:t>
-      </w:r>
-      <w:proofErr w:type="spellEnd"/>
-      <w:r>
-        <w:rPr>
-          <w:rFonts w:hint="eastAsia"/>
-        </w:rPr>
-        <w:t>——</w:t>
-      </w:r>
-      <w:proofErr w:type="spellStart"/>
-      <w:r>
-        <w:rPr>
-          <w:rFonts w:hint="eastAsia"/>
-          <w:highlight w:val="yellow"/>
-        </w:rPr>
-        <w:t>ir</w:t>
-      </w:r>
-      <w:proofErr w:type="spellEnd"/>
-      <w:r>
-        <w:rPr>
-          <w:rFonts w:hint="eastAsia"/>
-          <w:highlight w:val="yellow"/>
-        </w:rPr>
-        <w:t xml:space="preserve"> progress</w:t>
-      </w:r>
-      <w:r>
-        <w:rPr>
-          <w:rFonts w:hint="eastAsia"/>
-        </w:rPr>
-        <w:t xml:space="preserve"> &amp; </w:t>
-      </w:r>
-      <w:proofErr w:type="spellStart"/>
-      <w:r>
-        <w:rPr>
-          <w:rFonts w:hint="eastAsia"/>
-        </w:rPr>
-        <w:t>ssgi</w:t>
-      </w:r>
-      <w:proofErr w:type="spellEnd"/>
-      <w:r>
-        <w:rPr>
-          <w:rFonts w:hint="eastAsia"/>
-        </w:rPr>
-        <w:t xml:space="preserve"> progress</w:t>
+        <w:t>ir progress</w:t>
+      </w:r>
+      <w:r>
+        <w:rPr>
+          <w:rFonts w:hint="eastAsia"/>
+        </w:rPr>
+        <w:t xml:space="preserve"> &amp; ssgi progress</w:t>
       </w:r>
     </w:p>
     <w:p>
@@ -519,35 +420,18 @@
           <w:rFonts w:hint="eastAsia"/>
         </w:rPr>
       </w:pPr>
-      <w:proofErr w:type="spellStart"/>
-      <w:r>
-        <w:rPr>
-          <w:rFonts w:hint="eastAsia"/>
-        </w:rPr>
-        <w:t>Bishe</w:t>
-      </w:r>
-      <w:proofErr w:type="spellEnd"/>
-      <w:r>
-        <w:rPr>
-          <w:rFonts w:hint="eastAsia"/>
-        </w:rPr>
-        <w:t>——</w:t>
-      </w:r>
-      <w:proofErr w:type="spellStart"/>
-      <w:r>
-        <w:rPr>
-          <w:rFonts w:hint="eastAsia"/>
-          <w:highlight w:val="yellow"/>
-        </w:rPr>
-        <w:t>ssgi</w:t>
-      </w:r>
-      <w:proofErr w:type="spellEnd"/>
-      <w:r>
-        <w:rPr>
-          <w:rFonts w:hint="eastAsia"/>
-          <w:highlight w:val="yellow"/>
-        </w:rPr>
-        <w:t xml:space="preserve"> progress</w:t>
+      <w:r>
+        <w:rPr>
+          <w:rFonts w:hint="eastAsia"/>
+        </w:rPr>
+        <w:t>Bishe——</w:t>
+      </w:r>
+      <w:r>
+        <w:rPr>
+          <w:rFonts w:hint="eastAsia"/>
+          <w:highlight w:val="yellow"/>
+        </w:rPr>
+        <w:t>ssgi progress</w:t>
       </w:r>
       <w:r>
         <w:rPr>
@@ -601,19 +485,11 @@
           <w:rFonts w:hint="eastAsia"/>
         </w:rPr>
       </w:pPr>
-      <w:proofErr w:type="spellStart"/>
-      <w:r>
-        <w:rPr>
-          <w:rFonts w:hint="eastAsia"/>
-        </w:rPr>
-        <w:t>Bishe</w:t>
-      </w:r>
-      <w:proofErr w:type="spellEnd"/>
-      <w:r>
-        <w:rPr>
-          <w:rFonts w:hint="eastAsia"/>
-        </w:rPr>
-        <w:t>——baking &amp; chapter3</w:t>
+      <w:r>
+        <w:rPr>
+          <w:rFonts w:hint="eastAsia"/>
+        </w:rPr>
+        <w:t>Bishe——baking &amp; chapter3</w:t>
       </w:r>
     </w:p>
     <w:p>
@@ -661,19 +537,11 @@
           <w:rFonts w:hint="eastAsia"/>
         </w:rPr>
       </w:pPr>
-      <w:proofErr w:type="spellStart"/>
-      <w:r>
-        <w:rPr>
-          <w:rFonts w:hint="eastAsia"/>
-        </w:rPr>
-        <w:t>Bishe</w:t>
-      </w:r>
-      <w:proofErr w:type="spellEnd"/>
-      <w:r>
-        <w:rPr>
-          <w:rFonts w:hint="eastAsia"/>
-        </w:rPr>
-        <w:t>——chapter3 &amp; chapter4</w:t>
+      <w:r>
+        <w:rPr>
+          <w:rFonts w:hint="eastAsia"/>
+        </w:rPr>
+        <w:t>Bishe——chapter3 &amp; chapter4</w:t>
       </w:r>
     </w:p>
     <w:p>
@@ -729,19 +597,11 @@
           <w:rFonts w:hint="eastAsia"/>
         </w:rPr>
       </w:pPr>
-      <w:proofErr w:type="spellStart"/>
-      <w:r>
-        <w:rPr>
-          <w:rFonts w:hint="eastAsia"/>
-        </w:rPr>
-        <w:t>Bishe</w:t>
-      </w:r>
-      <w:proofErr w:type="spellEnd"/>
-      <w:r>
-        <w:rPr>
-          <w:rFonts w:hint="eastAsia"/>
-        </w:rPr>
-        <w:t>——chapter3 &amp; chapter4</w:t>
+      <w:r>
+        <w:rPr>
+          <w:rFonts w:hint="eastAsia"/>
+        </w:rPr>
+        <w:t>Bishe——chapter3 &amp; chapter4</w:t>
       </w:r>
     </w:p>
     <w:p>
@@ -770,19 +630,11 @@
           <w:rFonts w:hint="eastAsia"/>
         </w:rPr>
       </w:pPr>
-      <w:proofErr w:type="spellStart"/>
-      <w:r>
-        <w:rPr>
-          <w:rFonts w:hint="eastAsia"/>
-        </w:rPr>
-        <w:t>Bishe</w:t>
-      </w:r>
-      <w:proofErr w:type="spellEnd"/>
-      <w:r>
-        <w:rPr>
-          <w:rFonts w:hint="eastAsia"/>
-        </w:rPr>
-        <w:t>——chapter3 &amp; chapter4</w:t>
+      <w:r>
+        <w:rPr>
+          <w:rFonts w:hint="eastAsia"/>
+        </w:rPr>
+        <w:t>Bishe——chapter3 &amp; chapter4</w:t>
       </w:r>
     </w:p>
     <w:p>
@@ -811,19 +663,11 @@
           <w:rFonts w:hint="eastAsia"/>
         </w:rPr>
       </w:pPr>
-      <w:proofErr w:type="spellStart"/>
-      <w:r>
-        <w:rPr>
-          <w:rFonts w:hint="eastAsia"/>
-        </w:rPr>
-        <w:t>Bishe</w:t>
-      </w:r>
-      <w:proofErr w:type="spellEnd"/>
-      <w:r>
-        <w:rPr>
-          <w:rFonts w:hint="eastAsia"/>
-        </w:rPr>
-        <w:t>——chapter3.3</w:t>
+      <w:r>
+        <w:rPr>
+          <w:rFonts w:hint="eastAsia"/>
+        </w:rPr>
+        <w:t>Bishe——chapter3.3</w:t>
       </w:r>
     </w:p>
     <w:p>
@@ -852,21 +696,12 @@
           <w:rFonts w:hint="eastAsia"/>
         </w:rPr>
       </w:pPr>
-      <w:proofErr w:type="spellStart"/>
-      <w:r>
-        <w:rPr>
-          <w:rFonts w:hint="eastAsia"/>
-          <w:highlight w:val="yellow"/>
-        </w:rPr>
-        <w:t>Bishe</w:t>
-      </w:r>
-      <w:proofErr w:type="spellEnd"/>
-      <w:r>
-        <w:rPr>
-          <w:rFonts w:hint="eastAsia"/>
-          <w:highlight w:val="yellow"/>
-        </w:rPr>
-        <w:t>——chapter4.3.3</w:t>
+      <w:r>
+        <w:rPr>
+          <w:rFonts w:hint="eastAsia"/>
+          <w:highlight w:val="yellow"/>
+        </w:rPr>
+        <w:t>Bishe——chapter4.3.3</w:t>
       </w:r>
     </w:p>
     <w:p>
@@ -895,21 +730,12 @@
           <w:rFonts w:hint="eastAsia"/>
         </w:rPr>
       </w:pPr>
-      <w:proofErr w:type="spellStart"/>
-      <w:r>
-        <w:rPr>
-          <w:rFonts w:hint="eastAsia"/>
-          <w:highlight w:val="yellow"/>
-        </w:rPr>
-        <w:t>Bishe</w:t>
-      </w:r>
-      <w:proofErr w:type="spellEnd"/>
-      <w:r>
-        <w:rPr>
-          <w:rFonts w:hint="eastAsia"/>
-          <w:highlight w:val="yellow"/>
-        </w:rPr>
-        <w:t>——relighting ablation</w:t>
+      <w:r>
+        <w:rPr>
+          <w:rFonts w:hint="eastAsia"/>
+          <w:highlight w:val="yellow"/>
+        </w:rPr>
+        <w:t>Bishe——relighting ablation</w:t>
       </w:r>
     </w:p>
     <w:p>
@@ -938,19 +764,11 @@
           <w:rFonts w:hint="eastAsia"/>
         </w:rPr>
       </w:pPr>
-      <w:proofErr w:type="spellStart"/>
-      <w:r>
-        <w:rPr>
-          <w:rFonts w:hint="eastAsia"/>
-        </w:rPr>
-        <w:t>Bishe</w:t>
-      </w:r>
-      <w:proofErr w:type="spellEnd"/>
-      <w:r>
-        <w:rPr>
-          <w:rFonts w:hint="eastAsia"/>
-        </w:rPr>
-        <w:t>——chapter4.2</w:t>
+      <w:r>
+        <w:rPr>
+          <w:rFonts w:hint="eastAsia"/>
+        </w:rPr>
+        <w:t>Bishe——chapter4.2</w:t>
       </w:r>
     </w:p>
     <w:p>
@@ -979,19 +797,11 @@
           <w:rFonts w:hint="eastAsia"/>
         </w:rPr>
       </w:pPr>
-      <w:proofErr w:type="spellStart"/>
-      <w:r>
-        <w:rPr>
-          <w:rFonts w:hint="eastAsia"/>
-        </w:rPr>
-        <w:t>Bishe</w:t>
-      </w:r>
-      <w:proofErr w:type="spellEnd"/>
-      <w:r>
-        <w:rPr>
-          <w:rFonts w:hint="eastAsia"/>
-        </w:rPr>
-        <w:t>——chapter4.2</w:t>
+      <w:r>
+        <w:rPr>
+          <w:rFonts w:hint="eastAsia"/>
+        </w:rPr>
+        <w:t>Bishe——chapter4.2</w:t>
       </w:r>
     </w:p>
     <w:p>
@@ -1020,19 +830,11 @@
           <w:rFonts w:hint="eastAsia"/>
         </w:rPr>
       </w:pPr>
-      <w:proofErr w:type="spellStart"/>
-      <w:r>
-        <w:rPr>
-          <w:rFonts w:hint="eastAsia"/>
-        </w:rPr>
-        <w:t>Bishe</w:t>
-      </w:r>
-      <w:proofErr w:type="spellEnd"/>
-      <w:r>
-        <w:rPr>
-          <w:rFonts w:hint="eastAsia"/>
-        </w:rPr>
-        <w:t>——chapter3.2 &amp; chapter4.2</w:t>
+      <w:r>
+        <w:rPr>
+          <w:rFonts w:hint="eastAsia"/>
+        </w:rPr>
+        <w:t>Bishe——chapter3.2 &amp; chapter4.2</w:t>
       </w:r>
     </w:p>
     <w:p>
@@ -1061,19 +863,11 @@
           <w:rFonts w:hint="eastAsia"/>
         </w:rPr>
       </w:pPr>
-      <w:proofErr w:type="spellStart"/>
-      <w:r>
-        <w:rPr>
-          <w:rFonts w:hint="eastAsia"/>
-        </w:rPr>
-        <w:t>Bishe</w:t>
-      </w:r>
-      <w:proofErr w:type="spellEnd"/>
-      <w:r>
-        <w:rPr>
-          <w:rFonts w:hint="eastAsia"/>
-        </w:rPr>
-        <w:t>——chapter3.2 &amp; chapter4.2</w:t>
+      <w:r>
+        <w:rPr>
+          <w:rFonts w:hint="eastAsia"/>
+        </w:rPr>
+        <w:t>Bishe——chapter3.2 &amp; chapter4.2</w:t>
       </w:r>
     </w:p>
     <w:p>
@@ -1102,19 +896,11 @@
           <w:rFonts w:hint="eastAsia"/>
         </w:rPr>
       </w:pPr>
-      <w:proofErr w:type="spellStart"/>
-      <w:r>
-        <w:rPr>
-          <w:rFonts w:hint="eastAsia"/>
-        </w:rPr>
-        <w:t>Bishe</w:t>
-      </w:r>
-      <w:proofErr w:type="spellEnd"/>
-      <w:r>
-        <w:rPr>
-          <w:rFonts w:hint="eastAsia"/>
-        </w:rPr>
-        <w:t>——</w:t>
+      <w:r>
+        <w:rPr>
+          <w:rFonts w:hint="eastAsia"/>
+        </w:rPr>
+        <w:t>Bishe——</w:t>
       </w:r>
       <w:r>
         <w:rPr>
@@ -1163,21 +949,12 @@
           <w:rFonts w:hint="eastAsia"/>
         </w:rPr>
       </w:pPr>
-      <w:proofErr w:type="spellStart"/>
-      <w:r>
-        <w:rPr>
-          <w:rFonts w:hint="eastAsia"/>
-          <w:highlight w:val="yellow"/>
-        </w:rPr>
-        <w:t>Bishe</w:t>
-      </w:r>
-      <w:proofErr w:type="spellEnd"/>
-      <w:r>
-        <w:rPr>
-          <w:rFonts w:hint="eastAsia"/>
-          <w:highlight w:val="yellow"/>
-        </w:rPr>
-        <w:t>——RRGS相关所有</w:t>
+      <w:r>
+        <w:rPr>
+          <w:rFonts w:hint="eastAsia"/>
+          <w:highlight w:val="yellow"/>
+        </w:rPr>
+        <w:t>Bishe——RRGS相关所有</w:t>
       </w:r>
     </w:p>
     <w:p>
@@ -1206,21 +983,12 @@
           <w:rFonts w:hint="eastAsia"/>
         </w:rPr>
       </w:pPr>
-      <w:proofErr w:type="spellStart"/>
-      <w:r>
-        <w:rPr>
-          <w:rFonts w:hint="eastAsia"/>
-          <w:highlight w:val="yellow"/>
-        </w:rPr>
-        <w:t>Bishe</w:t>
-      </w:r>
-      <w:proofErr w:type="spellEnd"/>
-      <w:r>
-        <w:rPr>
-          <w:rFonts w:hint="eastAsia"/>
-          <w:highlight w:val="yellow"/>
-        </w:rPr>
-        <w:t>——R</w:t>
+      <w:r>
+        <w:rPr>
+          <w:rFonts w:hint="eastAsia"/>
+          <w:highlight w:val="yellow"/>
+        </w:rPr>
+        <w:t>Bishe——R</w:t>
       </w:r>
       <w:r>
         <w:rPr>
@@ -1263,21 +1031,12 @@
           <w:rFonts w:hint="eastAsia"/>
         </w:rPr>
       </w:pPr>
-      <w:proofErr w:type="spellStart"/>
-      <w:r>
-        <w:rPr>
-          <w:rFonts w:hint="eastAsia"/>
-          <w:highlight w:val="yellow"/>
-        </w:rPr>
-        <w:t>Bishe</w:t>
-      </w:r>
-      <w:proofErr w:type="spellEnd"/>
-      <w:r>
-        <w:rPr>
-          <w:rFonts w:hint="eastAsia"/>
-          <w:highlight w:val="yellow"/>
-        </w:rPr>
-        <w:t>——</w:t>
+      <w:r>
+        <w:rPr>
+          <w:rFonts w:hint="eastAsia"/>
+          <w:highlight w:val="yellow"/>
+        </w:rPr>
+        <w:t>Bishe——</w:t>
       </w:r>
       <w:r>
         <w:rPr>
@@ -1320,19 +1079,11 @@
           <w:rFonts w:hint="eastAsia"/>
         </w:rPr>
       </w:pPr>
-      <w:proofErr w:type="spellStart"/>
-      <w:r>
-        <w:rPr>
-          <w:rFonts w:hint="eastAsia"/>
-        </w:rPr>
-        <w:t>Bishe</w:t>
-      </w:r>
-      <w:proofErr w:type="spellEnd"/>
-      <w:r>
-        <w:rPr>
-          <w:rFonts w:hint="eastAsia"/>
-        </w:rPr>
-        <w:t>——chapter3 &amp; chapter4文字</w:t>
+      <w:r>
+        <w:rPr>
+          <w:rFonts w:hint="eastAsia"/>
+        </w:rPr>
+        <w:t>Bishe——chapter3 &amp; chapter4文字</w:t>
       </w:r>
     </w:p>
     <w:p>
@@ -1367,19 +1118,11 @@
           <w:rFonts w:hint="eastAsia"/>
         </w:rPr>
       </w:pPr>
-      <w:proofErr w:type="spellStart"/>
-      <w:r>
-        <w:rPr>
-          <w:rFonts w:hint="eastAsia"/>
-        </w:rPr>
-        <w:t>Bishe</w:t>
-      </w:r>
-      <w:proofErr w:type="spellEnd"/>
-      <w:r>
-        <w:rPr>
-          <w:rFonts w:hint="eastAsia"/>
-        </w:rPr>
-        <w:t xml:space="preserve">——chapter1 &amp; </w:t>
+      <w:r>
+        <w:rPr>
+          <w:rFonts w:hint="eastAsia"/>
+        </w:rPr>
+        <w:t xml:space="preserve">Bishe——chapter1 &amp; </w:t>
       </w:r>
       <w:r>
         <w:rPr>
@@ -1421,19 +1164,11 @@
           <w:rFonts w:hint="eastAsia"/>
         </w:rPr>
       </w:pPr>
-      <w:proofErr w:type="spellStart"/>
-      <w:r>
-        <w:rPr>
-          <w:rFonts w:hint="eastAsia"/>
-        </w:rPr>
-        <w:t>Bishe</w:t>
-      </w:r>
-      <w:proofErr w:type="spellEnd"/>
-      <w:r>
-        <w:rPr>
-          <w:rFonts w:hint="eastAsia"/>
-        </w:rPr>
-        <w:t>——</w:t>
+      <w:r>
+        <w:rPr>
+          <w:rFonts w:hint="eastAsia"/>
+        </w:rPr>
+        <w:t>Bishe——</w:t>
       </w:r>
       <w:r>
         <w:rPr>
@@ -1469,14 +1204,138 @@
           <w:rFonts w:hint="eastAsia"/>
         </w:rPr>
       </w:pPr>
-      <w:proofErr w:type="spellStart"/>
-      <w:r>
-        <w:rPr>
-          <w:rFonts w:hint="eastAsia"/>
-        </w:rPr>
+      <w:r>
+        <w:rPr>
+          <w:rFonts w:hint="eastAsia"/>
+        </w:rPr>
+        <w:t>Bishe——</w:t>
+      </w:r>
+      <w:r>
+        <w:rPr>
+          <w:rFonts w:hint="eastAsia"/>
+        </w:rPr>
+        <w:t xml:space="preserve">chapter1 </w:t>
+      </w:r>
+      <w:r>
+        <w:rPr>
+          <w:rFonts w:hint="eastAsia"/>
+          <w:highlight w:val="yellow"/>
+        </w:rPr>
+        <w:t xml:space="preserve">&amp; </w:t>
+      </w:r>
+      <w:r>
+        <w:rPr>
+          <w:highlight w:val="yellow"/>
+        </w:rPr>
+        <w:t>chapter</w:t>
+      </w:r>
+      <w:r>
+        <w:rPr>
+          <w:rFonts w:hint="eastAsia"/>
+          <w:highlight w:val="yellow"/>
+        </w:rPr>
+        <w:t>2</w:t>
+      </w:r>
+    </w:p>
+    <w:p>
+      <w:pPr>
+        <w:rPr>
+          <w:rFonts w:hint="eastAsia"/>
+        </w:rPr>
+      </w:pPr>
+    </w:p>
+    <w:p>
+      <w:pPr>
+        <w:rPr>
+          <w:rFonts w:hint="eastAsia"/>
+        </w:rPr>
+      </w:pPr>
+      <w:r>
+        <w:rPr>
+          <w:rFonts w:hint="eastAsia"/>
+        </w:rPr>
+        <w:t>2026.2.3.5</w:t>
+      </w:r>
+    </w:p>
+    <w:p>
+      <w:pPr>
+        <w:rPr>
+          <w:rFonts w:hint="eastAsia"/>
+        </w:rPr>
+      </w:pPr>
+      <w:r>
+        <w:rPr>
+          <w:rFonts w:hint="eastAsia"/>
+        </w:rPr>
+        <w:t>Bishe——version 1.0</w:t>
+      </w:r>
+    </w:p>
+    <w:p>
+      <w:pPr>
+        <w:rPr>
+          <w:rFonts w:hint="eastAsia"/>
+        </w:rPr>
+      </w:pPr>
+    </w:p>
+    <w:p>
+      <w:pPr>
+        <w:rPr>
+          <w:rFonts w:hint="eastAsia"/>
+        </w:rPr>
+      </w:pPr>
+      <w:r>
+        <w:rPr>
+          <w:rFonts w:hint="eastAsia"/>
+        </w:rPr>
+        <w:t>2026.2.3.5</w:t>
+      </w:r>
+    </w:p>
+    <w:p>
+      <w:pPr>
+        <w:rPr>
+          <w:rFonts w:hint="eastAsia"/>
+        </w:rPr>
+      </w:pPr>
+      <w:r>
+        <w:rPr>
+          <w:rFonts w:hint="eastAsia"/>
+        </w:rPr>
+        <w:t>Bishe——</w:t>
+      </w:r>
+      <w:r>
+        <w:rPr>
+          <w:rFonts w:hint="eastAsia"/>
+          <w:highlight w:val="yellow"/>
+        </w:rPr>
+        <w:t>version 1.0</w:t>
+      </w:r>
+    </w:p>
+    <w:p>
+      <w:pPr>
+        <w:rPr>
+          <w:rFonts w:hint="eastAsia"/>
+        </w:rPr>
+      </w:pPr>
+    </w:p>
+    <w:p>
+      <w:pPr>
+        <w:rPr>
+          <w:rFonts w:hint="eastAsia"/>
+        </w:rPr>
+      </w:pPr>
+      <w:r>
+        <w:t>2026.3.18</w:t>
+      </w:r>
+    </w:p>
+    <w:p>
+      <w:pPr>
+        <w:rPr>
+          <w:rFonts w:hint="eastAsia"/>
+        </w:rPr>
+      </w:pPr>
+      <w:r>
         <w:t>Bishe</w:t>
       </w:r>
-      <w:proofErr w:type="spellEnd"/>
       <w:r>
         <w:rPr>
           <w:rFonts w:hint="eastAsia"/>
@@ -1486,399 +1345,349 @@
       <w:r>
         <w:rPr>
           <w:rFonts w:hint="eastAsia"/>
-        </w:rPr>
-        <w:t xml:space="preserve">chapter1 </w:t>
-      </w:r>
-      <w:r>
-        <w:rPr>
-          <w:rFonts w:hint="eastAsia"/>
-          <w:highlight w:val="yellow"/>
-        </w:rPr>
-        <w:t xml:space="preserve">&amp; </w:t>
-      </w:r>
-      <w:r>
-        <w:rPr>
-          <w:highlight w:val="yellow"/>
-        </w:rPr>
-        <w:t>chapter</w:t>
-      </w:r>
-      <w:r>
-        <w:rPr>
-          <w:rFonts w:hint="eastAsia"/>
-          <w:highlight w:val="yellow"/>
-        </w:rPr>
-        <w:t>2</w:t>
-      </w:r>
-    </w:p>
-    <w:p>
-      <w:pPr>
-        <w:rPr>
-          <w:rFonts w:hint="eastAsia"/>
-        </w:rPr>
-      </w:pPr>
-    </w:p>
-    <w:p>
-      <w:pPr>
-        <w:rPr>
-          <w:rFonts w:hint="eastAsia"/>
-        </w:rPr>
-      </w:pPr>
-      <w:r>
-        <w:rPr>
-          <w:rFonts w:hint="eastAsia"/>
-        </w:rPr>
-        <w:t>2026.2.3.5</w:t>
-      </w:r>
-    </w:p>
-    <w:p>
-      <w:pPr>
-        <w:rPr>
-          <w:rFonts w:hint="eastAsia"/>
-        </w:rPr>
-      </w:pPr>
-      <w:proofErr w:type="spellStart"/>
+          <w:highlight w:val="yellow"/>
+        </w:rPr>
+        <w:t>查重&amp;to word</w:t>
+      </w:r>
+    </w:p>
+    <w:p>
+      <w:pPr>
+        <w:rPr>
+          <w:rFonts w:hint="eastAsia"/>
+        </w:rPr>
+      </w:pPr>
+    </w:p>
+    <w:p>
+      <w:pPr>
+        <w:rPr>
+          <w:rFonts w:hint="eastAsia"/>
+        </w:rPr>
+      </w:pPr>
+      <w:r>
+        <w:rPr>
+          <w:rFonts w:hint="eastAsia"/>
+        </w:rPr>
+        <w:t>2026.3.19</w:t>
+      </w:r>
+    </w:p>
+    <w:p>
+      <w:pPr>
+        <w:rPr>
+          <w:rFonts w:hint="eastAsia"/>
+        </w:rPr>
+      </w:pPr>
+      <w:r>
+        <w:rPr>
+          <w:rFonts w:hint="eastAsia"/>
+          <w:highlight w:val="yellow"/>
+        </w:rPr>
+        <w:t>三次进展报告</w:t>
+      </w:r>
+    </w:p>
+    <w:p>
+      <w:pPr>
+        <w:rPr>
+          <w:rFonts w:hint="eastAsia"/>
+        </w:rPr>
+      </w:pPr>
+      <w:r>
+        <w:rPr>
+          <w:rFonts w:hint="eastAsia"/>
+        </w:rPr>
+        <w:t>永劫手游体验报告</w:t>
+      </w:r>
+    </w:p>
+    <w:p>
+      <w:pPr>
+        <w:rPr>
+          <w:rFonts w:hint="eastAsia"/>
+        </w:rPr>
+      </w:pPr>
+      <w:r>
+        <w:rPr>
+          <w:rFonts w:hint="eastAsia"/>
+        </w:rPr>
+        <w:t>Bishe——修正 &amp; 降重</w:t>
+      </w:r>
+    </w:p>
+    <w:p>
+      <w:pPr>
+        <w:rPr>
+          <w:rFonts w:hint="eastAsia"/>
+        </w:rPr>
+      </w:pPr>
+    </w:p>
+    <w:p>
+      <w:pPr>
+        <w:rPr>
+          <w:rFonts w:hint="eastAsia"/>
+        </w:rPr>
+      </w:pPr>
+      <w:r>
+        <w:rPr>
+          <w:rFonts w:hint="eastAsia"/>
+        </w:rPr>
+        <w:t>2026.3.</w:t>
+      </w:r>
+      <w:r>
+        <w:rPr>
+          <w:rFonts w:hint="eastAsia"/>
+        </w:rPr>
+        <w:t>22</w:t>
+      </w:r>
+    </w:p>
+    <w:p>
+      <w:pPr>
+        <w:rPr>
+          <w:rFonts w:hint="eastAsia"/>
+        </w:rPr>
+      </w:pPr>
+      <w:r>
+        <w:rPr>
+          <w:rFonts w:hint="eastAsia"/>
+          <w:highlight w:val="yellow"/>
+        </w:rPr>
+        <w:t>永劫手游体验报告</w:t>
+      </w:r>
+    </w:p>
+    <w:p>
+      <w:pPr>
+        <w:rPr>
+          <w:rFonts w:hint="eastAsia"/>
+        </w:rPr>
+      </w:pPr>
+      <w:r>
+        <w:rPr>
+          <w:rFonts w:hint="eastAsia"/>
+        </w:rPr>
+        <w:t>Bishe——</w:t>
+      </w:r>
+      <w:r>
+        <w:rPr>
+          <w:rFonts w:hint="eastAsia"/>
+          <w:highlight w:val="yellow"/>
+        </w:rPr>
+        <w:t>修正</w:t>
+      </w:r>
+      <w:r>
+        <w:rPr>
+          <w:rFonts w:hint="eastAsia"/>
+        </w:rPr>
+        <w:t xml:space="preserve"> &amp; 降重</w:t>
+      </w:r>
+    </w:p>
+    <w:p>
+      <w:pPr>
+        <w:rPr>
+          <w:rFonts w:hint="eastAsia"/>
+        </w:rPr>
+      </w:pPr>
+      <w:r>
+        <w:rPr>
+          <w:rFonts w:hint="eastAsia"/>
+        </w:rPr>
+        <w:t>地形VT</w:t>
+      </w:r>
+    </w:p>
+    <w:p>
+      <w:pPr>
+        <w:rPr>
+          <w:rFonts w:hint="eastAsia"/>
+        </w:rPr>
+      </w:pPr>
+    </w:p>
+    <w:p>
+      <w:pPr>
+        <w:rPr>
+          <w:rFonts w:hint="eastAsia"/>
+        </w:rPr>
+      </w:pPr>
+      <w:r>
+        <w:rPr>
+          <w:rFonts w:hint="eastAsia"/>
+        </w:rPr>
+        <w:t>2026.3.23</w:t>
+      </w:r>
+    </w:p>
+    <w:p>
+      <w:pPr>
+        <w:rPr>
+          <w:rFonts w:hint="eastAsia"/>
+        </w:rPr>
+      </w:pPr>
+      <w:r>
+        <w:rPr>
+          <w:rFonts w:hint="eastAsia"/>
+          <w:highlight w:val="yellow"/>
+        </w:rPr>
+        <w:t>永劫M</w:t>
+      </w:r>
+      <w:r>
+        <w:rPr>
+          <w:rFonts w:hint="eastAsia"/>
+          <w:highlight w:val="yellow"/>
+        </w:rPr>
+        <w:t>帧预测</w:t>
+      </w:r>
+    </w:p>
+    <w:p>
+      <w:pPr>
+        <w:rPr>
+          <w:rFonts w:hint="eastAsia"/>
+        </w:rPr>
+      </w:pPr>
+      <w:r>
+        <w:rPr>
+          <w:rFonts w:hint="eastAsia"/>
+        </w:rPr>
+        <w:t>三角洲</w:t>
+      </w:r>
+      <w:r>
+        <w:rPr>
+          <w:rFonts w:hint="eastAsia"/>
+        </w:rPr>
+        <w:t>地形</w:t>
+      </w:r>
+    </w:p>
+    <w:p>
+      <w:pPr>
+        <w:rPr>
+          <w:rFonts w:hint="eastAsia"/>
+        </w:rPr>
+      </w:pPr>
+    </w:p>
+    <w:p>
+      <w:pPr>
+        <w:rPr>
+          <w:rFonts w:hint="eastAsia"/>
+        </w:rPr>
+      </w:pPr>
+      <w:r>
+        <w:rPr>
+          <w:rFonts w:hint="eastAsia"/>
+        </w:rPr>
+        <w:t>2026.3.24</w:t>
+      </w:r>
+    </w:p>
+    <w:p>
+      <w:pPr>
+        <w:rPr>
+          <w:rFonts w:hint="eastAsia"/>
+        </w:rPr>
+      </w:pPr>
+      <w:r>
+        <w:rPr>
+          <w:rFonts w:hint="eastAsia"/>
+          <w:highlight w:val="yellow"/>
+        </w:rPr>
+        <w:t>三角洲地形</w:t>
+      </w:r>
+      <w:r>
+        <w:rPr>
+          <w:rFonts w:hint="eastAsia"/>
+        </w:rPr>
+        <w:t>+doc</w:t>
+      </w:r>
+    </w:p>
+    <w:p>
+      <w:pPr>
+        <w:rPr>
+          <w:rFonts w:hint="eastAsia"/>
+        </w:rPr>
+      </w:pPr>
+    </w:p>
+    <w:p>
+      <w:pPr>
+        <w:rPr>
+          <w:rFonts w:hint="eastAsia"/>
+        </w:rPr>
+      </w:pPr>
+      <w:r>
+        <w:rPr>
+          <w:rFonts w:hint="eastAsia"/>
+        </w:rPr>
+        <w:t>2026.3.26</w:t>
+      </w:r>
+    </w:p>
+    <w:p>
+      <w:pPr>
+        <w:rPr>
+          <w:rFonts w:hint="eastAsia"/>
+        </w:rPr>
+      </w:pPr>
       <w:r>
         <w:rPr>
           <w:rFonts w:hint="eastAsia"/>
         </w:rPr>
         <w:t>Bishe</w:t>
       </w:r>
-      <w:proofErr w:type="spellEnd"/>
-      <w:r>
-        <w:rPr>
-          <w:rFonts w:hint="eastAsia"/>
-        </w:rPr>
-        <w:t>——version 1.0</w:t>
-      </w:r>
-    </w:p>
-    <w:p>
-      <w:pPr>
-        <w:rPr>
-          <w:rFonts w:hint="eastAsia"/>
-        </w:rPr>
-      </w:pPr>
-    </w:p>
-    <w:p>
-      <w:pPr>
-        <w:rPr>
-          <w:rFonts w:hint="eastAsia"/>
-        </w:rPr>
-      </w:pPr>
-      <w:r>
-        <w:rPr>
-          <w:rFonts w:hint="eastAsia"/>
-        </w:rPr>
-        <w:t>2026.2.3.5</w:t>
-      </w:r>
-    </w:p>
-    <w:p>
-      <w:pPr>
-        <w:rPr>
-          <w:rFonts w:hint="eastAsia"/>
-        </w:rPr>
-      </w:pPr>
-      <w:proofErr w:type="spellStart"/>
-      <w:r>
-        <w:rPr>
-          <w:rFonts w:hint="eastAsia"/>
+    </w:p>
+    <w:p>
+      <w:pPr>
+        <w:rPr>
+          <w:rFonts w:hint="eastAsia"/>
+        </w:rPr>
+      </w:pPr>
+      <w:r>
+        <w:rPr>
+          <w:rFonts w:hint="eastAsia"/>
+        </w:rPr>
+        <w:t>地形</w:t>
+      </w:r>
+    </w:p>
+    <w:p>
+      <w:pPr>
+        <w:rPr>
+          <w:rFonts w:hint="eastAsia"/>
+        </w:rPr>
+      </w:pPr>
+      <w:r>
+        <w:rPr>
+          <w:rFonts w:hint="eastAsia"/>
+        </w:rPr>
+        <w:t>Pika</w:t>
+      </w:r>
+    </w:p>
+    <w:p>
+      <w:pPr>
+        <w:rPr>
+          <w:rFonts w:hint="eastAsia"/>
+        </w:rPr>
+      </w:pPr>
+    </w:p>
+    <w:p>
+      <w:pPr>
+        <w:rPr>
+          <w:rFonts w:hint="eastAsia"/>
+        </w:rPr>
+      </w:pPr>
+      <w:r>
+        <w:rPr>
+          <w:rFonts w:hint="eastAsia"/>
+        </w:rPr>
+        <w:t>2026.3.29</w:t>
+      </w:r>
+    </w:p>
+    <w:p>
+      <w:pPr>
+        <w:rPr>
+          <w:rFonts w:hint="eastAsia"/>
+        </w:rPr>
+      </w:pPr>
+      <w:r>
+        <w:rPr>
+          <w:rFonts w:hint="eastAsia"/>
+          <w:highlight w:val="yellow"/>
         </w:rPr>
         <w:t>Bishe</w:t>
       </w:r>
-      <w:proofErr w:type="spellEnd"/>
-      <w:r>
-        <w:rPr>
-          <w:rFonts w:hint="eastAsia"/>
-        </w:rPr>
-        <w:t>——</w:t>
-      </w:r>
-      <w:r>
-        <w:rPr>
-          <w:rFonts w:hint="eastAsia"/>
-          <w:highlight w:val="yellow"/>
-        </w:rPr>
-        <w:t>version 1.0</w:t>
-      </w:r>
-    </w:p>
-    <w:p>
-      <w:pPr>
-        <w:rPr>
-          <w:rFonts w:hint="eastAsia"/>
-        </w:rPr>
-      </w:pPr>
-    </w:p>
-    <w:p>
-      <w:pPr>
-        <w:rPr>
-          <w:rFonts w:hint="eastAsia"/>
-        </w:rPr>
-      </w:pPr>
-      <w:r>
-        <w:t>2026.3.18</w:t>
-      </w:r>
-    </w:p>
-    <w:p>
-      <w:pPr>
-        <w:rPr>
-          <w:rFonts w:hint="eastAsia"/>
-        </w:rPr>
-      </w:pPr>
-      <w:proofErr w:type="spellStart"/>
-      <w:r>
-        <w:t>Bishe</w:t>
-      </w:r>
-      <w:proofErr w:type="spellEnd"/>
-      <w:r>
-        <w:rPr>
-          <w:rFonts w:hint="eastAsia"/>
-        </w:rPr>
-        <w:t>——</w:t>
-      </w:r>
-      <w:r>
-        <w:rPr>
-          <w:rFonts w:hint="eastAsia"/>
-          <w:highlight w:val="yellow"/>
-        </w:rPr>
-        <w:t>查重&amp;to word</w:t>
-      </w:r>
-    </w:p>
-    <w:p>
-      <w:pPr>
-        <w:rPr>
-          <w:rFonts w:hint="eastAsia"/>
-        </w:rPr>
-      </w:pPr>
-    </w:p>
-    <w:p>
-      <w:pPr>
-        <w:rPr>
-          <w:rFonts w:hint="eastAsia"/>
-        </w:rPr>
-      </w:pPr>
-      <w:r>
-        <w:rPr>
-          <w:rFonts w:hint="eastAsia"/>
-        </w:rPr>
-        <w:t>2026.3.19</w:t>
-      </w:r>
-    </w:p>
-    <w:p>
-      <w:pPr>
-        <w:rPr>
-          <w:rFonts w:hint="eastAsia"/>
-        </w:rPr>
-      </w:pPr>
-      <w:r>
-        <w:rPr>
-          <w:rFonts w:hint="eastAsia"/>
-          <w:highlight w:val="yellow"/>
-        </w:rPr>
-        <w:t>三次进展报告</w:t>
-      </w:r>
-    </w:p>
-    <w:p>
-      <w:pPr>
-        <w:rPr>
-          <w:rFonts w:hint="eastAsia"/>
-        </w:rPr>
-      </w:pPr>
-      <w:r>
-        <w:rPr>
-          <w:rFonts w:hint="eastAsia"/>
-        </w:rPr>
-        <w:t>永</w:t>
-      </w:r>
-      <w:proofErr w:type="gramStart"/>
-      <w:r>
-        <w:rPr>
-          <w:rFonts w:hint="eastAsia"/>
-        </w:rPr>
-        <w:t>劫手游</w:t>
-      </w:r>
-      <w:proofErr w:type="gramEnd"/>
-      <w:r>
-        <w:rPr>
-          <w:rFonts w:hint="eastAsia"/>
-        </w:rPr>
-        <w:t>体验报告</w:t>
-      </w:r>
-    </w:p>
-    <w:p>
-      <w:pPr>
-        <w:rPr>
-          <w:rFonts w:hint="eastAsia"/>
-        </w:rPr>
-      </w:pPr>
-      <w:proofErr w:type="spellStart"/>
-      <w:r>
-        <w:rPr>
-          <w:rFonts w:hint="eastAsia"/>
-        </w:rPr>
-        <w:t>Bishe</w:t>
-      </w:r>
-      <w:proofErr w:type="spellEnd"/>
-      <w:r>
-        <w:rPr>
-          <w:rFonts w:hint="eastAsia"/>
-        </w:rPr>
-        <w:t>——修正 &amp; 降重</w:t>
-      </w:r>
-    </w:p>
-    <w:p>
-      <w:pPr>
-        <w:rPr>
-          <w:rFonts w:hint="eastAsia"/>
-        </w:rPr>
-      </w:pPr>
-    </w:p>
-    <w:p>
-      <w:pPr>
-        <w:rPr>
-          <w:rFonts w:hint="eastAsia"/>
-        </w:rPr>
-      </w:pPr>
-      <w:r>
-        <w:rPr>
-          <w:rFonts w:hint="eastAsia"/>
-        </w:rPr>
-        <w:t>2026.3.</w:t>
-      </w:r>
-      <w:r>
-        <w:rPr>
-          <w:rFonts w:hint="eastAsia"/>
-        </w:rPr>
-        <w:t>22</w:t>
-      </w:r>
-    </w:p>
-    <w:p>
-      <w:pPr>
-        <w:rPr>
-          <w:rFonts w:hint="eastAsia"/>
-        </w:rPr>
-      </w:pPr>
-      <w:r>
-        <w:rPr>
-          <w:rFonts w:hint="eastAsia"/>
-          <w:highlight w:val="yellow"/>
-        </w:rPr>
-        <w:t>永</w:t>
-      </w:r>
-      <w:proofErr w:type="gramStart"/>
-      <w:r>
-        <w:rPr>
-          <w:rFonts w:hint="eastAsia"/>
-          <w:highlight w:val="yellow"/>
-        </w:rPr>
-        <w:t>劫手游</w:t>
-      </w:r>
-      <w:proofErr w:type="gramEnd"/>
-      <w:r>
-        <w:rPr>
-          <w:rFonts w:hint="eastAsia"/>
-          <w:highlight w:val="yellow"/>
-        </w:rPr>
-        <w:t>体验报告</w:t>
-      </w:r>
-    </w:p>
-    <w:p>
-      <w:pPr>
-        <w:rPr>
-          <w:rFonts w:hint="eastAsia"/>
-        </w:rPr>
-      </w:pPr>
-      <w:proofErr w:type="spellStart"/>
-      <w:r>
-        <w:rPr>
-          <w:rFonts w:hint="eastAsia"/>
-        </w:rPr>
-        <w:t>Bishe</w:t>
-      </w:r>
-      <w:proofErr w:type="spellEnd"/>
-      <w:r>
-        <w:rPr>
-          <w:rFonts w:hint="eastAsia"/>
-        </w:rPr>
-        <w:t>——</w:t>
-      </w:r>
-      <w:r>
-        <w:rPr>
-          <w:rFonts w:hint="eastAsia"/>
-          <w:highlight w:val="yellow"/>
-        </w:rPr>
-        <w:t>修正</w:t>
-      </w:r>
-      <w:r>
-        <w:rPr>
-          <w:rFonts w:hint="eastAsia"/>
-        </w:rPr>
-        <w:t xml:space="preserve"> &amp; 降重</w:t>
-      </w:r>
-    </w:p>
-    <w:p>
-      <w:pPr>
-        <w:rPr>
-          <w:rFonts w:hint="eastAsia"/>
-        </w:rPr>
-      </w:pPr>
-      <w:r>
-        <w:rPr>
-          <w:rFonts w:hint="eastAsia"/>
-        </w:rPr>
-        <w:t>地形VT</w:t>
-      </w:r>
-    </w:p>
-    <w:p>
-      <w:pPr>
-        <w:rPr>
-          <w:rFonts w:hint="eastAsia"/>
-        </w:rPr>
-      </w:pPr>
-    </w:p>
-    <w:p>
-      <w:pPr>
-        <w:rPr>
-          <w:rFonts w:hint="eastAsia"/>
-        </w:rPr>
-      </w:pPr>
-      <w:r>
-        <w:rPr>
-          <w:rFonts w:hint="eastAsia"/>
-        </w:rPr>
-        <w:t>2026.3.23</w:t>
-      </w:r>
-    </w:p>
-    <w:p>
-      <w:pPr>
-        <w:rPr>
-          <w:rFonts w:hint="eastAsia"/>
-        </w:rPr>
-      </w:pPr>
-      <w:r>
-        <w:rPr>
-          <w:rFonts w:hint="eastAsia"/>
-          <w:highlight w:val="yellow"/>
-        </w:rPr>
-        <w:t>永劫M</w:t>
-      </w:r>
-      <w:r>
-        <w:rPr>
-          <w:rFonts w:hint="eastAsia"/>
-          <w:highlight w:val="yellow"/>
-        </w:rPr>
-        <w:t>帧预测</w:t>
-      </w:r>
-    </w:p>
-    <w:p>
-      <w:pPr>
-        <w:rPr>
-          <w:rFonts w:hint="eastAsia"/>
-        </w:rPr>
-      </w:pPr>
-      <w:r>
-        <w:rPr>
-          <w:rFonts w:hint="eastAsia"/>
-        </w:rPr>
-        <w:t>三角洲</w:t>
-      </w:r>
+    </w:p>
+    <w:p>
+      <w:pPr>
+        <w:rPr>
+          <w:rFonts w:hint="eastAsia"/>
+        </w:rPr>
+      </w:pPr>
       <w:r>
         <w:rPr>
           <w:rFonts w:hint="eastAsia"/>
@@ -1887,86 +1696,31 @@
       </w:r>
     </w:p>
     <w:p>
-      <w:pPr>
-        <w:rPr>
-          <w:rFonts w:hint="eastAsia"/>
-        </w:rPr>
-      </w:pPr>
-    </w:p>
-    <w:p>
-      <w:pPr>
-        <w:rPr>
-          <w:rFonts w:hint="eastAsia"/>
-        </w:rPr>
-      </w:pPr>
-      <w:r>
-        <w:rPr>
-          <w:rFonts w:hint="eastAsia"/>
-        </w:rPr>
-        <w:t>2026.3.24</w:t>
-      </w:r>
-    </w:p>
-    <w:p>
-      <w:pPr>
-        <w:rPr>
-          <w:rFonts w:hint="eastAsia"/>
-        </w:rPr>
-      </w:pPr>
-      <w:r>
-        <w:rPr>
-          <w:rFonts w:hint="eastAsia"/>
-          <w:highlight w:val="yellow"/>
-        </w:rPr>
-        <w:t>三角洲地形</w:t>
-      </w:r>
-      <w:r>
-        <w:rPr>
-          <w:rFonts w:hint="eastAsia"/>
-        </w:rPr>
-        <w:t>+doc</w:t>
-      </w:r>
-    </w:p>
-    <w:p>
-      <w:pPr>
-        <w:rPr>
-          <w:rFonts w:hint="eastAsia"/>
-        </w:rPr>
-      </w:pPr>
-    </w:p>
-    <w:p>
-      <w:pPr>
-        <w:rPr>
-          <w:rFonts w:hint="eastAsia"/>
-        </w:rPr>
-      </w:pPr>
-      <w:r>
-        <w:rPr>
-          <w:rFonts w:hint="eastAsia"/>
-        </w:rPr>
-        <w:t>2026.3.26</w:t>
-      </w:r>
-    </w:p>
-    <w:p>
-      <w:pPr>
-        <w:rPr>
-          <w:rFonts w:hint="eastAsia"/>
-        </w:rPr>
-      </w:pPr>
-      <w:proofErr w:type="spellStart"/>
-      <w:r>
-        <w:rPr>
-          <w:rFonts w:hint="eastAsia"/>
-        </w:rPr>
-        <w:t>Bishe</w:t>
-      </w:r>
-      <w:proofErr w:type="spellEnd"/>
-    </w:p>
-    <w:p>
-      <w:pPr>
-        <w:rPr>
-          <w:rFonts w:hint="eastAsia"/>
-        </w:rPr>
-      </w:pPr>
+      <w:r>
+        <w:rPr>
+          <w:rFonts w:hint="eastAsia"/>
+        </w:rPr>
+        <w:t>Pika</w:t>
+      </w:r>
+    </w:p>
+    <w:p/>
+    <w:p>
+      <w:r>
+        <w:rPr>
+          <w:rFonts w:hint="eastAsia"/>
+        </w:rPr>
+        <w:t>2026.3.30</w:t>
+      </w:r>
+    </w:p>
+    <w:p>
+      <w:r>
+        <w:rPr>
+          <w:rFonts w:hint="eastAsia"/>
+        </w:rPr>
+        <w:t>OpenClaw</w:t>
+      </w:r>
+    </w:p>
+    <w:p>
       <w:r>
         <w:rPr>
           <w:rFonts w:hint="eastAsia"/>
@@ -1975,52 +1729,11 @@
       </w:r>
     </w:p>
     <w:p>
-      <w:r>
-        <w:rPr>
-          <w:rFonts w:hint="eastAsia"/>
-        </w:rPr>
-        <w:t>Pika</w:t>
-      </w:r>
-    </w:p>
-    <w:p/>
-    <w:p>
-      <w:r>
-        <w:rPr>
-          <w:rFonts w:hint="eastAsia"/>
-        </w:rPr>
-        <w:t>2026.3.29</w:t>
-      </w:r>
-    </w:p>
-    <w:p>
-      <w:pPr>
-        <w:rPr>
-          <w:rFonts w:hint="eastAsia"/>
-        </w:rPr>
-      </w:pPr>
-      <w:proofErr w:type="spellStart"/>
-      <w:r>
-        <w:rPr>
-          <w:rFonts w:hint="eastAsia"/>
-          <w:highlight w:val="yellow"/>
-        </w:rPr>
-        <w:t>Bishe</w:t>
-      </w:r>
-      <w:proofErr w:type="spellEnd"/>
-    </w:p>
-    <w:p>
-      <w:pPr>
-        <w:rPr>
-          <w:rFonts w:hint="eastAsia"/>
-        </w:rPr>
-      </w:pPr>
-      <w:r>
-        <w:rPr>
-          <w:rFonts w:hint="eastAsia"/>
-        </w:rPr>
-        <w:t>地形</w:t>
-      </w:r>
-    </w:p>
-    <w:p>
+      <w:pPr>
+        <w:rPr>
+          <w:rFonts w:hint="eastAsia"/>
+        </w:rPr>
+      </w:pPr>
       <w:r>
         <w:rPr>
           <w:rFonts w:hint="eastAsia"/>

--- a/desktop_files/2026.docx
+++ b/desktop_files/2026.docx
@@ -1696,6 +1696,11 @@
       </w:r>
     </w:p>
     <w:p>
+      <w:pPr>
+        <w:rPr>
+          <w:rFonts w:hint="eastAsia"/>
+        </w:rPr>
+      </w:pPr>
       <w:r>
         <w:rPr>
           <w:rFonts w:hint="eastAsia"/>
@@ -1703,16 +1708,92 @@
         <w:t>Pika</w:t>
       </w:r>
     </w:p>
+    <w:p>
+      <w:pPr>
+        <w:rPr>
+          <w:rFonts w:hint="eastAsia"/>
+        </w:rPr>
+      </w:pPr>
+    </w:p>
+    <w:p>
+      <w:pPr>
+        <w:rPr>
+          <w:rFonts w:hint="eastAsia"/>
+        </w:rPr>
+      </w:pPr>
+      <w:r>
+        <w:rPr>
+          <w:rFonts w:hint="eastAsia"/>
+        </w:rPr>
+        <w:t>2026.3.30</w:t>
+      </w:r>
+    </w:p>
+    <w:p>
+      <w:pPr>
+        <w:rPr>
+          <w:rFonts w:hint="eastAsia"/>
+        </w:rPr>
+      </w:pPr>
+      <w:r>
+        <w:rPr>
+          <w:rFonts w:hint="eastAsia"/>
+        </w:rPr>
+        <w:t>OpenClaw</w:t>
+      </w:r>
+    </w:p>
+    <w:p>
+      <w:pPr>
+        <w:rPr>
+          <w:rFonts w:hint="eastAsia"/>
+        </w:rPr>
+      </w:pPr>
+      <w:r>
+        <w:rPr>
+          <w:rFonts w:hint="eastAsia"/>
+        </w:rPr>
+        <w:t>地形</w:t>
+      </w:r>
+    </w:p>
+    <w:p>
+      <w:pPr>
+        <w:rPr>
+          <w:rFonts w:hint="eastAsia"/>
+        </w:rPr>
+      </w:pPr>
+      <w:r>
+        <w:rPr>
+          <w:rFonts w:hint="eastAsia"/>
+        </w:rPr>
+        <w:t>Pika</w:t>
+      </w:r>
+    </w:p>
     <w:p/>
     <w:p>
-      <w:r>
-        <w:rPr>
-          <w:rFonts w:hint="eastAsia"/>
-        </w:rPr>
-        <w:t>2026.3.30</w:t>
-      </w:r>
-    </w:p>
-    <w:p>
+      <w:pPr>
+        <w:rPr>
+          <w:rFonts w:hint="eastAsia"/>
+        </w:rPr>
+      </w:pPr>
+      <w:r>
+        <w:rPr>
+          <w:rFonts w:hint="eastAsia"/>
+        </w:rPr>
+        <w:lastRenderedPageBreak/>
+        <w:t>2026.</w:t>
+      </w:r>
+      <w:r>
+        <w:rPr>
+          <w:rFonts w:hint="eastAsia"/>
+        </w:rPr>
+        <w:t>4.1</w:t>
+      </w:r>
+    </w:p>
+    <w:p>
+      <w:pPr>
+        <w:rPr>
+          <w:rFonts w:hint="eastAsia"/>
+        </w:rPr>
+      </w:pPr>
       <w:r>
         <w:rPr>
           <w:rFonts w:hint="eastAsia"/>
@@ -1721,6 +1802,11 @@
       </w:r>
     </w:p>
     <w:p>
+      <w:pPr>
+        <w:rPr>
+          <w:rFonts w:hint="eastAsia"/>
+        </w:rPr>
+      </w:pPr>
       <w:r>
         <w:rPr>
           <w:rFonts w:hint="eastAsia"/>
@@ -1729,16 +1815,32 @@
       </w:r>
     </w:p>
     <w:p>
-      <w:pPr>
-        <w:rPr>
-          <w:rFonts w:hint="eastAsia"/>
-        </w:rPr>
-      </w:pPr>
       <w:r>
         <w:rPr>
           <w:rFonts w:hint="eastAsia"/>
         </w:rPr>
         <w:t>Pika</w:t>
+      </w:r>
+    </w:p>
+    <w:p>
+      <w:r>
+        <w:rPr>
+          <w:rFonts w:hint="eastAsia"/>
+        </w:rPr>
+        <w:t>预答辩ppt</w:t>
+      </w:r>
+    </w:p>
+    <w:p>
+      <w:pPr>
+        <w:rPr>
+          <w:rFonts w:hint="eastAsia"/>
+        </w:rPr>
+      </w:pPr>
+      <w:r>
+        <w:rPr>
+          <w:rFonts w:hint="eastAsia"/>
+        </w:rPr>
+        <w:t>盲审</w:t>
       </w:r>
     </w:p>
     <w:p>

--- a/desktop_files/2026.docx
+++ b/desktop_files/2026.docx
@@ -1099,12 +1099,16 @@
     <w:p>
       <w:proofErr w:type="spellStart"/>
       <w:r>
-        <w:t>Bishe</w:t>
-      </w:r>
-      <w:proofErr w:type="spellEnd"/>
-      <w:r>
-        <w:rPr>
-          <w:rFonts w:hint="eastAsia"/>
+        <w:rPr>
+          <w:highlight w:val="yellow"/>
+        </w:rPr>
+        <w:t>Bishe</w:t>
+      </w:r>
+      <w:proofErr w:type="spellEnd"/>
+      <w:r>
+        <w:rPr>
+          <w:rFonts w:hint="eastAsia"/>
+          <w:highlight w:val="yellow"/>
         </w:rPr>
         <w:t>——查重&amp;to word</w:t>
       </w:r>
@@ -1116,23 +1120,50 @@
       </w:r>
     </w:p>
     <w:p>
+      <w:r>
+        <w:t>Xiao</w:t>
+      </w:r>
+      <w:r>
+        <w:rPr>
+          <w:rFonts w:hint="eastAsia"/>
+        </w:rPr>
+        <w:t>——</w:t>
+      </w:r>
+      <w:r>
+        <w:t>introduction</w:t>
+      </w:r>
+    </w:p>
+    <w:p/>
+    <w:p>
+      <w:r>
+        <w:t>2026.4.25</w:t>
+      </w:r>
+    </w:p>
+    <w:p>
+      <w:r>
+        <w:t>Ai video</w:t>
+      </w:r>
+    </w:p>
+    <w:p>
+      <w:r>
+        <w:t>Xiao</w:t>
+      </w:r>
+      <w:r>
+        <w:rPr>
+          <w:rFonts w:hint="eastAsia"/>
+        </w:rPr>
+        <w:t>——</w:t>
+      </w:r>
+      <w:r>
+        <w:t>all</w:t>
+      </w:r>
+    </w:p>
+    <w:p>
       <w:pPr>
         <w:rPr>
           <w:rFonts w:hint="eastAsia"/>
         </w:rPr>
       </w:pPr>
-      <w:r>
-        <w:t>Xiao</w:t>
-      </w:r>
-      <w:r>
-        <w:rPr>
-          <w:rFonts w:hint="eastAsia"/>
-        </w:rPr>
-        <w:t>——</w:t>
-      </w:r>
-      <w:r>
-        <w:t>introduction</w:t>
-      </w:r>
     </w:p>
     <w:p/>
     <w:sectPr>

--- a/desktop_files/2026.docx
+++ b/desktop_files/2026.docx
@@ -1158,13 +1158,39 @@
         <w:t>all</w:t>
       </w:r>
     </w:p>
-    <w:p>
-      <w:pPr>
-        <w:rPr>
-          <w:rFonts w:hint="eastAsia"/>
-        </w:rPr>
-      </w:pPr>
-    </w:p>
+    <w:p/>
+    <w:p>
+      <w:r>
+        <w:t>2026.4.29</w:t>
+      </w:r>
+    </w:p>
+    <w:p>
+      <w:r>
+        <w:rPr>
+          <w:highlight w:val="yellow"/>
+        </w:rPr>
+        <w:t>Cc deployment</w:t>
+      </w:r>
+    </w:p>
+    <w:p>
+      <w:r>
+        <w:t>Ai video</w:t>
+      </w:r>
+      <w:r>
+        <w:t xml:space="preserve"> half</w:t>
+      </w:r>
+    </w:p>
+    <w:p>
+      <w:proofErr w:type="spellStart"/>
+      <w:r>
+        <w:t>Triblend</w:t>
+      </w:r>
+      <w:proofErr w:type="spellEnd"/>
+      <w:r>
+        <w:t xml:space="preserve"> terrain v1</w:t>
+      </w:r>
+    </w:p>
+    <w:p/>
     <w:p/>
     <w:sectPr>
       <w:pgSz w:w="11906" w:h="16838"/>

--- a/desktop_files/2026.docx
+++ b/desktop_files/2026.docx
@@ -1174,20 +1174,45 @@
     </w:p>
     <w:p>
       <w:r>
-        <w:t>Ai video</w:t>
-      </w:r>
-      <w:r>
-        <w:t xml:space="preserve"> half</w:t>
-      </w:r>
-    </w:p>
-    <w:p>
-      <w:proofErr w:type="spellStart"/>
-      <w:r>
+        <w:t>Ai video half</w:t>
+      </w:r>
+    </w:p>
+    <w:p>
+      <w:proofErr w:type="spellStart"/>
+      <w:r>
+        <w:rPr>
+          <w:highlight w:val="yellow"/>
+        </w:rPr>
         <w:t>Triblend</w:t>
       </w:r>
       <w:proofErr w:type="spellEnd"/>
       <w:r>
+        <w:rPr>
+          <w:highlight w:val="yellow"/>
+        </w:rPr>
         <w:t xml:space="preserve"> terrain v1</w:t>
+      </w:r>
+    </w:p>
+    <w:p/>
+    <w:p>
+      <w:r>
+        <w:t>2026.5.1</w:t>
+      </w:r>
+    </w:p>
+    <w:p>
+      <w:pPr>
+        <w:rPr>
+          <w:rFonts w:hint="eastAsia"/>
+        </w:rPr>
+      </w:pPr>
+      <w:r>
+        <w:t>Xiao</w:t>
+      </w:r>
+      <w:r>
+        <w:rPr>
+          <w:rFonts w:hint="eastAsia"/>
+        </w:rPr>
+        <w:t>——all</w:t>
       </w:r>
     </w:p>
     <w:p/>

--- a/desktop_files/2026.docx
+++ b/desktop_files/2026.docx
@@ -1200,22 +1200,41 @@
       </w:r>
     </w:p>
     <w:p>
-      <w:pPr>
-        <w:rPr>
-          <w:rFonts w:hint="eastAsia"/>
-        </w:rPr>
-      </w:pPr>
-      <w:r>
+      <w:r>
+        <w:rPr>
+          <w:highlight w:val="yellow"/>
+        </w:rPr>
         <w:t>Xiao</w:t>
       </w:r>
       <w:r>
         <w:rPr>
           <w:rFonts w:hint="eastAsia"/>
+          <w:highlight w:val="yellow"/>
         </w:rPr>
         <w:t>——all</w:t>
       </w:r>
     </w:p>
     <w:p/>
+    <w:p>
+      <w:r>
+        <w:t>2026.5.10</w:t>
+      </w:r>
+    </w:p>
+    <w:p>
+      <w:r>
+        <w:t>Claw</w:t>
+      </w:r>
+    </w:p>
+    <w:p>
+      <w:r>
+        <w:t>Ai video half</w:t>
+      </w:r>
+    </w:p>
+    <w:p>
+      <w:r>
+        <w:t xml:space="preserve">Team Analysis </w:t>
+      </w:r>
+    </w:p>
     <w:p/>
     <w:sectPr>
       <w:pgSz w:w="11906" w:h="16838"/>

--- a/desktop_files/2026.docx
+++ b/desktop_files/2026.docx
@@ -1222,11 +1222,17 @@
     </w:p>
     <w:p>
       <w:r>
+        <w:rPr>
+          <w:highlight w:val="yellow"/>
+        </w:rPr>
         <w:t>Claw</w:t>
       </w:r>
     </w:p>
     <w:p>
       <w:r>
+        <w:rPr>
+          <w:highlight w:val="yellow"/>
+        </w:rPr>
         <w:t>Ai video half</w:t>
       </w:r>
     </w:p>
@@ -1236,6 +1242,56 @@
       </w:r>
     </w:p>
     <w:p/>
+    <w:p>
+      <w:r>
+        <w:t>2026.5.1</w:t>
+      </w:r>
+      <w:r>
+        <w:t>7</w:t>
+      </w:r>
+    </w:p>
+    <w:p>
+      <w:r>
+        <w:t>Ai video all</w:t>
+      </w:r>
+    </w:p>
+    <w:p>
+      <w:proofErr w:type="spellStart"/>
+      <w:r>
+        <w:t>Bishe</w:t>
+      </w:r>
+      <w:proofErr w:type="spellEnd"/>
+      <w:r>
+        <w:t xml:space="preserve"> </w:t>
+      </w:r>
+      <w:r>
+        <w:rPr>
+          <w:rFonts w:hint="eastAsia"/>
+        </w:rPr>
+        <w:t>改</w:t>
+      </w:r>
+    </w:p>
+    <w:p>
+      <w:pPr>
+        <w:rPr>
+          <w:rFonts w:hint="eastAsia"/>
+        </w:rPr>
+      </w:pPr>
+      <w:proofErr w:type="spellStart"/>
+      <w:r>
+        <w:rPr>
+          <w:rFonts w:hint="eastAsia"/>
+        </w:rPr>
+        <w:t>Bishe</w:t>
+      </w:r>
+      <w:proofErr w:type="spellEnd"/>
+      <w:r>
+        <w:rPr>
+          <w:rFonts w:hint="eastAsia"/>
+        </w:rPr>
+        <w:t xml:space="preserve"> PPT</w:t>
+      </w:r>
+    </w:p>
     <w:sectPr>
       <w:pgSz w:w="11906" w:h="16838"/>
       <w:pgMar w:top="1440" w:right="1800" w:bottom="1440" w:left="1800" w:header="851" w:footer="992" w:gutter="0"/>

--- a/desktop_files/2026.docx
+++ b/desktop_files/2026.docx
@@ -1244,10 +1244,7 @@
     <w:p/>
     <w:p>
       <w:r>
-        <w:t>2026.5.1</w:t>
-      </w:r>
-      <w:r>
-        <w:t>7</w:t>
+        <w:t>2026.5.17</w:t>
       </w:r>
     </w:p>
     <w:p>
@@ -1256,40 +1253,76 @@
       </w:r>
     </w:p>
     <w:p>
-      <w:proofErr w:type="spellStart"/>
-      <w:r>
-        <w:t>Bishe</w:t>
-      </w:r>
-      <w:proofErr w:type="spellEnd"/>
-      <w:r>
+      <w:pPr>
+        <w:rPr>
+          <w:highlight w:val="yellow"/>
+        </w:rPr>
+      </w:pPr>
+      <w:proofErr w:type="spellStart"/>
+      <w:r>
+        <w:rPr>
+          <w:highlight w:val="yellow"/>
+        </w:rPr>
+        <w:t>Bishe</w:t>
+      </w:r>
+      <w:proofErr w:type="spellEnd"/>
+      <w:r>
+        <w:rPr>
+          <w:highlight w:val="yellow"/>
+        </w:rPr>
         <w:t xml:space="preserve"> </w:t>
       </w:r>
       <w:r>
         <w:rPr>
           <w:rFonts w:hint="eastAsia"/>
+          <w:highlight w:val="yellow"/>
         </w:rPr>
         <w:t>改</w:t>
       </w:r>
     </w:p>
     <w:p>
+      <w:proofErr w:type="spellStart"/>
+      <w:r>
+        <w:rPr>
+          <w:rFonts w:hint="eastAsia"/>
+          <w:highlight w:val="yellow"/>
+        </w:rPr>
+        <w:t>Bishe</w:t>
+      </w:r>
+      <w:proofErr w:type="spellEnd"/>
+      <w:r>
+        <w:rPr>
+          <w:rFonts w:hint="eastAsia"/>
+          <w:highlight w:val="yellow"/>
+        </w:rPr>
+        <w:t xml:space="preserve"> PPT</w:t>
+      </w:r>
+    </w:p>
+    <w:p/>
+    <w:p>
+      <w:r>
+        <w:t>2026.5.24</w:t>
+      </w:r>
+    </w:p>
+    <w:p>
+      <w:r>
+        <w:rPr>
+          <w:highlight w:val="yellow"/>
+        </w:rPr>
+        <w:t>Ai video all</w:t>
+      </w:r>
+    </w:p>
+    <w:p>
       <w:pPr>
         <w:rPr>
           <w:rFonts w:hint="eastAsia"/>
         </w:rPr>
       </w:pPr>
-      <w:proofErr w:type="spellStart"/>
-      <w:r>
-        <w:rPr>
-          <w:rFonts w:hint="eastAsia"/>
-        </w:rPr>
-        <w:t>Bishe</w:t>
-      </w:r>
-      <w:proofErr w:type="spellEnd"/>
-      <w:r>
-        <w:rPr>
-          <w:rFonts w:hint="eastAsia"/>
-        </w:rPr>
-        <w:t xml:space="preserve"> PPT</w:t>
+      <w:r>
+        <w:rPr>
+          <w:rFonts w:hint="eastAsia"/>
+        </w:rPr>
+        <w:t>登记表、档案、纸质+电子、归档</w:t>
       </w:r>
     </w:p>
     <w:sectPr>

--- a/desktop_files/2026.docx
+++ b/desktop_files/2026.docx
@@ -1313,16 +1313,42 @@
       </w:r>
     </w:p>
     <w:p>
+      <w:r>
+        <w:rPr>
+          <w:rFonts w:hint="eastAsia"/>
+          <w:highlight w:val="yellow"/>
+        </w:rPr>
+        <w:t>登记表、档案、纸质+电子、</w:t>
+      </w:r>
+      <w:r>
+        <w:rPr>
+          <w:rFonts w:hint="eastAsia"/>
+        </w:rPr>
+        <w:t>归档</w:t>
+      </w:r>
+    </w:p>
+    <w:p/>
+    <w:p>
+      <w:r>
+        <w:t>2026.5.25</w:t>
+      </w:r>
+    </w:p>
+    <w:p>
+      <w:r>
+        <w:rPr>
+          <w:rFonts w:hint="eastAsia"/>
+        </w:rPr>
+        <w:t>归档</w:t>
+      </w:r>
+    </w:p>
+    <w:p>
       <w:pPr>
         <w:rPr>
           <w:rFonts w:hint="eastAsia"/>
         </w:rPr>
       </w:pPr>
       <w:r>
-        <w:rPr>
-          <w:rFonts w:hint="eastAsia"/>
-        </w:rPr>
-        <w:t>登记表、档案、纸质+电子、归档</w:t>
+        <w:t>Cod terrain</w:t>
       </w:r>
     </w:p>
     <w:sectPr>

--- a/desktop_files/2026.docx
+++ b/desktop_files/2026.docx
@@ -3,11 +3,21 @@
 <w:document xmlns:wpc="http://schemas.microsoft.com/office/word/2010/wordprocessingCanvas" xmlns:cx="http://schemas.microsoft.com/office/drawing/2014/chartex" xmlns:cx1="http://schemas.microsoft.com/office/drawing/2015/9/8/chartex" xmlns:cx2="http://schemas.microsoft.com/office/drawing/2015/10/21/chartex" xmlns:cx3="http://schemas.microsoft.com/office/drawing/2016/5/9/chartex" xmlns:cx4="http://schemas.microsoft.com/office/drawing/2016/5/10/chartex" xmlns:cx5="http://schemas.microsoft.com/office/drawing/2016/5/11/chartex" xmlns:cx6="http://schemas.microsoft.com/office/drawing/2016/5/12/chartex" xmlns:cx7="http://schemas.microsoft.com/office/drawing/2016/5/13/chartex" xmlns:cx8="http://schemas.microsoft.com/office/drawing/2016/5/14/chartex" xmlns:mc="http://schemas.openxmlformats.org/markup-compatibility/2006" xmlns:aink="http://schemas.microsoft.com/office/drawing/2016/ink" xmlns:am3d="http://schemas.microsoft.com/office/drawing/2017/model3d" xmlns:o="urn:schemas-microsoft-com:office:office" xmlns:oel="http://schemas.microsoft.com/office/2019/extlst" xmlns:r="http://schemas.openxmlformats.org/officeDocument/2006/relationships" xmlns:m="http://schemas.openxmlformats.org/officeDocument/2006/math" xmlns:v="urn:schemas-microsoft-com:vml" xmlns:wp14="http://schemas.microsoft.com/office/word/2010/wordprocessingDrawing" xmlns:wp="http://schemas.openxmlformats.org/drawingml/2006/wordprocessingDrawing" xmlns:w10="urn:schemas-microsoft-com:office:word" xmlns:w="http://schemas.openxmlformats.org/wordprocessingml/2006/main" xmlns:w14="http://schemas.microsoft.com/office/word/2010/wordml" xmlns:w15="http://schemas.microsoft.com/office/word/2012/wordml" xmlns:w16cex="http://schemas.microsoft.com/office/word/2018/wordml/cex" xmlns:w16cid="http://schemas.microsoft.com/office/word/2016/wordml/cid" xmlns:w16="http://schemas.microsoft.com/office/word/2018/wordml" xmlns:w16du="http://schemas.microsoft.com/office/word/2023/wordml/word16du" xmlns:w16sdtdh="http://schemas.microsoft.com/office/word/2020/wordml/sdtdatahash" xmlns:w16sdtfl="http://schemas.microsoft.com/office/word/2024/wordml/sdtformatlock" xmlns:w16se="http://schemas.microsoft.com/office/word/2015/wordml/symex" xmlns:wpg="http://schemas.microsoft.com/office/word/2010/wordprocessingGroup" xmlns:wpi="http://schemas.microsoft.com/office/word/2010/wordprocessingInk" xmlns:wne="http://schemas.microsoft.com/office/word/2006/wordml" xmlns:wps="http://schemas.microsoft.com/office/word/2010/wordprocessingShape" mc:Ignorable="w14 w15 w16se w16cid w16 w16cex w16sdtdh w16sdtfl w16du wp14">
   <w:body>
     <w:p>
+      <w:pPr>
+        <w:rPr>
+          <w:rFonts w:hint="eastAsia"/>
+        </w:rPr>
+      </w:pPr>
       <w:r>
         <w:t>2026.1.6</w:t>
       </w:r>
     </w:p>
     <w:p>
+      <w:pPr>
+        <w:rPr>
+          <w:rFonts w:hint="eastAsia"/>
+        </w:rPr>
+      </w:pPr>
       <w:proofErr w:type="spellStart"/>
       <w:r>
         <w:t>Bishe</w:t>
@@ -23,8 +33,19 @@
         <w:t>chapter1&amp;2</w:t>
       </w:r>
     </w:p>
-    <w:p/>
-    <w:p>
+    <w:p>
+      <w:pPr>
+        <w:rPr>
+          <w:rFonts w:hint="eastAsia"/>
+        </w:rPr>
+      </w:pPr>
+    </w:p>
+    <w:p>
+      <w:pPr>
+        <w:rPr>
+          <w:rFonts w:hint="eastAsia"/>
+        </w:rPr>
+      </w:pPr>
       <w:r>
         <w:t>2026.1.</w:t>
       </w:r>
@@ -36,6 +57,11 @@
       </w:r>
     </w:p>
     <w:p>
+      <w:pPr>
+        <w:rPr>
+          <w:rFonts w:hint="eastAsia"/>
+        </w:rPr>
+      </w:pPr>
       <w:proofErr w:type="spellStart"/>
       <w:r>
         <w:t>Bishe</w:t>
@@ -66,8 +92,19 @@
         <w:t>1.2</w:t>
       </w:r>
     </w:p>
-    <w:p/>
-    <w:p>
+    <w:p>
+      <w:pPr>
+        <w:rPr>
+          <w:rFonts w:hint="eastAsia"/>
+        </w:rPr>
+      </w:pPr>
+    </w:p>
+    <w:p>
+      <w:pPr>
+        <w:rPr>
+          <w:rFonts w:hint="eastAsia"/>
+        </w:rPr>
+      </w:pPr>
       <w:r>
         <w:rPr>
           <w:rFonts w:hint="eastAsia"/>
@@ -76,6 +113,11 @@
       </w:r>
     </w:p>
     <w:p>
+      <w:pPr>
+        <w:rPr>
+          <w:rFonts w:hint="eastAsia"/>
+        </w:rPr>
+      </w:pPr>
       <w:proofErr w:type="spellStart"/>
       <w:r>
         <w:rPr>
@@ -93,8 +135,19 @@
         <w:t>——chapter2.1</w:t>
       </w:r>
     </w:p>
-    <w:p/>
-    <w:p>
+    <w:p>
+      <w:pPr>
+        <w:rPr>
+          <w:rFonts w:hint="eastAsia"/>
+        </w:rPr>
+      </w:pPr>
+    </w:p>
+    <w:p>
+      <w:pPr>
+        <w:rPr>
+          <w:rFonts w:hint="eastAsia"/>
+        </w:rPr>
+      </w:pPr>
       <w:r>
         <w:rPr>
           <w:rFonts w:hint="eastAsia"/>
@@ -103,6 +156,11 @@
       </w:r>
     </w:p>
     <w:p>
+      <w:pPr>
+        <w:rPr>
+          <w:rFonts w:hint="eastAsia"/>
+        </w:rPr>
+      </w:pPr>
       <w:proofErr w:type="spellStart"/>
       <w:r>
         <w:rPr>
@@ -118,8 +176,19 @@
         <w:t>——chapter2&amp;chapter3</w:t>
       </w:r>
     </w:p>
-    <w:p/>
-    <w:p>
+    <w:p>
+      <w:pPr>
+        <w:rPr>
+          <w:rFonts w:hint="eastAsia"/>
+        </w:rPr>
+      </w:pPr>
+    </w:p>
+    <w:p>
+      <w:pPr>
+        <w:rPr>
+          <w:rFonts w:hint="eastAsia"/>
+        </w:rPr>
+      </w:pPr>
       <w:r>
         <w:rPr>
           <w:rFonts w:hint="eastAsia"/>
@@ -128,6 +197,11 @@
       </w:r>
     </w:p>
     <w:p>
+      <w:pPr>
+        <w:rPr>
+          <w:rFonts w:hint="eastAsia"/>
+        </w:rPr>
+      </w:pPr>
       <w:proofErr w:type="spellStart"/>
       <w:r>
         <w:rPr>
@@ -156,8 +230,19 @@
         <w:t>&amp;chapter2.3</w:t>
       </w:r>
     </w:p>
-    <w:p/>
-    <w:p>
+    <w:p>
+      <w:pPr>
+        <w:rPr>
+          <w:rFonts w:hint="eastAsia"/>
+        </w:rPr>
+      </w:pPr>
+    </w:p>
+    <w:p>
+      <w:pPr>
+        <w:rPr>
+          <w:rFonts w:hint="eastAsia"/>
+        </w:rPr>
+      </w:pPr>
       <w:r>
         <w:rPr>
           <w:rFonts w:hint="eastAsia"/>
@@ -166,6 +251,11 @@
       </w:r>
     </w:p>
     <w:p>
+      <w:pPr>
+        <w:rPr>
+          <w:rFonts w:hint="eastAsia"/>
+        </w:rPr>
+      </w:pPr>
       <w:proofErr w:type="spellStart"/>
       <w:r>
         <w:rPr>
@@ -183,8 +273,19 @@
         <w:t>——chapter2.3 &amp; 2.4</w:t>
       </w:r>
     </w:p>
-    <w:p/>
-    <w:p>
+    <w:p>
+      <w:pPr>
+        <w:rPr>
+          <w:rFonts w:hint="eastAsia"/>
+        </w:rPr>
+      </w:pPr>
+    </w:p>
+    <w:p>
+      <w:pPr>
+        <w:rPr>
+          <w:rFonts w:hint="eastAsia"/>
+        </w:rPr>
+      </w:pPr>
       <w:r>
         <w:rPr>
           <w:rFonts w:hint="eastAsia"/>
@@ -193,6 +294,11 @@
       </w:r>
     </w:p>
     <w:p>
+      <w:pPr>
+        <w:rPr>
+          <w:rFonts w:hint="eastAsia"/>
+        </w:rPr>
+      </w:pPr>
       <w:proofErr w:type="spellStart"/>
       <w:r>
         <w:rPr>
@@ -219,8 +325,19 @@
       </w:r>
       <w:proofErr w:type="spellEnd"/>
     </w:p>
-    <w:p/>
-    <w:p>
+    <w:p>
+      <w:pPr>
+        <w:rPr>
+          <w:rFonts w:hint="eastAsia"/>
+        </w:rPr>
+      </w:pPr>
+    </w:p>
+    <w:p>
+      <w:pPr>
+        <w:rPr>
+          <w:rFonts w:hint="eastAsia"/>
+        </w:rPr>
+      </w:pPr>
       <w:r>
         <w:rPr>
           <w:rFonts w:hint="eastAsia"/>
@@ -229,6 +346,11 @@
       </w:r>
     </w:p>
     <w:p>
+      <w:pPr>
+        <w:rPr>
+          <w:rFonts w:hint="eastAsia"/>
+        </w:rPr>
+      </w:pPr>
       <w:proofErr w:type="spellStart"/>
       <w:r>
         <w:rPr>
@@ -247,6 +369,11 @@
       </w:r>
     </w:p>
     <w:p>
+      <w:pPr>
+        <w:rPr>
+          <w:rFonts w:hint="eastAsia"/>
+        </w:rPr>
+      </w:pPr>
       <w:proofErr w:type="spellStart"/>
       <w:r>
         <w:rPr>
@@ -276,8 +403,19 @@
         <w:t xml:space="preserve"> progress</w:t>
       </w:r>
     </w:p>
-    <w:p/>
-    <w:p>
+    <w:p>
+      <w:pPr>
+        <w:rPr>
+          <w:rFonts w:hint="eastAsia"/>
+        </w:rPr>
+      </w:pPr>
+    </w:p>
+    <w:p>
+      <w:pPr>
+        <w:rPr>
+          <w:rFonts w:hint="eastAsia"/>
+        </w:rPr>
+      </w:pPr>
       <w:r>
         <w:rPr>
           <w:rFonts w:hint="eastAsia"/>
@@ -286,6 +424,11 @@
       </w:r>
     </w:p>
     <w:p>
+      <w:pPr>
+        <w:rPr>
+          <w:rFonts w:hint="eastAsia"/>
+        </w:rPr>
+      </w:pPr>
       <w:proofErr w:type="spellStart"/>
       <w:r>
         <w:rPr>
@@ -337,8 +480,19 @@
         <w:t xml:space="preserve"> progress</w:t>
       </w:r>
     </w:p>
-    <w:p/>
-    <w:p>
+    <w:p>
+      <w:pPr>
+        <w:rPr>
+          <w:rFonts w:hint="eastAsia"/>
+        </w:rPr>
+      </w:pPr>
+    </w:p>
+    <w:p>
+      <w:pPr>
+        <w:rPr>
+          <w:rFonts w:hint="eastAsia"/>
+        </w:rPr>
+      </w:pPr>
       <w:r>
         <w:rPr>
           <w:rFonts w:hint="eastAsia"/>
@@ -347,6 +501,11 @@
       </w:r>
     </w:p>
     <w:p>
+      <w:pPr>
+        <w:rPr>
+          <w:rFonts w:hint="eastAsia"/>
+        </w:rPr>
+      </w:pPr>
       <w:r>
         <w:rPr>
           <w:rFonts w:hint="eastAsia"/>
@@ -355,6 +514,11 @@
       </w:r>
     </w:p>
     <w:p>
+      <w:pPr>
+        <w:rPr>
+          <w:rFonts w:hint="eastAsia"/>
+        </w:rPr>
+      </w:pPr>
       <w:proofErr w:type="spellStart"/>
       <w:r>
         <w:rPr>
@@ -392,8 +556,19 @@
         <w:t xml:space="preserve"> &amp; chapter3</w:t>
       </w:r>
     </w:p>
-    <w:p/>
-    <w:p>
+    <w:p>
+      <w:pPr>
+        <w:rPr>
+          <w:rFonts w:hint="eastAsia"/>
+        </w:rPr>
+      </w:pPr>
+    </w:p>
+    <w:p>
+      <w:pPr>
+        <w:rPr>
+          <w:rFonts w:hint="eastAsia"/>
+        </w:rPr>
+      </w:pPr>
       <w:r>
         <w:rPr>
           <w:rFonts w:hint="eastAsia"/>
@@ -408,6 +583,11 @@
       </w:r>
     </w:p>
     <w:p>
+      <w:pPr>
+        <w:rPr>
+          <w:rFonts w:hint="eastAsia"/>
+        </w:rPr>
+      </w:pPr>
       <w:r>
         <w:rPr>
           <w:rFonts w:hint="eastAsia"/>
@@ -416,6 +596,11 @@
       </w:r>
     </w:p>
     <w:p>
+      <w:pPr>
+        <w:rPr>
+          <w:rFonts w:hint="eastAsia"/>
+        </w:rPr>
+      </w:pPr>
       <w:proofErr w:type="spellStart"/>
       <w:r>
         <w:rPr>
@@ -431,8 +616,19 @@
         <w:t>——baking &amp; chapter3</w:t>
       </w:r>
     </w:p>
-    <w:p/>
-    <w:p>
+    <w:p>
+      <w:pPr>
+        <w:rPr>
+          <w:rFonts w:hint="eastAsia"/>
+        </w:rPr>
+      </w:pPr>
+    </w:p>
+    <w:p>
+      <w:pPr>
+        <w:rPr>
+          <w:rFonts w:hint="eastAsia"/>
+        </w:rPr>
+      </w:pPr>
       <w:r>
         <w:rPr>
           <w:rFonts w:hint="eastAsia"/>
@@ -447,6 +643,11 @@
       </w:r>
     </w:p>
     <w:p>
+      <w:pPr>
+        <w:rPr>
+          <w:rFonts w:hint="eastAsia"/>
+        </w:rPr>
+      </w:pPr>
       <w:r>
         <w:rPr>
           <w:rFonts w:hint="eastAsia"/>
@@ -455,6 +656,11 @@
       </w:r>
     </w:p>
     <w:p>
+      <w:pPr>
+        <w:rPr>
+          <w:rFonts w:hint="eastAsia"/>
+        </w:rPr>
+      </w:pPr>
       <w:proofErr w:type="spellStart"/>
       <w:r>
         <w:rPr>
@@ -470,9 +676,26 @@
         <w:t>——chapter3 &amp; chapter4</w:t>
       </w:r>
     </w:p>
-    <w:p/>
-    <w:p/>
-    <w:p>
+    <w:p>
+      <w:pPr>
+        <w:rPr>
+          <w:rFonts w:hint="eastAsia"/>
+        </w:rPr>
+      </w:pPr>
+    </w:p>
+    <w:p>
+      <w:pPr>
+        <w:rPr>
+          <w:rFonts w:hint="eastAsia"/>
+        </w:rPr>
+      </w:pPr>
+    </w:p>
+    <w:p>
+      <w:pPr>
+        <w:rPr>
+          <w:rFonts w:hint="eastAsia"/>
+        </w:rPr>
+      </w:pPr>
       <w:r>
         <w:rPr>
           <w:rFonts w:hint="eastAsia"/>
@@ -487,6 +710,11 @@
       </w:r>
     </w:p>
     <w:p>
+      <w:pPr>
+        <w:rPr>
+          <w:rFonts w:hint="eastAsia"/>
+        </w:rPr>
+      </w:pPr>
       <w:r>
         <w:rPr>
           <w:rFonts w:hint="eastAsia"/>
@@ -496,6 +724,11 @@
       </w:r>
     </w:p>
     <w:p>
+      <w:pPr>
+        <w:rPr>
+          <w:rFonts w:hint="eastAsia"/>
+        </w:rPr>
+      </w:pPr>
       <w:proofErr w:type="spellStart"/>
       <w:r>
         <w:rPr>
@@ -512,6 +745,11 @@
       </w:r>
     </w:p>
     <w:p>
+      <w:pPr>
+        <w:rPr>
+          <w:rFonts w:hint="eastAsia"/>
+        </w:rPr>
+      </w:pPr>
       <w:r>
         <w:rPr>
           <w:rFonts w:hint="eastAsia"/>
@@ -527,6 +765,11 @@
       </w:r>
     </w:p>
     <w:p>
+      <w:pPr>
+        <w:rPr>
+          <w:rFonts w:hint="eastAsia"/>
+        </w:rPr>
+      </w:pPr>
       <w:proofErr w:type="spellStart"/>
       <w:r>
         <w:rPr>
@@ -542,8 +785,19 @@
         <w:t>——chapter3 &amp; chapter4</w:t>
       </w:r>
     </w:p>
-    <w:p/>
-    <w:p>
+    <w:p>
+      <w:pPr>
+        <w:rPr>
+          <w:rFonts w:hint="eastAsia"/>
+        </w:rPr>
+      </w:pPr>
+    </w:p>
+    <w:p>
+      <w:pPr>
+        <w:rPr>
+          <w:rFonts w:hint="eastAsia"/>
+        </w:rPr>
+      </w:pPr>
       <w:r>
         <w:rPr>
           <w:rFonts w:hint="eastAsia"/>
@@ -552,6 +806,11 @@
       </w:r>
     </w:p>
     <w:p>
+      <w:pPr>
+        <w:rPr>
+          <w:rFonts w:hint="eastAsia"/>
+        </w:rPr>
+      </w:pPr>
       <w:proofErr w:type="spellStart"/>
       <w:r>
         <w:rPr>
@@ -567,8 +826,19 @@
         <w:t>——chapter3.3</w:t>
       </w:r>
     </w:p>
-    <w:p/>
-    <w:p>
+    <w:p>
+      <w:pPr>
+        <w:rPr>
+          <w:rFonts w:hint="eastAsia"/>
+        </w:rPr>
+      </w:pPr>
+    </w:p>
+    <w:p>
+      <w:pPr>
+        <w:rPr>
+          <w:rFonts w:hint="eastAsia"/>
+        </w:rPr>
+      </w:pPr>
       <w:r>
         <w:rPr>
           <w:rFonts w:hint="eastAsia"/>
@@ -577,6 +847,11 @@
       </w:r>
     </w:p>
     <w:p>
+      <w:pPr>
+        <w:rPr>
+          <w:rFonts w:hint="eastAsia"/>
+        </w:rPr>
+      </w:pPr>
       <w:proofErr w:type="spellStart"/>
       <w:r>
         <w:rPr>
@@ -594,8 +869,19 @@
         <w:t>——chapter4.3.3</w:t>
       </w:r>
     </w:p>
-    <w:p/>
-    <w:p>
+    <w:p>
+      <w:pPr>
+        <w:rPr>
+          <w:rFonts w:hint="eastAsia"/>
+        </w:rPr>
+      </w:pPr>
+    </w:p>
+    <w:p>
+      <w:pPr>
+        <w:rPr>
+          <w:rFonts w:hint="eastAsia"/>
+        </w:rPr>
+      </w:pPr>
       <w:r>
         <w:rPr>
           <w:rFonts w:hint="eastAsia"/>
@@ -604,6 +890,11 @@
       </w:r>
     </w:p>
     <w:p>
+      <w:pPr>
+        <w:rPr>
+          <w:rFonts w:hint="eastAsia"/>
+        </w:rPr>
+      </w:pPr>
       <w:proofErr w:type="spellStart"/>
       <w:r>
         <w:rPr>
@@ -621,8 +912,19 @@
         <w:t>——relighting ablation</w:t>
       </w:r>
     </w:p>
-    <w:p/>
-    <w:p>
+    <w:p>
+      <w:pPr>
+        <w:rPr>
+          <w:rFonts w:hint="eastAsia"/>
+        </w:rPr>
+      </w:pPr>
+    </w:p>
+    <w:p>
+      <w:pPr>
+        <w:rPr>
+          <w:rFonts w:hint="eastAsia"/>
+        </w:rPr>
+      </w:pPr>
       <w:r>
         <w:rPr>
           <w:rFonts w:hint="eastAsia"/>
@@ -631,6 +933,11 @@
       </w:r>
     </w:p>
     <w:p>
+      <w:pPr>
+        <w:rPr>
+          <w:rFonts w:hint="eastAsia"/>
+        </w:rPr>
+      </w:pPr>
       <w:proofErr w:type="spellStart"/>
       <w:r>
         <w:rPr>
@@ -646,8 +953,19 @@
         <w:t>——chapter4.2</w:t>
       </w:r>
     </w:p>
-    <w:p/>
-    <w:p>
+    <w:p>
+      <w:pPr>
+        <w:rPr>
+          <w:rFonts w:hint="eastAsia"/>
+        </w:rPr>
+      </w:pPr>
+    </w:p>
+    <w:p>
+      <w:pPr>
+        <w:rPr>
+          <w:rFonts w:hint="eastAsia"/>
+        </w:rPr>
+      </w:pPr>
       <w:r>
         <w:rPr>
           <w:rFonts w:hint="eastAsia"/>
@@ -656,6 +974,11 @@
       </w:r>
     </w:p>
     <w:p>
+      <w:pPr>
+        <w:rPr>
+          <w:rFonts w:hint="eastAsia"/>
+        </w:rPr>
+      </w:pPr>
       <w:proofErr w:type="spellStart"/>
       <w:r>
         <w:rPr>
@@ -671,8 +994,19 @@
         <w:t>——chapter4.2</w:t>
       </w:r>
     </w:p>
-    <w:p/>
-    <w:p>
+    <w:p>
+      <w:pPr>
+        <w:rPr>
+          <w:rFonts w:hint="eastAsia"/>
+        </w:rPr>
+      </w:pPr>
+    </w:p>
+    <w:p>
+      <w:pPr>
+        <w:rPr>
+          <w:rFonts w:hint="eastAsia"/>
+        </w:rPr>
+      </w:pPr>
       <w:r>
         <w:rPr>
           <w:rFonts w:hint="eastAsia"/>
@@ -681,6 +1015,11 @@
       </w:r>
     </w:p>
     <w:p>
+      <w:pPr>
+        <w:rPr>
+          <w:rFonts w:hint="eastAsia"/>
+        </w:rPr>
+      </w:pPr>
       <w:proofErr w:type="spellStart"/>
       <w:r>
         <w:rPr>
@@ -696,8 +1035,19 @@
         <w:t>——chapter3.2 &amp; chapter4.2</w:t>
       </w:r>
     </w:p>
-    <w:p/>
-    <w:p>
+    <w:p>
+      <w:pPr>
+        <w:rPr>
+          <w:rFonts w:hint="eastAsia"/>
+        </w:rPr>
+      </w:pPr>
+    </w:p>
+    <w:p>
+      <w:pPr>
+        <w:rPr>
+          <w:rFonts w:hint="eastAsia"/>
+        </w:rPr>
+      </w:pPr>
       <w:r>
         <w:rPr>
           <w:rFonts w:hint="eastAsia"/>
@@ -706,6 +1056,11 @@
       </w:r>
     </w:p>
     <w:p>
+      <w:pPr>
+        <w:rPr>
+          <w:rFonts w:hint="eastAsia"/>
+        </w:rPr>
+      </w:pPr>
       <w:proofErr w:type="spellStart"/>
       <w:r>
         <w:rPr>
@@ -721,8 +1076,19 @@
         <w:t>——chapter3.2 &amp; chapter4.2</w:t>
       </w:r>
     </w:p>
-    <w:p/>
-    <w:p>
+    <w:p>
+      <w:pPr>
+        <w:rPr>
+          <w:rFonts w:hint="eastAsia"/>
+        </w:rPr>
+      </w:pPr>
+    </w:p>
+    <w:p>
+      <w:pPr>
+        <w:rPr>
+          <w:rFonts w:hint="eastAsia"/>
+        </w:rPr>
+      </w:pPr>
       <w:r>
         <w:rPr>
           <w:rFonts w:hint="eastAsia"/>
@@ -731,6 +1097,11 @@
       </w:r>
     </w:p>
     <w:p>
+      <w:pPr>
+        <w:rPr>
+          <w:rFonts w:hint="eastAsia"/>
+        </w:rPr>
+      </w:pPr>
       <w:proofErr w:type="spellStart"/>
       <w:r>
         <w:rPr>
@@ -766,8 +1137,19 @@
         <w:t>chapter4.2</w:t>
       </w:r>
     </w:p>
-    <w:p/>
-    <w:p>
+    <w:p>
+      <w:pPr>
+        <w:rPr>
+          <w:rFonts w:hint="eastAsia"/>
+        </w:rPr>
+      </w:pPr>
+    </w:p>
+    <w:p>
+      <w:pPr>
+        <w:rPr>
+          <w:rFonts w:hint="eastAsia"/>
+        </w:rPr>
+      </w:pPr>
       <w:r>
         <w:rPr>
           <w:rFonts w:hint="eastAsia"/>
@@ -776,6 +1158,11 @@
       </w:r>
     </w:p>
     <w:p>
+      <w:pPr>
+        <w:rPr>
+          <w:rFonts w:hint="eastAsia"/>
+        </w:rPr>
+      </w:pPr>
       <w:proofErr w:type="spellStart"/>
       <w:r>
         <w:rPr>
@@ -793,8 +1180,19 @@
         <w:t>——RRGS相关所有</w:t>
       </w:r>
     </w:p>
-    <w:p/>
-    <w:p>
+    <w:p>
+      <w:pPr>
+        <w:rPr>
+          <w:rFonts w:hint="eastAsia"/>
+        </w:rPr>
+      </w:pPr>
+    </w:p>
+    <w:p>
+      <w:pPr>
+        <w:rPr>
+          <w:rFonts w:hint="eastAsia"/>
+        </w:rPr>
+      </w:pPr>
       <w:r>
         <w:rPr>
           <w:rFonts w:hint="eastAsia"/>
@@ -803,6 +1201,11 @@
       </w:r>
     </w:p>
     <w:p>
+      <w:pPr>
+        <w:rPr>
+          <w:rFonts w:hint="eastAsia"/>
+        </w:rPr>
+      </w:pPr>
       <w:proofErr w:type="spellStart"/>
       <w:r>
         <w:rPr>
@@ -834,8 +1237,19 @@
         <w:t>相关所有</w:t>
       </w:r>
     </w:p>
-    <w:p/>
-    <w:p>
+    <w:p>
+      <w:pPr>
+        <w:rPr>
+          <w:rFonts w:hint="eastAsia"/>
+        </w:rPr>
+      </w:pPr>
+    </w:p>
+    <w:p>
+      <w:pPr>
+        <w:rPr>
+          <w:rFonts w:hint="eastAsia"/>
+        </w:rPr>
+      </w:pPr>
       <w:r>
         <w:rPr>
           <w:rFonts w:hint="eastAsia"/>
@@ -844,6 +1258,11 @@
       </w:r>
     </w:p>
     <w:p>
+      <w:pPr>
+        <w:rPr>
+          <w:rFonts w:hint="eastAsia"/>
+        </w:rPr>
+      </w:pPr>
       <w:proofErr w:type="spellStart"/>
       <w:r>
         <w:rPr>
@@ -875,8 +1294,19 @@
         <w:t>相关所有</w:t>
       </w:r>
     </w:p>
-    <w:p/>
-    <w:p>
+    <w:p>
+      <w:pPr>
+        <w:rPr>
+          <w:rFonts w:hint="eastAsia"/>
+        </w:rPr>
+      </w:pPr>
+    </w:p>
+    <w:p>
+      <w:pPr>
+        <w:rPr>
+          <w:rFonts w:hint="eastAsia"/>
+        </w:rPr>
+      </w:pPr>
       <w:r>
         <w:rPr>
           <w:rFonts w:hint="eastAsia"/>
@@ -885,6 +1315,11 @@
       </w:r>
     </w:p>
     <w:p>
+      <w:pPr>
+        <w:rPr>
+          <w:rFonts w:hint="eastAsia"/>
+        </w:rPr>
+      </w:pPr>
       <w:proofErr w:type="spellStart"/>
       <w:r>
         <w:rPr>
@@ -900,8 +1335,19 @@
         <w:t>——chapter3 &amp; chapter4文字</w:t>
       </w:r>
     </w:p>
-    <w:p/>
-    <w:p>
+    <w:p>
+      <w:pPr>
+        <w:rPr>
+          <w:rFonts w:hint="eastAsia"/>
+        </w:rPr>
+      </w:pPr>
+    </w:p>
+    <w:p>
+      <w:pPr>
+        <w:rPr>
+          <w:rFonts w:hint="eastAsia"/>
+        </w:rPr>
+      </w:pPr>
       <w:r>
         <w:rPr>
           <w:rFonts w:hint="eastAsia"/>
@@ -916,6 +1362,11 @@
       </w:r>
     </w:p>
     <w:p>
+      <w:pPr>
+        <w:rPr>
+          <w:rFonts w:hint="eastAsia"/>
+        </w:rPr>
+      </w:pPr>
       <w:proofErr w:type="spellStart"/>
       <w:r>
         <w:rPr>
@@ -944,8 +1395,19 @@
         <w:t xml:space="preserve"> &amp; chapter4文字</w:t>
       </w:r>
     </w:p>
-    <w:p/>
-    <w:p>
+    <w:p>
+      <w:pPr>
+        <w:rPr>
+          <w:rFonts w:hint="eastAsia"/>
+        </w:rPr>
+      </w:pPr>
+    </w:p>
+    <w:p>
+      <w:pPr>
+        <w:rPr>
+          <w:rFonts w:hint="eastAsia"/>
+        </w:rPr>
+      </w:pPr>
       <w:r>
         <w:rPr>
           <w:rFonts w:hint="eastAsia"/>
@@ -954,6 +1416,11 @@
       </w:r>
     </w:p>
     <w:p>
+      <w:pPr>
+        <w:rPr>
+          <w:rFonts w:hint="eastAsia"/>
+        </w:rPr>
+      </w:pPr>
       <w:proofErr w:type="spellStart"/>
       <w:r>
         <w:rPr>
@@ -983,6 +1450,11 @@
       </w:r>
     </w:p>
     <w:p>
+      <w:pPr>
+        <w:rPr>
+          <w:rFonts w:hint="eastAsia"/>
+        </w:rPr>
+      </w:pPr>
       <w:r>
         <w:rPr>
           <w:rFonts w:hint="eastAsia"/>
@@ -992,6 +1464,11 @@
       </w:r>
     </w:p>
     <w:p>
+      <w:pPr>
+        <w:rPr>
+          <w:rFonts w:hint="eastAsia"/>
+        </w:rPr>
+      </w:pPr>
       <w:proofErr w:type="spellStart"/>
       <w:r>
         <w:rPr>
@@ -1033,8 +1510,19 @@
         <w:t>2</w:t>
       </w:r>
     </w:p>
-    <w:p/>
-    <w:p>
+    <w:p>
+      <w:pPr>
+        <w:rPr>
+          <w:rFonts w:hint="eastAsia"/>
+        </w:rPr>
+      </w:pPr>
+    </w:p>
+    <w:p>
+      <w:pPr>
+        <w:rPr>
+          <w:rFonts w:hint="eastAsia"/>
+        </w:rPr>
+      </w:pPr>
       <w:r>
         <w:rPr>
           <w:rFonts w:hint="eastAsia"/>
@@ -1043,6 +1531,11 @@
       </w:r>
     </w:p>
     <w:p>
+      <w:pPr>
+        <w:rPr>
+          <w:rFonts w:hint="eastAsia"/>
+        </w:rPr>
+      </w:pPr>
       <w:proofErr w:type="spellStart"/>
       <w:r>
         <w:rPr>
@@ -1058,8 +1551,19 @@
         <w:t>——version 1.0</w:t>
       </w:r>
     </w:p>
-    <w:p/>
-    <w:p>
+    <w:p>
+      <w:pPr>
+        <w:rPr>
+          <w:rFonts w:hint="eastAsia"/>
+        </w:rPr>
+      </w:pPr>
+    </w:p>
+    <w:p>
+      <w:pPr>
+        <w:rPr>
+          <w:rFonts w:hint="eastAsia"/>
+        </w:rPr>
+      </w:pPr>
       <w:r>
         <w:rPr>
           <w:rFonts w:hint="eastAsia"/>
@@ -1068,6 +1572,11 @@
       </w:r>
     </w:p>
     <w:p>
+      <w:pPr>
+        <w:rPr>
+          <w:rFonts w:hint="eastAsia"/>
+        </w:rPr>
+      </w:pPr>
       <w:proofErr w:type="spellStart"/>
       <w:r>
         <w:rPr>
@@ -1090,13 +1599,29 @@
         <w:t>version 1.0</w:t>
       </w:r>
     </w:p>
-    <w:p/>
-    <w:p>
+    <w:p>
+      <w:pPr>
+        <w:rPr>
+          <w:rFonts w:hint="eastAsia"/>
+        </w:rPr>
+      </w:pPr>
+    </w:p>
+    <w:p>
+      <w:pPr>
+        <w:rPr>
+          <w:rFonts w:hint="eastAsia"/>
+        </w:rPr>
+      </w:pPr>
       <w:r>
         <w:t>2026.3.18</w:t>
       </w:r>
     </w:p>
     <w:p>
+      <w:pPr>
+        <w:rPr>
+          <w:rFonts w:hint="eastAsia"/>
+        </w:rPr>
+      </w:pPr>
       <w:proofErr w:type="spellStart"/>
       <w:r>
         <w:rPr>
@@ -1113,13 +1638,29 @@
         <w:t>——查重&amp;to word</w:t>
       </w:r>
     </w:p>
-    <w:p/>
-    <w:p>
+    <w:p>
+      <w:pPr>
+        <w:rPr>
+          <w:rFonts w:hint="eastAsia"/>
+        </w:rPr>
+      </w:pPr>
+    </w:p>
+    <w:p>
+      <w:pPr>
+        <w:rPr>
+          <w:rFonts w:hint="eastAsia"/>
+        </w:rPr>
+      </w:pPr>
       <w:r>
         <w:t>2026.4.19</w:t>
       </w:r>
     </w:p>
     <w:p>
+      <w:pPr>
+        <w:rPr>
+          <w:rFonts w:hint="eastAsia"/>
+        </w:rPr>
+      </w:pPr>
       <w:r>
         <w:t>Xiao</w:t>
       </w:r>
@@ -1133,18 +1674,39 @@
         <w:t>introduction</w:t>
       </w:r>
     </w:p>
-    <w:p/>
-    <w:p>
+    <w:p>
+      <w:pPr>
+        <w:rPr>
+          <w:rFonts w:hint="eastAsia"/>
+        </w:rPr>
+      </w:pPr>
+    </w:p>
+    <w:p>
+      <w:pPr>
+        <w:rPr>
+          <w:rFonts w:hint="eastAsia"/>
+        </w:rPr>
+      </w:pPr>
       <w:r>
         <w:t>2026.4.25</w:t>
       </w:r>
     </w:p>
     <w:p>
+      <w:pPr>
+        <w:rPr>
+          <w:rFonts w:hint="eastAsia"/>
+        </w:rPr>
+      </w:pPr>
       <w:r>
         <w:t>Ai video</w:t>
       </w:r>
     </w:p>
     <w:p>
+      <w:pPr>
+        <w:rPr>
+          <w:rFonts w:hint="eastAsia"/>
+        </w:rPr>
+      </w:pPr>
       <w:r>
         <w:t>Xiao</w:t>
       </w:r>
@@ -1158,13 +1720,29 @@
         <w:t>all</w:t>
       </w:r>
     </w:p>
-    <w:p/>
-    <w:p>
+    <w:p>
+      <w:pPr>
+        <w:rPr>
+          <w:rFonts w:hint="eastAsia"/>
+        </w:rPr>
+      </w:pPr>
+    </w:p>
+    <w:p>
+      <w:pPr>
+        <w:rPr>
+          <w:rFonts w:hint="eastAsia"/>
+        </w:rPr>
+      </w:pPr>
       <w:r>
         <w:t>2026.4.29</w:t>
       </w:r>
     </w:p>
     <w:p>
+      <w:pPr>
+        <w:rPr>
+          <w:rFonts w:hint="eastAsia"/>
+        </w:rPr>
+      </w:pPr>
       <w:r>
         <w:rPr>
           <w:highlight w:val="yellow"/>
@@ -1173,11 +1751,21 @@
       </w:r>
     </w:p>
     <w:p>
+      <w:pPr>
+        <w:rPr>
+          <w:rFonts w:hint="eastAsia"/>
+        </w:rPr>
+      </w:pPr>
       <w:r>
         <w:t>Ai video half</w:t>
       </w:r>
     </w:p>
     <w:p>
+      <w:pPr>
+        <w:rPr>
+          <w:rFonts w:hint="eastAsia"/>
+        </w:rPr>
+      </w:pPr>
       <w:proofErr w:type="spellStart"/>
       <w:r>
         <w:rPr>
@@ -1193,13 +1781,29 @@
         <w:t xml:space="preserve"> terrain v1</w:t>
       </w:r>
     </w:p>
-    <w:p/>
-    <w:p>
+    <w:p>
+      <w:pPr>
+        <w:rPr>
+          <w:rFonts w:hint="eastAsia"/>
+        </w:rPr>
+      </w:pPr>
+    </w:p>
+    <w:p>
+      <w:pPr>
+        <w:rPr>
+          <w:rFonts w:hint="eastAsia"/>
+        </w:rPr>
+      </w:pPr>
       <w:r>
         <w:t>2026.5.1</w:t>
       </w:r>
     </w:p>
     <w:p>
+      <w:pPr>
+        <w:rPr>
+          <w:rFonts w:hint="eastAsia"/>
+        </w:rPr>
+      </w:pPr>
       <w:r>
         <w:rPr>
           <w:highlight w:val="yellow"/>
@@ -1214,13 +1818,29 @@
         <w:t>——all</w:t>
       </w:r>
     </w:p>
-    <w:p/>
-    <w:p>
+    <w:p>
+      <w:pPr>
+        <w:rPr>
+          <w:rFonts w:hint="eastAsia"/>
+        </w:rPr>
+      </w:pPr>
+    </w:p>
+    <w:p>
+      <w:pPr>
+        <w:rPr>
+          <w:rFonts w:hint="eastAsia"/>
+        </w:rPr>
+      </w:pPr>
       <w:r>
         <w:t>2026.5.10</w:t>
       </w:r>
     </w:p>
     <w:p>
+      <w:pPr>
+        <w:rPr>
+          <w:rFonts w:hint="eastAsia"/>
+        </w:rPr>
+      </w:pPr>
       <w:r>
         <w:rPr>
           <w:highlight w:val="yellow"/>
@@ -1229,6 +1849,11 @@
       </w:r>
     </w:p>
     <w:p>
+      <w:pPr>
+        <w:rPr>
+          <w:rFonts w:hint="eastAsia"/>
+        </w:rPr>
+      </w:pPr>
       <w:r>
         <w:rPr>
           <w:highlight w:val="yellow"/>
@@ -1237,17 +1862,38 @@
       </w:r>
     </w:p>
     <w:p>
+      <w:pPr>
+        <w:rPr>
+          <w:rFonts w:hint="eastAsia"/>
+        </w:rPr>
+      </w:pPr>
       <w:r>
         <w:t xml:space="preserve">Team Analysis </w:t>
       </w:r>
     </w:p>
-    <w:p/>
-    <w:p>
+    <w:p>
+      <w:pPr>
+        <w:rPr>
+          <w:rFonts w:hint="eastAsia"/>
+        </w:rPr>
+      </w:pPr>
+    </w:p>
+    <w:p>
+      <w:pPr>
+        <w:rPr>
+          <w:rFonts w:hint="eastAsia"/>
+        </w:rPr>
+      </w:pPr>
       <w:r>
         <w:t>2026.5.17</w:t>
       </w:r>
     </w:p>
     <w:p>
+      <w:pPr>
+        <w:rPr>
+          <w:rFonts w:hint="eastAsia"/>
+        </w:rPr>
+      </w:pPr>
       <w:r>
         <w:t>Ai video all</w:t>
       </w:r>
@@ -1255,6 +1901,7 @@
     <w:p>
       <w:pPr>
         <w:rPr>
+          <w:rFonts w:hint="eastAsia"/>
           <w:highlight w:val="yellow"/>
         </w:rPr>
       </w:pPr>
@@ -1281,6 +1928,11 @@
       </w:r>
     </w:p>
     <w:p>
+      <w:pPr>
+        <w:rPr>
+          <w:rFonts w:hint="eastAsia"/>
+        </w:rPr>
+      </w:pPr>
       <w:proofErr w:type="spellStart"/>
       <w:r>
         <w:rPr>
@@ -1298,13 +1950,29 @@
         <w:t xml:space="preserve"> PPT</w:t>
       </w:r>
     </w:p>
-    <w:p/>
-    <w:p>
+    <w:p>
+      <w:pPr>
+        <w:rPr>
+          <w:rFonts w:hint="eastAsia"/>
+        </w:rPr>
+      </w:pPr>
+    </w:p>
+    <w:p>
+      <w:pPr>
+        <w:rPr>
+          <w:rFonts w:hint="eastAsia"/>
+        </w:rPr>
+      </w:pPr>
       <w:r>
         <w:t>2026.5.24</w:t>
       </w:r>
     </w:p>
     <w:p>
+      <w:pPr>
+        <w:rPr>
+          <w:rFonts w:hint="eastAsia"/>
+        </w:rPr>
+      </w:pPr>
       <w:r>
         <w:rPr>
           <w:highlight w:val="yellow"/>
@@ -1313,6 +1981,11 @@
       </w:r>
     </w:p>
     <w:p>
+      <w:pPr>
+        <w:rPr>
+          <w:rFonts w:hint="eastAsia"/>
+        </w:rPr>
+      </w:pPr>
       <w:r>
         <w:rPr>
           <w:rFonts w:hint="eastAsia"/>
@@ -1327,29 +2000,73 @@
         <w:t>归档</w:t>
       </w:r>
     </w:p>
-    <w:p/>
-    <w:p>
+    <w:p>
+      <w:pPr>
+        <w:rPr>
+          <w:rFonts w:hint="eastAsia"/>
+        </w:rPr>
+      </w:pPr>
+    </w:p>
+    <w:p>
+      <w:pPr>
+        <w:rPr>
+          <w:rFonts w:hint="eastAsia"/>
+        </w:rPr>
+      </w:pPr>
       <w:r>
         <w:t>2026.5.25</w:t>
       </w:r>
     </w:p>
     <w:p>
-      <w:r>
-        <w:rPr>
-          <w:rFonts w:hint="eastAsia"/>
+      <w:pPr>
+        <w:rPr>
+          <w:rFonts w:hint="eastAsia"/>
+        </w:rPr>
+      </w:pPr>
+      <w:r>
+        <w:rPr>
+          <w:rFonts w:hint="eastAsia"/>
+          <w:highlight w:val="yellow"/>
         </w:rPr>
         <w:t>归档</w:t>
       </w:r>
     </w:p>
     <w:p>
-      <w:pPr>
-        <w:rPr>
-          <w:rFonts w:hint="eastAsia"/>
-        </w:rPr>
-      </w:pPr>
       <w:r>
         <w:t>Cod terrain</w:t>
       </w:r>
+    </w:p>
+    <w:p>
+      <w:r>
+        <w:rPr>
+          <w:rFonts w:hint="eastAsia"/>
+        </w:rPr>
+        <w:lastRenderedPageBreak/>
+        <w:t>2026.6.28</w:t>
+      </w:r>
+    </w:p>
+    <w:p>
+      <w:r>
+        <w:rPr>
+          <w:rFonts w:hint="eastAsia"/>
+        </w:rPr>
+        <w:t>Tech：GI文章</w:t>
+      </w:r>
+    </w:p>
+    <w:p>
+      <w:r>
+        <w:rPr>
+          <w:rFonts w:hint="eastAsia"/>
+        </w:rPr>
+        <w:t>Product：调研</w:t>
+      </w:r>
+    </w:p>
+    <w:p>
+      <w:pPr>
+        <w:rPr>
+          <w:rFonts w:hint="eastAsia"/>
+        </w:rPr>
+      </w:pPr>
     </w:p>
     <w:sectPr>
       <w:pgSz w:w="11906" w:h="16838"/>
@@ -1365,6 +2082,11 @@
 <w:endnotes xmlns:wpc="http://schemas.microsoft.com/office/word/2010/wordprocessingCanvas" xmlns:cx="http://schemas.microsoft.com/office/drawing/2014/chartex" xmlns:cx1="http://schemas.microsoft.com/office/drawing/2015/9/8/chartex" xmlns:cx2="http://schemas.microsoft.com/office/drawing/2015/10/21/chartex" xmlns:cx3="http://schemas.microsoft.com/office/drawing/2016/5/9/chartex" xmlns:cx4="http://schemas.microsoft.com/office/drawing/2016/5/10/chartex" xmlns:cx5="http://schemas.microsoft.com/office/drawing/2016/5/11/chartex" xmlns:cx6="http://schemas.microsoft.com/office/drawing/2016/5/12/chartex" xmlns:cx7="http://schemas.microsoft.com/office/drawing/2016/5/13/chartex" xmlns:cx8="http://schemas.microsoft.com/office/drawing/2016/5/14/chartex" xmlns:mc="http://schemas.openxmlformats.org/markup-compatibility/2006" xmlns:aink="http://schemas.microsoft.com/office/drawing/2016/ink" xmlns:am3d="http://schemas.microsoft.com/office/drawing/2017/model3d" xmlns:o="urn:schemas-microsoft-com:office:office" xmlns:oel="http://schemas.microsoft.com/office/2019/extlst" xmlns:r="http://schemas.openxmlformats.org/officeDocument/2006/relationships" xmlns:m="http://schemas.openxmlformats.org/officeDocument/2006/math" xmlns:v="urn:schemas-microsoft-com:vml" xmlns:wp14="http://schemas.microsoft.com/office/word/2010/wordprocessingDrawing" xmlns:wp="http://schemas.openxmlformats.org/drawingml/2006/wordprocessingDrawing" xmlns:w10="urn:schemas-microsoft-com:office:word" xmlns:w="http://schemas.openxmlformats.org/wordprocessingml/2006/main" xmlns:w14="http://schemas.microsoft.com/office/word/2010/wordml" xmlns:w15="http://schemas.microsoft.com/office/word/2012/wordml" xmlns:w16cex="http://schemas.microsoft.com/office/word/2018/wordml/cex" xmlns:w16cid="http://schemas.microsoft.com/office/word/2016/wordml/cid" xmlns:w16="http://schemas.microsoft.com/office/word/2018/wordml" xmlns:w16du="http://schemas.microsoft.com/office/word/2023/wordml/word16du" xmlns:w16sdtdh="http://schemas.microsoft.com/office/word/2020/wordml/sdtdatahash" xmlns:w16sdtfl="http://schemas.microsoft.com/office/word/2024/wordml/sdtformatlock" xmlns:w16se="http://schemas.microsoft.com/office/word/2015/wordml/symex" xmlns:wpg="http://schemas.microsoft.com/office/word/2010/wordprocessingGroup" xmlns:wpi="http://schemas.microsoft.com/office/word/2010/wordprocessingInk" xmlns:wne="http://schemas.microsoft.com/office/word/2006/wordml" xmlns:wps="http://schemas.microsoft.com/office/word/2010/wordprocessingShape" mc:Ignorable="w14 w15 w16se w16cid w16 w16cex w16sdtdh w16sdtfl w16du wp14">
   <w:endnote w:type="separator" w:id="-1">
     <w:p>
+      <w:pPr>
+        <w:rPr>
+          <w:rFonts w:hint="eastAsia"/>
+        </w:rPr>
+      </w:pPr>
       <w:r>
         <w:separator/>
       </w:r>
@@ -1372,6 +2094,11 @@
   </w:endnote>
   <w:endnote w:type="continuationSeparator" w:id="0">
     <w:p>
+      <w:pPr>
+        <w:rPr>
+          <w:rFonts w:hint="eastAsia"/>
+        </w:rPr>
+      </w:pPr>
       <w:r>
         <w:continuationSeparator/>
       </w:r>
@@ -1384,6 +2111,11 @@
 <w:footnotes xmlns:wpc="http://schemas.microsoft.com/office/word/2010/wordprocessingCanvas" xmlns:cx="http://schemas.microsoft.com/office/drawing/2014/chartex" xmlns:cx1="http://schemas.microsoft.com/office/drawing/2015/9/8/chartex" xmlns:cx2="http://schemas.microsoft.com/office/drawing/2015/10/21/chartex" xmlns:cx3="http://schemas.microsoft.com/office/drawing/2016/5/9/chartex" xmlns:cx4="http://schemas.microsoft.com/office/drawing/2016/5/10/chartex" xmlns:cx5="http://schemas.microsoft.com/office/drawing/2016/5/11/chartex" xmlns:cx6="http://schemas.microsoft.com/office/drawing/2016/5/12/chartex" xmlns:cx7="http://schemas.microsoft.com/office/drawing/2016/5/13/chartex" xmlns:cx8="http://schemas.microsoft.com/office/drawing/2016/5/14/chartex" xmlns:mc="http://schemas.openxmlformats.org/markup-compatibility/2006" xmlns:aink="http://schemas.microsoft.com/office/drawing/2016/ink" xmlns:am3d="http://schemas.microsoft.com/office/drawing/2017/model3d" xmlns:o="urn:schemas-microsoft-com:office:office" xmlns:oel="http://schemas.microsoft.com/office/2019/extlst" xmlns:r="http://schemas.openxmlformats.org/officeDocument/2006/relationships" xmlns:m="http://schemas.openxmlformats.org/officeDocument/2006/math" xmlns:v="urn:schemas-microsoft-com:vml" xmlns:wp14="http://schemas.microsoft.com/office/word/2010/wordprocessingDrawing" xmlns:wp="http://schemas.openxmlformats.org/drawingml/2006/wordprocessingDrawing" xmlns:w10="urn:schemas-microsoft-com:office:word" xmlns:w="http://schemas.openxmlformats.org/wordprocessingml/2006/main" xmlns:w14="http://schemas.microsoft.com/office/word/2010/wordml" xmlns:w15="http://schemas.microsoft.com/office/word/2012/wordml" xmlns:w16cex="http://schemas.microsoft.com/office/word/2018/wordml/cex" xmlns:w16cid="http://schemas.microsoft.com/office/word/2016/wordml/cid" xmlns:w16="http://schemas.microsoft.com/office/word/2018/wordml" xmlns:w16du="http://schemas.microsoft.com/office/word/2023/wordml/word16du" xmlns:w16sdtdh="http://schemas.microsoft.com/office/word/2020/wordml/sdtdatahash" xmlns:w16sdtfl="http://schemas.microsoft.com/office/word/2024/wordml/sdtformatlock" xmlns:w16se="http://schemas.microsoft.com/office/word/2015/wordml/symex" xmlns:wpg="http://schemas.microsoft.com/office/word/2010/wordprocessingGroup" xmlns:wpi="http://schemas.microsoft.com/office/word/2010/wordprocessingInk" xmlns:wne="http://schemas.microsoft.com/office/word/2006/wordml" xmlns:wps="http://schemas.microsoft.com/office/word/2010/wordprocessingShape" mc:Ignorable="w14 w15 w16se w16cid w16 w16cex w16sdtdh w16sdtfl w16du wp14">
   <w:footnote w:type="separator" w:id="-1">
     <w:p>
+      <w:pPr>
+        <w:rPr>
+          <w:rFonts w:hint="eastAsia"/>
+        </w:rPr>
+      </w:pPr>
       <w:r>
         <w:separator/>
       </w:r>
@@ -1391,6 +2123,11 @@
   </w:footnote>
   <w:footnote w:type="continuationSeparator" w:id="0">
     <w:p>
+      <w:pPr>
+        <w:rPr>
+          <w:rFonts w:hint="eastAsia"/>
+        </w:rPr>
+      </w:pPr>
       <w:r>
         <w:continuationSeparator/>
       </w:r>
@@ -1791,7 +2528,7 @@
     <w:lsdException w:name="Unresolved Mention" w:semiHidden="1" w:unhideWhenUsed="1"/>
     <w:lsdException w:name="Smart Link" w:semiHidden="1" w:unhideWhenUsed="1"/>
   </w:latentStyles>
-  <w:style w:type="paragraph" w:default="1" w:styleId="Normal">
+  <w:style w:type="paragraph" w:default="1" w:styleId="a">
     <w:name w:val="Normal"/>
     <w:qFormat/>
     <w:rsid w:val="00E62D9A"/>
@@ -1800,13 +2537,13 @@
       <w:jc w:val="both"/>
     </w:pPr>
   </w:style>
-  <w:style w:type="character" w:default="1" w:styleId="DefaultParagraphFont">
+  <w:style w:type="character" w:default="1" w:styleId="a0">
     <w:name w:val="Default Paragraph Font"/>
     <w:uiPriority w:val="1"/>
     <w:semiHidden/>
     <w:unhideWhenUsed/>
   </w:style>
-  <w:style w:type="table" w:default="1" w:styleId="TableNormal">
+  <w:style w:type="table" w:default="1" w:styleId="a1">
     <w:name w:val="Normal Table"/>
     <w:uiPriority w:val="99"/>
     <w:semiHidden/>
@@ -1821,17 +2558,17 @@
       </w:tblCellMar>
     </w:tblPr>
   </w:style>
-  <w:style w:type="numbering" w:default="1" w:styleId="NoList">
+  <w:style w:type="numbering" w:default="1" w:styleId="a2">
     <w:name w:val="No List"/>
     <w:uiPriority w:val="99"/>
     <w:semiHidden/>
     <w:unhideWhenUsed/>
   </w:style>
-  <w:style w:type="paragraph" w:styleId="Date">
+  <w:style w:type="paragraph" w:styleId="a3">
     <w:name w:val="Date"/>
-    <w:basedOn w:val="Normal"/>
-    <w:next w:val="Normal"/>
-    <w:link w:val="DateChar"/>
+    <w:basedOn w:val="a"/>
+    <w:next w:val="a"/>
+    <w:link w:val="a4"/>
     <w:uiPriority w:val="99"/>
     <w:semiHidden/>
     <w:unhideWhenUsed/>
@@ -1840,18 +2577,18 @@
       <w:ind w:leftChars="2500" w:left="100"/>
     </w:pPr>
   </w:style>
-  <w:style w:type="character" w:customStyle="1" w:styleId="DateChar">
-    <w:name w:val="Date Char"/>
-    <w:basedOn w:val="DefaultParagraphFont"/>
-    <w:link w:val="Date"/>
+  <w:style w:type="character" w:customStyle="1" w:styleId="a4">
+    <w:name w:val="日期 字符"/>
+    <w:basedOn w:val="a0"/>
+    <w:link w:val="a3"/>
     <w:uiPriority w:val="99"/>
     <w:semiHidden/>
     <w:rsid w:val="00793C74"/>
   </w:style>
-  <w:style w:type="paragraph" w:styleId="Header">
+  <w:style w:type="paragraph" w:styleId="a5">
     <w:name w:val="header"/>
-    <w:basedOn w:val="Normal"/>
-    <w:link w:val="HeaderChar"/>
+    <w:basedOn w:val="a"/>
+    <w:link w:val="a6"/>
     <w:uiPriority w:val="99"/>
     <w:unhideWhenUsed/>
     <w:rsid w:val="00F75922"/>
@@ -1868,10 +2605,10 @@
       <w:szCs w:val="18"/>
     </w:rPr>
   </w:style>
-  <w:style w:type="character" w:customStyle="1" w:styleId="HeaderChar">
-    <w:name w:val="Header Char"/>
-    <w:basedOn w:val="DefaultParagraphFont"/>
-    <w:link w:val="Header"/>
+  <w:style w:type="character" w:customStyle="1" w:styleId="a6">
+    <w:name w:val="页眉 字符"/>
+    <w:basedOn w:val="a0"/>
+    <w:link w:val="a5"/>
     <w:uiPriority w:val="99"/>
     <w:rsid w:val="00F75922"/>
     <w:rPr>
@@ -1879,10 +2616,10 @@
       <w:szCs w:val="18"/>
     </w:rPr>
   </w:style>
-  <w:style w:type="paragraph" w:styleId="Footer">
+  <w:style w:type="paragraph" w:styleId="a7">
     <w:name w:val="footer"/>
-    <w:basedOn w:val="Normal"/>
-    <w:link w:val="FooterChar"/>
+    <w:basedOn w:val="a"/>
+    <w:link w:val="a8"/>
     <w:uiPriority w:val="99"/>
     <w:unhideWhenUsed/>
     <w:rsid w:val="00F75922"/>
@@ -1899,10 +2636,10 @@
       <w:szCs w:val="18"/>
     </w:rPr>
   </w:style>
-  <w:style w:type="character" w:customStyle="1" w:styleId="FooterChar">
-    <w:name w:val="Footer Char"/>
-    <w:basedOn w:val="DefaultParagraphFont"/>
-    <w:link w:val="Footer"/>
+  <w:style w:type="character" w:customStyle="1" w:styleId="a8">
+    <w:name w:val="页脚 字符"/>
+    <w:basedOn w:val="a0"/>
+    <w:link w:val="a7"/>
     <w:uiPriority w:val="99"/>
     <w:rsid w:val="00F75922"/>
     <w:rPr>

--- a/desktop_files/2026.docx
+++ b/desktop_files/2026.docx
@@ -2032,11 +2032,21 @@
       </w:r>
     </w:p>
     <w:p>
+      <w:pPr>
+        <w:rPr>
+          <w:rFonts w:hint="eastAsia"/>
+        </w:rPr>
+      </w:pPr>
       <w:r>
         <w:t>Cod terrain</w:t>
       </w:r>
     </w:p>
     <w:p>
+      <w:pPr>
+        <w:rPr>
+          <w:rFonts w:hint="eastAsia"/>
+        </w:rPr>
+      </w:pPr>
       <w:r>
         <w:rPr>
           <w:rFonts w:hint="eastAsia"/>
@@ -2046,6 +2056,11 @@
       </w:r>
     </w:p>
     <w:p>
+      <w:pPr>
+        <w:rPr>
+          <w:rFonts w:hint="eastAsia"/>
+        </w:rPr>
+      </w:pPr>
       <w:r>
         <w:rPr>
           <w:rFonts w:hint="eastAsia"/>
@@ -2054,6 +2069,11 @@
       </w:r>
     </w:p>
     <w:p>
+      <w:pPr>
+        <w:rPr>
+          <w:rFonts w:hint="eastAsia"/>
+        </w:rPr>
+      </w:pPr>
       <w:r>
         <w:rPr>
           <w:rFonts w:hint="eastAsia"/>
@@ -2067,6 +2087,68 @@
           <w:rFonts w:hint="eastAsia"/>
         </w:rPr>
       </w:pPr>
+    </w:p>
+    <w:p>
+      <w:pPr>
+        <w:rPr>
+          <w:rFonts w:hint="eastAsia"/>
+        </w:rPr>
+      </w:pPr>
+      <w:r>
+        <w:rPr>
+          <w:rFonts w:hint="eastAsia"/>
+        </w:rPr>
+        <w:t>2026.6.</w:t>
+      </w:r>
+      <w:r>
+        <w:rPr>
+          <w:rFonts w:hint="eastAsia"/>
+        </w:rPr>
+        <w:t>30</w:t>
+      </w:r>
+    </w:p>
+    <w:p>
+      <w:pPr>
+        <w:rPr>
+          <w:rFonts w:hint="eastAsia"/>
+        </w:rPr>
+      </w:pPr>
+      <w:r>
+        <w:rPr>
+          <w:rFonts w:hint="eastAsia"/>
+          <w:highlight w:val="yellow"/>
+        </w:rPr>
+        <w:t>Tech：</w:t>
+      </w:r>
+      <w:r>
+        <w:rPr>
+          <w:rFonts w:hint="eastAsia"/>
+          <w:highlight w:val="yellow"/>
+        </w:rPr>
+        <w:t xml:space="preserve">Ghost of </w:t>
+      </w:r>
+      <w:proofErr w:type="spellStart"/>
+      <w:r>
+        <w:rPr>
+          <w:rFonts w:hint="eastAsia"/>
+          <w:highlight w:val="yellow"/>
+        </w:rPr>
+        <w:t>Yotei</w:t>
+      </w:r>
+      <w:proofErr w:type="spellEnd"/>
+    </w:p>
+    <w:p>
+      <w:pPr>
+        <w:rPr>
+          <w:rFonts w:hint="eastAsia"/>
+        </w:rPr>
+      </w:pPr>
+      <w:r>
+        <w:rPr>
+          <w:rFonts w:hint="eastAsia"/>
+        </w:rPr>
+        <w:t>Pika：CMAKE</w:t>
+      </w:r>
     </w:p>
     <w:sectPr>
       <w:pgSz w:w="11906" w:h="16838"/>

--- a/desktop_files/2026.docx
+++ b/desktop_files/2026.docx
@@ -3,21 +3,11 @@
 <w:document xmlns:wpc="http://schemas.microsoft.com/office/word/2010/wordprocessingCanvas" xmlns:cx="http://schemas.microsoft.com/office/drawing/2014/chartex" xmlns:cx1="http://schemas.microsoft.com/office/drawing/2015/9/8/chartex" xmlns:cx2="http://schemas.microsoft.com/office/drawing/2015/10/21/chartex" xmlns:cx3="http://schemas.microsoft.com/office/drawing/2016/5/9/chartex" xmlns:cx4="http://schemas.microsoft.com/office/drawing/2016/5/10/chartex" xmlns:cx5="http://schemas.microsoft.com/office/drawing/2016/5/11/chartex" xmlns:cx6="http://schemas.microsoft.com/office/drawing/2016/5/12/chartex" xmlns:cx7="http://schemas.microsoft.com/office/drawing/2016/5/13/chartex" xmlns:cx8="http://schemas.microsoft.com/office/drawing/2016/5/14/chartex" xmlns:mc="http://schemas.openxmlformats.org/markup-compatibility/2006" xmlns:aink="http://schemas.microsoft.com/office/drawing/2016/ink" xmlns:am3d="http://schemas.microsoft.com/office/drawing/2017/model3d" xmlns:o="urn:schemas-microsoft-com:office:office" xmlns:oel="http://schemas.microsoft.com/office/2019/extlst" xmlns:r="http://schemas.openxmlformats.org/officeDocument/2006/relationships" xmlns:m="http://schemas.openxmlformats.org/officeDocument/2006/math" xmlns:v="urn:schemas-microsoft-com:vml" xmlns:wp14="http://schemas.microsoft.com/office/word/2010/wordprocessingDrawing" xmlns:wp="http://schemas.openxmlformats.org/drawingml/2006/wordprocessingDrawing" xmlns:w10="urn:schemas-microsoft-com:office:word" xmlns:w="http://schemas.openxmlformats.org/wordprocessingml/2006/main" xmlns:w14="http://schemas.microsoft.com/office/word/2010/wordml" xmlns:w15="http://schemas.microsoft.com/office/word/2012/wordml" xmlns:w16cex="http://schemas.microsoft.com/office/word/2018/wordml/cex" xmlns:w16cid="http://schemas.microsoft.com/office/word/2016/wordml/cid" xmlns:w16="http://schemas.microsoft.com/office/word/2018/wordml" xmlns:w16du="http://schemas.microsoft.com/office/word/2023/wordml/word16du" xmlns:w16sdtdh="http://schemas.microsoft.com/office/word/2020/wordml/sdtdatahash" xmlns:w16sdtfl="http://schemas.microsoft.com/office/word/2024/wordml/sdtformatlock" xmlns:w16se="http://schemas.microsoft.com/office/word/2015/wordml/symex" xmlns:wpg="http://schemas.microsoft.com/office/word/2010/wordprocessingGroup" xmlns:wpi="http://schemas.microsoft.com/office/word/2010/wordprocessingInk" xmlns:wne="http://schemas.microsoft.com/office/word/2006/wordml" xmlns:wps="http://schemas.microsoft.com/office/word/2010/wordprocessingShape" mc:Ignorable="w14 w15 w16se w16cid w16 w16cex w16sdtdh w16sdtfl w16du wp14">
   <w:body>
     <w:p>
-      <w:pPr>
-        <w:rPr>
-          <w:rFonts w:hint="eastAsia"/>
-        </w:rPr>
-      </w:pPr>
       <w:r>
         <w:t>2026.1.6</w:t>
       </w:r>
     </w:p>
     <w:p>
-      <w:pPr>
-        <w:rPr>
-          <w:rFonts w:hint="eastAsia"/>
-        </w:rPr>
-      </w:pPr>
       <w:proofErr w:type="spellStart"/>
       <w:r>
         <w:t>Bishe</w:t>
@@ -33,19 +23,8 @@
         <w:t>chapter1&amp;2</w:t>
       </w:r>
     </w:p>
-    <w:p>
-      <w:pPr>
-        <w:rPr>
-          <w:rFonts w:hint="eastAsia"/>
-        </w:rPr>
-      </w:pPr>
-    </w:p>
-    <w:p>
-      <w:pPr>
-        <w:rPr>
-          <w:rFonts w:hint="eastAsia"/>
-        </w:rPr>
-      </w:pPr>
+    <w:p/>
+    <w:p>
       <w:r>
         <w:t>2026.1.</w:t>
       </w:r>
@@ -57,11 +36,6 @@
       </w:r>
     </w:p>
     <w:p>
-      <w:pPr>
-        <w:rPr>
-          <w:rFonts w:hint="eastAsia"/>
-        </w:rPr>
-      </w:pPr>
       <w:proofErr w:type="spellStart"/>
       <w:r>
         <w:t>Bishe</w:t>
@@ -92,19 +66,8 @@
         <w:t>1.2</w:t>
       </w:r>
     </w:p>
-    <w:p>
-      <w:pPr>
-        <w:rPr>
-          <w:rFonts w:hint="eastAsia"/>
-        </w:rPr>
-      </w:pPr>
-    </w:p>
-    <w:p>
-      <w:pPr>
-        <w:rPr>
-          <w:rFonts w:hint="eastAsia"/>
-        </w:rPr>
-      </w:pPr>
+    <w:p/>
+    <w:p>
       <w:r>
         <w:rPr>
           <w:rFonts w:hint="eastAsia"/>
@@ -113,11 +76,6 @@
       </w:r>
     </w:p>
     <w:p>
-      <w:pPr>
-        <w:rPr>
-          <w:rFonts w:hint="eastAsia"/>
-        </w:rPr>
-      </w:pPr>
       <w:proofErr w:type="spellStart"/>
       <w:r>
         <w:rPr>
@@ -135,19 +93,8 @@
         <w:t>——chapter2.1</w:t>
       </w:r>
     </w:p>
-    <w:p>
-      <w:pPr>
-        <w:rPr>
-          <w:rFonts w:hint="eastAsia"/>
-        </w:rPr>
-      </w:pPr>
-    </w:p>
-    <w:p>
-      <w:pPr>
-        <w:rPr>
-          <w:rFonts w:hint="eastAsia"/>
-        </w:rPr>
-      </w:pPr>
+    <w:p/>
+    <w:p>
       <w:r>
         <w:rPr>
           <w:rFonts w:hint="eastAsia"/>
@@ -156,11 +103,6 @@
       </w:r>
     </w:p>
     <w:p>
-      <w:pPr>
-        <w:rPr>
-          <w:rFonts w:hint="eastAsia"/>
-        </w:rPr>
-      </w:pPr>
       <w:proofErr w:type="spellStart"/>
       <w:r>
         <w:rPr>
@@ -176,19 +118,8 @@
         <w:t>——chapter2&amp;chapter3</w:t>
       </w:r>
     </w:p>
-    <w:p>
-      <w:pPr>
-        <w:rPr>
-          <w:rFonts w:hint="eastAsia"/>
-        </w:rPr>
-      </w:pPr>
-    </w:p>
-    <w:p>
-      <w:pPr>
-        <w:rPr>
-          <w:rFonts w:hint="eastAsia"/>
-        </w:rPr>
-      </w:pPr>
+    <w:p/>
+    <w:p>
       <w:r>
         <w:rPr>
           <w:rFonts w:hint="eastAsia"/>
@@ -197,11 +128,6 @@
       </w:r>
     </w:p>
     <w:p>
-      <w:pPr>
-        <w:rPr>
-          <w:rFonts w:hint="eastAsia"/>
-        </w:rPr>
-      </w:pPr>
       <w:proofErr w:type="spellStart"/>
       <w:r>
         <w:rPr>
@@ -230,19 +156,8 @@
         <w:t>&amp;chapter2.3</w:t>
       </w:r>
     </w:p>
-    <w:p>
-      <w:pPr>
-        <w:rPr>
-          <w:rFonts w:hint="eastAsia"/>
-        </w:rPr>
-      </w:pPr>
-    </w:p>
-    <w:p>
-      <w:pPr>
-        <w:rPr>
-          <w:rFonts w:hint="eastAsia"/>
-        </w:rPr>
-      </w:pPr>
+    <w:p/>
+    <w:p>
       <w:r>
         <w:rPr>
           <w:rFonts w:hint="eastAsia"/>
@@ -251,11 +166,6 @@
       </w:r>
     </w:p>
     <w:p>
-      <w:pPr>
-        <w:rPr>
-          <w:rFonts w:hint="eastAsia"/>
-        </w:rPr>
-      </w:pPr>
       <w:proofErr w:type="spellStart"/>
       <w:r>
         <w:rPr>
@@ -273,19 +183,8 @@
         <w:t>——chapter2.3 &amp; 2.4</w:t>
       </w:r>
     </w:p>
-    <w:p>
-      <w:pPr>
-        <w:rPr>
-          <w:rFonts w:hint="eastAsia"/>
-        </w:rPr>
-      </w:pPr>
-    </w:p>
-    <w:p>
-      <w:pPr>
-        <w:rPr>
-          <w:rFonts w:hint="eastAsia"/>
-        </w:rPr>
-      </w:pPr>
+    <w:p/>
+    <w:p>
       <w:r>
         <w:rPr>
           <w:rFonts w:hint="eastAsia"/>
@@ -294,11 +193,6 @@
       </w:r>
     </w:p>
     <w:p>
-      <w:pPr>
-        <w:rPr>
-          <w:rFonts w:hint="eastAsia"/>
-        </w:rPr>
-      </w:pPr>
       <w:proofErr w:type="spellStart"/>
       <w:r>
         <w:rPr>
@@ -325,19 +219,8 @@
       </w:r>
       <w:proofErr w:type="spellEnd"/>
     </w:p>
-    <w:p>
-      <w:pPr>
-        <w:rPr>
-          <w:rFonts w:hint="eastAsia"/>
-        </w:rPr>
-      </w:pPr>
-    </w:p>
-    <w:p>
-      <w:pPr>
-        <w:rPr>
-          <w:rFonts w:hint="eastAsia"/>
-        </w:rPr>
-      </w:pPr>
+    <w:p/>
+    <w:p>
       <w:r>
         <w:rPr>
           <w:rFonts w:hint="eastAsia"/>
@@ -346,11 +229,6 @@
       </w:r>
     </w:p>
     <w:p>
-      <w:pPr>
-        <w:rPr>
-          <w:rFonts w:hint="eastAsia"/>
-        </w:rPr>
-      </w:pPr>
       <w:proofErr w:type="spellStart"/>
       <w:r>
         <w:rPr>
@@ -369,11 +247,6 @@
       </w:r>
     </w:p>
     <w:p>
-      <w:pPr>
-        <w:rPr>
-          <w:rFonts w:hint="eastAsia"/>
-        </w:rPr>
-      </w:pPr>
       <w:proofErr w:type="spellStart"/>
       <w:r>
         <w:rPr>
@@ -403,19 +276,8 @@
         <w:t xml:space="preserve"> progress</w:t>
       </w:r>
     </w:p>
-    <w:p>
-      <w:pPr>
-        <w:rPr>
-          <w:rFonts w:hint="eastAsia"/>
-        </w:rPr>
-      </w:pPr>
-    </w:p>
-    <w:p>
-      <w:pPr>
-        <w:rPr>
-          <w:rFonts w:hint="eastAsia"/>
-        </w:rPr>
-      </w:pPr>
+    <w:p/>
+    <w:p>
       <w:r>
         <w:rPr>
           <w:rFonts w:hint="eastAsia"/>
@@ -424,11 +286,6 @@
       </w:r>
     </w:p>
     <w:p>
-      <w:pPr>
-        <w:rPr>
-          <w:rFonts w:hint="eastAsia"/>
-        </w:rPr>
-      </w:pPr>
       <w:proofErr w:type="spellStart"/>
       <w:r>
         <w:rPr>
@@ -480,19 +337,8 @@
         <w:t xml:space="preserve"> progress</w:t>
       </w:r>
     </w:p>
-    <w:p>
-      <w:pPr>
-        <w:rPr>
-          <w:rFonts w:hint="eastAsia"/>
-        </w:rPr>
-      </w:pPr>
-    </w:p>
-    <w:p>
-      <w:pPr>
-        <w:rPr>
-          <w:rFonts w:hint="eastAsia"/>
-        </w:rPr>
-      </w:pPr>
+    <w:p/>
+    <w:p>
       <w:r>
         <w:rPr>
           <w:rFonts w:hint="eastAsia"/>
@@ -501,11 +347,6 @@
       </w:r>
     </w:p>
     <w:p>
-      <w:pPr>
-        <w:rPr>
-          <w:rFonts w:hint="eastAsia"/>
-        </w:rPr>
-      </w:pPr>
       <w:r>
         <w:rPr>
           <w:rFonts w:hint="eastAsia"/>
@@ -514,11 +355,6 @@
       </w:r>
     </w:p>
     <w:p>
-      <w:pPr>
-        <w:rPr>
-          <w:rFonts w:hint="eastAsia"/>
-        </w:rPr>
-      </w:pPr>
       <w:proofErr w:type="spellStart"/>
       <w:r>
         <w:rPr>
@@ -556,19 +392,8 @@
         <w:t xml:space="preserve"> &amp; chapter3</w:t>
       </w:r>
     </w:p>
-    <w:p>
-      <w:pPr>
-        <w:rPr>
-          <w:rFonts w:hint="eastAsia"/>
-        </w:rPr>
-      </w:pPr>
-    </w:p>
-    <w:p>
-      <w:pPr>
-        <w:rPr>
-          <w:rFonts w:hint="eastAsia"/>
-        </w:rPr>
-      </w:pPr>
+    <w:p/>
+    <w:p>
       <w:r>
         <w:rPr>
           <w:rFonts w:hint="eastAsia"/>
@@ -583,11 +408,6 @@
       </w:r>
     </w:p>
     <w:p>
-      <w:pPr>
-        <w:rPr>
-          <w:rFonts w:hint="eastAsia"/>
-        </w:rPr>
-      </w:pPr>
       <w:r>
         <w:rPr>
           <w:rFonts w:hint="eastAsia"/>
@@ -596,11 +416,6 @@
       </w:r>
     </w:p>
     <w:p>
-      <w:pPr>
-        <w:rPr>
-          <w:rFonts w:hint="eastAsia"/>
-        </w:rPr>
-      </w:pPr>
       <w:proofErr w:type="spellStart"/>
       <w:r>
         <w:rPr>
@@ -616,19 +431,8 @@
         <w:t>——baking &amp; chapter3</w:t>
       </w:r>
     </w:p>
-    <w:p>
-      <w:pPr>
-        <w:rPr>
-          <w:rFonts w:hint="eastAsia"/>
-        </w:rPr>
-      </w:pPr>
-    </w:p>
-    <w:p>
-      <w:pPr>
-        <w:rPr>
-          <w:rFonts w:hint="eastAsia"/>
-        </w:rPr>
-      </w:pPr>
+    <w:p/>
+    <w:p>
       <w:r>
         <w:rPr>
           <w:rFonts w:hint="eastAsia"/>
@@ -643,11 +447,6 @@
       </w:r>
     </w:p>
     <w:p>
-      <w:pPr>
-        <w:rPr>
-          <w:rFonts w:hint="eastAsia"/>
-        </w:rPr>
-      </w:pPr>
       <w:r>
         <w:rPr>
           <w:rFonts w:hint="eastAsia"/>
@@ -656,11 +455,6 @@
       </w:r>
     </w:p>
     <w:p>
-      <w:pPr>
-        <w:rPr>
-          <w:rFonts w:hint="eastAsia"/>
-        </w:rPr>
-      </w:pPr>
       <w:proofErr w:type="spellStart"/>
       <w:r>
         <w:rPr>
@@ -676,26 +470,9 @@
         <w:t>——chapter3 &amp; chapter4</w:t>
       </w:r>
     </w:p>
-    <w:p>
-      <w:pPr>
-        <w:rPr>
-          <w:rFonts w:hint="eastAsia"/>
-        </w:rPr>
-      </w:pPr>
-    </w:p>
-    <w:p>
-      <w:pPr>
-        <w:rPr>
-          <w:rFonts w:hint="eastAsia"/>
-        </w:rPr>
-      </w:pPr>
-    </w:p>
-    <w:p>
-      <w:pPr>
-        <w:rPr>
-          <w:rFonts w:hint="eastAsia"/>
-        </w:rPr>
-      </w:pPr>
+    <w:p/>
+    <w:p/>
+    <w:p>
       <w:r>
         <w:rPr>
           <w:rFonts w:hint="eastAsia"/>
@@ -710,11 +487,6 @@
       </w:r>
     </w:p>
     <w:p>
-      <w:pPr>
-        <w:rPr>
-          <w:rFonts w:hint="eastAsia"/>
-        </w:rPr>
-      </w:pPr>
       <w:r>
         <w:rPr>
           <w:rFonts w:hint="eastAsia"/>
@@ -724,11 +496,6 @@
       </w:r>
     </w:p>
     <w:p>
-      <w:pPr>
-        <w:rPr>
-          <w:rFonts w:hint="eastAsia"/>
-        </w:rPr>
-      </w:pPr>
       <w:proofErr w:type="spellStart"/>
       <w:r>
         <w:rPr>
@@ -745,11 +512,6 @@
       </w:r>
     </w:p>
     <w:p>
-      <w:pPr>
-        <w:rPr>
-          <w:rFonts w:hint="eastAsia"/>
-        </w:rPr>
-      </w:pPr>
       <w:r>
         <w:rPr>
           <w:rFonts w:hint="eastAsia"/>
@@ -765,11 +527,6 @@
       </w:r>
     </w:p>
     <w:p>
-      <w:pPr>
-        <w:rPr>
-          <w:rFonts w:hint="eastAsia"/>
-        </w:rPr>
-      </w:pPr>
       <w:proofErr w:type="spellStart"/>
       <w:r>
         <w:rPr>
@@ -785,19 +542,8 @@
         <w:t>——chapter3 &amp; chapter4</w:t>
       </w:r>
     </w:p>
-    <w:p>
-      <w:pPr>
-        <w:rPr>
-          <w:rFonts w:hint="eastAsia"/>
-        </w:rPr>
-      </w:pPr>
-    </w:p>
-    <w:p>
-      <w:pPr>
-        <w:rPr>
-          <w:rFonts w:hint="eastAsia"/>
-        </w:rPr>
-      </w:pPr>
+    <w:p/>
+    <w:p>
       <w:r>
         <w:rPr>
           <w:rFonts w:hint="eastAsia"/>
@@ -806,11 +552,6 @@
       </w:r>
     </w:p>
     <w:p>
-      <w:pPr>
-        <w:rPr>
-          <w:rFonts w:hint="eastAsia"/>
-        </w:rPr>
-      </w:pPr>
       <w:proofErr w:type="spellStart"/>
       <w:r>
         <w:rPr>
@@ -826,19 +567,8 @@
         <w:t>——chapter3.3</w:t>
       </w:r>
     </w:p>
-    <w:p>
-      <w:pPr>
-        <w:rPr>
-          <w:rFonts w:hint="eastAsia"/>
-        </w:rPr>
-      </w:pPr>
-    </w:p>
-    <w:p>
-      <w:pPr>
-        <w:rPr>
-          <w:rFonts w:hint="eastAsia"/>
-        </w:rPr>
-      </w:pPr>
+    <w:p/>
+    <w:p>
       <w:r>
         <w:rPr>
           <w:rFonts w:hint="eastAsia"/>
@@ -847,11 +577,6 @@
       </w:r>
     </w:p>
     <w:p>
-      <w:pPr>
-        <w:rPr>
-          <w:rFonts w:hint="eastAsia"/>
-        </w:rPr>
-      </w:pPr>
       <w:proofErr w:type="spellStart"/>
       <w:r>
         <w:rPr>
@@ -869,19 +594,8 @@
         <w:t>——chapter4.3.3</w:t>
       </w:r>
     </w:p>
-    <w:p>
-      <w:pPr>
-        <w:rPr>
-          <w:rFonts w:hint="eastAsia"/>
-        </w:rPr>
-      </w:pPr>
-    </w:p>
-    <w:p>
-      <w:pPr>
-        <w:rPr>
-          <w:rFonts w:hint="eastAsia"/>
-        </w:rPr>
-      </w:pPr>
+    <w:p/>
+    <w:p>
       <w:r>
         <w:rPr>
           <w:rFonts w:hint="eastAsia"/>
@@ -890,11 +604,6 @@
       </w:r>
     </w:p>
     <w:p>
-      <w:pPr>
-        <w:rPr>
-          <w:rFonts w:hint="eastAsia"/>
-        </w:rPr>
-      </w:pPr>
       <w:proofErr w:type="spellStart"/>
       <w:r>
         <w:rPr>
@@ -912,19 +621,8 @@
         <w:t>——relighting ablation</w:t>
       </w:r>
     </w:p>
-    <w:p>
-      <w:pPr>
-        <w:rPr>
-          <w:rFonts w:hint="eastAsia"/>
-        </w:rPr>
-      </w:pPr>
-    </w:p>
-    <w:p>
-      <w:pPr>
-        <w:rPr>
-          <w:rFonts w:hint="eastAsia"/>
-        </w:rPr>
-      </w:pPr>
+    <w:p/>
+    <w:p>
       <w:r>
         <w:rPr>
           <w:rFonts w:hint="eastAsia"/>
@@ -933,11 +631,6 @@
       </w:r>
     </w:p>
     <w:p>
-      <w:pPr>
-        <w:rPr>
-          <w:rFonts w:hint="eastAsia"/>
-        </w:rPr>
-      </w:pPr>
       <w:proofErr w:type="spellStart"/>
       <w:r>
         <w:rPr>
@@ -953,19 +646,8 @@
         <w:t>——chapter4.2</w:t>
       </w:r>
     </w:p>
-    <w:p>
-      <w:pPr>
-        <w:rPr>
-          <w:rFonts w:hint="eastAsia"/>
-        </w:rPr>
-      </w:pPr>
-    </w:p>
-    <w:p>
-      <w:pPr>
-        <w:rPr>
-          <w:rFonts w:hint="eastAsia"/>
-        </w:rPr>
-      </w:pPr>
+    <w:p/>
+    <w:p>
       <w:r>
         <w:rPr>
           <w:rFonts w:hint="eastAsia"/>
@@ -974,11 +656,6 @@
       </w:r>
     </w:p>
     <w:p>
-      <w:pPr>
-        <w:rPr>
-          <w:rFonts w:hint="eastAsia"/>
-        </w:rPr>
-      </w:pPr>
       <w:proofErr w:type="spellStart"/>
       <w:r>
         <w:rPr>
@@ -994,19 +671,8 @@
         <w:t>——chapter4.2</w:t>
       </w:r>
     </w:p>
-    <w:p>
-      <w:pPr>
-        <w:rPr>
-          <w:rFonts w:hint="eastAsia"/>
-        </w:rPr>
-      </w:pPr>
-    </w:p>
-    <w:p>
-      <w:pPr>
-        <w:rPr>
-          <w:rFonts w:hint="eastAsia"/>
-        </w:rPr>
-      </w:pPr>
+    <w:p/>
+    <w:p>
       <w:r>
         <w:rPr>
           <w:rFonts w:hint="eastAsia"/>
@@ -1015,11 +681,6 @@
       </w:r>
     </w:p>
     <w:p>
-      <w:pPr>
-        <w:rPr>
-          <w:rFonts w:hint="eastAsia"/>
-        </w:rPr>
-      </w:pPr>
       <w:proofErr w:type="spellStart"/>
       <w:r>
         <w:rPr>
@@ -1035,19 +696,8 @@
         <w:t>——chapter3.2 &amp; chapter4.2</w:t>
       </w:r>
     </w:p>
-    <w:p>
-      <w:pPr>
-        <w:rPr>
-          <w:rFonts w:hint="eastAsia"/>
-        </w:rPr>
-      </w:pPr>
-    </w:p>
-    <w:p>
-      <w:pPr>
-        <w:rPr>
-          <w:rFonts w:hint="eastAsia"/>
-        </w:rPr>
-      </w:pPr>
+    <w:p/>
+    <w:p>
       <w:r>
         <w:rPr>
           <w:rFonts w:hint="eastAsia"/>
@@ -1056,11 +706,6 @@
       </w:r>
     </w:p>
     <w:p>
-      <w:pPr>
-        <w:rPr>
-          <w:rFonts w:hint="eastAsia"/>
-        </w:rPr>
-      </w:pPr>
       <w:proofErr w:type="spellStart"/>
       <w:r>
         <w:rPr>
@@ -1076,19 +721,8 @@
         <w:t>——chapter3.2 &amp; chapter4.2</w:t>
       </w:r>
     </w:p>
-    <w:p>
-      <w:pPr>
-        <w:rPr>
-          <w:rFonts w:hint="eastAsia"/>
-        </w:rPr>
-      </w:pPr>
-    </w:p>
-    <w:p>
-      <w:pPr>
-        <w:rPr>
-          <w:rFonts w:hint="eastAsia"/>
-        </w:rPr>
-      </w:pPr>
+    <w:p/>
+    <w:p>
       <w:r>
         <w:rPr>
           <w:rFonts w:hint="eastAsia"/>
@@ -1097,11 +731,6 @@
       </w:r>
     </w:p>
     <w:p>
-      <w:pPr>
-        <w:rPr>
-          <w:rFonts w:hint="eastAsia"/>
-        </w:rPr>
-      </w:pPr>
       <w:proofErr w:type="spellStart"/>
       <w:r>
         <w:rPr>
@@ -1137,19 +766,8 @@
         <w:t>chapter4.2</w:t>
       </w:r>
     </w:p>
-    <w:p>
-      <w:pPr>
-        <w:rPr>
-          <w:rFonts w:hint="eastAsia"/>
-        </w:rPr>
-      </w:pPr>
-    </w:p>
-    <w:p>
-      <w:pPr>
-        <w:rPr>
-          <w:rFonts w:hint="eastAsia"/>
-        </w:rPr>
-      </w:pPr>
+    <w:p/>
+    <w:p>
       <w:r>
         <w:rPr>
           <w:rFonts w:hint="eastAsia"/>
@@ -1158,11 +776,6 @@
       </w:r>
     </w:p>
     <w:p>
-      <w:pPr>
-        <w:rPr>
-          <w:rFonts w:hint="eastAsia"/>
-        </w:rPr>
-      </w:pPr>
       <w:proofErr w:type="spellStart"/>
       <w:r>
         <w:rPr>
@@ -1180,19 +793,8 @@
         <w:t>——RRGS相关所有</w:t>
       </w:r>
     </w:p>
-    <w:p>
-      <w:pPr>
-        <w:rPr>
-          <w:rFonts w:hint="eastAsia"/>
-        </w:rPr>
-      </w:pPr>
-    </w:p>
-    <w:p>
-      <w:pPr>
-        <w:rPr>
-          <w:rFonts w:hint="eastAsia"/>
-        </w:rPr>
-      </w:pPr>
+    <w:p/>
+    <w:p>
       <w:r>
         <w:rPr>
           <w:rFonts w:hint="eastAsia"/>
@@ -1201,11 +803,6 @@
       </w:r>
     </w:p>
     <w:p>
-      <w:pPr>
-        <w:rPr>
-          <w:rFonts w:hint="eastAsia"/>
-        </w:rPr>
-      </w:pPr>
       <w:proofErr w:type="spellStart"/>
       <w:r>
         <w:rPr>
@@ -1237,19 +834,8 @@
         <w:t>相关所有</w:t>
       </w:r>
     </w:p>
-    <w:p>
-      <w:pPr>
-        <w:rPr>
-          <w:rFonts w:hint="eastAsia"/>
-        </w:rPr>
-      </w:pPr>
-    </w:p>
-    <w:p>
-      <w:pPr>
-        <w:rPr>
-          <w:rFonts w:hint="eastAsia"/>
-        </w:rPr>
-      </w:pPr>
+    <w:p/>
+    <w:p>
       <w:r>
         <w:rPr>
           <w:rFonts w:hint="eastAsia"/>
@@ -1258,11 +844,6 @@
       </w:r>
     </w:p>
     <w:p>
-      <w:pPr>
-        <w:rPr>
-          <w:rFonts w:hint="eastAsia"/>
-        </w:rPr>
-      </w:pPr>
       <w:proofErr w:type="spellStart"/>
       <w:r>
         <w:rPr>
@@ -1294,19 +875,8 @@
         <w:t>相关所有</w:t>
       </w:r>
     </w:p>
-    <w:p>
-      <w:pPr>
-        <w:rPr>
-          <w:rFonts w:hint="eastAsia"/>
-        </w:rPr>
-      </w:pPr>
-    </w:p>
-    <w:p>
-      <w:pPr>
-        <w:rPr>
-          <w:rFonts w:hint="eastAsia"/>
-        </w:rPr>
-      </w:pPr>
+    <w:p/>
+    <w:p>
       <w:r>
         <w:rPr>
           <w:rFonts w:hint="eastAsia"/>
@@ -1315,11 +885,6 @@
       </w:r>
     </w:p>
     <w:p>
-      <w:pPr>
-        <w:rPr>
-          <w:rFonts w:hint="eastAsia"/>
-        </w:rPr>
-      </w:pPr>
       <w:proofErr w:type="spellStart"/>
       <w:r>
         <w:rPr>
@@ -1335,19 +900,8 @@
         <w:t>——chapter3 &amp; chapter4文字</w:t>
       </w:r>
     </w:p>
-    <w:p>
-      <w:pPr>
-        <w:rPr>
-          <w:rFonts w:hint="eastAsia"/>
-        </w:rPr>
-      </w:pPr>
-    </w:p>
-    <w:p>
-      <w:pPr>
-        <w:rPr>
-          <w:rFonts w:hint="eastAsia"/>
-        </w:rPr>
-      </w:pPr>
+    <w:p/>
+    <w:p>
       <w:r>
         <w:rPr>
           <w:rFonts w:hint="eastAsia"/>
@@ -1362,11 +916,6 @@
       </w:r>
     </w:p>
     <w:p>
-      <w:pPr>
-        <w:rPr>
-          <w:rFonts w:hint="eastAsia"/>
-        </w:rPr>
-      </w:pPr>
       <w:proofErr w:type="spellStart"/>
       <w:r>
         <w:rPr>
@@ -1395,19 +944,8 @@
         <w:t xml:space="preserve"> &amp; chapter4文字</w:t>
       </w:r>
     </w:p>
-    <w:p>
-      <w:pPr>
-        <w:rPr>
-          <w:rFonts w:hint="eastAsia"/>
-        </w:rPr>
-      </w:pPr>
-    </w:p>
-    <w:p>
-      <w:pPr>
-        <w:rPr>
-          <w:rFonts w:hint="eastAsia"/>
-        </w:rPr>
-      </w:pPr>
+    <w:p/>
+    <w:p>
       <w:r>
         <w:rPr>
           <w:rFonts w:hint="eastAsia"/>
@@ -1416,11 +954,6 @@
       </w:r>
     </w:p>
     <w:p>
-      <w:pPr>
-        <w:rPr>
-          <w:rFonts w:hint="eastAsia"/>
-        </w:rPr>
-      </w:pPr>
       <w:proofErr w:type="spellStart"/>
       <w:r>
         <w:rPr>
@@ -1450,11 +983,6 @@
       </w:r>
     </w:p>
     <w:p>
-      <w:pPr>
-        <w:rPr>
-          <w:rFonts w:hint="eastAsia"/>
-        </w:rPr>
-      </w:pPr>
       <w:r>
         <w:rPr>
           <w:rFonts w:hint="eastAsia"/>
@@ -1464,528 +992,327 @@
       </w:r>
     </w:p>
     <w:p>
+      <w:proofErr w:type="spellStart"/>
+      <w:r>
+        <w:rPr>
+          <w:rFonts w:hint="eastAsia"/>
+        </w:rPr>
+        <w:t>Bishe</w:t>
+      </w:r>
+      <w:proofErr w:type="spellEnd"/>
+      <w:r>
+        <w:rPr>
+          <w:rFonts w:hint="eastAsia"/>
+        </w:rPr>
+        <w:t>——</w:t>
+      </w:r>
+      <w:r>
+        <w:rPr>
+          <w:rFonts w:hint="eastAsia"/>
+        </w:rPr>
+        <w:t xml:space="preserve">chapter1 </w:t>
+      </w:r>
+      <w:r>
+        <w:rPr>
+          <w:rFonts w:hint="eastAsia"/>
+          <w:highlight w:val="yellow"/>
+        </w:rPr>
+        <w:t xml:space="preserve">&amp; </w:t>
+      </w:r>
+      <w:r>
+        <w:rPr>
+          <w:highlight w:val="yellow"/>
+        </w:rPr>
+        <w:t>chapter</w:t>
+      </w:r>
+      <w:r>
+        <w:rPr>
+          <w:rFonts w:hint="eastAsia"/>
+          <w:highlight w:val="yellow"/>
+        </w:rPr>
+        <w:t>2</w:t>
+      </w:r>
+    </w:p>
+    <w:p/>
+    <w:p>
+      <w:r>
+        <w:rPr>
+          <w:rFonts w:hint="eastAsia"/>
+        </w:rPr>
+        <w:t>2026.2.3.5</w:t>
+      </w:r>
+    </w:p>
+    <w:p>
+      <w:proofErr w:type="spellStart"/>
+      <w:r>
+        <w:rPr>
+          <w:rFonts w:hint="eastAsia"/>
+        </w:rPr>
+        <w:t>Bishe</w:t>
+      </w:r>
+      <w:proofErr w:type="spellEnd"/>
+      <w:r>
+        <w:rPr>
+          <w:rFonts w:hint="eastAsia"/>
+        </w:rPr>
+        <w:t>——version 1.0</w:t>
+      </w:r>
+    </w:p>
+    <w:p/>
+    <w:p>
+      <w:r>
+        <w:rPr>
+          <w:rFonts w:hint="eastAsia"/>
+        </w:rPr>
+        <w:t>2026.2.3.5</w:t>
+      </w:r>
+    </w:p>
+    <w:p>
+      <w:proofErr w:type="spellStart"/>
+      <w:r>
+        <w:rPr>
+          <w:rFonts w:hint="eastAsia"/>
+        </w:rPr>
+        <w:t>Bishe</w:t>
+      </w:r>
+      <w:proofErr w:type="spellEnd"/>
+      <w:r>
+        <w:rPr>
+          <w:rFonts w:hint="eastAsia"/>
+        </w:rPr>
+        <w:t>——</w:t>
+      </w:r>
+      <w:r>
+        <w:rPr>
+          <w:rFonts w:hint="eastAsia"/>
+          <w:highlight w:val="yellow"/>
+        </w:rPr>
+        <w:t>version 1.0</w:t>
+      </w:r>
+    </w:p>
+    <w:p/>
+    <w:p>
+      <w:r>
+        <w:t>2026.3.18</w:t>
+      </w:r>
+    </w:p>
+    <w:p>
+      <w:proofErr w:type="spellStart"/>
+      <w:r>
+        <w:rPr>
+          <w:highlight w:val="yellow"/>
+        </w:rPr>
+        <w:t>Bishe</w:t>
+      </w:r>
+      <w:proofErr w:type="spellEnd"/>
+      <w:r>
+        <w:rPr>
+          <w:rFonts w:hint="eastAsia"/>
+          <w:highlight w:val="yellow"/>
+        </w:rPr>
+        <w:t>——查重&amp;to word</w:t>
+      </w:r>
+    </w:p>
+    <w:p/>
+    <w:p>
+      <w:r>
+        <w:t>2026.4.19</w:t>
+      </w:r>
+    </w:p>
+    <w:p>
+      <w:r>
+        <w:t>Xiao</w:t>
+      </w:r>
+      <w:r>
+        <w:rPr>
+          <w:rFonts w:hint="eastAsia"/>
+        </w:rPr>
+        <w:t>——</w:t>
+      </w:r>
+      <w:r>
+        <w:t>introduction</w:t>
+      </w:r>
+    </w:p>
+    <w:p/>
+    <w:p>
+      <w:r>
+        <w:t>2026.4.25</w:t>
+      </w:r>
+    </w:p>
+    <w:p>
+      <w:r>
+        <w:t>Ai video</w:t>
+      </w:r>
+    </w:p>
+    <w:p>
+      <w:r>
+        <w:t>Xiao</w:t>
+      </w:r>
+      <w:r>
+        <w:rPr>
+          <w:rFonts w:hint="eastAsia"/>
+        </w:rPr>
+        <w:t>——</w:t>
+      </w:r>
+      <w:r>
+        <w:t>all</w:t>
+      </w:r>
+    </w:p>
+    <w:p/>
+    <w:p>
+      <w:r>
+        <w:t>2026.4.29</w:t>
+      </w:r>
+    </w:p>
+    <w:p>
+      <w:r>
+        <w:rPr>
+          <w:highlight w:val="yellow"/>
+        </w:rPr>
+        <w:t>Cc deployment</w:t>
+      </w:r>
+    </w:p>
+    <w:p>
+      <w:r>
+        <w:t>Ai video half</w:t>
+      </w:r>
+    </w:p>
+    <w:p>
+      <w:proofErr w:type="spellStart"/>
+      <w:r>
+        <w:rPr>
+          <w:highlight w:val="yellow"/>
+        </w:rPr>
+        <w:t>Triblend</w:t>
+      </w:r>
+      <w:proofErr w:type="spellEnd"/>
+      <w:r>
+        <w:rPr>
+          <w:highlight w:val="yellow"/>
+        </w:rPr>
+        <w:t xml:space="preserve"> terrain v1</w:t>
+      </w:r>
+    </w:p>
+    <w:p/>
+    <w:p>
+      <w:r>
+        <w:t>2026.5.1</w:t>
+      </w:r>
+    </w:p>
+    <w:p>
+      <w:r>
+        <w:rPr>
+          <w:highlight w:val="yellow"/>
+        </w:rPr>
+        <w:t>Xiao</w:t>
+      </w:r>
+      <w:r>
+        <w:rPr>
+          <w:rFonts w:hint="eastAsia"/>
+          <w:highlight w:val="yellow"/>
+        </w:rPr>
+        <w:t>——all</w:t>
+      </w:r>
+    </w:p>
+    <w:p/>
+    <w:p>
+      <w:r>
+        <w:t>2026.5.10</w:t>
+      </w:r>
+    </w:p>
+    <w:p>
+      <w:r>
+        <w:rPr>
+          <w:highlight w:val="yellow"/>
+        </w:rPr>
+        <w:t>Claw</w:t>
+      </w:r>
+    </w:p>
+    <w:p>
+      <w:r>
+        <w:rPr>
+          <w:highlight w:val="yellow"/>
+        </w:rPr>
+        <w:t>Ai video half</w:t>
+      </w:r>
+    </w:p>
+    <w:p>
+      <w:r>
+        <w:t xml:space="preserve">Team Analysis </w:t>
+      </w:r>
+    </w:p>
+    <w:p/>
+    <w:p>
+      <w:r>
+        <w:t>2026.5.17</w:t>
+      </w:r>
+    </w:p>
+    <w:p>
+      <w:r>
+        <w:t>Ai video all</w:t>
+      </w:r>
+    </w:p>
+    <w:p>
       <w:pPr>
         <w:rPr>
-          <w:rFonts w:hint="eastAsia"/>
+          <w:highlight w:val="yellow"/>
         </w:rPr>
       </w:pPr>
       <w:proofErr w:type="spellStart"/>
       <w:r>
         <w:rPr>
-          <w:rFonts w:hint="eastAsia"/>
-        </w:rPr>
-        <w:t>Bishe</w:t>
-      </w:r>
-      <w:proofErr w:type="spellEnd"/>
-      <w:r>
-        <w:rPr>
-          <w:rFonts w:hint="eastAsia"/>
-        </w:rPr>
-        <w:t>——</w:t>
-      </w:r>
-      <w:r>
-        <w:rPr>
-          <w:rFonts w:hint="eastAsia"/>
-        </w:rPr>
-        <w:t xml:space="preserve">chapter1 </w:t>
-      </w:r>
-      <w:r>
-        <w:rPr>
-          <w:rFonts w:hint="eastAsia"/>
-          <w:highlight w:val="yellow"/>
-        </w:rPr>
-        <w:t xml:space="preserve">&amp; </w:t>
-      </w:r>
-      <w:r>
-        <w:rPr>
-          <w:highlight w:val="yellow"/>
-        </w:rPr>
-        <w:t>chapter</w:t>
-      </w:r>
-      <w:r>
-        <w:rPr>
-          <w:rFonts w:hint="eastAsia"/>
-          <w:highlight w:val="yellow"/>
-        </w:rPr>
-        <w:t>2</w:t>
-      </w:r>
-    </w:p>
-    <w:p>
-      <w:pPr>
-        <w:rPr>
-          <w:rFonts w:hint="eastAsia"/>
-        </w:rPr>
-      </w:pPr>
-    </w:p>
-    <w:p>
-      <w:pPr>
-        <w:rPr>
-          <w:rFonts w:hint="eastAsia"/>
-        </w:rPr>
-      </w:pPr>
-      <w:r>
-        <w:rPr>
-          <w:rFonts w:hint="eastAsia"/>
-        </w:rPr>
-        <w:t>2026.2.3.5</w:t>
-      </w:r>
-    </w:p>
-    <w:p>
-      <w:pPr>
-        <w:rPr>
-          <w:rFonts w:hint="eastAsia"/>
-        </w:rPr>
-      </w:pPr>
-      <w:proofErr w:type="spellStart"/>
-      <w:r>
-        <w:rPr>
-          <w:rFonts w:hint="eastAsia"/>
-        </w:rPr>
-        <w:t>Bishe</w:t>
-      </w:r>
-      <w:proofErr w:type="spellEnd"/>
-      <w:r>
-        <w:rPr>
-          <w:rFonts w:hint="eastAsia"/>
-        </w:rPr>
-        <w:t>——version 1.0</w:t>
-      </w:r>
-    </w:p>
-    <w:p>
-      <w:pPr>
-        <w:rPr>
-          <w:rFonts w:hint="eastAsia"/>
-        </w:rPr>
-      </w:pPr>
-    </w:p>
-    <w:p>
-      <w:pPr>
-        <w:rPr>
-          <w:rFonts w:hint="eastAsia"/>
-        </w:rPr>
-      </w:pPr>
-      <w:r>
-        <w:rPr>
-          <w:rFonts w:hint="eastAsia"/>
-        </w:rPr>
-        <w:t>2026.2.3.5</w:t>
-      </w:r>
-    </w:p>
-    <w:p>
-      <w:pPr>
-        <w:rPr>
-          <w:rFonts w:hint="eastAsia"/>
-        </w:rPr>
-      </w:pPr>
-      <w:proofErr w:type="spellStart"/>
-      <w:r>
-        <w:rPr>
-          <w:rFonts w:hint="eastAsia"/>
-        </w:rPr>
-        <w:t>Bishe</w:t>
-      </w:r>
-      <w:proofErr w:type="spellEnd"/>
-      <w:r>
-        <w:rPr>
-          <w:rFonts w:hint="eastAsia"/>
-        </w:rPr>
-        <w:t>——</w:t>
-      </w:r>
-      <w:r>
-        <w:rPr>
-          <w:rFonts w:hint="eastAsia"/>
-          <w:highlight w:val="yellow"/>
-        </w:rPr>
-        <w:t>version 1.0</w:t>
-      </w:r>
-    </w:p>
-    <w:p>
-      <w:pPr>
-        <w:rPr>
-          <w:rFonts w:hint="eastAsia"/>
-        </w:rPr>
-      </w:pPr>
-    </w:p>
-    <w:p>
-      <w:pPr>
-        <w:rPr>
-          <w:rFonts w:hint="eastAsia"/>
-        </w:rPr>
-      </w:pPr>
-      <w:r>
-        <w:t>2026.3.18</w:t>
-      </w:r>
-    </w:p>
-    <w:p>
-      <w:pPr>
-        <w:rPr>
-          <w:rFonts w:hint="eastAsia"/>
-        </w:rPr>
-      </w:pPr>
-      <w:proofErr w:type="spellStart"/>
-      <w:r>
-        <w:rPr>
-          <w:highlight w:val="yellow"/>
-        </w:rPr>
-        <w:t>Bishe</w:t>
-      </w:r>
-      <w:proofErr w:type="spellEnd"/>
-      <w:r>
-        <w:rPr>
-          <w:rFonts w:hint="eastAsia"/>
-          <w:highlight w:val="yellow"/>
-        </w:rPr>
-        <w:t>——查重&amp;to word</w:t>
-      </w:r>
-    </w:p>
-    <w:p>
-      <w:pPr>
-        <w:rPr>
-          <w:rFonts w:hint="eastAsia"/>
-        </w:rPr>
-      </w:pPr>
-    </w:p>
-    <w:p>
-      <w:pPr>
-        <w:rPr>
-          <w:rFonts w:hint="eastAsia"/>
-        </w:rPr>
-      </w:pPr>
-      <w:r>
-        <w:t>2026.4.19</w:t>
-      </w:r>
-    </w:p>
-    <w:p>
-      <w:pPr>
-        <w:rPr>
-          <w:rFonts w:hint="eastAsia"/>
-        </w:rPr>
-      </w:pPr>
-      <w:r>
-        <w:t>Xiao</w:t>
-      </w:r>
-      <w:r>
-        <w:rPr>
-          <w:rFonts w:hint="eastAsia"/>
-        </w:rPr>
-        <w:t>——</w:t>
-      </w:r>
-      <w:r>
-        <w:t>introduction</w:t>
-      </w:r>
-    </w:p>
-    <w:p>
-      <w:pPr>
-        <w:rPr>
-          <w:rFonts w:hint="eastAsia"/>
-        </w:rPr>
-      </w:pPr>
-    </w:p>
-    <w:p>
-      <w:pPr>
-        <w:rPr>
-          <w:rFonts w:hint="eastAsia"/>
-        </w:rPr>
-      </w:pPr>
-      <w:r>
-        <w:t>2026.4.25</w:t>
-      </w:r>
-    </w:p>
-    <w:p>
-      <w:pPr>
-        <w:rPr>
-          <w:rFonts w:hint="eastAsia"/>
-        </w:rPr>
-      </w:pPr>
-      <w:r>
-        <w:t>Ai video</w:t>
-      </w:r>
-    </w:p>
-    <w:p>
-      <w:pPr>
-        <w:rPr>
-          <w:rFonts w:hint="eastAsia"/>
-        </w:rPr>
-      </w:pPr>
-      <w:r>
-        <w:t>Xiao</w:t>
-      </w:r>
-      <w:r>
-        <w:rPr>
-          <w:rFonts w:hint="eastAsia"/>
-        </w:rPr>
-        <w:t>——</w:t>
-      </w:r>
-      <w:r>
-        <w:t>all</w:t>
-      </w:r>
-    </w:p>
-    <w:p>
-      <w:pPr>
-        <w:rPr>
-          <w:rFonts w:hint="eastAsia"/>
-        </w:rPr>
-      </w:pPr>
-    </w:p>
-    <w:p>
-      <w:pPr>
-        <w:rPr>
-          <w:rFonts w:hint="eastAsia"/>
-        </w:rPr>
-      </w:pPr>
-      <w:r>
-        <w:t>2026.4.29</w:t>
-      </w:r>
-    </w:p>
-    <w:p>
-      <w:pPr>
-        <w:rPr>
-          <w:rFonts w:hint="eastAsia"/>
-        </w:rPr>
-      </w:pPr>
-      <w:r>
-        <w:rPr>
-          <w:highlight w:val="yellow"/>
-        </w:rPr>
-        <w:t>Cc deployment</w:t>
-      </w:r>
-    </w:p>
-    <w:p>
-      <w:pPr>
-        <w:rPr>
-          <w:rFonts w:hint="eastAsia"/>
-        </w:rPr>
-      </w:pPr>
-      <w:r>
-        <w:t>Ai video half</w:t>
-      </w:r>
-    </w:p>
-    <w:p>
-      <w:pPr>
-        <w:rPr>
-          <w:rFonts w:hint="eastAsia"/>
-        </w:rPr>
-      </w:pPr>
-      <w:proofErr w:type="spellStart"/>
-      <w:r>
-        <w:rPr>
-          <w:highlight w:val="yellow"/>
-        </w:rPr>
-        <w:t>Triblend</w:t>
-      </w:r>
-      <w:proofErr w:type="spellEnd"/>
-      <w:r>
-        <w:rPr>
-          <w:highlight w:val="yellow"/>
-        </w:rPr>
-        <w:t xml:space="preserve"> terrain v1</w:t>
-      </w:r>
-    </w:p>
-    <w:p>
-      <w:pPr>
-        <w:rPr>
-          <w:rFonts w:hint="eastAsia"/>
-        </w:rPr>
-      </w:pPr>
-    </w:p>
-    <w:p>
-      <w:pPr>
-        <w:rPr>
-          <w:rFonts w:hint="eastAsia"/>
-        </w:rPr>
-      </w:pPr>
-      <w:r>
-        <w:t>2026.5.1</w:t>
-      </w:r>
-    </w:p>
-    <w:p>
-      <w:pPr>
-        <w:rPr>
-          <w:rFonts w:hint="eastAsia"/>
-        </w:rPr>
-      </w:pPr>
-      <w:r>
-        <w:rPr>
-          <w:highlight w:val="yellow"/>
-        </w:rPr>
-        <w:t>Xiao</w:t>
-      </w:r>
-      <w:r>
-        <w:rPr>
-          <w:rFonts w:hint="eastAsia"/>
-          <w:highlight w:val="yellow"/>
-        </w:rPr>
-        <w:t>——all</w:t>
-      </w:r>
-    </w:p>
-    <w:p>
-      <w:pPr>
-        <w:rPr>
-          <w:rFonts w:hint="eastAsia"/>
-        </w:rPr>
-      </w:pPr>
-    </w:p>
-    <w:p>
-      <w:pPr>
-        <w:rPr>
-          <w:rFonts w:hint="eastAsia"/>
-        </w:rPr>
-      </w:pPr>
-      <w:r>
-        <w:t>2026.5.10</w:t>
-      </w:r>
-    </w:p>
-    <w:p>
-      <w:pPr>
-        <w:rPr>
-          <w:rFonts w:hint="eastAsia"/>
-        </w:rPr>
-      </w:pPr>
-      <w:r>
-        <w:rPr>
-          <w:highlight w:val="yellow"/>
-        </w:rPr>
-        <w:t>Claw</w:t>
-      </w:r>
-    </w:p>
-    <w:p>
-      <w:pPr>
-        <w:rPr>
-          <w:rFonts w:hint="eastAsia"/>
-        </w:rPr>
-      </w:pPr>
-      <w:r>
-        <w:rPr>
-          <w:highlight w:val="yellow"/>
-        </w:rPr>
-        <w:t>Ai video half</w:t>
-      </w:r>
-    </w:p>
-    <w:p>
-      <w:pPr>
-        <w:rPr>
-          <w:rFonts w:hint="eastAsia"/>
-        </w:rPr>
-      </w:pPr>
-      <w:r>
-        <w:t xml:space="preserve">Team Analysis </w:t>
-      </w:r>
-    </w:p>
-    <w:p>
-      <w:pPr>
-        <w:rPr>
-          <w:rFonts w:hint="eastAsia"/>
-        </w:rPr>
-      </w:pPr>
-    </w:p>
-    <w:p>
-      <w:pPr>
-        <w:rPr>
-          <w:rFonts w:hint="eastAsia"/>
-        </w:rPr>
-      </w:pPr>
-      <w:r>
-        <w:t>2026.5.17</w:t>
-      </w:r>
-    </w:p>
-    <w:p>
-      <w:pPr>
-        <w:rPr>
-          <w:rFonts w:hint="eastAsia"/>
-        </w:rPr>
-      </w:pPr>
-      <w:r>
+          <w:highlight w:val="yellow"/>
+        </w:rPr>
+        <w:t>Bishe</w:t>
+      </w:r>
+      <w:proofErr w:type="spellEnd"/>
+      <w:r>
+        <w:rPr>
+          <w:highlight w:val="yellow"/>
+        </w:rPr>
+        <w:t xml:space="preserve"> </w:t>
+      </w:r>
+      <w:r>
+        <w:rPr>
+          <w:rFonts w:hint="eastAsia"/>
+          <w:highlight w:val="yellow"/>
+        </w:rPr>
+        <w:t>改</w:t>
+      </w:r>
+    </w:p>
+    <w:p>
+      <w:proofErr w:type="spellStart"/>
+      <w:r>
+        <w:rPr>
+          <w:rFonts w:hint="eastAsia"/>
+          <w:highlight w:val="yellow"/>
+        </w:rPr>
+        <w:t>Bishe</w:t>
+      </w:r>
+      <w:proofErr w:type="spellEnd"/>
+      <w:r>
+        <w:rPr>
+          <w:rFonts w:hint="eastAsia"/>
+          <w:highlight w:val="yellow"/>
+        </w:rPr>
+        <w:t xml:space="preserve"> PPT</w:t>
+      </w:r>
+    </w:p>
+    <w:p/>
+    <w:p>
+      <w:r>
+        <w:t>2026.5.24</w:t>
+      </w:r>
+    </w:p>
+    <w:p>
+      <w:r>
+        <w:rPr>
+          <w:highlight w:val="yellow"/>
+        </w:rPr>
         <w:t>Ai video all</w:t>
       </w:r>
     </w:p>
     <w:p>
-      <w:pPr>
-        <w:rPr>
-          <w:rFonts w:hint="eastAsia"/>
-          <w:highlight w:val="yellow"/>
-        </w:rPr>
-      </w:pPr>
-      <w:proofErr w:type="spellStart"/>
-      <w:r>
-        <w:rPr>
-          <w:highlight w:val="yellow"/>
-        </w:rPr>
-        <w:t>Bishe</w:t>
-      </w:r>
-      <w:proofErr w:type="spellEnd"/>
-      <w:r>
-        <w:rPr>
-          <w:highlight w:val="yellow"/>
-        </w:rPr>
-        <w:t xml:space="preserve"> </w:t>
-      </w:r>
-      <w:r>
-        <w:rPr>
-          <w:rFonts w:hint="eastAsia"/>
-          <w:highlight w:val="yellow"/>
-        </w:rPr>
-        <w:t>改</w:t>
-      </w:r>
-    </w:p>
-    <w:p>
-      <w:pPr>
-        <w:rPr>
-          <w:rFonts w:hint="eastAsia"/>
-        </w:rPr>
-      </w:pPr>
-      <w:proofErr w:type="spellStart"/>
-      <w:r>
-        <w:rPr>
-          <w:rFonts w:hint="eastAsia"/>
-          <w:highlight w:val="yellow"/>
-        </w:rPr>
-        <w:t>Bishe</w:t>
-      </w:r>
-      <w:proofErr w:type="spellEnd"/>
-      <w:r>
-        <w:rPr>
-          <w:rFonts w:hint="eastAsia"/>
-          <w:highlight w:val="yellow"/>
-        </w:rPr>
-        <w:t xml:space="preserve"> PPT</w:t>
-      </w:r>
-    </w:p>
-    <w:p>
-      <w:pPr>
-        <w:rPr>
-          <w:rFonts w:hint="eastAsia"/>
-        </w:rPr>
-      </w:pPr>
-    </w:p>
-    <w:p>
-      <w:pPr>
-        <w:rPr>
-          <w:rFonts w:hint="eastAsia"/>
-        </w:rPr>
-      </w:pPr>
-      <w:r>
-        <w:t>2026.5.24</w:t>
-      </w:r>
-    </w:p>
-    <w:p>
-      <w:pPr>
-        <w:rPr>
-          <w:rFonts w:hint="eastAsia"/>
-        </w:rPr>
-      </w:pPr>
-      <w:r>
-        <w:rPr>
-          <w:highlight w:val="yellow"/>
-        </w:rPr>
-        <w:t>Ai video all</w:t>
-      </w:r>
-    </w:p>
-    <w:p>
-      <w:pPr>
-        <w:rPr>
-          <w:rFonts w:hint="eastAsia"/>
-        </w:rPr>
-      </w:pPr>
       <w:r>
         <w:rPr>
           <w:rFonts w:hint="eastAsia"/>
@@ -2000,29 +1327,13 @@
         <w:t>归档</w:t>
       </w:r>
     </w:p>
-    <w:p>
-      <w:pPr>
-        <w:rPr>
-          <w:rFonts w:hint="eastAsia"/>
-        </w:rPr>
-      </w:pPr>
-    </w:p>
-    <w:p>
-      <w:pPr>
-        <w:rPr>
-          <w:rFonts w:hint="eastAsia"/>
-        </w:rPr>
-      </w:pPr>
+    <w:p/>
+    <w:p>
       <w:r>
         <w:t>2026.5.25</w:t>
       </w:r>
     </w:p>
     <w:p>
-      <w:pPr>
-        <w:rPr>
-          <w:rFonts w:hint="eastAsia"/>
-        </w:rPr>
-      </w:pPr>
       <w:r>
         <w:rPr>
           <w:rFonts w:hint="eastAsia"/>
@@ -2032,21 +1343,11 @@
       </w:r>
     </w:p>
     <w:p>
-      <w:pPr>
-        <w:rPr>
-          <w:rFonts w:hint="eastAsia"/>
-        </w:rPr>
-      </w:pPr>
       <w:r>
         <w:t>Cod terrain</w:t>
       </w:r>
     </w:p>
     <w:p>
-      <w:pPr>
-        <w:rPr>
-          <w:rFonts w:hint="eastAsia"/>
-        </w:rPr>
-      </w:pPr>
       <w:r>
         <w:rPr>
           <w:rFonts w:hint="eastAsia"/>
@@ -2056,86 +1357,105 @@
       </w:r>
     </w:p>
     <w:p>
+      <w:r>
+        <w:rPr>
+          <w:rFonts w:hint="eastAsia"/>
+        </w:rPr>
+        <w:t>Tech：GI文章</w:t>
+      </w:r>
+    </w:p>
+    <w:p>
+      <w:r>
+        <w:rPr>
+          <w:rFonts w:hint="eastAsia"/>
+        </w:rPr>
+        <w:t>Product：调研</w:t>
+      </w:r>
+    </w:p>
+    <w:p/>
+    <w:p>
+      <w:r>
+        <w:rPr>
+          <w:rFonts w:hint="eastAsia"/>
+        </w:rPr>
+        <w:t>2026.6.30</w:t>
+      </w:r>
+    </w:p>
+    <w:p>
+      <w:r>
+        <w:rPr>
+          <w:rFonts w:hint="eastAsia"/>
+          <w:highlight w:val="yellow"/>
+        </w:rPr>
+        <w:t>Tech：</w:t>
+      </w:r>
+      <w:r>
+        <w:rPr>
+          <w:rFonts w:hint="eastAsia"/>
+          <w:highlight w:val="yellow"/>
+        </w:rPr>
+        <w:t xml:space="preserve">Ghost of </w:t>
+      </w:r>
+      <w:proofErr w:type="spellStart"/>
+      <w:r>
+        <w:rPr>
+          <w:rFonts w:hint="eastAsia"/>
+          <w:highlight w:val="yellow"/>
+        </w:rPr>
+        <w:t>Yotei</w:t>
+      </w:r>
+      <w:proofErr w:type="spellEnd"/>
+    </w:p>
+    <w:p>
+      <w:r>
+        <w:rPr>
+          <w:rFonts w:hint="eastAsia"/>
+        </w:rPr>
+        <w:t>Pika：CMAKE</w:t>
+      </w:r>
+    </w:p>
+    <w:p/>
+    <w:p>
       <w:pPr>
         <w:rPr>
           <w:rFonts w:hint="eastAsia"/>
         </w:rPr>
       </w:pPr>
       <w:r>
-        <w:rPr>
-          <w:rFonts w:hint="eastAsia"/>
-        </w:rPr>
-        <w:t>Tech：GI文章</w:t>
-      </w:r>
-    </w:p>
-    <w:p>
-      <w:pPr>
-        <w:rPr>
-          <w:rFonts w:hint="eastAsia"/>
-        </w:rPr>
-      </w:pPr>
-      <w:r>
-        <w:rPr>
-          <w:rFonts w:hint="eastAsia"/>
-        </w:rPr>
-        <w:t>Product：调研</w:t>
-      </w:r>
-    </w:p>
-    <w:p>
-      <w:pPr>
-        <w:rPr>
-          <w:rFonts w:hint="eastAsia"/>
-        </w:rPr>
-      </w:pPr>
-    </w:p>
-    <w:p>
-      <w:pPr>
-        <w:rPr>
-          <w:rFonts w:hint="eastAsia"/>
-        </w:rPr>
-      </w:pPr>
-      <w:r>
-        <w:rPr>
-          <w:rFonts w:hint="eastAsia"/>
-        </w:rPr>
-        <w:t>2026.6.</w:t>
-      </w:r>
-      <w:r>
-        <w:rPr>
-          <w:rFonts w:hint="eastAsia"/>
-        </w:rPr>
-        <w:t>30</w:t>
-      </w:r>
-    </w:p>
-    <w:p>
-      <w:pPr>
-        <w:rPr>
-          <w:rFonts w:hint="eastAsia"/>
-        </w:rPr>
-      </w:pPr>
-      <w:r>
-        <w:rPr>
-          <w:rFonts w:hint="eastAsia"/>
-          <w:highlight w:val="yellow"/>
-        </w:rPr>
-        <w:t>Tech：</w:t>
-      </w:r>
-      <w:r>
-        <w:rPr>
-          <w:rFonts w:hint="eastAsia"/>
-          <w:highlight w:val="yellow"/>
-        </w:rPr>
-        <w:t xml:space="preserve">Ghost of </w:t>
-      </w:r>
-      <w:proofErr w:type="spellStart"/>
-      <w:r>
-        <w:rPr>
-          <w:rFonts w:hint="eastAsia"/>
-          <w:highlight w:val="yellow"/>
-        </w:rPr>
-        <w:t>Yotei</w:t>
-      </w:r>
-      <w:proofErr w:type="spellEnd"/>
+        <w:t>2026.7.3</w:t>
+      </w:r>
+      <w:r>
+        <w:rPr>
+          <w:rFonts w:hint="eastAsia"/>
+        </w:rPr>
+        <w:t xml:space="preserve"> </w:t>
+      </w:r>
+      <w:r>
+        <w:t>–</w:t>
+      </w:r>
+      <w:r>
+        <w:rPr>
+          <w:rFonts w:hint="eastAsia"/>
+        </w:rPr>
+        <w:t xml:space="preserve"> </w:t>
+      </w:r>
+      <w:r>
+        <w:rPr>
+          <w:rFonts w:hint="eastAsia"/>
+        </w:rPr>
+        <w:t>2026.7.11</w:t>
+      </w:r>
+    </w:p>
+    <w:p>
+      <w:r>
+        <w:t>GI</w:t>
+      </w:r>
+      <w:r>
+        <w:rPr>
+          <w:rFonts w:hint="eastAsia"/>
+        </w:rPr>
+        <w:t>初稿</w:t>
+      </w:r>
     </w:p>
     <w:p>
       <w:pPr>
@@ -2164,11 +1484,6 @@
 <w:endnotes xmlns:wpc="http://schemas.microsoft.com/office/word/2010/wordprocessingCanvas" xmlns:cx="http://schemas.microsoft.com/office/drawing/2014/chartex" xmlns:cx1="http://schemas.microsoft.com/office/drawing/2015/9/8/chartex" xmlns:cx2="http://schemas.microsoft.com/office/drawing/2015/10/21/chartex" xmlns:cx3="http://schemas.microsoft.com/office/drawing/2016/5/9/chartex" xmlns:cx4="http://schemas.microsoft.com/office/drawing/2016/5/10/chartex" xmlns:cx5="http://schemas.microsoft.com/office/drawing/2016/5/11/chartex" xmlns:cx6="http://schemas.microsoft.com/office/drawing/2016/5/12/chartex" xmlns:cx7="http://schemas.microsoft.com/office/drawing/2016/5/13/chartex" xmlns:cx8="http://schemas.microsoft.com/office/drawing/2016/5/14/chartex" xmlns:mc="http://schemas.openxmlformats.org/markup-compatibility/2006" xmlns:aink="http://schemas.microsoft.com/office/drawing/2016/ink" xmlns:am3d="http://schemas.microsoft.com/office/drawing/2017/model3d" xmlns:o="urn:schemas-microsoft-com:office:office" xmlns:oel="http://schemas.microsoft.com/office/2019/extlst" xmlns:r="http://schemas.openxmlformats.org/officeDocument/2006/relationships" xmlns:m="http://schemas.openxmlformats.org/officeDocument/2006/math" xmlns:v="urn:schemas-microsoft-com:vml" xmlns:wp14="http://schemas.microsoft.com/office/word/2010/wordprocessingDrawing" xmlns:wp="http://schemas.openxmlformats.org/drawingml/2006/wordprocessingDrawing" xmlns:w10="urn:schemas-microsoft-com:office:word" xmlns:w="http://schemas.openxmlformats.org/wordprocessingml/2006/main" xmlns:w14="http://schemas.microsoft.com/office/word/2010/wordml" xmlns:w15="http://schemas.microsoft.com/office/word/2012/wordml" xmlns:w16cex="http://schemas.microsoft.com/office/word/2018/wordml/cex" xmlns:w16cid="http://schemas.microsoft.com/office/word/2016/wordml/cid" xmlns:w16="http://schemas.microsoft.com/office/word/2018/wordml" xmlns:w16du="http://schemas.microsoft.com/office/word/2023/wordml/word16du" xmlns:w16sdtdh="http://schemas.microsoft.com/office/word/2020/wordml/sdtdatahash" xmlns:w16sdtfl="http://schemas.microsoft.com/office/word/2024/wordml/sdtformatlock" xmlns:w16se="http://schemas.microsoft.com/office/word/2015/wordml/symex" xmlns:wpg="http://schemas.microsoft.com/office/word/2010/wordprocessingGroup" xmlns:wpi="http://schemas.microsoft.com/office/word/2010/wordprocessingInk" xmlns:wne="http://schemas.microsoft.com/office/word/2006/wordml" xmlns:wps="http://schemas.microsoft.com/office/word/2010/wordprocessingShape" mc:Ignorable="w14 w15 w16se w16cid w16 w16cex w16sdtdh w16sdtfl w16du wp14">
   <w:endnote w:type="separator" w:id="-1">
     <w:p>
-      <w:pPr>
-        <w:rPr>
-          <w:rFonts w:hint="eastAsia"/>
-        </w:rPr>
-      </w:pPr>
       <w:r>
         <w:separator/>
       </w:r>
@@ -2176,11 +1491,6 @@
   </w:endnote>
   <w:endnote w:type="continuationSeparator" w:id="0">
     <w:p>
-      <w:pPr>
-        <w:rPr>
-          <w:rFonts w:hint="eastAsia"/>
-        </w:rPr>
-      </w:pPr>
       <w:r>
         <w:continuationSeparator/>
       </w:r>
@@ -2193,11 +1503,6 @@
 <w:footnotes xmlns:wpc="http://schemas.microsoft.com/office/word/2010/wordprocessingCanvas" xmlns:cx="http://schemas.microsoft.com/office/drawing/2014/chartex" xmlns:cx1="http://schemas.microsoft.com/office/drawing/2015/9/8/chartex" xmlns:cx2="http://schemas.microsoft.com/office/drawing/2015/10/21/chartex" xmlns:cx3="http://schemas.microsoft.com/office/drawing/2016/5/9/chartex" xmlns:cx4="http://schemas.microsoft.com/office/drawing/2016/5/10/chartex" xmlns:cx5="http://schemas.microsoft.com/office/drawing/2016/5/11/chartex" xmlns:cx6="http://schemas.microsoft.com/office/drawing/2016/5/12/chartex" xmlns:cx7="http://schemas.microsoft.com/office/drawing/2016/5/13/chartex" xmlns:cx8="http://schemas.microsoft.com/office/drawing/2016/5/14/chartex" xmlns:mc="http://schemas.openxmlformats.org/markup-compatibility/2006" xmlns:aink="http://schemas.microsoft.com/office/drawing/2016/ink" xmlns:am3d="http://schemas.microsoft.com/office/drawing/2017/model3d" xmlns:o="urn:schemas-microsoft-com:office:office" xmlns:oel="http://schemas.microsoft.com/office/2019/extlst" xmlns:r="http://schemas.openxmlformats.org/officeDocument/2006/relationships" xmlns:m="http://schemas.openxmlformats.org/officeDocument/2006/math" xmlns:v="urn:schemas-microsoft-com:vml" xmlns:wp14="http://schemas.microsoft.com/office/word/2010/wordprocessingDrawing" xmlns:wp="http://schemas.openxmlformats.org/drawingml/2006/wordprocessingDrawing" xmlns:w10="urn:schemas-microsoft-com:office:word" xmlns:w="http://schemas.openxmlformats.org/wordprocessingml/2006/main" xmlns:w14="http://schemas.microsoft.com/office/word/2010/wordml" xmlns:w15="http://schemas.microsoft.com/office/word/2012/wordml" xmlns:w16cex="http://schemas.microsoft.com/office/word/2018/wordml/cex" xmlns:w16cid="http://schemas.microsoft.com/office/word/2016/wordml/cid" xmlns:w16="http://schemas.microsoft.com/office/word/2018/wordml" xmlns:w16du="http://schemas.microsoft.com/office/word/2023/wordml/word16du" xmlns:w16sdtdh="http://schemas.microsoft.com/office/word/2020/wordml/sdtdatahash" xmlns:w16sdtfl="http://schemas.microsoft.com/office/word/2024/wordml/sdtformatlock" xmlns:w16se="http://schemas.microsoft.com/office/word/2015/wordml/symex" xmlns:wpg="http://schemas.microsoft.com/office/word/2010/wordprocessingGroup" xmlns:wpi="http://schemas.microsoft.com/office/word/2010/wordprocessingInk" xmlns:wne="http://schemas.microsoft.com/office/word/2006/wordml" xmlns:wps="http://schemas.microsoft.com/office/word/2010/wordprocessingShape" mc:Ignorable="w14 w15 w16se w16cid w16 w16cex w16sdtdh w16sdtfl w16du wp14">
   <w:footnote w:type="separator" w:id="-1">
     <w:p>
-      <w:pPr>
-        <w:rPr>
-          <w:rFonts w:hint="eastAsia"/>
-        </w:rPr>
-      </w:pPr>
       <w:r>
         <w:separator/>
       </w:r>
@@ -2205,11 +1510,6 @@
   </w:footnote>
   <w:footnote w:type="continuationSeparator" w:id="0">
     <w:p>
-      <w:pPr>
-        <w:rPr>
-          <w:rFonts w:hint="eastAsia"/>
-        </w:rPr>
-      </w:pPr>
       <w:r>
         <w:continuationSeparator/>
       </w:r>
@@ -2610,7 +1910,7 @@
     <w:lsdException w:name="Unresolved Mention" w:semiHidden="1" w:unhideWhenUsed="1"/>
     <w:lsdException w:name="Smart Link" w:semiHidden="1" w:unhideWhenUsed="1"/>
   </w:latentStyles>
-  <w:style w:type="paragraph" w:default="1" w:styleId="a">
+  <w:style w:type="paragraph" w:default="1" w:styleId="Normal">
     <w:name w:val="Normal"/>
     <w:qFormat/>
     <w:rsid w:val="00E62D9A"/>
@@ -2619,13 +1919,13 @@
       <w:jc w:val="both"/>
     </w:pPr>
   </w:style>
-  <w:style w:type="character" w:default="1" w:styleId="a0">
+  <w:style w:type="character" w:default="1" w:styleId="DefaultParagraphFont">
     <w:name w:val="Default Paragraph Font"/>
     <w:uiPriority w:val="1"/>
     <w:semiHidden/>
     <w:unhideWhenUsed/>
   </w:style>
-  <w:style w:type="table" w:default="1" w:styleId="a1">
+  <w:style w:type="table" w:default="1" w:styleId="TableNormal">
     <w:name w:val="Normal Table"/>
     <w:uiPriority w:val="99"/>
     <w:semiHidden/>
@@ -2640,17 +1940,17 @@
       </w:tblCellMar>
     </w:tblPr>
   </w:style>
-  <w:style w:type="numbering" w:default="1" w:styleId="a2">
+  <w:style w:type="numbering" w:default="1" w:styleId="NoList">
     <w:name w:val="No List"/>
     <w:uiPriority w:val="99"/>
     <w:semiHidden/>
     <w:unhideWhenUsed/>
   </w:style>
-  <w:style w:type="paragraph" w:styleId="a3">
+  <w:style w:type="paragraph" w:styleId="Date">
     <w:name w:val="Date"/>
-    <w:basedOn w:val="a"/>
-    <w:next w:val="a"/>
-    <w:link w:val="a4"/>
+    <w:basedOn w:val="Normal"/>
+    <w:next w:val="Normal"/>
+    <w:link w:val="DateChar"/>
     <w:uiPriority w:val="99"/>
     <w:semiHidden/>
     <w:unhideWhenUsed/>
@@ -2659,18 +1959,18 @@
       <w:ind w:leftChars="2500" w:left="100"/>
     </w:pPr>
   </w:style>
-  <w:style w:type="character" w:customStyle="1" w:styleId="a4">
-    <w:name w:val="日期 字符"/>
-    <w:basedOn w:val="a0"/>
-    <w:link w:val="a3"/>
+  <w:style w:type="character" w:customStyle="1" w:styleId="DateChar">
+    <w:name w:val="Date Char"/>
+    <w:basedOn w:val="DefaultParagraphFont"/>
+    <w:link w:val="Date"/>
     <w:uiPriority w:val="99"/>
     <w:semiHidden/>
     <w:rsid w:val="00793C74"/>
   </w:style>
-  <w:style w:type="paragraph" w:styleId="a5">
+  <w:style w:type="paragraph" w:styleId="Header">
     <w:name w:val="header"/>
-    <w:basedOn w:val="a"/>
-    <w:link w:val="a6"/>
+    <w:basedOn w:val="Normal"/>
+    <w:link w:val="HeaderChar"/>
     <w:uiPriority w:val="99"/>
     <w:unhideWhenUsed/>
     <w:rsid w:val="00F75922"/>
@@ -2687,10 +1987,10 @@
       <w:szCs w:val="18"/>
     </w:rPr>
   </w:style>
-  <w:style w:type="character" w:customStyle="1" w:styleId="a6">
-    <w:name w:val="页眉 字符"/>
-    <w:basedOn w:val="a0"/>
-    <w:link w:val="a5"/>
+  <w:style w:type="character" w:customStyle="1" w:styleId="HeaderChar">
+    <w:name w:val="Header Char"/>
+    <w:basedOn w:val="DefaultParagraphFont"/>
+    <w:link w:val="Header"/>
     <w:uiPriority w:val="99"/>
     <w:rsid w:val="00F75922"/>
     <w:rPr>
@@ -2698,10 +1998,10 @@
       <w:szCs w:val="18"/>
     </w:rPr>
   </w:style>
-  <w:style w:type="paragraph" w:styleId="a7">
+  <w:style w:type="paragraph" w:styleId="Footer">
     <w:name w:val="footer"/>
-    <w:basedOn w:val="a"/>
-    <w:link w:val="a8"/>
+    <w:basedOn w:val="Normal"/>
+    <w:link w:val="FooterChar"/>
     <w:uiPriority w:val="99"/>
     <w:unhideWhenUsed/>
     <w:rsid w:val="00F75922"/>
@@ -2718,10 +2018,10 @@
       <w:szCs w:val="18"/>
     </w:rPr>
   </w:style>
-  <w:style w:type="character" w:customStyle="1" w:styleId="a8">
-    <w:name w:val="页脚 字符"/>
-    <w:basedOn w:val="a0"/>
-    <w:link w:val="a7"/>
+  <w:style w:type="character" w:customStyle="1" w:styleId="FooterChar">
+    <w:name w:val="Footer Char"/>
+    <w:basedOn w:val="DefaultParagraphFont"/>
+    <w:link w:val="Footer"/>
     <w:uiPriority w:val="99"/>
     <w:rsid w:val="00F75922"/>
     <w:rPr>

--- a/desktop_files/2026.docx
+++ b/desktop_files/2026.docx
@@ -3,350 +3,539 @@
 <w:document xmlns:wpc="http://schemas.microsoft.com/office/word/2010/wordprocessingCanvas" xmlns:cx="http://schemas.microsoft.com/office/drawing/2014/chartex" xmlns:cx1="http://schemas.microsoft.com/office/drawing/2015/9/8/chartex" xmlns:cx2="http://schemas.microsoft.com/office/drawing/2015/10/21/chartex" xmlns:cx3="http://schemas.microsoft.com/office/drawing/2016/5/9/chartex" xmlns:cx4="http://schemas.microsoft.com/office/drawing/2016/5/10/chartex" xmlns:cx5="http://schemas.microsoft.com/office/drawing/2016/5/11/chartex" xmlns:cx6="http://schemas.microsoft.com/office/drawing/2016/5/12/chartex" xmlns:cx7="http://schemas.microsoft.com/office/drawing/2016/5/13/chartex" xmlns:cx8="http://schemas.microsoft.com/office/drawing/2016/5/14/chartex" xmlns:mc="http://schemas.openxmlformats.org/markup-compatibility/2006" xmlns:aink="http://schemas.microsoft.com/office/drawing/2016/ink" xmlns:am3d="http://schemas.microsoft.com/office/drawing/2017/model3d" xmlns:o="urn:schemas-microsoft-com:office:office" xmlns:oel="http://schemas.microsoft.com/office/2019/extlst" xmlns:r="http://schemas.openxmlformats.org/officeDocument/2006/relationships" xmlns:m="http://schemas.openxmlformats.org/officeDocument/2006/math" xmlns:v="urn:schemas-microsoft-com:vml" xmlns:wp14="http://schemas.microsoft.com/office/word/2010/wordprocessingDrawing" xmlns:wp="http://schemas.openxmlformats.org/drawingml/2006/wordprocessingDrawing" xmlns:w10="urn:schemas-microsoft-com:office:word" xmlns:w="http://schemas.openxmlformats.org/wordprocessingml/2006/main" xmlns:w14="http://schemas.microsoft.com/office/word/2010/wordml" xmlns:w15="http://schemas.microsoft.com/office/word/2012/wordml" xmlns:w16cex="http://schemas.microsoft.com/office/word/2018/wordml/cex" xmlns:w16cid="http://schemas.microsoft.com/office/word/2016/wordml/cid" xmlns:w16="http://schemas.microsoft.com/office/word/2018/wordml" xmlns:w16du="http://schemas.microsoft.com/office/word/2023/wordml/word16du" xmlns:w16sdtdh="http://schemas.microsoft.com/office/word/2020/wordml/sdtdatahash" xmlns:w16sdtfl="http://schemas.microsoft.com/office/word/2024/wordml/sdtformatlock" xmlns:w16se="http://schemas.microsoft.com/office/word/2015/wordml/symex" xmlns:wpg="http://schemas.microsoft.com/office/word/2010/wordprocessingGroup" xmlns:wpi="http://schemas.microsoft.com/office/word/2010/wordprocessingInk" xmlns:wne="http://schemas.microsoft.com/office/word/2006/wordml" xmlns:wps="http://schemas.microsoft.com/office/word/2010/wordprocessingShape" mc:Ignorable="w14 w15 w16se w16cid w16 w16cex w16sdtdh w16sdtfl w16du wp14">
   <w:body>
     <w:p>
+      <w:pPr>
+        <w:rPr>
+          <w:rFonts w:hint="eastAsia"/>
+        </w:rPr>
+      </w:pPr>
       <w:r>
         <w:t>2026.1.6</w:t>
       </w:r>
     </w:p>
     <w:p>
+      <w:pPr>
+        <w:rPr>
+          <w:rFonts w:hint="eastAsia"/>
+        </w:rPr>
+      </w:pPr>
+      <w:r>
+        <w:t>Bishe</w:t>
+      </w:r>
+      <w:r>
+        <w:rPr>
+          <w:rFonts w:hint="eastAsia"/>
+        </w:rPr>
+        <w:t>——</w:t>
+      </w:r>
+      <w:r>
+        <w:t>chapter1&amp;2</w:t>
+      </w:r>
+    </w:p>
+    <w:p>
+      <w:pPr>
+        <w:rPr>
+          <w:rFonts w:hint="eastAsia"/>
+        </w:rPr>
+      </w:pPr>
+    </w:p>
+    <w:p>
+      <w:pPr>
+        <w:rPr>
+          <w:rFonts w:hint="eastAsia"/>
+        </w:rPr>
+      </w:pPr>
+      <w:r>
+        <w:t>2026.1.</w:t>
+      </w:r>
+      <w:r>
+        <w:rPr>
+          <w:rFonts w:hint="eastAsia"/>
+        </w:rPr>
+        <w:t>7</w:t>
+      </w:r>
+    </w:p>
+    <w:p>
+      <w:pPr>
+        <w:rPr>
+          <w:rFonts w:hint="eastAsia"/>
+        </w:rPr>
+      </w:pPr>
+      <w:r>
+        <w:t>Bishe</w:t>
+      </w:r>
+      <w:r>
+        <w:rPr>
+          <w:rFonts w:hint="eastAsia"/>
+        </w:rPr>
+        <w:t>——</w:t>
+      </w:r>
+      <w:r>
+        <w:t>chapter1</w:t>
+      </w:r>
+      <w:r>
+        <w:rPr>
+          <w:rFonts w:hint="eastAsia"/>
+        </w:rPr>
+        <w:t>.1</w:t>
+      </w:r>
+      <w:r>
+        <w:t>&amp;</w:t>
+      </w:r>
+      <w:r>
+        <w:rPr>
+          <w:rFonts w:hint="eastAsia"/>
+        </w:rPr>
+        <w:t>1.2</w:t>
+      </w:r>
+    </w:p>
+    <w:p>
+      <w:pPr>
+        <w:rPr>
+          <w:rFonts w:hint="eastAsia"/>
+        </w:rPr>
+      </w:pPr>
+    </w:p>
+    <w:p>
+      <w:pPr>
+        <w:rPr>
+          <w:rFonts w:hint="eastAsia"/>
+        </w:rPr>
+      </w:pPr>
+      <w:r>
+        <w:rPr>
+          <w:rFonts w:hint="eastAsia"/>
+        </w:rPr>
+        <w:t>2026.1.11</w:t>
+      </w:r>
+    </w:p>
+    <w:p>
+      <w:pPr>
+        <w:rPr>
+          <w:rFonts w:hint="eastAsia"/>
+        </w:rPr>
+      </w:pPr>
+      <w:r>
+        <w:rPr>
+          <w:rFonts w:hint="eastAsia"/>
+          <w:highlight w:val="yellow"/>
+        </w:rPr>
+        <w:t>Bishe</w:t>
+      </w:r>
+      <w:r>
+        <w:rPr>
+          <w:rFonts w:hint="eastAsia"/>
+          <w:highlight w:val="yellow"/>
+        </w:rPr>
+        <w:t>——chapter2.1</w:t>
+      </w:r>
+    </w:p>
+    <w:p>
+      <w:pPr>
+        <w:rPr>
+          <w:rFonts w:hint="eastAsia"/>
+        </w:rPr>
+      </w:pPr>
+    </w:p>
+    <w:p>
+      <w:pPr>
+        <w:rPr>
+          <w:rFonts w:hint="eastAsia"/>
+        </w:rPr>
+      </w:pPr>
+      <w:r>
+        <w:rPr>
+          <w:rFonts w:hint="eastAsia"/>
+        </w:rPr>
+        <w:t>2026.1.13</w:t>
+      </w:r>
+    </w:p>
+    <w:p>
+      <w:pPr>
+        <w:rPr>
+          <w:rFonts w:hint="eastAsia"/>
+        </w:rPr>
+      </w:pPr>
+      <w:r>
+        <w:rPr>
+          <w:rFonts w:hint="eastAsia"/>
+        </w:rPr>
+        <w:t>Bishe——chapter2&amp;chapter3</w:t>
+      </w:r>
+    </w:p>
+    <w:p>
+      <w:pPr>
+        <w:rPr>
+          <w:rFonts w:hint="eastAsia"/>
+        </w:rPr>
+      </w:pPr>
+    </w:p>
+    <w:p>
+      <w:pPr>
+        <w:rPr>
+          <w:rFonts w:hint="eastAsia"/>
+        </w:rPr>
+      </w:pPr>
+      <w:r>
+        <w:rPr>
+          <w:rFonts w:hint="eastAsia"/>
+        </w:rPr>
+        <w:t>2026.1.14</w:t>
+      </w:r>
+    </w:p>
+    <w:p>
+      <w:pPr>
+        <w:rPr>
+          <w:rFonts w:hint="eastAsia"/>
+        </w:rPr>
+      </w:pPr>
+      <w:r>
+        <w:rPr>
+          <w:rFonts w:hint="eastAsia"/>
+        </w:rPr>
+        <w:t>Bishe——</w:t>
+      </w:r>
+      <w:r>
+        <w:rPr>
+          <w:rFonts w:hint="eastAsia"/>
+          <w:highlight w:val="yellow"/>
+        </w:rPr>
+        <w:t>chapter2.2</w:t>
+      </w:r>
+      <w:r>
+        <w:rPr>
+          <w:rFonts w:hint="eastAsia"/>
+        </w:rPr>
+        <w:t>&amp;chapter2.3</w:t>
+      </w:r>
+    </w:p>
+    <w:p>
+      <w:pPr>
+        <w:rPr>
+          <w:rFonts w:hint="eastAsia"/>
+        </w:rPr>
+      </w:pPr>
+    </w:p>
+    <w:p>
+      <w:pPr>
+        <w:rPr>
+          <w:rFonts w:hint="eastAsia"/>
+        </w:rPr>
+      </w:pPr>
+      <w:r>
+        <w:rPr>
+          <w:rFonts w:hint="eastAsia"/>
+        </w:rPr>
+        <w:t>2026.1.15</w:t>
+      </w:r>
+    </w:p>
+    <w:p>
+      <w:pPr>
+        <w:rPr>
+          <w:rFonts w:hint="eastAsia"/>
+        </w:rPr>
+      </w:pPr>
+      <w:r>
+        <w:rPr>
+          <w:rFonts w:hint="eastAsia"/>
+          <w:highlight w:val="yellow"/>
+        </w:rPr>
+        <w:t>Bishe——chapter2.3 &amp; 2.4</w:t>
+      </w:r>
+    </w:p>
+    <w:p>
+      <w:pPr>
+        <w:rPr>
+          <w:rFonts w:hint="eastAsia"/>
+        </w:rPr>
+      </w:pPr>
+    </w:p>
+    <w:p>
+      <w:pPr>
+        <w:rPr>
+          <w:rFonts w:hint="eastAsia"/>
+        </w:rPr>
+      </w:pPr>
+      <w:r>
+        <w:rPr>
+          <w:rFonts w:hint="eastAsia"/>
+        </w:rPr>
+        <w:t>2026.1.16</w:t>
+      </w:r>
+    </w:p>
+    <w:p>
+      <w:pPr>
+        <w:rPr>
+          <w:rFonts w:hint="eastAsia"/>
+        </w:rPr>
+      </w:pPr>
+      <w:r>
+        <w:rPr>
+          <w:rFonts w:hint="eastAsia"/>
+          <w:highlight w:val="yellow"/>
+        </w:rPr>
+        <w:t>Bishe——</w:t>
+      </w:r>
       <w:proofErr w:type="spellStart"/>
       <w:r>
+        <w:rPr>
+          <w:rFonts w:hint="eastAsia"/>
+          <w:highlight w:val="yellow"/>
+        </w:rPr>
+        <w:t>rrgs_gaussian_model</w:t>
+      </w:r>
+      <w:proofErr w:type="spellEnd"/>
+    </w:p>
+    <w:p>
+      <w:pPr>
+        <w:rPr>
+          <w:rFonts w:hint="eastAsia"/>
+        </w:rPr>
+      </w:pPr>
+    </w:p>
+    <w:p>
+      <w:pPr>
+        <w:rPr>
+          <w:rFonts w:hint="eastAsia"/>
+        </w:rPr>
+      </w:pPr>
+      <w:r>
+        <w:rPr>
+          <w:rFonts w:hint="eastAsia"/>
+        </w:rPr>
+        <w:t>2026.1.17</w:t>
+      </w:r>
+    </w:p>
+    <w:p>
+      <w:pPr>
+        <w:rPr>
+          <w:rFonts w:hint="eastAsia"/>
+        </w:rPr>
+      </w:pPr>
+      <w:proofErr w:type="spellStart"/>
+      <w:r>
+        <w:rPr>
+          <w:rFonts w:hint="eastAsia"/>
+          <w:highlight w:val="yellow"/>
+        </w:rPr>
+        <w:t>Netease</w:t>
+      </w:r>
+      <w:proofErr w:type="spellEnd"/>
+      <w:r>
+        <w:rPr>
+          <w:rFonts w:hint="eastAsia"/>
+          <w:highlight w:val="yellow"/>
+        </w:rPr>
+        <w:t xml:space="preserve"> task</w:t>
+      </w:r>
+    </w:p>
+    <w:p>
+      <w:pPr>
+        <w:rPr>
+          <w:rFonts w:hint="eastAsia"/>
+        </w:rPr>
+      </w:pPr>
+      <w:r>
+        <w:rPr>
+          <w:rFonts w:hint="eastAsia"/>
+        </w:rPr>
         <w:t>Bishe</w:t>
       </w:r>
+      <w:r>
+        <w:rPr>
+          <w:rFonts w:hint="eastAsia"/>
+        </w:rPr>
+        <w:t>——</w:t>
+      </w:r>
+      <w:proofErr w:type="spellStart"/>
+      <w:r>
+        <w:rPr>
+          <w:rFonts w:hint="eastAsia"/>
+        </w:rPr>
+        <w:t>ir</w:t>
+      </w:r>
       <w:proofErr w:type="spellEnd"/>
       <w:r>
         <w:rPr>
           <w:rFonts w:hint="eastAsia"/>
         </w:rPr>
+        <w:t xml:space="preserve"> progress</w:t>
+      </w:r>
+    </w:p>
+    <w:p>
+      <w:pPr>
+        <w:rPr>
+          <w:rFonts w:hint="eastAsia"/>
+        </w:rPr>
+      </w:pPr>
+    </w:p>
+    <w:p>
+      <w:pPr>
+        <w:rPr>
+          <w:rFonts w:hint="eastAsia"/>
+        </w:rPr>
+      </w:pPr>
+      <w:r>
+        <w:rPr>
+          <w:rFonts w:hint="eastAsia"/>
+        </w:rPr>
+        <w:t>2026.1.18</w:t>
+      </w:r>
+    </w:p>
+    <w:p>
+      <w:pPr>
+        <w:rPr>
+          <w:rFonts w:hint="eastAsia"/>
+        </w:rPr>
+      </w:pPr>
+      <w:r>
+        <w:rPr>
+          <w:rFonts w:hint="eastAsia"/>
+        </w:rPr>
+        <w:t>Bishe</w:t>
+      </w:r>
+      <w:r>
+        <w:rPr>
+          <w:rFonts w:hint="eastAsia"/>
+        </w:rPr>
         <w:t>——</w:t>
       </w:r>
-      <w:r>
-        <w:t>chapter1&amp;2</w:t>
-      </w:r>
-    </w:p>
-    <w:p/>
-    <w:p>
-      <w:r>
+      <w:proofErr w:type="spellStart"/>
+      <w:r>
+        <w:rPr>
+          <w:rFonts w:hint="eastAsia"/>
+          <w:highlight w:val="yellow"/>
+        </w:rPr>
+        <w:t>ir</w:t>
+      </w:r>
+      <w:proofErr w:type="spellEnd"/>
+      <w:r>
+        <w:rPr>
+          <w:rFonts w:hint="eastAsia"/>
+          <w:highlight w:val="yellow"/>
+        </w:rPr>
+        <w:t xml:space="preserve"> progress</w:t>
+      </w:r>
+      <w:r>
+        <w:rPr>
+          <w:rFonts w:hint="eastAsia"/>
+        </w:rPr>
+        <w:t xml:space="preserve"> &amp; </w:t>
+      </w:r>
+      <w:proofErr w:type="spellStart"/>
+      <w:r>
+        <w:rPr>
+          <w:rFonts w:hint="eastAsia"/>
+        </w:rPr>
+        <w:t>ssgi</w:t>
+      </w:r>
+      <w:proofErr w:type="spellEnd"/>
+      <w:r>
+        <w:rPr>
+          <w:rFonts w:hint="eastAsia"/>
+        </w:rPr>
+        <w:t xml:space="preserve"> progress</w:t>
+      </w:r>
+    </w:p>
+    <w:p>
+      <w:pPr>
+        <w:rPr>
+          <w:rFonts w:hint="eastAsia"/>
+        </w:rPr>
+      </w:pPr>
+    </w:p>
+    <w:p>
+      <w:pPr>
+        <w:rPr>
+          <w:rFonts w:hint="eastAsia"/>
+        </w:rPr>
+      </w:pPr>
+      <w:r>
+        <w:rPr>
+          <w:rFonts w:hint="eastAsia"/>
+        </w:rPr>
+        <w:t>2026.1.20</w:t>
+      </w:r>
+    </w:p>
+    <w:p>
+      <w:pPr>
+        <w:rPr>
+          <w:rFonts w:hint="eastAsia"/>
+        </w:rPr>
+      </w:pPr>
+      <w:r>
+        <w:rPr>
+          <w:rFonts w:hint="eastAsia"/>
+        </w:rPr>
+        <w:t>PPT</w:t>
+      </w:r>
+    </w:p>
+    <w:p>
+      <w:pPr>
+        <w:rPr>
+          <w:rFonts w:hint="eastAsia"/>
+        </w:rPr>
+      </w:pPr>
+      <w:r>
+        <w:rPr>
+          <w:rFonts w:hint="eastAsia"/>
+        </w:rPr>
+        <w:t>Bishe——</w:t>
+      </w:r>
+      <w:proofErr w:type="spellStart"/>
+      <w:r>
+        <w:rPr>
+          <w:rFonts w:hint="eastAsia"/>
+          <w:highlight w:val="yellow"/>
+        </w:rPr>
+        <w:t>ssgi</w:t>
+      </w:r>
+      <w:proofErr w:type="spellEnd"/>
+      <w:r>
+        <w:rPr>
+          <w:rFonts w:hint="eastAsia"/>
+          <w:highlight w:val="yellow"/>
+        </w:rPr>
+        <w:t xml:space="preserve"> progress</w:t>
+      </w:r>
+      <w:r>
+        <w:rPr>
+          <w:rFonts w:hint="eastAsia"/>
+        </w:rPr>
+        <w:t xml:space="preserve"> &amp; chapter3</w:t>
+      </w:r>
+    </w:p>
+    <w:p>
+      <w:pPr>
+        <w:rPr>
+          <w:rFonts w:hint="eastAsia"/>
+        </w:rPr>
+      </w:pPr>
+    </w:p>
+    <w:p>
+      <w:pPr>
+        <w:rPr>
+          <w:rFonts w:hint="eastAsia"/>
+        </w:rPr>
+      </w:pPr>
+      <w:r>
+        <w:rPr>
+          <w:rFonts w:hint="eastAsia"/>
+        </w:rPr>
         <w:t>2026.1.</w:t>
       </w:r>
       <w:r>
         <w:rPr>
           <w:rFonts w:hint="eastAsia"/>
         </w:rPr>
-        <w:t>7</w:t>
-      </w:r>
-    </w:p>
-    <w:p>
-      <w:proofErr w:type="spellStart"/>
-      <w:r>
-        <w:t>Bishe</w:t>
-      </w:r>
-      <w:proofErr w:type="spellEnd"/>
-      <w:r>
-        <w:rPr>
-          <w:rFonts w:hint="eastAsia"/>
-        </w:rPr>
-        <w:t>——</w:t>
-      </w:r>
-      <w:r>
-        <w:t>chapter1</w:t>
-      </w:r>
-      <w:r>
-        <w:rPr>
-          <w:rFonts w:hint="eastAsia"/>
-        </w:rPr>
-        <w:t>.1</w:t>
-      </w:r>
-      <w:r>
-        <w:t>&amp;</w:t>
-      </w:r>
-      <w:r>
-        <w:rPr>
-          <w:rFonts w:hint="eastAsia"/>
-        </w:rPr>
-        <w:t>1.2</w:t>
-      </w:r>
-    </w:p>
-    <w:p/>
-    <w:p>
-      <w:r>
-        <w:rPr>
-          <w:rFonts w:hint="eastAsia"/>
-        </w:rPr>
-        <w:t>2026.1.11</w:t>
-      </w:r>
-    </w:p>
-    <w:p>
-      <w:proofErr w:type="spellStart"/>
-      <w:r>
-        <w:rPr>
-          <w:rFonts w:hint="eastAsia"/>
-          <w:highlight w:val="yellow"/>
-        </w:rPr>
-        <w:t>Bishe</w:t>
-      </w:r>
-      <w:proofErr w:type="spellEnd"/>
-      <w:r>
-        <w:rPr>
-          <w:rFonts w:hint="eastAsia"/>
-          <w:highlight w:val="yellow"/>
-        </w:rPr>
-        <w:t>——chapter2.1</w:t>
-      </w:r>
-    </w:p>
-    <w:p/>
-    <w:p>
-      <w:r>
-        <w:rPr>
-          <w:rFonts w:hint="eastAsia"/>
-        </w:rPr>
-        <w:t>2026.1.13</w:t>
-      </w:r>
-    </w:p>
-    <w:p>
-      <w:proofErr w:type="spellStart"/>
-      <w:r>
-        <w:rPr>
-          <w:rFonts w:hint="eastAsia"/>
-        </w:rPr>
-        <w:t>Bishe</w:t>
-      </w:r>
-      <w:proofErr w:type="spellEnd"/>
-      <w:r>
-        <w:rPr>
-          <w:rFonts w:hint="eastAsia"/>
-        </w:rPr>
-        <w:t>——chapter2&amp;chapter3</w:t>
-      </w:r>
-    </w:p>
-    <w:p/>
-    <w:p>
-      <w:r>
-        <w:rPr>
-          <w:rFonts w:hint="eastAsia"/>
-        </w:rPr>
-        <w:t>2026.1.14</w:t>
-      </w:r>
-    </w:p>
-    <w:p>
-      <w:proofErr w:type="spellStart"/>
-      <w:r>
-        <w:rPr>
-          <w:rFonts w:hint="eastAsia"/>
-        </w:rPr>
-        <w:t>Bishe</w:t>
-      </w:r>
-      <w:proofErr w:type="spellEnd"/>
-      <w:r>
-        <w:rPr>
-          <w:rFonts w:hint="eastAsia"/>
-        </w:rPr>
-        <w:t>——</w:t>
-      </w:r>
-      <w:r>
-        <w:rPr>
-          <w:rFonts w:hint="eastAsia"/>
-          <w:highlight w:val="yellow"/>
-        </w:rPr>
-        <w:t>chapter2.2</w:t>
-      </w:r>
-      <w:r>
-        <w:rPr>
-          <w:rFonts w:hint="eastAsia"/>
-        </w:rPr>
-        <w:t>&amp;chapter2.3</w:t>
-      </w:r>
-    </w:p>
-    <w:p/>
-    <w:p>
-      <w:r>
-        <w:rPr>
-          <w:rFonts w:hint="eastAsia"/>
-        </w:rPr>
-        <w:t>2026.1.15</w:t>
-      </w:r>
-    </w:p>
-    <w:p>
-      <w:proofErr w:type="spellStart"/>
-      <w:r>
-        <w:rPr>
-          <w:rFonts w:hint="eastAsia"/>
-          <w:highlight w:val="yellow"/>
-        </w:rPr>
-        <w:t>Bishe</w:t>
-      </w:r>
-      <w:proofErr w:type="spellEnd"/>
-      <w:r>
-        <w:rPr>
-          <w:rFonts w:hint="eastAsia"/>
-          <w:highlight w:val="yellow"/>
-        </w:rPr>
-        <w:t>——chapter2.3 &amp; 2.4</w:t>
-      </w:r>
-    </w:p>
-    <w:p/>
-    <w:p>
-      <w:r>
-        <w:rPr>
-          <w:rFonts w:hint="eastAsia"/>
-        </w:rPr>
-        <w:t>2026.1.16</w:t>
-      </w:r>
-    </w:p>
-    <w:p>
-      <w:proofErr w:type="spellStart"/>
-      <w:r>
-        <w:rPr>
-          <w:rFonts w:hint="eastAsia"/>
-          <w:highlight w:val="yellow"/>
-        </w:rPr>
-        <w:t>Bishe</w:t>
-      </w:r>
-      <w:proofErr w:type="spellEnd"/>
-      <w:r>
-        <w:rPr>
-          <w:rFonts w:hint="eastAsia"/>
-          <w:highlight w:val="yellow"/>
-        </w:rPr>
-        <w:t>——</w:t>
-      </w:r>
-      <w:proofErr w:type="spellStart"/>
-      <w:r>
-        <w:rPr>
-          <w:rFonts w:hint="eastAsia"/>
-          <w:highlight w:val="yellow"/>
-        </w:rPr>
-        <w:t>rrgs_gaussian_model</w:t>
-      </w:r>
-      <w:proofErr w:type="spellEnd"/>
-    </w:p>
-    <w:p/>
-    <w:p>
-      <w:r>
-        <w:rPr>
-          <w:rFonts w:hint="eastAsia"/>
-        </w:rPr>
-        <w:t>2026.1.17</w:t>
-      </w:r>
-    </w:p>
-    <w:p>
-      <w:proofErr w:type="spellStart"/>
-      <w:r>
-        <w:rPr>
-          <w:rFonts w:hint="eastAsia"/>
-          <w:highlight w:val="yellow"/>
-        </w:rPr>
-        <w:t>Netease</w:t>
-      </w:r>
-      <w:proofErr w:type="spellEnd"/>
-      <w:r>
-        <w:rPr>
-          <w:rFonts w:hint="eastAsia"/>
-          <w:highlight w:val="yellow"/>
-        </w:rPr>
-        <w:t xml:space="preserve"> task</w:t>
-      </w:r>
-    </w:p>
-    <w:p>
-      <w:proofErr w:type="spellStart"/>
-      <w:r>
-        <w:rPr>
-          <w:rFonts w:hint="eastAsia"/>
-        </w:rPr>
-        <w:t>Bishe</w:t>
-      </w:r>
-      <w:proofErr w:type="spellEnd"/>
-      <w:r>
-        <w:rPr>
-          <w:rFonts w:hint="eastAsia"/>
-        </w:rPr>
-        <w:t>——</w:t>
-      </w:r>
-      <w:proofErr w:type="spellStart"/>
-      <w:r>
-        <w:rPr>
-          <w:rFonts w:hint="eastAsia"/>
-        </w:rPr>
-        <w:t>ir</w:t>
-      </w:r>
-      <w:proofErr w:type="spellEnd"/>
-      <w:r>
-        <w:rPr>
-          <w:rFonts w:hint="eastAsia"/>
-        </w:rPr>
-        <w:t xml:space="preserve"> progress</w:t>
-      </w:r>
-    </w:p>
-    <w:p/>
-    <w:p>
-      <w:r>
-        <w:rPr>
-          <w:rFonts w:hint="eastAsia"/>
-        </w:rPr>
-        <w:t>2026.1.18</w:t>
-      </w:r>
-    </w:p>
-    <w:p>
-      <w:proofErr w:type="spellStart"/>
-      <w:r>
-        <w:rPr>
-          <w:rFonts w:hint="eastAsia"/>
-        </w:rPr>
-        <w:t>Bishe</w:t>
-      </w:r>
-      <w:proofErr w:type="spellEnd"/>
-      <w:r>
-        <w:rPr>
-          <w:rFonts w:hint="eastAsia"/>
-        </w:rPr>
-        <w:t>——</w:t>
-      </w:r>
-      <w:proofErr w:type="spellStart"/>
-      <w:r>
-        <w:rPr>
-          <w:rFonts w:hint="eastAsia"/>
-          <w:highlight w:val="yellow"/>
-        </w:rPr>
-        <w:t>ir</w:t>
-      </w:r>
-      <w:proofErr w:type="spellEnd"/>
-      <w:r>
-        <w:rPr>
-          <w:rFonts w:hint="eastAsia"/>
-          <w:highlight w:val="yellow"/>
-        </w:rPr>
-        <w:t xml:space="preserve"> progress</w:t>
-      </w:r>
-      <w:r>
-        <w:rPr>
-          <w:rFonts w:hint="eastAsia"/>
-        </w:rPr>
-        <w:t xml:space="preserve"> &amp; </w:t>
-      </w:r>
-      <w:proofErr w:type="spellStart"/>
-      <w:r>
-        <w:rPr>
-          <w:rFonts w:hint="eastAsia"/>
-        </w:rPr>
-        <w:t>ssgi</w:t>
-      </w:r>
-      <w:proofErr w:type="spellEnd"/>
-      <w:r>
-        <w:rPr>
-          <w:rFonts w:hint="eastAsia"/>
-        </w:rPr>
-        <w:t xml:space="preserve"> progress</w:t>
-      </w:r>
-    </w:p>
-    <w:p/>
-    <w:p>
-      <w:r>
-        <w:rPr>
-          <w:rFonts w:hint="eastAsia"/>
-        </w:rPr>
-        <w:t>2026.1.20</w:t>
-      </w:r>
-    </w:p>
-    <w:p>
+        <w:t>21</w:t>
+      </w:r>
+    </w:p>
+    <w:p>
+      <w:pPr>
+        <w:rPr>
+          <w:rFonts w:hint="eastAsia"/>
+        </w:rPr>
+      </w:pPr>
       <w:r>
         <w:rPr>
           <w:rFonts w:hint="eastAsia"/>
@@ -355,45 +544,31 @@
       </w:r>
     </w:p>
     <w:p>
-      <w:proofErr w:type="spellStart"/>
-      <w:r>
-        <w:rPr>
-          <w:rFonts w:hint="eastAsia"/>
-        </w:rPr>
-        <w:t>Bishe</w:t>
-      </w:r>
-      <w:proofErr w:type="spellEnd"/>
-      <w:r>
-        <w:rPr>
-          <w:rFonts w:hint="eastAsia"/>
-        </w:rPr>
-        <w:t>——</w:t>
-      </w:r>
-      <w:proofErr w:type="spellStart"/>
-      <w:r>
-        <w:rPr>
-          <w:rFonts w:hint="eastAsia"/>
-          <w:highlight w:val="yellow"/>
-        </w:rPr>
-        <w:t>ssgi</w:t>
-      </w:r>
-      <w:proofErr w:type="spellEnd"/>
-      <w:r>
-        <w:rPr>
-          <w:rFonts w:hint="eastAsia"/>
-          <w:highlight w:val="yellow"/>
-        </w:rPr>
-        <w:t xml:space="preserve"> progress</w:t>
-      </w:r>
-      <w:r>
-        <w:rPr>
-          <w:rFonts w:hint="eastAsia"/>
-        </w:rPr>
-        <w:t xml:space="preserve"> &amp; chapter3</w:t>
-      </w:r>
-    </w:p>
-    <w:p/>
-    <w:p>
+      <w:pPr>
+        <w:rPr>
+          <w:rFonts w:hint="eastAsia"/>
+        </w:rPr>
+      </w:pPr>
+      <w:r>
+        <w:rPr>
+          <w:rFonts w:hint="eastAsia"/>
+        </w:rPr>
+        <w:t>Bishe——baking &amp; chapter3</w:t>
+      </w:r>
+    </w:p>
+    <w:p>
+      <w:pPr>
+        <w:rPr>
+          <w:rFonts w:hint="eastAsia"/>
+        </w:rPr>
+      </w:pPr>
+    </w:p>
+    <w:p>
+      <w:pPr>
+        <w:rPr>
+          <w:rFonts w:hint="eastAsia"/>
+        </w:rPr>
+      </w:pPr>
       <w:r>
         <w:rPr>
           <w:rFonts w:hint="eastAsia"/>
@@ -404,10 +579,15 @@
         <w:rPr>
           <w:rFonts w:hint="eastAsia"/>
         </w:rPr>
-        <w:t>21</w:t>
-      </w:r>
-    </w:p>
-    <w:p>
+        <w:t>22</w:t>
+      </w:r>
+    </w:p>
+    <w:p>
+      <w:pPr>
+        <w:rPr>
+          <w:rFonts w:hint="eastAsia"/>
+        </w:rPr>
+      </w:pPr>
       <w:r>
         <w:rPr>
           <w:rFonts w:hint="eastAsia"/>
@@ -416,23 +596,38 @@
       </w:r>
     </w:p>
     <w:p>
-      <w:proofErr w:type="spellStart"/>
-      <w:r>
-        <w:rPr>
-          <w:rFonts w:hint="eastAsia"/>
-        </w:rPr>
-        <w:t>Bishe</w:t>
-      </w:r>
-      <w:proofErr w:type="spellEnd"/>
-      <w:r>
-        <w:rPr>
-          <w:rFonts w:hint="eastAsia"/>
-        </w:rPr>
-        <w:t>——baking &amp; chapter3</w:t>
-      </w:r>
-    </w:p>
-    <w:p/>
-    <w:p>
+      <w:pPr>
+        <w:rPr>
+          <w:rFonts w:hint="eastAsia"/>
+        </w:rPr>
+      </w:pPr>
+      <w:r>
+        <w:rPr>
+          <w:rFonts w:hint="eastAsia"/>
+        </w:rPr>
+        <w:t>Bishe——chapter3 &amp; chapter4</w:t>
+      </w:r>
+    </w:p>
+    <w:p>
+      <w:pPr>
+        <w:rPr>
+          <w:rFonts w:hint="eastAsia"/>
+        </w:rPr>
+      </w:pPr>
+    </w:p>
+    <w:p>
+      <w:pPr>
+        <w:rPr>
+          <w:rFonts w:hint="eastAsia"/>
+        </w:rPr>
+      </w:pPr>
+    </w:p>
+    <w:p>
+      <w:pPr>
+        <w:rPr>
+          <w:rFonts w:hint="eastAsia"/>
+        </w:rPr>
+      </w:pPr>
       <w:r>
         <w:rPr>
           <w:rFonts w:hint="eastAsia"/>
@@ -443,75 +638,42 @@
         <w:rPr>
           <w:rFonts w:hint="eastAsia"/>
         </w:rPr>
-        <w:t>22</w:t>
-      </w:r>
-    </w:p>
-    <w:p>
-      <w:r>
-        <w:rPr>
-          <w:rFonts w:hint="eastAsia"/>
+        <w:t>23</w:t>
+      </w:r>
+    </w:p>
+    <w:p>
+      <w:pPr>
+        <w:rPr>
+          <w:rFonts w:hint="eastAsia"/>
+        </w:rPr>
+      </w:pPr>
+      <w:r>
+        <w:rPr>
+          <w:rFonts w:hint="eastAsia"/>
+          <w:highlight w:val="yellow"/>
         </w:rPr>
         <w:t>PPT</w:t>
       </w:r>
     </w:p>
     <w:p>
-      <w:proofErr w:type="spellStart"/>
-      <w:r>
-        <w:rPr>
-          <w:rFonts w:hint="eastAsia"/>
-        </w:rPr>
-        <w:t>Bishe</w:t>
-      </w:r>
-      <w:proofErr w:type="spellEnd"/>
-      <w:r>
-        <w:rPr>
-          <w:rFonts w:hint="eastAsia"/>
-        </w:rPr>
-        <w:t>——chapter3 &amp; chapter4</w:t>
-      </w:r>
-    </w:p>
-    <w:p/>
-    <w:p/>
-    <w:p>
-      <w:r>
-        <w:rPr>
-          <w:rFonts w:hint="eastAsia"/>
-        </w:rPr>
-        <w:t>2026.1.</w:t>
-      </w:r>
-      <w:r>
-        <w:rPr>
-          <w:rFonts w:hint="eastAsia"/>
-        </w:rPr>
-        <w:t>23</w:t>
-      </w:r>
-    </w:p>
-    <w:p>
-      <w:r>
-        <w:rPr>
-          <w:rFonts w:hint="eastAsia"/>
-          <w:highlight w:val="yellow"/>
-        </w:rPr>
-        <w:t>PPT</w:t>
-      </w:r>
-    </w:p>
-    <w:p>
-      <w:proofErr w:type="spellStart"/>
-      <w:r>
-        <w:rPr>
-          <w:rFonts w:hint="eastAsia"/>
-        </w:rPr>
-        <w:t>Bishe</w:t>
-      </w:r>
-      <w:proofErr w:type="spellEnd"/>
-      <w:r>
-        <w:rPr>
-          <w:rFonts w:hint="eastAsia"/>
-        </w:rPr>
-        <w:t>——chapter3 &amp; chapter4</w:t>
-      </w:r>
-    </w:p>
-    <w:p>
+      <w:pPr>
+        <w:rPr>
+          <w:rFonts w:hint="eastAsia"/>
+        </w:rPr>
+      </w:pPr>
+      <w:r>
+        <w:rPr>
+          <w:rFonts w:hint="eastAsia"/>
+        </w:rPr>
+        <w:t>Bishe——chapter3 &amp; chapter4</w:t>
+      </w:r>
+    </w:p>
+    <w:p>
+      <w:pPr>
+        <w:rPr>
+          <w:rFonts w:hint="eastAsia"/>
+        </w:rPr>
+      </w:pPr>
       <w:r>
         <w:rPr>
           <w:rFonts w:hint="eastAsia"/>
@@ -527,23 +689,31 @@
       </w:r>
     </w:p>
     <w:p>
-      <w:proofErr w:type="spellStart"/>
-      <w:r>
-        <w:rPr>
-          <w:rFonts w:hint="eastAsia"/>
-        </w:rPr>
-        <w:t>Bishe</w:t>
-      </w:r>
-      <w:proofErr w:type="spellEnd"/>
-      <w:r>
-        <w:rPr>
-          <w:rFonts w:hint="eastAsia"/>
-        </w:rPr>
-        <w:t>——chapter3 &amp; chapter4</w:t>
-      </w:r>
-    </w:p>
-    <w:p/>
-    <w:p>
+      <w:pPr>
+        <w:rPr>
+          <w:rFonts w:hint="eastAsia"/>
+        </w:rPr>
+      </w:pPr>
+      <w:r>
+        <w:rPr>
+          <w:rFonts w:hint="eastAsia"/>
+        </w:rPr>
+        <w:t>Bishe——chapter3 &amp; chapter4</w:t>
+      </w:r>
+    </w:p>
+    <w:p>
+      <w:pPr>
+        <w:rPr>
+          <w:rFonts w:hint="eastAsia"/>
+        </w:rPr>
+      </w:pPr>
+    </w:p>
+    <w:p>
+      <w:pPr>
+        <w:rPr>
+          <w:rFonts w:hint="eastAsia"/>
+        </w:rPr>
+      </w:pPr>
       <w:r>
         <w:rPr>
           <w:rFonts w:hint="eastAsia"/>
@@ -552,23 +722,31 @@
       </w:r>
     </w:p>
     <w:p>
-      <w:proofErr w:type="spellStart"/>
-      <w:r>
-        <w:rPr>
-          <w:rFonts w:hint="eastAsia"/>
-        </w:rPr>
-        <w:t>Bishe</w:t>
-      </w:r>
-      <w:proofErr w:type="spellEnd"/>
-      <w:r>
-        <w:rPr>
-          <w:rFonts w:hint="eastAsia"/>
-        </w:rPr>
-        <w:t>——chapter3.3</w:t>
-      </w:r>
-    </w:p>
-    <w:p/>
-    <w:p>
+      <w:pPr>
+        <w:rPr>
+          <w:rFonts w:hint="eastAsia"/>
+        </w:rPr>
+      </w:pPr>
+      <w:r>
+        <w:rPr>
+          <w:rFonts w:hint="eastAsia"/>
+        </w:rPr>
+        <w:t>Bishe——chapter3.3</w:t>
+      </w:r>
+    </w:p>
+    <w:p>
+      <w:pPr>
+        <w:rPr>
+          <w:rFonts w:hint="eastAsia"/>
+        </w:rPr>
+      </w:pPr>
+    </w:p>
+    <w:p>
+      <w:pPr>
+        <w:rPr>
+          <w:rFonts w:hint="eastAsia"/>
+        </w:rPr>
+      </w:pPr>
       <w:r>
         <w:rPr>
           <w:rFonts w:hint="eastAsia"/>
@@ -577,25 +755,32 @@
       </w:r>
     </w:p>
     <w:p>
-      <w:proofErr w:type="spellStart"/>
-      <w:r>
-        <w:rPr>
-          <w:rFonts w:hint="eastAsia"/>
-          <w:highlight w:val="yellow"/>
-        </w:rPr>
-        <w:t>Bishe</w:t>
-      </w:r>
-      <w:proofErr w:type="spellEnd"/>
-      <w:r>
-        <w:rPr>
-          <w:rFonts w:hint="eastAsia"/>
-          <w:highlight w:val="yellow"/>
-        </w:rPr>
-        <w:t>——chapter4.3.3</w:t>
-      </w:r>
-    </w:p>
-    <w:p/>
-    <w:p>
+      <w:pPr>
+        <w:rPr>
+          <w:rFonts w:hint="eastAsia"/>
+        </w:rPr>
+      </w:pPr>
+      <w:r>
+        <w:rPr>
+          <w:rFonts w:hint="eastAsia"/>
+          <w:highlight w:val="yellow"/>
+        </w:rPr>
+        <w:t>Bishe——chapter4.3.3</w:t>
+      </w:r>
+    </w:p>
+    <w:p>
+      <w:pPr>
+        <w:rPr>
+          <w:rFonts w:hint="eastAsia"/>
+        </w:rPr>
+      </w:pPr>
+    </w:p>
+    <w:p>
+      <w:pPr>
+        <w:rPr>
+          <w:rFonts w:hint="eastAsia"/>
+        </w:rPr>
+      </w:pPr>
       <w:r>
         <w:rPr>
           <w:rFonts w:hint="eastAsia"/>
@@ -604,25 +789,32 @@
       </w:r>
     </w:p>
     <w:p>
-      <w:proofErr w:type="spellStart"/>
-      <w:r>
-        <w:rPr>
-          <w:rFonts w:hint="eastAsia"/>
-          <w:highlight w:val="yellow"/>
-        </w:rPr>
-        <w:t>Bishe</w:t>
-      </w:r>
-      <w:proofErr w:type="spellEnd"/>
-      <w:r>
-        <w:rPr>
-          <w:rFonts w:hint="eastAsia"/>
-          <w:highlight w:val="yellow"/>
-        </w:rPr>
-        <w:t>——relighting ablation</w:t>
-      </w:r>
-    </w:p>
-    <w:p/>
-    <w:p>
+      <w:pPr>
+        <w:rPr>
+          <w:rFonts w:hint="eastAsia"/>
+        </w:rPr>
+      </w:pPr>
+      <w:r>
+        <w:rPr>
+          <w:rFonts w:hint="eastAsia"/>
+          <w:highlight w:val="yellow"/>
+        </w:rPr>
+        <w:t>Bishe——relighting ablation</w:t>
+      </w:r>
+    </w:p>
+    <w:p>
+      <w:pPr>
+        <w:rPr>
+          <w:rFonts w:hint="eastAsia"/>
+        </w:rPr>
+      </w:pPr>
+    </w:p>
+    <w:p>
+      <w:pPr>
+        <w:rPr>
+          <w:rFonts w:hint="eastAsia"/>
+        </w:rPr>
+      </w:pPr>
       <w:r>
         <w:rPr>
           <w:rFonts w:hint="eastAsia"/>
@@ -631,23 +823,31 @@
       </w:r>
     </w:p>
     <w:p>
-      <w:proofErr w:type="spellStart"/>
-      <w:r>
-        <w:rPr>
-          <w:rFonts w:hint="eastAsia"/>
-        </w:rPr>
-        <w:t>Bishe</w:t>
-      </w:r>
-      <w:proofErr w:type="spellEnd"/>
-      <w:r>
-        <w:rPr>
-          <w:rFonts w:hint="eastAsia"/>
-        </w:rPr>
-        <w:t>——chapter4.2</w:t>
-      </w:r>
-    </w:p>
-    <w:p/>
-    <w:p>
+      <w:pPr>
+        <w:rPr>
+          <w:rFonts w:hint="eastAsia"/>
+        </w:rPr>
+      </w:pPr>
+      <w:r>
+        <w:rPr>
+          <w:rFonts w:hint="eastAsia"/>
+        </w:rPr>
+        <w:t>Bishe——chapter4.2</w:t>
+      </w:r>
+    </w:p>
+    <w:p>
+      <w:pPr>
+        <w:rPr>
+          <w:rFonts w:hint="eastAsia"/>
+        </w:rPr>
+      </w:pPr>
+    </w:p>
+    <w:p>
+      <w:pPr>
+        <w:rPr>
+          <w:rFonts w:hint="eastAsia"/>
+        </w:rPr>
+      </w:pPr>
       <w:r>
         <w:rPr>
           <w:rFonts w:hint="eastAsia"/>
@@ -656,23 +856,31 @@
       </w:r>
     </w:p>
     <w:p>
-      <w:proofErr w:type="spellStart"/>
-      <w:r>
-        <w:rPr>
-          <w:rFonts w:hint="eastAsia"/>
-        </w:rPr>
-        <w:t>Bishe</w:t>
-      </w:r>
-      <w:proofErr w:type="spellEnd"/>
-      <w:r>
-        <w:rPr>
-          <w:rFonts w:hint="eastAsia"/>
-        </w:rPr>
-        <w:t>——chapter4.2</w:t>
-      </w:r>
-    </w:p>
-    <w:p/>
-    <w:p>
+      <w:pPr>
+        <w:rPr>
+          <w:rFonts w:hint="eastAsia"/>
+        </w:rPr>
+      </w:pPr>
+      <w:r>
+        <w:rPr>
+          <w:rFonts w:hint="eastAsia"/>
+        </w:rPr>
+        <w:t>Bishe——chapter4.2</w:t>
+      </w:r>
+    </w:p>
+    <w:p>
+      <w:pPr>
+        <w:rPr>
+          <w:rFonts w:hint="eastAsia"/>
+        </w:rPr>
+      </w:pPr>
+    </w:p>
+    <w:p>
+      <w:pPr>
+        <w:rPr>
+          <w:rFonts w:hint="eastAsia"/>
+        </w:rPr>
+      </w:pPr>
       <w:r>
         <w:rPr>
           <w:rFonts w:hint="eastAsia"/>
@@ -681,23 +889,31 @@
       </w:r>
     </w:p>
     <w:p>
-      <w:proofErr w:type="spellStart"/>
-      <w:r>
-        <w:rPr>
-          <w:rFonts w:hint="eastAsia"/>
-        </w:rPr>
-        <w:t>Bishe</w:t>
-      </w:r>
-      <w:proofErr w:type="spellEnd"/>
-      <w:r>
-        <w:rPr>
-          <w:rFonts w:hint="eastAsia"/>
-        </w:rPr>
-        <w:t>——chapter3.2 &amp; chapter4.2</w:t>
-      </w:r>
-    </w:p>
-    <w:p/>
-    <w:p>
+      <w:pPr>
+        <w:rPr>
+          <w:rFonts w:hint="eastAsia"/>
+        </w:rPr>
+      </w:pPr>
+      <w:r>
+        <w:rPr>
+          <w:rFonts w:hint="eastAsia"/>
+        </w:rPr>
+        <w:t>Bishe——chapter3.2 &amp; chapter4.2</w:t>
+      </w:r>
+    </w:p>
+    <w:p>
+      <w:pPr>
+        <w:rPr>
+          <w:rFonts w:hint="eastAsia"/>
+        </w:rPr>
+      </w:pPr>
+    </w:p>
+    <w:p>
+      <w:pPr>
+        <w:rPr>
+          <w:rFonts w:hint="eastAsia"/>
+        </w:rPr>
+      </w:pPr>
       <w:r>
         <w:rPr>
           <w:rFonts w:hint="eastAsia"/>
@@ -706,23 +922,31 @@
       </w:r>
     </w:p>
     <w:p>
-      <w:proofErr w:type="spellStart"/>
-      <w:r>
-        <w:rPr>
-          <w:rFonts w:hint="eastAsia"/>
-        </w:rPr>
-        <w:t>Bishe</w:t>
-      </w:r>
-      <w:proofErr w:type="spellEnd"/>
-      <w:r>
-        <w:rPr>
-          <w:rFonts w:hint="eastAsia"/>
-        </w:rPr>
-        <w:t>——chapter3.2 &amp; chapter4.2</w:t>
-      </w:r>
-    </w:p>
-    <w:p/>
-    <w:p>
+      <w:pPr>
+        <w:rPr>
+          <w:rFonts w:hint="eastAsia"/>
+        </w:rPr>
+      </w:pPr>
+      <w:r>
+        <w:rPr>
+          <w:rFonts w:hint="eastAsia"/>
+        </w:rPr>
+        <w:t>Bishe——chapter3.2 &amp; chapter4.2</w:t>
+      </w:r>
+    </w:p>
+    <w:p>
+      <w:pPr>
+        <w:rPr>
+          <w:rFonts w:hint="eastAsia"/>
+        </w:rPr>
+      </w:pPr>
+    </w:p>
+    <w:p>
+      <w:pPr>
+        <w:rPr>
+          <w:rFonts w:hint="eastAsia"/>
+        </w:rPr>
+      </w:pPr>
       <w:r>
         <w:rPr>
           <w:rFonts w:hint="eastAsia"/>
@@ -731,19 +955,16 @@
       </w:r>
     </w:p>
     <w:p>
-      <w:proofErr w:type="spellStart"/>
-      <w:r>
-        <w:rPr>
-          <w:rFonts w:hint="eastAsia"/>
-        </w:rPr>
-        <w:t>Bishe</w:t>
-      </w:r>
-      <w:proofErr w:type="spellEnd"/>
-      <w:r>
-        <w:rPr>
-          <w:rFonts w:hint="eastAsia"/>
-        </w:rPr>
-        <w:t>——</w:t>
+      <w:pPr>
+        <w:rPr>
+          <w:rFonts w:hint="eastAsia"/>
+        </w:rPr>
+      </w:pPr>
+      <w:r>
+        <w:rPr>
+          <w:rFonts w:hint="eastAsia"/>
+        </w:rPr>
+        <w:t>Bishe——</w:t>
       </w:r>
       <w:r>
         <w:rPr>
@@ -766,8 +987,19 @@
         <w:t>chapter4.2</w:t>
       </w:r>
     </w:p>
-    <w:p/>
-    <w:p>
+    <w:p>
+      <w:pPr>
+        <w:rPr>
+          <w:rFonts w:hint="eastAsia"/>
+        </w:rPr>
+      </w:pPr>
+    </w:p>
+    <w:p>
+      <w:pPr>
+        <w:rPr>
+          <w:rFonts w:hint="eastAsia"/>
+        </w:rPr>
+      </w:pPr>
       <w:r>
         <w:rPr>
           <w:rFonts w:hint="eastAsia"/>
@@ -776,25 +1008,32 @@
       </w:r>
     </w:p>
     <w:p>
-      <w:proofErr w:type="spellStart"/>
-      <w:r>
-        <w:rPr>
-          <w:rFonts w:hint="eastAsia"/>
-          <w:highlight w:val="yellow"/>
-        </w:rPr>
-        <w:t>Bishe</w:t>
-      </w:r>
-      <w:proofErr w:type="spellEnd"/>
-      <w:r>
-        <w:rPr>
-          <w:rFonts w:hint="eastAsia"/>
-          <w:highlight w:val="yellow"/>
-        </w:rPr>
-        <w:t>——RRGS相关所有</w:t>
-      </w:r>
-    </w:p>
-    <w:p/>
-    <w:p>
+      <w:pPr>
+        <w:rPr>
+          <w:rFonts w:hint="eastAsia"/>
+        </w:rPr>
+      </w:pPr>
+      <w:r>
+        <w:rPr>
+          <w:rFonts w:hint="eastAsia"/>
+          <w:highlight w:val="yellow"/>
+        </w:rPr>
+        <w:t>Bishe——RRGS相关所有</w:t>
+      </w:r>
+    </w:p>
+    <w:p>
+      <w:pPr>
+        <w:rPr>
+          <w:rFonts w:hint="eastAsia"/>
+        </w:rPr>
+      </w:pPr>
+    </w:p>
+    <w:p>
+      <w:pPr>
+        <w:rPr>
+          <w:rFonts w:hint="eastAsia"/>
+        </w:rPr>
+      </w:pPr>
       <w:r>
         <w:rPr>
           <w:rFonts w:hint="eastAsia"/>
@@ -803,21 +1042,17 @@
       </w:r>
     </w:p>
     <w:p>
-      <w:proofErr w:type="spellStart"/>
-      <w:r>
-        <w:rPr>
-          <w:rFonts w:hint="eastAsia"/>
-          <w:highlight w:val="yellow"/>
-        </w:rPr>
-        <w:t>Bishe</w:t>
-      </w:r>
-      <w:proofErr w:type="spellEnd"/>
-      <w:r>
-        <w:rPr>
-          <w:rFonts w:hint="eastAsia"/>
-          <w:highlight w:val="yellow"/>
-        </w:rPr>
-        <w:t>——R</w:t>
+      <w:pPr>
+        <w:rPr>
+          <w:rFonts w:hint="eastAsia"/>
+        </w:rPr>
+      </w:pPr>
+      <w:r>
+        <w:rPr>
+          <w:rFonts w:hint="eastAsia"/>
+          <w:highlight w:val="yellow"/>
+        </w:rPr>
+        <w:t>Bishe——R</w:t>
       </w:r>
       <w:r>
         <w:rPr>
@@ -834,8 +1069,19 @@
         <w:t>相关所有</w:t>
       </w:r>
     </w:p>
-    <w:p/>
-    <w:p>
+    <w:p>
+      <w:pPr>
+        <w:rPr>
+          <w:rFonts w:hint="eastAsia"/>
+        </w:rPr>
+      </w:pPr>
+    </w:p>
+    <w:p>
+      <w:pPr>
+        <w:rPr>
+          <w:rFonts w:hint="eastAsia"/>
+        </w:rPr>
+      </w:pPr>
       <w:r>
         <w:rPr>
           <w:rFonts w:hint="eastAsia"/>
@@ -844,21 +1090,17 @@
       </w:r>
     </w:p>
     <w:p>
-      <w:proofErr w:type="spellStart"/>
-      <w:r>
-        <w:rPr>
-          <w:rFonts w:hint="eastAsia"/>
-          <w:highlight w:val="yellow"/>
-        </w:rPr>
-        <w:t>Bishe</w:t>
-      </w:r>
-      <w:proofErr w:type="spellEnd"/>
-      <w:r>
-        <w:rPr>
-          <w:rFonts w:hint="eastAsia"/>
-          <w:highlight w:val="yellow"/>
-        </w:rPr>
-        <w:t>——</w:t>
+      <w:pPr>
+        <w:rPr>
+          <w:rFonts w:hint="eastAsia"/>
+        </w:rPr>
+      </w:pPr>
+      <w:r>
+        <w:rPr>
+          <w:rFonts w:hint="eastAsia"/>
+          <w:highlight w:val="yellow"/>
+        </w:rPr>
+        <w:t>Bishe——</w:t>
       </w:r>
       <w:r>
         <w:rPr>
@@ -875,8 +1117,19 @@
         <w:t>相关所有</w:t>
       </w:r>
     </w:p>
-    <w:p/>
-    <w:p>
+    <w:p>
+      <w:pPr>
+        <w:rPr>
+          <w:rFonts w:hint="eastAsia"/>
+        </w:rPr>
+      </w:pPr>
+    </w:p>
+    <w:p>
+      <w:pPr>
+        <w:rPr>
+          <w:rFonts w:hint="eastAsia"/>
+        </w:rPr>
+      </w:pPr>
       <w:r>
         <w:rPr>
           <w:rFonts w:hint="eastAsia"/>
@@ -885,23 +1138,31 @@
       </w:r>
     </w:p>
     <w:p>
-      <w:proofErr w:type="spellStart"/>
-      <w:r>
-        <w:rPr>
-          <w:rFonts w:hint="eastAsia"/>
-        </w:rPr>
-        <w:t>Bishe</w:t>
-      </w:r>
-      <w:proofErr w:type="spellEnd"/>
-      <w:r>
-        <w:rPr>
-          <w:rFonts w:hint="eastAsia"/>
-        </w:rPr>
-        <w:t>——chapter3 &amp; chapter4文字</w:t>
-      </w:r>
-    </w:p>
-    <w:p/>
-    <w:p>
+      <w:pPr>
+        <w:rPr>
+          <w:rFonts w:hint="eastAsia"/>
+        </w:rPr>
+      </w:pPr>
+      <w:r>
+        <w:rPr>
+          <w:rFonts w:hint="eastAsia"/>
+        </w:rPr>
+        <w:t>Bishe——chapter3 &amp; chapter4文字</w:t>
+      </w:r>
+    </w:p>
+    <w:p>
+      <w:pPr>
+        <w:rPr>
+          <w:rFonts w:hint="eastAsia"/>
+        </w:rPr>
+      </w:pPr>
+    </w:p>
+    <w:p>
+      <w:pPr>
+        <w:rPr>
+          <w:rFonts w:hint="eastAsia"/>
+        </w:rPr>
+      </w:pPr>
       <w:r>
         <w:rPr>
           <w:rFonts w:hint="eastAsia"/>
@@ -916,19 +1177,16 @@
       </w:r>
     </w:p>
     <w:p>
-      <w:proofErr w:type="spellStart"/>
-      <w:r>
-        <w:rPr>
-          <w:rFonts w:hint="eastAsia"/>
-        </w:rPr>
-        <w:t>Bishe</w:t>
-      </w:r>
-      <w:proofErr w:type="spellEnd"/>
-      <w:r>
-        <w:rPr>
-          <w:rFonts w:hint="eastAsia"/>
-        </w:rPr>
-        <w:t xml:space="preserve">——chapter1 &amp; </w:t>
+      <w:pPr>
+        <w:rPr>
+          <w:rFonts w:hint="eastAsia"/>
+        </w:rPr>
+      </w:pPr>
+      <w:r>
+        <w:rPr>
+          <w:rFonts w:hint="eastAsia"/>
+        </w:rPr>
+        <w:t xml:space="preserve">Bishe——chapter1 &amp; </w:t>
       </w:r>
       <w:r>
         <w:rPr>
@@ -944,8 +1202,19 @@
         <w:t xml:space="preserve"> &amp; chapter4文字</w:t>
       </w:r>
     </w:p>
-    <w:p/>
-    <w:p>
+    <w:p>
+      <w:pPr>
+        <w:rPr>
+          <w:rFonts w:hint="eastAsia"/>
+        </w:rPr>
+      </w:pPr>
+    </w:p>
+    <w:p>
+      <w:pPr>
+        <w:rPr>
+          <w:rFonts w:hint="eastAsia"/>
+        </w:rPr>
+      </w:pPr>
       <w:r>
         <w:rPr>
           <w:rFonts w:hint="eastAsia"/>
@@ -954,19 +1223,16 @@
       </w:r>
     </w:p>
     <w:p>
-      <w:proofErr w:type="spellStart"/>
-      <w:r>
-        <w:rPr>
-          <w:rFonts w:hint="eastAsia"/>
-        </w:rPr>
-        <w:t>Bishe</w:t>
-      </w:r>
-      <w:proofErr w:type="spellEnd"/>
-      <w:r>
-        <w:rPr>
-          <w:rFonts w:hint="eastAsia"/>
-        </w:rPr>
-        <w:t>——</w:t>
+      <w:pPr>
+        <w:rPr>
+          <w:rFonts w:hint="eastAsia"/>
+        </w:rPr>
+      </w:pPr>
+      <w:r>
+        <w:rPr>
+          <w:rFonts w:hint="eastAsia"/>
+        </w:rPr>
+        <w:t>Bishe——</w:t>
       </w:r>
       <w:r>
         <w:rPr>
@@ -983,6 +1249,11 @@
       </w:r>
     </w:p>
     <w:p>
+      <w:pPr>
+        <w:rPr>
+          <w:rFonts w:hint="eastAsia"/>
+        </w:rPr>
+      </w:pPr>
       <w:r>
         <w:rPr>
           <w:rFonts w:hint="eastAsia"/>
@@ -992,262 +1263,410 @@
       </w:r>
     </w:p>
     <w:p>
+      <w:pPr>
+        <w:rPr>
+          <w:rFonts w:hint="eastAsia"/>
+        </w:rPr>
+      </w:pPr>
+      <w:r>
+        <w:rPr>
+          <w:rFonts w:hint="eastAsia"/>
+        </w:rPr>
+        <w:t>Bishe——</w:t>
+      </w:r>
+      <w:r>
+        <w:rPr>
+          <w:rFonts w:hint="eastAsia"/>
+        </w:rPr>
+        <w:t xml:space="preserve">chapter1 </w:t>
+      </w:r>
+      <w:r>
+        <w:rPr>
+          <w:rFonts w:hint="eastAsia"/>
+          <w:highlight w:val="yellow"/>
+        </w:rPr>
+        <w:t xml:space="preserve">&amp; </w:t>
+      </w:r>
+      <w:r>
+        <w:rPr>
+          <w:highlight w:val="yellow"/>
+        </w:rPr>
+        <w:t>chapter</w:t>
+      </w:r>
+      <w:r>
+        <w:rPr>
+          <w:rFonts w:hint="eastAsia"/>
+          <w:highlight w:val="yellow"/>
+        </w:rPr>
+        <w:t>2</w:t>
+      </w:r>
+    </w:p>
+    <w:p>
+      <w:pPr>
+        <w:rPr>
+          <w:rFonts w:hint="eastAsia"/>
+        </w:rPr>
+      </w:pPr>
+    </w:p>
+    <w:p>
+      <w:pPr>
+        <w:rPr>
+          <w:rFonts w:hint="eastAsia"/>
+        </w:rPr>
+      </w:pPr>
+      <w:r>
+        <w:rPr>
+          <w:rFonts w:hint="eastAsia"/>
+        </w:rPr>
+        <w:t>2026.2.3.5</w:t>
+      </w:r>
+    </w:p>
+    <w:p>
+      <w:pPr>
+        <w:rPr>
+          <w:rFonts w:hint="eastAsia"/>
+        </w:rPr>
+      </w:pPr>
+      <w:r>
+        <w:rPr>
+          <w:rFonts w:hint="eastAsia"/>
+        </w:rPr>
+        <w:t>Bishe——version 1.0</w:t>
+      </w:r>
+    </w:p>
+    <w:p>
+      <w:pPr>
+        <w:rPr>
+          <w:rFonts w:hint="eastAsia"/>
+        </w:rPr>
+      </w:pPr>
+    </w:p>
+    <w:p>
+      <w:pPr>
+        <w:rPr>
+          <w:rFonts w:hint="eastAsia"/>
+        </w:rPr>
+      </w:pPr>
+      <w:r>
+        <w:rPr>
+          <w:rFonts w:hint="eastAsia"/>
+        </w:rPr>
+        <w:t>2026.2.3.5</w:t>
+      </w:r>
+    </w:p>
+    <w:p>
+      <w:pPr>
+        <w:rPr>
+          <w:rFonts w:hint="eastAsia"/>
+        </w:rPr>
+      </w:pPr>
+      <w:r>
+        <w:rPr>
+          <w:rFonts w:hint="eastAsia"/>
+        </w:rPr>
+        <w:t>Bishe——</w:t>
+      </w:r>
+      <w:r>
+        <w:rPr>
+          <w:rFonts w:hint="eastAsia"/>
+          <w:highlight w:val="yellow"/>
+        </w:rPr>
+        <w:t>version 1.0</w:t>
+      </w:r>
+    </w:p>
+    <w:p>
+      <w:pPr>
+        <w:rPr>
+          <w:rFonts w:hint="eastAsia"/>
+        </w:rPr>
+      </w:pPr>
+    </w:p>
+    <w:p>
+      <w:pPr>
+        <w:rPr>
+          <w:rFonts w:hint="eastAsia"/>
+        </w:rPr>
+      </w:pPr>
+      <w:r>
+        <w:t>2026.3.18</w:t>
+      </w:r>
+    </w:p>
+    <w:p>
+      <w:pPr>
+        <w:rPr>
+          <w:rFonts w:hint="eastAsia"/>
+        </w:rPr>
+      </w:pPr>
+      <w:r>
+        <w:rPr>
+          <w:highlight w:val="yellow"/>
+        </w:rPr>
+        <w:t>Bishe</w:t>
+      </w:r>
+      <w:r>
+        <w:rPr>
+          <w:rFonts w:hint="eastAsia"/>
+          <w:highlight w:val="yellow"/>
+        </w:rPr>
+        <w:t>——查重&amp;to word</w:t>
+      </w:r>
+    </w:p>
+    <w:p>
+      <w:pPr>
+        <w:rPr>
+          <w:rFonts w:hint="eastAsia"/>
+        </w:rPr>
+      </w:pPr>
+    </w:p>
+    <w:p>
+      <w:pPr>
+        <w:rPr>
+          <w:rFonts w:hint="eastAsia"/>
+        </w:rPr>
+      </w:pPr>
+      <w:r>
+        <w:t>2026.4.19</w:t>
+      </w:r>
+    </w:p>
+    <w:p>
+      <w:pPr>
+        <w:rPr>
+          <w:rFonts w:hint="eastAsia"/>
+        </w:rPr>
+      </w:pPr>
+      <w:r>
+        <w:t>Xiao</w:t>
+      </w:r>
+      <w:r>
+        <w:rPr>
+          <w:rFonts w:hint="eastAsia"/>
+        </w:rPr>
+        <w:t>——</w:t>
+      </w:r>
+      <w:r>
+        <w:t>introduction</w:t>
+      </w:r>
+    </w:p>
+    <w:p>
+      <w:pPr>
+        <w:rPr>
+          <w:rFonts w:hint="eastAsia"/>
+        </w:rPr>
+      </w:pPr>
+    </w:p>
+    <w:p>
+      <w:pPr>
+        <w:rPr>
+          <w:rFonts w:hint="eastAsia"/>
+        </w:rPr>
+      </w:pPr>
+      <w:r>
+        <w:t>2026.4.25</w:t>
+      </w:r>
+    </w:p>
+    <w:p>
+      <w:pPr>
+        <w:rPr>
+          <w:rFonts w:hint="eastAsia"/>
+        </w:rPr>
+      </w:pPr>
+      <w:r>
+        <w:t>Ai video</w:t>
+      </w:r>
+    </w:p>
+    <w:p>
+      <w:pPr>
+        <w:rPr>
+          <w:rFonts w:hint="eastAsia"/>
+        </w:rPr>
+      </w:pPr>
+      <w:r>
+        <w:t>Xiao</w:t>
+      </w:r>
+      <w:r>
+        <w:rPr>
+          <w:rFonts w:hint="eastAsia"/>
+        </w:rPr>
+        <w:t>——</w:t>
+      </w:r>
+      <w:r>
+        <w:t>all</w:t>
+      </w:r>
+    </w:p>
+    <w:p>
+      <w:pPr>
+        <w:rPr>
+          <w:rFonts w:hint="eastAsia"/>
+        </w:rPr>
+      </w:pPr>
+    </w:p>
+    <w:p>
+      <w:pPr>
+        <w:rPr>
+          <w:rFonts w:hint="eastAsia"/>
+        </w:rPr>
+      </w:pPr>
+      <w:r>
+        <w:t>2026.4.29</w:t>
+      </w:r>
+    </w:p>
+    <w:p>
+      <w:pPr>
+        <w:rPr>
+          <w:rFonts w:hint="eastAsia"/>
+        </w:rPr>
+      </w:pPr>
+      <w:r>
+        <w:rPr>
+          <w:highlight w:val="yellow"/>
+        </w:rPr>
+        <w:t>Cc deployment</w:t>
+      </w:r>
+    </w:p>
+    <w:p>
+      <w:pPr>
+        <w:rPr>
+          <w:rFonts w:hint="eastAsia"/>
+        </w:rPr>
+      </w:pPr>
+      <w:r>
+        <w:t>Ai video half</w:t>
+      </w:r>
+    </w:p>
+    <w:p>
+      <w:pPr>
+        <w:rPr>
+          <w:rFonts w:hint="eastAsia"/>
+        </w:rPr>
+      </w:pPr>
       <w:proofErr w:type="spellStart"/>
       <w:r>
         <w:rPr>
-          <w:rFonts w:hint="eastAsia"/>
-        </w:rPr>
-        <w:t>Bishe</w:t>
+          <w:highlight w:val="yellow"/>
+        </w:rPr>
+        <w:t>Triblend</w:t>
       </w:r>
       <w:proofErr w:type="spellEnd"/>
       <w:r>
         <w:rPr>
-          <w:rFonts w:hint="eastAsia"/>
-        </w:rPr>
-        <w:t>——</w:t>
-      </w:r>
-      <w:r>
-        <w:rPr>
-          <w:rFonts w:hint="eastAsia"/>
-        </w:rPr>
-        <w:t xml:space="preserve">chapter1 </w:t>
-      </w:r>
-      <w:r>
-        <w:rPr>
-          <w:rFonts w:hint="eastAsia"/>
-          <w:highlight w:val="yellow"/>
-        </w:rPr>
-        <w:t xml:space="preserve">&amp; </w:t>
-      </w:r>
-      <w:r>
-        <w:rPr>
-          <w:highlight w:val="yellow"/>
-        </w:rPr>
-        <w:t>chapter</w:t>
-      </w:r>
-      <w:r>
-        <w:rPr>
-          <w:rFonts w:hint="eastAsia"/>
-          <w:highlight w:val="yellow"/>
-        </w:rPr>
-        <w:t>2</w:t>
-      </w:r>
-    </w:p>
-    <w:p/>
-    <w:p>
-      <w:r>
-        <w:rPr>
-          <w:rFonts w:hint="eastAsia"/>
-        </w:rPr>
-        <w:t>2026.2.3.5</w:t>
-      </w:r>
-    </w:p>
-    <w:p>
-      <w:proofErr w:type="spellStart"/>
-      <w:r>
-        <w:rPr>
-          <w:rFonts w:hint="eastAsia"/>
-        </w:rPr>
-        <w:t>Bishe</w:t>
-      </w:r>
-      <w:proofErr w:type="spellEnd"/>
-      <w:r>
-        <w:rPr>
-          <w:rFonts w:hint="eastAsia"/>
-        </w:rPr>
-        <w:t>——version 1.0</w:t>
-      </w:r>
-    </w:p>
-    <w:p/>
-    <w:p>
-      <w:r>
-        <w:rPr>
-          <w:rFonts w:hint="eastAsia"/>
-        </w:rPr>
-        <w:t>2026.2.3.5</w:t>
-      </w:r>
-    </w:p>
-    <w:p>
-      <w:proofErr w:type="spellStart"/>
-      <w:r>
-        <w:rPr>
-          <w:rFonts w:hint="eastAsia"/>
-        </w:rPr>
-        <w:t>Bishe</w:t>
-      </w:r>
-      <w:proofErr w:type="spellEnd"/>
-      <w:r>
-        <w:rPr>
-          <w:rFonts w:hint="eastAsia"/>
-        </w:rPr>
-        <w:t>——</w:t>
-      </w:r>
-      <w:r>
-        <w:rPr>
-          <w:rFonts w:hint="eastAsia"/>
-          <w:highlight w:val="yellow"/>
-        </w:rPr>
-        <w:t>version 1.0</w:t>
-      </w:r>
-    </w:p>
-    <w:p/>
-    <w:p>
-      <w:r>
-        <w:t>2026.3.18</w:t>
-      </w:r>
-    </w:p>
-    <w:p>
-      <w:proofErr w:type="spellStart"/>
-      <w:r>
-        <w:rPr>
-          <w:highlight w:val="yellow"/>
-        </w:rPr>
-        <w:t>Bishe</w:t>
-      </w:r>
-      <w:proofErr w:type="spellEnd"/>
-      <w:r>
-        <w:rPr>
-          <w:rFonts w:hint="eastAsia"/>
-          <w:highlight w:val="yellow"/>
-        </w:rPr>
-        <w:t>——查重&amp;to word</w:t>
-      </w:r>
-    </w:p>
-    <w:p/>
-    <w:p>
-      <w:r>
-        <w:t>2026.4.19</w:t>
-      </w:r>
-    </w:p>
-    <w:p>
-      <w:r>
+          <w:highlight w:val="yellow"/>
+        </w:rPr>
+        <w:t xml:space="preserve"> terrain v1</w:t>
+      </w:r>
+    </w:p>
+    <w:p>
+      <w:pPr>
+        <w:rPr>
+          <w:rFonts w:hint="eastAsia"/>
+        </w:rPr>
+      </w:pPr>
+    </w:p>
+    <w:p>
+      <w:pPr>
+        <w:rPr>
+          <w:rFonts w:hint="eastAsia"/>
+        </w:rPr>
+      </w:pPr>
+      <w:r>
+        <w:t>2026.5.1</w:t>
+      </w:r>
+    </w:p>
+    <w:p>
+      <w:pPr>
+        <w:rPr>
+          <w:rFonts w:hint="eastAsia"/>
+        </w:rPr>
+      </w:pPr>
+      <w:r>
+        <w:rPr>
+          <w:highlight w:val="yellow"/>
+        </w:rPr>
         <w:t>Xiao</w:t>
       </w:r>
       <w:r>
         <w:rPr>
           <w:rFonts w:hint="eastAsia"/>
-        </w:rPr>
-        <w:t>——</w:t>
-      </w:r>
-      <w:r>
-        <w:t>introduction</w:t>
-      </w:r>
-    </w:p>
-    <w:p/>
-    <w:p>
-      <w:r>
-        <w:t>2026.4.25</w:t>
-      </w:r>
-    </w:p>
-    <w:p>
-      <w:r>
-        <w:t>Ai video</w:t>
-      </w:r>
-    </w:p>
-    <w:p>
-      <w:r>
-        <w:t>Xiao</w:t>
-      </w:r>
-      <w:r>
-        <w:rPr>
-          <w:rFonts w:hint="eastAsia"/>
-        </w:rPr>
-        <w:t>——</w:t>
-      </w:r>
-      <w:r>
-        <w:t>all</w:t>
-      </w:r>
-    </w:p>
-    <w:p/>
-    <w:p>
-      <w:r>
-        <w:t>2026.4.29</w:t>
-      </w:r>
-    </w:p>
-    <w:p>
-      <w:r>
-        <w:rPr>
-          <w:highlight w:val="yellow"/>
-        </w:rPr>
-        <w:t>Cc deployment</w:t>
-      </w:r>
-    </w:p>
-    <w:p>
-      <w:r>
+          <w:highlight w:val="yellow"/>
+        </w:rPr>
+        <w:t>——all</w:t>
+      </w:r>
+    </w:p>
+    <w:p>
+      <w:pPr>
+        <w:rPr>
+          <w:rFonts w:hint="eastAsia"/>
+        </w:rPr>
+      </w:pPr>
+    </w:p>
+    <w:p>
+      <w:pPr>
+        <w:rPr>
+          <w:rFonts w:hint="eastAsia"/>
+        </w:rPr>
+      </w:pPr>
+      <w:r>
+        <w:t>2026.5.10</w:t>
+      </w:r>
+    </w:p>
+    <w:p>
+      <w:pPr>
+        <w:rPr>
+          <w:rFonts w:hint="eastAsia"/>
+        </w:rPr>
+      </w:pPr>
+      <w:r>
+        <w:rPr>
+          <w:highlight w:val="yellow"/>
+        </w:rPr>
+        <w:t>Claw</w:t>
+      </w:r>
+    </w:p>
+    <w:p>
+      <w:pPr>
+        <w:rPr>
+          <w:rFonts w:hint="eastAsia"/>
+        </w:rPr>
+      </w:pPr>
+      <w:r>
+        <w:rPr>
+          <w:highlight w:val="yellow"/>
+        </w:rPr>
         <w:t>Ai video half</w:t>
       </w:r>
     </w:p>
     <w:p>
-      <w:proofErr w:type="spellStart"/>
-      <w:r>
-        <w:rPr>
-          <w:highlight w:val="yellow"/>
-        </w:rPr>
-        <w:t>Triblend</w:t>
-      </w:r>
-      <w:proofErr w:type="spellEnd"/>
-      <w:r>
-        <w:rPr>
-          <w:highlight w:val="yellow"/>
-        </w:rPr>
-        <w:t xml:space="preserve"> terrain v1</w:t>
-      </w:r>
-    </w:p>
-    <w:p/>
-    <w:p>
-      <w:r>
-        <w:t>2026.5.1</w:t>
-      </w:r>
-    </w:p>
-    <w:p>
-      <w:r>
-        <w:rPr>
-          <w:highlight w:val="yellow"/>
-        </w:rPr>
-        <w:t>Xiao</w:t>
-      </w:r>
-      <w:r>
-        <w:rPr>
-          <w:rFonts w:hint="eastAsia"/>
-          <w:highlight w:val="yellow"/>
-        </w:rPr>
-        <w:t>——all</w:t>
-      </w:r>
-    </w:p>
-    <w:p/>
-    <w:p>
-      <w:r>
-        <w:t>2026.5.10</w:t>
-      </w:r>
-    </w:p>
-    <w:p>
-      <w:r>
-        <w:rPr>
-          <w:highlight w:val="yellow"/>
-        </w:rPr>
-        <w:t>Claw</w:t>
-      </w:r>
-    </w:p>
-    <w:p>
-      <w:r>
-        <w:rPr>
-          <w:highlight w:val="yellow"/>
-        </w:rPr>
-        <w:t>Ai video half</w:t>
-      </w:r>
-    </w:p>
-    <w:p>
+      <w:pPr>
+        <w:rPr>
+          <w:rFonts w:hint="eastAsia"/>
+        </w:rPr>
+      </w:pPr>
       <w:r>
         <w:t xml:space="preserve">Team Analysis </w:t>
       </w:r>
     </w:p>
-    <w:p/>
-    <w:p>
+    <w:p>
+      <w:pPr>
+        <w:rPr>
+          <w:rFonts w:hint="eastAsia"/>
+        </w:rPr>
+      </w:pPr>
+    </w:p>
+    <w:p>
+      <w:pPr>
+        <w:rPr>
+          <w:rFonts w:hint="eastAsia"/>
+        </w:rPr>
+      </w:pPr>
       <w:r>
         <w:t>2026.5.17</w:t>
       </w:r>
     </w:p>
     <w:p>
+      <w:pPr>
+        <w:rPr>
+          <w:rFonts w:hint="eastAsia"/>
+        </w:rPr>
+      </w:pPr>
       <w:r>
         <w:t>Ai video all</w:t>
       </w:r>
@@ -1255,22 +1674,15 @@
     <w:p>
       <w:pPr>
         <w:rPr>
-          <w:highlight w:val="yellow"/>
-        </w:rPr>
-      </w:pPr>
-      <w:proofErr w:type="spellStart"/>
-      <w:r>
-        <w:rPr>
-          <w:highlight w:val="yellow"/>
-        </w:rPr>
-        <w:t>Bishe</w:t>
-      </w:r>
-      <w:proofErr w:type="spellEnd"/>
-      <w:r>
-        <w:rPr>
-          <w:highlight w:val="yellow"/>
-        </w:rPr>
-        <w:t xml:space="preserve"> </w:t>
+          <w:rFonts w:hint="eastAsia"/>
+          <w:highlight w:val="yellow"/>
+        </w:rPr>
+      </w:pPr>
+      <w:r>
+        <w:rPr>
+          <w:highlight w:val="yellow"/>
+        </w:rPr>
+        <w:t xml:space="preserve">Bishe </w:t>
       </w:r>
       <w:r>
         <w:rPr>
@@ -1281,30 +1693,42 @@
       </w:r>
     </w:p>
     <w:p>
-      <w:proofErr w:type="spellStart"/>
-      <w:r>
-        <w:rPr>
-          <w:rFonts w:hint="eastAsia"/>
-          <w:highlight w:val="yellow"/>
-        </w:rPr>
-        <w:t>Bishe</w:t>
-      </w:r>
-      <w:proofErr w:type="spellEnd"/>
-      <w:r>
-        <w:rPr>
-          <w:rFonts w:hint="eastAsia"/>
-          <w:highlight w:val="yellow"/>
-        </w:rPr>
-        <w:t xml:space="preserve"> PPT</w:t>
-      </w:r>
-    </w:p>
-    <w:p/>
-    <w:p>
+      <w:pPr>
+        <w:rPr>
+          <w:rFonts w:hint="eastAsia"/>
+        </w:rPr>
+      </w:pPr>
+      <w:r>
+        <w:rPr>
+          <w:rFonts w:hint="eastAsia"/>
+          <w:highlight w:val="yellow"/>
+        </w:rPr>
+        <w:t>Bishe PPT</w:t>
+      </w:r>
+    </w:p>
+    <w:p>
+      <w:pPr>
+        <w:rPr>
+          <w:rFonts w:hint="eastAsia"/>
+        </w:rPr>
+      </w:pPr>
+    </w:p>
+    <w:p>
+      <w:pPr>
+        <w:rPr>
+          <w:rFonts w:hint="eastAsia"/>
+        </w:rPr>
+      </w:pPr>
       <w:r>
         <w:t>2026.5.24</w:t>
       </w:r>
     </w:p>
     <w:p>
+      <w:pPr>
+        <w:rPr>
+          <w:rFonts w:hint="eastAsia"/>
+        </w:rPr>
+      </w:pPr>
       <w:r>
         <w:rPr>
           <w:highlight w:val="yellow"/>
@@ -1313,6 +1737,11 @@
       </w:r>
     </w:p>
     <w:p>
+      <w:pPr>
+        <w:rPr>
+          <w:rFonts w:hint="eastAsia"/>
+        </w:rPr>
+      </w:pPr>
       <w:r>
         <w:rPr>
           <w:rFonts w:hint="eastAsia"/>
@@ -1327,13 +1756,29 @@
         <w:t>归档</w:t>
       </w:r>
     </w:p>
-    <w:p/>
-    <w:p>
+    <w:p>
+      <w:pPr>
+        <w:rPr>
+          <w:rFonts w:hint="eastAsia"/>
+        </w:rPr>
+      </w:pPr>
+    </w:p>
+    <w:p>
+      <w:pPr>
+        <w:rPr>
+          <w:rFonts w:hint="eastAsia"/>
+        </w:rPr>
+      </w:pPr>
       <w:r>
         <w:t>2026.5.25</w:t>
       </w:r>
     </w:p>
     <w:p>
+      <w:pPr>
+        <w:rPr>
+          <w:rFonts w:hint="eastAsia"/>
+        </w:rPr>
+      </w:pPr>
       <w:r>
         <w:rPr>
           <w:rFonts w:hint="eastAsia"/>
@@ -1343,11 +1788,21 @@
       </w:r>
     </w:p>
     <w:p>
+      <w:pPr>
+        <w:rPr>
+          <w:rFonts w:hint="eastAsia"/>
+        </w:rPr>
+      </w:pPr>
       <w:r>
         <w:t>Cod terrain</w:t>
       </w:r>
     </w:p>
     <w:p>
+      <w:pPr>
+        <w:rPr>
+          <w:rFonts w:hint="eastAsia"/>
+        </w:rPr>
+      </w:pPr>
       <w:r>
         <w:rPr>
           <w:rFonts w:hint="eastAsia"/>
@@ -1357,6 +1812,11 @@
       </w:r>
     </w:p>
     <w:p>
+      <w:pPr>
+        <w:rPr>
+          <w:rFonts w:hint="eastAsia"/>
+        </w:rPr>
+      </w:pPr>
       <w:r>
         <w:rPr>
           <w:rFonts w:hint="eastAsia"/>
@@ -1365,6 +1825,11 @@
       </w:r>
     </w:p>
     <w:p>
+      <w:pPr>
+        <w:rPr>
+          <w:rFonts w:hint="eastAsia"/>
+        </w:rPr>
+      </w:pPr>
       <w:r>
         <w:rPr>
           <w:rFonts w:hint="eastAsia"/>
@@ -1372,8 +1837,19 @@
         <w:t>Product：调研</w:t>
       </w:r>
     </w:p>
-    <w:p/>
-    <w:p>
+    <w:p>
+      <w:pPr>
+        <w:rPr>
+          <w:rFonts w:hint="eastAsia"/>
+        </w:rPr>
+      </w:pPr>
+    </w:p>
+    <w:p>
+      <w:pPr>
+        <w:rPr>
+          <w:rFonts w:hint="eastAsia"/>
+        </w:rPr>
+      </w:pPr>
       <w:r>
         <w:rPr>
           <w:rFonts w:hint="eastAsia"/>
@@ -1382,6 +1858,11 @@
       </w:r>
     </w:p>
     <w:p>
+      <w:pPr>
+        <w:rPr>
+          <w:rFonts w:hint="eastAsia"/>
+        </w:rPr>
+      </w:pPr>
       <w:r>
         <w:rPr>
           <w:rFonts w:hint="eastAsia"/>
@@ -1407,6 +1888,11 @@
       <w:proofErr w:type="spellEnd"/>
     </w:p>
     <w:p>
+      <w:pPr>
+        <w:rPr>
+          <w:rFonts w:hint="eastAsia"/>
+        </w:rPr>
+      </w:pPr>
       <w:r>
         <w:rPr>
           <w:rFonts w:hint="eastAsia"/>
@@ -1414,7 +1900,13 @@
         <w:t>Pika：CMAKE</w:t>
       </w:r>
     </w:p>
-    <w:p/>
+    <w:p>
+      <w:pPr>
+        <w:rPr>
+          <w:rFonts w:hint="eastAsia"/>
+        </w:rPr>
+      </w:pPr>
+    </w:p>
     <w:p>
       <w:pPr>
         <w:rPr>
@@ -1447,6 +1939,11 @@
       </w:r>
     </w:p>
     <w:p>
+      <w:pPr>
+        <w:rPr>
+          <w:rFonts w:hint="eastAsia"/>
+        </w:rPr>
+      </w:pPr>
       <w:r>
         <w:t>GI</w:t>
       </w:r>
@@ -1458,16 +1955,25 @@
       </w:r>
     </w:p>
     <w:p>
-      <w:pPr>
-        <w:rPr>
-          <w:rFonts w:hint="eastAsia"/>
-        </w:rPr>
-      </w:pPr>
       <w:r>
         <w:rPr>
           <w:rFonts w:hint="eastAsia"/>
         </w:rPr>
         <w:t>Pika：CMAKE</w:t>
+      </w:r>
+    </w:p>
+    <w:p>
+      <w:pPr>
+        <w:rPr>
+          <w:rFonts w:hint="eastAsia"/>
+        </w:rPr>
+      </w:pPr>
+      <w:r>
+        <w:rPr>
+          <w:rFonts w:hint="eastAsia"/>
+          <w:highlight w:val="yellow"/>
+        </w:rPr>
+        <w:t>装机调研&amp;确定</w:t>
       </w:r>
     </w:p>
     <w:sectPr>
@@ -1484,6 +1990,11 @@
 <w:endnotes xmlns:wpc="http://schemas.microsoft.com/office/word/2010/wordprocessingCanvas" xmlns:cx="http://schemas.microsoft.com/office/drawing/2014/chartex" xmlns:cx1="http://schemas.microsoft.com/office/drawing/2015/9/8/chartex" xmlns:cx2="http://schemas.microsoft.com/office/drawing/2015/10/21/chartex" xmlns:cx3="http://schemas.microsoft.com/office/drawing/2016/5/9/chartex" xmlns:cx4="http://schemas.microsoft.com/office/drawing/2016/5/10/chartex" xmlns:cx5="http://schemas.microsoft.com/office/drawing/2016/5/11/chartex" xmlns:cx6="http://schemas.microsoft.com/office/drawing/2016/5/12/chartex" xmlns:cx7="http://schemas.microsoft.com/office/drawing/2016/5/13/chartex" xmlns:cx8="http://schemas.microsoft.com/office/drawing/2016/5/14/chartex" xmlns:mc="http://schemas.openxmlformats.org/markup-compatibility/2006" xmlns:aink="http://schemas.microsoft.com/office/drawing/2016/ink" xmlns:am3d="http://schemas.microsoft.com/office/drawing/2017/model3d" xmlns:o="urn:schemas-microsoft-com:office:office" xmlns:oel="http://schemas.microsoft.com/office/2019/extlst" xmlns:r="http://schemas.openxmlformats.org/officeDocument/2006/relationships" xmlns:m="http://schemas.openxmlformats.org/officeDocument/2006/math" xmlns:v="urn:schemas-microsoft-com:vml" xmlns:wp14="http://schemas.microsoft.com/office/word/2010/wordprocessingDrawing" xmlns:wp="http://schemas.openxmlformats.org/drawingml/2006/wordprocessingDrawing" xmlns:w10="urn:schemas-microsoft-com:office:word" xmlns:w="http://schemas.openxmlformats.org/wordprocessingml/2006/main" xmlns:w14="http://schemas.microsoft.com/office/word/2010/wordml" xmlns:w15="http://schemas.microsoft.com/office/word/2012/wordml" xmlns:w16cex="http://schemas.microsoft.com/office/word/2018/wordml/cex" xmlns:w16cid="http://schemas.microsoft.com/office/word/2016/wordml/cid" xmlns:w16="http://schemas.microsoft.com/office/word/2018/wordml" xmlns:w16du="http://schemas.microsoft.com/office/word/2023/wordml/word16du" xmlns:w16sdtdh="http://schemas.microsoft.com/office/word/2020/wordml/sdtdatahash" xmlns:w16sdtfl="http://schemas.microsoft.com/office/word/2024/wordml/sdtformatlock" xmlns:w16se="http://schemas.microsoft.com/office/word/2015/wordml/symex" xmlns:wpg="http://schemas.microsoft.com/office/word/2010/wordprocessingGroup" xmlns:wpi="http://schemas.microsoft.com/office/word/2010/wordprocessingInk" xmlns:wne="http://schemas.microsoft.com/office/word/2006/wordml" xmlns:wps="http://schemas.microsoft.com/office/word/2010/wordprocessingShape" mc:Ignorable="w14 w15 w16se w16cid w16 w16cex w16sdtdh w16sdtfl w16du wp14">
   <w:endnote w:type="separator" w:id="-1">
     <w:p>
+      <w:pPr>
+        <w:rPr>
+          <w:rFonts w:hint="eastAsia"/>
+        </w:rPr>
+      </w:pPr>
       <w:r>
         <w:separator/>
       </w:r>
@@ -1491,6 +2002,11 @@
   </w:endnote>
   <w:endnote w:type="continuationSeparator" w:id="0">
     <w:p>
+      <w:pPr>
+        <w:rPr>
+          <w:rFonts w:hint="eastAsia"/>
+        </w:rPr>
+      </w:pPr>
       <w:r>
         <w:continuationSeparator/>
       </w:r>
@@ -1503,6 +2019,11 @@
 <w:footnotes xmlns:wpc="http://schemas.microsoft.com/office/word/2010/wordprocessingCanvas" xmlns:cx="http://schemas.microsoft.com/office/drawing/2014/chartex" xmlns:cx1="http://schemas.microsoft.com/office/drawing/2015/9/8/chartex" xmlns:cx2="http://schemas.microsoft.com/office/drawing/2015/10/21/chartex" xmlns:cx3="http://schemas.microsoft.com/office/drawing/2016/5/9/chartex" xmlns:cx4="http://schemas.microsoft.com/office/drawing/2016/5/10/chartex" xmlns:cx5="http://schemas.microsoft.com/office/drawing/2016/5/11/chartex" xmlns:cx6="http://schemas.microsoft.com/office/drawing/2016/5/12/chartex" xmlns:cx7="http://schemas.microsoft.com/office/drawing/2016/5/13/chartex" xmlns:cx8="http://schemas.microsoft.com/office/drawing/2016/5/14/chartex" xmlns:mc="http://schemas.openxmlformats.org/markup-compatibility/2006" xmlns:aink="http://schemas.microsoft.com/office/drawing/2016/ink" xmlns:am3d="http://schemas.microsoft.com/office/drawing/2017/model3d" xmlns:o="urn:schemas-microsoft-com:office:office" xmlns:oel="http://schemas.microsoft.com/office/2019/extlst" xmlns:r="http://schemas.openxmlformats.org/officeDocument/2006/relationships" xmlns:m="http://schemas.openxmlformats.org/officeDocument/2006/math" xmlns:v="urn:schemas-microsoft-com:vml" xmlns:wp14="http://schemas.microsoft.com/office/word/2010/wordprocessingDrawing" xmlns:wp="http://schemas.openxmlformats.org/drawingml/2006/wordprocessingDrawing" xmlns:w10="urn:schemas-microsoft-com:office:word" xmlns:w="http://schemas.openxmlformats.org/wordprocessingml/2006/main" xmlns:w14="http://schemas.microsoft.com/office/word/2010/wordml" xmlns:w15="http://schemas.microsoft.com/office/word/2012/wordml" xmlns:w16cex="http://schemas.microsoft.com/office/word/2018/wordml/cex" xmlns:w16cid="http://schemas.microsoft.com/office/word/2016/wordml/cid" xmlns:w16="http://schemas.microsoft.com/office/word/2018/wordml" xmlns:w16du="http://schemas.microsoft.com/office/word/2023/wordml/word16du" xmlns:w16sdtdh="http://schemas.microsoft.com/office/word/2020/wordml/sdtdatahash" xmlns:w16sdtfl="http://schemas.microsoft.com/office/word/2024/wordml/sdtformatlock" xmlns:w16se="http://schemas.microsoft.com/office/word/2015/wordml/symex" xmlns:wpg="http://schemas.microsoft.com/office/word/2010/wordprocessingGroup" xmlns:wpi="http://schemas.microsoft.com/office/word/2010/wordprocessingInk" xmlns:wne="http://schemas.microsoft.com/office/word/2006/wordml" xmlns:wps="http://schemas.microsoft.com/office/word/2010/wordprocessingShape" mc:Ignorable="w14 w15 w16se w16cid w16 w16cex w16sdtdh w16sdtfl w16du wp14">
   <w:footnote w:type="separator" w:id="-1">
     <w:p>
+      <w:pPr>
+        <w:rPr>
+          <w:rFonts w:hint="eastAsia"/>
+        </w:rPr>
+      </w:pPr>
       <w:r>
         <w:separator/>
       </w:r>
@@ -1510,6 +2031,11 @@
   </w:footnote>
   <w:footnote w:type="continuationSeparator" w:id="0">
     <w:p>
+      <w:pPr>
+        <w:rPr>
+          <w:rFonts w:hint="eastAsia"/>
+        </w:rPr>
+      </w:pPr>
       <w:r>
         <w:continuationSeparator/>
       </w:r>
@@ -1910,7 +2436,7 @@
     <w:lsdException w:name="Unresolved Mention" w:semiHidden="1" w:unhideWhenUsed="1"/>
     <w:lsdException w:name="Smart Link" w:semiHidden="1" w:unhideWhenUsed="1"/>
   </w:latentStyles>
-  <w:style w:type="paragraph" w:default="1" w:styleId="Normal">
+  <w:style w:type="paragraph" w:default="1" w:styleId="a">
     <w:name w:val="Normal"/>
     <w:qFormat/>
     <w:rsid w:val="00E62D9A"/>
@@ -1919,13 +2445,13 @@
       <w:jc w:val="both"/>
     </w:pPr>
   </w:style>
-  <w:style w:type="character" w:default="1" w:styleId="DefaultParagraphFont">
+  <w:style w:type="character" w:default="1" w:styleId="a0">
     <w:name w:val="Default Paragraph Font"/>
     <w:uiPriority w:val="1"/>
     <w:semiHidden/>
     <w:unhideWhenUsed/>
   </w:style>
-  <w:style w:type="table" w:default="1" w:styleId="TableNormal">
+  <w:style w:type="table" w:default="1" w:styleId="a1">
     <w:name w:val="Normal Table"/>
     <w:uiPriority w:val="99"/>
     <w:semiHidden/>
@@ -1940,17 +2466,17 @@
       </w:tblCellMar>
     </w:tblPr>
   </w:style>
-  <w:style w:type="numbering" w:default="1" w:styleId="NoList">
+  <w:style w:type="numbering" w:default="1" w:styleId="a2">
     <w:name w:val="No List"/>
     <w:uiPriority w:val="99"/>
     <w:semiHidden/>
     <w:unhideWhenUsed/>
   </w:style>
-  <w:style w:type="paragraph" w:styleId="Date">
+  <w:style w:type="paragraph" w:styleId="a3">
     <w:name w:val="Date"/>
-    <w:basedOn w:val="Normal"/>
-    <w:next w:val="Normal"/>
-    <w:link w:val="DateChar"/>
+    <w:basedOn w:val="a"/>
+    <w:next w:val="a"/>
+    <w:link w:val="a4"/>
     <w:uiPriority w:val="99"/>
     <w:semiHidden/>
     <w:unhideWhenUsed/>
@@ -1959,18 +2485,18 @@
       <w:ind w:leftChars="2500" w:left="100"/>
     </w:pPr>
   </w:style>
-  <w:style w:type="character" w:customStyle="1" w:styleId="DateChar">
-    <w:name w:val="Date Char"/>
-    <w:basedOn w:val="DefaultParagraphFont"/>
-    <w:link w:val="Date"/>
+  <w:style w:type="character" w:customStyle="1" w:styleId="a4">
+    <w:name w:val="日期 字符"/>
+    <w:basedOn w:val="a0"/>
+    <w:link w:val="a3"/>
     <w:uiPriority w:val="99"/>
     <w:semiHidden/>
     <w:rsid w:val="00793C74"/>
   </w:style>
-  <w:style w:type="paragraph" w:styleId="Header">
+  <w:style w:type="paragraph" w:styleId="a5">
     <w:name w:val="header"/>
-    <w:basedOn w:val="Normal"/>
-    <w:link w:val="HeaderChar"/>
+    <w:basedOn w:val="a"/>
+    <w:link w:val="a6"/>
     <w:uiPriority w:val="99"/>
     <w:unhideWhenUsed/>
     <w:rsid w:val="00F75922"/>
@@ -1987,10 +2513,10 @@
       <w:szCs w:val="18"/>
     </w:rPr>
   </w:style>
-  <w:style w:type="character" w:customStyle="1" w:styleId="HeaderChar">
-    <w:name w:val="Header Char"/>
-    <w:basedOn w:val="DefaultParagraphFont"/>
-    <w:link w:val="Header"/>
+  <w:style w:type="character" w:customStyle="1" w:styleId="a6">
+    <w:name w:val="页眉 字符"/>
+    <w:basedOn w:val="a0"/>
+    <w:link w:val="a5"/>
     <w:uiPriority w:val="99"/>
     <w:rsid w:val="00F75922"/>
     <w:rPr>
@@ -1998,10 +2524,10 @@
       <w:szCs w:val="18"/>
     </w:rPr>
   </w:style>
-  <w:style w:type="paragraph" w:styleId="Footer">
+  <w:style w:type="paragraph" w:styleId="a7">
     <w:name w:val="footer"/>
-    <w:basedOn w:val="Normal"/>
-    <w:link w:val="FooterChar"/>
+    <w:basedOn w:val="a"/>
+    <w:link w:val="a8"/>
     <w:uiPriority w:val="99"/>
     <w:unhideWhenUsed/>
     <w:rsid w:val="00F75922"/>
@@ -2018,10 +2544,10 @@
       <w:szCs w:val="18"/>
     </w:rPr>
   </w:style>
-  <w:style w:type="character" w:customStyle="1" w:styleId="FooterChar">
-    <w:name w:val="Footer Char"/>
-    <w:basedOn w:val="DefaultParagraphFont"/>
-    <w:link w:val="Footer"/>
+  <w:style w:type="character" w:customStyle="1" w:styleId="a8">
+    <w:name w:val="页脚 字符"/>
+    <w:basedOn w:val="a0"/>
+    <w:link w:val="a7"/>
     <w:uiPriority w:val="99"/>
     <w:rsid w:val="00F75922"/>
     <w:rPr>

--- a/desktop_files/2026.docx
+++ b/desktop_files/2026.docx
@@ -3,21 +3,11 @@
 <w:document xmlns:wpc="http://schemas.microsoft.com/office/word/2010/wordprocessingCanvas" xmlns:cx="http://schemas.microsoft.com/office/drawing/2014/chartex" xmlns:cx1="http://schemas.microsoft.com/office/drawing/2015/9/8/chartex" xmlns:cx2="http://schemas.microsoft.com/office/drawing/2015/10/21/chartex" xmlns:cx3="http://schemas.microsoft.com/office/drawing/2016/5/9/chartex" xmlns:cx4="http://schemas.microsoft.com/office/drawing/2016/5/10/chartex" xmlns:cx5="http://schemas.microsoft.com/office/drawing/2016/5/11/chartex" xmlns:cx6="http://schemas.microsoft.com/office/drawing/2016/5/12/chartex" xmlns:cx7="http://schemas.microsoft.com/office/drawing/2016/5/13/chartex" xmlns:cx8="http://schemas.microsoft.com/office/drawing/2016/5/14/chartex" xmlns:mc="http://schemas.openxmlformats.org/markup-compatibility/2006" xmlns:aink="http://schemas.microsoft.com/office/drawing/2016/ink" xmlns:am3d="http://schemas.microsoft.com/office/drawing/2017/model3d" xmlns:o="urn:schemas-microsoft-com:office:office" xmlns:oel="http://schemas.microsoft.com/office/2019/extlst" xmlns:r="http://schemas.openxmlformats.org/officeDocument/2006/relationships" xmlns:m="http://schemas.openxmlformats.org/officeDocument/2006/math" xmlns:v="urn:schemas-microsoft-com:vml" xmlns:wp14="http://schemas.microsoft.com/office/word/2010/wordprocessingDrawing" xmlns:wp="http://schemas.openxmlformats.org/drawingml/2006/wordprocessingDrawing" xmlns:w10="urn:schemas-microsoft-com:office:word" xmlns:w="http://schemas.openxmlformats.org/wordprocessingml/2006/main" xmlns:w14="http://schemas.microsoft.com/office/word/2010/wordml" xmlns:w15="http://schemas.microsoft.com/office/word/2012/wordml" xmlns:w16cex="http://schemas.microsoft.com/office/word/2018/wordml/cex" xmlns:w16cid="http://schemas.microsoft.com/office/word/2016/wordml/cid" xmlns:w16="http://schemas.microsoft.com/office/word/2018/wordml" xmlns:w16du="http://schemas.microsoft.com/office/word/2023/wordml/word16du" xmlns:w16sdtdh="http://schemas.microsoft.com/office/word/2020/wordml/sdtdatahash" xmlns:w16sdtfl="http://schemas.microsoft.com/office/word/2024/wordml/sdtformatlock" xmlns:w16se="http://schemas.microsoft.com/office/word/2015/wordml/symex" xmlns:wpg="http://schemas.microsoft.com/office/word/2010/wordprocessingGroup" xmlns:wpi="http://schemas.microsoft.com/office/word/2010/wordprocessingInk" xmlns:wne="http://schemas.microsoft.com/office/word/2006/wordml" xmlns:wps="http://schemas.microsoft.com/office/word/2010/wordprocessingShape" mc:Ignorable="w14 w15 w16se w16cid w16 w16cex w16sdtdh w16sdtfl w16du wp14">
   <w:body>
     <w:p>
-      <w:pPr>
-        <w:rPr>
-          <w:rFonts w:hint="eastAsia"/>
-        </w:rPr>
-      </w:pPr>
       <w:r>
         <w:t>2026.1.6</w:t>
       </w:r>
     </w:p>
     <w:p>
-      <w:pPr>
-        <w:rPr>
-          <w:rFonts w:hint="eastAsia"/>
-        </w:rPr>
-      </w:pPr>
       <w:r>
         <w:t>Bishe</w:t>
       </w:r>
@@ -31,19 +21,8 @@
         <w:t>chapter1&amp;2</w:t>
       </w:r>
     </w:p>
-    <w:p>
-      <w:pPr>
-        <w:rPr>
-          <w:rFonts w:hint="eastAsia"/>
-        </w:rPr>
-      </w:pPr>
-    </w:p>
-    <w:p>
-      <w:pPr>
-        <w:rPr>
-          <w:rFonts w:hint="eastAsia"/>
-        </w:rPr>
-      </w:pPr>
+    <w:p/>
+    <w:p>
       <w:r>
         <w:t>2026.1.</w:t>
       </w:r>
@@ -55,11 +34,6 @@
       </w:r>
     </w:p>
     <w:p>
-      <w:pPr>
-        <w:rPr>
-          <w:rFonts w:hint="eastAsia"/>
-        </w:rPr>
-      </w:pPr>
       <w:r>
         <w:t>Bishe</w:t>
       </w:r>
@@ -88,19 +62,8 @@
         <w:t>1.2</w:t>
       </w:r>
     </w:p>
-    <w:p>
-      <w:pPr>
-        <w:rPr>
-          <w:rFonts w:hint="eastAsia"/>
-        </w:rPr>
-      </w:pPr>
-    </w:p>
-    <w:p>
-      <w:pPr>
-        <w:rPr>
-          <w:rFonts w:hint="eastAsia"/>
-        </w:rPr>
-      </w:pPr>
+    <w:p/>
+    <w:p>
       <w:r>
         <w:rPr>
           <w:rFonts w:hint="eastAsia"/>
@@ -109,11 +72,6 @@
       </w:r>
     </w:p>
     <w:p>
-      <w:pPr>
-        <w:rPr>
-          <w:rFonts w:hint="eastAsia"/>
-        </w:rPr>
-      </w:pPr>
       <w:r>
         <w:rPr>
           <w:rFonts w:hint="eastAsia"/>
@@ -129,19 +87,8 @@
         <w:t>——chapter2.1</w:t>
       </w:r>
     </w:p>
-    <w:p>
-      <w:pPr>
-        <w:rPr>
-          <w:rFonts w:hint="eastAsia"/>
-        </w:rPr>
-      </w:pPr>
-    </w:p>
-    <w:p>
-      <w:pPr>
-        <w:rPr>
-          <w:rFonts w:hint="eastAsia"/>
-        </w:rPr>
-      </w:pPr>
+    <w:p/>
+    <w:p>
       <w:r>
         <w:rPr>
           <w:rFonts w:hint="eastAsia"/>
@@ -150,11 +97,6 @@
       </w:r>
     </w:p>
     <w:p>
-      <w:pPr>
-        <w:rPr>
-          <w:rFonts w:hint="eastAsia"/>
-        </w:rPr>
-      </w:pPr>
       <w:r>
         <w:rPr>
           <w:rFonts w:hint="eastAsia"/>
@@ -162,19 +104,8 @@
         <w:t>Bishe——chapter2&amp;chapter3</w:t>
       </w:r>
     </w:p>
-    <w:p>
-      <w:pPr>
-        <w:rPr>
-          <w:rFonts w:hint="eastAsia"/>
-        </w:rPr>
-      </w:pPr>
-    </w:p>
-    <w:p>
-      <w:pPr>
-        <w:rPr>
-          <w:rFonts w:hint="eastAsia"/>
-        </w:rPr>
-      </w:pPr>
+    <w:p/>
+    <w:p>
       <w:r>
         <w:rPr>
           <w:rFonts w:hint="eastAsia"/>
@@ -183,11 +114,6 @@
       </w:r>
     </w:p>
     <w:p>
-      <w:pPr>
-        <w:rPr>
-          <w:rFonts w:hint="eastAsia"/>
-        </w:rPr>
-      </w:pPr>
       <w:r>
         <w:rPr>
           <w:rFonts w:hint="eastAsia"/>
@@ -208,19 +134,8 @@
         <w:t>&amp;chapter2.3</w:t>
       </w:r>
     </w:p>
-    <w:p>
-      <w:pPr>
-        <w:rPr>
-          <w:rFonts w:hint="eastAsia"/>
-        </w:rPr>
-      </w:pPr>
-    </w:p>
-    <w:p>
-      <w:pPr>
-        <w:rPr>
-          <w:rFonts w:hint="eastAsia"/>
-        </w:rPr>
-      </w:pPr>
+    <w:p/>
+    <w:p>
       <w:r>
         <w:rPr>
           <w:rFonts w:hint="eastAsia"/>
@@ -229,11 +144,6 @@
       </w:r>
     </w:p>
     <w:p>
-      <w:pPr>
-        <w:rPr>
-          <w:rFonts w:hint="eastAsia"/>
-        </w:rPr>
-      </w:pPr>
       <w:r>
         <w:rPr>
           <w:rFonts w:hint="eastAsia"/>
@@ -242,19 +152,8 @@
         <w:t>Bishe——chapter2.3 &amp; 2.4</w:t>
       </w:r>
     </w:p>
-    <w:p>
-      <w:pPr>
-        <w:rPr>
-          <w:rFonts w:hint="eastAsia"/>
-        </w:rPr>
-      </w:pPr>
-    </w:p>
-    <w:p>
-      <w:pPr>
-        <w:rPr>
-          <w:rFonts w:hint="eastAsia"/>
-        </w:rPr>
-      </w:pPr>
+    <w:p/>
+    <w:p>
       <w:r>
         <w:rPr>
           <w:rFonts w:hint="eastAsia"/>
@@ -263,41 +162,34 @@
       </w:r>
     </w:p>
     <w:p>
-      <w:pPr>
-        <w:rPr>
-          <w:rFonts w:hint="eastAsia"/>
-        </w:rPr>
-      </w:pPr>
-      <w:r>
-        <w:rPr>
-          <w:rFonts w:hint="eastAsia"/>
-          <w:highlight w:val="yellow"/>
-        </w:rPr>
-        <w:t>Bishe——</w:t>
-      </w:r>
       <w:proofErr w:type="spellStart"/>
       <w:r>
         <w:rPr>
           <w:rFonts w:hint="eastAsia"/>
           <w:highlight w:val="yellow"/>
         </w:rPr>
+        <w:t>Bishe</w:t>
+      </w:r>
+      <w:proofErr w:type="spellEnd"/>
+      <w:r>
+        <w:rPr>
+          <w:rFonts w:hint="eastAsia"/>
+          <w:highlight w:val="yellow"/>
+        </w:rPr>
+        <w:t>——</w:t>
+      </w:r>
+      <w:proofErr w:type="spellStart"/>
+      <w:r>
+        <w:rPr>
+          <w:rFonts w:hint="eastAsia"/>
+          <w:highlight w:val="yellow"/>
+        </w:rPr>
         <w:t>rrgs_gaussian_model</w:t>
       </w:r>
       <w:proofErr w:type="spellEnd"/>
     </w:p>
-    <w:p>
-      <w:pPr>
-        <w:rPr>
-          <w:rFonts w:hint="eastAsia"/>
-        </w:rPr>
-      </w:pPr>
-    </w:p>
-    <w:p>
-      <w:pPr>
-        <w:rPr>
-          <w:rFonts w:hint="eastAsia"/>
-        </w:rPr>
-      </w:pPr>
+    <w:p/>
+    <w:p>
       <w:r>
         <w:rPr>
           <w:rFonts w:hint="eastAsia"/>
@@ -306,11 +198,6 @@
       </w:r>
     </w:p>
     <w:p>
-      <w:pPr>
-        <w:rPr>
-          <w:rFonts w:hint="eastAsia"/>
-        </w:rPr>
-      </w:pPr>
       <w:proofErr w:type="spellStart"/>
       <w:r>
         <w:rPr>
@@ -329,17 +216,14 @@
       </w:r>
     </w:p>
     <w:p>
-      <w:pPr>
-        <w:rPr>
-          <w:rFonts w:hint="eastAsia"/>
-        </w:rPr>
-      </w:pPr>
+      <w:proofErr w:type="spellStart"/>
       <w:r>
         <w:rPr>
           <w:rFonts w:hint="eastAsia"/>
         </w:rPr>
         <w:t>Bishe</w:t>
       </w:r>
+      <w:proofErr w:type="spellEnd"/>
       <w:r>
         <w:rPr>
           <w:rFonts w:hint="eastAsia"/>
@@ -361,19 +245,8 @@
         <w:t xml:space="preserve"> progress</w:t>
       </w:r>
     </w:p>
-    <w:p>
-      <w:pPr>
-        <w:rPr>
-          <w:rFonts w:hint="eastAsia"/>
-        </w:rPr>
-      </w:pPr>
-    </w:p>
-    <w:p>
-      <w:pPr>
-        <w:rPr>
-          <w:rFonts w:hint="eastAsia"/>
-        </w:rPr>
-      </w:pPr>
+    <w:p/>
+    <w:p>
       <w:r>
         <w:rPr>
           <w:rFonts w:hint="eastAsia"/>
@@ -382,17 +255,14 @@
       </w:r>
     </w:p>
     <w:p>
-      <w:pPr>
-        <w:rPr>
-          <w:rFonts w:hint="eastAsia"/>
-        </w:rPr>
-      </w:pPr>
+      <w:proofErr w:type="spellStart"/>
       <w:r>
         <w:rPr>
           <w:rFonts w:hint="eastAsia"/>
         </w:rPr>
         <w:t>Bishe</w:t>
       </w:r>
+      <w:proofErr w:type="spellEnd"/>
       <w:r>
         <w:rPr>
           <w:rFonts w:hint="eastAsia"/>
@@ -436,19 +306,8 @@
         <w:t xml:space="preserve"> progress</w:t>
       </w:r>
     </w:p>
-    <w:p>
-      <w:pPr>
-        <w:rPr>
-          <w:rFonts w:hint="eastAsia"/>
-        </w:rPr>
-      </w:pPr>
-    </w:p>
-    <w:p>
-      <w:pPr>
-        <w:rPr>
-          <w:rFonts w:hint="eastAsia"/>
-        </w:rPr>
-      </w:pPr>
+    <w:p/>
+    <w:p>
       <w:r>
         <w:rPr>
           <w:rFonts w:hint="eastAsia"/>
@@ -457,11 +316,6 @@
       </w:r>
     </w:p>
     <w:p>
-      <w:pPr>
-        <w:rPr>
-          <w:rFonts w:hint="eastAsia"/>
-        </w:rPr>
-      </w:pPr>
       <w:r>
         <w:rPr>
           <w:rFonts w:hint="eastAsia"/>
@@ -470,21 +324,24 @@
       </w:r>
     </w:p>
     <w:p>
-      <w:pPr>
-        <w:rPr>
-          <w:rFonts w:hint="eastAsia"/>
-        </w:rPr>
-      </w:pPr>
-      <w:r>
-        <w:rPr>
-          <w:rFonts w:hint="eastAsia"/>
-        </w:rPr>
-        <w:t>Bishe——</w:t>
-      </w:r>
       <w:proofErr w:type="spellStart"/>
       <w:r>
         <w:rPr>
           <w:rFonts w:hint="eastAsia"/>
+        </w:rPr>
+        <w:t>Bishe</w:t>
+      </w:r>
+      <w:proofErr w:type="spellEnd"/>
+      <w:r>
+        <w:rPr>
+          <w:rFonts w:hint="eastAsia"/>
+        </w:rPr>
+        <w:t>——</w:t>
+      </w:r>
+      <w:proofErr w:type="spellStart"/>
+      <w:r>
+        <w:rPr>
+          <w:rFonts w:hint="eastAsia"/>
           <w:highlight w:val="yellow"/>
         </w:rPr>
         <w:t>ssgi</w:t>
@@ -504,19 +361,8 @@
         <w:t xml:space="preserve"> &amp; chapter3</w:t>
       </w:r>
     </w:p>
-    <w:p>
-      <w:pPr>
-        <w:rPr>
-          <w:rFonts w:hint="eastAsia"/>
-        </w:rPr>
-      </w:pPr>
-    </w:p>
-    <w:p>
-      <w:pPr>
-        <w:rPr>
-          <w:rFonts w:hint="eastAsia"/>
-        </w:rPr>
-      </w:pPr>
+    <w:p/>
+    <w:p>
       <w:r>
         <w:rPr>
           <w:rFonts w:hint="eastAsia"/>
@@ -531,11 +377,6 @@
       </w:r>
     </w:p>
     <w:p>
-      <w:pPr>
-        <w:rPr>
-          <w:rFonts w:hint="eastAsia"/>
-        </w:rPr>
-      </w:pPr>
       <w:r>
         <w:rPr>
           <w:rFonts w:hint="eastAsia"/>
@@ -544,11 +385,6 @@
       </w:r>
     </w:p>
     <w:p>
-      <w:pPr>
-        <w:rPr>
-          <w:rFonts w:hint="eastAsia"/>
-        </w:rPr>
-      </w:pPr>
       <w:r>
         <w:rPr>
           <w:rFonts w:hint="eastAsia"/>
@@ -556,19 +392,8 @@
         <w:t>Bishe——baking &amp; chapter3</w:t>
       </w:r>
     </w:p>
-    <w:p>
-      <w:pPr>
-        <w:rPr>
-          <w:rFonts w:hint="eastAsia"/>
-        </w:rPr>
-      </w:pPr>
-    </w:p>
-    <w:p>
-      <w:pPr>
-        <w:rPr>
-          <w:rFonts w:hint="eastAsia"/>
-        </w:rPr>
-      </w:pPr>
+    <w:p/>
+    <w:p>
       <w:r>
         <w:rPr>
           <w:rFonts w:hint="eastAsia"/>
@@ -583,11 +408,6 @@
       </w:r>
     </w:p>
     <w:p>
-      <w:pPr>
-        <w:rPr>
-          <w:rFonts w:hint="eastAsia"/>
-        </w:rPr>
-      </w:pPr>
       <w:r>
         <w:rPr>
           <w:rFonts w:hint="eastAsia"/>
@@ -596,11 +416,6 @@
       </w:r>
     </w:p>
     <w:p>
-      <w:pPr>
-        <w:rPr>
-          <w:rFonts w:hint="eastAsia"/>
-        </w:rPr>
-      </w:pPr>
       <w:r>
         <w:rPr>
           <w:rFonts w:hint="eastAsia"/>
@@ -608,26 +423,9 @@
         <w:t>Bishe——chapter3 &amp; chapter4</w:t>
       </w:r>
     </w:p>
-    <w:p>
-      <w:pPr>
-        <w:rPr>
-          <w:rFonts w:hint="eastAsia"/>
-        </w:rPr>
-      </w:pPr>
-    </w:p>
-    <w:p>
-      <w:pPr>
-        <w:rPr>
-          <w:rFonts w:hint="eastAsia"/>
-        </w:rPr>
-      </w:pPr>
-    </w:p>
-    <w:p>
-      <w:pPr>
-        <w:rPr>
-          <w:rFonts w:hint="eastAsia"/>
-        </w:rPr>
-      </w:pPr>
+    <w:p/>
+    <w:p/>
+    <w:p>
       <w:r>
         <w:rPr>
           <w:rFonts w:hint="eastAsia"/>
@@ -642,11 +440,6 @@
       </w:r>
     </w:p>
     <w:p>
-      <w:pPr>
-        <w:rPr>
-          <w:rFonts w:hint="eastAsia"/>
-        </w:rPr>
-      </w:pPr>
       <w:r>
         <w:rPr>
           <w:rFonts w:hint="eastAsia"/>
@@ -656,11 +449,6 @@
       </w:r>
     </w:p>
     <w:p>
-      <w:pPr>
-        <w:rPr>
-          <w:rFonts w:hint="eastAsia"/>
-        </w:rPr>
-      </w:pPr>
       <w:r>
         <w:rPr>
           <w:rFonts w:hint="eastAsia"/>
@@ -669,11 +457,6 @@
       </w:r>
     </w:p>
     <w:p>
-      <w:pPr>
-        <w:rPr>
-          <w:rFonts w:hint="eastAsia"/>
-        </w:rPr>
-      </w:pPr>
       <w:r>
         <w:rPr>
           <w:rFonts w:hint="eastAsia"/>
@@ -689,11 +472,6 @@
       </w:r>
     </w:p>
     <w:p>
-      <w:pPr>
-        <w:rPr>
-          <w:rFonts w:hint="eastAsia"/>
-        </w:rPr>
-      </w:pPr>
       <w:r>
         <w:rPr>
           <w:rFonts w:hint="eastAsia"/>
@@ -701,19 +479,8 @@
         <w:t>Bishe——chapter3 &amp; chapter4</w:t>
       </w:r>
     </w:p>
-    <w:p>
-      <w:pPr>
-        <w:rPr>
-          <w:rFonts w:hint="eastAsia"/>
-        </w:rPr>
-      </w:pPr>
-    </w:p>
-    <w:p>
-      <w:pPr>
-        <w:rPr>
-          <w:rFonts w:hint="eastAsia"/>
-        </w:rPr>
-      </w:pPr>
+    <w:p/>
+    <w:p>
       <w:r>
         <w:rPr>
           <w:rFonts w:hint="eastAsia"/>
@@ -722,11 +489,6 @@
       </w:r>
     </w:p>
     <w:p>
-      <w:pPr>
-        <w:rPr>
-          <w:rFonts w:hint="eastAsia"/>
-        </w:rPr>
-      </w:pPr>
       <w:r>
         <w:rPr>
           <w:rFonts w:hint="eastAsia"/>
@@ -734,19 +496,8 @@
         <w:t>Bishe——chapter3.3</w:t>
       </w:r>
     </w:p>
-    <w:p>
-      <w:pPr>
-        <w:rPr>
-          <w:rFonts w:hint="eastAsia"/>
-        </w:rPr>
-      </w:pPr>
-    </w:p>
-    <w:p>
-      <w:pPr>
-        <w:rPr>
-          <w:rFonts w:hint="eastAsia"/>
-        </w:rPr>
-      </w:pPr>
+    <w:p/>
+    <w:p>
       <w:r>
         <w:rPr>
           <w:rFonts w:hint="eastAsia"/>
@@ -755,11 +506,6 @@
       </w:r>
     </w:p>
     <w:p>
-      <w:pPr>
-        <w:rPr>
-          <w:rFonts w:hint="eastAsia"/>
-        </w:rPr>
-      </w:pPr>
       <w:r>
         <w:rPr>
           <w:rFonts w:hint="eastAsia"/>
@@ -768,19 +514,8 @@
         <w:t>Bishe——chapter4.3.3</w:t>
       </w:r>
     </w:p>
-    <w:p>
-      <w:pPr>
-        <w:rPr>
-          <w:rFonts w:hint="eastAsia"/>
-        </w:rPr>
-      </w:pPr>
-    </w:p>
-    <w:p>
-      <w:pPr>
-        <w:rPr>
-          <w:rFonts w:hint="eastAsia"/>
-        </w:rPr>
-      </w:pPr>
+    <w:p/>
+    <w:p>
       <w:r>
         <w:rPr>
           <w:rFonts w:hint="eastAsia"/>
@@ -789,11 +524,6 @@
       </w:r>
     </w:p>
     <w:p>
-      <w:pPr>
-        <w:rPr>
-          <w:rFonts w:hint="eastAsia"/>
-        </w:rPr>
-      </w:pPr>
       <w:r>
         <w:rPr>
           <w:rFonts w:hint="eastAsia"/>
@@ -802,19 +532,8 @@
         <w:t>Bishe——relighting ablation</w:t>
       </w:r>
     </w:p>
-    <w:p>
-      <w:pPr>
-        <w:rPr>
-          <w:rFonts w:hint="eastAsia"/>
-        </w:rPr>
-      </w:pPr>
-    </w:p>
-    <w:p>
-      <w:pPr>
-        <w:rPr>
-          <w:rFonts w:hint="eastAsia"/>
-        </w:rPr>
-      </w:pPr>
+    <w:p/>
+    <w:p>
       <w:r>
         <w:rPr>
           <w:rFonts w:hint="eastAsia"/>
@@ -823,11 +542,6 @@
       </w:r>
     </w:p>
     <w:p>
-      <w:pPr>
-        <w:rPr>
-          <w:rFonts w:hint="eastAsia"/>
-        </w:rPr>
-      </w:pPr>
       <w:r>
         <w:rPr>
           <w:rFonts w:hint="eastAsia"/>
@@ -835,19 +549,8 @@
         <w:t>Bishe——chapter4.2</w:t>
       </w:r>
     </w:p>
-    <w:p>
-      <w:pPr>
-        <w:rPr>
-          <w:rFonts w:hint="eastAsia"/>
-        </w:rPr>
-      </w:pPr>
-    </w:p>
-    <w:p>
-      <w:pPr>
-        <w:rPr>
-          <w:rFonts w:hint="eastAsia"/>
-        </w:rPr>
-      </w:pPr>
+    <w:p/>
+    <w:p>
       <w:r>
         <w:rPr>
           <w:rFonts w:hint="eastAsia"/>
@@ -856,11 +559,6 @@
       </w:r>
     </w:p>
     <w:p>
-      <w:pPr>
-        <w:rPr>
-          <w:rFonts w:hint="eastAsia"/>
-        </w:rPr>
-      </w:pPr>
       <w:r>
         <w:rPr>
           <w:rFonts w:hint="eastAsia"/>
@@ -868,19 +566,8 @@
         <w:t>Bishe——chapter4.2</w:t>
       </w:r>
     </w:p>
-    <w:p>
-      <w:pPr>
-        <w:rPr>
-          <w:rFonts w:hint="eastAsia"/>
-        </w:rPr>
-      </w:pPr>
-    </w:p>
-    <w:p>
-      <w:pPr>
-        <w:rPr>
-          <w:rFonts w:hint="eastAsia"/>
-        </w:rPr>
-      </w:pPr>
+    <w:p/>
+    <w:p>
       <w:r>
         <w:rPr>
           <w:rFonts w:hint="eastAsia"/>
@@ -889,11 +576,6 @@
       </w:r>
     </w:p>
     <w:p>
-      <w:pPr>
-        <w:rPr>
-          <w:rFonts w:hint="eastAsia"/>
-        </w:rPr>
-      </w:pPr>
       <w:r>
         <w:rPr>
           <w:rFonts w:hint="eastAsia"/>
@@ -901,19 +583,8 @@
         <w:t>Bishe——chapter3.2 &amp; chapter4.2</w:t>
       </w:r>
     </w:p>
-    <w:p>
-      <w:pPr>
-        <w:rPr>
-          <w:rFonts w:hint="eastAsia"/>
-        </w:rPr>
-      </w:pPr>
-    </w:p>
-    <w:p>
-      <w:pPr>
-        <w:rPr>
-          <w:rFonts w:hint="eastAsia"/>
-        </w:rPr>
-      </w:pPr>
+    <w:p/>
+    <w:p>
       <w:r>
         <w:rPr>
           <w:rFonts w:hint="eastAsia"/>
@@ -922,11 +593,6 @@
       </w:r>
     </w:p>
     <w:p>
-      <w:pPr>
-        <w:rPr>
-          <w:rFonts w:hint="eastAsia"/>
-        </w:rPr>
-      </w:pPr>
       <w:r>
         <w:rPr>
           <w:rFonts w:hint="eastAsia"/>
@@ -934,19 +600,8 @@
         <w:t>Bishe——chapter3.2 &amp; chapter4.2</w:t>
       </w:r>
     </w:p>
-    <w:p>
-      <w:pPr>
-        <w:rPr>
-          <w:rFonts w:hint="eastAsia"/>
-        </w:rPr>
-      </w:pPr>
-    </w:p>
-    <w:p>
-      <w:pPr>
-        <w:rPr>
-          <w:rFonts w:hint="eastAsia"/>
-        </w:rPr>
-      </w:pPr>
+    <w:p/>
+    <w:p>
       <w:r>
         <w:rPr>
           <w:rFonts w:hint="eastAsia"/>
@@ -955,11 +610,6 @@
       </w:r>
     </w:p>
     <w:p>
-      <w:pPr>
-        <w:rPr>
-          <w:rFonts w:hint="eastAsia"/>
-        </w:rPr>
-      </w:pPr>
       <w:r>
         <w:rPr>
           <w:rFonts w:hint="eastAsia"/>
@@ -987,19 +637,8 @@
         <w:t>chapter4.2</w:t>
       </w:r>
     </w:p>
-    <w:p>
-      <w:pPr>
-        <w:rPr>
-          <w:rFonts w:hint="eastAsia"/>
-        </w:rPr>
-      </w:pPr>
-    </w:p>
-    <w:p>
-      <w:pPr>
-        <w:rPr>
-          <w:rFonts w:hint="eastAsia"/>
-        </w:rPr>
-      </w:pPr>
+    <w:p/>
+    <w:p>
       <w:r>
         <w:rPr>
           <w:rFonts w:hint="eastAsia"/>
@@ -1008,11 +647,6 @@
       </w:r>
     </w:p>
     <w:p>
-      <w:pPr>
-        <w:rPr>
-          <w:rFonts w:hint="eastAsia"/>
-        </w:rPr>
-      </w:pPr>
       <w:r>
         <w:rPr>
           <w:rFonts w:hint="eastAsia"/>
@@ -1021,19 +655,8 @@
         <w:t>Bishe——RRGS相关所有</w:t>
       </w:r>
     </w:p>
-    <w:p>
-      <w:pPr>
-        <w:rPr>
-          <w:rFonts w:hint="eastAsia"/>
-        </w:rPr>
-      </w:pPr>
-    </w:p>
-    <w:p>
-      <w:pPr>
-        <w:rPr>
-          <w:rFonts w:hint="eastAsia"/>
-        </w:rPr>
-      </w:pPr>
+    <w:p/>
+    <w:p>
       <w:r>
         <w:rPr>
           <w:rFonts w:hint="eastAsia"/>
@@ -1042,11 +665,6 @@
       </w:r>
     </w:p>
     <w:p>
-      <w:pPr>
-        <w:rPr>
-          <w:rFonts w:hint="eastAsia"/>
-        </w:rPr>
-      </w:pPr>
       <w:r>
         <w:rPr>
           <w:rFonts w:hint="eastAsia"/>
@@ -1069,19 +687,8 @@
         <w:t>相关所有</w:t>
       </w:r>
     </w:p>
-    <w:p>
-      <w:pPr>
-        <w:rPr>
-          <w:rFonts w:hint="eastAsia"/>
-        </w:rPr>
-      </w:pPr>
-    </w:p>
-    <w:p>
-      <w:pPr>
-        <w:rPr>
-          <w:rFonts w:hint="eastAsia"/>
-        </w:rPr>
-      </w:pPr>
+    <w:p/>
+    <w:p>
       <w:r>
         <w:rPr>
           <w:rFonts w:hint="eastAsia"/>
@@ -1090,11 +697,6 @@
       </w:r>
     </w:p>
     <w:p>
-      <w:pPr>
-        <w:rPr>
-          <w:rFonts w:hint="eastAsia"/>
-        </w:rPr>
-      </w:pPr>
       <w:r>
         <w:rPr>
           <w:rFonts w:hint="eastAsia"/>
@@ -1117,19 +719,8 @@
         <w:t>相关所有</w:t>
       </w:r>
     </w:p>
-    <w:p>
-      <w:pPr>
-        <w:rPr>
-          <w:rFonts w:hint="eastAsia"/>
-        </w:rPr>
-      </w:pPr>
-    </w:p>
-    <w:p>
-      <w:pPr>
-        <w:rPr>
-          <w:rFonts w:hint="eastAsia"/>
-        </w:rPr>
-      </w:pPr>
+    <w:p/>
+    <w:p>
       <w:r>
         <w:rPr>
           <w:rFonts w:hint="eastAsia"/>
@@ -1138,11 +729,6 @@
       </w:r>
     </w:p>
     <w:p>
-      <w:pPr>
-        <w:rPr>
-          <w:rFonts w:hint="eastAsia"/>
-        </w:rPr>
-      </w:pPr>
       <w:r>
         <w:rPr>
           <w:rFonts w:hint="eastAsia"/>
@@ -1150,19 +736,8 @@
         <w:t>Bishe——chapter3 &amp; chapter4文字</w:t>
       </w:r>
     </w:p>
-    <w:p>
-      <w:pPr>
-        <w:rPr>
-          <w:rFonts w:hint="eastAsia"/>
-        </w:rPr>
-      </w:pPr>
-    </w:p>
-    <w:p>
-      <w:pPr>
-        <w:rPr>
-          <w:rFonts w:hint="eastAsia"/>
-        </w:rPr>
-      </w:pPr>
+    <w:p/>
+    <w:p>
       <w:r>
         <w:rPr>
           <w:rFonts w:hint="eastAsia"/>
@@ -1177,11 +752,6 @@
       </w:r>
     </w:p>
     <w:p>
-      <w:pPr>
-        <w:rPr>
-          <w:rFonts w:hint="eastAsia"/>
-        </w:rPr>
-      </w:pPr>
       <w:r>
         <w:rPr>
           <w:rFonts w:hint="eastAsia"/>
@@ -1202,19 +772,8 @@
         <w:t xml:space="preserve"> &amp; chapter4文字</w:t>
       </w:r>
     </w:p>
-    <w:p>
-      <w:pPr>
-        <w:rPr>
-          <w:rFonts w:hint="eastAsia"/>
-        </w:rPr>
-      </w:pPr>
-    </w:p>
-    <w:p>
-      <w:pPr>
-        <w:rPr>
-          <w:rFonts w:hint="eastAsia"/>
-        </w:rPr>
-      </w:pPr>
+    <w:p/>
+    <w:p>
       <w:r>
         <w:rPr>
           <w:rFonts w:hint="eastAsia"/>
@@ -1223,11 +782,6 @@
       </w:r>
     </w:p>
     <w:p>
-      <w:pPr>
-        <w:rPr>
-          <w:rFonts w:hint="eastAsia"/>
-        </w:rPr>
-      </w:pPr>
       <w:r>
         <w:rPr>
           <w:rFonts w:hint="eastAsia"/>
@@ -1249,11 +803,6 @@
       </w:r>
     </w:p>
     <w:p>
-      <w:pPr>
-        <w:rPr>
-          <w:rFonts w:hint="eastAsia"/>
-        </w:rPr>
-      </w:pPr>
       <w:r>
         <w:rPr>
           <w:rFonts w:hint="eastAsia"/>
@@ -1263,485 +812,284 @@
       </w:r>
     </w:p>
     <w:p>
+      <w:r>
+        <w:rPr>
+          <w:rFonts w:hint="eastAsia"/>
+        </w:rPr>
+        <w:t>Bishe——</w:t>
+      </w:r>
+      <w:r>
+        <w:rPr>
+          <w:rFonts w:hint="eastAsia"/>
+        </w:rPr>
+        <w:t xml:space="preserve">chapter1 </w:t>
+      </w:r>
+      <w:r>
+        <w:rPr>
+          <w:rFonts w:hint="eastAsia"/>
+          <w:highlight w:val="yellow"/>
+        </w:rPr>
+        <w:t xml:space="preserve">&amp; </w:t>
+      </w:r>
+      <w:r>
+        <w:rPr>
+          <w:highlight w:val="yellow"/>
+        </w:rPr>
+        <w:t>chapter</w:t>
+      </w:r>
+      <w:r>
+        <w:rPr>
+          <w:rFonts w:hint="eastAsia"/>
+          <w:highlight w:val="yellow"/>
+        </w:rPr>
+        <w:t>2</w:t>
+      </w:r>
+    </w:p>
+    <w:p/>
+    <w:p>
+      <w:r>
+        <w:rPr>
+          <w:rFonts w:hint="eastAsia"/>
+        </w:rPr>
+        <w:t>2026.2.3.5</w:t>
+      </w:r>
+    </w:p>
+    <w:p>
+      <w:r>
+        <w:rPr>
+          <w:rFonts w:hint="eastAsia"/>
+        </w:rPr>
+        <w:t>Bishe——version 1.0</w:t>
+      </w:r>
+    </w:p>
+    <w:p/>
+    <w:p>
+      <w:r>
+        <w:rPr>
+          <w:rFonts w:hint="eastAsia"/>
+        </w:rPr>
+        <w:t>2026.2.3.5</w:t>
+      </w:r>
+    </w:p>
+    <w:p>
+      <w:r>
+        <w:rPr>
+          <w:rFonts w:hint="eastAsia"/>
+        </w:rPr>
+        <w:t>Bishe——</w:t>
+      </w:r>
+      <w:r>
+        <w:rPr>
+          <w:rFonts w:hint="eastAsia"/>
+          <w:highlight w:val="yellow"/>
+        </w:rPr>
+        <w:t>version 1.0</w:t>
+      </w:r>
+    </w:p>
+    <w:p/>
+    <w:p>
+      <w:r>
+        <w:t>2026.3.18</w:t>
+      </w:r>
+    </w:p>
+    <w:p>
+      <w:r>
+        <w:rPr>
+          <w:highlight w:val="yellow"/>
+        </w:rPr>
+        <w:t>Bishe</w:t>
+      </w:r>
+      <w:r>
+        <w:rPr>
+          <w:rFonts w:hint="eastAsia"/>
+          <w:highlight w:val="yellow"/>
+        </w:rPr>
+        <w:t>——查重&amp;to word</w:t>
+      </w:r>
+    </w:p>
+    <w:p/>
+    <w:p>
+      <w:r>
+        <w:t>2026.4.19</w:t>
+      </w:r>
+    </w:p>
+    <w:p>
+      <w:r>
+        <w:t>Xiao</w:t>
+      </w:r>
+      <w:r>
+        <w:rPr>
+          <w:rFonts w:hint="eastAsia"/>
+        </w:rPr>
+        <w:t>——</w:t>
+      </w:r>
+      <w:r>
+        <w:t>introduction</w:t>
+      </w:r>
+    </w:p>
+    <w:p/>
+    <w:p>
+      <w:r>
+        <w:t>2026.4.25</w:t>
+      </w:r>
+    </w:p>
+    <w:p>
+      <w:r>
+        <w:t>Ai video</w:t>
+      </w:r>
+    </w:p>
+    <w:p>
+      <w:r>
+        <w:t>Xiao</w:t>
+      </w:r>
+      <w:r>
+        <w:rPr>
+          <w:rFonts w:hint="eastAsia"/>
+        </w:rPr>
+        <w:t>——</w:t>
+      </w:r>
+      <w:r>
+        <w:t>all</w:t>
+      </w:r>
+    </w:p>
+    <w:p/>
+    <w:p>
+      <w:r>
+        <w:t>2026.4.29</w:t>
+      </w:r>
+    </w:p>
+    <w:p>
+      <w:r>
+        <w:rPr>
+          <w:highlight w:val="yellow"/>
+        </w:rPr>
+        <w:t>Cc deployment</w:t>
+      </w:r>
+    </w:p>
+    <w:p>
+      <w:r>
+        <w:t>Ai video half</w:t>
+      </w:r>
+    </w:p>
+    <w:p>
+      <w:proofErr w:type="spellStart"/>
+      <w:r>
+        <w:rPr>
+          <w:highlight w:val="yellow"/>
+        </w:rPr>
+        <w:t>Triblend</w:t>
+      </w:r>
+      <w:proofErr w:type="spellEnd"/>
+      <w:r>
+        <w:rPr>
+          <w:highlight w:val="yellow"/>
+        </w:rPr>
+        <w:t xml:space="preserve"> terrain v1</w:t>
+      </w:r>
+    </w:p>
+    <w:p/>
+    <w:p>
+      <w:r>
+        <w:t>2026.5.1</w:t>
+      </w:r>
+    </w:p>
+    <w:p>
+      <w:r>
+        <w:rPr>
+          <w:highlight w:val="yellow"/>
+        </w:rPr>
+        <w:t>Xiao</w:t>
+      </w:r>
+      <w:r>
+        <w:rPr>
+          <w:rFonts w:hint="eastAsia"/>
+          <w:highlight w:val="yellow"/>
+        </w:rPr>
+        <w:t>——all</w:t>
+      </w:r>
+    </w:p>
+    <w:p/>
+    <w:p>
+      <w:r>
+        <w:t>2026.5.10</w:t>
+      </w:r>
+    </w:p>
+    <w:p>
+      <w:r>
+        <w:rPr>
+          <w:highlight w:val="yellow"/>
+        </w:rPr>
+        <w:t>Claw</w:t>
+      </w:r>
+    </w:p>
+    <w:p>
+      <w:r>
+        <w:rPr>
+          <w:highlight w:val="yellow"/>
+        </w:rPr>
+        <w:t>Ai video half</w:t>
+      </w:r>
+    </w:p>
+    <w:p>
+      <w:r>
+        <w:t xml:space="preserve">Team Analysis </w:t>
+      </w:r>
+    </w:p>
+    <w:p/>
+    <w:p>
+      <w:r>
+        <w:t>2026.5.17</w:t>
+      </w:r>
+    </w:p>
+    <w:p>
+      <w:r>
+        <w:t>Ai video all</w:t>
+      </w:r>
+    </w:p>
+    <w:p>
       <w:pPr>
         <w:rPr>
-          <w:rFonts w:hint="eastAsia"/>
+          <w:highlight w:val="yellow"/>
         </w:rPr>
       </w:pPr>
       <w:r>
         <w:rPr>
-          <w:rFonts w:hint="eastAsia"/>
-        </w:rPr>
-        <w:t>Bishe——</w:t>
-      </w:r>
-      <w:r>
-        <w:rPr>
-          <w:rFonts w:hint="eastAsia"/>
-        </w:rPr>
-        <w:t xml:space="preserve">chapter1 </w:t>
-      </w:r>
-      <w:r>
-        <w:rPr>
-          <w:rFonts w:hint="eastAsia"/>
-          <w:highlight w:val="yellow"/>
-        </w:rPr>
-        <w:t xml:space="preserve">&amp; </w:t>
-      </w:r>
-      <w:r>
-        <w:rPr>
-          <w:highlight w:val="yellow"/>
-        </w:rPr>
-        <w:t>chapter</w:t>
-      </w:r>
-      <w:r>
-        <w:rPr>
-          <w:rFonts w:hint="eastAsia"/>
-          <w:highlight w:val="yellow"/>
-        </w:rPr>
-        <w:t>2</w:t>
-      </w:r>
-    </w:p>
-    <w:p>
-      <w:pPr>
-        <w:rPr>
-          <w:rFonts w:hint="eastAsia"/>
-        </w:rPr>
-      </w:pPr>
-    </w:p>
-    <w:p>
-      <w:pPr>
-        <w:rPr>
-          <w:rFonts w:hint="eastAsia"/>
-        </w:rPr>
-      </w:pPr>
-      <w:r>
-        <w:rPr>
-          <w:rFonts w:hint="eastAsia"/>
-        </w:rPr>
-        <w:t>2026.2.3.5</w:t>
-      </w:r>
-    </w:p>
-    <w:p>
-      <w:pPr>
-        <w:rPr>
-          <w:rFonts w:hint="eastAsia"/>
-        </w:rPr>
-      </w:pPr>
-      <w:r>
-        <w:rPr>
-          <w:rFonts w:hint="eastAsia"/>
-        </w:rPr>
-        <w:t>Bishe——version 1.0</w:t>
-      </w:r>
-    </w:p>
-    <w:p>
-      <w:pPr>
-        <w:rPr>
-          <w:rFonts w:hint="eastAsia"/>
-        </w:rPr>
-      </w:pPr>
-    </w:p>
-    <w:p>
-      <w:pPr>
-        <w:rPr>
-          <w:rFonts w:hint="eastAsia"/>
-        </w:rPr>
-      </w:pPr>
-      <w:r>
-        <w:rPr>
-          <w:rFonts w:hint="eastAsia"/>
-        </w:rPr>
-        <w:t>2026.2.3.5</w:t>
-      </w:r>
-    </w:p>
-    <w:p>
-      <w:pPr>
-        <w:rPr>
-          <w:rFonts w:hint="eastAsia"/>
-        </w:rPr>
-      </w:pPr>
-      <w:r>
-        <w:rPr>
-          <w:rFonts w:hint="eastAsia"/>
-        </w:rPr>
-        <w:t>Bishe——</w:t>
-      </w:r>
-      <w:r>
-        <w:rPr>
-          <w:rFonts w:hint="eastAsia"/>
-          <w:highlight w:val="yellow"/>
-        </w:rPr>
-        <w:t>version 1.0</w:t>
-      </w:r>
-    </w:p>
-    <w:p>
-      <w:pPr>
-        <w:rPr>
-          <w:rFonts w:hint="eastAsia"/>
-        </w:rPr>
-      </w:pPr>
-    </w:p>
-    <w:p>
-      <w:pPr>
-        <w:rPr>
-          <w:rFonts w:hint="eastAsia"/>
-        </w:rPr>
-      </w:pPr>
-      <w:r>
-        <w:t>2026.3.18</w:t>
-      </w:r>
-    </w:p>
-    <w:p>
-      <w:pPr>
-        <w:rPr>
-          <w:rFonts w:hint="eastAsia"/>
-        </w:rPr>
-      </w:pPr>
-      <w:r>
-        <w:rPr>
-          <w:highlight w:val="yellow"/>
-        </w:rPr>
-        <w:t>Bishe</w:t>
-      </w:r>
-      <w:r>
-        <w:rPr>
-          <w:rFonts w:hint="eastAsia"/>
-          <w:highlight w:val="yellow"/>
-        </w:rPr>
-        <w:t>——查重&amp;to word</w:t>
-      </w:r>
-    </w:p>
-    <w:p>
-      <w:pPr>
-        <w:rPr>
-          <w:rFonts w:hint="eastAsia"/>
-        </w:rPr>
-      </w:pPr>
-    </w:p>
-    <w:p>
-      <w:pPr>
-        <w:rPr>
-          <w:rFonts w:hint="eastAsia"/>
-        </w:rPr>
-      </w:pPr>
-      <w:r>
-        <w:t>2026.4.19</w:t>
-      </w:r>
-    </w:p>
-    <w:p>
-      <w:pPr>
-        <w:rPr>
-          <w:rFonts w:hint="eastAsia"/>
-        </w:rPr>
-      </w:pPr>
-      <w:r>
-        <w:t>Xiao</w:t>
-      </w:r>
-      <w:r>
-        <w:rPr>
-          <w:rFonts w:hint="eastAsia"/>
-        </w:rPr>
-        <w:t>——</w:t>
-      </w:r>
-      <w:r>
-        <w:t>introduction</w:t>
-      </w:r>
-    </w:p>
-    <w:p>
-      <w:pPr>
-        <w:rPr>
-          <w:rFonts w:hint="eastAsia"/>
-        </w:rPr>
-      </w:pPr>
-    </w:p>
-    <w:p>
-      <w:pPr>
-        <w:rPr>
-          <w:rFonts w:hint="eastAsia"/>
-        </w:rPr>
-      </w:pPr>
-      <w:r>
-        <w:t>2026.4.25</w:t>
-      </w:r>
-    </w:p>
-    <w:p>
-      <w:pPr>
-        <w:rPr>
-          <w:rFonts w:hint="eastAsia"/>
-        </w:rPr>
-      </w:pPr>
-      <w:r>
-        <w:t>Ai video</w:t>
-      </w:r>
-    </w:p>
-    <w:p>
-      <w:pPr>
-        <w:rPr>
-          <w:rFonts w:hint="eastAsia"/>
-        </w:rPr>
-      </w:pPr>
-      <w:r>
-        <w:t>Xiao</w:t>
-      </w:r>
-      <w:r>
-        <w:rPr>
-          <w:rFonts w:hint="eastAsia"/>
-        </w:rPr>
-        <w:t>——</w:t>
-      </w:r>
-      <w:r>
-        <w:t>all</w:t>
-      </w:r>
-    </w:p>
-    <w:p>
-      <w:pPr>
-        <w:rPr>
-          <w:rFonts w:hint="eastAsia"/>
-        </w:rPr>
-      </w:pPr>
-    </w:p>
-    <w:p>
-      <w:pPr>
-        <w:rPr>
-          <w:rFonts w:hint="eastAsia"/>
-        </w:rPr>
-      </w:pPr>
-      <w:r>
-        <w:t>2026.4.29</w:t>
-      </w:r>
-    </w:p>
-    <w:p>
-      <w:pPr>
-        <w:rPr>
-          <w:rFonts w:hint="eastAsia"/>
-        </w:rPr>
-      </w:pPr>
-      <w:r>
-        <w:rPr>
-          <w:highlight w:val="yellow"/>
-        </w:rPr>
-        <w:t>Cc deployment</w:t>
-      </w:r>
-    </w:p>
-    <w:p>
-      <w:pPr>
-        <w:rPr>
-          <w:rFonts w:hint="eastAsia"/>
-        </w:rPr>
-      </w:pPr>
-      <w:r>
-        <w:t>Ai video half</w:t>
-      </w:r>
-    </w:p>
-    <w:p>
-      <w:pPr>
-        <w:rPr>
-          <w:rFonts w:hint="eastAsia"/>
-        </w:rPr>
-      </w:pPr>
-      <w:proofErr w:type="spellStart"/>
-      <w:r>
-        <w:rPr>
-          <w:highlight w:val="yellow"/>
-        </w:rPr>
-        <w:t>Triblend</w:t>
-      </w:r>
-      <w:proofErr w:type="spellEnd"/>
-      <w:r>
-        <w:rPr>
-          <w:highlight w:val="yellow"/>
-        </w:rPr>
-        <w:t xml:space="preserve"> terrain v1</w:t>
-      </w:r>
-    </w:p>
-    <w:p>
-      <w:pPr>
-        <w:rPr>
-          <w:rFonts w:hint="eastAsia"/>
-        </w:rPr>
-      </w:pPr>
-    </w:p>
-    <w:p>
-      <w:pPr>
-        <w:rPr>
-          <w:rFonts w:hint="eastAsia"/>
-        </w:rPr>
-      </w:pPr>
-      <w:r>
-        <w:t>2026.5.1</w:t>
-      </w:r>
-    </w:p>
-    <w:p>
-      <w:pPr>
-        <w:rPr>
-          <w:rFonts w:hint="eastAsia"/>
-        </w:rPr>
-      </w:pPr>
-      <w:r>
-        <w:rPr>
-          <w:highlight w:val="yellow"/>
-        </w:rPr>
-        <w:t>Xiao</w:t>
-      </w:r>
-      <w:r>
-        <w:rPr>
-          <w:rFonts w:hint="eastAsia"/>
-          <w:highlight w:val="yellow"/>
-        </w:rPr>
-        <w:t>——all</w:t>
-      </w:r>
-    </w:p>
-    <w:p>
-      <w:pPr>
-        <w:rPr>
-          <w:rFonts w:hint="eastAsia"/>
-        </w:rPr>
-      </w:pPr>
-    </w:p>
-    <w:p>
-      <w:pPr>
-        <w:rPr>
-          <w:rFonts w:hint="eastAsia"/>
-        </w:rPr>
-      </w:pPr>
-      <w:r>
-        <w:t>2026.5.10</w:t>
-      </w:r>
-    </w:p>
-    <w:p>
-      <w:pPr>
-        <w:rPr>
-          <w:rFonts w:hint="eastAsia"/>
-        </w:rPr>
-      </w:pPr>
-      <w:r>
-        <w:rPr>
-          <w:highlight w:val="yellow"/>
-        </w:rPr>
-        <w:t>Claw</w:t>
-      </w:r>
-    </w:p>
-    <w:p>
-      <w:pPr>
-        <w:rPr>
-          <w:rFonts w:hint="eastAsia"/>
-        </w:rPr>
-      </w:pPr>
-      <w:r>
-        <w:rPr>
-          <w:highlight w:val="yellow"/>
-        </w:rPr>
-        <w:t>Ai video half</w:t>
-      </w:r>
-    </w:p>
-    <w:p>
-      <w:pPr>
-        <w:rPr>
-          <w:rFonts w:hint="eastAsia"/>
-        </w:rPr>
-      </w:pPr>
-      <w:r>
-        <w:t xml:space="preserve">Team Analysis </w:t>
-      </w:r>
-    </w:p>
-    <w:p>
-      <w:pPr>
-        <w:rPr>
-          <w:rFonts w:hint="eastAsia"/>
-        </w:rPr>
-      </w:pPr>
-    </w:p>
-    <w:p>
-      <w:pPr>
-        <w:rPr>
-          <w:rFonts w:hint="eastAsia"/>
-        </w:rPr>
-      </w:pPr>
-      <w:r>
-        <w:t>2026.5.17</w:t>
-      </w:r>
-    </w:p>
-    <w:p>
-      <w:pPr>
-        <w:rPr>
-          <w:rFonts w:hint="eastAsia"/>
-        </w:rPr>
-      </w:pPr>
-      <w:r>
+          <w:highlight w:val="yellow"/>
+        </w:rPr>
+        <w:t xml:space="preserve">Bishe </w:t>
+      </w:r>
+      <w:r>
+        <w:rPr>
+          <w:rFonts w:hint="eastAsia"/>
+          <w:highlight w:val="yellow"/>
+        </w:rPr>
+        <w:t>改</w:t>
+      </w:r>
+    </w:p>
+    <w:p>
+      <w:r>
+        <w:rPr>
+          <w:rFonts w:hint="eastAsia"/>
+          <w:highlight w:val="yellow"/>
+        </w:rPr>
+        <w:t>Bishe PPT</w:t>
+      </w:r>
+    </w:p>
+    <w:p/>
+    <w:p>
+      <w:r>
+        <w:t>2026.5.24</w:t>
+      </w:r>
+    </w:p>
+    <w:p>
+      <w:r>
+        <w:rPr>
+          <w:highlight w:val="yellow"/>
+        </w:rPr>
         <w:t>Ai video all</w:t>
       </w:r>
     </w:p>
     <w:p>
-      <w:pPr>
-        <w:rPr>
-          <w:rFonts w:hint="eastAsia"/>
-          <w:highlight w:val="yellow"/>
-        </w:rPr>
-      </w:pPr>
-      <w:r>
-        <w:rPr>
-          <w:highlight w:val="yellow"/>
-        </w:rPr>
-        <w:t xml:space="preserve">Bishe </w:t>
-      </w:r>
-      <w:r>
-        <w:rPr>
-          <w:rFonts w:hint="eastAsia"/>
-          <w:highlight w:val="yellow"/>
-        </w:rPr>
-        <w:t>改</w:t>
-      </w:r>
-    </w:p>
-    <w:p>
-      <w:pPr>
-        <w:rPr>
-          <w:rFonts w:hint="eastAsia"/>
-        </w:rPr>
-      </w:pPr>
-      <w:r>
-        <w:rPr>
-          <w:rFonts w:hint="eastAsia"/>
-          <w:highlight w:val="yellow"/>
-        </w:rPr>
-        <w:t>Bishe PPT</w:t>
-      </w:r>
-    </w:p>
-    <w:p>
-      <w:pPr>
-        <w:rPr>
-          <w:rFonts w:hint="eastAsia"/>
-        </w:rPr>
-      </w:pPr>
-    </w:p>
-    <w:p>
-      <w:pPr>
-        <w:rPr>
-          <w:rFonts w:hint="eastAsia"/>
-        </w:rPr>
-      </w:pPr>
-      <w:r>
-        <w:t>2026.5.24</w:t>
-      </w:r>
-    </w:p>
-    <w:p>
-      <w:pPr>
-        <w:rPr>
-          <w:rFonts w:hint="eastAsia"/>
-        </w:rPr>
-      </w:pPr>
-      <w:r>
-        <w:rPr>
-          <w:highlight w:val="yellow"/>
-        </w:rPr>
-        <w:t>Ai video all</w:t>
-      </w:r>
-    </w:p>
-    <w:p>
-      <w:pPr>
-        <w:rPr>
-          <w:rFonts w:hint="eastAsia"/>
-        </w:rPr>
-      </w:pPr>
       <w:r>
         <w:rPr>
           <w:rFonts w:hint="eastAsia"/>
@@ -1756,29 +1104,13 @@
         <w:t>归档</w:t>
       </w:r>
     </w:p>
-    <w:p>
-      <w:pPr>
-        <w:rPr>
-          <w:rFonts w:hint="eastAsia"/>
-        </w:rPr>
-      </w:pPr>
-    </w:p>
-    <w:p>
-      <w:pPr>
-        <w:rPr>
-          <w:rFonts w:hint="eastAsia"/>
-        </w:rPr>
-      </w:pPr>
+    <w:p/>
+    <w:p>
       <w:r>
         <w:t>2026.5.25</w:t>
       </w:r>
     </w:p>
     <w:p>
-      <w:pPr>
-        <w:rPr>
-          <w:rFonts w:hint="eastAsia"/>
-        </w:rPr>
-      </w:pPr>
       <w:r>
         <w:rPr>
           <w:rFonts w:hint="eastAsia"/>
@@ -1788,21 +1120,11 @@
       </w:r>
     </w:p>
     <w:p>
-      <w:pPr>
-        <w:rPr>
-          <w:rFonts w:hint="eastAsia"/>
-        </w:rPr>
-      </w:pPr>
       <w:r>
         <w:t>Cod terrain</w:t>
       </w:r>
     </w:p>
     <w:p>
-      <w:pPr>
-        <w:rPr>
-          <w:rFonts w:hint="eastAsia"/>
-        </w:rPr>
-      </w:pPr>
       <w:r>
         <w:rPr>
           <w:rFonts w:hint="eastAsia"/>
@@ -1812,6 +1134,157 @@
       </w:r>
     </w:p>
     <w:p>
+      <w:r>
+        <w:rPr>
+          <w:rFonts w:hint="eastAsia"/>
+        </w:rPr>
+        <w:t>Tech：GI文章</w:t>
+      </w:r>
+    </w:p>
+    <w:p>
+      <w:r>
+        <w:rPr>
+          <w:rFonts w:hint="eastAsia"/>
+        </w:rPr>
+        <w:t>Product：调研</w:t>
+      </w:r>
+    </w:p>
+    <w:p/>
+    <w:p>
+      <w:r>
+        <w:rPr>
+          <w:rFonts w:hint="eastAsia"/>
+        </w:rPr>
+        <w:t>2026.6.30</w:t>
+      </w:r>
+    </w:p>
+    <w:p>
+      <w:r>
+        <w:rPr>
+          <w:rFonts w:hint="eastAsia"/>
+          <w:highlight w:val="yellow"/>
+        </w:rPr>
+        <w:t>Tech：</w:t>
+      </w:r>
+      <w:r>
+        <w:rPr>
+          <w:rFonts w:hint="eastAsia"/>
+          <w:highlight w:val="yellow"/>
+        </w:rPr>
+        <w:t xml:space="preserve">Ghost of </w:t>
+      </w:r>
+      <w:proofErr w:type="spellStart"/>
+      <w:r>
+        <w:rPr>
+          <w:rFonts w:hint="eastAsia"/>
+          <w:highlight w:val="yellow"/>
+        </w:rPr>
+        <w:t>Yotei</w:t>
+      </w:r>
+      <w:proofErr w:type="spellEnd"/>
+    </w:p>
+    <w:p>
+      <w:r>
+        <w:rPr>
+          <w:rFonts w:hint="eastAsia"/>
+        </w:rPr>
+        <w:t>Pika：CMAKE</w:t>
+      </w:r>
+    </w:p>
+    <w:p/>
+    <w:p>
+      <w:r>
+        <w:t>2026.7.3</w:t>
+      </w:r>
+      <w:r>
+        <w:rPr>
+          <w:rFonts w:hint="eastAsia"/>
+        </w:rPr>
+        <w:t xml:space="preserve"> </w:t>
+      </w:r>
+      <w:r>
+        <w:t>–</w:t>
+      </w:r>
+      <w:r>
+        <w:rPr>
+          <w:rFonts w:hint="eastAsia"/>
+        </w:rPr>
+        <w:t xml:space="preserve"> </w:t>
+      </w:r>
+      <w:r>
+        <w:rPr>
+          <w:rFonts w:hint="eastAsia"/>
+        </w:rPr>
+        <w:t>2026.7.11</w:t>
+      </w:r>
+    </w:p>
+    <w:p>
+      <w:r>
+        <w:t>GI</w:t>
+      </w:r>
+      <w:r>
+        <w:rPr>
+          <w:rFonts w:hint="eastAsia"/>
+        </w:rPr>
+        <w:t>初稿</w:t>
+      </w:r>
+    </w:p>
+    <w:p>
+      <w:r>
+        <w:rPr>
+          <w:rFonts w:hint="eastAsia"/>
+        </w:rPr>
+        <w:t>Pika：CMAKE</w:t>
+      </w:r>
+    </w:p>
+    <w:p>
+      <w:r>
+        <w:rPr>
+          <w:rFonts w:hint="eastAsia"/>
+          <w:highlight w:val="yellow"/>
+        </w:rPr>
+        <w:t>装机调研&amp;确定</w:t>
+      </w:r>
+    </w:p>
+    <w:p/>
+    <w:p>
+      <w:r>
+        <w:t>2026.7.</w:t>
+      </w:r>
+      <w:r>
+        <w:t>12</w:t>
+      </w:r>
+      <w:r>
+        <w:rPr>
+          <w:rFonts w:hint="eastAsia"/>
+        </w:rPr>
+        <w:t xml:space="preserve"> </w:t>
+      </w:r>
+      <w:r>
+        <w:t>–</w:t>
+      </w:r>
+      <w:r>
+        <w:rPr>
+          <w:rFonts w:hint="eastAsia"/>
+        </w:rPr>
+        <w:t xml:space="preserve"> 2026.7.1</w:t>
+      </w:r>
+      <w:r>
+        <w:t>7</w:t>
+      </w:r>
+    </w:p>
+    <w:p>
+      <w:r>
+        <w:t>GI</w:t>
+      </w:r>
+      <w:r>
+        <w:rPr>
+          <w:rFonts w:hint="eastAsia"/>
+        </w:rPr>
+        <w:t>初稿</w:t>
+      </w:r>
+    </w:p>
+    <w:p>
       <w:pPr>
         <w:rPr>
           <w:rFonts w:hint="eastAsia"/>
@@ -1821,161 +1294,16 @@
         <w:rPr>
           <w:rFonts w:hint="eastAsia"/>
         </w:rPr>
-        <w:t>Tech：GI文章</w:t>
-      </w:r>
-    </w:p>
-    <w:p>
-      <w:pPr>
-        <w:rPr>
-          <w:rFonts w:hint="eastAsia"/>
-        </w:rPr>
-      </w:pPr>
-      <w:r>
-        <w:rPr>
-          <w:rFonts w:hint="eastAsia"/>
-        </w:rPr>
-        <w:t>Product：调研</w:t>
-      </w:r>
-    </w:p>
-    <w:p>
-      <w:pPr>
-        <w:rPr>
-          <w:rFonts w:hint="eastAsia"/>
-        </w:rPr>
-      </w:pPr>
-    </w:p>
-    <w:p>
-      <w:pPr>
-        <w:rPr>
-          <w:rFonts w:hint="eastAsia"/>
-        </w:rPr>
-      </w:pPr>
-      <w:r>
-        <w:rPr>
-          <w:rFonts w:hint="eastAsia"/>
-        </w:rPr>
-        <w:t>2026.6.30</w:t>
-      </w:r>
-    </w:p>
-    <w:p>
-      <w:pPr>
-        <w:rPr>
-          <w:rFonts w:hint="eastAsia"/>
-        </w:rPr>
-      </w:pPr>
-      <w:r>
-        <w:rPr>
-          <w:rFonts w:hint="eastAsia"/>
-          <w:highlight w:val="yellow"/>
-        </w:rPr>
-        <w:t>Tech：</w:t>
-      </w:r>
-      <w:r>
-        <w:rPr>
-          <w:rFonts w:hint="eastAsia"/>
-          <w:highlight w:val="yellow"/>
-        </w:rPr>
-        <w:t xml:space="preserve">Ghost of </w:t>
-      </w:r>
-      <w:proofErr w:type="spellStart"/>
-      <w:r>
-        <w:rPr>
-          <w:rFonts w:hint="eastAsia"/>
-          <w:highlight w:val="yellow"/>
-        </w:rPr>
-        <w:t>Yotei</w:t>
-      </w:r>
-      <w:proofErr w:type="spellEnd"/>
-    </w:p>
-    <w:p>
-      <w:pPr>
-        <w:rPr>
-          <w:rFonts w:hint="eastAsia"/>
-        </w:rPr>
-      </w:pPr>
-      <w:r>
-        <w:rPr>
-          <w:rFonts w:hint="eastAsia"/>
-        </w:rPr>
-        <w:t>Pika：CMAKE</w:t>
-      </w:r>
-    </w:p>
-    <w:p>
-      <w:pPr>
-        <w:rPr>
-          <w:rFonts w:hint="eastAsia"/>
-        </w:rPr>
-      </w:pPr>
-    </w:p>
-    <w:p>
-      <w:pPr>
-        <w:rPr>
-          <w:rFonts w:hint="eastAsia"/>
-        </w:rPr>
-      </w:pPr>
-      <w:r>
-        <w:t>2026.7.3</w:t>
-      </w:r>
-      <w:r>
-        <w:rPr>
-          <w:rFonts w:hint="eastAsia"/>
-        </w:rPr>
-        <w:t xml:space="preserve"> </w:t>
-      </w:r>
-      <w:r>
-        <w:t>–</w:t>
-      </w:r>
-      <w:r>
-        <w:rPr>
-          <w:rFonts w:hint="eastAsia"/>
-        </w:rPr>
-        <w:t xml:space="preserve"> </w:t>
-      </w:r>
-      <w:r>
-        <w:rPr>
-          <w:rFonts w:hint="eastAsia"/>
-        </w:rPr>
-        <w:t>2026.7.11</w:t>
-      </w:r>
-    </w:p>
-    <w:p>
-      <w:pPr>
-        <w:rPr>
-          <w:rFonts w:hint="eastAsia"/>
-        </w:rPr>
-      </w:pPr>
-      <w:r>
-        <w:t>GI</w:t>
-      </w:r>
-      <w:r>
-        <w:rPr>
-          <w:rFonts w:hint="eastAsia"/>
-        </w:rPr>
-        <w:t>初稿</w:t>
-      </w:r>
-    </w:p>
-    <w:p>
-      <w:r>
-        <w:rPr>
-          <w:rFonts w:hint="eastAsia"/>
-        </w:rPr>
-        <w:t>Pika：CMAKE</w:t>
-      </w:r>
-    </w:p>
-    <w:p>
-      <w:pPr>
-        <w:rPr>
-          <w:rFonts w:hint="eastAsia"/>
-        </w:rPr>
-      </w:pPr>
-      <w:r>
-        <w:rPr>
-          <w:rFonts w:hint="eastAsia"/>
-          <w:highlight w:val="yellow"/>
-        </w:rPr>
-        <w:t>装机调研&amp;确定</w:t>
-      </w:r>
-    </w:p>
+        <w:t>Pika：</w:t>
+      </w:r>
+      <w:r>
+        <w:rPr>
+          <w:rFonts w:hint="eastAsia"/>
+        </w:rPr>
+        <w:t>烘焙器转型</w:t>
+      </w:r>
+    </w:p>
+    <w:p/>
     <w:sectPr>
       <w:pgSz w:w="11906" w:h="16838"/>
       <w:pgMar w:top="1440" w:right="1800" w:bottom="1440" w:left="1800" w:header="851" w:footer="992" w:gutter="0"/>
@@ -1990,11 +1318,6 @@
 <w:endnotes xmlns:wpc="http://schemas.microsoft.com/office/word/2010/wordprocessingCanvas" xmlns:cx="http://schemas.microsoft.com/office/drawing/2014/chartex" xmlns:cx1="http://schemas.microsoft.com/office/drawing/2015/9/8/chartex" xmlns:cx2="http://schemas.microsoft.com/office/drawing/2015/10/21/chartex" xmlns:cx3="http://schemas.microsoft.com/office/drawing/2016/5/9/chartex" xmlns:cx4="http://schemas.microsoft.com/office/drawing/2016/5/10/chartex" xmlns:cx5="http://schemas.microsoft.com/office/drawing/2016/5/11/chartex" xmlns:cx6="http://schemas.microsoft.com/office/drawing/2016/5/12/chartex" xmlns:cx7="http://schemas.microsoft.com/office/drawing/2016/5/13/chartex" xmlns:cx8="http://schemas.microsoft.com/office/drawing/2016/5/14/chartex" xmlns:mc="http://schemas.openxmlformats.org/markup-compatibility/2006" xmlns:aink="http://schemas.microsoft.com/office/drawing/2016/ink" xmlns:am3d="http://schemas.microsoft.com/office/drawing/2017/model3d" xmlns:o="urn:schemas-microsoft-com:office:office" xmlns:oel="http://schemas.microsoft.com/office/2019/extlst" xmlns:r="http://schemas.openxmlformats.org/officeDocument/2006/relationships" xmlns:m="http://schemas.openxmlformats.org/officeDocument/2006/math" xmlns:v="urn:schemas-microsoft-com:vml" xmlns:wp14="http://schemas.microsoft.com/office/word/2010/wordprocessingDrawing" xmlns:wp="http://schemas.openxmlformats.org/drawingml/2006/wordprocessingDrawing" xmlns:w10="urn:schemas-microsoft-com:office:word" xmlns:w="http://schemas.openxmlformats.org/wordprocessingml/2006/main" xmlns:w14="http://schemas.microsoft.com/office/word/2010/wordml" xmlns:w15="http://schemas.microsoft.com/office/word/2012/wordml" xmlns:w16cex="http://schemas.microsoft.com/office/word/2018/wordml/cex" xmlns:w16cid="http://schemas.microsoft.com/office/word/2016/wordml/cid" xmlns:w16="http://schemas.microsoft.com/office/word/2018/wordml" xmlns:w16du="http://schemas.microsoft.com/office/word/2023/wordml/word16du" xmlns:w16sdtdh="http://schemas.microsoft.com/office/word/2020/wordml/sdtdatahash" xmlns:w16sdtfl="http://schemas.microsoft.com/office/word/2024/wordml/sdtformatlock" xmlns:w16se="http://schemas.microsoft.com/office/word/2015/wordml/symex" xmlns:wpg="http://schemas.microsoft.com/office/word/2010/wordprocessingGroup" xmlns:wpi="http://schemas.microsoft.com/office/word/2010/wordprocessingInk" xmlns:wne="http://schemas.microsoft.com/office/word/2006/wordml" xmlns:wps="http://schemas.microsoft.com/office/word/2010/wordprocessingShape" mc:Ignorable="w14 w15 w16se w16cid w16 w16cex w16sdtdh w16sdtfl w16du wp14">
   <w:endnote w:type="separator" w:id="-1">
     <w:p>
-      <w:pPr>
-        <w:rPr>
-          <w:rFonts w:hint="eastAsia"/>
-        </w:rPr>
-      </w:pPr>
       <w:r>
         <w:separator/>
       </w:r>
@@ -2002,11 +1325,6 @@
   </w:endnote>
   <w:endnote w:type="continuationSeparator" w:id="0">
     <w:p>
-      <w:pPr>
-        <w:rPr>
-          <w:rFonts w:hint="eastAsia"/>
-        </w:rPr>
-      </w:pPr>
       <w:r>
         <w:continuationSeparator/>
       </w:r>
@@ -2019,11 +1337,6 @@
 <w:footnotes xmlns:wpc="http://schemas.microsoft.com/office/word/2010/wordprocessingCanvas" xmlns:cx="http://schemas.microsoft.com/office/drawing/2014/chartex" xmlns:cx1="http://schemas.microsoft.com/office/drawing/2015/9/8/chartex" xmlns:cx2="http://schemas.microsoft.com/office/drawing/2015/10/21/chartex" xmlns:cx3="http://schemas.microsoft.com/office/drawing/2016/5/9/chartex" xmlns:cx4="http://schemas.microsoft.com/office/drawing/2016/5/10/chartex" xmlns:cx5="http://schemas.microsoft.com/office/drawing/2016/5/11/chartex" xmlns:cx6="http://schemas.microsoft.com/office/drawing/2016/5/12/chartex" xmlns:cx7="http://schemas.microsoft.com/office/drawing/2016/5/13/chartex" xmlns:cx8="http://schemas.microsoft.com/office/drawing/2016/5/14/chartex" xmlns:mc="http://schemas.openxmlformats.org/markup-compatibility/2006" xmlns:aink="http://schemas.microsoft.com/office/drawing/2016/ink" xmlns:am3d="http://schemas.microsoft.com/office/drawing/2017/model3d" xmlns:o="urn:schemas-microsoft-com:office:office" xmlns:oel="http://schemas.microsoft.com/office/2019/extlst" xmlns:r="http://schemas.openxmlformats.org/officeDocument/2006/relationships" xmlns:m="http://schemas.openxmlformats.org/officeDocument/2006/math" xmlns:v="urn:schemas-microsoft-com:vml" xmlns:wp14="http://schemas.microsoft.com/office/word/2010/wordprocessingDrawing" xmlns:wp="http://schemas.openxmlformats.org/drawingml/2006/wordprocessingDrawing" xmlns:w10="urn:schemas-microsoft-com:office:word" xmlns:w="http://schemas.openxmlformats.org/wordprocessingml/2006/main" xmlns:w14="http://schemas.microsoft.com/office/word/2010/wordml" xmlns:w15="http://schemas.microsoft.com/office/word/2012/wordml" xmlns:w16cex="http://schemas.microsoft.com/office/word/2018/wordml/cex" xmlns:w16cid="http://schemas.microsoft.com/office/word/2016/wordml/cid" xmlns:w16="http://schemas.microsoft.com/office/word/2018/wordml" xmlns:w16du="http://schemas.microsoft.com/office/word/2023/wordml/word16du" xmlns:w16sdtdh="http://schemas.microsoft.com/office/word/2020/wordml/sdtdatahash" xmlns:w16sdtfl="http://schemas.microsoft.com/office/word/2024/wordml/sdtformatlock" xmlns:w16se="http://schemas.microsoft.com/office/word/2015/wordml/symex" xmlns:wpg="http://schemas.microsoft.com/office/word/2010/wordprocessingGroup" xmlns:wpi="http://schemas.microsoft.com/office/word/2010/wordprocessingInk" xmlns:wne="http://schemas.microsoft.com/office/word/2006/wordml" xmlns:wps="http://schemas.microsoft.com/office/word/2010/wordprocessingShape" mc:Ignorable="w14 w15 w16se w16cid w16 w16cex w16sdtdh w16sdtfl w16du wp14">
   <w:footnote w:type="separator" w:id="-1">
     <w:p>
-      <w:pPr>
-        <w:rPr>
-          <w:rFonts w:hint="eastAsia"/>
-        </w:rPr>
-      </w:pPr>
       <w:r>
         <w:separator/>
       </w:r>
@@ -2031,11 +1344,6 @@
   </w:footnote>
   <w:footnote w:type="continuationSeparator" w:id="0">
     <w:p>
-      <w:pPr>
-        <w:rPr>
-          <w:rFonts w:hint="eastAsia"/>
-        </w:rPr>
-      </w:pPr>
       <w:r>
         <w:continuationSeparator/>
       </w:r>
@@ -2436,7 +1744,7 @@
     <w:lsdException w:name="Unresolved Mention" w:semiHidden="1" w:unhideWhenUsed="1"/>
     <w:lsdException w:name="Smart Link" w:semiHidden="1" w:unhideWhenUsed="1"/>
   </w:latentStyles>
-  <w:style w:type="paragraph" w:default="1" w:styleId="a">
+  <w:style w:type="paragraph" w:default="1" w:styleId="Normal">
     <w:name w:val="Normal"/>
     <w:qFormat/>
     <w:rsid w:val="00E62D9A"/>
@@ -2445,13 +1753,13 @@
       <w:jc w:val="both"/>
     </w:pPr>
   </w:style>
-  <w:style w:type="character" w:default="1" w:styleId="a0">
+  <w:style w:type="character" w:default="1" w:styleId="DefaultParagraphFont">
     <w:name w:val="Default Paragraph Font"/>
     <w:uiPriority w:val="1"/>
     <w:semiHidden/>
     <w:unhideWhenUsed/>
   </w:style>
-  <w:style w:type="table" w:default="1" w:styleId="a1">
+  <w:style w:type="table" w:default="1" w:styleId="TableNormal">
     <w:name w:val="Normal Table"/>
     <w:uiPriority w:val="99"/>
     <w:semiHidden/>
@@ -2466,17 +1774,17 @@
       </w:tblCellMar>
     </w:tblPr>
   </w:style>
-  <w:style w:type="numbering" w:default="1" w:styleId="a2">
+  <w:style w:type="numbering" w:default="1" w:styleId="NoList">
     <w:name w:val="No List"/>
     <w:uiPriority w:val="99"/>
     <w:semiHidden/>
     <w:unhideWhenUsed/>
   </w:style>
-  <w:style w:type="paragraph" w:styleId="a3">
+  <w:style w:type="paragraph" w:styleId="Date">
     <w:name w:val="Date"/>
-    <w:basedOn w:val="a"/>
-    <w:next w:val="a"/>
-    <w:link w:val="a4"/>
+    <w:basedOn w:val="Normal"/>
+    <w:next w:val="Normal"/>
+    <w:link w:val="DateChar"/>
     <w:uiPriority w:val="99"/>
     <w:semiHidden/>
     <w:unhideWhenUsed/>
@@ -2485,18 +1793,18 @@
       <w:ind w:leftChars="2500" w:left="100"/>
     </w:pPr>
   </w:style>
-  <w:style w:type="character" w:customStyle="1" w:styleId="a4">
-    <w:name w:val="日期 字符"/>
-    <w:basedOn w:val="a0"/>
-    <w:link w:val="a3"/>
+  <w:style w:type="character" w:customStyle="1" w:styleId="DateChar">
+    <w:name w:val="Date Char"/>
+    <w:basedOn w:val="DefaultParagraphFont"/>
+    <w:link w:val="Date"/>
     <w:uiPriority w:val="99"/>
     <w:semiHidden/>
     <w:rsid w:val="00793C74"/>
   </w:style>
-  <w:style w:type="paragraph" w:styleId="a5">
+  <w:style w:type="paragraph" w:styleId="Header">
     <w:name w:val="header"/>
-    <w:basedOn w:val="a"/>
-    <w:link w:val="a6"/>
+    <w:basedOn w:val="Normal"/>
+    <w:link w:val="HeaderChar"/>
     <w:uiPriority w:val="99"/>
     <w:unhideWhenUsed/>
     <w:rsid w:val="00F75922"/>
@@ -2513,10 +1821,10 @@
       <w:szCs w:val="18"/>
     </w:rPr>
   </w:style>
-  <w:style w:type="character" w:customStyle="1" w:styleId="a6">
-    <w:name w:val="页眉 字符"/>
-    <w:basedOn w:val="a0"/>
-    <w:link w:val="a5"/>
+  <w:style w:type="character" w:customStyle="1" w:styleId="HeaderChar">
+    <w:name w:val="Header Char"/>
+    <w:basedOn w:val="DefaultParagraphFont"/>
+    <w:link w:val="Header"/>
     <w:uiPriority w:val="99"/>
     <w:rsid w:val="00F75922"/>
     <w:rPr>
@@ -2524,10 +1832,10 @@
       <w:szCs w:val="18"/>
     </w:rPr>
   </w:style>
-  <w:style w:type="paragraph" w:styleId="a7">
+  <w:style w:type="paragraph" w:styleId="Footer">
     <w:name w:val="footer"/>
-    <w:basedOn w:val="a"/>
-    <w:link w:val="a8"/>
+    <w:basedOn w:val="Normal"/>
+    <w:link w:val="FooterChar"/>
     <w:uiPriority w:val="99"/>
     <w:unhideWhenUsed/>
     <w:rsid w:val="00F75922"/>
@@ -2544,10 +1852,10 @@
       <w:szCs w:val="18"/>
     </w:rPr>
   </w:style>
-  <w:style w:type="character" w:customStyle="1" w:styleId="a8">
-    <w:name w:val="页脚 字符"/>
-    <w:basedOn w:val="a0"/>
-    <w:link w:val="a7"/>
+  <w:style w:type="character" w:customStyle="1" w:styleId="FooterChar">
+    <w:name w:val="Footer Char"/>
+    <w:basedOn w:val="DefaultParagraphFont"/>
+    <w:link w:val="Footer"/>
     <w:uiPriority w:val="99"/>
     <w:rsid w:val="00F75922"/>
     <w:rPr>

--- a/desktop_files/2026.docx
+++ b/desktop_files/2026.docx
@@ -3,11 +3,21 @@
 <w:document xmlns:wpc="http://schemas.microsoft.com/office/word/2010/wordprocessingCanvas" xmlns:cx="http://schemas.microsoft.com/office/drawing/2014/chartex" xmlns:cx1="http://schemas.microsoft.com/office/drawing/2015/9/8/chartex" xmlns:cx2="http://schemas.microsoft.com/office/drawing/2015/10/21/chartex" xmlns:cx3="http://schemas.microsoft.com/office/drawing/2016/5/9/chartex" xmlns:cx4="http://schemas.microsoft.com/office/drawing/2016/5/10/chartex" xmlns:cx5="http://schemas.microsoft.com/office/drawing/2016/5/11/chartex" xmlns:cx6="http://schemas.microsoft.com/office/drawing/2016/5/12/chartex" xmlns:cx7="http://schemas.microsoft.com/office/drawing/2016/5/13/chartex" xmlns:cx8="http://schemas.microsoft.com/office/drawing/2016/5/14/chartex" xmlns:mc="http://schemas.openxmlformats.org/markup-compatibility/2006" xmlns:aink="http://schemas.microsoft.com/office/drawing/2016/ink" xmlns:am3d="http://schemas.microsoft.com/office/drawing/2017/model3d" xmlns:o="urn:schemas-microsoft-com:office:office" xmlns:oel="http://schemas.microsoft.com/office/2019/extlst" xmlns:r="http://schemas.openxmlformats.org/officeDocument/2006/relationships" xmlns:m="http://schemas.openxmlformats.org/officeDocument/2006/math" xmlns:v="urn:schemas-microsoft-com:vml" xmlns:wp14="http://schemas.microsoft.com/office/word/2010/wordprocessingDrawing" xmlns:wp="http://schemas.openxmlformats.org/drawingml/2006/wordprocessingDrawing" xmlns:w10="urn:schemas-microsoft-com:office:word" xmlns:w="http://schemas.openxmlformats.org/wordprocessingml/2006/main" xmlns:w14="http://schemas.microsoft.com/office/word/2010/wordml" xmlns:w15="http://schemas.microsoft.com/office/word/2012/wordml" xmlns:w16cex="http://schemas.microsoft.com/office/word/2018/wordml/cex" xmlns:w16cid="http://schemas.microsoft.com/office/word/2016/wordml/cid" xmlns:w16="http://schemas.microsoft.com/office/word/2018/wordml" xmlns:w16du="http://schemas.microsoft.com/office/word/2023/wordml/word16du" xmlns:w16sdtdh="http://schemas.microsoft.com/office/word/2020/wordml/sdtdatahash" xmlns:w16sdtfl="http://schemas.microsoft.com/office/word/2024/wordml/sdtformatlock" xmlns:w16se="http://schemas.microsoft.com/office/word/2015/wordml/symex" xmlns:wpg="http://schemas.microsoft.com/office/word/2010/wordprocessingGroup" xmlns:wpi="http://schemas.microsoft.com/office/word/2010/wordprocessingInk" xmlns:wne="http://schemas.microsoft.com/office/word/2006/wordml" xmlns:wps="http://schemas.microsoft.com/office/word/2010/wordprocessingShape" mc:Ignorable="w14 w15 w16se w16cid w16 w16cex w16sdtdh w16sdtfl w16du wp14">
   <w:body>
     <w:p>
+      <w:pPr>
+        <w:rPr>
+          <w:rFonts w:hint="eastAsia"/>
+        </w:rPr>
+      </w:pPr>
       <w:r>
         <w:t>2026.1.6</w:t>
       </w:r>
     </w:p>
     <w:p>
+      <w:pPr>
+        <w:rPr>
+          <w:rFonts w:hint="eastAsia"/>
+        </w:rPr>
+      </w:pPr>
       <w:r>
         <w:t>Bishe</w:t>
       </w:r>
@@ -21,8 +31,19 @@
         <w:t>chapter1&amp;2</w:t>
       </w:r>
     </w:p>
-    <w:p/>
-    <w:p>
+    <w:p>
+      <w:pPr>
+        <w:rPr>
+          <w:rFonts w:hint="eastAsia"/>
+        </w:rPr>
+      </w:pPr>
+    </w:p>
+    <w:p>
+      <w:pPr>
+        <w:rPr>
+          <w:rFonts w:hint="eastAsia"/>
+        </w:rPr>
+      </w:pPr>
       <w:r>
         <w:t>2026.1.</w:t>
       </w:r>
@@ -34,6 +55,11 @@
       </w:r>
     </w:p>
     <w:p>
+      <w:pPr>
+        <w:rPr>
+          <w:rFonts w:hint="eastAsia"/>
+        </w:rPr>
+      </w:pPr>
       <w:r>
         <w:t>Bishe</w:t>
       </w:r>
@@ -62,8 +88,19 @@
         <w:t>1.2</w:t>
       </w:r>
     </w:p>
-    <w:p/>
-    <w:p>
+    <w:p>
+      <w:pPr>
+        <w:rPr>
+          <w:rFonts w:hint="eastAsia"/>
+        </w:rPr>
+      </w:pPr>
+    </w:p>
+    <w:p>
+      <w:pPr>
+        <w:rPr>
+          <w:rFonts w:hint="eastAsia"/>
+        </w:rPr>
+      </w:pPr>
       <w:r>
         <w:rPr>
           <w:rFonts w:hint="eastAsia"/>
@@ -72,6 +109,11 @@
       </w:r>
     </w:p>
     <w:p>
+      <w:pPr>
+        <w:rPr>
+          <w:rFonts w:hint="eastAsia"/>
+        </w:rPr>
+      </w:pPr>
       <w:r>
         <w:rPr>
           <w:rFonts w:hint="eastAsia"/>
@@ -87,8 +129,19 @@
         <w:t>——chapter2.1</w:t>
       </w:r>
     </w:p>
-    <w:p/>
-    <w:p>
+    <w:p>
+      <w:pPr>
+        <w:rPr>
+          <w:rFonts w:hint="eastAsia"/>
+        </w:rPr>
+      </w:pPr>
+    </w:p>
+    <w:p>
+      <w:pPr>
+        <w:rPr>
+          <w:rFonts w:hint="eastAsia"/>
+        </w:rPr>
+      </w:pPr>
       <w:r>
         <w:rPr>
           <w:rFonts w:hint="eastAsia"/>
@@ -97,6 +150,11 @@
       </w:r>
     </w:p>
     <w:p>
+      <w:pPr>
+        <w:rPr>
+          <w:rFonts w:hint="eastAsia"/>
+        </w:rPr>
+      </w:pPr>
       <w:r>
         <w:rPr>
           <w:rFonts w:hint="eastAsia"/>
@@ -104,8 +162,19 @@
         <w:t>Bishe——chapter2&amp;chapter3</w:t>
       </w:r>
     </w:p>
-    <w:p/>
-    <w:p>
+    <w:p>
+      <w:pPr>
+        <w:rPr>
+          <w:rFonts w:hint="eastAsia"/>
+        </w:rPr>
+      </w:pPr>
+    </w:p>
+    <w:p>
+      <w:pPr>
+        <w:rPr>
+          <w:rFonts w:hint="eastAsia"/>
+        </w:rPr>
+      </w:pPr>
       <w:r>
         <w:rPr>
           <w:rFonts w:hint="eastAsia"/>
@@ -114,6 +183,11 @@
       </w:r>
     </w:p>
     <w:p>
+      <w:pPr>
+        <w:rPr>
+          <w:rFonts w:hint="eastAsia"/>
+        </w:rPr>
+      </w:pPr>
       <w:r>
         <w:rPr>
           <w:rFonts w:hint="eastAsia"/>
@@ -134,8 +208,19 @@
         <w:t>&amp;chapter2.3</w:t>
       </w:r>
     </w:p>
-    <w:p/>
-    <w:p>
+    <w:p>
+      <w:pPr>
+        <w:rPr>
+          <w:rFonts w:hint="eastAsia"/>
+        </w:rPr>
+      </w:pPr>
+    </w:p>
+    <w:p>
+      <w:pPr>
+        <w:rPr>
+          <w:rFonts w:hint="eastAsia"/>
+        </w:rPr>
+      </w:pPr>
       <w:r>
         <w:rPr>
           <w:rFonts w:hint="eastAsia"/>
@@ -144,6 +229,11 @@
       </w:r>
     </w:p>
     <w:p>
+      <w:pPr>
+        <w:rPr>
+          <w:rFonts w:hint="eastAsia"/>
+        </w:rPr>
+      </w:pPr>
       <w:r>
         <w:rPr>
           <w:rFonts w:hint="eastAsia"/>
@@ -152,8 +242,19 @@
         <w:t>Bishe——chapter2.3 &amp; 2.4</w:t>
       </w:r>
     </w:p>
-    <w:p/>
-    <w:p>
+    <w:p>
+      <w:pPr>
+        <w:rPr>
+          <w:rFonts w:hint="eastAsia"/>
+        </w:rPr>
+      </w:pPr>
+    </w:p>
+    <w:p>
+      <w:pPr>
+        <w:rPr>
+          <w:rFonts w:hint="eastAsia"/>
+        </w:rPr>
+      </w:pPr>
       <w:r>
         <w:rPr>
           <w:rFonts w:hint="eastAsia"/>
@@ -162,152 +263,137 @@
       </w:r>
     </w:p>
     <w:p>
-      <w:proofErr w:type="spellStart"/>
-      <w:r>
-        <w:rPr>
-          <w:rFonts w:hint="eastAsia"/>
-          <w:highlight w:val="yellow"/>
+      <w:pPr>
+        <w:rPr>
+          <w:rFonts w:hint="eastAsia"/>
+        </w:rPr>
+      </w:pPr>
+      <w:r>
+        <w:rPr>
+          <w:rFonts w:hint="eastAsia"/>
+          <w:highlight w:val="yellow"/>
+        </w:rPr>
+        <w:t>Bishe——rrgs_gaussian_model</w:t>
+      </w:r>
+    </w:p>
+    <w:p>
+      <w:pPr>
+        <w:rPr>
+          <w:rFonts w:hint="eastAsia"/>
+        </w:rPr>
+      </w:pPr>
+    </w:p>
+    <w:p>
+      <w:pPr>
+        <w:rPr>
+          <w:rFonts w:hint="eastAsia"/>
+        </w:rPr>
+      </w:pPr>
+      <w:r>
+        <w:rPr>
+          <w:rFonts w:hint="eastAsia"/>
+        </w:rPr>
+        <w:t>2026.1.17</w:t>
+      </w:r>
+    </w:p>
+    <w:p>
+      <w:pPr>
+        <w:rPr>
+          <w:rFonts w:hint="eastAsia"/>
+        </w:rPr>
+      </w:pPr>
+      <w:r>
+        <w:rPr>
+          <w:rFonts w:hint="eastAsia"/>
+          <w:highlight w:val="yellow"/>
+        </w:rPr>
+        <w:t>Netease task</w:t>
+      </w:r>
+    </w:p>
+    <w:p>
+      <w:pPr>
+        <w:rPr>
+          <w:rFonts w:hint="eastAsia"/>
+        </w:rPr>
+      </w:pPr>
+      <w:r>
+        <w:rPr>
+          <w:rFonts w:hint="eastAsia"/>
         </w:rPr>
         <w:t>Bishe</w:t>
       </w:r>
-      <w:proofErr w:type="spellEnd"/>
-      <w:r>
-        <w:rPr>
-          <w:rFonts w:hint="eastAsia"/>
-          <w:highlight w:val="yellow"/>
+      <w:r>
+        <w:rPr>
+          <w:rFonts w:hint="eastAsia"/>
+        </w:rPr>
+        <w:t>——ir progress</w:t>
+      </w:r>
+    </w:p>
+    <w:p>
+      <w:pPr>
+        <w:rPr>
+          <w:rFonts w:hint="eastAsia"/>
+        </w:rPr>
+      </w:pPr>
+    </w:p>
+    <w:p>
+      <w:pPr>
+        <w:rPr>
+          <w:rFonts w:hint="eastAsia"/>
+        </w:rPr>
+      </w:pPr>
+      <w:r>
+        <w:rPr>
+          <w:rFonts w:hint="eastAsia"/>
+        </w:rPr>
+        <w:t>2026.1.18</w:t>
+      </w:r>
+    </w:p>
+    <w:p>
+      <w:pPr>
+        <w:rPr>
+          <w:rFonts w:hint="eastAsia"/>
+        </w:rPr>
+      </w:pPr>
+      <w:r>
+        <w:rPr>
+          <w:rFonts w:hint="eastAsia"/>
+        </w:rPr>
+        <w:t>Bishe</w:t>
+      </w:r>
+      <w:r>
+        <w:rPr>
+          <w:rFonts w:hint="eastAsia"/>
         </w:rPr>
         <w:t>——</w:t>
       </w:r>
-      <w:proofErr w:type="spellStart"/>
-      <w:r>
-        <w:rPr>
-          <w:rFonts w:hint="eastAsia"/>
-          <w:highlight w:val="yellow"/>
-        </w:rPr>
-        <w:t>rrgs_gaussian_model</w:t>
-      </w:r>
-      <w:proofErr w:type="spellEnd"/>
-    </w:p>
-    <w:p/>
-    <w:p>
-      <w:r>
-        <w:rPr>
-          <w:rFonts w:hint="eastAsia"/>
-        </w:rPr>
-        <w:t>2026.1.17</w:t>
-      </w:r>
-    </w:p>
-    <w:p>
-      <w:proofErr w:type="spellStart"/>
-      <w:r>
-        <w:rPr>
-          <w:rFonts w:hint="eastAsia"/>
-          <w:highlight w:val="yellow"/>
-        </w:rPr>
-        <w:t>Netease</w:t>
-      </w:r>
-      <w:proofErr w:type="spellEnd"/>
-      <w:r>
-        <w:rPr>
-          <w:rFonts w:hint="eastAsia"/>
-          <w:highlight w:val="yellow"/>
-        </w:rPr>
-        <w:t xml:space="preserve"> task</w:t>
-      </w:r>
-    </w:p>
-    <w:p>
-      <w:proofErr w:type="spellStart"/>
-      <w:r>
-        <w:rPr>
-          <w:rFonts w:hint="eastAsia"/>
-        </w:rPr>
-        <w:t>Bishe</w:t>
-      </w:r>
-      <w:proofErr w:type="spellEnd"/>
-      <w:r>
-        <w:rPr>
-          <w:rFonts w:hint="eastAsia"/>
-        </w:rPr>
-        <w:t>——</w:t>
-      </w:r>
-      <w:proofErr w:type="spellStart"/>
-      <w:r>
-        <w:rPr>
-          <w:rFonts w:hint="eastAsia"/>
-        </w:rPr>
-        <w:t>ir</w:t>
-      </w:r>
-      <w:proofErr w:type="spellEnd"/>
-      <w:r>
-        <w:rPr>
-          <w:rFonts w:hint="eastAsia"/>
-        </w:rPr>
-        <w:t xml:space="preserve"> progress</w:t>
-      </w:r>
-    </w:p>
-    <w:p/>
-    <w:p>
-      <w:r>
-        <w:rPr>
-          <w:rFonts w:hint="eastAsia"/>
-        </w:rPr>
-        <w:t>2026.1.18</w:t>
-      </w:r>
-    </w:p>
-    <w:p>
-      <w:proofErr w:type="spellStart"/>
-      <w:r>
-        <w:rPr>
-          <w:rFonts w:hint="eastAsia"/>
-        </w:rPr>
-        <w:t>Bishe</w:t>
-      </w:r>
-      <w:proofErr w:type="spellEnd"/>
-      <w:r>
-        <w:rPr>
-          <w:rFonts w:hint="eastAsia"/>
-        </w:rPr>
-        <w:t>——</w:t>
-      </w:r>
-      <w:proofErr w:type="spellStart"/>
-      <w:r>
-        <w:rPr>
-          <w:rFonts w:hint="eastAsia"/>
-          <w:highlight w:val="yellow"/>
-        </w:rPr>
-        <w:t>ir</w:t>
-      </w:r>
-      <w:proofErr w:type="spellEnd"/>
-      <w:r>
-        <w:rPr>
-          <w:rFonts w:hint="eastAsia"/>
-          <w:highlight w:val="yellow"/>
-        </w:rPr>
-        <w:t xml:space="preserve"> progress</w:t>
-      </w:r>
-      <w:r>
-        <w:rPr>
-          <w:rFonts w:hint="eastAsia"/>
-        </w:rPr>
-        <w:t xml:space="preserve"> &amp; </w:t>
-      </w:r>
-      <w:proofErr w:type="spellStart"/>
-      <w:r>
-        <w:rPr>
-          <w:rFonts w:hint="eastAsia"/>
-        </w:rPr>
-        <w:t>ssgi</w:t>
-      </w:r>
-      <w:proofErr w:type="spellEnd"/>
-      <w:r>
-        <w:rPr>
-          <w:rFonts w:hint="eastAsia"/>
-        </w:rPr>
-        <w:t xml:space="preserve"> progress</w:t>
-      </w:r>
-    </w:p>
-    <w:p/>
-    <w:p>
+      <w:r>
+        <w:rPr>
+          <w:rFonts w:hint="eastAsia"/>
+          <w:highlight w:val="yellow"/>
+        </w:rPr>
+        <w:t>ir progress</w:t>
+      </w:r>
+      <w:r>
+        <w:rPr>
+          <w:rFonts w:hint="eastAsia"/>
+        </w:rPr>
+        <w:t xml:space="preserve"> &amp; ssgi progress</w:t>
+      </w:r>
+    </w:p>
+    <w:p>
+      <w:pPr>
+        <w:rPr>
+          <w:rFonts w:hint="eastAsia"/>
+        </w:rPr>
+      </w:pPr>
+    </w:p>
+    <w:p>
+      <w:pPr>
+        <w:rPr>
+          <w:rFonts w:hint="eastAsia"/>
+        </w:rPr>
+      </w:pPr>
       <w:r>
         <w:rPr>
           <w:rFonts w:hint="eastAsia"/>
@@ -316,6 +402,11 @@
       </w:r>
     </w:p>
     <w:p>
+      <w:pPr>
+        <w:rPr>
+          <w:rFonts w:hint="eastAsia"/>
+        </w:rPr>
+      </w:pPr>
       <w:r>
         <w:rPr>
           <w:rFonts w:hint="eastAsia"/>
@@ -324,35 +415,23 @@
       </w:r>
     </w:p>
     <w:p>
-      <w:proofErr w:type="spellStart"/>
-      <w:r>
-        <w:rPr>
-          <w:rFonts w:hint="eastAsia"/>
-        </w:rPr>
-        <w:t>Bishe</w:t>
-      </w:r>
-      <w:proofErr w:type="spellEnd"/>
-      <w:r>
-        <w:rPr>
-          <w:rFonts w:hint="eastAsia"/>
-        </w:rPr>
-        <w:t>——</w:t>
-      </w:r>
-      <w:proofErr w:type="spellStart"/>
-      <w:r>
-        <w:rPr>
-          <w:rFonts w:hint="eastAsia"/>
-          <w:highlight w:val="yellow"/>
-        </w:rPr>
-        <w:t>ssgi</w:t>
-      </w:r>
-      <w:proofErr w:type="spellEnd"/>
-      <w:r>
-        <w:rPr>
-          <w:rFonts w:hint="eastAsia"/>
-          <w:highlight w:val="yellow"/>
-        </w:rPr>
-        <w:t xml:space="preserve"> progress</w:t>
+      <w:pPr>
+        <w:rPr>
+          <w:rFonts w:hint="eastAsia"/>
+        </w:rPr>
+      </w:pPr>
+      <w:r>
+        <w:rPr>
+          <w:rFonts w:hint="eastAsia"/>
+        </w:rPr>
+        <w:t>Bishe——</w:t>
+      </w:r>
+      <w:r>
+        <w:rPr>
+          <w:rFonts w:hint="eastAsia"/>
+          <w:highlight w:val="yellow"/>
+        </w:rPr>
+        <w:t>ssgi progress</w:t>
       </w:r>
       <w:r>
         <w:rPr>
@@ -361,8 +440,19 @@
         <w:t xml:space="preserve"> &amp; chapter3</w:t>
       </w:r>
     </w:p>
-    <w:p/>
-    <w:p>
+    <w:p>
+      <w:pPr>
+        <w:rPr>
+          <w:rFonts w:hint="eastAsia"/>
+        </w:rPr>
+      </w:pPr>
+    </w:p>
+    <w:p>
+      <w:pPr>
+        <w:rPr>
+          <w:rFonts w:hint="eastAsia"/>
+        </w:rPr>
+      </w:pPr>
       <w:r>
         <w:rPr>
           <w:rFonts w:hint="eastAsia"/>
@@ -377,6 +467,11 @@
       </w:r>
     </w:p>
     <w:p>
+      <w:pPr>
+        <w:rPr>
+          <w:rFonts w:hint="eastAsia"/>
+        </w:rPr>
+      </w:pPr>
       <w:r>
         <w:rPr>
           <w:rFonts w:hint="eastAsia"/>
@@ -385,6 +480,11 @@
       </w:r>
     </w:p>
     <w:p>
+      <w:pPr>
+        <w:rPr>
+          <w:rFonts w:hint="eastAsia"/>
+        </w:rPr>
+      </w:pPr>
       <w:r>
         <w:rPr>
           <w:rFonts w:hint="eastAsia"/>
@@ -392,8 +492,19 @@
         <w:t>Bishe——baking &amp; chapter3</w:t>
       </w:r>
     </w:p>
-    <w:p/>
-    <w:p>
+    <w:p>
+      <w:pPr>
+        <w:rPr>
+          <w:rFonts w:hint="eastAsia"/>
+        </w:rPr>
+      </w:pPr>
+    </w:p>
+    <w:p>
+      <w:pPr>
+        <w:rPr>
+          <w:rFonts w:hint="eastAsia"/>
+        </w:rPr>
+      </w:pPr>
       <w:r>
         <w:rPr>
           <w:rFonts w:hint="eastAsia"/>
@@ -408,6 +519,11 @@
       </w:r>
     </w:p>
     <w:p>
+      <w:pPr>
+        <w:rPr>
+          <w:rFonts w:hint="eastAsia"/>
+        </w:rPr>
+      </w:pPr>
       <w:r>
         <w:rPr>
           <w:rFonts w:hint="eastAsia"/>
@@ -416,6 +532,11 @@
       </w:r>
     </w:p>
     <w:p>
+      <w:pPr>
+        <w:rPr>
+          <w:rFonts w:hint="eastAsia"/>
+        </w:rPr>
+      </w:pPr>
       <w:r>
         <w:rPr>
           <w:rFonts w:hint="eastAsia"/>
@@ -423,9 +544,26 @@
         <w:t>Bishe——chapter3 &amp; chapter4</w:t>
       </w:r>
     </w:p>
-    <w:p/>
-    <w:p/>
-    <w:p>
+    <w:p>
+      <w:pPr>
+        <w:rPr>
+          <w:rFonts w:hint="eastAsia"/>
+        </w:rPr>
+      </w:pPr>
+    </w:p>
+    <w:p>
+      <w:pPr>
+        <w:rPr>
+          <w:rFonts w:hint="eastAsia"/>
+        </w:rPr>
+      </w:pPr>
+    </w:p>
+    <w:p>
+      <w:pPr>
+        <w:rPr>
+          <w:rFonts w:hint="eastAsia"/>
+        </w:rPr>
+      </w:pPr>
       <w:r>
         <w:rPr>
           <w:rFonts w:hint="eastAsia"/>
@@ -440,6 +578,11 @@
       </w:r>
     </w:p>
     <w:p>
+      <w:pPr>
+        <w:rPr>
+          <w:rFonts w:hint="eastAsia"/>
+        </w:rPr>
+      </w:pPr>
       <w:r>
         <w:rPr>
           <w:rFonts w:hint="eastAsia"/>
@@ -449,6 +592,11 @@
       </w:r>
     </w:p>
     <w:p>
+      <w:pPr>
+        <w:rPr>
+          <w:rFonts w:hint="eastAsia"/>
+        </w:rPr>
+      </w:pPr>
       <w:r>
         <w:rPr>
           <w:rFonts w:hint="eastAsia"/>
@@ -457,6 +605,11 @@
       </w:r>
     </w:p>
     <w:p>
+      <w:pPr>
+        <w:rPr>
+          <w:rFonts w:hint="eastAsia"/>
+        </w:rPr>
+      </w:pPr>
       <w:r>
         <w:rPr>
           <w:rFonts w:hint="eastAsia"/>
@@ -472,6 +625,11 @@
       </w:r>
     </w:p>
     <w:p>
+      <w:pPr>
+        <w:rPr>
+          <w:rFonts w:hint="eastAsia"/>
+        </w:rPr>
+      </w:pPr>
       <w:r>
         <w:rPr>
           <w:rFonts w:hint="eastAsia"/>
@@ -479,8 +637,19 @@
         <w:t>Bishe——chapter3 &amp; chapter4</w:t>
       </w:r>
     </w:p>
-    <w:p/>
-    <w:p>
+    <w:p>
+      <w:pPr>
+        <w:rPr>
+          <w:rFonts w:hint="eastAsia"/>
+        </w:rPr>
+      </w:pPr>
+    </w:p>
+    <w:p>
+      <w:pPr>
+        <w:rPr>
+          <w:rFonts w:hint="eastAsia"/>
+        </w:rPr>
+      </w:pPr>
       <w:r>
         <w:rPr>
           <w:rFonts w:hint="eastAsia"/>
@@ -489,6 +658,11 @@
       </w:r>
     </w:p>
     <w:p>
+      <w:pPr>
+        <w:rPr>
+          <w:rFonts w:hint="eastAsia"/>
+        </w:rPr>
+      </w:pPr>
       <w:r>
         <w:rPr>
           <w:rFonts w:hint="eastAsia"/>
@@ -496,8 +670,19 @@
         <w:t>Bishe——chapter3.3</w:t>
       </w:r>
     </w:p>
-    <w:p/>
-    <w:p>
+    <w:p>
+      <w:pPr>
+        <w:rPr>
+          <w:rFonts w:hint="eastAsia"/>
+        </w:rPr>
+      </w:pPr>
+    </w:p>
+    <w:p>
+      <w:pPr>
+        <w:rPr>
+          <w:rFonts w:hint="eastAsia"/>
+        </w:rPr>
+      </w:pPr>
       <w:r>
         <w:rPr>
           <w:rFonts w:hint="eastAsia"/>
@@ -506,6 +691,11 @@
       </w:r>
     </w:p>
     <w:p>
+      <w:pPr>
+        <w:rPr>
+          <w:rFonts w:hint="eastAsia"/>
+        </w:rPr>
+      </w:pPr>
       <w:r>
         <w:rPr>
           <w:rFonts w:hint="eastAsia"/>
@@ -514,8 +704,19 @@
         <w:t>Bishe——chapter4.3.3</w:t>
       </w:r>
     </w:p>
-    <w:p/>
-    <w:p>
+    <w:p>
+      <w:pPr>
+        <w:rPr>
+          <w:rFonts w:hint="eastAsia"/>
+        </w:rPr>
+      </w:pPr>
+    </w:p>
+    <w:p>
+      <w:pPr>
+        <w:rPr>
+          <w:rFonts w:hint="eastAsia"/>
+        </w:rPr>
+      </w:pPr>
       <w:r>
         <w:rPr>
           <w:rFonts w:hint="eastAsia"/>
@@ -524,6 +725,11 @@
       </w:r>
     </w:p>
     <w:p>
+      <w:pPr>
+        <w:rPr>
+          <w:rFonts w:hint="eastAsia"/>
+        </w:rPr>
+      </w:pPr>
       <w:r>
         <w:rPr>
           <w:rFonts w:hint="eastAsia"/>
@@ -532,8 +738,19 @@
         <w:t>Bishe——relighting ablation</w:t>
       </w:r>
     </w:p>
-    <w:p/>
-    <w:p>
+    <w:p>
+      <w:pPr>
+        <w:rPr>
+          <w:rFonts w:hint="eastAsia"/>
+        </w:rPr>
+      </w:pPr>
+    </w:p>
+    <w:p>
+      <w:pPr>
+        <w:rPr>
+          <w:rFonts w:hint="eastAsia"/>
+        </w:rPr>
+      </w:pPr>
       <w:r>
         <w:rPr>
           <w:rFonts w:hint="eastAsia"/>
@@ -542,6 +759,11 @@
       </w:r>
     </w:p>
     <w:p>
+      <w:pPr>
+        <w:rPr>
+          <w:rFonts w:hint="eastAsia"/>
+        </w:rPr>
+      </w:pPr>
       <w:r>
         <w:rPr>
           <w:rFonts w:hint="eastAsia"/>
@@ -549,8 +771,19 @@
         <w:t>Bishe——chapter4.2</w:t>
       </w:r>
     </w:p>
-    <w:p/>
-    <w:p>
+    <w:p>
+      <w:pPr>
+        <w:rPr>
+          <w:rFonts w:hint="eastAsia"/>
+        </w:rPr>
+      </w:pPr>
+    </w:p>
+    <w:p>
+      <w:pPr>
+        <w:rPr>
+          <w:rFonts w:hint="eastAsia"/>
+        </w:rPr>
+      </w:pPr>
       <w:r>
         <w:rPr>
           <w:rFonts w:hint="eastAsia"/>
@@ -559,6 +792,11 @@
       </w:r>
     </w:p>
     <w:p>
+      <w:pPr>
+        <w:rPr>
+          <w:rFonts w:hint="eastAsia"/>
+        </w:rPr>
+      </w:pPr>
       <w:r>
         <w:rPr>
           <w:rFonts w:hint="eastAsia"/>
@@ -566,8 +804,19 @@
         <w:t>Bishe——chapter4.2</w:t>
       </w:r>
     </w:p>
-    <w:p/>
-    <w:p>
+    <w:p>
+      <w:pPr>
+        <w:rPr>
+          <w:rFonts w:hint="eastAsia"/>
+        </w:rPr>
+      </w:pPr>
+    </w:p>
+    <w:p>
+      <w:pPr>
+        <w:rPr>
+          <w:rFonts w:hint="eastAsia"/>
+        </w:rPr>
+      </w:pPr>
       <w:r>
         <w:rPr>
           <w:rFonts w:hint="eastAsia"/>
@@ -576,6 +825,11 @@
       </w:r>
     </w:p>
     <w:p>
+      <w:pPr>
+        <w:rPr>
+          <w:rFonts w:hint="eastAsia"/>
+        </w:rPr>
+      </w:pPr>
       <w:r>
         <w:rPr>
           <w:rFonts w:hint="eastAsia"/>
@@ -583,8 +837,19 @@
         <w:t>Bishe——chapter3.2 &amp; chapter4.2</w:t>
       </w:r>
     </w:p>
-    <w:p/>
-    <w:p>
+    <w:p>
+      <w:pPr>
+        <w:rPr>
+          <w:rFonts w:hint="eastAsia"/>
+        </w:rPr>
+      </w:pPr>
+    </w:p>
+    <w:p>
+      <w:pPr>
+        <w:rPr>
+          <w:rFonts w:hint="eastAsia"/>
+        </w:rPr>
+      </w:pPr>
       <w:r>
         <w:rPr>
           <w:rFonts w:hint="eastAsia"/>
@@ -593,6 +858,11 @@
       </w:r>
     </w:p>
     <w:p>
+      <w:pPr>
+        <w:rPr>
+          <w:rFonts w:hint="eastAsia"/>
+        </w:rPr>
+      </w:pPr>
       <w:r>
         <w:rPr>
           <w:rFonts w:hint="eastAsia"/>
@@ -600,8 +870,19 @@
         <w:t>Bishe——chapter3.2 &amp; chapter4.2</w:t>
       </w:r>
     </w:p>
-    <w:p/>
-    <w:p>
+    <w:p>
+      <w:pPr>
+        <w:rPr>
+          <w:rFonts w:hint="eastAsia"/>
+        </w:rPr>
+      </w:pPr>
+    </w:p>
+    <w:p>
+      <w:pPr>
+        <w:rPr>
+          <w:rFonts w:hint="eastAsia"/>
+        </w:rPr>
+      </w:pPr>
       <w:r>
         <w:rPr>
           <w:rFonts w:hint="eastAsia"/>
@@ -610,6 +891,11 @@
       </w:r>
     </w:p>
     <w:p>
+      <w:pPr>
+        <w:rPr>
+          <w:rFonts w:hint="eastAsia"/>
+        </w:rPr>
+      </w:pPr>
       <w:r>
         <w:rPr>
           <w:rFonts w:hint="eastAsia"/>
@@ -637,8 +923,19 @@
         <w:t>chapter4.2</w:t>
       </w:r>
     </w:p>
-    <w:p/>
-    <w:p>
+    <w:p>
+      <w:pPr>
+        <w:rPr>
+          <w:rFonts w:hint="eastAsia"/>
+        </w:rPr>
+      </w:pPr>
+    </w:p>
+    <w:p>
+      <w:pPr>
+        <w:rPr>
+          <w:rFonts w:hint="eastAsia"/>
+        </w:rPr>
+      </w:pPr>
       <w:r>
         <w:rPr>
           <w:rFonts w:hint="eastAsia"/>
@@ -647,6 +944,11 @@
       </w:r>
     </w:p>
     <w:p>
+      <w:pPr>
+        <w:rPr>
+          <w:rFonts w:hint="eastAsia"/>
+        </w:rPr>
+      </w:pPr>
       <w:r>
         <w:rPr>
           <w:rFonts w:hint="eastAsia"/>
@@ -655,8 +957,19 @@
         <w:t>Bishe——RRGS相关所有</w:t>
       </w:r>
     </w:p>
-    <w:p/>
-    <w:p>
+    <w:p>
+      <w:pPr>
+        <w:rPr>
+          <w:rFonts w:hint="eastAsia"/>
+        </w:rPr>
+      </w:pPr>
+    </w:p>
+    <w:p>
+      <w:pPr>
+        <w:rPr>
+          <w:rFonts w:hint="eastAsia"/>
+        </w:rPr>
+      </w:pPr>
       <w:r>
         <w:rPr>
           <w:rFonts w:hint="eastAsia"/>
@@ -665,6 +978,11 @@
       </w:r>
     </w:p>
     <w:p>
+      <w:pPr>
+        <w:rPr>
+          <w:rFonts w:hint="eastAsia"/>
+        </w:rPr>
+      </w:pPr>
       <w:r>
         <w:rPr>
           <w:rFonts w:hint="eastAsia"/>
@@ -687,8 +1005,19 @@
         <w:t>相关所有</w:t>
       </w:r>
     </w:p>
-    <w:p/>
-    <w:p>
+    <w:p>
+      <w:pPr>
+        <w:rPr>
+          <w:rFonts w:hint="eastAsia"/>
+        </w:rPr>
+      </w:pPr>
+    </w:p>
+    <w:p>
+      <w:pPr>
+        <w:rPr>
+          <w:rFonts w:hint="eastAsia"/>
+        </w:rPr>
+      </w:pPr>
       <w:r>
         <w:rPr>
           <w:rFonts w:hint="eastAsia"/>
@@ -697,6 +1026,11 @@
       </w:r>
     </w:p>
     <w:p>
+      <w:pPr>
+        <w:rPr>
+          <w:rFonts w:hint="eastAsia"/>
+        </w:rPr>
+      </w:pPr>
       <w:r>
         <w:rPr>
           <w:rFonts w:hint="eastAsia"/>
@@ -719,8 +1053,19 @@
         <w:t>相关所有</w:t>
       </w:r>
     </w:p>
-    <w:p/>
-    <w:p>
+    <w:p>
+      <w:pPr>
+        <w:rPr>
+          <w:rFonts w:hint="eastAsia"/>
+        </w:rPr>
+      </w:pPr>
+    </w:p>
+    <w:p>
+      <w:pPr>
+        <w:rPr>
+          <w:rFonts w:hint="eastAsia"/>
+        </w:rPr>
+      </w:pPr>
       <w:r>
         <w:rPr>
           <w:rFonts w:hint="eastAsia"/>
@@ -729,6 +1074,11 @@
       </w:r>
     </w:p>
     <w:p>
+      <w:pPr>
+        <w:rPr>
+          <w:rFonts w:hint="eastAsia"/>
+        </w:rPr>
+      </w:pPr>
       <w:r>
         <w:rPr>
           <w:rFonts w:hint="eastAsia"/>
@@ -736,8 +1086,19 @@
         <w:t>Bishe——chapter3 &amp; chapter4文字</w:t>
       </w:r>
     </w:p>
-    <w:p/>
-    <w:p>
+    <w:p>
+      <w:pPr>
+        <w:rPr>
+          <w:rFonts w:hint="eastAsia"/>
+        </w:rPr>
+      </w:pPr>
+    </w:p>
+    <w:p>
+      <w:pPr>
+        <w:rPr>
+          <w:rFonts w:hint="eastAsia"/>
+        </w:rPr>
+      </w:pPr>
       <w:r>
         <w:rPr>
           <w:rFonts w:hint="eastAsia"/>
@@ -752,6 +1113,11 @@
       </w:r>
     </w:p>
     <w:p>
+      <w:pPr>
+        <w:rPr>
+          <w:rFonts w:hint="eastAsia"/>
+        </w:rPr>
+      </w:pPr>
       <w:r>
         <w:rPr>
           <w:rFonts w:hint="eastAsia"/>
@@ -772,8 +1138,19 @@
         <w:t xml:space="preserve"> &amp; chapter4文字</w:t>
       </w:r>
     </w:p>
-    <w:p/>
-    <w:p>
+    <w:p>
+      <w:pPr>
+        <w:rPr>
+          <w:rFonts w:hint="eastAsia"/>
+        </w:rPr>
+      </w:pPr>
+    </w:p>
+    <w:p>
+      <w:pPr>
+        <w:rPr>
+          <w:rFonts w:hint="eastAsia"/>
+        </w:rPr>
+      </w:pPr>
       <w:r>
         <w:rPr>
           <w:rFonts w:hint="eastAsia"/>
@@ -782,6 +1159,11 @@
       </w:r>
     </w:p>
     <w:p>
+      <w:pPr>
+        <w:rPr>
+          <w:rFonts w:hint="eastAsia"/>
+        </w:rPr>
+      </w:pPr>
       <w:r>
         <w:rPr>
           <w:rFonts w:hint="eastAsia"/>
@@ -803,6 +1185,11 @@
       </w:r>
     </w:p>
     <w:p>
+      <w:pPr>
+        <w:rPr>
+          <w:rFonts w:hint="eastAsia"/>
+        </w:rPr>
+      </w:pPr>
       <w:r>
         <w:rPr>
           <w:rFonts w:hint="eastAsia"/>
@@ -812,6 +1199,11 @@
       </w:r>
     </w:p>
     <w:p>
+      <w:pPr>
+        <w:rPr>
+          <w:rFonts w:hint="eastAsia"/>
+        </w:rPr>
+      </w:pPr>
       <w:r>
         <w:rPr>
           <w:rFonts w:hint="eastAsia"/>
@@ -845,8 +1237,19 @@
         <w:t>2</w:t>
       </w:r>
     </w:p>
-    <w:p/>
-    <w:p>
+    <w:p>
+      <w:pPr>
+        <w:rPr>
+          <w:rFonts w:hint="eastAsia"/>
+        </w:rPr>
+      </w:pPr>
+    </w:p>
+    <w:p>
+      <w:pPr>
+        <w:rPr>
+          <w:rFonts w:hint="eastAsia"/>
+        </w:rPr>
+      </w:pPr>
       <w:r>
         <w:rPr>
           <w:rFonts w:hint="eastAsia"/>
@@ -855,6 +1258,11 @@
       </w:r>
     </w:p>
     <w:p>
+      <w:pPr>
+        <w:rPr>
+          <w:rFonts w:hint="eastAsia"/>
+        </w:rPr>
+      </w:pPr>
       <w:r>
         <w:rPr>
           <w:rFonts w:hint="eastAsia"/>
@@ -862,8 +1270,19 @@
         <w:t>Bishe——version 1.0</w:t>
       </w:r>
     </w:p>
-    <w:p/>
-    <w:p>
+    <w:p>
+      <w:pPr>
+        <w:rPr>
+          <w:rFonts w:hint="eastAsia"/>
+        </w:rPr>
+      </w:pPr>
+    </w:p>
+    <w:p>
+      <w:pPr>
+        <w:rPr>
+          <w:rFonts w:hint="eastAsia"/>
+        </w:rPr>
+      </w:pPr>
       <w:r>
         <w:rPr>
           <w:rFonts w:hint="eastAsia"/>
@@ -872,6 +1291,11 @@
       </w:r>
     </w:p>
     <w:p>
+      <w:pPr>
+        <w:rPr>
+          <w:rFonts w:hint="eastAsia"/>
+        </w:rPr>
+      </w:pPr>
       <w:r>
         <w:rPr>
           <w:rFonts w:hint="eastAsia"/>
@@ -886,13 +1310,29 @@
         <w:t>version 1.0</w:t>
       </w:r>
     </w:p>
-    <w:p/>
-    <w:p>
+    <w:p>
+      <w:pPr>
+        <w:rPr>
+          <w:rFonts w:hint="eastAsia"/>
+        </w:rPr>
+      </w:pPr>
+    </w:p>
+    <w:p>
+      <w:pPr>
+        <w:rPr>
+          <w:rFonts w:hint="eastAsia"/>
+        </w:rPr>
+      </w:pPr>
       <w:r>
         <w:t>2026.3.18</w:t>
       </w:r>
     </w:p>
     <w:p>
+      <w:pPr>
+        <w:rPr>
+          <w:rFonts w:hint="eastAsia"/>
+        </w:rPr>
+      </w:pPr>
       <w:r>
         <w:rPr>
           <w:highlight w:val="yellow"/>
@@ -907,13 +1347,29 @@
         <w:t>——查重&amp;to word</w:t>
       </w:r>
     </w:p>
-    <w:p/>
-    <w:p>
+    <w:p>
+      <w:pPr>
+        <w:rPr>
+          <w:rFonts w:hint="eastAsia"/>
+        </w:rPr>
+      </w:pPr>
+    </w:p>
+    <w:p>
+      <w:pPr>
+        <w:rPr>
+          <w:rFonts w:hint="eastAsia"/>
+        </w:rPr>
+      </w:pPr>
       <w:r>
         <w:t>2026.4.19</w:t>
       </w:r>
     </w:p>
     <w:p>
+      <w:pPr>
+        <w:rPr>
+          <w:rFonts w:hint="eastAsia"/>
+        </w:rPr>
+      </w:pPr>
       <w:r>
         <w:t>Xiao</w:t>
       </w:r>
@@ -927,18 +1383,39 @@
         <w:t>introduction</w:t>
       </w:r>
     </w:p>
-    <w:p/>
-    <w:p>
+    <w:p>
+      <w:pPr>
+        <w:rPr>
+          <w:rFonts w:hint="eastAsia"/>
+        </w:rPr>
+      </w:pPr>
+    </w:p>
+    <w:p>
+      <w:pPr>
+        <w:rPr>
+          <w:rFonts w:hint="eastAsia"/>
+        </w:rPr>
+      </w:pPr>
       <w:r>
         <w:t>2026.4.25</w:t>
       </w:r>
     </w:p>
     <w:p>
+      <w:pPr>
+        <w:rPr>
+          <w:rFonts w:hint="eastAsia"/>
+        </w:rPr>
+      </w:pPr>
       <w:r>
         <w:t>Ai video</w:t>
       </w:r>
     </w:p>
     <w:p>
+      <w:pPr>
+        <w:rPr>
+          <w:rFonts w:hint="eastAsia"/>
+        </w:rPr>
+      </w:pPr>
       <w:r>
         <w:t>Xiao</w:t>
       </w:r>
@@ -952,13 +1429,29 @@
         <w:t>all</w:t>
       </w:r>
     </w:p>
-    <w:p/>
-    <w:p>
+    <w:p>
+      <w:pPr>
+        <w:rPr>
+          <w:rFonts w:hint="eastAsia"/>
+        </w:rPr>
+      </w:pPr>
+    </w:p>
+    <w:p>
+      <w:pPr>
+        <w:rPr>
+          <w:rFonts w:hint="eastAsia"/>
+        </w:rPr>
+      </w:pPr>
       <w:r>
         <w:t>2026.4.29</w:t>
       </w:r>
     </w:p>
     <w:p>
+      <w:pPr>
+        <w:rPr>
+          <w:rFonts w:hint="eastAsia"/>
+        </w:rPr>
+      </w:pPr>
       <w:r>
         <w:rPr>
           <w:highlight w:val="yellow"/>
@@ -967,33 +1460,51 @@
       </w:r>
     </w:p>
     <w:p>
+      <w:pPr>
+        <w:rPr>
+          <w:rFonts w:hint="eastAsia"/>
+        </w:rPr>
+      </w:pPr>
       <w:r>
         <w:t>Ai video half</w:t>
       </w:r>
     </w:p>
     <w:p>
-      <w:proofErr w:type="spellStart"/>
-      <w:r>
-        <w:rPr>
-          <w:highlight w:val="yellow"/>
-        </w:rPr>
-        <w:t>Triblend</w:t>
-      </w:r>
-      <w:proofErr w:type="spellEnd"/>
-      <w:r>
-        <w:rPr>
-          <w:highlight w:val="yellow"/>
-        </w:rPr>
-        <w:t xml:space="preserve"> terrain v1</w:t>
-      </w:r>
-    </w:p>
-    <w:p/>
-    <w:p>
+      <w:pPr>
+        <w:rPr>
+          <w:rFonts w:hint="eastAsia"/>
+        </w:rPr>
+      </w:pPr>
+      <w:r>
+        <w:rPr>
+          <w:highlight w:val="yellow"/>
+        </w:rPr>
+        <w:t>Triblend terrain v1</w:t>
+      </w:r>
+    </w:p>
+    <w:p>
+      <w:pPr>
+        <w:rPr>
+          <w:rFonts w:hint="eastAsia"/>
+        </w:rPr>
+      </w:pPr>
+    </w:p>
+    <w:p>
+      <w:pPr>
+        <w:rPr>
+          <w:rFonts w:hint="eastAsia"/>
+        </w:rPr>
+      </w:pPr>
       <w:r>
         <w:t>2026.5.1</w:t>
       </w:r>
     </w:p>
     <w:p>
+      <w:pPr>
+        <w:rPr>
+          <w:rFonts w:hint="eastAsia"/>
+        </w:rPr>
+      </w:pPr>
       <w:r>
         <w:rPr>
           <w:highlight w:val="yellow"/>
@@ -1008,13 +1519,29 @@
         <w:t>——all</w:t>
       </w:r>
     </w:p>
-    <w:p/>
-    <w:p>
+    <w:p>
+      <w:pPr>
+        <w:rPr>
+          <w:rFonts w:hint="eastAsia"/>
+        </w:rPr>
+      </w:pPr>
+    </w:p>
+    <w:p>
+      <w:pPr>
+        <w:rPr>
+          <w:rFonts w:hint="eastAsia"/>
+        </w:rPr>
+      </w:pPr>
       <w:r>
         <w:t>2026.5.10</w:t>
       </w:r>
     </w:p>
     <w:p>
+      <w:pPr>
+        <w:rPr>
+          <w:rFonts w:hint="eastAsia"/>
+        </w:rPr>
+      </w:pPr>
       <w:r>
         <w:rPr>
           <w:highlight w:val="yellow"/>
@@ -1023,6 +1550,11 @@
       </w:r>
     </w:p>
     <w:p>
+      <w:pPr>
+        <w:rPr>
+          <w:rFonts w:hint="eastAsia"/>
+        </w:rPr>
+      </w:pPr>
       <w:r>
         <w:rPr>
           <w:highlight w:val="yellow"/>
@@ -1031,17 +1563,38 @@
       </w:r>
     </w:p>
     <w:p>
+      <w:pPr>
+        <w:rPr>
+          <w:rFonts w:hint="eastAsia"/>
+        </w:rPr>
+      </w:pPr>
       <w:r>
         <w:t xml:space="preserve">Team Analysis </w:t>
       </w:r>
     </w:p>
-    <w:p/>
-    <w:p>
+    <w:p>
+      <w:pPr>
+        <w:rPr>
+          <w:rFonts w:hint="eastAsia"/>
+        </w:rPr>
+      </w:pPr>
+    </w:p>
+    <w:p>
+      <w:pPr>
+        <w:rPr>
+          <w:rFonts w:hint="eastAsia"/>
+        </w:rPr>
+      </w:pPr>
       <w:r>
         <w:t>2026.5.17</w:t>
       </w:r>
     </w:p>
     <w:p>
+      <w:pPr>
+        <w:rPr>
+          <w:rFonts w:hint="eastAsia"/>
+        </w:rPr>
+      </w:pPr>
       <w:r>
         <w:t>Ai video all</w:t>
       </w:r>
@@ -1049,6 +1602,7 @@
     <w:p>
       <w:pPr>
         <w:rPr>
+          <w:rFonts w:hint="eastAsia"/>
           <w:highlight w:val="yellow"/>
         </w:rPr>
       </w:pPr>
@@ -1067,6 +1621,11 @@
       </w:r>
     </w:p>
     <w:p>
+      <w:pPr>
+        <w:rPr>
+          <w:rFonts w:hint="eastAsia"/>
+        </w:rPr>
+      </w:pPr>
       <w:r>
         <w:rPr>
           <w:rFonts w:hint="eastAsia"/>
@@ -1075,13 +1634,29 @@
         <w:t>Bishe PPT</w:t>
       </w:r>
     </w:p>
-    <w:p/>
-    <w:p>
+    <w:p>
+      <w:pPr>
+        <w:rPr>
+          <w:rFonts w:hint="eastAsia"/>
+        </w:rPr>
+      </w:pPr>
+    </w:p>
+    <w:p>
+      <w:pPr>
+        <w:rPr>
+          <w:rFonts w:hint="eastAsia"/>
+        </w:rPr>
+      </w:pPr>
       <w:r>
         <w:t>2026.5.24</w:t>
       </w:r>
     </w:p>
     <w:p>
+      <w:pPr>
+        <w:rPr>
+          <w:rFonts w:hint="eastAsia"/>
+        </w:rPr>
+      </w:pPr>
       <w:r>
         <w:rPr>
           <w:highlight w:val="yellow"/>
@@ -1090,6 +1665,11 @@
       </w:r>
     </w:p>
     <w:p>
+      <w:pPr>
+        <w:rPr>
+          <w:rFonts w:hint="eastAsia"/>
+        </w:rPr>
+      </w:pPr>
       <w:r>
         <w:rPr>
           <w:rFonts w:hint="eastAsia"/>
@@ -1104,13 +1684,29 @@
         <w:t>归档</w:t>
       </w:r>
     </w:p>
-    <w:p/>
-    <w:p>
+    <w:p>
+      <w:pPr>
+        <w:rPr>
+          <w:rFonts w:hint="eastAsia"/>
+        </w:rPr>
+      </w:pPr>
+    </w:p>
+    <w:p>
+      <w:pPr>
+        <w:rPr>
+          <w:rFonts w:hint="eastAsia"/>
+        </w:rPr>
+      </w:pPr>
       <w:r>
         <w:t>2026.5.25</w:t>
       </w:r>
     </w:p>
     <w:p>
+      <w:pPr>
+        <w:rPr>
+          <w:rFonts w:hint="eastAsia"/>
+        </w:rPr>
+      </w:pPr>
       <w:r>
         <w:rPr>
           <w:rFonts w:hint="eastAsia"/>
@@ -1120,11 +1716,21 @@
       </w:r>
     </w:p>
     <w:p>
+      <w:pPr>
+        <w:rPr>
+          <w:rFonts w:hint="eastAsia"/>
+        </w:rPr>
+      </w:pPr>
       <w:r>
         <w:t>Cod terrain</w:t>
       </w:r>
     </w:p>
     <w:p>
+      <w:pPr>
+        <w:rPr>
+          <w:rFonts w:hint="eastAsia"/>
+        </w:rPr>
+      </w:pPr>
       <w:r>
         <w:rPr>
           <w:rFonts w:hint="eastAsia"/>
@@ -1134,6 +1740,11 @@
       </w:r>
     </w:p>
     <w:p>
+      <w:pPr>
+        <w:rPr>
+          <w:rFonts w:hint="eastAsia"/>
+        </w:rPr>
+      </w:pPr>
       <w:r>
         <w:rPr>
           <w:rFonts w:hint="eastAsia"/>
@@ -1142,6 +1753,11 @@
       </w:r>
     </w:p>
     <w:p>
+      <w:pPr>
+        <w:rPr>
+          <w:rFonts w:hint="eastAsia"/>
+        </w:rPr>
+      </w:pPr>
       <w:r>
         <w:rPr>
           <w:rFonts w:hint="eastAsia"/>
@@ -1149,8 +1765,19 @@
         <w:t>Product：调研</w:t>
       </w:r>
     </w:p>
-    <w:p/>
-    <w:p>
+    <w:p>
+      <w:pPr>
+        <w:rPr>
+          <w:rFonts w:hint="eastAsia"/>
+        </w:rPr>
+      </w:pPr>
+    </w:p>
+    <w:p>
+      <w:pPr>
+        <w:rPr>
+          <w:rFonts w:hint="eastAsia"/>
+        </w:rPr>
+      </w:pPr>
       <w:r>
         <w:rPr>
           <w:rFonts w:hint="eastAsia"/>
@@ -1159,6 +1786,11 @@
       </w:r>
     </w:p>
     <w:p>
+      <w:pPr>
+        <w:rPr>
+          <w:rFonts w:hint="eastAsia"/>
+        </w:rPr>
+      </w:pPr>
       <w:r>
         <w:rPr>
           <w:rFonts w:hint="eastAsia"/>
@@ -1171,19 +1803,15 @@
           <w:rFonts w:hint="eastAsia"/>
           <w:highlight w:val="yellow"/>
         </w:rPr>
-        <w:t xml:space="preserve">Ghost of </w:t>
-      </w:r>
-      <w:proofErr w:type="spellStart"/>
-      <w:r>
-        <w:rPr>
-          <w:rFonts w:hint="eastAsia"/>
-          <w:highlight w:val="yellow"/>
-        </w:rPr>
-        <w:t>Yotei</w:t>
-      </w:r>
-      <w:proofErr w:type="spellEnd"/>
-    </w:p>
-    <w:p>
+        <w:t>Ghost of Yotei</w:t>
+      </w:r>
+    </w:p>
+    <w:p>
+      <w:pPr>
+        <w:rPr>
+          <w:rFonts w:hint="eastAsia"/>
+        </w:rPr>
+      </w:pPr>
       <w:r>
         <w:rPr>
           <w:rFonts w:hint="eastAsia"/>
@@ -1191,8 +1819,19 @@
         <w:t>Pika：CMAKE</w:t>
       </w:r>
     </w:p>
-    <w:p/>
-    <w:p>
+    <w:p>
+      <w:pPr>
+        <w:rPr>
+          <w:rFonts w:hint="eastAsia"/>
+        </w:rPr>
+      </w:pPr>
+    </w:p>
+    <w:p>
+      <w:pPr>
+        <w:rPr>
+          <w:rFonts w:hint="eastAsia"/>
+        </w:rPr>
+      </w:pPr>
       <w:r>
         <w:t>2026.7.3</w:t>
       </w:r>
@@ -1219,6 +1858,11 @@
       </w:r>
     </w:p>
     <w:p>
+      <w:pPr>
+        <w:rPr>
+          <w:rFonts w:hint="eastAsia"/>
+        </w:rPr>
+      </w:pPr>
       <w:r>
         <w:t>GI</w:t>
       </w:r>
@@ -1230,6 +1874,11 @@
       </w:r>
     </w:p>
     <w:p>
+      <w:pPr>
+        <w:rPr>
+          <w:rFonts w:hint="eastAsia"/>
+        </w:rPr>
+      </w:pPr>
       <w:r>
         <w:rPr>
           <w:rFonts w:hint="eastAsia"/>
@@ -1238,6 +1887,11 @@
       </w:r>
     </w:p>
     <w:p>
+      <w:pPr>
+        <w:rPr>
+          <w:rFonts w:hint="eastAsia"/>
+        </w:rPr>
+      </w:pPr>
       <w:r>
         <w:rPr>
           <w:rFonts w:hint="eastAsia"/>
@@ -1246,13 +1900,21 @@
         <w:t>装机调研&amp;确定</w:t>
       </w:r>
     </w:p>
-    <w:p/>
-    <w:p>
-      <w:r>
-        <w:t>2026.7.</w:t>
-      </w:r>
-      <w:r>
-        <w:t>12</w:t>
+    <w:p>
+      <w:pPr>
+        <w:rPr>
+          <w:rFonts w:hint="eastAsia"/>
+        </w:rPr>
+      </w:pPr>
+    </w:p>
+    <w:p>
+      <w:pPr>
+        <w:rPr>
+          <w:rFonts w:hint="eastAsia"/>
+        </w:rPr>
+      </w:pPr>
+      <w:r>
+        <w:t>2026.7.12</w:t>
       </w:r>
       <w:r>
         <w:rPr>
@@ -1294,16 +1956,43 @@
         <w:rPr>
           <w:rFonts w:hint="eastAsia"/>
         </w:rPr>
-        <w:t>Pika：</w:t>
-      </w:r>
-      <w:r>
-        <w:rPr>
-          <w:rFonts w:hint="eastAsia"/>
-        </w:rPr>
-        <w:t>烘焙器转型</w:t>
-      </w:r>
-    </w:p>
-    <w:p/>
+        <w:t>APV、LPPV</w:t>
+      </w:r>
+    </w:p>
+    <w:p>
+      <w:r>
+        <w:rPr>
+          <w:rFonts w:hint="eastAsia"/>
+        </w:rPr>
+        <w:t>Pika：烘焙器转型</w:t>
+      </w:r>
+      <w:r>
+        <w:rPr>
+          <w:rFonts w:hint="eastAsia"/>
+        </w:rPr>
+        <w:t>（准备）</w:t>
+      </w:r>
+    </w:p>
+    <w:p>
+      <w:pPr>
+        <w:rPr>
+          <w:rFonts w:hint="eastAsia"/>
+        </w:rPr>
+      </w:pPr>
+      <w:r>
+        <w:rPr>
+          <w:rFonts w:hint="eastAsia"/>
+        </w:rPr>
+        <w:t>GAMES104 1-3</w:t>
+      </w:r>
+    </w:p>
+    <w:p>
+      <w:pPr>
+        <w:rPr>
+          <w:rFonts w:hint="eastAsia"/>
+        </w:rPr>
+      </w:pPr>
+    </w:p>
     <w:sectPr>
       <w:pgSz w:w="11906" w:h="16838"/>
       <w:pgMar w:top="1440" w:right="1800" w:bottom="1440" w:left="1800" w:header="851" w:footer="992" w:gutter="0"/>
@@ -1318,6 +2007,11 @@
 <w:endnotes xmlns:wpc="http://schemas.microsoft.com/office/word/2010/wordprocessingCanvas" xmlns:cx="http://schemas.microsoft.com/office/drawing/2014/chartex" xmlns:cx1="http://schemas.microsoft.com/office/drawing/2015/9/8/chartex" xmlns:cx2="http://schemas.microsoft.com/office/drawing/2015/10/21/chartex" xmlns:cx3="http://schemas.microsoft.com/office/drawing/2016/5/9/chartex" xmlns:cx4="http://schemas.microsoft.com/office/drawing/2016/5/10/chartex" xmlns:cx5="http://schemas.microsoft.com/office/drawing/2016/5/11/chartex" xmlns:cx6="http://schemas.microsoft.com/office/drawing/2016/5/12/chartex" xmlns:cx7="http://schemas.microsoft.com/office/drawing/2016/5/13/chartex" xmlns:cx8="http://schemas.microsoft.com/office/drawing/2016/5/14/chartex" xmlns:mc="http://schemas.openxmlformats.org/markup-compatibility/2006" xmlns:aink="http://schemas.microsoft.com/office/drawing/2016/ink" xmlns:am3d="http://schemas.microsoft.com/office/drawing/2017/model3d" xmlns:o="urn:schemas-microsoft-com:office:office" xmlns:oel="http://schemas.microsoft.com/office/2019/extlst" xmlns:r="http://schemas.openxmlformats.org/officeDocument/2006/relationships" xmlns:m="http://schemas.openxmlformats.org/officeDocument/2006/math" xmlns:v="urn:schemas-microsoft-com:vml" xmlns:wp14="http://schemas.microsoft.com/office/word/2010/wordprocessingDrawing" xmlns:wp="http://schemas.openxmlformats.org/drawingml/2006/wordprocessingDrawing" xmlns:w10="urn:schemas-microsoft-com:office:word" xmlns:w="http://schemas.openxmlformats.org/wordprocessingml/2006/main" xmlns:w14="http://schemas.microsoft.com/office/word/2010/wordml" xmlns:w15="http://schemas.microsoft.com/office/word/2012/wordml" xmlns:w16cex="http://schemas.microsoft.com/office/word/2018/wordml/cex" xmlns:w16cid="http://schemas.microsoft.com/office/word/2016/wordml/cid" xmlns:w16="http://schemas.microsoft.com/office/word/2018/wordml" xmlns:w16du="http://schemas.microsoft.com/office/word/2023/wordml/word16du" xmlns:w16sdtdh="http://schemas.microsoft.com/office/word/2020/wordml/sdtdatahash" xmlns:w16sdtfl="http://schemas.microsoft.com/office/word/2024/wordml/sdtformatlock" xmlns:w16se="http://schemas.microsoft.com/office/word/2015/wordml/symex" xmlns:wpg="http://schemas.microsoft.com/office/word/2010/wordprocessingGroup" xmlns:wpi="http://schemas.microsoft.com/office/word/2010/wordprocessingInk" xmlns:wne="http://schemas.microsoft.com/office/word/2006/wordml" xmlns:wps="http://schemas.microsoft.com/office/word/2010/wordprocessingShape" mc:Ignorable="w14 w15 w16se w16cid w16 w16cex w16sdtdh w16sdtfl w16du wp14">
   <w:endnote w:type="separator" w:id="-1">
     <w:p>
+      <w:pPr>
+        <w:rPr>
+          <w:rFonts w:hint="eastAsia"/>
+        </w:rPr>
+      </w:pPr>
       <w:r>
         <w:separator/>
       </w:r>
@@ -1325,6 +2019,11 @@
   </w:endnote>
   <w:endnote w:type="continuationSeparator" w:id="0">
     <w:p>
+      <w:pPr>
+        <w:rPr>
+          <w:rFonts w:hint="eastAsia"/>
+        </w:rPr>
+      </w:pPr>
       <w:r>
         <w:continuationSeparator/>
       </w:r>
@@ -1337,6 +2036,11 @@
 <w:footnotes xmlns:wpc="http://schemas.microsoft.com/office/word/2010/wordprocessingCanvas" xmlns:cx="http://schemas.microsoft.com/office/drawing/2014/chartex" xmlns:cx1="http://schemas.microsoft.com/office/drawing/2015/9/8/chartex" xmlns:cx2="http://schemas.microsoft.com/office/drawing/2015/10/21/chartex" xmlns:cx3="http://schemas.microsoft.com/office/drawing/2016/5/9/chartex" xmlns:cx4="http://schemas.microsoft.com/office/drawing/2016/5/10/chartex" xmlns:cx5="http://schemas.microsoft.com/office/drawing/2016/5/11/chartex" xmlns:cx6="http://schemas.microsoft.com/office/drawing/2016/5/12/chartex" xmlns:cx7="http://schemas.microsoft.com/office/drawing/2016/5/13/chartex" xmlns:cx8="http://schemas.microsoft.com/office/drawing/2016/5/14/chartex" xmlns:mc="http://schemas.openxmlformats.org/markup-compatibility/2006" xmlns:aink="http://schemas.microsoft.com/office/drawing/2016/ink" xmlns:am3d="http://schemas.microsoft.com/office/drawing/2017/model3d" xmlns:o="urn:schemas-microsoft-com:office:office" xmlns:oel="http://schemas.microsoft.com/office/2019/extlst" xmlns:r="http://schemas.openxmlformats.org/officeDocument/2006/relationships" xmlns:m="http://schemas.openxmlformats.org/officeDocument/2006/math" xmlns:v="urn:schemas-microsoft-com:vml" xmlns:wp14="http://schemas.microsoft.com/office/word/2010/wordprocessingDrawing" xmlns:wp="http://schemas.openxmlformats.org/drawingml/2006/wordprocessingDrawing" xmlns:w10="urn:schemas-microsoft-com:office:word" xmlns:w="http://schemas.openxmlformats.org/wordprocessingml/2006/main" xmlns:w14="http://schemas.microsoft.com/office/word/2010/wordml" xmlns:w15="http://schemas.microsoft.com/office/word/2012/wordml" xmlns:w16cex="http://schemas.microsoft.com/office/word/2018/wordml/cex" xmlns:w16cid="http://schemas.microsoft.com/office/word/2016/wordml/cid" xmlns:w16="http://schemas.microsoft.com/office/word/2018/wordml" xmlns:w16du="http://schemas.microsoft.com/office/word/2023/wordml/word16du" xmlns:w16sdtdh="http://schemas.microsoft.com/office/word/2020/wordml/sdtdatahash" xmlns:w16sdtfl="http://schemas.microsoft.com/office/word/2024/wordml/sdtformatlock" xmlns:w16se="http://schemas.microsoft.com/office/word/2015/wordml/symex" xmlns:wpg="http://schemas.microsoft.com/office/word/2010/wordprocessingGroup" xmlns:wpi="http://schemas.microsoft.com/office/word/2010/wordprocessingInk" xmlns:wne="http://schemas.microsoft.com/office/word/2006/wordml" xmlns:wps="http://schemas.microsoft.com/office/word/2010/wordprocessingShape" mc:Ignorable="w14 w15 w16se w16cid w16 w16cex w16sdtdh w16sdtfl w16du wp14">
   <w:footnote w:type="separator" w:id="-1">
     <w:p>
+      <w:pPr>
+        <w:rPr>
+          <w:rFonts w:hint="eastAsia"/>
+        </w:rPr>
+      </w:pPr>
       <w:r>
         <w:separator/>
       </w:r>
@@ -1344,6 +2048,11 @@
   </w:footnote>
   <w:footnote w:type="continuationSeparator" w:id="0">
     <w:p>
+      <w:pPr>
+        <w:rPr>
+          <w:rFonts w:hint="eastAsia"/>
+        </w:rPr>
+      </w:pPr>
       <w:r>
         <w:continuationSeparator/>
       </w:r>
@@ -1744,7 +2453,7 @@
     <w:lsdException w:name="Unresolved Mention" w:semiHidden="1" w:unhideWhenUsed="1"/>
     <w:lsdException w:name="Smart Link" w:semiHidden="1" w:unhideWhenUsed="1"/>
   </w:latentStyles>
-  <w:style w:type="paragraph" w:default="1" w:styleId="Normal">
+  <w:style w:type="paragraph" w:default="1" w:styleId="a">
     <w:name w:val="Normal"/>
     <w:qFormat/>
     <w:rsid w:val="00E62D9A"/>
@@ -1753,13 +2462,13 @@
       <w:jc w:val="both"/>
     </w:pPr>
   </w:style>
-  <w:style w:type="character" w:default="1" w:styleId="DefaultParagraphFont">
+  <w:style w:type="character" w:default="1" w:styleId="a0">
     <w:name w:val="Default Paragraph Font"/>
     <w:uiPriority w:val="1"/>
     <w:semiHidden/>
     <w:unhideWhenUsed/>
   </w:style>
-  <w:style w:type="table" w:default="1" w:styleId="TableNormal">
+  <w:style w:type="table" w:default="1" w:styleId="a1">
     <w:name w:val="Normal Table"/>
     <w:uiPriority w:val="99"/>
     <w:semiHidden/>
@@ -1774,17 +2483,17 @@
       </w:tblCellMar>
     </w:tblPr>
   </w:style>
-  <w:style w:type="numbering" w:default="1" w:styleId="NoList">
+  <w:style w:type="numbering" w:default="1" w:styleId="a2">
     <w:name w:val="No List"/>
     <w:uiPriority w:val="99"/>
     <w:semiHidden/>
     <w:unhideWhenUsed/>
   </w:style>
-  <w:style w:type="paragraph" w:styleId="Date">
+  <w:style w:type="paragraph" w:styleId="a3">
     <w:name w:val="Date"/>
-    <w:basedOn w:val="Normal"/>
-    <w:next w:val="Normal"/>
-    <w:link w:val="DateChar"/>
+    <w:basedOn w:val="a"/>
+    <w:next w:val="a"/>
+    <w:link w:val="a4"/>
     <w:uiPriority w:val="99"/>
     <w:semiHidden/>
     <w:unhideWhenUsed/>
@@ -1793,18 +2502,18 @@
       <w:ind w:leftChars="2500" w:left="100"/>
     </w:pPr>
   </w:style>
-  <w:style w:type="character" w:customStyle="1" w:styleId="DateChar">
-    <w:name w:val="Date Char"/>
-    <w:basedOn w:val="DefaultParagraphFont"/>
-    <w:link w:val="Date"/>
+  <w:style w:type="character" w:customStyle="1" w:styleId="a4">
+    <w:name w:val="日期 字符"/>
+    <w:basedOn w:val="a0"/>
+    <w:link w:val="a3"/>
     <w:uiPriority w:val="99"/>
     <w:semiHidden/>
     <w:rsid w:val="00793C74"/>
   </w:style>
-  <w:style w:type="paragraph" w:styleId="Header">
+  <w:style w:type="paragraph" w:styleId="a5">
     <w:name w:val="header"/>
-    <w:basedOn w:val="Normal"/>
-    <w:link w:val="HeaderChar"/>
+    <w:basedOn w:val="a"/>
+    <w:link w:val="a6"/>
     <w:uiPriority w:val="99"/>
     <w:unhideWhenUsed/>
     <w:rsid w:val="00F75922"/>
@@ -1821,10 +2530,10 @@
       <w:szCs w:val="18"/>
     </w:rPr>
   </w:style>
-  <w:style w:type="character" w:customStyle="1" w:styleId="HeaderChar">
-    <w:name w:val="Header Char"/>
-    <w:basedOn w:val="DefaultParagraphFont"/>
-    <w:link w:val="Header"/>
+  <w:style w:type="character" w:customStyle="1" w:styleId="a6">
+    <w:name w:val="页眉 字符"/>
+    <w:basedOn w:val="a0"/>
+    <w:link w:val="a5"/>
     <w:uiPriority w:val="99"/>
     <w:rsid w:val="00F75922"/>
     <w:rPr>
@@ -1832,10 +2541,10 @@
       <w:szCs w:val="18"/>
     </w:rPr>
   </w:style>
-  <w:style w:type="paragraph" w:styleId="Footer">
+  <w:style w:type="paragraph" w:styleId="a7">
     <w:name w:val="footer"/>
-    <w:basedOn w:val="Normal"/>
-    <w:link w:val="FooterChar"/>
+    <w:basedOn w:val="a"/>
+    <w:link w:val="a8"/>
     <w:uiPriority w:val="99"/>
     <w:unhideWhenUsed/>
     <w:rsid w:val="00F75922"/>
@@ -1852,10 +2561,10 @@
       <w:szCs w:val="18"/>
     </w:rPr>
   </w:style>
-  <w:style w:type="character" w:customStyle="1" w:styleId="FooterChar">
-    <w:name w:val="Footer Char"/>
-    <w:basedOn w:val="DefaultParagraphFont"/>
-    <w:link w:val="Footer"/>
+  <w:style w:type="character" w:customStyle="1" w:styleId="a8">
+    <w:name w:val="页脚 字符"/>
+    <w:basedOn w:val="a0"/>
+    <w:link w:val="a7"/>
     <w:uiPriority w:val="99"/>
     <w:rsid w:val="00F75922"/>
     <w:rPr>

--- a/desktop_files/2026.docx
+++ b/desktop_files/2026.docx
@@ -1936,6 +1936,11 @@
       </w:r>
     </w:p>
     <w:p>
+      <w:pPr>
+        <w:rPr>
+          <w:rFonts w:hint="eastAsia"/>
+        </w:rPr>
+      </w:pPr>
       <w:r>
         <w:t>GI</w:t>
       </w:r>
@@ -1960,6 +1965,11 @@
       </w:r>
     </w:p>
     <w:p>
+      <w:pPr>
+        <w:rPr>
+          <w:rFonts w:hint="eastAsia"/>
+        </w:rPr>
+      </w:pPr>
       <w:r>
         <w:rPr>
           <w:rFonts w:hint="eastAsia"/>
@@ -1992,6 +2002,12 @@
           <w:rFonts w:hint="eastAsia"/>
         </w:rPr>
       </w:pPr>
+      <w:r>
+        <w:rPr>
+          <w:rFonts w:hint="eastAsia"/>
+        </w:rPr>
+        <w:t>CAD/CG PPT</w:t>
+      </w:r>
     </w:p>
     <w:sectPr>
       <w:pgSz w:w="11906" w:h="16838"/>

--- a/desktop_files/2026.docx
+++ b/desktop_files/2026.docx
@@ -3,14 +3,26 @@
 <w:document xmlns:wpc="http://schemas.microsoft.com/office/word/2010/wordprocessingCanvas" xmlns:cx="http://schemas.microsoft.com/office/drawing/2014/chartex" xmlns:cx1="http://schemas.microsoft.com/office/drawing/2015/9/8/chartex" xmlns:cx2="http://schemas.microsoft.com/office/drawing/2015/10/21/chartex" xmlns:cx3="http://schemas.microsoft.com/office/drawing/2016/5/9/chartex" xmlns:cx4="http://schemas.microsoft.com/office/drawing/2016/5/10/chartex" xmlns:cx5="http://schemas.microsoft.com/office/drawing/2016/5/11/chartex" xmlns:cx6="http://schemas.microsoft.com/office/drawing/2016/5/12/chartex" xmlns:cx7="http://schemas.microsoft.com/office/drawing/2016/5/13/chartex" xmlns:cx8="http://schemas.microsoft.com/office/drawing/2016/5/14/chartex" xmlns:mc="http://schemas.openxmlformats.org/markup-compatibility/2006" xmlns:aink="http://schemas.microsoft.com/office/drawing/2016/ink" xmlns:am3d="http://schemas.microsoft.com/office/drawing/2017/model3d" xmlns:o="urn:schemas-microsoft-com:office:office" xmlns:oel="http://schemas.microsoft.com/office/2019/extlst" xmlns:r="http://schemas.openxmlformats.org/officeDocument/2006/relationships" xmlns:m="http://schemas.openxmlformats.org/officeDocument/2006/math" xmlns:v="urn:schemas-microsoft-com:vml" xmlns:wp14="http://schemas.microsoft.com/office/word/2010/wordprocessingDrawing" xmlns:wp="http://schemas.openxmlformats.org/drawingml/2006/wordprocessingDrawing" xmlns:w10="urn:schemas-microsoft-com:office:word" xmlns:w="http://schemas.openxmlformats.org/wordprocessingml/2006/main" xmlns:w14="http://schemas.microsoft.com/office/word/2010/wordml" xmlns:w15="http://schemas.microsoft.com/office/word/2012/wordml" xmlns:w16cex="http://schemas.microsoft.com/office/word/2018/wordml/cex" xmlns:w16cid="http://schemas.microsoft.com/office/word/2016/wordml/cid" xmlns:w16="http://schemas.microsoft.com/office/word/2018/wordml" xmlns:w16du="http://schemas.microsoft.com/office/word/2023/wordml/word16du" xmlns:w16sdtdh="http://schemas.microsoft.com/office/word/2020/wordml/sdtdatahash" xmlns:w16sdtfl="http://schemas.microsoft.com/office/word/2024/wordml/sdtformatlock" xmlns:w16se="http://schemas.microsoft.com/office/word/2015/wordml/symex" xmlns:wpg="http://schemas.microsoft.com/office/word/2010/wordprocessingGroup" xmlns:wpi="http://schemas.microsoft.com/office/word/2010/wordprocessingInk" xmlns:wne="http://schemas.microsoft.com/office/word/2006/wordml" xmlns:wps="http://schemas.microsoft.com/office/word/2010/wordprocessingShape" mc:Ignorable="w14 w15 w16se w16cid w16 w16cex w16sdtdh w16sdtfl w16du wp14">
   <w:body>
     <w:p>
+      <w:pPr>
+        <w:rPr>
+          <w:rFonts w:hint="eastAsia"/>
+        </w:rPr>
+      </w:pPr>
       <w:r>
         <w:t>2026.1.6</w:t>
       </w:r>
     </w:p>
     <w:p>
+      <w:pPr>
+        <w:rPr>
+          <w:rFonts w:hint="eastAsia"/>
+        </w:rPr>
+      </w:pPr>
+      <w:proofErr w:type="spellStart"/>
       <w:r>
         <w:t>Bishe</w:t>
       </w:r>
+      <w:proofErr w:type="spellEnd"/>
       <w:r>
         <w:rPr>
           <w:rFonts w:hint="eastAsia"/>
@@ -21,8 +33,19 @@
         <w:t>chapter1&amp;2</w:t>
       </w:r>
     </w:p>
-    <w:p/>
-    <w:p>
+    <w:p>
+      <w:pPr>
+        <w:rPr>
+          <w:rFonts w:hint="eastAsia"/>
+        </w:rPr>
+      </w:pPr>
+    </w:p>
+    <w:p>
+      <w:pPr>
+        <w:rPr>
+          <w:rFonts w:hint="eastAsia"/>
+        </w:rPr>
+      </w:pPr>
       <w:r>
         <w:t>2026.1.</w:t>
       </w:r>
@@ -34,9 +57,16 @@
       </w:r>
     </w:p>
     <w:p>
+      <w:pPr>
+        <w:rPr>
+          <w:rFonts w:hint="eastAsia"/>
+        </w:rPr>
+      </w:pPr>
+      <w:proofErr w:type="spellStart"/>
       <w:r>
         <w:t>Bishe</w:t>
       </w:r>
+      <w:proofErr w:type="spellEnd"/>
       <w:r>
         <w:rPr>
           <w:rFonts w:hint="eastAsia"/>
@@ -62,8 +92,19 @@
         <w:t>1.2</w:t>
       </w:r>
     </w:p>
-    <w:p/>
-    <w:p>
+    <w:p>
+      <w:pPr>
+        <w:rPr>
+          <w:rFonts w:hint="eastAsia"/>
+        </w:rPr>
+      </w:pPr>
+    </w:p>
+    <w:p>
+      <w:pPr>
+        <w:rPr>
+          <w:rFonts w:hint="eastAsia"/>
+        </w:rPr>
+      </w:pPr>
       <w:r>
         <w:rPr>
           <w:rFonts w:hint="eastAsia"/>
@@ -72,6 +113,12 @@
       </w:r>
     </w:p>
     <w:p>
+      <w:pPr>
+        <w:rPr>
+          <w:rFonts w:hint="eastAsia"/>
+        </w:rPr>
+      </w:pPr>
+      <w:proofErr w:type="spellStart"/>
       <w:r>
         <w:rPr>
           <w:rFonts w:hint="eastAsia"/>
@@ -79,6 +126,7 @@
         </w:rPr>
         <w:t>Bishe</w:t>
       </w:r>
+      <w:proofErr w:type="spellEnd"/>
       <w:r>
         <w:rPr>
           <w:rFonts w:hint="eastAsia"/>
@@ -87,8 +135,19 @@
         <w:t>——chapter2.1</w:t>
       </w:r>
     </w:p>
-    <w:p/>
-    <w:p>
+    <w:p>
+      <w:pPr>
+        <w:rPr>
+          <w:rFonts w:hint="eastAsia"/>
+        </w:rPr>
+      </w:pPr>
+    </w:p>
+    <w:p>
+      <w:pPr>
+        <w:rPr>
+          <w:rFonts w:hint="eastAsia"/>
+        </w:rPr>
+      </w:pPr>
       <w:r>
         <w:rPr>
           <w:rFonts w:hint="eastAsia"/>
@@ -97,15 +156,39 @@
       </w:r>
     </w:p>
     <w:p>
-      <w:r>
-        <w:rPr>
-          <w:rFonts w:hint="eastAsia"/>
-        </w:rPr>
-        <w:t>Bishe——chapter2&amp;chapter3</w:t>
-      </w:r>
-    </w:p>
-    <w:p/>
-    <w:p>
+      <w:pPr>
+        <w:rPr>
+          <w:rFonts w:hint="eastAsia"/>
+        </w:rPr>
+      </w:pPr>
+      <w:proofErr w:type="spellStart"/>
+      <w:r>
+        <w:rPr>
+          <w:rFonts w:hint="eastAsia"/>
+        </w:rPr>
+        <w:t>Bishe</w:t>
+      </w:r>
+      <w:proofErr w:type="spellEnd"/>
+      <w:r>
+        <w:rPr>
+          <w:rFonts w:hint="eastAsia"/>
+        </w:rPr>
+        <w:t>——chapter2&amp;chapter3</w:t>
+      </w:r>
+    </w:p>
+    <w:p>
+      <w:pPr>
+        <w:rPr>
+          <w:rFonts w:hint="eastAsia"/>
+        </w:rPr>
+      </w:pPr>
+    </w:p>
+    <w:p>
+      <w:pPr>
+        <w:rPr>
+          <w:rFonts w:hint="eastAsia"/>
+        </w:rPr>
+      </w:pPr>
       <w:r>
         <w:rPr>
           <w:rFonts w:hint="eastAsia"/>
@@ -114,11 +197,24 @@
       </w:r>
     </w:p>
     <w:p>
-      <w:r>
-        <w:rPr>
-          <w:rFonts w:hint="eastAsia"/>
-        </w:rPr>
-        <w:t>Bishe——</w:t>
+      <w:pPr>
+        <w:rPr>
+          <w:rFonts w:hint="eastAsia"/>
+        </w:rPr>
+      </w:pPr>
+      <w:proofErr w:type="spellStart"/>
+      <w:r>
+        <w:rPr>
+          <w:rFonts w:hint="eastAsia"/>
+        </w:rPr>
+        <w:t>Bishe</w:t>
+      </w:r>
+      <w:proofErr w:type="spellEnd"/>
+      <w:r>
+        <w:rPr>
+          <w:rFonts w:hint="eastAsia"/>
+        </w:rPr>
+        <w:t>——</w:t>
       </w:r>
       <w:r>
         <w:rPr>
@@ -134,8 +230,19 @@
         <w:t>&amp;chapter2.3</w:t>
       </w:r>
     </w:p>
-    <w:p/>
-    <w:p>
+    <w:p>
+      <w:pPr>
+        <w:rPr>
+          <w:rFonts w:hint="eastAsia"/>
+        </w:rPr>
+      </w:pPr>
+    </w:p>
+    <w:p>
+      <w:pPr>
+        <w:rPr>
+          <w:rFonts w:hint="eastAsia"/>
+        </w:rPr>
+      </w:pPr>
       <w:r>
         <w:rPr>
           <w:rFonts w:hint="eastAsia"/>
@@ -144,16 +251,57 @@
       </w:r>
     </w:p>
     <w:p>
-      <w:r>
-        <w:rPr>
-          <w:rFonts w:hint="eastAsia"/>
-          <w:highlight w:val="yellow"/>
-        </w:rPr>
-        <w:t>Bishe——chapter2.3 &amp; 2.4</w:t>
-      </w:r>
-    </w:p>
-    <w:p/>
-    <w:p>
+      <w:pPr>
+        <w:rPr>
+          <w:rFonts w:hint="eastAsia"/>
+        </w:rPr>
+      </w:pPr>
+      <w:proofErr w:type="spellStart"/>
+      <w:r>
+        <w:rPr>
+          <w:rFonts w:hint="eastAsia"/>
+          <w:highlight w:val="yellow"/>
+        </w:rPr>
+        <w:t>Bishe</w:t>
+      </w:r>
+      <w:proofErr w:type="spellEnd"/>
+      <w:r>
+        <w:rPr>
+          <w:rFonts w:hint="eastAsia"/>
+          <w:highlight w:val="yellow"/>
+        </w:rPr>
+        <w:t>——chapter2.</w:t>
+      </w:r>
+      <w:proofErr w:type="gramStart"/>
+      <w:r>
+        <w:rPr>
+          <w:rFonts w:hint="eastAsia"/>
+          <w:highlight w:val="yellow"/>
+        </w:rPr>
+        <w:t xml:space="preserve">3 &amp; </w:t>
+      </w:r>
+      <w:proofErr w:type="gramEnd"/>
+      <w:r>
+        <w:rPr>
+          <w:rFonts w:hint="eastAsia"/>
+          <w:highlight w:val="yellow"/>
+        </w:rPr>
+        <w:t>2.4</w:t>
+      </w:r>
+    </w:p>
+    <w:p>
+      <w:pPr>
+        <w:rPr>
+          <w:rFonts w:hint="eastAsia"/>
+        </w:rPr>
+      </w:pPr>
+    </w:p>
+    <w:p>
+      <w:pPr>
+        <w:rPr>
+          <w:rFonts w:hint="eastAsia"/>
+        </w:rPr>
+      </w:pPr>
       <w:r>
         <w:rPr>
           <w:rFonts w:hint="eastAsia"/>
@@ -162,16 +310,50 @@
       </w:r>
     </w:p>
     <w:p>
-      <w:r>
-        <w:rPr>
-          <w:rFonts w:hint="eastAsia"/>
-          <w:highlight w:val="yellow"/>
-        </w:rPr>
-        <w:t>Bishe——rrgs_gaussian_model</w:t>
-      </w:r>
-    </w:p>
-    <w:p/>
-    <w:p>
+      <w:pPr>
+        <w:rPr>
+          <w:rFonts w:hint="eastAsia"/>
+        </w:rPr>
+      </w:pPr>
+      <w:proofErr w:type="spellStart"/>
+      <w:r>
+        <w:rPr>
+          <w:rFonts w:hint="eastAsia"/>
+          <w:highlight w:val="yellow"/>
+        </w:rPr>
+        <w:t>Bishe</w:t>
+      </w:r>
+      <w:proofErr w:type="spellEnd"/>
+      <w:r>
+        <w:rPr>
+          <w:rFonts w:hint="eastAsia"/>
+          <w:highlight w:val="yellow"/>
+        </w:rPr>
+        <w:t>——</w:t>
+      </w:r>
+      <w:proofErr w:type="spellStart"/>
+      <w:r>
+        <w:rPr>
+          <w:rFonts w:hint="eastAsia"/>
+          <w:highlight w:val="yellow"/>
+        </w:rPr>
+        <w:t>rrgs_gaussian_model</w:t>
+      </w:r>
+      <w:proofErr w:type="spellEnd"/>
+    </w:p>
+    <w:p>
+      <w:pPr>
+        <w:rPr>
+          <w:rFonts w:hint="eastAsia"/>
+        </w:rPr>
+      </w:pPr>
+    </w:p>
+    <w:p>
+      <w:pPr>
+        <w:rPr>
+          <w:rFonts w:hint="eastAsia"/>
+        </w:rPr>
+      </w:pPr>
       <w:r>
         <w:rPr>
           <w:rFonts w:hint="eastAsia"/>
@@ -180,30 +362,76 @@
       </w:r>
     </w:p>
     <w:p>
-      <w:r>
-        <w:rPr>
-          <w:rFonts w:hint="eastAsia"/>
-          <w:highlight w:val="yellow"/>
-        </w:rPr>
-        <w:t>Netease task</w:t>
-      </w:r>
-    </w:p>
-    <w:p>
+      <w:pPr>
+        <w:rPr>
+          <w:rFonts w:hint="eastAsia"/>
+        </w:rPr>
+      </w:pPr>
+      <w:proofErr w:type="spellStart"/>
+      <w:r>
+        <w:rPr>
+          <w:rFonts w:hint="eastAsia"/>
+          <w:highlight w:val="yellow"/>
+        </w:rPr>
+        <w:t>Netease</w:t>
+      </w:r>
+      <w:proofErr w:type="spellEnd"/>
+      <w:r>
+        <w:rPr>
+          <w:rFonts w:hint="eastAsia"/>
+          <w:highlight w:val="yellow"/>
+        </w:rPr>
+        <w:t xml:space="preserve"> task</w:t>
+      </w:r>
+    </w:p>
+    <w:p>
+      <w:pPr>
+        <w:rPr>
+          <w:rFonts w:hint="eastAsia"/>
+        </w:rPr>
+      </w:pPr>
+      <w:proofErr w:type="spellStart"/>
       <w:r>
         <w:rPr>
           <w:rFonts w:hint="eastAsia"/>
         </w:rPr>
         <w:t>Bishe</w:t>
       </w:r>
-      <w:r>
-        <w:rPr>
-          <w:rFonts w:hint="eastAsia"/>
-        </w:rPr>
-        <w:t>——ir progress</w:t>
-      </w:r>
-    </w:p>
-    <w:p/>
-    <w:p>
+      <w:proofErr w:type="spellEnd"/>
+      <w:r>
+        <w:rPr>
+          <w:rFonts w:hint="eastAsia"/>
+        </w:rPr>
+        <w:t>——</w:t>
+      </w:r>
+      <w:proofErr w:type="spellStart"/>
+      <w:r>
+        <w:rPr>
+          <w:rFonts w:hint="eastAsia"/>
+        </w:rPr>
+        <w:t>ir</w:t>
+      </w:r>
+      <w:proofErr w:type="spellEnd"/>
+      <w:r>
+        <w:rPr>
+          <w:rFonts w:hint="eastAsia"/>
+        </w:rPr>
+        <w:t xml:space="preserve"> progress</w:t>
+      </w:r>
+    </w:p>
+    <w:p>
+      <w:pPr>
+        <w:rPr>
+          <w:rFonts w:hint="eastAsia"/>
+        </w:rPr>
+      </w:pPr>
+    </w:p>
+    <w:p>
+      <w:pPr>
+        <w:rPr>
+          <w:rFonts w:hint="eastAsia"/>
+        </w:rPr>
+      </w:pPr>
       <w:r>
         <w:rPr>
           <w:rFonts w:hint="eastAsia"/>
@@ -212,34 +440,75 @@
       </w:r>
     </w:p>
     <w:p>
+      <w:pPr>
+        <w:rPr>
+          <w:rFonts w:hint="eastAsia"/>
+        </w:rPr>
+      </w:pPr>
+      <w:proofErr w:type="spellStart"/>
       <w:r>
         <w:rPr>
           <w:rFonts w:hint="eastAsia"/>
         </w:rPr>
         <w:t>Bishe</w:t>
       </w:r>
+      <w:proofErr w:type="spellEnd"/>
       <w:r>
         <w:rPr>
           <w:rFonts w:hint="eastAsia"/>
         </w:rPr>
         <w:t>——</w:t>
       </w:r>
-      <w:r>
-        <w:rPr>
-          <w:rFonts w:hint="eastAsia"/>
-          <w:highlight w:val="yellow"/>
-        </w:rPr>
-        <w:t>ir progress</w:t>
-      </w:r>
-      <w:r>
-        <w:rPr>
-          <w:rFonts w:hint="eastAsia"/>
-        </w:rPr>
-        <w:t xml:space="preserve"> &amp; ssgi progress</w:t>
-      </w:r>
-    </w:p>
-    <w:p/>
-    <w:p>
+      <w:proofErr w:type="spellStart"/>
+      <w:r>
+        <w:rPr>
+          <w:rFonts w:hint="eastAsia"/>
+          <w:highlight w:val="yellow"/>
+        </w:rPr>
+        <w:t>ir</w:t>
+      </w:r>
+      <w:proofErr w:type="spellEnd"/>
+      <w:r>
+        <w:rPr>
+          <w:rFonts w:hint="eastAsia"/>
+          <w:highlight w:val="yellow"/>
+        </w:rPr>
+        <w:t xml:space="preserve"> progress</w:t>
+      </w:r>
+      <w:r>
+        <w:rPr>
+          <w:rFonts w:hint="eastAsia"/>
+        </w:rPr>
+        <w:t xml:space="preserve"> &amp; </w:t>
+      </w:r>
+      <w:proofErr w:type="spellStart"/>
+      <w:r>
+        <w:rPr>
+          <w:rFonts w:hint="eastAsia"/>
+        </w:rPr>
+        <w:t>ssgi</w:t>
+      </w:r>
+      <w:proofErr w:type="spellEnd"/>
+      <w:r>
+        <w:rPr>
+          <w:rFonts w:hint="eastAsia"/>
+        </w:rPr>
+        <w:t xml:space="preserve"> progress</w:t>
+      </w:r>
+    </w:p>
+    <w:p>
+      <w:pPr>
+        <w:rPr>
+          <w:rFonts w:hint="eastAsia"/>
+        </w:rPr>
+      </w:pPr>
+    </w:p>
+    <w:p>
+      <w:pPr>
+        <w:rPr>
+          <w:rFonts w:hint="eastAsia"/>
+        </w:rPr>
+      </w:pPr>
       <w:r>
         <w:rPr>
           <w:rFonts w:hint="eastAsia"/>
@@ -248,6 +517,11 @@
       </w:r>
     </w:p>
     <w:p>
+      <w:pPr>
+        <w:rPr>
+          <w:rFonts w:hint="eastAsia"/>
+        </w:rPr>
+      </w:pPr>
       <w:r>
         <w:rPr>
           <w:rFonts w:hint="eastAsia"/>
@@ -256,18 +530,40 @@
       </w:r>
     </w:p>
     <w:p>
-      <w:r>
-        <w:rPr>
-          <w:rFonts w:hint="eastAsia"/>
-        </w:rPr>
-        <w:t>Bishe——</w:t>
-      </w:r>
-      <w:r>
-        <w:rPr>
-          <w:rFonts w:hint="eastAsia"/>
-          <w:highlight w:val="yellow"/>
-        </w:rPr>
-        <w:t>ssgi progress</w:t>
+      <w:pPr>
+        <w:rPr>
+          <w:rFonts w:hint="eastAsia"/>
+        </w:rPr>
+      </w:pPr>
+      <w:proofErr w:type="spellStart"/>
+      <w:r>
+        <w:rPr>
+          <w:rFonts w:hint="eastAsia"/>
+        </w:rPr>
+        <w:t>Bishe</w:t>
+      </w:r>
+      <w:proofErr w:type="spellEnd"/>
+      <w:r>
+        <w:rPr>
+          <w:rFonts w:hint="eastAsia"/>
+        </w:rPr>
+        <w:t>——</w:t>
+      </w:r>
+      <w:proofErr w:type="spellStart"/>
+      <w:r>
+        <w:rPr>
+          <w:rFonts w:hint="eastAsia"/>
+          <w:highlight w:val="yellow"/>
+        </w:rPr>
+        <w:t>ssgi</w:t>
+      </w:r>
+      <w:proofErr w:type="spellEnd"/>
+      <w:r>
+        <w:rPr>
+          <w:rFonts w:hint="eastAsia"/>
+          <w:highlight w:val="yellow"/>
+        </w:rPr>
+        <w:t xml:space="preserve"> progress</w:t>
       </w:r>
       <w:r>
         <w:rPr>
@@ -276,8 +572,19 @@
         <w:t xml:space="preserve"> &amp; chapter3</w:t>
       </w:r>
     </w:p>
-    <w:p/>
-    <w:p>
+    <w:p>
+      <w:pPr>
+        <w:rPr>
+          <w:rFonts w:hint="eastAsia"/>
+        </w:rPr>
+      </w:pPr>
+    </w:p>
+    <w:p>
+      <w:pPr>
+        <w:rPr>
+          <w:rFonts w:hint="eastAsia"/>
+        </w:rPr>
+      </w:pPr>
       <w:r>
         <w:rPr>
           <w:rFonts w:hint="eastAsia"/>
@@ -292,6 +599,11 @@
       </w:r>
     </w:p>
     <w:p>
+      <w:pPr>
+        <w:rPr>
+          <w:rFonts w:hint="eastAsia"/>
+        </w:rPr>
+      </w:pPr>
       <w:r>
         <w:rPr>
           <w:rFonts w:hint="eastAsia"/>
@@ -300,15 +612,39 @@
       </w:r>
     </w:p>
     <w:p>
-      <w:r>
-        <w:rPr>
-          <w:rFonts w:hint="eastAsia"/>
-        </w:rPr>
-        <w:t>Bishe——baking &amp; chapter3</w:t>
-      </w:r>
-    </w:p>
-    <w:p/>
-    <w:p>
+      <w:pPr>
+        <w:rPr>
+          <w:rFonts w:hint="eastAsia"/>
+        </w:rPr>
+      </w:pPr>
+      <w:proofErr w:type="spellStart"/>
+      <w:r>
+        <w:rPr>
+          <w:rFonts w:hint="eastAsia"/>
+        </w:rPr>
+        <w:t>Bishe</w:t>
+      </w:r>
+      <w:proofErr w:type="spellEnd"/>
+      <w:r>
+        <w:rPr>
+          <w:rFonts w:hint="eastAsia"/>
+        </w:rPr>
+        <w:t>——baking &amp; chapter3</w:t>
+      </w:r>
+    </w:p>
+    <w:p>
+      <w:pPr>
+        <w:rPr>
+          <w:rFonts w:hint="eastAsia"/>
+        </w:rPr>
+      </w:pPr>
+    </w:p>
+    <w:p>
+      <w:pPr>
+        <w:rPr>
+          <w:rFonts w:hint="eastAsia"/>
+        </w:rPr>
+      </w:pPr>
       <w:r>
         <w:rPr>
           <w:rFonts w:hint="eastAsia"/>
@@ -323,6 +659,11 @@
       </w:r>
     </w:p>
     <w:p>
+      <w:pPr>
+        <w:rPr>
+          <w:rFonts w:hint="eastAsia"/>
+        </w:rPr>
+      </w:pPr>
       <w:r>
         <w:rPr>
           <w:rFonts w:hint="eastAsia"/>
@@ -331,16 +672,46 @@
       </w:r>
     </w:p>
     <w:p>
-      <w:r>
-        <w:rPr>
-          <w:rFonts w:hint="eastAsia"/>
-        </w:rPr>
-        <w:t>Bishe——chapter3 &amp; chapter4</w:t>
-      </w:r>
-    </w:p>
-    <w:p/>
-    <w:p/>
-    <w:p>
+      <w:pPr>
+        <w:rPr>
+          <w:rFonts w:hint="eastAsia"/>
+        </w:rPr>
+      </w:pPr>
+      <w:proofErr w:type="spellStart"/>
+      <w:r>
+        <w:rPr>
+          <w:rFonts w:hint="eastAsia"/>
+        </w:rPr>
+        <w:t>Bishe</w:t>
+      </w:r>
+      <w:proofErr w:type="spellEnd"/>
+      <w:r>
+        <w:rPr>
+          <w:rFonts w:hint="eastAsia"/>
+        </w:rPr>
+        <w:t>——chapter3 &amp; chapter4</w:t>
+      </w:r>
+    </w:p>
+    <w:p>
+      <w:pPr>
+        <w:rPr>
+          <w:rFonts w:hint="eastAsia"/>
+        </w:rPr>
+      </w:pPr>
+    </w:p>
+    <w:p>
+      <w:pPr>
+        <w:rPr>
+          <w:rFonts w:hint="eastAsia"/>
+        </w:rPr>
+      </w:pPr>
+    </w:p>
+    <w:p>
+      <w:pPr>
+        <w:rPr>
+          <w:rFonts w:hint="eastAsia"/>
+        </w:rPr>
+      </w:pPr>
       <w:r>
         <w:rPr>
           <w:rFonts w:hint="eastAsia"/>
@@ -355,6 +726,11 @@
       </w:r>
     </w:p>
     <w:p>
+      <w:pPr>
+        <w:rPr>
+          <w:rFonts w:hint="eastAsia"/>
+        </w:rPr>
+      </w:pPr>
       <w:r>
         <w:rPr>
           <w:rFonts w:hint="eastAsia"/>
@@ -364,14 +740,32 @@
       </w:r>
     </w:p>
     <w:p>
-      <w:r>
-        <w:rPr>
-          <w:rFonts w:hint="eastAsia"/>
-        </w:rPr>
-        <w:t>Bishe——chapter3 &amp; chapter4</w:t>
-      </w:r>
-    </w:p>
-    <w:p>
+      <w:pPr>
+        <w:rPr>
+          <w:rFonts w:hint="eastAsia"/>
+        </w:rPr>
+      </w:pPr>
+      <w:proofErr w:type="spellStart"/>
+      <w:r>
+        <w:rPr>
+          <w:rFonts w:hint="eastAsia"/>
+        </w:rPr>
+        <w:t>Bishe</w:t>
+      </w:r>
+      <w:proofErr w:type="spellEnd"/>
+      <w:r>
+        <w:rPr>
+          <w:rFonts w:hint="eastAsia"/>
+        </w:rPr>
+        <w:t>——chapter3 &amp; chapter4</w:t>
+      </w:r>
+    </w:p>
+    <w:p>
+      <w:pPr>
+        <w:rPr>
+          <w:rFonts w:hint="eastAsia"/>
+        </w:rPr>
+      </w:pPr>
       <w:r>
         <w:rPr>
           <w:rFonts w:hint="eastAsia"/>
@@ -387,15 +781,39 @@
       </w:r>
     </w:p>
     <w:p>
-      <w:r>
-        <w:rPr>
-          <w:rFonts w:hint="eastAsia"/>
-        </w:rPr>
-        <w:t>Bishe——chapter3 &amp; chapter4</w:t>
-      </w:r>
-    </w:p>
-    <w:p/>
-    <w:p>
+      <w:pPr>
+        <w:rPr>
+          <w:rFonts w:hint="eastAsia"/>
+        </w:rPr>
+      </w:pPr>
+      <w:proofErr w:type="spellStart"/>
+      <w:r>
+        <w:rPr>
+          <w:rFonts w:hint="eastAsia"/>
+        </w:rPr>
+        <w:t>Bishe</w:t>
+      </w:r>
+      <w:proofErr w:type="spellEnd"/>
+      <w:r>
+        <w:rPr>
+          <w:rFonts w:hint="eastAsia"/>
+        </w:rPr>
+        <w:t>——chapter3 &amp; chapter4</w:t>
+      </w:r>
+    </w:p>
+    <w:p>
+      <w:pPr>
+        <w:rPr>
+          <w:rFonts w:hint="eastAsia"/>
+        </w:rPr>
+      </w:pPr>
+    </w:p>
+    <w:p>
+      <w:pPr>
+        <w:rPr>
+          <w:rFonts w:hint="eastAsia"/>
+        </w:rPr>
+      </w:pPr>
       <w:r>
         <w:rPr>
           <w:rFonts w:hint="eastAsia"/>
@@ -404,15 +822,39 @@
       </w:r>
     </w:p>
     <w:p>
-      <w:r>
-        <w:rPr>
-          <w:rFonts w:hint="eastAsia"/>
-        </w:rPr>
-        <w:t>Bishe——chapter3.3</w:t>
-      </w:r>
-    </w:p>
-    <w:p/>
-    <w:p>
+      <w:pPr>
+        <w:rPr>
+          <w:rFonts w:hint="eastAsia"/>
+        </w:rPr>
+      </w:pPr>
+      <w:proofErr w:type="spellStart"/>
+      <w:r>
+        <w:rPr>
+          <w:rFonts w:hint="eastAsia"/>
+        </w:rPr>
+        <w:t>Bishe</w:t>
+      </w:r>
+      <w:proofErr w:type="spellEnd"/>
+      <w:r>
+        <w:rPr>
+          <w:rFonts w:hint="eastAsia"/>
+        </w:rPr>
+        <w:t>——chapter3.3</w:t>
+      </w:r>
+    </w:p>
+    <w:p>
+      <w:pPr>
+        <w:rPr>
+          <w:rFonts w:hint="eastAsia"/>
+        </w:rPr>
+      </w:pPr>
+    </w:p>
+    <w:p>
+      <w:pPr>
+        <w:rPr>
+          <w:rFonts w:hint="eastAsia"/>
+        </w:rPr>
+      </w:pPr>
       <w:r>
         <w:rPr>
           <w:rFonts w:hint="eastAsia"/>
@@ -421,16 +863,41 @@
       </w:r>
     </w:p>
     <w:p>
-      <w:r>
-        <w:rPr>
-          <w:rFonts w:hint="eastAsia"/>
-          <w:highlight w:val="yellow"/>
-        </w:rPr>
-        <w:t>Bishe——chapter4.3.3</w:t>
-      </w:r>
-    </w:p>
-    <w:p/>
-    <w:p>
+      <w:pPr>
+        <w:rPr>
+          <w:rFonts w:hint="eastAsia"/>
+        </w:rPr>
+      </w:pPr>
+      <w:proofErr w:type="spellStart"/>
+      <w:r>
+        <w:rPr>
+          <w:rFonts w:hint="eastAsia"/>
+          <w:highlight w:val="yellow"/>
+        </w:rPr>
+        <w:t>Bishe</w:t>
+      </w:r>
+      <w:proofErr w:type="spellEnd"/>
+      <w:r>
+        <w:rPr>
+          <w:rFonts w:hint="eastAsia"/>
+          <w:highlight w:val="yellow"/>
+        </w:rPr>
+        <w:t>——chapter4.3.3</w:t>
+      </w:r>
+    </w:p>
+    <w:p>
+      <w:pPr>
+        <w:rPr>
+          <w:rFonts w:hint="eastAsia"/>
+        </w:rPr>
+      </w:pPr>
+    </w:p>
+    <w:p>
+      <w:pPr>
+        <w:rPr>
+          <w:rFonts w:hint="eastAsia"/>
+        </w:rPr>
+      </w:pPr>
       <w:r>
         <w:rPr>
           <w:rFonts w:hint="eastAsia"/>
@@ -439,16 +906,41 @@
       </w:r>
     </w:p>
     <w:p>
-      <w:r>
-        <w:rPr>
-          <w:rFonts w:hint="eastAsia"/>
-          <w:highlight w:val="yellow"/>
-        </w:rPr>
-        <w:t>Bishe——relighting ablation</w:t>
-      </w:r>
-    </w:p>
-    <w:p/>
-    <w:p>
+      <w:pPr>
+        <w:rPr>
+          <w:rFonts w:hint="eastAsia"/>
+        </w:rPr>
+      </w:pPr>
+      <w:proofErr w:type="spellStart"/>
+      <w:r>
+        <w:rPr>
+          <w:rFonts w:hint="eastAsia"/>
+          <w:highlight w:val="yellow"/>
+        </w:rPr>
+        <w:t>Bishe</w:t>
+      </w:r>
+      <w:proofErr w:type="spellEnd"/>
+      <w:r>
+        <w:rPr>
+          <w:rFonts w:hint="eastAsia"/>
+          <w:highlight w:val="yellow"/>
+        </w:rPr>
+        <w:t>——relighting ablation</w:t>
+      </w:r>
+    </w:p>
+    <w:p>
+      <w:pPr>
+        <w:rPr>
+          <w:rFonts w:hint="eastAsia"/>
+        </w:rPr>
+      </w:pPr>
+    </w:p>
+    <w:p>
+      <w:pPr>
+        <w:rPr>
+          <w:rFonts w:hint="eastAsia"/>
+        </w:rPr>
+      </w:pPr>
       <w:r>
         <w:rPr>
           <w:rFonts w:hint="eastAsia"/>
@@ -457,15 +949,39 @@
       </w:r>
     </w:p>
     <w:p>
-      <w:r>
-        <w:rPr>
-          <w:rFonts w:hint="eastAsia"/>
-        </w:rPr>
-        <w:t>Bishe——chapter4.2</w:t>
-      </w:r>
-    </w:p>
-    <w:p/>
-    <w:p>
+      <w:pPr>
+        <w:rPr>
+          <w:rFonts w:hint="eastAsia"/>
+        </w:rPr>
+      </w:pPr>
+      <w:proofErr w:type="spellStart"/>
+      <w:r>
+        <w:rPr>
+          <w:rFonts w:hint="eastAsia"/>
+        </w:rPr>
+        <w:t>Bishe</w:t>
+      </w:r>
+      <w:proofErr w:type="spellEnd"/>
+      <w:r>
+        <w:rPr>
+          <w:rFonts w:hint="eastAsia"/>
+        </w:rPr>
+        <w:t>——chapter4.2</w:t>
+      </w:r>
+    </w:p>
+    <w:p>
+      <w:pPr>
+        <w:rPr>
+          <w:rFonts w:hint="eastAsia"/>
+        </w:rPr>
+      </w:pPr>
+    </w:p>
+    <w:p>
+      <w:pPr>
+        <w:rPr>
+          <w:rFonts w:hint="eastAsia"/>
+        </w:rPr>
+      </w:pPr>
       <w:r>
         <w:rPr>
           <w:rFonts w:hint="eastAsia"/>
@@ -474,15 +990,39 @@
       </w:r>
     </w:p>
     <w:p>
-      <w:r>
-        <w:rPr>
-          <w:rFonts w:hint="eastAsia"/>
-        </w:rPr>
-        <w:t>Bishe——chapter4.2</w:t>
-      </w:r>
-    </w:p>
-    <w:p/>
-    <w:p>
+      <w:pPr>
+        <w:rPr>
+          <w:rFonts w:hint="eastAsia"/>
+        </w:rPr>
+      </w:pPr>
+      <w:proofErr w:type="spellStart"/>
+      <w:r>
+        <w:rPr>
+          <w:rFonts w:hint="eastAsia"/>
+        </w:rPr>
+        <w:t>Bishe</w:t>
+      </w:r>
+      <w:proofErr w:type="spellEnd"/>
+      <w:r>
+        <w:rPr>
+          <w:rFonts w:hint="eastAsia"/>
+        </w:rPr>
+        <w:t>——chapter4.2</w:t>
+      </w:r>
+    </w:p>
+    <w:p>
+      <w:pPr>
+        <w:rPr>
+          <w:rFonts w:hint="eastAsia"/>
+        </w:rPr>
+      </w:pPr>
+    </w:p>
+    <w:p>
+      <w:pPr>
+        <w:rPr>
+          <w:rFonts w:hint="eastAsia"/>
+        </w:rPr>
+      </w:pPr>
       <w:r>
         <w:rPr>
           <w:rFonts w:hint="eastAsia"/>
@@ -491,15 +1031,53 @@
       </w:r>
     </w:p>
     <w:p>
-      <w:r>
-        <w:rPr>
-          <w:rFonts w:hint="eastAsia"/>
-        </w:rPr>
-        <w:t>Bishe——chapter3.2 &amp; chapter4.2</w:t>
-      </w:r>
-    </w:p>
-    <w:p/>
-    <w:p>
+      <w:pPr>
+        <w:rPr>
+          <w:rFonts w:hint="eastAsia"/>
+        </w:rPr>
+      </w:pPr>
+      <w:proofErr w:type="spellStart"/>
+      <w:r>
+        <w:rPr>
+          <w:rFonts w:hint="eastAsia"/>
+        </w:rPr>
+        <w:t>Bishe</w:t>
+      </w:r>
+      <w:proofErr w:type="spellEnd"/>
+      <w:r>
+        <w:rPr>
+          <w:rFonts w:hint="eastAsia"/>
+        </w:rPr>
+        <w:t xml:space="preserve">——chapter3.2 </w:t>
+      </w:r>
+      <w:proofErr w:type="gramStart"/>
+      <w:r>
+        <w:rPr>
+          <w:rFonts w:hint="eastAsia"/>
+        </w:rPr>
+        <w:t>&amp; chapter4</w:t>
+      </w:r>
+      <w:proofErr w:type="gramEnd"/>
+      <w:r>
+        <w:rPr>
+          <w:rFonts w:hint="eastAsia"/>
+        </w:rPr>
+        <w:t>.2</w:t>
+      </w:r>
+    </w:p>
+    <w:p>
+      <w:pPr>
+        <w:rPr>
+          <w:rFonts w:hint="eastAsia"/>
+        </w:rPr>
+      </w:pPr>
+    </w:p>
+    <w:p>
+      <w:pPr>
+        <w:rPr>
+          <w:rFonts w:hint="eastAsia"/>
+        </w:rPr>
+      </w:pPr>
       <w:r>
         <w:rPr>
           <w:rFonts w:hint="eastAsia"/>
@@ -508,15 +1086,53 @@
       </w:r>
     </w:p>
     <w:p>
-      <w:r>
-        <w:rPr>
-          <w:rFonts w:hint="eastAsia"/>
-        </w:rPr>
-        <w:t>Bishe——chapter3.2 &amp; chapter4.2</w:t>
-      </w:r>
-    </w:p>
-    <w:p/>
-    <w:p>
+      <w:pPr>
+        <w:rPr>
+          <w:rFonts w:hint="eastAsia"/>
+        </w:rPr>
+      </w:pPr>
+      <w:proofErr w:type="spellStart"/>
+      <w:r>
+        <w:rPr>
+          <w:rFonts w:hint="eastAsia"/>
+        </w:rPr>
+        <w:t>Bishe</w:t>
+      </w:r>
+      <w:proofErr w:type="spellEnd"/>
+      <w:r>
+        <w:rPr>
+          <w:rFonts w:hint="eastAsia"/>
+        </w:rPr>
+        <w:t xml:space="preserve">——chapter3.2 </w:t>
+      </w:r>
+      <w:proofErr w:type="gramStart"/>
+      <w:r>
+        <w:rPr>
+          <w:rFonts w:hint="eastAsia"/>
+        </w:rPr>
+        <w:t>&amp; chapter4</w:t>
+      </w:r>
+      <w:proofErr w:type="gramEnd"/>
+      <w:r>
+        <w:rPr>
+          <w:rFonts w:hint="eastAsia"/>
+        </w:rPr>
+        <w:t>.2</w:t>
+      </w:r>
+    </w:p>
+    <w:p>
+      <w:pPr>
+        <w:rPr>
+          <w:rFonts w:hint="eastAsia"/>
+        </w:rPr>
+      </w:pPr>
+    </w:p>
+    <w:p>
+      <w:pPr>
+        <w:rPr>
+          <w:rFonts w:hint="eastAsia"/>
+        </w:rPr>
+      </w:pPr>
       <w:r>
         <w:rPr>
           <w:rFonts w:hint="eastAsia"/>
@@ -525,11 +1141,24 @@
       </w:r>
     </w:p>
     <w:p>
-      <w:r>
-        <w:rPr>
-          <w:rFonts w:hint="eastAsia"/>
-        </w:rPr>
-        <w:t>Bishe——</w:t>
+      <w:pPr>
+        <w:rPr>
+          <w:rFonts w:hint="eastAsia"/>
+        </w:rPr>
+      </w:pPr>
+      <w:proofErr w:type="spellStart"/>
+      <w:r>
+        <w:rPr>
+          <w:rFonts w:hint="eastAsia"/>
+        </w:rPr>
+        <w:t>Bishe</w:t>
+      </w:r>
+      <w:proofErr w:type="spellEnd"/>
+      <w:r>
+        <w:rPr>
+          <w:rFonts w:hint="eastAsia"/>
+        </w:rPr>
+        <w:t>——</w:t>
       </w:r>
       <w:r>
         <w:rPr>
@@ -542,18 +1171,44 @@
         <w:rPr>
           <w:rFonts w:hint="eastAsia"/>
         </w:rPr>
-        <w:t xml:space="preserve"> &amp; </w:t>
-      </w:r>
-      <w:r>
-        <w:rPr>
-          <w:rFonts w:hint="eastAsia"/>
-          <w:highlight w:val="yellow"/>
-        </w:rPr>
-        <w:t>chapter4.2</w:t>
-      </w:r>
-    </w:p>
-    <w:p/>
-    <w:p>
+        <w:t xml:space="preserve"> </w:t>
+      </w:r>
+      <w:proofErr w:type="gramStart"/>
+      <w:r>
+        <w:rPr>
+          <w:rFonts w:hint="eastAsia"/>
+        </w:rPr>
+        <w:t xml:space="preserve">&amp; </w:t>
+      </w:r>
+      <w:r>
+        <w:rPr>
+          <w:rFonts w:hint="eastAsia"/>
+          <w:highlight w:val="yellow"/>
+        </w:rPr>
+        <w:t>chapter4</w:t>
+      </w:r>
+      <w:proofErr w:type="gramEnd"/>
+      <w:r>
+        <w:rPr>
+          <w:rFonts w:hint="eastAsia"/>
+          <w:highlight w:val="yellow"/>
+        </w:rPr>
+        <w:t>.2</w:t>
+      </w:r>
+    </w:p>
+    <w:p>
+      <w:pPr>
+        <w:rPr>
+          <w:rFonts w:hint="eastAsia"/>
+        </w:rPr>
+      </w:pPr>
+    </w:p>
+    <w:p>
+      <w:pPr>
+        <w:rPr>
+          <w:rFonts w:hint="eastAsia"/>
+        </w:rPr>
+      </w:pPr>
       <w:r>
         <w:rPr>
           <w:rFonts w:hint="eastAsia"/>
@@ -562,16 +1217,41 @@
       </w:r>
     </w:p>
     <w:p>
-      <w:r>
-        <w:rPr>
-          <w:rFonts w:hint="eastAsia"/>
-          <w:highlight w:val="yellow"/>
-        </w:rPr>
-        <w:t>Bishe——RRGS相关所有</w:t>
-      </w:r>
-    </w:p>
-    <w:p/>
-    <w:p>
+      <w:pPr>
+        <w:rPr>
+          <w:rFonts w:hint="eastAsia"/>
+        </w:rPr>
+      </w:pPr>
+      <w:proofErr w:type="spellStart"/>
+      <w:r>
+        <w:rPr>
+          <w:rFonts w:hint="eastAsia"/>
+          <w:highlight w:val="yellow"/>
+        </w:rPr>
+        <w:t>Bishe</w:t>
+      </w:r>
+      <w:proofErr w:type="spellEnd"/>
+      <w:r>
+        <w:rPr>
+          <w:rFonts w:hint="eastAsia"/>
+          <w:highlight w:val="yellow"/>
+        </w:rPr>
+        <w:t>——RRGS相关所有</w:t>
+      </w:r>
+    </w:p>
+    <w:p>
+      <w:pPr>
+        <w:rPr>
+          <w:rFonts w:hint="eastAsia"/>
+        </w:rPr>
+      </w:pPr>
+    </w:p>
+    <w:p>
+      <w:pPr>
+        <w:rPr>
+          <w:rFonts w:hint="eastAsia"/>
+        </w:rPr>
+      </w:pPr>
       <w:r>
         <w:rPr>
           <w:rFonts w:hint="eastAsia"/>
@@ -580,12 +1260,26 @@
       </w:r>
     </w:p>
     <w:p>
-      <w:r>
-        <w:rPr>
-          <w:rFonts w:hint="eastAsia"/>
-          <w:highlight w:val="yellow"/>
-        </w:rPr>
-        <w:t>Bishe——R</w:t>
+      <w:pPr>
+        <w:rPr>
+          <w:rFonts w:hint="eastAsia"/>
+        </w:rPr>
+      </w:pPr>
+      <w:proofErr w:type="spellStart"/>
+      <w:r>
+        <w:rPr>
+          <w:rFonts w:hint="eastAsia"/>
+          <w:highlight w:val="yellow"/>
+        </w:rPr>
+        <w:t>Bishe</w:t>
+      </w:r>
+      <w:proofErr w:type="spellEnd"/>
+      <w:r>
+        <w:rPr>
+          <w:rFonts w:hint="eastAsia"/>
+          <w:highlight w:val="yellow"/>
+        </w:rPr>
+        <w:t>——R</w:t>
       </w:r>
       <w:r>
         <w:rPr>
@@ -602,8 +1296,19 @@
         <w:t>相关所有</w:t>
       </w:r>
     </w:p>
-    <w:p/>
-    <w:p>
+    <w:p>
+      <w:pPr>
+        <w:rPr>
+          <w:rFonts w:hint="eastAsia"/>
+        </w:rPr>
+      </w:pPr>
+    </w:p>
+    <w:p>
+      <w:pPr>
+        <w:rPr>
+          <w:rFonts w:hint="eastAsia"/>
+        </w:rPr>
+      </w:pPr>
       <w:r>
         <w:rPr>
           <w:rFonts w:hint="eastAsia"/>
@@ -612,12 +1317,26 @@
       </w:r>
     </w:p>
     <w:p>
-      <w:r>
-        <w:rPr>
-          <w:rFonts w:hint="eastAsia"/>
-          <w:highlight w:val="yellow"/>
-        </w:rPr>
-        <w:t>Bishe——</w:t>
+      <w:pPr>
+        <w:rPr>
+          <w:rFonts w:hint="eastAsia"/>
+        </w:rPr>
+      </w:pPr>
+      <w:proofErr w:type="spellStart"/>
+      <w:r>
+        <w:rPr>
+          <w:rFonts w:hint="eastAsia"/>
+          <w:highlight w:val="yellow"/>
+        </w:rPr>
+        <w:t>Bishe</w:t>
+      </w:r>
+      <w:proofErr w:type="spellEnd"/>
+      <w:r>
+        <w:rPr>
+          <w:rFonts w:hint="eastAsia"/>
+          <w:highlight w:val="yellow"/>
+        </w:rPr>
+        <w:t>——</w:t>
       </w:r>
       <w:r>
         <w:rPr>
@@ -634,8 +1353,19 @@
         <w:t>相关所有</w:t>
       </w:r>
     </w:p>
-    <w:p/>
-    <w:p>
+    <w:p>
+      <w:pPr>
+        <w:rPr>
+          <w:rFonts w:hint="eastAsia"/>
+        </w:rPr>
+      </w:pPr>
+    </w:p>
+    <w:p>
+      <w:pPr>
+        <w:rPr>
+          <w:rFonts w:hint="eastAsia"/>
+        </w:rPr>
+      </w:pPr>
       <w:r>
         <w:rPr>
           <w:rFonts w:hint="eastAsia"/>
@@ -644,15 +1374,53 @@
       </w:r>
     </w:p>
     <w:p>
-      <w:r>
-        <w:rPr>
-          <w:rFonts w:hint="eastAsia"/>
-        </w:rPr>
-        <w:t>Bishe——chapter3 &amp; chapter4文字</w:t>
-      </w:r>
-    </w:p>
-    <w:p/>
-    <w:p>
+      <w:pPr>
+        <w:rPr>
+          <w:rFonts w:hint="eastAsia"/>
+        </w:rPr>
+      </w:pPr>
+      <w:proofErr w:type="spellStart"/>
+      <w:r>
+        <w:rPr>
+          <w:rFonts w:hint="eastAsia"/>
+        </w:rPr>
+        <w:t>Bishe</w:t>
+      </w:r>
+      <w:proofErr w:type="spellEnd"/>
+      <w:r>
+        <w:rPr>
+          <w:rFonts w:hint="eastAsia"/>
+        </w:rPr>
+        <w:t xml:space="preserve">——chapter3 </w:t>
+      </w:r>
+      <w:proofErr w:type="gramStart"/>
+      <w:r>
+        <w:rPr>
+          <w:rFonts w:hint="eastAsia"/>
+        </w:rPr>
+        <w:t>&amp; chapter4</w:t>
+      </w:r>
+      <w:proofErr w:type="gramEnd"/>
+      <w:r>
+        <w:rPr>
+          <w:rFonts w:hint="eastAsia"/>
+        </w:rPr>
+        <w:t>文字</w:t>
+      </w:r>
+    </w:p>
+    <w:p>
+      <w:pPr>
+        <w:rPr>
+          <w:rFonts w:hint="eastAsia"/>
+        </w:rPr>
+      </w:pPr>
+    </w:p>
+    <w:p>
+      <w:pPr>
+        <w:rPr>
+          <w:rFonts w:hint="eastAsia"/>
+        </w:rPr>
+      </w:pPr>
       <w:r>
         <w:rPr>
           <w:rFonts w:hint="eastAsia"/>
@@ -667,11 +1435,31 @@
       </w:r>
     </w:p>
     <w:p>
-      <w:r>
-        <w:rPr>
-          <w:rFonts w:hint="eastAsia"/>
-        </w:rPr>
-        <w:t xml:space="preserve">Bishe——chapter1 &amp; </w:t>
+      <w:pPr>
+        <w:rPr>
+          <w:rFonts w:hint="eastAsia"/>
+        </w:rPr>
+      </w:pPr>
+      <w:proofErr w:type="spellStart"/>
+      <w:r>
+        <w:rPr>
+          <w:rFonts w:hint="eastAsia"/>
+        </w:rPr>
+        <w:t>Bishe</w:t>
+      </w:r>
+      <w:proofErr w:type="spellEnd"/>
+      <w:r>
+        <w:rPr>
+          <w:rFonts w:hint="eastAsia"/>
+        </w:rPr>
+        <w:t xml:space="preserve">——chapter1 </w:t>
+      </w:r>
+      <w:proofErr w:type="gramStart"/>
+      <w:r>
+        <w:rPr>
+          <w:rFonts w:hint="eastAsia"/>
+        </w:rPr>
+        <w:t xml:space="preserve">&amp; </w:t>
       </w:r>
       <w:r>
         <w:rPr>
@@ -684,11 +1472,29 @@
         <w:rPr>
           <w:rFonts w:hint="eastAsia"/>
         </w:rPr>
-        <w:t xml:space="preserve"> &amp; chapter4文字</w:t>
-      </w:r>
-    </w:p>
-    <w:p/>
-    <w:p>
+        <w:t xml:space="preserve"> </w:t>
+      </w:r>
+      <w:proofErr w:type="gramEnd"/>
+      <w:r>
+        <w:rPr>
+          <w:rFonts w:hint="eastAsia"/>
+        </w:rPr>
+        <w:t>&amp; chapter4文字</w:t>
+      </w:r>
+    </w:p>
+    <w:p>
+      <w:pPr>
+        <w:rPr>
+          <w:rFonts w:hint="eastAsia"/>
+        </w:rPr>
+      </w:pPr>
+    </w:p>
+    <w:p>
+      <w:pPr>
+        <w:rPr>
+          <w:rFonts w:hint="eastAsia"/>
+        </w:rPr>
+      </w:pPr>
       <w:r>
         <w:rPr>
           <w:rFonts w:hint="eastAsia"/>
@@ -697,11 +1503,24 @@
       </w:r>
     </w:p>
     <w:p>
-      <w:r>
-        <w:rPr>
-          <w:rFonts w:hint="eastAsia"/>
-        </w:rPr>
-        <w:t>Bishe——</w:t>
+      <w:pPr>
+        <w:rPr>
+          <w:rFonts w:hint="eastAsia"/>
+        </w:rPr>
+      </w:pPr>
+      <w:proofErr w:type="spellStart"/>
+      <w:r>
+        <w:rPr>
+          <w:rFonts w:hint="eastAsia"/>
+        </w:rPr>
+        <w:t>Bishe</w:t>
+      </w:r>
+      <w:proofErr w:type="spellEnd"/>
+      <w:r>
+        <w:rPr>
+          <w:rFonts w:hint="eastAsia"/>
+        </w:rPr>
+        <w:t>——</w:t>
       </w:r>
       <w:r>
         <w:rPr>
@@ -709,15 +1528,29 @@
         </w:rPr>
         <w:t xml:space="preserve">chapter1 </w:t>
       </w:r>
-      <w:r>
-        <w:rPr>
-          <w:rFonts w:hint="eastAsia"/>
-          <w:highlight w:val="yellow"/>
-        </w:rPr>
-        <w:t>&amp; chapter4文字</w:t>
-      </w:r>
-    </w:p>
-    <w:p>
+      <w:proofErr w:type="gramStart"/>
+      <w:r>
+        <w:rPr>
+          <w:rFonts w:hint="eastAsia"/>
+          <w:highlight w:val="yellow"/>
+        </w:rPr>
+        <w:t>&amp; chapter4</w:t>
+      </w:r>
+      <w:proofErr w:type="gramEnd"/>
+      <w:r>
+        <w:rPr>
+          <w:rFonts w:hint="eastAsia"/>
+          <w:highlight w:val="yellow"/>
+        </w:rPr>
+        <w:t>文字</w:t>
+      </w:r>
+    </w:p>
+    <w:p>
+      <w:pPr>
+        <w:rPr>
+          <w:rFonts w:hint="eastAsia"/>
+        </w:rPr>
+      </w:pPr>
       <w:r>
         <w:rPr>
           <w:rFonts w:hint="eastAsia"/>
@@ -727,11 +1560,24 @@
       </w:r>
     </w:p>
     <w:p>
-      <w:r>
-        <w:rPr>
-          <w:rFonts w:hint="eastAsia"/>
-        </w:rPr>
-        <w:t>Bishe——</w:t>
+      <w:pPr>
+        <w:rPr>
+          <w:rFonts w:hint="eastAsia"/>
+        </w:rPr>
+      </w:pPr>
+      <w:proofErr w:type="spellStart"/>
+      <w:r>
+        <w:rPr>
+          <w:rFonts w:hint="eastAsia"/>
+        </w:rPr>
+        <w:t>Bishe</w:t>
+      </w:r>
+      <w:proofErr w:type="spellEnd"/>
+      <w:r>
+        <w:rPr>
+          <w:rFonts w:hint="eastAsia"/>
+        </w:rPr>
+        <w:t>——</w:t>
       </w:r>
       <w:r>
         <w:rPr>
@@ -760,8 +1606,19 @@
         <w:t>2</w:t>
       </w:r>
     </w:p>
-    <w:p/>
-    <w:p>
+    <w:p>
+      <w:pPr>
+        <w:rPr>
+          <w:rFonts w:hint="eastAsia"/>
+        </w:rPr>
+      </w:pPr>
+    </w:p>
+    <w:p>
+      <w:pPr>
+        <w:rPr>
+          <w:rFonts w:hint="eastAsia"/>
+        </w:rPr>
+      </w:pPr>
       <w:r>
         <w:rPr>
           <w:rFonts w:hint="eastAsia"/>
@@ -770,15 +1627,39 @@
       </w:r>
     </w:p>
     <w:p>
-      <w:r>
-        <w:rPr>
-          <w:rFonts w:hint="eastAsia"/>
-        </w:rPr>
-        <w:t>Bishe——version 1.0</w:t>
-      </w:r>
-    </w:p>
-    <w:p/>
-    <w:p>
+      <w:pPr>
+        <w:rPr>
+          <w:rFonts w:hint="eastAsia"/>
+        </w:rPr>
+      </w:pPr>
+      <w:proofErr w:type="spellStart"/>
+      <w:r>
+        <w:rPr>
+          <w:rFonts w:hint="eastAsia"/>
+        </w:rPr>
+        <w:t>Bishe</w:t>
+      </w:r>
+      <w:proofErr w:type="spellEnd"/>
+      <w:r>
+        <w:rPr>
+          <w:rFonts w:hint="eastAsia"/>
+        </w:rPr>
+        <w:t>——version 1.0</w:t>
+      </w:r>
+    </w:p>
+    <w:p>
+      <w:pPr>
+        <w:rPr>
+          <w:rFonts w:hint="eastAsia"/>
+        </w:rPr>
+      </w:pPr>
+    </w:p>
+    <w:p>
+      <w:pPr>
+        <w:rPr>
+          <w:rFonts w:hint="eastAsia"/>
+        </w:rPr>
+      </w:pPr>
       <w:r>
         <w:rPr>
           <w:rFonts w:hint="eastAsia"/>
@@ -787,11 +1668,24 @@
       </w:r>
     </w:p>
     <w:p>
-      <w:r>
-        <w:rPr>
-          <w:rFonts w:hint="eastAsia"/>
-        </w:rPr>
-        <w:t>Bishe——</w:t>
+      <w:pPr>
+        <w:rPr>
+          <w:rFonts w:hint="eastAsia"/>
+        </w:rPr>
+      </w:pPr>
+      <w:proofErr w:type="spellStart"/>
+      <w:r>
+        <w:rPr>
+          <w:rFonts w:hint="eastAsia"/>
+        </w:rPr>
+        <w:t>Bishe</w:t>
+      </w:r>
+      <w:proofErr w:type="spellEnd"/>
+      <w:r>
+        <w:rPr>
+          <w:rFonts w:hint="eastAsia"/>
+        </w:rPr>
+        <w:t>——</w:t>
       </w:r>
       <w:r>
         <w:rPr>
@@ -801,19 +1695,37 @@
         <w:t>version 1.0</w:t>
       </w:r>
     </w:p>
-    <w:p/>
-    <w:p>
+    <w:p>
+      <w:pPr>
+        <w:rPr>
+          <w:rFonts w:hint="eastAsia"/>
+        </w:rPr>
+      </w:pPr>
+    </w:p>
+    <w:p>
+      <w:pPr>
+        <w:rPr>
+          <w:rFonts w:hint="eastAsia"/>
+        </w:rPr>
+      </w:pPr>
       <w:r>
         <w:t>2026.3.18</w:t>
       </w:r>
     </w:p>
     <w:p>
+      <w:pPr>
+        <w:rPr>
+          <w:rFonts w:hint="eastAsia"/>
+        </w:rPr>
+      </w:pPr>
+      <w:proofErr w:type="spellStart"/>
       <w:r>
         <w:rPr>
           <w:highlight w:val="yellow"/>
         </w:rPr>
         <w:t>Bishe</w:t>
       </w:r>
+      <w:proofErr w:type="spellEnd"/>
       <w:r>
         <w:rPr>
           <w:rFonts w:hint="eastAsia"/>
@@ -822,13 +1734,29 @@
         <w:t>——查重&amp;to word</w:t>
       </w:r>
     </w:p>
-    <w:p/>
-    <w:p>
+    <w:p>
+      <w:pPr>
+        <w:rPr>
+          <w:rFonts w:hint="eastAsia"/>
+        </w:rPr>
+      </w:pPr>
+    </w:p>
+    <w:p>
+      <w:pPr>
+        <w:rPr>
+          <w:rFonts w:hint="eastAsia"/>
+        </w:rPr>
+      </w:pPr>
       <w:r>
         <w:t>2026.4.19</w:t>
       </w:r>
     </w:p>
     <w:p>
+      <w:pPr>
+        <w:rPr>
+          <w:rFonts w:hint="eastAsia"/>
+        </w:rPr>
+      </w:pPr>
       <w:r>
         <w:t>Xiao</w:t>
       </w:r>
@@ -842,18 +1770,39 @@
         <w:t>introduction</w:t>
       </w:r>
     </w:p>
-    <w:p/>
-    <w:p>
+    <w:p>
+      <w:pPr>
+        <w:rPr>
+          <w:rFonts w:hint="eastAsia"/>
+        </w:rPr>
+      </w:pPr>
+    </w:p>
+    <w:p>
+      <w:pPr>
+        <w:rPr>
+          <w:rFonts w:hint="eastAsia"/>
+        </w:rPr>
+      </w:pPr>
       <w:r>
         <w:t>2026.4.25</w:t>
       </w:r>
     </w:p>
     <w:p>
+      <w:pPr>
+        <w:rPr>
+          <w:rFonts w:hint="eastAsia"/>
+        </w:rPr>
+      </w:pPr>
       <w:r>
         <w:t>Ai video</w:t>
       </w:r>
     </w:p>
     <w:p>
+      <w:pPr>
+        <w:rPr>
+          <w:rFonts w:hint="eastAsia"/>
+        </w:rPr>
+      </w:pPr>
       <w:r>
         <w:t>Xiao</w:t>
       </w:r>
@@ -867,13 +1816,29 @@
         <w:t>all</w:t>
       </w:r>
     </w:p>
-    <w:p/>
-    <w:p>
+    <w:p>
+      <w:pPr>
+        <w:rPr>
+          <w:rFonts w:hint="eastAsia"/>
+        </w:rPr>
+      </w:pPr>
+    </w:p>
+    <w:p>
+      <w:pPr>
+        <w:rPr>
+          <w:rFonts w:hint="eastAsia"/>
+        </w:rPr>
+      </w:pPr>
       <w:r>
         <w:t>2026.4.29</w:t>
       </w:r>
     </w:p>
     <w:p>
+      <w:pPr>
+        <w:rPr>
+          <w:rFonts w:hint="eastAsia"/>
+        </w:rPr>
+      </w:pPr>
       <w:r>
         <w:rPr>
           <w:highlight w:val="yellow"/>
@@ -882,11 +1847,21 @@
       </w:r>
     </w:p>
     <w:p>
+      <w:pPr>
+        <w:rPr>
+          <w:rFonts w:hint="eastAsia"/>
+        </w:rPr>
+      </w:pPr>
       <w:r>
         <w:t>Ai video half</w:t>
       </w:r>
     </w:p>
     <w:p>
+      <w:pPr>
+        <w:rPr>
+          <w:rFonts w:hint="eastAsia"/>
+        </w:rPr>
+      </w:pPr>
       <w:r>
         <w:rPr>
           <w:highlight w:val="yellow"/>
@@ -894,13 +1869,29 @@
         <w:t>Triblend terrain v1</w:t>
       </w:r>
     </w:p>
-    <w:p/>
-    <w:p>
+    <w:p>
+      <w:pPr>
+        <w:rPr>
+          <w:rFonts w:hint="eastAsia"/>
+        </w:rPr>
+      </w:pPr>
+    </w:p>
+    <w:p>
+      <w:pPr>
+        <w:rPr>
+          <w:rFonts w:hint="eastAsia"/>
+        </w:rPr>
+      </w:pPr>
       <w:r>
         <w:t>2026.5.1</w:t>
       </w:r>
     </w:p>
     <w:p>
+      <w:pPr>
+        <w:rPr>
+          <w:rFonts w:hint="eastAsia"/>
+        </w:rPr>
+      </w:pPr>
       <w:r>
         <w:rPr>
           <w:highlight w:val="yellow"/>
@@ -915,13 +1906,29 @@
         <w:t>——all</w:t>
       </w:r>
     </w:p>
-    <w:p/>
-    <w:p>
+    <w:p>
+      <w:pPr>
+        <w:rPr>
+          <w:rFonts w:hint="eastAsia"/>
+        </w:rPr>
+      </w:pPr>
+    </w:p>
+    <w:p>
+      <w:pPr>
+        <w:rPr>
+          <w:rFonts w:hint="eastAsia"/>
+        </w:rPr>
+      </w:pPr>
       <w:r>
         <w:t>2026.5.10</w:t>
       </w:r>
     </w:p>
     <w:p>
+      <w:pPr>
+        <w:rPr>
+          <w:rFonts w:hint="eastAsia"/>
+        </w:rPr>
+      </w:pPr>
       <w:r>
         <w:rPr>
           <w:highlight w:val="yellow"/>
@@ -930,6 +1937,11 @@
       </w:r>
     </w:p>
     <w:p>
+      <w:pPr>
+        <w:rPr>
+          <w:rFonts w:hint="eastAsia"/>
+        </w:rPr>
+      </w:pPr>
       <w:r>
         <w:rPr>
           <w:highlight w:val="yellow"/>
@@ -938,17 +1950,38 @@
       </w:r>
     </w:p>
     <w:p>
+      <w:pPr>
+        <w:rPr>
+          <w:rFonts w:hint="eastAsia"/>
+        </w:rPr>
+      </w:pPr>
       <w:r>
         <w:t xml:space="preserve">Team Analysis </w:t>
       </w:r>
     </w:p>
-    <w:p/>
-    <w:p>
+    <w:p>
+      <w:pPr>
+        <w:rPr>
+          <w:rFonts w:hint="eastAsia"/>
+        </w:rPr>
+      </w:pPr>
+    </w:p>
+    <w:p>
+      <w:pPr>
+        <w:rPr>
+          <w:rFonts w:hint="eastAsia"/>
+        </w:rPr>
+      </w:pPr>
       <w:r>
         <w:t>2026.5.17</w:t>
       </w:r>
     </w:p>
     <w:p>
+      <w:pPr>
+        <w:rPr>
+          <w:rFonts w:hint="eastAsia"/>
+        </w:rPr>
+      </w:pPr>
       <w:r>
         <w:t>Ai video all</w:t>
       </w:r>
@@ -956,14 +1989,23 @@
     <w:p>
       <w:pPr>
         <w:rPr>
-          <w:highlight w:val="yellow"/>
-        </w:rPr>
-      </w:pPr>
-      <w:r>
-        <w:rPr>
-          <w:highlight w:val="yellow"/>
-        </w:rPr>
-        <w:t xml:space="preserve">Bishe </w:t>
+          <w:rFonts w:hint="eastAsia"/>
+          <w:highlight w:val="yellow"/>
+        </w:rPr>
+      </w:pPr>
+      <w:proofErr w:type="spellStart"/>
+      <w:r>
+        <w:rPr>
+          <w:highlight w:val="yellow"/>
+        </w:rPr>
+        <w:t>Bishe</w:t>
+      </w:r>
+      <w:proofErr w:type="spellEnd"/>
+      <w:r>
+        <w:rPr>
+          <w:highlight w:val="yellow"/>
+        </w:rPr>
+        <w:t xml:space="preserve"> </w:t>
       </w:r>
       <w:r>
         <w:rPr>
@@ -974,21 +2016,51 @@
       </w:r>
     </w:p>
     <w:p>
-      <w:r>
-        <w:rPr>
-          <w:rFonts w:hint="eastAsia"/>
-          <w:highlight w:val="yellow"/>
-        </w:rPr>
-        <w:t>Bishe PPT</w:t>
-      </w:r>
-    </w:p>
-    <w:p/>
-    <w:p>
+      <w:pPr>
+        <w:rPr>
+          <w:rFonts w:hint="eastAsia"/>
+        </w:rPr>
+      </w:pPr>
+      <w:proofErr w:type="spellStart"/>
+      <w:r>
+        <w:rPr>
+          <w:rFonts w:hint="eastAsia"/>
+          <w:highlight w:val="yellow"/>
+        </w:rPr>
+        <w:t>Bishe</w:t>
+      </w:r>
+      <w:proofErr w:type="spellEnd"/>
+      <w:r>
+        <w:rPr>
+          <w:rFonts w:hint="eastAsia"/>
+          <w:highlight w:val="yellow"/>
+        </w:rPr>
+        <w:t xml:space="preserve"> PPT</w:t>
+      </w:r>
+    </w:p>
+    <w:p>
+      <w:pPr>
+        <w:rPr>
+          <w:rFonts w:hint="eastAsia"/>
+        </w:rPr>
+      </w:pPr>
+    </w:p>
+    <w:p>
+      <w:pPr>
+        <w:rPr>
+          <w:rFonts w:hint="eastAsia"/>
+        </w:rPr>
+      </w:pPr>
       <w:r>
         <w:t>2026.5.24</w:t>
       </w:r>
     </w:p>
     <w:p>
+      <w:pPr>
+        <w:rPr>
+          <w:rFonts w:hint="eastAsia"/>
+        </w:rPr>
+      </w:pPr>
       <w:r>
         <w:rPr>
           <w:highlight w:val="yellow"/>
@@ -997,6 +2069,11 @@
       </w:r>
     </w:p>
     <w:p>
+      <w:pPr>
+        <w:rPr>
+          <w:rFonts w:hint="eastAsia"/>
+        </w:rPr>
+      </w:pPr>
       <w:r>
         <w:rPr>
           <w:rFonts w:hint="eastAsia"/>
@@ -1011,13 +2088,29 @@
         <w:t>归档</w:t>
       </w:r>
     </w:p>
-    <w:p/>
-    <w:p>
+    <w:p>
+      <w:pPr>
+        <w:rPr>
+          <w:rFonts w:hint="eastAsia"/>
+        </w:rPr>
+      </w:pPr>
+    </w:p>
+    <w:p>
+      <w:pPr>
+        <w:rPr>
+          <w:rFonts w:hint="eastAsia"/>
+        </w:rPr>
+      </w:pPr>
       <w:r>
         <w:t>2026.5.25</w:t>
       </w:r>
     </w:p>
     <w:p>
+      <w:pPr>
+        <w:rPr>
+          <w:rFonts w:hint="eastAsia"/>
+        </w:rPr>
+      </w:pPr>
       <w:r>
         <w:rPr>
           <w:rFonts w:hint="eastAsia"/>
@@ -1027,11 +2120,21 @@
       </w:r>
     </w:p>
     <w:p>
+      <w:pPr>
+        <w:rPr>
+          <w:rFonts w:hint="eastAsia"/>
+        </w:rPr>
+      </w:pPr>
       <w:r>
         <w:t>Cod terrain</w:t>
       </w:r>
     </w:p>
     <w:p>
+      <w:pPr>
+        <w:rPr>
+          <w:rFonts w:hint="eastAsia"/>
+        </w:rPr>
+      </w:pPr>
       <w:r>
         <w:rPr>
           <w:rFonts w:hint="eastAsia"/>
@@ -1041,6 +2144,11 @@
       </w:r>
     </w:p>
     <w:p>
+      <w:pPr>
+        <w:rPr>
+          <w:rFonts w:hint="eastAsia"/>
+        </w:rPr>
+      </w:pPr>
       <w:r>
         <w:rPr>
           <w:rFonts w:hint="eastAsia"/>
@@ -1049,6 +2157,11 @@
       </w:r>
     </w:p>
     <w:p>
+      <w:pPr>
+        <w:rPr>
+          <w:rFonts w:hint="eastAsia"/>
+        </w:rPr>
+      </w:pPr>
       <w:r>
         <w:rPr>
           <w:rFonts w:hint="eastAsia"/>
@@ -1056,8 +2169,19 @@
         <w:t>Product：调研</w:t>
       </w:r>
     </w:p>
-    <w:p/>
-    <w:p>
+    <w:p>
+      <w:pPr>
+        <w:rPr>
+          <w:rFonts w:hint="eastAsia"/>
+        </w:rPr>
+      </w:pPr>
+    </w:p>
+    <w:p>
+      <w:pPr>
+        <w:rPr>
+          <w:rFonts w:hint="eastAsia"/>
+        </w:rPr>
+      </w:pPr>
       <w:r>
         <w:rPr>
           <w:rFonts w:hint="eastAsia"/>
@@ -1066,6 +2190,11 @@
       </w:r>
     </w:p>
     <w:p>
+      <w:pPr>
+        <w:rPr>
+          <w:rFonts w:hint="eastAsia"/>
+        </w:rPr>
+      </w:pPr>
       <w:r>
         <w:rPr>
           <w:rFonts w:hint="eastAsia"/>
@@ -1078,10 +2207,24 @@
           <w:rFonts w:hint="eastAsia"/>
           <w:highlight w:val="yellow"/>
         </w:rPr>
-        <w:t>Ghost of Yotei</w:t>
-      </w:r>
-    </w:p>
-    <w:p>
+        <w:t xml:space="preserve">Ghost of </w:t>
+      </w:r>
+      <w:proofErr w:type="spellStart"/>
+      <w:r>
+        <w:rPr>
+          <w:rFonts w:hint="eastAsia"/>
+          <w:highlight w:val="yellow"/>
+        </w:rPr>
+        <w:t>Yotei</w:t>
+      </w:r>
+      <w:proofErr w:type="spellEnd"/>
+    </w:p>
+    <w:p>
+      <w:pPr>
+        <w:rPr>
+          <w:rFonts w:hint="eastAsia"/>
+        </w:rPr>
+      </w:pPr>
       <w:r>
         <w:rPr>
           <w:rFonts w:hint="eastAsia"/>
@@ -1089,8 +2232,19 @@
         <w:t>Pika：CMAKE</w:t>
       </w:r>
     </w:p>
-    <w:p/>
-    <w:p>
+    <w:p>
+      <w:pPr>
+        <w:rPr>
+          <w:rFonts w:hint="eastAsia"/>
+        </w:rPr>
+      </w:pPr>
+    </w:p>
+    <w:p>
+      <w:pPr>
+        <w:rPr>
+          <w:rFonts w:hint="eastAsia"/>
+        </w:rPr>
+      </w:pPr>
       <w:r>
         <w:t>2026.7.3</w:t>
       </w:r>
@@ -1117,6 +2271,11 @@
       </w:r>
     </w:p>
     <w:p>
+      <w:pPr>
+        <w:rPr>
+          <w:rFonts w:hint="eastAsia"/>
+        </w:rPr>
+      </w:pPr>
       <w:r>
         <w:t>GI</w:t>
       </w:r>
@@ -1128,6 +2287,11 @@
       </w:r>
     </w:p>
     <w:p>
+      <w:pPr>
+        <w:rPr>
+          <w:rFonts w:hint="eastAsia"/>
+        </w:rPr>
+      </w:pPr>
       <w:r>
         <w:rPr>
           <w:rFonts w:hint="eastAsia"/>
@@ -1136,6 +2300,11 @@
       </w:r>
     </w:p>
     <w:p>
+      <w:pPr>
+        <w:rPr>
+          <w:rFonts w:hint="eastAsia"/>
+        </w:rPr>
+      </w:pPr>
       <w:r>
         <w:rPr>
           <w:rFonts w:hint="eastAsia"/>
@@ -1144,8 +2313,19 @@
         <w:t>装机调研&amp;确定</w:t>
       </w:r>
     </w:p>
-    <w:p/>
-    <w:p>
+    <w:p>
+      <w:pPr>
+        <w:rPr>
+          <w:rFonts w:hint="eastAsia"/>
+        </w:rPr>
+      </w:pPr>
+    </w:p>
+    <w:p>
+      <w:pPr>
+        <w:rPr>
+          <w:rFonts w:hint="eastAsia"/>
+        </w:rPr>
+      </w:pPr>
       <w:r>
         <w:t>2026.7.12</w:t>
       </w:r>
@@ -1169,6 +2349,11 @@
       </w:r>
     </w:p>
     <w:p>
+      <w:pPr>
+        <w:rPr>
+          <w:rFonts w:hint="eastAsia"/>
+        </w:rPr>
+      </w:pPr>
       <w:r>
         <w:t>GI</w:t>
       </w:r>
@@ -1180,6 +2365,11 @@
       </w:r>
     </w:p>
     <w:p>
+      <w:pPr>
+        <w:rPr>
+          <w:rFonts w:hint="eastAsia"/>
+        </w:rPr>
+      </w:pPr>
       <w:r>
         <w:rPr>
           <w:rFonts w:hint="eastAsia"/>
@@ -1188,6 +2378,11 @@
       </w:r>
     </w:p>
     <w:p>
+      <w:pPr>
+        <w:rPr>
+          <w:rFonts w:hint="eastAsia"/>
+        </w:rPr>
+      </w:pPr>
       <w:r>
         <w:rPr>
           <w:rFonts w:hint="eastAsia"/>
@@ -1202,6 +2397,11 @@
       </w:r>
     </w:p>
     <w:p>
+      <w:pPr>
+        <w:rPr>
+          <w:rFonts w:hint="eastAsia"/>
+        </w:rPr>
+      </w:pPr>
       <w:r>
         <w:rPr>
           <w:rFonts w:hint="eastAsia"/>
@@ -1210,6 +2410,11 @@
       </w:r>
     </w:p>
     <w:p>
+      <w:pPr>
+        <w:rPr>
+          <w:rFonts w:hint="eastAsia"/>
+        </w:rPr>
+      </w:pPr>
       <w:r>
         <w:rPr>
           <w:rFonts w:hint="eastAsia"/>
@@ -1218,13 +2423,29 @@
         <w:t>CAD/CG PPT</w:t>
       </w:r>
     </w:p>
-    <w:p/>
-    <w:p>
+    <w:p>
+      <w:pPr>
+        <w:rPr>
+          <w:rFonts w:hint="eastAsia"/>
+        </w:rPr>
+      </w:pPr>
+    </w:p>
+    <w:p>
+      <w:pPr>
+        <w:rPr>
+          <w:rFonts w:hint="eastAsia"/>
+        </w:rPr>
+      </w:pPr>
       <w:r>
         <w:t>2026.7.26 – 2026.7.31</w:t>
       </w:r>
     </w:p>
     <w:p>
+      <w:pPr>
+        <w:rPr>
+          <w:rFonts w:hint="eastAsia"/>
+        </w:rPr>
+      </w:pPr>
       <w:r>
         <w:t>GI</w:t>
       </w:r>
@@ -1236,6 +2457,11 @@
       </w:r>
     </w:p>
     <w:p>
+      <w:pPr>
+        <w:rPr>
+          <w:rFonts w:hint="eastAsia"/>
+        </w:rPr>
+      </w:pPr>
       <w:r>
         <w:rPr>
           <w:rFonts w:hint="eastAsia"/>
@@ -1244,6 +2470,11 @@
       </w:r>
     </w:p>
     <w:p>
+      <w:pPr>
+        <w:rPr>
+          <w:rFonts w:hint="eastAsia"/>
+        </w:rPr>
+      </w:pPr>
       <w:r>
         <w:rPr>
           <w:rFonts w:hint="eastAsia"/>
@@ -1252,6 +2483,11 @@
       </w:r>
     </w:p>
     <w:p>
+      <w:pPr>
+        <w:rPr>
+          <w:rFonts w:hint="eastAsia"/>
+        </w:rPr>
+      </w:pPr>
       <w:r>
         <w:rPr>
           <w:rFonts w:hint="eastAsia"/>
@@ -1262,8 +2498,19 @@
         <w:t>Lumen &amp; Nanite</w:t>
       </w:r>
     </w:p>
-    <w:p/>
-    <w:p>
+    <w:p>
+      <w:pPr>
+        <w:rPr>
+          <w:rFonts w:hint="eastAsia"/>
+        </w:rPr>
+      </w:pPr>
+    </w:p>
+    <w:p>
+      <w:pPr>
+        <w:rPr>
+          <w:rFonts w:hint="eastAsia"/>
+        </w:rPr>
+      </w:pPr>
       <w:r>
         <w:t>2026.</w:t>
       </w:r>
@@ -1302,14 +2549,32 @@
       </w:r>
     </w:p>
     <w:p>
-      <w:r>
-        <w:rPr>
-          <w:rFonts w:hint="eastAsia"/>
-        </w:rPr>
-        <w:t>舔包：地形、TerraKit</w:t>
-      </w:r>
-    </w:p>
-    <w:p>
+      <w:pPr>
+        <w:rPr>
+          <w:rFonts w:hint="eastAsia"/>
+        </w:rPr>
+      </w:pPr>
+      <w:r>
+        <w:rPr>
+          <w:rFonts w:hint="eastAsia"/>
+        </w:rPr>
+        <w:t>舔包：地形、</w:t>
+      </w:r>
+      <w:proofErr w:type="spellStart"/>
+      <w:r>
+        <w:rPr>
+          <w:rFonts w:hint="eastAsia"/>
+        </w:rPr>
+        <w:t>TerraKit</w:t>
+      </w:r>
+      <w:proofErr w:type="spellEnd"/>
+    </w:p>
+    <w:p>
+      <w:pPr>
+        <w:rPr>
+          <w:rFonts w:hint="eastAsia"/>
+        </w:rPr>
+      </w:pPr>
       <w:r>
         <w:t>GI</w:t>
       </w:r>
@@ -1321,6 +2586,11 @@
       </w:r>
     </w:p>
     <w:p>
+      <w:pPr>
+        <w:rPr>
+          <w:rFonts w:hint="eastAsia"/>
+        </w:rPr>
+      </w:pPr>
       <w:r>
         <w:rPr>
           <w:rFonts w:hint="eastAsia"/>
@@ -1329,6 +2599,11 @@
       </w:r>
     </w:p>
     <w:p>
+      <w:pPr>
+        <w:rPr>
+          <w:rFonts w:hint="eastAsia"/>
+        </w:rPr>
+      </w:pPr>
       <w:r>
         <w:rPr>
           <w:rFonts w:hint="eastAsia"/>
@@ -1337,6 +2612,11 @@
       </w:r>
     </w:p>
     <w:p>
+      <w:pPr>
+        <w:rPr>
+          <w:rFonts w:hint="eastAsia"/>
+        </w:rPr>
+      </w:pPr>
       <w:r>
         <w:rPr>
           <w:rFonts w:hint="eastAsia"/>
@@ -1347,13 +2627,32 @@
         <w:t>Lumen &amp; Nanite</w:t>
       </w:r>
     </w:p>
-    <w:p/>
-    <w:p>
-      <w:r>
-        <w:rPr>
-          <w:rFonts w:hint="eastAsia"/>
-        </w:rPr>
-        <w:t>2026.8.27 – 2026.8.30</w:t>
+    <w:p>
+      <w:pPr>
+        <w:rPr>
+          <w:rFonts w:hint="eastAsia"/>
+        </w:rPr>
+      </w:pPr>
+    </w:p>
+    <w:p>
+      <w:pPr>
+        <w:rPr>
+          <w:rFonts w:hint="eastAsia"/>
+        </w:rPr>
+      </w:pPr>
+      <w:proofErr w:type="gramStart"/>
+      <w:r>
+        <w:rPr>
+          <w:rFonts w:hint="eastAsia"/>
+        </w:rPr>
+        <w:t xml:space="preserve">2026.8.27 – </w:t>
+      </w:r>
+      <w:proofErr w:type="gramEnd"/>
+      <w:r>
+        <w:rPr>
+          <w:rFonts w:hint="eastAsia"/>
+        </w:rPr>
+        <w:t>2026.8.30</w:t>
       </w:r>
     </w:p>
     <w:p>
@@ -1396,8 +2695,27 @@
         <w:t>GI知识储备</w:t>
       </w:r>
     </w:p>
-    <w:p/>
-    <w:p/>
+    <w:p>
+      <w:pPr>
+        <w:rPr>
+          <w:rFonts w:hint="eastAsia"/>
+        </w:rPr>
+      </w:pPr>
+      <w:r>
+        <w:rPr>
+          <w:rFonts w:hint="eastAsia"/>
+          <w:highlight w:val="yellow"/>
+        </w:rPr>
+        <w:t>学报提交</w:t>
+      </w:r>
+    </w:p>
+    <w:p>
+      <w:pPr>
+        <w:rPr>
+          <w:rFonts w:hint="eastAsia"/>
+        </w:rPr>
+      </w:pPr>
+    </w:p>
     <w:sectPr>
       <w:pgSz w:w="11906" w:h="16838"/>
       <w:pgMar w:top="1440" w:right="1800" w:bottom="1440" w:left="1800" w:header="851" w:footer="992" w:gutter="0"/>
@@ -1412,6 +2730,11 @@
 <w:endnotes xmlns:wpc="http://schemas.microsoft.com/office/word/2010/wordprocessingCanvas" xmlns:cx="http://schemas.microsoft.com/office/drawing/2014/chartex" xmlns:cx1="http://schemas.microsoft.com/office/drawing/2015/9/8/chartex" xmlns:cx2="http://schemas.microsoft.com/office/drawing/2015/10/21/chartex" xmlns:cx3="http://schemas.microsoft.com/office/drawing/2016/5/9/chartex" xmlns:cx4="http://schemas.microsoft.com/office/drawing/2016/5/10/chartex" xmlns:cx5="http://schemas.microsoft.com/office/drawing/2016/5/11/chartex" xmlns:cx6="http://schemas.microsoft.com/office/drawing/2016/5/12/chartex" xmlns:cx7="http://schemas.microsoft.com/office/drawing/2016/5/13/chartex" xmlns:cx8="http://schemas.microsoft.com/office/drawing/2016/5/14/chartex" xmlns:mc="http://schemas.openxmlformats.org/markup-compatibility/2006" xmlns:aink="http://schemas.microsoft.com/office/drawing/2016/ink" xmlns:am3d="http://schemas.microsoft.com/office/drawing/2017/model3d" xmlns:o="urn:schemas-microsoft-com:office:office" xmlns:oel="http://schemas.microsoft.com/office/2019/extlst" xmlns:r="http://schemas.openxmlformats.org/officeDocument/2006/relationships" xmlns:m="http://schemas.openxmlformats.org/officeDocument/2006/math" xmlns:v="urn:schemas-microsoft-com:vml" xmlns:wp14="http://schemas.microsoft.com/office/word/2010/wordprocessingDrawing" xmlns:wp="http://schemas.openxmlformats.org/drawingml/2006/wordprocessingDrawing" xmlns:w10="urn:schemas-microsoft-com:office:word" xmlns:w="http://schemas.openxmlformats.org/wordprocessingml/2006/main" xmlns:w14="http://schemas.microsoft.com/office/word/2010/wordml" xmlns:w15="http://schemas.microsoft.com/office/word/2012/wordml" xmlns:w16cex="http://schemas.microsoft.com/office/word/2018/wordml/cex" xmlns:w16cid="http://schemas.microsoft.com/office/word/2016/wordml/cid" xmlns:w16="http://schemas.microsoft.com/office/word/2018/wordml" xmlns:w16du="http://schemas.microsoft.com/office/word/2023/wordml/word16du" xmlns:w16sdtdh="http://schemas.microsoft.com/office/word/2020/wordml/sdtdatahash" xmlns:w16sdtfl="http://schemas.microsoft.com/office/word/2024/wordml/sdtformatlock" xmlns:w16se="http://schemas.microsoft.com/office/word/2015/wordml/symex" xmlns:wpg="http://schemas.microsoft.com/office/word/2010/wordprocessingGroup" xmlns:wpi="http://schemas.microsoft.com/office/word/2010/wordprocessingInk" xmlns:wne="http://schemas.microsoft.com/office/word/2006/wordml" xmlns:wps="http://schemas.microsoft.com/office/word/2010/wordprocessingShape" mc:Ignorable="w14 w15 w16se w16cid w16 w16cex w16sdtdh w16sdtfl w16du wp14">
   <w:endnote w:type="separator" w:id="-1">
     <w:p>
+      <w:pPr>
+        <w:rPr>
+          <w:rFonts w:hint="eastAsia"/>
+        </w:rPr>
+      </w:pPr>
       <w:r>
         <w:separator/>
       </w:r>
@@ -1419,6 +2742,11 @@
   </w:endnote>
   <w:endnote w:type="continuationSeparator" w:id="0">
     <w:p>
+      <w:pPr>
+        <w:rPr>
+          <w:rFonts w:hint="eastAsia"/>
+        </w:rPr>
+      </w:pPr>
       <w:r>
         <w:continuationSeparator/>
       </w:r>
@@ -1431,6 +2759,11 @@
 <w:footnotes xmlns:wpc="http://schemas.microsoft.com/office/word/2010/wordprocessingCanvas" xmlns:cx="http://schemas.microsoft.com/office/drawing/2014/chartex" xmlns:cx1="http://schemas.microsoft.com/office/drawing/2015/9/8/chartex" xmlns:cx2="http://schemas.microsoft.com/office/drawing/2015/10/21/chartex" xmlns:cx3="http://schemas.microsoft.com/office/drawing/2016/5/9/chartex" xmlns:cx4="http://schemas.microsoft.com/office/drawing/2016/5/10/chartex" xmlns:cx5="http://schemas.microsoft.com/office/drawing/2016/5/11/chartex" xmlns:cx6="http://schemas.microsoft.com/office/drawing/2016/5/12/chartex" xmlns:cx7="http://schemas.microsoft.com/office/drawing/2016/5/13/chartex" xmlns:cx8="http://schemas.microsoft.com/office/drawing/2016/5/14/chartex" xmlns:mc="http://schemas.openxmlformats.org/markup-compatibility/2006" xmlns:aink="http://schemas.microsoft.com/office/drawing/2016/ink" xmlns:am3d="http://schemas.microsoft.com/office/drawing/2017/model3d" xmlns:o="urn:schemas-microsoft-com:office:office" xmlns:oel="http://schemas.microsoft.com/office/2019/extlst" xmlns:r="http://schemas.openxmlformats.org/officeDocument/2006/relationships" xmlns:m="http://schemas.openxmlformats.org/officeDocument/2006/math" xmlns:v="urn:schemas-microsoft-com:vml" xmlns:wp14="http://schemas.microsoft.com/office/word/2010/wordprocessingDrawing" xmlns:wp="http://schemas.openxmlformats.org/drawingml/2006/wordprocessingDrawing" xmlns:w10="urn:schemas-microsoft-com:office:word" xmlns:w="http://schemas.openxmlformats.org/wordprocessingml/2006/main" xmlns:w14="http://schemas.microsoft.com/office/word/2010/wordml" xmlns:w15="http://schemas.microsoft.com/office/word/2012/wordml" xmlns:w16cex="http://schemas.microsoft.com/office/word/2018/wordml/cex" xmlns:w16cid="http://schemas.microsoft.com/office/word/2016/wordml/cid" xmlns:w16="http://schemas.microsoft.com/office/word/2018/wordml" xmlns:w16du="http://schemas.microsoft.com/office/word/2023/wordml/word16du" xmlns:w16sdtdh="http://schemas.microsoft.com/office/word/2020/wordml/sdtdatahash" xmlns:w16sdtfl="http://schemas.microsoft.com/office/word/2024/wordml/sdtformatlock" xmlns:w16se="http://schemas.microsoft.com/office/word/2015/wordml/symex" xmlns:wpg="http://schemas.microsoft.com/office/word/2010/wordprocessingGroup" xmlns:wpi="http://schemas.microsoft.com/office/word/2010/wordprocessingInk" xmlns:wne="http://schemas.microsoft.com/office/word/2006/wordml" xmlns:wps="http://schemas.microsoft.com/office/word/2010/wordprocessingShape" mc:Ignorable="w14 w15 w16se w16cid w16 w16cex w16sdtdh w16sdtfl w16du wp14">
   <w:footnote w:type="separator" w:id="-1">
     <w:p>
+      <w:pPr>
+        <w:rPr>
+          <w:rFonts w:hint="eastAsia"/>
+        </w:rPr>
+      </w:pPr>
       <w:r>
         <w:separator/>
       </w:r>
@@ -1438,6 +2771,11 @@
   </w:footnote>
   <w:footnote w:type="continuationSeparator" w:id="0">
     <w:p>
+      <w:pPr>
+        <w:rPr>
+          <w:rFonts w:hint="eastAsia"/>
+        </w:rPr>
+      </w:pPr>
       <w:r>
         <w:continuationSeparator/>
       </w:r>
@@ -1838,7 +3176,7 @@
     <w:lsdException w:name="Unresolved Mention" w:semiHidden="1" w:unhideWhenUsed="1"/>
     <w:lsdException w:name="Smart Link" w:semiHidden="1" w:unhideWhenUsed="1"/>
   </w:latentStyles>
-  <w:style w:type="paragraph" w:default="1" w:styleId="Normal">
+  <w:style w:type="paragraph" w:default="1" w:styleId="a">
     <w:name w:val="Normal"/>
     <w:qFormat/>
     <w:rsid w:val="00E62D9A"/>
@@ -1847,13 +3185,13 @@
       <w:jc w:val="both"/>
     </w:pPr>
   </w:style>
-  <w:style w:type="character" w:default="1" w:styleId="DefaultParagraphFont">
+  <w:style w:type="character" w:default="1" w:styleId="a0">
     <w:name w:val="Default Paragraph Font"/>
     <w:uiPriority w:val="1"/>
     <w:semiHidden/>
     <w:unhideWhenUsed/>
   </w:style>
-  <w:style w:type="table" w:default="1" w:styleId="TableNormal">
+  <w:style w:type="table" w:default="1" w:styleId="a1">
     <w:name w:val="Normal Table"/>
     <w:uiPriority w:val="99"/>
     <w:semiHidden/>
@@ -1868,17 +3206,17 @@
       </w:tblCellMar>
     </w:tblPr>
   </w:style>
-  <w:style w:type="numbering" w:default="1" w:styleId="NoList">
+  <w:style w:type="numbering" w:default="1" w:styleId="a2">
     <w:name w:val="No List"/>
     <w:uiPriority w:val="99"/>
     <w:semiHidden/>
     <w:unhideWhenUsed/>
   </w:style>
-  <w:style w:type="paragraph" w:styleId="Date">
+  <w:style w:type="paragraph" w:styleId="a3">
     <w:name w:val="Date"/>
-    <w:basedOn w:val="Normal"/>
-    <w:next w:val="Normal"/>
-    <w:link w:val="DateChar"/>
+    <w:basedOn w:val="a"/>
+    <w:next w:val="a"/>
+    <w:link w:val="a4"/>
     <w:uiPriority w:val="99"/>
     <w:semiHidden/>
     <w:unhideWhenUsed/>
@@ -1887,18 +3225,18 @@
       <w:ind w:leftChars="2500" w:left="100"/>
     </w:pPr>
   </w:style>
-  <w:style w:type="character" w:customStyle="1" w:styleId="DateChar">
-    <w:name w:val="Date Char"/>
-    <w:basedOn w:val="DefaultParagraphFont"/>
-    <w:link w:val="Date"/>
+  <w:style w:type="character" w:customStyle="1" w:styleId="a4">
+    <w:name w:val="日期 字符"/>
+    <w:basedOn w:val="a0"/>
+    <w:link w:val="a3"/>
     <w:uiPriority w:val="99"/>
     <w:semiHidden/>
     <w:rsid w:val="00793C74"/>
   </w:style>
-  <w:style w:type="paragraph" w:styleId="Header">
+  <w:style w:type="paragraph" w:styleId="a5">
     <w:name w:val="header"/>
-    <w:basedOn w:val="Normal"/>
-    <w:link w:val="HeaderChar"/>
+    <w:basedOn w:val="a"/>
+    <w:link w:val="a6"/>
     <w:uiPriority w:val="99"/>
     <w:unhideWhenUsed/>
     <w:rsid w:val="00F75922"/>
@@ -1915,10 +3253,10 @@
       <w:szCs w:val="18"/>
     </w:rPr>
   </w:style>
-  <w:style w:type="character" w:customStyle="1" w:styleId="HeaderChar">
-    <w:name w:val="Header Char"/>
-    <w:basedOn w:val="DefaultParagraphFont"/>
-    <w:link w:val="Header"/>
+  <w:style w:type="character" w:customStyle="1" w:styleId="a6">
+    <w:name w:val="页眉 字符"/>
+    <w:basedOn w:val="a0"/>
+    <w:link w:val="a5"/>
     <w:uiPriority w:val="99"/>
     <w:rsid w:val="00F75922"/>
     <w:rPr>
@@ -1926,10 +3264,10 @@
       <w:szCs w:val="18"/>
     </w:rPr>
   </w:style>
-  <w:style w:type="paragraph" w:styleId="Footer">
+  <w:style w:type="paragraph" w:styleId="a7">
     <w:name w:val="footer"/>
-    <w:basedOn w:val="Normal"/>
-    <w:link w:val="FooterChar"/>
+    <w:basedOn w:val="a"/>
+    <w:link w:val="a8"/>
     <w:uiPriority w:val="99"/>
     <w:unhideWhenUsed/>
     <w:rsid w:val="00F75922"/>
@@ -1946,10 +3284,10 @@
       <w:szCs w:val="18"/>
     </w:rPr>
   </w:style>
-  <w:style w:type="character" w:customStyle="1" w:styleId="FooterChar">
-    <w:name w:val="Footer Char"/>
-    <w:basedOn w:val="DefaultParagraphFont"/>
-    <w:link w:val="Footer"/>
+  <w:style w:type="character" w:customStyle="1" w:styleId="a8">
+    <w:name w:val="页脚 字符"/>
+    <w:basedOn w:val="a0"/>
+    <w:link w:val="a7"/>
     <w:uiPriority w:val="99"/>
     <w:rsid w:val="00F75922"/>
     <w:rPr>
